--- a/Homework/research-report.docx
+++ b/Homework/research-report.docx
@@ -21,7 +21,27 @@
           <w:sz w:val="36"/>
           <w:szCs w:val="40"/>
         </w:rPr>
-        <w:t>主流架构计算机启动过程浅析</w:t>
+        <w:t>主流架构计算机</w:t>
+      </w:r>
+      <w:r>
+        <w:rPr>
+          <w:rFonts w:ascii="宋体" w:eastAsia="宋体" w:hAnsi="宋体" w:hint="eastAsia"/>
+          <w:b/>
+          <w:bCs/>
+          <w:sz w:val="36"/>
+          <w:szCs w:val="40"/>
+        </w:rPr>
+        <w:t>启动</w:t>
+      </w:r>
+      <w:r>
+        <w:rPr>
+          <w:rFonts w:ascii="宋体" w:eastAsia="宋体" w:hAnsi="宋体" w:hint="eastAsia"/>
+          <w:b/>
+          <w:bCs/>
+          <w:sz w:val="36"/>
+          <w:szCs w:val="40"/>
+        </w:rPr>
+        <w:t>过程浅析</w:t>
       </w:r>
     </w:p>
     <w:p>
@@ -57,7 +77,23 @@
           <w:sz w:val="24"/>
           <w:szCs w:val="28"/>
         </w:rPr>
-        <w:t>【摘要】</w:t>
+        <w:t>【</w:t>
+      </w:r>
+      <w:r>
+        <w:rPr>
+          <w:rFonts w:ascii="宋体" w:eastAsia="宋体" w:hAnsi="宋体" w:hint="eastAsia"/>
+          <w:sz w:val="24"/>
+          <w:szCs w:val="28"/>
+        </w:rPr>
+        <w:t>摘要</w:t>
+      </w:r>
+      <w:r>
+        <w:rPr>
+          <w:rFonts w:ascii="宋体" w:eastAsia="宋体" w:hAnsi="宋体" w:hint="eastAsia"/>
+          <w:sz w:val="24"/>
+          <w:szCs w:val="28"/>
+        </w:rPr>
+        <w:t>】</w:t>
       </w:r>
     </w:p>
     <w:p>
@@ -75,7 +111,23 @@
           <w:sz w:val="24"/>
           <w:szCs w:val="28"/>
         </w:rPr>
-        <w:t>【引言】</w:t>
+        <w:t>【</w:t>
+      </w:r>
+      <w:r>
+        <w:rPr>
+          <w:rFonts w:ascii="宋体" w:eastAsia="宋体" w:hAnsi="宋体" w:hint="eastAsia"/>
+          <w:sz w:val="24"/>
+          <w:szCs w:val="28"/>
+        </w:rPr>
+        <w:t>引言</w:t>
+      </w:r>
+      <w:r>
+        <w:rPr>
+          <w:rFonts w:ascii="宋体" w:eastAsia="宋体" w:hAnsi="宋体" w:hint="eastAsia"/>
+          <w:sz w:val="24"/>
+          <w:szCs w:val="28"/>
+        </w:rPr>
+        <w:t>】</w:t>
       </w:r>
     </w:p>
     <w:p>
@@ -101,7 +153,23 @@
           <w:sz w:val="24"/>
           <w:szCs w:val="28"/>
         </w:rPr>
-        <w:t>计算机启动过程，指</w:t>
+        <w:t>计算机</w:t>
+      </w:r>
+      <w:r>
+        <w:rPr>
+          <w:rFonts w:ascii="宋体" w:eastAsia="宋体" w:hAnsi="宋体" w:hint="eastAsia"/>
+          <w:sz w:val="24"/>
+          <w:szCs w:val="28"/>
+        </w:rPr>
+        <w:t>启动</w:t>
+      </w:r>
+      <w:r>
+        <w:rPr>
+          <w:rFonts w:ascii="宋体" w:eastAsia="宋体" w:hAnsi="宋体" w:hint="eastAsia"/>
+          <w:sz w:val="24"/>
+          <w:szCs w:val="28"/>
+        </w:rPr>
+        <w:t>过程，指</w:t>
       </w:r>
       <w:r>
         <w:rPr>
@@ -117,7 +185,15 @@
           <w:sz w:val="24"/>
           <w:szCs w:val="28"/>
         </w:rPr>
-        <w:t>，包括</w:t>
+        <w:t>，</w:t>
+      </w:r>
+      <w:r>
+        <w:rPr>
+          <w:rFonts w:ascii="宋体" w:eastAsia="宋体" w:hAnsi="宋体" w:hint="eastAsia"/>
+          <w:sz w:val="24"/>
+          <w:szCs w:val="28"/>
+        </w:rPr>
+        <w:t>包括</w:t>
       </w:r>
       <w:r>
         <w:rPr>
@@ -215,7 +291,23 @@
           <w:sz w:val="24"/>
           <w:szCs w:val="28"/>
         </w:rPr>
-        <w:t>【正文】</w:t>
+        <w:t>【</w:t>
+      </w:r>
+      <w:r>
+        <w:rPr>
+          <w:rFonts w:ascii="宋体" w:eastAsia="宋体" w:hAnsi="宋体" w:hint="eastAsia"/>
+          <w:sz w:val="24"/>
+          <w:szCs w:val="28"/>
+        </w:rPr>
+        <w:t>正文</w:t>
+      </w:r>
+      <w:r>
+        <w:rPr>
+          <w:rFonts w:ascii="宋体" w:eastAsia="宋体" w:hAnsi="宋体" w:hint="eastAsia"/>
+          <w:sz w:val="24"/>
+          <w:szCs w:val="28"/>
+        </w:rPr>
+        <w:t>】</w:t>
       </w:r>
     </w:p>
     <w:p>
@@ -249,33 +341,71 @@
           <w:sz w:val="24"/>
           <w:szCs w:val="28"/>
         </w:rPr>
-        <w:t>是计算机系统</w:t>
-      </w:r>
-      <w:proofErr w:type="gramStart"/>
-      <w:r>
-        <w:rPr>
-          <w:rFonts w:ascii="宋体" w:eastAsia="宋体" w:hAnsi="宋体" w:hint="eastAsia"/>
-          <w:sz w:val="24"/>
-          <w:szCs w:val="28"/>
-        </w:rPr>
-        <w:t>最</w:t>
-      </w:r>
-      <w:proofErr w:type="gramEnd"/>
-      <w:r>
-        <w:rPr>
-          <w:rFonts w:ascii="宋体" w:eastAsia="宋体" w:hAnsi="宋体" w:hint="eastAsia"/>
-          <w:sz w:val="24"/>
-          <w:szCs w:val="28"/>
-        </w:rPr>
-        <w:t>基础也是最重要的操作之一，直接影响系统的可靠性、安全性和启动速度。随着计算机技术的发展，不同架构的计算机在开机过程中形成了各自的特点</w:t>
-      </w:r>
-      <w:r>
-        <w:rPr>
-          <w:rFonts w:ascii="宋体" w:eastAsia="宋体" w:hAnsi="宋体" w:hint="eastAsia"/>
-          <w:sz w:val="24"/>
-          <w:szCs w:val="28"/>
-        </w:rPr>
-        <w:t>：x86架构是传统上个人电脑、服务器等市场的主导架构，也因此对兼容性要求高；ARM架构主要应用于移动设备和嵌入式系统，注重能效和功耗优化；RISC-V是新兴的开源指令集架构，历史包袱相对较小，有高度的可定制性和灵活性。本文将主要探究这三种架构的计算机从上电到内核启动之间执行的动作。</w:t>
+        <w:t>是计算机系统最基础也是最重要的操作之一，直接影响系统的可靠性、安全性和启动速度。随着计算机技术的发展，不同架构的计算机在开机过程中形成了各自的特点</w:t>
+      </w:r>
+      <w:r>
+        <w:rPr>
+          <w:rFonts w:ascii="宋体" w:eastAsia="宋体" w:hAnsi="宋体" w:hint="eastAsia"/>
+          <w:sz w:val="24"/>
+          <w:szCs w:val="28"/>
+        </w:rPr>
+        <w:t>：x86架构是传统上个人电脑、服务器等市场的主导架构，也因此对兼容性要求高；ARM架构主要应用于移动设备和嵌入式系统，注重能效和功耗优化；RISC-V是新兴的开源指令集架构，历史包袱相对较小，有高度的可定制性和灵活性</w:t>
+      </w:r>
+      <w:r>
+        <w:rPr>
+          <w:rFonts w:ascii="宋体" w:eastAsia="宋体" w:hAnsi="宋体" w:hint="eastAsia"/>
+          <w:sz w:val="24"/>
+          <w:szCs w:val="28"/>
+        </w:rPr>
+        <w:t>。</w:t>
+      </w:r>
+      <w:r>
+        <w:rPr>
+          <w:rFonts w:ascii="宋体" w:eastAsia="宋体" w:hAnsi="宋体" w:hint="eastAsia"/>
+          <w:sz w:val="24"/>
+          <w:szCs w:val="28"/>
+        </w:rPr>
+        <w:t>本文将主要</w:t>
+      </w:r>
+      <w:r>
+        <w:rPr>
+          <w:rFonts w:ascii="宋体" w:eastAsia="宋体" w:hAnsi="宋体" w:hint="eastAsia"/>
+          <w:sz w:val="24"/>
+          <w:szCs w:val="28"/>
+        </w:rPr>
+        <w:t>探究这三种架构的</w:t>
+      </w:r>
+      <w:r>
+        <w:rPr>
+          <w:rFonts w:ascii="宋体" w:eastAsia="宋体" w:hAnsi="宋体" w:hint="eastAsia"/>
+          <w:sz w:val="24"/>
+          <w:szCs w:val="28"/>
+        </w:rPr>
+        <w:t>计算机从上电到内核启动之间执行的动作</w:t>
+      </w:r>
+      <w:r>
+        <w:rPr>
+          <w:rFonts w:ascii="宋体" w:eastAsia="宋体" w:hAnsi="宋体" w:hint="eastAsia"/>
+          <w:sz w:val="24"/>
+          <w:szCs w:val="28"/>
+        </w:rPr>
+        <w:t>，并对这一过程中涉及到的</w:t>
+      </w:r>
+      <w:r>
+        <w:rPr>
+          <w:rFonts w:ascii="宋体" w:eastAsia="宋体" w:hAnsi="宋体" w:hint="eastAsia"/>
+          <w:sz w:val="24"/>
+          <w:szCs w:val="28"/>
+        </w:rPr>
+        <w:t>若干</w:t>
+      </w:r>
+      <w:r>
+        <w:rPr>
+          <w:rFonts w:ascii="宋体" w:eastAsia="宋体" w:hAnsi="宋体" w:hint="eastAsia"/>
+          <w:sz w:val="24"/>
+          <w:szCs w:val="28"/>
+        </w:rPr>
+        <w:t>关键术语进行解释。</w:t>
       </w:r>
     </w:p>
     <w:p>
@@ -293,7 +423,23 @@
           <w:sz w:val="24"/>
           <w:szCs w:val="28"/>
         </w:rPr>
-        <w:t>硬件初始化机制、指令执行的具体步骤和数据通路、引导加载逻辑等。</w:t>
+        <w:t>硬件初始化机制、指令执行的具体步骤和数据通路、引导加载逻辑等</w:t>
+      </w:r>
+      <w:r>
+        <w:rPr>
+          <w:rFonts w:ascii="宋体" w:eastAsia="宋体" w:hAnsi="宋体" w:hint="eastAsia"/>
+          <w:sz w:val="24"/>
+          <w:szCs w:val="28"/>
+        </w:rPr>
+        <w:t>角度切入进行深入分析</w:t>
+      </w:r>
+      <w:r>
+        <w:rPr>
+          <w:rFonts w:ascii="宋体" w:eastAsia="宋体" w:hAnsi="宋体" w:hint="eastAsia"/>
+          <w:sz w:val="24"/>
+          <w:szCs w:val="28"/>
+        </w:rPr>
+        <w:t>。</w:t>
       </w:r>
     </w:p>
     <w:p>
@@ -336,43 +482,167 @@
           <w:sz w:val="24"/>
           <w:szCs w:val="28"/>
         </w:rPr>
-        <w:t>在按下开机键后，电源开始向主板供电，主板上的控制芯片组向CPU发出并保持RESET信号；当供电电压稳定后RESET信号被撤去，CPU进入实模式，CS</w:t>
-      </w:r>
-      <w:proofErr w:type="gramStart"/>
-      <w:r>
-        <w:rPr>
-          <w:rFonts w:ascii="宋体" w:eastAsia="宋体" w:hAnsi="宋体" w:hint="eastAsia"/>
-          <w:sz w:val="24"/>
-          <w:szCs w:val="28"/>
-        </w:rPr>
-        <w:t>寄存器值置为</w:t>
-      </w:r>
-      <w:proofErr w:type="gramEnd"/>
-      <w:r>
-        <w:rPr>
-          <w:rFonts w:ascii="宋体" w:eastAsia="宋体" w:hAnsi="宋体" w:hint="eastAsia"/>
-          <w:sz w:val="24"/>
-          <w:szCs w:val="28"/>
-        </w:rPr>
-        <w:t>0xFFFF，IP寄存器</w:t>
-      </w:r>
-      <w:proofErr w:type="gramStart"/>
-      <w:r>
-        <w:rPr>
-          <w:rFonts w:ascii="宋体" w:eastAsia="宋体" w:hAnsi="宋体" w:hint="eastAsia"/>
-          <w:sz w:val="24"/>
-          <w:szCs w:val="28"/>
-        </w:rPr>
-        <w:t>的值置为</w:t>
-      </w:r>
-      <w:proofErr w:type="gramEnd"/>
-      <w:r>
-        <w:rPr>
-          <w:rFonts w:ascii="宋体" w:eastAsia="宋体" w:hAnsi="宋体" w:hint="eastAsia"/>
-          <w:sz w:val="24"/>
-          <w:szCs w:val="28"/>
-        </w:rPr>
-        <w:t>0x0000，因此CPU从内存0xFFFF0地址处开始执行指令（实际上是一个跳转指令，指向系统BIOS的主程序入口位置）。</w:t>
+        <w:t>在按下开机键后，</w:t>
+      </w:r>
+      <w:r>
+        <w:rPr>
+          <w:rFonts w:ascii="宋体" w:eastAsia="宋体" w:hAnsi="宋体" w:hint="eastAsia"/>
+          <w:sz w:val="24"/>
+          <w:szCs w:val="28"/>
+        </w:rPr>
+        <w:t>主板上的基板管理控制器或超级I/O芯片接收到信号并启动系统电源供应器</w:t>
+      </w:r>
+      <w:r>
+        <w:rPr>
+          <w:rFonts w:ascii="宋体" w:eastAsia="宋体" w:hAnsi="宋体" w:hint="eastAsia"/>
+          <w:sz w:val="24"/>
+          <w:szCs w:val="28"/>
+        </w:rPr>
+        <w:t>，主板上的控制芯片组向CPU发出并保持RESET信号。电源供应器的各路输出电压稳定后，向主板发送Power Good信号，主板时钟发生器开始工作，同时撤去对CPU的</w:t>
+      </w:r>
+      <w:r>
+        <w:rPr>
+          <w:rFonts w:ascii="宋体" w:eastAsia="宋体" w:hAnsi="宋体" w:hint="eastAsia"/>
+          <w:sz w:val="24"/>
+          <w:szCs w:val="28"/>
+        </w:rPr>
+        <w:t>RESET信号</w:t>
+      </w:r>
+      <w:r>
+        <w:rPr>
+          <w:rFonts w:ascii="宋体" w:eastAsia="宋体" w:hAnsi="宋体" w:hint="eastAsia"/>
+          <w:sz w:val="24"/>
+          <w:szCs w:val="28"/>
+        </w:rPr>
+        <w:t>。</w:t>
+      </w:r>
+      <w:r>
+        <w:rPr>
+          <w:rFonts w:ascii="宋体" w:eastAsia="宋体" w:hAnsi="宋体" w:hint="eastAsia"/>
+          <w:sz w:val="24"/>
+          <w:szCs w:val="28"/>
+        </w:rPr>
+        <w:t>之后，CPU被唤醒并</w:t>
+      </w:r>
+      <w:r>
+        <w:rPr>
+          <w:rFonts w:ascii="宋体" w:eastAsia="宋体" w:hAnsi="宋体" w:hint="eastAsia"/>
+          <w:sz w:val="24"/>
+          <w:szCs w:val="28"/>
+        </w:rPr>
+        <w:t>进入实模式</w:t>
+      </w:r>
+      <w:r>
+        <w:rPr>
+          <w:rFonts w:ascii="宋体" w:eastAsia="宋体" w:hAnsi="宋体" w:hint="eastAsia"/>
+          <w:sz w:val="24"/>
+          <w:szCs w:val="28"/>
+        </w:rPr>
+        <w:t>，CS寄存器值置为0xF</w:t>
+      </w:r>
+      <w:r>
+        <w:rPr>
+          <w:rFonts w:ascii="宋体" w:eastAsia="宋体" w:hAnsi="宋体" w:hint="eastAsia"/>
+          <w:sz w:val="24"/>
+          <w:szCs w:val="28"/>
+        </w:rPr>
+        <w:t>000</w:t>
+      </w:r>
+      <w:r>
+        <w:rPr>
+          <w:rFonts w:ascii="宋体" w:eastAsia="宋体" w:hAnsi="宋体" w:hint="eastAsia"/>
+          <w:sz w:val="24"/>
+          <w:szCs w:val="28"/>
+        </w:rPr>
+        <w:t>，IP寄存器的值置为0x</w:t>
+      </w:r>
+      <w:r>
+        <w:rPr>
+          <w:rFonts w:ascii="宋体" w:eastAsia="宋体" w:hAnsi="宋体" w:hint="eastAsia"/>
+          <w:sz w:val="24"/>
+          <w:szCs w:val="28"/>
+        </w:rPr>
+        <w:t>FFF</w:t>
+      </w:r>
+      <w:r>
+        <w:rPr>
+          <w:rFonts w:ascii="宋体" w:eastAsia="宋体" w:hAnsi="宋体" w:hint="eastAsia"/>
+          <w:sz w:val="24"/>
+          <w:szCs w:val="28"/>
+        </w:rPr>
+        <w:t>0</w:t>
+      </w:r>
+      <w:r>
+        <w:rPr>
+          <w:rFonts w:ascii="宋体" w:eastAsia="宋体" w:hAnsi="宋体" w:hint="eastAsia"/>
+          <w:sz w:val="24"/>
+          <w:szCs w:val="28"/>
+        </w:rPr>
+        <w:t>，因此CPU</w:t>
+      </w:r>
+      <w:r>
+        <w:rPr>
+          <w:rFonts w:ascii="宋体" w:eastAsia="宋体" w:hAnsi="宋体" w:hint="eastAsia"/>
+          <w:sz w:val="24"/>
+          <w:szCs w:val="28"/>
+        </w:rPr>
+        <w:t>从内存0xFFFF</w:t>
+      </w:r>
+      <w:r>
+        <w:rPr>
+          <w:rFonts w:ascii="宋体" w:eastAsia="宋体" w:hAnsi="宋体" w:hint="eastAsia"/>
+          <w:sz w:val="24"/>
+          <w:szCs w:val="28"/>
+        </w:rPr>
+        <w:t>0</w:t>
+      </w:r>
+      <w:r>
+        <w:rPr>
+          <w:rFonts w:ascii="宋体" w:eastAsia="宋体" w:hAnsi="宋体" w:hint="eastAsia"/>
+          <w:sz w:val="24"/>
+          <w:szCs w:val="28"/>
+        </w:rPr>
+        <w:t>地址处</w:t>
+      </w:r>
+      <w:r>
+        <w:rPr>
+          <w:rFonts w:ascii="宋体" w:eastAsia="宋体" w:hAnsi="宋体" w:hint="eastAsia"/>
+          <w:sz w:val="24"/>
+          <w:szCs w:val="28"/>
+        </w:rPr>
+        <w:t>开始</w:t>
+      </w:r>
+      <w:r>
+        <w:rPr>
+          <w:rFonts w:ascii="宋体" w:eastAsia="宋体" w:hAnsi="宋体" w:hint="eastAsia"/>
+          <w:sz w:val="24"/>
+          <w:szCs w:val="28"/>
+        </w:rPr>
+        <w:t>执行指令（实际上是一个跳转指令，指向系统BIOS的</w:t>
+      </w:r>
+      <w:r>
+        <w:rPr>
+          <w:rFonts w:ascii="宋体" w:eastAsia="宋体" w:hAnsi="宋体" w:hint="eastAsia"/>
+          <w:sz w:val="24"/>
+          <w:szCs w:val="28"/>
+        </w:rPr>
+        <w:t>主程序入口位置</w:t>
+      </w:r>
+      <w:r>
+        <w:rPr>
+          <w:rFonts w:ascii="宋体" w:eastAsia="宋体" w:hAnsi="宋体" w:hint="eastAsia"/>
+          <w:sz w:val="24"/>
+          <w:szCs w:val="28"/>
+        </w:rPr>
+        <w:t>）</w:t>
+      </w:r>
+      <w:r>
+        <w:rPr>
+          <w:rFonts w:ascii="宋体" w:eastAsia="宋体" w:hAnsi="宋体" w:hint="eastAsia"/>
+          <w:sz w:val="24"/>
+          <w:szCs w:val="28"/>
+        </w:rPr>
+        <w:t>。</w:t>
       </w:r>
     </w:p>
     <w:p>
@@ -392,25 +662,15 @@
           <w:sz w:val="24"/>
           <w:szCs w:val="28"/>
         </w:rPr>
-        <w:t xml:space="preserve">系统BIOS首先执行POST自检（Power-On </w:t>
-      </w:r>
-      <w:proofErr w:type="spellStart"/>
-      <w:r>
-        <w:rPr>
-          <w:rFonts w:ascii="宋体" w:eastAsia="宋体" w:hAnsi="宋体" w:hint="eastAsia"/>
-          <w:sz w:val="24"/>
-          <w:szCs w:val="28"/>
-        </w:rPr>
-        <w:t>Self Test</w:t>
-      </w:r>
-      <w:proofErr w:type="spellEnd"/>
-      <w:r>
-        <w:rPr>
-          <w:rFonts w:ascii="宋体" w:eastAsia="宋体" w:hAnsi="宋体" w:hint="eastAsia"/>
-          <w:sz w:val="24"/>
-          <w:szCs w:val="28"/>
-        </w:rPr>
-        <w:t>），</w:t>
+        <w:t>系统BIOS首先执行POST自检（Power-On Self Test）</w:t>
+      </w:r>
+      <w:r>
+        <w:rPr>
+          <w:rFonts w:ascii="宋体" w:eastAsia="宋体" w:hAnsi="宋体" w:hint="eastAsia"/>
+          <w:sz w:val="24"/>
+          <w:szCs w:val="28"/>
+        </w:rPr>
+        <w:t>，</w:t>
       </w:r>
       <w:r>
         <w:rPr>
@@ -458,25 +718,31 @@
           <w:sz w:val="24"/>
           <w:szCs w:val="28"/>
         </w:rPr>
-        <w:t>。如果自</w:t>
-      </w:r>
-      <w:proofErr w:type="gramStart"/>
-      <w:r>
-        <w:rPr>
-          <w:rFonts w:ascii="宋体" w:eastAsia="宋体" w:hAnsi="宋体" w:hint="eastAsia"/>
-          <w:sz w:val="24"/>
-          <w:szCs w:val="28"/>
-        </w:rPr>
-        <w:t>检过程</w:t>
-      </w:r>
-      <w:proofErr w:type="gramEnd"/>
-      <w:r>
-        <w:rPr>
-          <w:rFonts w:ascii="宋体" w:eastAsia="宋体" w:hAnsi="宋体" w:hint="eastAsia"/>
-          <w:sz w:val="24"/>
-          <w:szCs w:val="28"/>
-        </w:rPr>
-        <w:t>中检测到错误，系统BIOS将错误代码写入EAX寄存器，并通过蜂鸣器或显示器提示用户。</w:t>
+        <w:t>。</w:t>
+      </w:r>
+      <w:r>
+        <w:rPr>
+          <w:rFonts w:ascii="宋体" w:eastAsia="宋体" w:hAnsi="宋体" w:hint="eastAsia"/>
+          <w:sz w:val="24"/>
+          <w:szCs w:val="28"/>
+        </w:rPr>
+        <w:t>如果自检过程中检测到错误，系统BIOS将错误代码写入EAX寄存器，并通过</w:t>
+      </w:r>
+      <w:r>
+        <w:rPr>
+          <w:rFonts w:ascii="宋体" w:eastAsia="宋体" w:hAnsi="宋体" w:hint="eastAsia"/>
+          <w:sz w:val="24"/>
+          <w:szCs w:val="28"/>
+        </w:rPr>
+        <w:t>蜂鸣器或显示器</w:t>
+      </w:r>
+      <w:r>
+        <w:rPr>
+          <w:rFonts w:ascii="宋体" w:eastAsia="宋体" w:hAnsi="宋体" w:hint="eastAsia"/>
+          <w:sz w:val="24"/>
+          <w:szCs w:val="28"/>
+        </w:rPr>
+        <w:t>提示用户。</w:t>
       </w:r>
     </w:p>
     <w:p>
@@ -496,7 +762,88 @@
           <w:sz w:val="24"/>
           <w:szCs w:val="28"/>
         </w:rPr>
-        <w:t>在POST完成后，系统BIOS按用户预先指定的启动顺序扫描软盘、硬盘或光驱，确定包含可以启动操作系统代码的第一个可引导设备。之后系统BIOS读取该设备的第一个扇区（引导扇区，大小为512B），将其加载到内存地址0x7c00处。</w:t>
+        <w:t>在POST完成后，系统BIOS按用户预先指定的启动顺序</w:t>
+      </w:r>
+      <w:r>
+        <w:rPr>
+          <w:rFonts w:ascii="宋体" w:eastAsia="宋体" w:hAnsi="宋体" w:hint="eastAsia"/>
+          <w:sz w:val="24"/>
+          <w:szCs w:val="28"/>
+        </w:rPr>
+        <w:t>扫描</w:t>
+      </w:r>
+      <w:r>
+        <w:rPr>
+          <w:rFonts w:ascii="宋体" w:eastAsia="宋体" w:hAnsi="宋体" w:hint="eastAsia"/>
+          <w:sz w:val="24"/>
+          <w:szCs w:val="28"/>
+        </w:rPr>
+        <w:t>软盘、硬盘或光驱</w:t>
+      </w:r>
+      <w:r>
+        <w:rPr>
+          <w:rFonts w:ascii="宋体" w:eastAsia="宋体" w:hAnsi="宋体" w:hint="eastAsia"/>
+          <w:sz w:val="24"/>
+          <w:szCs w:val="28"/>
+        </w:rPr>
+        <w:t>，</w:t>
+      </w:r>
+      <w:r>
+        <w:rPr>
+          <w:rFonts w:ascii="宋体" w:eastAsia="宋体" w:hAnsi="宋体" w:hint="eastAsia"/>
+          <w:sz w:val="24"/>
+          <w:szCs w:val="28"/>
+        </w:rPr>
+        <w:t>确定包含可以启动操作系统代码的第一个</w:t>
+      </w:r>
+      <w:r>
+        <w:rPr>
+          <w:rFonts w:ascii="宋体" w:eastAsia="宋体" w:hAnsi="宋体" w:hint="eastAsia"/>
+          <w:sz w:val="24"/>
+          <w:szCs w:val="28"/>
+        </w:rPr>
+        <w:t>可引导设备</w:t>
+      </w:r>
+      <w:r>
+        <w:rPr>
+          <w:rFonts w:ascii="宋体" w:eastAsia="宋体" w:hAnsi="宋体" w:hint="eastAsia"/>
+          <w:sz w:val="24"/>
+          <w:szCs w:val="28"/>
+        </w:rPr>
+        <w:t>。</w:t>
+      </w:r>
+      <w:r>
+        <w:rPr>
+          <w:rFonts w:ascii="宋体" w:eastAsia="宋体" w:hAnsi="宋体" w:hint="eastAsia"/>
+          <w:sz w:val="24"/>
+          <w:szCs w:val="28"/>
+        </w:rPr>
+        <w:t>之后系统BIOS读取</w:t>
+      </w:r>
+      <w:r>
+        <w:rPr>
+          <w:rFonts w:ascii="宋体" w:eastAsia="宋体" w:hAnsi="宋体" w:hint="eastAsia"/>
+          <w:sz w:val="24"/>
+          <w:szCs w:val="28"/>
+        </w:rPr>
+        <w:lastRenderedPageBreak/>
+        <w:t>该设备的第一个扇区（引导扇区，大小为512B）</w:t>
+      </w:r>
+      <w:r>
+        <w:rPr>
+          <w:rFonts w:ascii="宋体" w:eastAsia="宋体" w:hAnsi="宋体" w:hint="eastAsia"/>
+          <w:sz w:val="24"/>
+          <w:szCs w:val="28"/>
+        </w:rPr>
+        <w:t>，将其加载到内存地址0x7c00处</w:t>
+      </w:r>
+      <w:r>
+        <w:rPr>
+          <w:rFonts w:ascii="宋体" w:eastAsia="宋体" w:hAnsi="宋体" w:hint="eastAsia"/>
+          <w:sz w:val="24"/>
+          <w:szCs w:val="28"/>
+        </w:rPr>
+        <w:t>。</w:t>
       </w:r>
       <w:r>
         <w:rPr>
@@ -520,7 +867,23 @@
           <w:sz w:val="24"/>
           <w:szCs w:val="28"/>
         </w:rPr>
-        <w:t>的指令执行控制权跳转并移交给这段内存空间中的代码，由这段初级引导代码继续完成</w:t>
+        <w:t>的指令执行控制权跳转并移交给这段内存空间中的代码，由</w:t>
+      </w:r>
+      <w:r>
+        <w:rPr>
+          <w:rFonts w:ascii="宋体" w:eastAsia="宋体" w:hAnsi="宋体" w:hint="eastAsia"/>
+          <w:sz w:val="24"/>
+          <w:szCs w:val="28"/>
+        </w:rPr>
+        <w:t>代码中的引导程序</w:t>
+      </w:r>
+      <w:r>
+        <w:rPr>
+          <w:rFonts w:ascii="宋体" w:eastAsia="宋体" w:hAnsi="宋体" w:hint="eastAsia"/>
+          <w:sz w:val="24"/>
+          <w:szCs w:val="28"/>
+        </w:rPr>
+        <w:t>继续完成</w:t>
       </w:r>
       <w:r>
         <w:rPr>
@@ -545,6 +908,98 @@
           <w:szCs w:val="28"/>
         </w:rPr>
         <w:t>。</w:t>
+      </w:r>
+    </w:p>
+    <w:p>
+      <w:pPr>
+        <w:pStyle w:val="a9"/>
+        <w:ind w:left="0" w:firstLine="420"/>
+        <w:jc w:val="both"/>
+        <w:rPr>
+          <w:rFonts w:ascii="宋体" w:eastAsia="宋体" w:hAnsi="宋体" w:hint="eastAsia"/>
+          <w:sz w:val="24"/>
+          <w:szCs w:val="28"/>
+        </w:rPr>
+      </w:pPr>
+      <w:r>
+        <w:rPr>
+          <w:rFonts w:ascii="宋体" w:eastAsia="宋体" w:hAnsi="宋体" w:hint="eastAsia"/>
+          <w:sz w:val="24"/>
+          <w:szCs w:val="28"/>
+        </w:rPr>
+        <w:t>引导程序读取配置文件，</w:t>
+      </w:r>
+      <w:r>
+        <w:rPr>
+          <w:rFonts w:ascii="宋体" w:eastAsia="宋体" w:hAnsi="宋体" w:hint="eastAsia"/>
+          <w:sz w:val="24"/>
+          <w:szCs w:val="28"/>
+        </w:rPr>
+        <w:t>定位存储介质中的内核映像文件</w:t>
+      </w:r>
+      <w:r>
+        <w:rPr>
+          <w:rFonts w:ascii="宋体" w:eastAsia="宋体" w:hAnsi="宋体" w:hint="eastAsia"/>
+          <w:sz w:val="24"/>
+          <w:szCs w:val="28"/>
+        </w:rPr>
+        <w:t>以及</w:t>
+      </w:r>
+      <w:r>
+        <w:rPr>
+          <w:rFonts w:ascii="宋体" w:eastAsia="宋体" w:hAnsi="宋体" w:hint="eastAsia"/>
+          <w:sz w:val="24"/>
+          <w:szCs w:val="28"/>
+        </w:rPr>
+        <w:t>初始内存盘</w:t>
+      </w:r>
+      <w:r>
+        <w:rPr>
+          <w:rFonts w:ascii="宋体" w:eastAsia="宋体" w:hAnsi="宋体" w:hint="eastAsia"/>
+          <w:sz w:val="24"/>
+          <w:szCs w:val="28"/>
+        </w:rPr>
+        <w:t>；</w:t>
+      </w:r>
+      <w:r>
+        <w:rPr>
+          <w:rFonts w:ascii="宋体" w:eastAsia="宋体" w:hAnsi="宋体" w:hint="eastAsia"/>
+          <w:sz w:val="24"/>
+          <w:szCs w:val="28"/>
+        </w:rPr>
+        <w:t>收集当前系统的内存映射图、视频模式等硬件信息，并将这些信息的内存指针按照特定协议准备好</w:t>
+      </w:r>
+      <w:r>
+        <w:rPr>
+          <w:rFonts w:ascii="宋体" w:eastAsia="宋体" w:hAnsi="宋体" w:hint="eastAsia"/>
+          <w:sz w:val="24"/>
+          <w:szCs w:val="28"/>
+        </w:rPr>
+        <w:t>。</w:t>
+      </w:r>
+      <w:r>
+        <w:rPr>
+          <w:rFonts w:ascii="宋体" w:eastAsia="宋体" w:hAnsi="宋体" w:hint="eastAsia"/>
+          <w:sz w:val="24"/>
+          <w:szCs w:val="28"/>
+        </w:rPr>
+        <w:t>完成加载后，引导程序</w:t>
+      </w:r>
+      <w:r>
+        <w:rPr>
+          <w:rFonts w:ascii="宋体" w:eastAsia="宋体" w:hAnsi="宋体" w:hint="eastAsia"/>
+          <w:sz w:val="24"/>
+          <w:szCs w:val="28"/>
+        </w:rPr>
+        <w:t>执行</w:t>
+      </w:r>
+      <w:r>
+        <w:rPr>
+          <w:rFonts w:ascii="宋体" w:eastAsia="宋体" w:hAnsi="宋体" w:hint="eastAsia"/>
+          <w:sz w:val="24"/>
+          <w:szCs w:val="28"/>
+        </w:rPr>
+        <w:t>一条跳转指令，将程序计数器指向内核映像的解压代码入口，同时将之前收集到的硬件数据结构的基地址作为参数传递给内核，完成从固件层到操作系统内核的最终信息和控制权交接。</w:t>
       </w:r>
     </w:p>
     <w:p>
@@ -567,7 +1022,6 @@
           <w:sz w:val="24"/>
           <w:szCs w:val="28"/>
         </w:rPr>
-        <w:lastRenderedPageBreak/>
         <w:t>ARM架构</w:t>
       </w:r>
     </w:p>
@@ -587,33 +1041,15 @@
           <w:sz w:val="24"/>
           <w:szCs w:val="28"/>
         </w:rPr>
-        <w:t>现代ARM系统主要依赖一套被称为可信基础固件架构（TBBR）的标准化信任链模型进行分级引导</w:t>
-      </w:r>
-      <w:r>
-        <w:rPr>
-          <w:rFonts w:ascii="宋体" w:eastAsia="宋体" w:hAnsi="宋体" w:hint="eastAsia"/>
-          <w:sz w:val="24"/>
-          <w:szCs w:val="28"/>
-        </w:rPr>
-        <w:t>，可以分为</w:t>
-      </w:r>
-      <w:proofErr w:type="spellStart"/>
-      <w:r>
-        <w:rPr>
-          <w:rFonts w:ascii="宋体" w:eastAsia="宋体" w:hAnsi="宋体" w:hint="eastAsia"/>
-          <w:sz w:val="24"/>
-          <w:szCs w:val="28"/>
-        </w:rPr>
-        <w:t>BootLoader</w:t>
-      </w:r>
-      <w:proofErr w:type="spellEnd"/>
-      <w:r>
-        <w:rPr>
-          <w:rFonts w:ascii="宋体" w:eastAsia="宋体" w:hAnsi="宋体" w:hint="eastAsia"/>
-          <w:sz w:val="24"/>
-          <w:szCs w:val="28"/>
-        </w:rPr>
-        <w:t>(BL)启动、内核启动、挂载文件系统等主要阶段。</w:t>
+        <w:t>ARM系统芯片上电后，程序计数器缺省指向芯片内部的BootROM，CPU直接从其中抓取指令</w:t>
+      </w:r>
+      <w:r>
+        <w:rPr>
+          <w:rFonts w:ascii="宋体" w:eastAsia="宋体" w:hAnsi="宋体" w:hint="eastAsia"/>
+          <w:sz w:val="24"/>
+          <w:szCs w:val="28"/>
+        </w:rPr>
+        <w:t>，初始化芯片内部的SRAM和时钟总线。之后，BootROM将存储在外部的非易失性介质中的第一阶段引导程序（FSBL/SPL）读取并复制到芯片内部SRAM中。</w:t>
       </w:r>
     </w:p>
     <w:p>
@@ -632,7 +1068,98 @@
           <w:sz w:val="24"/>
           <w:szCs w:val="28"/>
         </w:rPr>
-        <w:t>计算机上电后，首先执行ROM内部的BL1阶段代码，负责初始化处理器、配置处理器内部的SRAM、验证和加载下一阶段的固件，随后控制权被移交给在SRAM内部运行的BL2阶段。BL2阶段负责初始化容量更大的DRAM，并将存储介质中存储的后续阶段固件读取到DRAM中，经数字签名验证后将控制权移交给后续的内核启动等阶段。</w:t>
+        <w:t>第一阶段引导程序配置内存控制器，并向DRAM发送时序信号以使其完成初始化。之后，第一阶段引导程序将第二阶段引导加载程序</w:t>
+      </w:r>
+      <w:r>
+        <w:rPr>
+          <w:rFonts w:ascii="宋体" w:eastAsia="宋体" w:hAnsi="宋体" w:hint="eastAsia"/>
+          <w:sz w:val="24"/>
+          <w:szCs w:val="28"/>
+        </w:rPr>
+        <w:t>从外部存储介质</w:t>
+      </w:r>
+      <w:r>
+        <w:rPr>
+          <w:rFonts w:ascii="宋体" w:eastAsia="宋体" w:hAnsi="宋体" w:hint="eastAsia"/>
+          <w:sz w:val="24"/>
+          <w:szCs w:val="28"/>
+        </w:rPr>
+        <w:t>加载</w:t>
+      </w:r>
+      <w:r>
+        <w:rPr>
+          <w:rFonts w:ascii="宋体" w:eastAsia="宋体" w:hAnsi="宋体" w:hint="eastAsia"/>
+          <w:sz w:val="24"/>
+          <w:szCs w:val="28"/>
+        </w:rPr>
+        <w:t>到DRAM，CPU的控制流跳转到DRAM的物理地址。</w:t>
+      </w:r>
+    </w:p>
+    <w:p>
+      <w:pPr>
+        <w:ind w:firstLine="420"/>
+        <w:jc w:val="both"/>
+        <w:rPr>
+          <w:rFonts w:ascii="宋体" w:eastAsia="宋体" w:hAnsi="宋体" w:hint="eastAsia"/>
+          <w:sz w:val="24"/>
+          <w:szCs w:val="28"/>
+        </w:rPr>
+      </w:pPr>
+      <w:r>
+        <w:rPr>
+          <w:rFonts w:ascii="宋体" w:eastAsia="宋体" w:hAnsi="宋体" w:hint="eastAsia"/>
+          <w:sz w:val="24"/>
+          <w:szCs w:val="28"/>
+        </w:rPr>
+        <w:t>第二阶段引导程序进一步初始化各种复杂外设（网络接口、显示器等），并读取环境变量决定启动策略。之后，第二阶段引导程序</w:t>
+      </w:r>
+      <w:r>
+        <w:rPr>
+          <w:rFonts w:ascii="宋体" w:eastAsia="宋体" w:hAnsi="宋体" w:hint="eastAsia"/>
+          <w:sz w:val="24"/>
+          <w:szCs w:val="28"/>
+        </w:rPr>
+        <w:t>将操作系统内核映像</w:t>
+      </w:r>
+      <w:r>
+        <w:rPr>
+          <w:rFonts w:ascii="宋体" w:eastAsia="宋体" w:hAnsi="宋体" w:hint="eastAsia"/>
+          <w:sz w:val="24"/>
+          <w:szCs w:val="28"/>
+        </w:rPr>
+        <w:t>和</w:t>
+      </w:r>
+      <w:r>
+        <w:rPr>
+          <w:rFonts w:ascii="宋体" w:eastAsia="宋体" w:hAnsi="宋体" w:hint="eastAsia"/>
+          <w:sz w:val="24"/>
+          <w:szCs w:val="28"/>
+        </w:rPr>
+        <w:t>设备树二进制文件（DTB）从外部存储介质分别读取到DRAM的不同物理地址段中</w:t>
+      </w:r>
+      <w:r>
+        <w:rPr>
+          <w:rFonts w:ascii="宋体" w:eastAsia="宋体" w:hAnsi="宋体" w:hint="eastAsia"/>
+          <w:sz w:val="24"/>
+          <w:szCs w:val="28"/>
+        </w:rPr>
+        <w:t>。在向内核移交控制权之前，第二阶段引导程序会先按照ARM架构的启动协议将R0寄存器清零，使用R1寄存器存储机器码，使用R2寄存器存储DTB在DRAM中的物理首地址。</w:t>
+      </w:r>
+      <w:r>
+        <w:rPr>
+          <w:rFonts w:ascii="宋体" w:eastAsia="宋体" w:hAnsi="宋体" w:hint="eastAsia"/>
+          <w:sz w:val="24"/>
+          <w:szCs w:val="28"/>
+        </w:rPr>
+        <w:t>之后，内核启动，解析R2寄存器指向的内存空间，完成硬件拓扑识别</w:t>
+      </w:r>
+      <w:r>
+        <w:rPr>
+          <w:rFonts w:ascii="宋体" w:eastAsia="宋体" w:hAnsi="宋体" w:hint="eastAsia"/>
+          <w:sz w:val="24"/>
+          <w:szCs w:val="28"/>
+        </w:rPr>
+        <w:t>。</w:t>
       </w:r>
     </w:p>
     <w:p>
@@ -674,47 +1201,87 @@
           <w:sz w:val="24"/>
           <w:szCs w:val="28"/>
         </w:rPr>
-        <w:t>计算机上电后</w:t>
-      </w:r>
-      <w:r>
-        <w:rPr>
-          <w:rFonts w:ascii="宋体" w:eastAsia="宋体" w:hAnsi="宋体" w:hint="eastAsia"/>
-          <w:sz w:val="24"/>
-          <w:szCs w:val="28"/>
-        </w:rPr>
-        <w:t>开始启动过程的第0阶段</w:t>
-      </w:r>
-      <w:r>
-        <w:rPr>
-          <w:rFonts w:ascii="宋体" w:eastAsia="宋体" w:hAnsi="宋体" w:hint="eastAsia"/>
-          <w:sz w:val="24"/>
-          <w:szCs w:val="28"/>
-        </w:rPr>
-        <w:t>，CPU核心进入最高权限的M-mode，并从固化在芯片内部ROM中的固定地址开始执行代码</w:t>
-      </w:r>
-      <w:r>
-        <w:rPr>
-          <w:rFonts w:ascii="宋体" w:eastAsia="宋体" w:hAnsi="宋体" w:hint="eastAsia"/>
-          <w:sz w:val="24"/>
-          <w:szCs w:val="28"/>
-        </w:rPr>
-        <w:t>，</w:t>
-      </w:r>
-      <w:r>
-        <w:rPr>
-          <w:rFonts w:ascii="宋体" w:eastAsia="宋体" w:hAnsi="宋体" w:hint="eastAsia"/>
-          <w:sz w:val="24"/>
-          <w:szCs w:val="28"/>
-        </w:rPr>
-        <w:t>配置最基本的时钟和部分外设</w:t>
-      </w:r>
-      <w:r>
-        <w:rPr>
-          <w:rFonts w:ascii="宋体" w:eastAsia="宋体" w:hAnsi="宋体" w:hint="eastAsia"/>
-          <w:sz w:val="24"/>
-          <w:szCs w:val="28"/>
-        </w:rPr>
-        <w:t>，并将下一阶段的引导程序从非易失性存储器中加载到SRAM中。</w:t>
+        <w:t>系统上电后唤醒所有硬件线程（Hart），CPU进入具有最高权限的机器模式（M-mode）。系统通过仲裁选出一个主Hart执行启动流程，其余Hart进入等待中断状态（WFI）。之后</w:t>
+      </w:r>
+      <w:r>
+        <w:rPr>
+          <w:rFonts w:ascii="宋体" w:eastAsia="宋体" w:hAnsi="宋体" w:hint="eastAsia"/>
+          <w:sz w:val="24"/>
+          <w:szCs w:val="28"/>
+        </w:rPr>
+        <w:t>主Hart的程序计数器跳入复位地址，开始执行芯片ROM中的</w:t>
+      </w:r>
+      <w:r>
+        <w:rPr>
+          <w:rFonts w:ascii="宋体" w:eastAsia="宋体" w:hAnsi="宋体" w:hint="eastAsia"/>
+          <w:sz w:val="24"/>
+          <w:szCs w:val="28"/>
+        </w:rPr>
+        <w:t>BootROM</w:t>
+      </w:r>
+      <w:r>
+        <w:rPr>
+          <w:rFonts w:ascii="宋体" w:eastAsia="宋体" w:hAnsi="宋体" w:hint="eastAsia"/>
+          <w:sz w:val="24"/>
+          <w:szCs w:val="28"/>
+        </w:rPr>
+        <w:t>代码</w:t>
+      </w:r>
+      <w:r>
+        <w:rPr>
+          <w:rFonts w:ascii="宋体" w:eastAsia="宋体" w:hAnsi="宋体" w:hint="eastAsia"/>
+          <w:sz w:val="24"/>
+          <w:szCs w:val="28"/>
+        </w:rPr>
+        <w:t>，将</w:t>
+      </w:r>
+      <w:r>
+        <w:rPr>
+          <w:rFonts w:ascii="宋体" w:eastAsia="宋体" w:hAnsi="宋体" w:hint="eastAsia"/>
+          <w:sz w:val="24"/>
+          <w:szCs w:val="28"/>
+        </w:rPr>
+        <w:t>零级引导加载程序（ZSBL）从外部固件介质</w:t>
+      </w:r>
+      <w:r>
+        <w:rPr>
+          <w:rFonts w:ascii="宋体" w:eastAsia="宋体" w:hAnsi="宋体" w:hint="eastAsia"/>
+          <w:sz w:val="24"/>
+          <w:szCs w:val="28"/>
+        </w:rPr>
+        <w:t>加载</w:t>
+      </w:r>
+      <w:r>
+        <w:rPr>
+          <w:rFonts w:ascii="宋体" w:eastAsia="宋体" w:hAnsi="宋体" w:hint="eastAsia"/>
+          <w:sz w:val="24"/>
+          <w:szCs w:val="28"/>
+        </w:rPr>
+        <w:t>到L2缓存或片内SRAM中，</w:t>
+      </w:r>
+      <w:r>
+        <w:rPr>
+          <w:rFonts w:ascii="宋体" w:eastAsia="宋体" w:hAnsi="宋体" w:hint="eastAsia"/>
+          <w:sz w:val="24"/>
+          <w:szCs w:val="28"/>
+        </w:rPr>
+        <w:t>并</w:t>
+      </w:r>
+      <w:r>
+        <w:rPr>
+          <w:rFonts w:ascii="宋体" w:eastAsia="宋体" w:hAnsi="宋体" w:hint="eastAsia"/>
+          <w:sz w:val="24"/>
+          <w:szCs w:val="28"/>
+        </w:rPr>
+        <w:t>跳转执行</w:t>
+      </w:r>
+      <w:r>
+        <w:rPr>
+          <w:rFonts w:ascii="宋体" w:eastAsia="宋体" w:hAnsi="宋体" w:hint="eastAsia"/>
+          <w:sz w:val="24"/>
+          <w:szCs w:val="28"/>
+        </w:rPr>
+        <w:t>；零级引导加载程序加载第一阶段引导程序（FSBL）。</w:t>
       </w:r>
     </w:p>
     <w:p>
@@ -733,25 +1300,15 @@
           <w:sz w:val="24"/>
           <w:szCs w:val="28"/>
         </w:rPr>
-        <w:t>第1阶段完成DRAM初始化，并将后续更大体积的固件（</w:t>
-      </w:r>
-      <w:proofErr w:type="spellStart"/>
-      <w:r>
-        <w:rPr>
-          <w:rFonts w:ascii="宋体" w:eastAsia="宋体" w:hAnsi="宋体" w:hint="eastAsia"/>
-          <w:sz w:val="24"/>
-          <w:szCs w:val="28"/>
-        </w:rPr>
-        <w:t>OpenSBI</w:t>
-      </w:r>
-      <w:proofErr w:type="spellEnd"/>
-      <w:r>
-        <w:rPr>
-          <w:rFonts w:ascii="宋体" w:eastAsia="宋体" w:hAnsi="宋体" w:hint="eastAsia"/>
-          <w:sz w:val="24"/>
-          <w:szCs w:val="28"/>
-        </w:rPr>
-        <w:t>、主引导程序等）加载到DRAM中，之后跳转到后续阶段执行。</w:t>
+        <w:t>第一阶段引导程序初始化DRAM，之后将RISC-V底层运行环境OpenSBI和下一级引导程序从外部存储介质加载到DRAM</w:t>
+      </w:r>
+      <w:r>
+        <w:rPr>
+          <w:rFonts w:ascii="宋体" w:eastAsia="宋体" w:hAnsi="宋体" w:hint="eastAsia"/>
+          <w:sz w:val="24"/>
+          <w:szCs w:val="28"/>
+        </w:rPr>
+        <w:t>，再将控制权移交给OpenSBI；此时CPU仍处于M-mode。OpenSBI设置物理内存保护（PMP）并提供底层SBI系统调用。完成底层环境搭建后，OpenSBI执行特权级切换指令（mret），将CPU从机器模式降级为监督模式（S-mode），并将程序计数器指向下一级引导程序所在的DRAM地址。</w:t>
       </w:r>
     </w:p>
     <w:p>
@@ -770,23 +1327,102 @@
           <w:sz w:val="24"/>
           <w:szCs w:val="28"/>
         </w:rPr>
-        <w:t>第2阶段完成在最高权限下才能完成的硬件配置（如定时器设置、</w:t>
-      </w:r>
-      <w:r>
-        <w:rPr>
-          <w:rFonts w:ascii="宋体" w:eastAsia="宋体" w:hAnsi="宋体" w:hint="eastAsia"/>
-          <w:sz w:val="24"/>
-          <w:szCs w:val="28"/>
-        </w:rPr>
-        <w:t>核间中断（IPI）路由以及物理内存保护（PMP）的配置</w:t>
-      </w:r>
-      <w:r>
-        <w:rPr>
-          <w:rFonts w:ascii="宋体" w:eastAsia="宋体" w:hAnsi="宋体" w:hint="eastAsia"/>
-          <w:sz w:val="24"/>
-          <w:szCs w:val="28"/>
-        </w:rPr>
-        <w:t>）。之后，CPU的权限被降级到S-mode，并跳转到主引导程序。</w:t>
+        <w:t>下一级引导程序从外部存储介质中</w:t>
+      </w:r>
+      <w:r>
+        <w:rPr>
+          <w:rFonts w:ascii="宋体" w:eastAsia="宋体" w:hAnsi="宋体" w:hint="eastAsia"/>
+          <w:sz w:val="24"/>
+          <w:szCs w:val="28"/>
+        </w:rPr>
+        <w:t>读取操作系统的内核映像和RISC-V格式的设备树文件（DTB）</w:t>
+      </w:r>
+      <w:r>
+        <w:rPr>
+          <w:rFonts w:ascii="宋体" w:eastAsia="宋体" w:hAnsi="宋体" w:hint="eastAsia"/>
+          <w:sz w:val="24"/>
+          <w:szCs w:val="28"/>
+        </w:rPr>
+        <w:t>，将它们加载到DRAM的相互隔离的内存页中</w:t>
+      </w:r>
+      <w:r>
+        <w:rPr>
+          <w:rFonts w:ascii="宋体" w:eastAsia="宋体" w:hAnsi="宋体" w:hint="eastAsia"/>
+          <w:sz w:val="24"/>
+          <w:szCs w:val="28"/>
+        </w:rPr>
+        <w:t>，之后将控制权移交给RISC-V操作系统内核。内核在S-mode下被唤醒后，</w:t>
+      </w:r>
+      <w:r>
+        <w:rPr>
+          <w:rFonts w:ascii="宋体" w:eastAsia="宋体" w:hAnsi="宋体" w:hint="eastAsia"/>
+          <w:sz w:val="24"/>
+          <w:szCs w:val="28"/>
+        </w:rPr>
+        <w:t>通过解引用a1寄存器的数据流来构建硬件设备模型，完成自身内存分页管理的初始化</w:t>
+      </w:r>
+      <w:r>
+        <w:rPr>
+          <w:rFonts w:ascii="宋体" w:eastAsia="宋体" w:hAnsi="宋体" w:hint="eastAsia"/>
+          <w:sz w:val="24"/>
+          <w:szCs w:val="28"/>
+        </w:rPr>
+        <w:t>。之后，CPU</w:t>
+      </w:r>
+      <w:r>
+        <w:rPr>
+          <w:rFonts w:ascii="宋体" w:eastAsia="宋体" w:hAnsi="宋体" w:hint="eastAsia"/>
+          <w:sz w:val="24"/>
+          <w:szCs w:val="28"/>
+        </w:rPr>
+        <w:t>降级到用户模式（U-mode）</w:t>
+      </w:r>
+      <w:r>
+        <w:rPr>
+          <w:rFonts w:ascii="宋体" w:eastAsia="宋体" w:hAnsi="宋体" w:hint="eastAsia"/>
+          <w:sz w:val="24"/>
+          <w:szCs w:val="28"/>
+        </w:rPr>
+        <w:t>，并</w:t>
+      </w:r>
+      <w:r>
+        <w:rPr>
+          <w:rFonts w:ascii="宋体" w:eastAsia="宋体" w:hAnsi="宋体" w:hint="eastAsia"/>
+          <w:sz w:val="24"/>
+          <w:szCs w:val="28"/>
+        </w:rPr>
+        <w:t>启动系统的首个用户进程</w:t>
+      </w:r>
+      <w:r>
+        <w:rPr>
+          <w:rFonts w:ascii="宋体" w:eastAsia="宋体" w:hAnsi="宋体" w:hint="eastAsia"/>
+          <w:sz w:val="24"/>
+          <w:szCs w:val="28"/>
+        </w:rPr>
+        <w:t>。</w:t>
+      </w:r>
+    </w:p>
+    <w:p>
+      <w:pPr>
+        <w:pStyle w:val="a9"/>
+        <w:numPr>
+          <w:ilvl w:val="0"/>
+          <w:numId w:val="1"/>
+        </w:numPr>
+        <w:jc w:val="both"/>
+        <w:rPr>
+          <w:rFonts w:ascii="宋体" w:eastAsia="宋体" w:hAnsi="宋体"/>
+          <w:sz w:val="24"/>
+          <w:szCs w:val="28"/>
+        </w:rPr>
+      </w:pPr>
+      <w:r>
+        <w:rPr>
+          <w:rFonts w:ascii="宋体" w:eastAsia="宋体" w:hAnsi="宋体" w:hint="eastAsia"/>
+          <w:sz w:val="24"/>
+          <w:szCs w:val="28"/>
+        </w:rPr>
+        <w:t>名词解释</w:t>
       </w:r>
     </w:p>
     <w:p>
@@ -795,41 +1431,373 @@
         <w:jc w:val="both"/>
         <w:rPr>
           <w:rFonts w:ascii="宋体" w:eastAsia="宋体" w:hAnsi="宋体" w:hint="eastAsia"/>
+          <w:sz w:val="24"/>
+          <w:szCs w:val="28"/>
+        </w:rPr>
+      </w:pPr>
+      <w:r>
+        <w:rPr>
+          <w:rFonts w:ascii="宋体" w:eastAsia="宋体" w:hAnsi="宋体" w:hint="eastAsia"/>
+          <w:sz w:val="24"/>
+          <w:szCs w:val="28"/>
+        </w:rPr>
+        <w:t>【</w:t>
+      </w:r>
+      <w:r>
+        <w:rPr>
+          <w:rFonts w:ascii="宋体" w:eastAsia="宋体" w:hAnsi="宋体" w:hint="eastAsia"/>
+          <w:sz w:val="24"/>
+          <w:szCs w:val="28"/>
+        </w:rPr>
+        <w:t>实模式</w:t>
+      </w:r>
+      <w:r>
+        <w:rPr>
+          <w:rFonts w:ascii="宋体" w:eastAsia="宋体" w:hAnsi="宋体" w:hint="eastAsia"/>
+          <w:sz w:val="24"/>
+          <w:szCs w:val="28"/>
+        </w:rPr>
+        <w:t>】</w:t>
+      </w:r>
+      <w:r>
+        <w:rPr>
+          <w:rFonts w:ascii="宋体" w:eastAsia="宋体" w:hAnsi="宋体" w:hint="eastAsia"/>
           <w:b/>
           <w:bCs/>
           <w:sz w:val="24"/>
           <w:szCs w:val="28"/>
         </w:rPr>
-      </w:pPr>
-      <w:r>
-        <w:rPr>
-          <w:rFonts w:ascii="宋体" w:eastAsia="宋体" w:hAnsi="宋体" w:hint="eastAsia"/>
-          <w:sz w:val="24"/>
-          <w:szCs w:val="28"/>
-        </w:rPr>
-        <w:t>在第3阶段，完成设备树的解析，从存储介质中读取操作系统内核和初始内存盘到内存中，并将控制权和设备树在内存中的物理地址移交给操作系统内核。</w:t>
-      </w:r>
-    </w:p>
-    <w:p>
-      <w:pPr>
+        <w:t>实地址模式</w:t>
+      </w:r>
+      <w:r>
+        <w:rPr>
+          <w:rFonts w:ascii="宋体" w:eastAsia="宋体" w:hAnsi="宋体" w:hint="eastAsia"/>
+          <w:sz w:val="24"/>
+          <w:szCs w:val="28"/>
+        </w:rPr>
+        <w:t>（简称</w:t>
+      </w:r>
+      <w:r>
+        <w:rPr>
+          <w:rFonts w:ascii="宋体" w:eastAsia="宋体" w:hAnsi="宋体" w:hint="eastAsia"/>
+          <w:b/>
+          <w:bCs/>
+          <w:sz w:val="24"/>
+          <w:szCs w:val="28"/>
+        </w:rPr>
+        <w:t>实模式</w:t>
+      </w:r>
+      <w:r>
+        <w:rPr>
+          <w:rFonts w:ascii="宋体" w:eastAsia="宋体" w:hAnsi="宋体" w:hint="eastAsia"/>
+          <w:sz w:val="24"/>
+          <w:szCs w:val="28"/>
+        </w:rPr>
+        <w:t>）</w:t>
+      </w:r>
+      <w:r>
+        <w:rPr>
+          <w:rFonts w:ascii="宋体" w:eastAsia="宋体" w:hAnsi="宋体" w:hint="eastAsia"/>
+          <w:sz w:val="24"/>
+          <w:szCs w:val="28"/>
+        </w:rPr>
+        <w:t>是几乎所有x86架构处理器的默认启动模式。在实模式下，</w:t>
+      </w:r>
+      <w:r>
+        <w:rPr>
+          <w:rFonts w:ascii="宋体" w:eastAsia="宋体" w:hAnsi="宋体" w:hint="eastAsia"/>
+          <w:sz w:val="24"/>
+          <w:szCs w:val="28"/>
+        </w:rPr>
+        <w:t>CPU只能寻址1MB的物理内存空间</w:t>
+      </w:r>
+      <w:r>
+        <w:rPr>
+          <w:rFonts w:ascii="宋体" w:eastAsia="宋体" w:hAnsi="宋体" w:hint="eastAsia"/>
+          <w:sz w:val="24"/>
+          <w:szCs w:val="28"/>
+        </w:rPr>
+        <w:t>，软件可以直接访问BIOS例程、物理内存和外围硬件，过程中没有任何安全保障机制。实模式的产生，源头上是Intel为了</w:t>
+      </w:r>
+      <w:r>
+        <w:rPr>
+          <w:rFonts w:ascii="宋体" w:eastAsia="宋体" w:hAnsi="宋体" w:hint="eastAsia"/>
+          <w:sz w:val="24"/>
+          <w:szCs w:val="28"/>
+        </w:rPr>
+        <w:t>让新推出的处理器能兼容基于8086处理器编写的软件</w:t>
+      </w:r>
+      <w:r>
+        <w:rPr>
+          <w:rFonts w:ascii="宋体" w:eastAsia="宋体" w:hAnsi="宋体" w:hint="eastAsia"/>
+          <w:sz w:val="24"/>
+          <w:szCs w:val="28"/>
+        </w:rPr>
+        <w:t>而</w:t>
+      </w:r>
+      <w:r>
+        <w:rPr>
+          <w:rFonts w:ascii="宋体" w:eastAsia="宋体" w:hAnsi="宋体" w:hint="eastAsia"/>
+          <w:sz w:val="24"/>
+          <w:szCs w:val="28"/>
+        </w:rPr>
+        <w:t>作出的</w:t>
+      </w:r>
+      <w:r>
+        <w:rPr>
+          <w:rFonts w:ascii="宋体" w:eastAsia="宋体" w:hAnsi="宋体" w:hint="eastAsia"/>
+          <w:sz w:val="24"/>
+          <w:szCs w:val="28"/>
+        </w:rPr>
+        <w:t>妥协</w:t>
+      </w:r>
+      <w:r>
+        <w:rPr>
+          <w:rFonts w:ascii="宋体" w:eastAsia="宋体" w:hAnsi="宋体" w:hint="eastAsia"/>
+          <w:sz w:val="24"/>
+          <w:szCs w:val="28"/>
+        </w:rPr>
+        <w:t>措施</w:t>
+      </w:r>
+      <w:r>
+        <w:rPr>
+          <w:rFonts w:ascii="宋体" w:eastAsia="宋体" w:hAnsi="宋体" w:hint="eastAsia"/>
+          <w:sz w:val="24"/>
+          <w:szCs w:val="28"/>
+        </w:rPr>
+        <w:t>。</w:t>
+      </w:r>
+      <w:r>
+        <w:rPr>
+          <w:rFonts w:ascii="宋体" w:eastAsia="宋体" w:hAnsi="宋体" w:hint="eastAsia"/>
+          <w:sz w:val="24"/>
+          <w:szCs w:val="28"/>
+        </w:rPr>
+        <w:t>在16位的8086处理器上采用的是</w:t>
+      </w:r>
+      <w:r>
+        <w:rPr>
+          <w:rFonts w:ascii="宋体" w:eastAsia="宋体" w:hAnsi="宋体" w:hint="eastAsia"/>
+          <w:b/>
+          <w:bCs/>
+          <w:sz w:val="24"/>
+          <w:szCs w:val="28"/>
+        </w:rPr>
+        <w:t>分段内存寻址</w:t>
+      </w:r>
+      <w:r>
+        <w:rPr>
+          <w:rFonts w:ascii="宋体" w:eastAsia="宋体" w:hAnsi="宋体" w:hint="eastAsia"/>
+          <w:sz w:val="24"/>
+          <w:szCs w:val="28"/>
+        </w:rPr>
+        <w:t>（Segment:Offset，真实地址=Segment&lt;&lt;4+Offset）</w:t>
+      </w:r>
+      <w:r>
+        <w:rPr>
+          <w:rFonts w:ascii="宋体" w:eastAsia="宋体" w:hAnsi="宋体" w:hint="eastAsia"/>
+          <w:sz w:val="24"/>
+          <w:szCs w:val="28"/>
+        </w:rPr>
+        <w:t>，系统没有保护措施；而在从80286开始的处理器上引入了</w:t>
+      </w:r>
+      <w:r>
+        <w:rPr>
+          <w:rFonts w:ascii="宋体" w:eastAsia="宋体" w:hAnsi="宋体" w:hint="eastAsia"/>
+          <w:b/>
+          <w:bCs/>
+          <w:sz w:val="24"/>
+          <w:szCs w:val="28"/>
+        </w:rPr>
+        <w:t>保护模式</w:t>
+      </w:r>
+      <w:r>
+        <w:rPr>
+          <w:rFonts w:ascii="宋体" w:eastAsia="宋体" w:hAnsi="宋体" w:hint="eastAsia"/>
+          <w:sz w:val="24"/>
+          <w:szCs w:val="28"/>
+        </w:rPr>
+        <w:t>，内存容量得到扩大</w:t>
+      </w:r>
+      <w:r>
+        <w:rPr>
+          <w:rFonts w:ascii="宋体" w:eastAsia="宋体" w:hAnsi="宋体" w:hint="eastAsia"/>
+          <w:sz w:val="24"/>
+          <w:szCs w:val="28"/>
+        </w:rPr>
+        <w:t>，采用了虚拟地址通过</w:t>
+      </w:r>
+      <w:r>
+        <w:rPr>
+          <w:rFonts w:ascii="宋体" w:eastAsia="宋体" w:hAnsi="宋体" w:hint="eastAsia"/>
+          <w:sz w:val="24"/>
+          <w:szCs w:val="28"/>
+        </w:rPr>
+        <w:t>全局描述符表（GDT）和分页机制（Paging）映射到物理内存</w:t>
+      </w:r>
+      <w:r>
+        <w:rPr>
+          <w:rFonts w:ascii="宋体" w:eastAsia="宋体" w:hAnsi="宋体" w:hint="eastAsia"/>
+          <w:sz w:val="24"/>
+          <w:szCs w:val="28"/>
+        </w:rPr>
+        <w:t>的寻址方法</w:t>
+      </w:r>
+      <w:r>
+        <w:rPr>
+          <w:rFonts w:ascii="宋体" w:eastAsia="宋体" w:hAnsi="宋体" w:hint="eastAsia"/>
+          <w:sz w:val="24"/>
+          <w:szCs w:val="28"/>
+        </w:rPr>
+        <w:t>。</w:t>
+      </w:r>
+      <w:r>
+        <w:rPr>
+          <w:rFonts w:ascii="宋体" w:eastAsia="宋体" w:hAnsi="宋体" w:hint="eastAsia"/>
+          <w:sz w:val="24"/>
+          <w:szCs w:val="28"/>
+        </w:rPr>
+        <w:t>由于80286发布时，市面上尚有大量基于8086处理器编写的软件，为让这些软件能在新处理器上正常运行，Intel令80286处理器在刚通电时的表现与8086处理器完全相同，并沿用至今。</w:t>
+      </w:r>
+    </w:p>
+    <w:p>
+      <w:pPr>
+        <w:ind w:firstLine="420"/>
         <w:jc w:val="both"/>
         <w:rPr>
-          <w:rFonts w:ascii="宋体" w:eastAsia="宋体" w:hAnsi="宋体" w:hint="eastAsia"/>
-          <w:sz w:val="24"/>
-          <w:szCs w:val="28"/>
-        </w:rPr>
-      </w:pPr>
-      <w:r>
-        <w:rPr>
           <w:rFonts w:ascii="宋体" w:eastAsia="宋体" w:hAnsi="宋体"/>
           <w:sz w:val="24"/>
           <w:szCs w:val="28"/>
         </w:rPr>
-        <w:tab/>
-      </w:r>
-    </w:p>
-    <w:p>
-      <w:pPr>
+      </w:pPr>
+      <w:r>
+        <w:rPr>
+          <w:rFonts w:ascii="宋体" w:eastAsia="宋体" w:hAnsi="宋体" w:hint="eastAsia"/>
+          <w:sz w:val="24"/>
+          <w:szCs w:val="28"/>
+        </w:rPr>
+        <w:t>【</w:t>
+      </w:r>
+      <w:r>
+        <w:rPr>
+          <w:rFonts w:ascii="宋体" w:eastAsia="宋体" w:hAnsi="宋体" w:hint="eastAsia"/>
+          <w:sz w:val="24"/>
+          <w:szCs w:val="28"/>
+        </w:rPr>
+        <w:t>全局描述符表（GDT）</w:t>
+      </w:r>
+      <w:r>
+        <w:rPr>
+          <w:rFonts w:ascii="宋体" w:eastAsia="宋体" w:hAnsi="宋体" w:hint="eastAsia"/>
+          <w:sz w:val="24"/>
+          <w:szCs w:val="28"/>
+        </w:rPr>
+        <w:t>】</w:t>
+      </w:r>
+      <w:r>
+        <w:rPr>
+          <w:rFonts w:ascii="宋体" w:eastAsia="宋体" w:hAnsi="宋体" w:hint="eastAsia"/>
+          <w:b/>
+          <w:bCs/>
+          <w:sz w:val="24"/>
+          <w:szCs w:val="28"/>
+        </w:rPr>
+        <w:t>GDT</w:t>
+      </w:r>
+      <w:r>
+        <w:rPr>
+          <w:rFonts w:ascii="宋体" w:eastAsia="宋体" w:hAnsi="宋体" w:hint="eastAsia"/>
+          <w:sz w:val="24"/>
+          <w:szCs w:val="28"/>
+        </w:rPr>
+        <w:t>是</w:t>
+      </w:r>
+      <w:r>
+        <w:rPr>
+          <w:rFonts w:ascii="宋体" w:eastAsia="宋体" w:hAnsi="宋体" w:hint="eastAsia"/>
+          <w:sz w:val="24"/>
+          <w:szCs w:val="28"/>
+        </w:rPr>
+        <w:t>x86架构</w:t>
+      </w:r>
+      <w:r>
+        <w:rPr>
+          <w:rFonts w:ascii="宋体" w:eastAsia="宋体" w:hAnsi="宋体" w:hint="eastAsia"/>
+          <w:sz w:val="24"/>
+          <w:szCs w:val="28"/>
+        </w:rPr>
+        <w:t>CPU在保护模式下的核心数据结构，由多个</w:t>
+      </w:r>
+      <w:r>
+        <w:rPr>
+          <w:rFonts w:ascii="宋体" w:eastAsia="宋体" w:hAnsi="宋体" w:hint="eastAsia"/>
+          <w:b/>
+          <w:bCs/>
+          <w:sz w:val="24"/>
+          <w:szCs w:val="28"/>
+        </w:rPr>
+        <w:t>段描述符</w:t>
+      </w:r>
+      <w:r>
+        <w:rPr>
+          <w:rFonts w:ascii="宋体" w:eastAsia="宋体" w:hAnsi="宋体" w:hint="eastAsia"/>
+          <w:sz w:val="24"/>
+          <w:szCs w:val="28"/>
+        </w:rPr>
+        <w:t>组成，用于定义内存段的基址、大小及访问权限。</w:t>
+      </w:r>
+      <w:r>
+        <w:rPr>
+          <w:rFonts w:ascii="宋体" w:eastAsia="宋体" w:hAnsi="宋体" w:hint="eastAsia"/>
+          <w:sz w:val="24"/>
+          <w:szCs w:val="28"/>
+        </w:rPr>
+        <w:t>早期CPU中，GDT结合段寄存器将</w:t>
+      </w:r>
+      <w:r>
+        <w:rPr>
+          <w:rFonts w:ascii="宋体" w:eastAsia="宋体" w:hAnsi="宋体" w:hint="eastAsia"/>
+          <w:sz w:val="24"/>
+          <w:szCs w:val="28"/>
+        </w:rPr>
+        <w:t>程序的逻辑地址转换为线性地址。在现代操作系统中，GDT</w:t>
+      </w:r>
+      <w:r>
+        <w:rPr>
+          <w:rFonts w:ascii="宋体" w:eastAsia="宋体" w:hAnsi="宋体" w:hint="eastAsia"/>
+          <w:sz w:val="24"/>
+          <w:szCs w:val="28"/>
+        </w:rPr>
+        <w:t>的</w:t>
+      </w:r>
+      <w:r>
+        <w:rPr>
+          <w:rFonts w:ascii="宋体" w:eastAsia="宋体" w:hAnsi="宋体" w:hint="eastAsia"/>
+          <w:sz w:val="24"/>
+          <w:szCs w:val="28"/>
+        </w:rPr>
+        <w:t>核心职责</w:t>
+      </w:r>
+      <w:r>
+        <w:rPr>
+          <w:rFonts w:ascii="宋体" w:eastAsia="宋体" w:hAnsi="宋体" w:hint="eastAsia"/>
+          <w:sz w:val="24"/>
+          <w:szCs w:val="28"/>
+        </w:rPr>
+        <w:t>变为</w:t>
+      </w:r>
+      <w:r>
+        <w:rPr>
+          <w:rFonts w:ascii="宋体" w:eastAsia="宋体" w:hAnsi="宋体" w:hint="eastAsia"/>
+          <w:sz w:val="24"/>
+          <w:szCs w:val="28"/>
+        </w:rPr>
+        <w:t>提供硬件级的特权级控制（如区分内核态Ring 0与用户态Ring 3），在底层保障操作系统的安全，防止越权访问。</w:t>
+      </w:r>
+    </w:p>
+    <w:p>
+      <w:pPr>
+        <w:ind w:firstLine="420"/>
         <w:jc w:val="both"/>
         <w:rPr>
           <w:rFonts w:ascii="宋体" w:eastAsia="宋体" w:hAnsi="宋体" w:hint="eastAsia"/>
@@ -843,7 +1811,1118 @@
           <w:sz w:val="24"/>
           <w:szCs w:val="28"/>
         </w:rPr>
-        <w:t>【结论】</w:t>
+        <w:t>【</w:t>
+      </w:r>
+      <w:r>
+        <w:rPr>
+          <w:rFonts w:ascii="宋体" w:eastAsia="宋体" w:hAnsi="宋体" w:hint="eastAsia"/>
+          <w:sz w:val="24"/>
+          <w:szCs w:val="28"/>
+        </w:rPr>
+        <w:t>分页机制（Paging）</w:t>
+      </w:r>
+      <w:r>
+        <w:rPr>
+          <w:rFonts w:ascii="宋体" w:eastAsia="宋体" w:hAnsi="宋体" w:hint="eastAsia"/>
+          <w:sz w:val="24"/>
+          <w:szCs w:val="28"/>
+        </w:rPr>
+        <w:t>】</w:t>
+      </w:r>
+      <w:r>
+        <w:rPr>
+          <w:rFonts w:ascii="宋体" w:eastAsia="宋体" w:hAnsi="宋体" w:hint="eastAsia"/>
+          <w:b/>
+          <w:bCs/>
+          <w:sz w:val="24"/>
+          <w:szCs w:val="28"/>
+        </w:rPr>
+        <w:t>分页机制</w:t>
+      </w:r>
+      <w:r>
+        <w:rPr>
+          <w:rFonts w:ascii="宋体" w:eastAsia="宋体" w:hAnsi="宋体" w:hint="eastAsia"/>
+          <w:sz w:val="24"/>
+          <w:szCs w:val="28"/>
+        </w:rPr>
+        <w:t>是现代操作系统进行内存管理和进程隔离的</w:t>
+      </w:r>
+      <w:r>
+        <w:rPr>
+          <w:rFonts w:ascii="宋体" w:eastAsia="宋体" w:hAnsi="宋体" w:hint="eastAsia"/>
+          <w:sz w:val="24"/>
+          <w:szCs w:val="28"/>
+        </w:rPr>
+        <w:t>重要方式</w:t>
+      </w:r>
+      <w:r>
+        <w:rPr>
+          <w:rFonts w:ascii="宋体" w:eastAsia="宋体" w:hAnsi="宋体" w:hint="eastAsia"/>
+          <w:sz w:val="24"/>
+          <w:szCs w:val="28"/>
+        </w:rPr>
+        <w:t>。它将虚拟空间与物理内存划分为固定大小的“页”，通过页表将线性地址映射为最终的物理地址。</w:t>
+      </w:r>
+      <w:r>
+        <w:rPr>
+          <w:rFonts w:ascii="宋体" w:eastAsia="宋体" w:hAnsi="宋体" w:hint="eastAsia"/>
+          <w:sz w:val="24"/>
+          <w:szCs w:val="28"/>
+        </w:rPr>
+        <w:t>分页机制</w:t>
+      </w:r>
+      <w:r>
+        <w:rPr>
+          <w:rFonts w:ascii="宋体" w:eastAsia="宋体" w:hAnsi="宋体" w:hint="eastAsia"/>
+          <w:sz w:val="24"/>
+          <w:szCs w:val="28"/>
+        </w:rPr>
+        <w:t>支撑了虚拟内存技术，</w:t>
+      </w:r>
+      <w:r>
+        <w:rPr>
+          <w:rFonts w:ascii="宋体" w:eastAsia="宋体" w:hAnsi="宋体" w:hint="eastAsia"/>
+          <w:sz w:val="24"/>
+          <w:szCs w:val="28"/>
+        </w:rPr>
+        <w:t>并</w:t>
+      </w:r>
+      <w:r>
+        <w:rPr>
+          <w:rFonts w:ascii="宋体" w:eastAsia="宋体" w:hAnsi="宋体" w:hint="eastAsia"/>
+          <w:sz w:val="24"/>
+          <w:szCs w:val="28"/>
+        </w:rPr>
+        <w:t>通过映射不同的物理页框确保了进程间的严格隔离，有效防止了内存数据的相互篡改，并支持</w:t>
+      </w:r>
+      <w:r>
+        <w:rPr>
+          <w:rFonts w:ascii="宋体" w:eastAsia="宋体" w:hAnsi="宋体" w:hint="eastAsia"/>
+          <w:sz w:val="24"/>
+          <w:szCs w:val="28"/>
+        </w:rPr>
+        <w:t>操作系统实现页面级别的</w:t>
+      </w:r>
+      <w:r>
+        <w:rPr>
+          <w:rFonts w:ascii="宋体" w:eastAsia="宋体" w:hAnsi="宋体" w:hint="eastAsia"/>
+          <w:sz w:val="24"/>
+          <w:szCs w:val="28"/>
+        </w:rPr>
+        <w:t>读写执行权限保护。</w:t>
+      </w:r>
+    </w:p>
+    <w:p>
+      <w:pPr>
+        <w:ind w:firstLine="420"/>
+        <w:jc w:val="both"/>
+        <w:rPr>
+          <w:rFonts w:ascii="宋体" w:eastAsia="宋体" w:hAnsi="宋体" w:hint="eastAsia"/>
+          <w:sz w:val="24"/>
+          <w:szCs w:val="28"/>
+        </w:rPr>
+      </w:pPr>
+      <w:r>
+        <w:rPr>
+          <w:rFonts w:ascii="宋体" w:eastAsia="宋体" w:hAnsi="宋体" w:hint="eastAsia"/>
+          <w:sz w:val="24"/>
+          <w:szCs w:val="28"/>
+        </w:rPr>
+        <w:t>【扇区】</w:t>
+      </w:r>
+      <w:r>
+        <w:rPr>
+          <w:rFonts w:ascii="宋体" w:eastAsia="宋体" w:hAnsi="宋体" w:hint="eastAsia"/>
+          <w:sz w:val="24"/>
+          <w:szCs w:val="28"/>
+        </w:rPr>
+        <w:t>计算机硬盘驱动器（HDD）、软盘或光盘等存储介质上，数据读写的基本物理单位</w:t>
+      </w:r>
+      <w:r>
+        <w:rPr>
+          <w:rFonts w:ascii="宋体" w:eastAsia="宋体" w:hAnsi="宋体" w:hint="eastAsia"/>
+          <w:sz w:val="24"/>
+          <w:szCs w:val="28"/>
+        </w:rPr>
+        <w:t>。</w:t>
+      </w:r>
+      <w:r>
+        <w:rPr>
+          <w:rFonts w:ascii="宋体" w:eastAsia="宋体" w:hAnsi="宋体" w:hint="eastAsia"/>
+          <w:sz w:val="24"/>
+          <w:szCs w:val="28"/>
+        </w:rPr>
+        <w:t>机械</w:t>
+      </w:r>
+      <w:r>
+        <w:rPr>
+          <w:rFonts w:ascii="宋体" w:eastAsia="宋体" w:hAnsi="宋体" w:hint="eastAsia"/>
+          <w:sz w:val="24"/>
+          <w:szCs w:val="28"/>
+        </w:rPr>
+        <w:t>硬盘的磁性数据载体被称为盘片（Platter）</w:t>
+      </w:r>
+      <w:r>
+        <w:rPr>
+          <w:rFonts w:ascii="宋体" w:eastAsia="宋体" w:hAnsi="宋体" w:hint="eastAsia"/>
+          <w:sz w:val="24"/>
+          <w:szCs w:val="28"/>
+        </w:rPr>
+        <w:t>；</w:t>
+      </w:r>
+      <w:r>
+        <w:rPr>
+          <w:rFonts w:ascii="宋体" w:eastAsia="宋体" w:hAnsi="宋体" w:hint="eastAsia"/>
+          <w:sz w:val="24"/>
+          <w:szCs w:val="28"/>
+        </w:rPr>
+        <w:t>在盘片的表面，以主轴为圆心向外辐射出无数个同心圆环</w:t>
+      </w:r>
+      <w:r>
+        <w:rPr>
+          <w:rFonts w:ascii="宋体" w:eastAsia="宋体" w:hAnsi="宋体" w:hint="eastAsia"/>
+          <w:sz w:val="24"/>
+          <w:szCs w:val="28"/>
+        </w:rPr>
+        <w:t>（</w:t>
+      </w:r>
+      <w:r>
+        <w:rPr>
+          <w:rFonts w:ascii="宋体" w:eastAsia="宋体" w:hAnsi="宋体" w:hint="eastAsia"/>
+          <w:sz w:val="24"/>
+          <w:szCs w:val="28"/>
+        </w:rPr>
+        <w:t>磁道</w:t>
+      </w:r>
+      <w:r>
+        <w:rPr>
+          <w:rFonts w:ascii="宋体" w:eastAsia="宋体" w:hAnsi="宋体" w:hint="eastAsia"/>
+          <w:sz w:val="24"/>
+          <w:szCs w:val="28"/>
+        </w:rPr>
+        <w:t>，</w:t>
+      </w:r>
+      <w:r>
+        <w:rPr>
+          <w:rFonts w:ascii="宋体" w:eastAsia="宋体" w:hAnsi="宋体" w:hint="eastAsia"/>
+          <w:sz w:val="24"/>
+          <w:szCs w:val="28"/>
+        </w:rPr>
+        <w:t>Track）。为了实现对数据的高效定位与寻址，存储控制器将每一个磁道按照特定的角度划分为多个等长的圆弧段，每一段圆弧即构成一个物理扇区。</w:t>
+      </w:r>
+      <w:r>
+        <w:rPr>
+          <w:rFonts w:ascii="宋体" w:eastAsia="宋体" w:hAnsi="宋体" w:hint="eastAsia"/>
+          <w:sz w:val="24"/>
+          <w:szCs w:val="28"/>
+        </w:rPr>
+        <w:t>在早期的工业标准中，硬盘的一个标准物理扇区所能容纳的用户数据量固定为512</w:t>
+      </w:r>
+      <w:r>
+        <w:rPr>
+          <w:rFonts w:ascii="宋体" w:eastAsia="宋体" w:hAnsi="宋体" w:hint="eastAsia"/>
+          <w:sz w:val="24"/>
+          <w:szCs w:val="28"/>
+        </w:rPr>
+        <w:t>B</w:t>
+      </w:r>
+      <w:r>
+        <w:rPr>
+          <w:rFonts w:ascii="宋体" w:eastAsia="宋体" w:hAnsi="宋体" w:hint="eastAsia"/>
+          <w:sz w:val="24"/>
+          <w:szCs w:val="28"/>
+        </w:rPr>
+        <w:t>；现代的高级格式化标准</w:t>
+      </w:r>
+      <w:r>
+        <w:rPr>
+          <w:rFonts w:ascii="宋体" w:eastAsia="宋体" w:hAnsi="宋体" w:hint="eastAsia"/>
+          <w:sz w:val="24"/>
+          <w:szCs w:val="28"/>
+        </w:rPr>
+        <w:t>将物理扇区数据区大小提高为4KB</w:t>
+      </w:r>
+      <w:r>
+        <w:rPr>
+          <w:rFonts w:ascii="宋体" w:eastAsia="宋体" w:hAnsi="宋体" w:hint="eastAsia"/>
+          <w:sz w:val="24"/>
+          <w:szCs w:val="28"/>
+        </w:rPr>
+        <w:t>。一个扇区由头部标识区（</w:t>
+      </w:r>
+      <w:r>
+        <w:rPr>
+          <w:rFonts w:ascii="宋体" w:eastAsia="宋体" w:hAnsi="宋体" w:hint="eastAsia"/>
+          <w:sz w:val="24"/>
+          <w:szCs w:val="28"/>
+        </w:rPr>
+        <w:t>记录同步字符以及扇区的物理地址信息，供硬盘控制器的磁头进行空间维度的精准定位</w:t>
+      </w:r>
+      <w:r>
+        <w:rPr>
+          <w:rFonts w:ascii="宋体" w:eastAsia="宋体" w:hAnsi="宋体" w:hint="eastAsia"/>
+          <w:sz w:val="24"/>
+          <w:szCs w:val="28"/>
+        </w:rPr>
+        <w:t>）、数据区、纠错码区（</w:t>
+      </w:r>
+      <w:r>
+        <w:rPr>
+          <w:rFonts w:ascii="宋体" w:eastAsia="宋体" w:hAnsi="宋体" w:hint="eastAsia"/>
+          <w:sz w:val="24"/>
+          <w:szCs w:val="28"/>
+        </w:rPr>
+        <w:t>通过特定的校验算法实时检测并尝试修复因磁介质物理瑕疵或电磁信号干扰导致的读取错误，确保底层数据的完整性</w:t>
+      </w:r>
+      <w:r>
+        <w:rPr>
+          <w:rFonts w:ascii="宋体" w:eastAsia="宋体" w:hAnsi="宋体" w:hint="eastAsia"/>
+          <w:sz w:val="24"/>
+          <w:szCs w:val="28"/>
+        </w:rPr>
+        <w:t>）</w:t>
+      </w:r>
+      <w:r>
+        <w:rPr>
+          <w:rFonts w:ascii="宋体" w:eastAsia="宋体" w:hAnsi="宋体" w:hint="eastAsia"/>
+          <w:sz w:val="24"/>
+          <w:szCs w:val="28"/>
+        </w:rPr>
+        <w:t>组成。</w:t>
+      </w:r>
+      <w:r>
+        <w:rPr>
+          <w:rFonts w:ascii="宋体" w:eastAsia="宋体" w:hAnsi="宋体" w:hint="eastAsia"/>
+          <w:sz w:val="24"/>
+          <w:szCs w:val="28"/>
+        </w:rPr>
+        <w:t>磁盘控制器严格以物理扇区为基本边界执行I/O操作。为了降低操作系统的管理开销并优化空间分配效率，现代文件系统在逻辑层面将多个连续的物理扇区整合为更大的逻辑分配单元，分别称之为“簇”（Cluster）或“块”（Block），并基于这些逻辑单元来完成高层级的文件映射与存储管理工作</w:t>
+      </w:r>
+      <w:r>
+        <w:rPr>
+          <w:rFonts w:ascii="宋体" w:eastAsia="宋体" w:hAnsi="宋体" w:hint="eastAsia"/>
+          <w:sz w:val="24"/>
+          <w:szCs w:val="28"/>
+        </w:rPr>
+        <w:t>。</w:t>
+      </w:r>
+    </w:p>
+    <w:p>
+      <w:pPr>
+        <w:pStyle w:val="a9"/>
+        <w:numPr>
+          <w:ilvl w:val="0"/>
+          <w:numId w:val="1"/>
+        </w:numPr>
+        <w:jc w:val="both"/>
+        <w:rPr>
+          <w:rFonts w:ascii="宋体" w:eastAsia="宋体" w:hAnsi="宋体"/>
+          <w:sz w:val="24"/>
+          <w:szCs w:val="28"/>
+        </w:rPr>
+      </w:pPr>
+      <w:r>
+        <w:rPr>
+          <w:rFonts w:ascii="宋体" w:eastAsia="宋体" w:hAnsi="宋体" w:hint="eastAsia"/>
+          <w:sz w:val="24"/>
+          <w:szCs w:val="28"/>
+        </w:rPr>
+        <w:t>其它问题</w:t>
+      </w:r>
+    </w:p>
+    <w:p>
+      <w:pPr>
+        <w:pStyle w:val="a9"/>
+        <w:numPr>
+          <w:ilvl w:val="1"/>
+          <w:numId w:val="1"/>
+        </w:numPr>
+        <w:jc w:val="both"/>
+        <w:rPr>
+          <w:rFonts w:ascii="宋体" w:eastAsia="宋体" w:hAnsi="宋体"/>
+          <w:sz w:val="24"/>
+          <w:szCs w:val="28"/>
+        </w:rPr>
+      </w:pPr>
+      <w:r>
+        <w:rPr>
+          <w:rFonts w:ascii="宋体" w:eastAsia="宋体" w:hAnsi="宋体" w:hint="eastAsia"/>
+          <w:sz w:val="24"/>
+          <w:szCs w:val="28"/>
+        </w:rPr>
+        <w:t>x86架构CPU</w:t>
+      </w:r>
+      <w:r>
+        <w:rPr>
+          <w:rFonts w:ascii="宋体" w:eastAsia="宋体" w:hAnsi="宋体" w:hint="eastAsia"/>
+          <w:sz w:val="24"/>
+          <w:szCs w:val="28"/>
+        </w:rPr>
+        <w:t>有哪些</w:t>
+      </w:r>
+      <w:r>
+        <w:rPr>
+          <w:rFonts w:ascii="宋体" w:eastAsia="宋体" w:hAnsi="宋体" w:hint="eastAsia"/>
+          <w:sz w:val="24"/>
+          <w:szCs w:val="28"/>
+        </w:rPr>
+        <w:t>寄存器</w:t>
+      </w:r>
+      <w:r>
+        <w:rPr>
+          <w:rFonts w:ascii="宋体" w:eastAsia="宋体" w:hAnsi="宋体" w:hint="eastAsia"/>
+          <w:sz w:val="24"/>
+          <w:szCs w:val="28"/>
+        </w:rPr>
+        <w:t>？</w:t>
+      </w:r>
+      <w:r>
+        <w:rPr>
+          <w:rFonts w:ascii="宋体" w:eastAsia="宋体" w:hAnsi="宋体" w:hint="eastAsia"/>
+          <w:sz w:val="24"/>
+          <w:szCs w:val="28"/>
+        </w:rPr>
+        <w:t>（以32位机器为例）</w:t>
+      </w:r>
+    </w:p>
+    <w:p>
+      <w:pPr>
+        <w:pStyle w:val="a9"/>
+        <w:ind w:left="880" w:firstLine="380"/>
+        <w:jc w:val="both"/>
+        <w:rPr>
+          <w:rFonts w:ascii="宋体" w:eastAsia="宋体" w:hAnsi="宋体"/>
+          <w:sz w:val="24"/>
+          <w:szCs w:val="28"/>
+        </w:rPr>
+      </w:pPr>
+      <w:r>
+        <w:rPr>
+          <w:rFonts w:ascii="宋体" w:eastAsia="宋体" w:hAnsi="宋体" w:hint="eastAsia"/>
+          <w:b/>
+          <w:bCs/>
+          <w:sz w:val="24"/>
+          <w:szCs w:val="28"/>
+        </w:rPr>
+        <w:t>通用寄存器</w:t>
+      </w:r>
+      <w:r>
+        <w:rPr>
+          <w:rFonts w:ascii="宋体" w:eastAsia="宋体" w:hAnsi="宋体" w:hint="eastAsia"/>
+          <w:sz w:val="24"/>
+          <w:szCs w:val="28"/>
+        </w:rPr>
+        <w:t>：</w:t>
+      </w:r>
+      <w:r>
+        <w:rPr>
+          <w:rFonts w:ascii="宋体" w:eastAsia="宋体" w:hAnsi="宋体" w:hint="eastAsia"/>
+          <w:b/>
+          <w:bCs/>
+          <w:sz w:val="24"/>
+          <w:szCs w:val="28"/>
+        </w:rPr>
+        <w:t>EAX</w:t>
+      </w:r>
+      <w:r>
+        <w:rPr>
+          <w:rFonts w:ascii="宋体" w:eastAsia="宋体" w:hAnsi="宋体" w:hint="eastAsia"/>
+          <w:sz w:val="24"/>
+          <w:szCs w:val="28"/>
+        </w:rPr>
+        <w:t>（</w:t>
+      </w:r>
+      <w:r>
+        <w:rPr>
+          <w:rFonts w:ascii="宋体" w:eastAsia="宋体" w:hAnsi="宋体" w:hint="eastAsia"/>
+          <w:sz w:val="24"/>
+          <w:szCs w:val="28"/>
+        </w:rPr>
+        <w:t>累加寄存器</w:t>
+      </w:r>
+      <w:r>
+        <w:rPr>
+          <w:rFonts w:ascii="宋体" w:eastAsia="宋体" w:hAnsi="宋体" w:hint="eastAsia"/>
+          <w:sz w:val="24"/>
+          <w:szCs w:val="28"/>
+        </w:rPr>
+        <w:t>，</w:t>
+      </w:r>
+      <w:r>
+        <w:rPr>
+          <w:rFonts w:ascii="宋体" w:eastAsia="宋体" w:hAnsi="宋体" w:hint="eastAsia"/>
+          <w:sz w:val="24"/>
+          <w:szCs w:val="28"/>
+        </w:rPr>
+        <w:t>主要用于算术和逻辑运算</w:t>
+      </w:r>
+      <w:r>
+        <w:rPr>
+          <w:rFonts w:ascii="宋体" w:eastAsia="宋体" w:hAnsi="宋体" w:hint="eastAsia"/>
+          <w:sz w:val="24"/>
+          <w:szCs w:val="28"/>
+        </w:rPr>
+        <w:t>、存储函数返回值），</w:t>
+      </w:r>
+      <w:r>
+        <w:rPr>
+          <w:rFonts w:ascii="宋体" w:eastAsia="宋体" w:hAnsi="宋体" w:hint="eastAsia"/>
+          <w:b/>
+          <w:bCs/>
+          <w:sz w:val="24"/>
+          <w:szCs w:val="28"/>
+        </w:rPr>
+        <w:t>EBX</w:t>
+      </w:r>
+      <w:r>
+        <w:rPr>
+          <w:rFonts w:ascii="宋体" w:eastAsia="宋体" w:hAnsi="宋体" w:hint="eastAsia"/>
+          <w:sz w:val="24"/>
+          <w:szCs w:val="28"/>
+        </w:rPr>
+        <w:t>（</w:t>
+      </w:r>
+      <w:r>
+        <w:rPr>
+          <w:rFonts w:ascii="宋体" w:eastAsia="宋体" w:hAnsi="宋体" w:hint="eastAsia"/>
+          <w:sz w:val="24"/>
+          <w:szCs w:val="28"/>
+        </w:rPr>
+        <w:t>基址寄存器</w:t>
+      </w:r>
+      <w:r>
+        <w:rPr>
+          <w:rFonts w:ascii="宋体" w:eastAsia="宋体" w:hAnsi="宋体" w:hint="eastAsia"/>
+          <w:sz w:val="24"/>
+          <w:szCs w:val="28"/>
+        </w:rPr>
+        <w:t>，用于</w:t>
+      </w:r>
+      <w:r>
+        <w:rPr>
+          <w:rFonts w:ascii="宋体" w:eastAsia="宋体" w:hAnsi="宋体" w:hint="eastAsia"/>
+          <w:sz w:val="24"/>
+          <w:szCs w:val="28"/>
+        </w:rPr>
+        <w:t>存储内存地址的基址</w:t>
+      </w:r>
+      <w:r>
+        <w:rPr>
+          <w:rFonts w:ascii="宋体" w:eastAsia="宋体" w:hAnsi="宋体" w:hint="eastAsia"/>
+          <w:sz w:val="24"/>
+          <w:szCs w:val="28"/>
+        </w:rPr>
+        <w:t>），</w:t>
+      </w:r>
+      <w:r>
+        <w:rPr>
+          <w:rFonts w:ascii="宋体" w:eastAsia="宋体" w:hAnsi="宋体" w:hint="eastAsia"/>
+          <w:b/>
+          <w:bCs/>
+          <w:sz w:val="24"/>
+          <w:szCs w:val="28"/>
+        </w:rPr>
+        <w:t>ECX</w:t>
+      </w:r>
+      <w:r>
+        <w:rPr>
+          <w:rFonts w:ascii="宋体" w:eastAsia="宋体" w:hAnsi="宋体" w:hint="eastAsia"/>
+          <w:sz w:val="24"/>
+          <w:szCs w:val="28"/>
+        </w:rPr>
+        <w:t>（计数寄存器，</w:t>
+      </w:r>
+      <w:r>
+        <w:rPr>
+          <w:rFonts w:ascii="宋体" w:eastAsia="宋体" w:hAnsi="宋体" w:hint="eastAsia"/>
+          <w:sz w:val="24"/>
+          <w:szCs w:val="28"/>
+        </w:rPr>
+        <w:t>通常在循环指令或字符串操作中作为计数器使用</w:t>
+      </w:r>
+      <w:r>
+        <w:rPr>
+          <w:rFonts w:ascii="宋体" w:eastAsia="宋体" w:hAnsi="宋体" w:hint="eastAsia"/>
+          <w:sz w:val="24"/>
+          <w:szCs w:val="28"/>
+        </w:rPr>
+        <w:t>）</w:t>
+      </w:r>
+      <w:r>
+        <w:rPr>
+          <w:rFonts w:ascii="宋体" w:eastAsia="宋体" w:hAnsi="宋体" w:hint="eastAsia"/>
+          <w:sz w:val="24"/>
+          <w:szCs w:val="28"/>
+        </w:rPr>
+        <w:t>，</w:t>
+      </w:r>
+      <w:r>
+        <w:rPr>
+          <w:rFonts w:ascii="宋体" w:eastAsia="宋体" w:hAnsi="宋体" w:hint="eastAsia"/>
+          <w:b/>
+          <w:bCs/>
+          <w:sz w:val="24"/>
+          <w:szCs w:val="28"/>
+        </w:rPr>
+        <w:t>EDX</w:t>
+      </w:r>
+      <w:r>
+        <w:rPr>
+          <w:rFonts w:ascii="宋体" w:eastAsia="宋体" w:hAnsi="宋体" w:hint="eastAsia"/>
+          <w:sz w:val="24"/>
+          <w:szCs w:val="28"/>
+        </w:rPr>
+        <w:t>（数据寄存器，</w:t>
+      </w:r>
+      <w:r>
+        <w:rPr>
+          <w:rFonts w:ascii="宋体" w:eastAsia="宋体" w:hAnsi="宋体" w:hint="eastAsia"/>
+          <w:sz w:val="24"/>
+          <w:szCs w:val="28"/>
+        </w:rPr>
+        <w:t>常与EAX配合使用，用于处理I/O端口操作，或者在进行大数乘除法时存放高位数据</w:t>
+      </w:r>
+      <w:r>
+        <w:rPr>
+          <w:rFonts w:ascii="宋体" w:eastAsia="宋体" w:hAnsi="宋体" w:hint="eastAsia"/>
+          <w:sz w:val="24"/>
+          <w:szCs w:val="28"/>
+        </w:rPr>
+        <w:t>）</w:t>
+      </w:r>
+      <w:r>
+        <w:rPr>
+          <w:rFonts w:ascii="宋体" w:eastAsia="宋体" w:hAnsi="宋体" w:hint="eastAsia"/>
+          <w:sz w:val="24"/>
+          <w:szCs w:val="28"/>
+        </w:rPr>
+        <w:t>；</w:t>
+      </w:r>
+      <w:r>
+        <w:rPr>
+          <w:rFonts w:ascii="宋体" w:eastAsia="宋体" w:hAnsi="宋体" w:hint="eastAsia"/>
+          <w:b/>
+          <w:bCs/>
+          <w:sz w:val="24"/>
+          <w:szCs w:val="28"/>
+        </w:rPr>
+        <w:t>ESI</w:t>
+      </w:r>
+      <w:r>
+        <w:rPr>
+          <w:rFonts w:ascii="宋体" w:eastAsia="宋体" w:hAnsi="宋体" w:hint="eastAsia"/>
+          <w:sz w:val="24"/>
+          <w:szCs w:val="28"/>
+        </w:rPr>
+        <w:t>（源变址寄存器，</w:t>
+      </w:r>
+      <w:r>
+        <w:rPr>
+          <w:rFonts w:ascii="宋体" w:eastAsia="宋体" w:hAnsi="宋体" w:hint="eastAsia"/>
+          <w:sz w:val="24"/>
+          <w:szCs w:val="28"/>
+        </w:rPr>
+        <w:t>在字符串和内存块移动操作中，指向源数据的地址</w:t>
+      </w:r>
+      <w:r>
+        <w:rPr>
+          <w:rFonts w:ascii="宋体" w:eastAsia="宋体" w:hAnsi="宋体" w:hint="eastAsia"/>
+          <w:sz w:val="24"/>
+          <w:szCs w:val="28"/>
+        </w:rPr>
+        <w:t>），</w:t>
+      </w:r>
+      <w:r>
+        <w:rPr>
+          <w:rFonts w:ascii="宋体" w:eastAsia="宋体" w:hAnsi="宋体" w:hint="eastAsia"/>
+          <w:b/>
+          <w:bCs/>
+          <w:sz w:val="24"/>
+          <w:szCs w:val="28"/>
+        </w:rPr>
+        <w:t>EDI</w:t>
+      </w:r>
+      <w:r>
+        <w:rPr>
+          <w:rFonts w:ascii="宋体" w:eastAsia="宋体" w:hAnsi="宋体" w:hint="eastAsia"/>
+          <w:sz w:val="24"/>
+          <w:szCs w:val="28"/>
+        </w:rPr>
+        <w:t>（目的变址寄存器，</w:t>
+      </w:r>
+      <w:r>
+        <w:rPr>
+          <w:rFonts w:ascii="宋体" w:eastAsia="宋体" w:hAnsi="宋体" w:hint="eastAsia"/>
+          <w:sz w:val="24"/>
+          <w:szCs w:val="28"/>
+        </w:rPr>
+        <w:t>在字符串和内存块操作中，指向目标数据的地址</w:t>
+      </w:r>
+      <w:r>
+        <w:rPr>
+          <w:rFonts w:ascii="宋体" w:eastAsia="宋体" w:hAnsi="宋体" w:hint="eastAsia"/>
+          <w:sz w:val="24"/>
+          <w:szCs w:val="28"/>
+        </w:rPr>
+        <w:t>），</w:t>
+      </w:r>
+      <w:r>
+        <w:rPr>
+          <w:rFonts w:ascii="宋体" w:eastAsia="宋体" w:hAnsi="宋体" w:hint="eastAsia"/>
+          <w:b/>
+          <w:bCs/>
+          <w:sz w:val="24"/>
+          <w:szCs w:val="28"/>
+        </w:rPr>
+        <w:t>EBP</w:t>
+      </w:r>
+      <w:r>
+        <w:rPr>
+          <w:rFonts w:ascii="宋体" w:eastAsia="宋体" w:hAnsi="宋体" w:hint="eastAsia"/>
+          <w:sz w:val="24"/>
+          <w:szCs w:val="28"/>
+        </w:rPr>
+        <w:t>（基址指针寄存器，</w:t>
+      </w:r>
+      <w:r>
+        <w:rPr>
+          <w:rFonts w:ascii="宋体" w:eastAsia="宋体" w:hAnsi="宋体" w:hint="eastAsia"/>
+          <w:sz w:val="24"/>
+          <w:szCs w:val="28"/>
+        </w:rPr>
+        <w:t>指向当前函数栈帧的底部</w:t>
+      </w:r>
+      <w:r>
+        <w:rPr>
+          <w:rFonts w:ascii="宋体" w:eastAsia="宋体" w:hAnsi="宋体" w:hint="eastAsia"/>
+          <w:sz w:val="24"/>
+          <w:szCs w:val="28"/>
+        </w:rPr>
+        <w:t>），</w:t>
+      </w:r>
+      <w:r>
+        <w:rPr>
+          <w:rFonts w:ascii="宋体" w:eastAsia="宋体" w:hAnsi="宋体" w:hint="eastAsia"/>
+          <w:b/>
+          <w:bCs/>
+          <w:sz w:val="24"/>
+          <w:szCs w:val="28"/>
+        </w:rPr>
+        <w:t>ESP</w:t>
+      </w:r>
+      <w:r>
+        <w:rPr>
+          <w:rFonts w:ascii="宋体" w:eastAsia="宋体" w:hAnsi="宋体" w:hint="eastAsia"/>
+          <w:sz w:val="24"/>
+          <w:szCs w:val="28"/>
+        </w:rPr>
+        <w:t>（栈指针寄存器，</w:t>
+      </w:r>
+      <w:r>
+        <w:rPr>
+          <w:rFonts w:ascii="宋体" w:eastAsia="宋体" w:hAnsi="宋体" w:hint="eastAsia"/>
+          <w:sz w:val="24"/>
+          <w:szCs w:val="28"/>
+        </w:rPr>
+        <w:t>指向当前调用栈的栈顶</w:t>
+      </w:r>
+      <w:r>
+        <w:rPr>
+          <w:rFonts w:ascii="宋体" w:eastAsia="宋体" w:hAnsi="宋体" w:hint="eastAsia"/>
+          <w:sz w:val="24"/>
+          <w:szCs w:val="28"/>
+        </w:rPr>
+        <w:t>）</w:t>
+      </w:r>
+    </w:p>
+    <w:p>
+      <w:pPr>
+        <w:pStyle w:val="a9"/>
+        <w:ind w:left="880" w:firstLine="380"/>
+        <w:jc w:val="both"/>
+        <w:rPr>
+          <w:rFonts w:ascii="宋体" w:eastAsia="宋体" w:hAnsi="宋体" w:hint="eastAsia"/>
+          <w:sz w:val="24"/>
+          <w:szCs w:val="28"/>
+        </w:rPr>
+      </w:pPr>
+      <w:r>
+        <w:rPr>
+          <w:rFonts w:ascii="宋体" w:eastAsia="宋体" w:hAnsi="宋体" w:hint="eastAsia"/>
+          <w:sz w:val="24"/>
+          <w:szCs w:val="28"/>
+        </w:rPr>
+        <w:t>在早期的16位实模式下，</w:t>
+      </w:r>
+      <w:r>
+        <w:rPr>
+          <w:rFonts w:ascii="宋体" w:eastAsia="宋体" w:hAnsi="宋体" w:hint="eastAsia"/>
+          <w:b/>
+          <w:bCs/>
+          <w:sz w:val="24"/>
+          <w:szCs w:val="28"/>
+        </w:rPr>
+        <w:t>段寄存器</w:t>
+      </w:r>
+      <w:r>
+        <w:rPr>
+          <w:rFonts w:ascii="宋体" w:eastAsia="宋体" w:hAnsi="宋体" w:hint="eastAsia"/>
+          <w:sz w:val="24"/>
+          <w:szCs w:val="28"/>
+        </w:rPr>
+        <w:t>结合偏移量用于计算物理地址</w:t>
+      </w:r>
+      <w:r>
+        <w:rPr>
+          <w:rFonts w:ascii="宋体" w:eastAsia="宋体" w:hAnsi="宋体" w:hint="eastAsia"/>
+          <w:sz w:val="24"/>
+          <w:szCs w:val="28"/>
+        </w:rPr>
+        <w:t>。</w:t>
+      </w:r>
+      <w:r>
+        <w:rPr>
+          <w:rFonts w:ascii="宋体" w:eastAsia="宋体" w:hAnsi="宋体" w:hint="eastAsia"/>
+          <w:sz w:val="24"/>
+          <w:szCs w:val="28"/>
+        </w:rPr>
+        <w:t>在现代32位保护模式的平坦内存模型（Flat Memory Model）中，</w:t>
+      </w:r>
+      <w:r>
+        <w:rPr>
+          <w:rFonts w:ascii="宋体" w:eastAsia="宋体" w:hAnsi="宋体" w:hint="eastAsia"/>
+          <w:sz w:val="24"/>
+          <w:szCs w:val="28"/>
+        </w:rPr>
+        <w:t>段寄存器</w:t>
+      </w:r>
+      <w:r>
+        <w:rPr>
+          <w:rFonts w:ascii="宋体" w:eastAsia="宋体" w:hAnsi="宋体" w:hint="eastAsia"/>
+          <w:sz w:val="24"/>
+          <w:szCs w:val="28"/>
+        </w:rPr>
+        <w:t>主要用于指向段描述符。</w:t>
+      </w:r>
+      <w:r>
+        <w:rPr>
+          <w:rFonts w:ascii="宋体" w:eastAsia="宋体" w:hAnsi="宋体" w:hint="eastAsia"/>
+          <w:sz w:val="24"/>
+          <w:szCs w:val="28"/>
+        </w:rPr>
+        <w:t>段寄存器主要包括</w:t>
+      </w:r>
+      <w:r>
+        <w:rPr>
+          <w:rFonts w:ascii="宋体" w:eastAsia="宋体" w:hAnsi="宋体" w:hint="eastAsia"/>
+          <w:b/>
+          <w:bCs/>
+          <w:sz w:val="24"/>
+          <w:szCs w:val="28"/>
+        </w:rPr>
+        <w:t>CS</w:t>
+      </w:r>
+      <w:r>
+        <w:rPr>
+          <w:rFonts w:ascii="宋体" w:eastAsia="宋体" w:hAnsi="宋体" w:hint="eastAsia"/>
+          <w:sz w:val="24"/>
+          <w:szCs w:val="28"/>
+        </w:rPr>
+        <w:t>（代码段，与EIP配合使用），</w:t>
+      </w:r>
+      <w:r>
+        <w:rPr>
+          <w:rFonts w:ascii="宋体" w:eastAsia="宋体" w:hAnsi="宋体" w:hint="eastAsia"/>
+          <w:b/>
+          <w:bCs/>
+          <w:sz w:val="24"/>
+          <w:szCs w:val="28"/>
+        </w:rPr>
+        <w:t>DS</w:t>
+      </w:r>
+      <w:r>
+        <w:rPr>
+          <w:rFonts w:ascii="宋体" w:eastAsia="宋体" w:hAnsi="宋体" w:hint="eastAsia"/>
+          <w:sz w:val="24"/>
+          <w:szCs w:val="28"/>
+        </w:rPr>
+        <w:t>（数据段，是默认的数据存储位置），</w:t>
+      </w:r>
+      <w:r>
+        <w:rPr>
+          <w:rFonts w:ascii="宋体" w:eastAsia="宋体" w:hAnsi="宋体" w:hint="eastAsia"/>
+          <w:b/>
+          <w:bCs/>
+          <w:sz w:val="24"/>
+          <w:szCs w:val="28"/>
+        </w:rPr>
+        <w:t>SS</w:t>
+      </w:r>
+      <w:r>
+        <w:rPr>
+          <w:rFonts w:ascii="宋体" w:eastAsia="宋体" w:hAnsi="宋体" w:hint="eastAsia"/>
+          <w:sz w:val="24"/>
+          <w:szCs w:val="28"/>
+        </w:rPr>
+        <w:t>（栈段，与EBP、ESP配合使用），</w:t>
+      </w:r>
+      <w:r>
+        <w:rPr>
+          <w:rFonts w:ascii="宋体" w:eastAsia="宋体" w:hAnsi="宋体" w:hint="eastAsia"/>
+          <w:b/>
+          <w:bCs/>
+          <w:sz w:val="24"/>
+          <w:szCs w:val="28"/>
+        </w:rPr>
+        <w:t>ES/FS/GS</w:t>
+      </w:r>
+      <w:r>
+        <w:rPr>
+          <w:rFonts w:ascii="宋体" w:eastAsia="宋体" w:hAnsi="宋体" w:hint="eastAsia"/>
+          <w:sz w:val="24"/>
+          <w:szCs w:val="28"/>
+        </w:rPr>
+        <w:t>（附加段</w:t>
+      </w:r>
+      <w:r>
+        <w:rPr>
+          <w:rFonts w:ascii="宋体" w:eastAsia="宋体" w:hAnsi="宋体" w:hint="eastAsia"/>
+          <w:sz w:val="24"/>
+          <w:szCs w:val="28"/>
+        </w:rPr>
+        <w:t>，其中</w:t>
+      </w:r>
+      <w:r>
+        <w:rPr>
+          <w:rFonts w:ascii="宋体" w:eastAsia="宋体" w:hAnsi="宋体" w:hint="eastAsia"/>
+          <w:sz w:val="24"/>
+          <w:szCs w:val="28"/>
+        </w:rPr>
+        <w:t>FS</w:t>
+      </w:r>
+      <w:r>
+        <w:rPr>
+          <w:rFonts w:ascii="宋体" w:eastAsia="宋体" w:hAnsi="宋体" w:hint="eastAsia"/>
+          <w:sz w:val="24"/>
+          <w:szCs w:val="28"/>
+        </w:rPr>
+        <w:t>、</w:t>
+      </w:r>
+      <w:r>
+        <w:rPr>
+          <w:rFonts w:ascii="宋体" w:eastAsia="宋体" w:hAnsi="宋体" w:hint="eastAsia"/>
+          <w:sz w:val="24"/>
+          <w:szCs w:val="28"/>
+        </w:rPr>
+        <w:t>GS经常被用来指向操作系统特定的数据结构</w:t>
+      </w:r>
+      <w:r>
+        <w:rPr>
+          <w:rFonts w:ascii="宋体" w:eastAsia="宋体" w:hAnsi="宋体" w:hint="eastAsia"/>
+          <w:sz w:val="24"/>
+          <w:szCs w:val="28"/>
+        </w:rPr>
+        <w:t>）</w:t>
+      </w:r>
+    </w:p>
+    <w:p>
+      <w:pPr>
+        <w:pStyle w:val="a9"/>
+        <w:ind w:left="880" w:firstLine="380"/>
+        <w:jc w:val="both"/>
+        <w:rPr>
+          <w:rFonts w:ascii="宋体" w:eastAsia="宋体" w:hAnsi="宋体"/>
+          <w:sz w:val="24"/>
+          <w:szCs w:val="28"/>
+        </w:rPr>
+      </w:pPr>
+      <w:r>
+        <w:rPr>
+          <w:rFonts w:ascii="宋体" w:eastAsia="宋体" w:hAnsi="宋体" w:hint="eastAsia"/>
+          <w:sz w:val="24"/>
+          <w:szCs w:val="28"/>
+        </w:rPr>
+        <w:t>除了通用寄存器</w:t>
+      </w:r>
+      <w:r>
+        <w:rPr>
+          <w:rFonts w:ascii="宋体" w:eastAsia="宋体" w:hAnsi="宋体" w:hint="eastAsia"/>
+          <w:sz w:val="24"/>
+          <w:szCs w:val="28"/>
+        </w:rPr>
+        <w:t>和段寄存器</w:t>
+      </w:r>
+      <w:r>
+        <w:rPr>
+          <w:rFonts w:ascii="宋体" w:eastAsia="宋体" w:hAnsi="宋体" w:hint="eastAsia"/>
+          <w:sz w:val="24"/>
+          <w:szCs w:val="28"/>
+        </w:rPr>
+        <w:t>以外，还有</w:t>
+      </w:r>
+      <w:r>
+        <w:rPr>
+          <w:rFonts w:ascii="宋体" w:eastAsia="宋体" w:hAnsi="宋体" w:hint="eastAsia"/>
+          <w:b/>
+          <w:bCs/>
+          <w:sz w:val="24"/>
+          <w:szCs w:val="28"/>
+        </w:rPr>
+        <w:t>EIP</w:t>
+      </w:r>
+      <w:r>
+        <w:rPr>
+          <w:rFonts w:ascii="宋体" w:eastAsia="宋体" w:hAnsi="宋体" w:hint="eastAsia"/>
+          <w:sz w:val="24"/>
+          <w:szCs w:val="28"/>
+        </w:rPr>
+        <w:t>（指令指针寄存器，</w:t>
+      </w:r>
+      <w:r>
+        <w:rPr>
+          <w:rFonts w:ascii="宋体" w:eastAsia="宋体" w:hAnsi="宋体" w:hint="eastAsia"/>
+          <w:sz w:val="24"/>
+          <w:szCs w:val="28"/>
+        </w:rPr>
+        <w:t>存储下一条指令的内存地址</w:t>
+      </w:r>
+      <w:r>
+        <w:rPr>
+          <w:rFonts w:ascii="宋体" w:eastAsia="宋体" w:hAnsi="宋体" w:hint="eastAsia"/>
+          <w:sz w:val="24"/>
+          <w:szCs w:val="28"/>
+        </w:rPr>
+        <w:t>）</w:t>
+      </w:r>
+      <w:r>
+        <w:rPr>
+          <w:rFonts w:ascii="宋体" w:eastAsia="宋体" w:hAnsi="宋体" w:hint="eastAsia"/>
+          <w:sz w:val="24"/>
+          <w:szCs w:val="28"/>
+        </w:rPr>
+        <w:t>，</w:t>
+      </w:r>
+      <w:r>
+        <w:rPr>
+          <w:rFonts w:ascii="宋体" w:eastAsia="宋体" w:hAnsi="宋体" w:hint="eastAsia"/>
+          <w:b/>
+          <w:bCs/>
+          <w:sz w:val="24"/>
+          <w:szCs w:val="28"/>
+        </w:rPr>
+        <w:t>EFLAGS</w:t>
+      </w:r>
+      <w:r>
+        <w:rPr>
+          <w:rFonts w:ascii="宋体" w:eastAsia="宋体" w:hAnsi="宋体" w:hint="eastAsia"/>
+          <w:sz w:val="24"/>
+          <w:szCs w:val="28"/>
+        </w:rPr>
+        <w:t>（</w:t>
+      </w:r>
+      <w:r>
+        <w:rPr>
+          <w:rFonts w:ascii="宋体" w:eastAsia="宋体" w:hAnsi="宋体" w:hint="eastAsia"/>
+          <w:sz w:val="24"/>
+          <w:szCs w:val="28"/>
+        </w:rPr>
+        <w:t>标志寄存器，</w:t>
+      </w:r>
+      <w:r>
+        <w:rPr>
+          <w:rFonts w:ascii="宋体" w:eastAsia="宋体" w:hAnsi="宋体" w:hint="eastAsia"/>
+          <w:sz w:val="24"/>
+          <w:szCs w:val="28"/>
+        </w:rPr>
+        <w:t>各个位代表了CPU的运行状态和上一次算术/逻辑运算的结果</w:t>
+      </w:r>
+      <w:r>
+        <w:rPr>
+          <w:rFonts w:ascii="宋体" w:eastAsia="宋体" w:hAnsi="宋体" w:hint="eastAsia"/>
+          <w:sz w:val="24"/>
+          <w:szCs w:val="28"/>
+        </w:rPr>
+        <w:t>）</w:t>
+      </w:r>
+      <w:r>
+        <w:rPr>
+          <w:rFonts w:ascii="宋体" w:eastAsia="宋体" w:hAnsi="宋体" w:hint="eastAsia"/>
+          <w:sz w:val="24"/>
+          <w:szCs w:val="28"/>
+        </w:rPr>
+        <w:t>。</w:t>
+      </w:r>
+    </w:p>
+    <w:p>
+      <w:pPr>
+        <w:pStyle w:val="a9"/>
+        <w:ind w:left="880" w:firstLine="380"/>
+        <w:jc w:val="both"/>
+        <w:rPr>
+          <w:rFonts w:ascii="宋体" w:eastAsia="宋体" w:hAnsi="宋体" w:hint="eastAsia"/>
+          <w:sz w:val="24"/>
+          <w:szCs w:val="28"/>
+        </w:rPr>
+      </w:pPr>
+      <w:r>
+        <w:rPr>
+          <w:rFonts w:ascii="宋体" w:eastAsia="宋体" w:hAnsi="宋体" w:hint="eastAsia"/>
+          <w:sz w:val="24"/>
+          <w:szCs w:val="28"/>
+        </w:rPr>
+        <w:t>在64位系统中，上述寄存器的前缀由E变为R，另外新增8个通用数据寄存器</w:t>
+      </w:r>
+      <w:r>
+        <w:rPr>
+          <w:rFonts w:ascii="宋体" w:eastAsia="宋体" w:hAnsi="宋体" w:hint="eastAsia"/>
+          <w:b/>
+          <w:bCs/>
+          <w:sz w:val="24"/>
+          <w:szCs w:val="28"/>
+        </w:rPr>
+        <w:t>R8-R15</w:t>
+      </w:r>
+      <w:r>
+        <w:rPr>
+          <w:rFonts w:ascii="宋体" w:eastAsia="宋体" w:hAnsi="宋体" w:hint="eastAsia"/>
+          <w:sz w:val="24"/>
+          <w:szCs w:val="28"/>
+        </w:rPr>
+        <w:t>。</w:t>
+      </w:r>
+    </w:p>
+    <w:p>
+      <w:pPr>
+        <w:jc w:val="both"/>
+        <w:rPr>
+          <w:rFonts w:ascii="宋体" w:eastAsia="宋体" w:hAnsi="宋体" w:hint="eastAsia"/>
+          <w:sz w:val="24"/>
+          <w:szCs w:val="28"/>
+        </w:rPr>
+      </w:pPr>
+      <w:r>
+        <w:rPr>
+          <w:rFonts w:ascii="宋体" w:eastAsia="宋体" w:hAnsi="宋体" w:hint="eastAsia"/>
+          <w:sz w:val="24"/>
+          <w:szCs w:val="28"/>
+        </w:rPr>
+        <w:t>【</w:t>
+      </w:r>
+      <w:r>
+        <w:rPr>
+          <w:rFonts w:ascii="宋体" w:eastAsia="宋体" w:hAnsi="宋体" w:hint="eastAsia"/>
+          <w:sz w:val="24"/>
+          <w:szCs w:val="28"/>
+        </w:rPr>
+        <w:t>结论</w:t>
+      </w:r>
+      <w:r>
+        <w:rPr>
+          <w:rFonts w:ascii="宋体" w:eastAsia="宋体" w:hAnsi="宋体" w:hint="eastAsia"/>
+          <w:sz w:val="24"/>
+          <w:szCs w:val="28"/>
+        </w:rPr>
+        <w:t>】</w:t>
       </w:r>
     </w:p>
     <w:p>
@@ -882,7 +2961,6 @@
     </w:p>
     <w:p>
       <w:pPr>
-        <w:jc w:val="both"/>
         <w:rPr>
           <w:rFonts w:ascii="宋体" w:eastAsia="宋体" w:hAnsi="宋体" w:hint="eastAsia"/>
           <w:sz w:val="18"/>
@@ -895,30 +2973,11 @@
           <w:sz w:val="18"/>
           <w:szCs w:val="20"/>
         </w:rPr>
-        <w:t>[1]袁茜茜.探究计算机的启动过程[J].微型机与应用,2016,35(03):</w:t>
-      </w:r>
-      <w:proofErr w:type="gramStart"/>
-      <w:r>
-        <w:rPr>
-          <w:rFonts w:ascii="宋体" w:eastAsia="宋体" w:hAnsi="宋体" w:hint="eastAsia"/>
-          <w:sz w:val="18"/>
-          <w:szCs w:val="20"/>
-        </w:rPr>
-        <w:t>38-40.DOI:10.19358/j.issn</w:t>
-      </w:r>
-      <w:proofErr w:type="gramEnd"/>
-      <w:r>
-        <w:rPr>
-          <w:rFonts w:ascii="宋体" w:eastAsia="宋体" w:hAnsi="宋体" w:hint="eastAsia"/>
-          <w:sz w:val="18"/>
-          <w:szCs w:val="20"/>
-        </w:rPr>
-        <w:t>.1674-7720.2016.03.013.</w:t>
-      </w:r>
-    </w:p>
-    <w:p>
-      <w:pPr>
-        <w:jc w:val="both"/>
+        <w:t>[1]袁茜茜.探究计算机的启动过程[J].微型机与应用,2016,35(03):38-40.DOI:10.19358/j.issn.1674-7720.2016.03.013.</w:t>
+      </w:r>
+    </w:p>
+    <w:p>
+      <w:pPr>
         <w:rPr>
           <w:rFonts w:ascii="宋体" w:eastAsia="宋体" w:hAnsi="宋体" w:hint="eastAsia"/>
           <w:sz w:val="18"/>
@@ -953,7 +3012,37 @@
     </w:p>
     <w:p>
       <w:pPr>
-        <w:jc w:val="both"/>
+        <w:rPr>
+          <w:rFonts w:ascii="宋体" w:eastAsia="宋体" w:hAnsi="宋体" w:hint="eastAsia"/>
+          <w:sz w:val="18"/>
+          <w:szCs w:val="20"/>
+        </w:rPr>
+      </w:pPr>
+      <w:r>
+        <w:rPr>
+          <w:rFonts w:ascii="宋体" w:eastAsia="宋体" w:hAnsi="宋体" w:hint="eastAsia"/>
+          <w:sz w:val="18"/>
+          <w:szCs w:val="20"/>
+        </w:rPr>
+        <w:t>[3]x86操作系统02——计算机的启动过程:</w:t>
+      </w:r>
+      <w:r>
+        <w:rPr>
+          <w:rFonts w:hint="eastAsia"/>
+        </w:rPr>
+        <w:t xml:space="preserve"> </w:t>
+      </w:r>
+      <w:r>
+        <w:rPr>
+          <w:rFonts w:ascii="宋体" w:eastAsia="宋体" w:hAnsi="宋体" w:hint="eastAsia"/>
+          <w:sz w:val="18"/>
+          <w:szCs w:val="20"/>
+        </w:rPr>
+        <w:t>https://blog.csdn.net/qq_57576433/article/details/154362637</w:t>
+      </w:r>
+    </w:p>
+    <w:p>
+      <w:pPr>
         <w:rPr>
           <w:rFonts w:ascii="宋体" w:eastAsia="宋体" w:hAnsi="宋体" w:hint="eastAsia"/>
           <w:sz w:val="18"/>
@@ -988,7 +3077,6 @@
     </w:p>
     <w:p>
       <w:pPr>
-        <w:jc w:val="both"/>
         <w:rPr>
           <w:rFonts w:ascii="宋体" w:eastAsia="宋体" w:hAnsi="宋体" w:hint="eastAsia"/>
           <w:sz w:val="18"/>
@@ -1023,7 +3111,6 @@
     </w:p>
     <w:p>
       <w:pPr>
-        <w:jc w:val="both"/>
         <w:rPr>
           <w:rFonts w:ascii="宋体" w:eastAsia="宋体" w:hAnsi="宋体" w:hint="eastAsia"/>
           <w:sz w:val="18"/>
@@ -1036,25 +3123,7 @@
           <w:sz w:val="18"/>
           <w:szCs w:val="20"/>
         </w:rPr>
-        <w:t>[</w:t>
-      </w:r>
-      <w:proofErr w:type="gramStart"/>
-      <w:r>
-        <w:rPr>
-          <w:rFonts w:ascii="宋体" w:eastAsia="宋体" w:hAnsi="宋体" w:hint="eastAsia"/>
-          <w:sz w:val="18"/>
-          <w:szCs w:val="20"/>
-        </w:rPr>
-        <w:t>5]Trusted</w:t>
-      </w:r>
-      <w:proofErr w:type="gramEnd"/>
-      <w:r>
-        <w:rPr>
-          <w:rFonts w:ascii="宋体" w:eastAsia="宋体" w:hAnsi="宋体" w:hint="eastAsia"/>
-          <w:sz w:val="18"/>
-          <w:szCs w:val="20"/>
-        </w:rPr>
-        <w:t xml:space="preserve"> Firmware-A Documentation:</w:t>
+        <w:t>[5]Trusted Firmware-A Documentation:</w:t>
       </w:r>
       <w:r>
         <w:rPr>
@@ -1076,7 +3145,6 @@
     </w:p>
     <w:p>
       <w:pPr>
-        <w:jc w:val="both"/>
         <w:rPr>
           <w:rFonts w:ascii="宋体" w:eastAsia="宋体" w:hAnsi="宋体" w:hint="eastAsia"/>
           <w:sz w:val="18"/>
@@ -1111,7 +3179,6 @@
     </w:p>
     <w:p>
       <w:pPr>
-        <w:jc w:val="both"/>
         <w:rPr>
           <w:rFonts w:ascii="宋体" w:eastAsia="宋体" w:hAnsi="宋体" w:hint="eastAsia"/>
           <w:sz w:val="18"/>
@@ -1124,25 +3191,7 @@
           <w:sz w:val="18"/>
           <w:szCs w:val="20"/>
         </w:rPr>
-        <w:t>[7]RISC-V CPU加</w:t>
-      </w:r>
-      <w:proofErr w:type="gramStart"/>
-      <w:r>
-        <w:rPr>
-          <w:rFonts w:ascii="宋体" w:eastAsia="宋体" w:hAnsi="宋体" w:hint="eastAsia"/>
-          <w:sz w:val="18"/>
-          <w:szCs w:val="20"/>
-        </w:rPr>
-        <w:t>电执行</w:t>
-      </w:r>
-      <w:proofErr w:type="gramEnd"/>
-      <w:r>
-        <w:rPr>
-          <w:rFonts w:ascii="宋体" w:eastAsia="宋体" w:hAnsi="宋体" w:hint="eastAsia"/>
-          <w:sz w:val="18"/>
-          <w:szCs w:val="20"/>
-        </w:rPr>
-        <w:t>流程:</w:t>
+        <w:t>[7]RISC-V CPU加电执行流程:</w:t>
       </w:r>
       <w:r>
         <w:rPr>
@@ -1166,9 +3215,8 @@
     </w:p>
     <w:p>
       <w:pPr>
-        <w:jc w:val="both"/>
-        <w:rPr>
-          <w:rFonts w:ascii="宋体" w:eastAsia="宋体" w:hAnsi="宋体" w:hint="eastAsia"/>
+        <w:rPr>
+          <w:rFonts w:ascii="宋体" w:eastAsia="宋体" w:hAnsi="宋体"/>
           <w:sz w:val="18"/>
           <w:szCs w:val="20"/>
         </w:rPr>
@@ -1179,25 +3227,7 @@
           <w:sz w:val="18"/>
           <w:szCs w:val="20"/>
         </w:rPr>
-        <w:t>[8]</w:t>
-      </w:r>
-      <w:proofErr w:type="spellStart"/>
-      <w:r>
-        <w:rPr>
-          <w:rFonts w:ascii="宋体" w:eastAsia="宋体" w:hAnsi="宋体" w:hint="eastAsia"/>
-          <w:sz w:val="18"/>
-          <w:szCs w:val="20"/>
-        </w:rPr>
-        <w:t>OpenSBI</w:t>
-      </w:r>
-      <w:proofErr w:type="spellEnd"/>
-      <w:r>
-        <w:rPr>
-          <w:rFonts w:ascii="宋体" w:eastAsia="宋体" w:hAnsi="宋体" w:hint="eastAsia"/>
-          <w:sz w:val="18"/>
-          <w:szCs w:val="20"/>
-        </w:rPr>
-        <w:t>背景介绍/编译/启动，及其和Linux交互:</w:t>
+        <w:t>[8]OpenSBI背景介绍/编译/启动，及其和Linux交互:</w:t>
       </w:r>
       <w:r>
         <w:rPr>
@@ -1214,6 +3244,278 @@
             <w:szCs w:val="20"/>
           </w:rPr>
           <w:t>https://www.cnblogs.com/arnoldlu/p/18170952</w:t>
+        </w:r>
+      </w:hyperlink>
+    </w:p>
+    <w:p>
+      <w:pPr>
+        <w:rPr>
+          <w:rFonts w:ascii="宋体" w:eastAsia="宋体" w:hAnsi="宋体"/>
+          <w:sz w:val="18"/>
+          <w:szCs w:val="20"/>
+        </w:rPr>
+      </w:pPr>
+      <w:r>
+        <w:rPr>
+          <w:rFonts w:ascii="宋体" w:eastAsia="宋体" w:hAnsi="宋体" w:hint="eastAsia"/>
+          <w:sz w:val="18"/>
+          <w:szCs w:val="20"/>
+        </w:rPr>
+        <w:t>[9]计算机是如何启动的？:</w:t>
+      </w:r>
+      <w:r>
+        <w:rPr>
+          <w:rFonts w:hint="eastAsia"/>
+        </w:rPr>
+        <w:t xml:space="preserve"> </w:t>
+      </w:r>
+      <w:hyperlink r:id="rId14" w:history="1">
+        <w:r>
+          <w:rPr>
+            <w:rStyle w:val="af2"/>
+            <w:rFonts w:ascii="宋体" w:eastAsia="宋体" w:hAnsi="宋体" w:hint="eastAsia"/>
+            <w:sz w:val="18"/>
+            <w:szCs w:val="20"/>
+          </w:rPr>
+          <w:t>https://zhuanlan.zhihu.com/p/43802526</w:t>
+        </w:r>
+      </w:hyperlink>
+    </w:p>
+    <w:p>
+      <w:pPr>
+        <w:rPr>
+          <w:rFonts w:ascii="宋体" w:eastAsia="宋体" w:hAnsi="宋体"/>
+          <w:sz w:val="18"/>
+          <w:szCs w:val="20"/>
+        </w:rPr>
+      </w:pPr>
+      <w:r>
+        <w:rPr>
+          <w:rFonts w:ascii="宋体" w:eastAsia="宋体" w:hAnsi="宋体" w:hint="eastAsia"/>
+          <w:sz w:val="18"/>
+          <w:szCs w:val="20"/>
+        </w:rPr>
+        <w:t>[]保护模式:</w:t>
+      </w:r>
+      <w:r>
+        <w:rPr>
+          <w:rFonts w:hint="eastAsia"/>
+        </w:rPr>
+        <w:t xml:space="preserve"> </w:t>
+      </w:r>
+      <w:hyperlink r:id="rId15" w:history="1">
+        <w:r>
+          <w:rPr>
+            <w:rStyle w:val="af2"/>
+            <w:rFonts w:ascii="宋体" w:eastAsia="宋体" w:hAnsi="宋体" w:hint="eastAsia"/>
+            <w:sz w:val="18"/>
+            <w:szCs w:val="20"/>
+          </w:rPr>
+          <w:t>https://baike.baidu.com/item/%E4%BF%9D%E6%8A%A4%E6%A8%A1%E5%BC%8F/3209404</w:t>
+        </w:r>
+      </w:hyperlink>
+    </w:p>
+    <w:p>
+      <w:pPr>
+        <w:rPr>
+          <w:rFonts w:ascii="宋体" w:eastAsia="宋体" w:hAnsi="宋体" w:hint="eastAsia"/>
+          <w:sz w:val="18"/>
+          <w:szCs w:val="20"/>
+        </w:rPr>
+      </w:pPr>
+      <w:r>
+        <w:rPr>
+          <w:rFonts w:ascii="宋体" w:eastAsia="宋体" w:hAnsi="宋体" w:hint="eastAsia"/>
+          <w:sz w:val="18"/>
+          <w:szCs w:val="20"/>
+        </w:rPr>
+        <w:t>[]</w:t>
+      </w:r>
+      <w:r>
+        <w:rPr>
+          <w:rFonts w:ascii="宋体" w:eastAsia="宋体" w:hAnsi="宋体" w:hint="eastAsia"/>
+          <w:sz w:val="18"/>
+          <w:szCs w:val="20"/>
+        </w:rPr>
+        <w:t>x86架构所有寄存器和标志位详细信息(全名+作用)</w:t>
+      </w:r>
+      <w:r>
+        <w:rPr>
+          <w:rFonts w:ascii="宋体" w:eastAsia="宋体" w:hAnsi="宋体" w:hint="eastAsia"/>
+          <w:sz w:val="18"/>
+          <w:szCs w:val="20"/>
+        </w:rPr>
+        <w:t>:</w:t>
+      </w:r>
+      <w:r>
+        <w:rPr>
+          <w:rFonts w:hint="eastAsia"/>
+        </w:rPr>
+        <w:t xml:space="preserve"> </w:t>
+      </w:r>
+      <w:hyperlink r:id="rId16" w:history="1">
+        <w:r>
+          <w:rPr>
+            <w:rStyle w:val="af2"/>
+            <w:rFonts w:ascii="宋体" w:eastAsia="宋体" w:hAnsi="宋体" w:hint="eastAsia"/>
+            <w:sz w:val="18"/>
+            <w:szCs w:val="20"/>
+          </w:rPr>
+          <w:t>https://blog.csdn.net/apkjdk/article/details/106300060</w:t>
+        </w:r>
+      </w:hyperlink>
+    </w:p>
+    <w:p>
+      <w:pPr>
+        <w:rPr>
+          <w:rFonts w:ascii="宋体" w:eastAsia="宋体" w:hAnsi="宋体"/>
+          <w:sz w:val="18"/>
+          <w:szCs w:val="20"/>
+        </w:rPr>
+      </w:pPr>
+      <w:r>
+        <w:rPr>
+          <w:rFonts w:ascii="宋体" w:eastAsia="宋体" w:hAnsi="宋体" w:hint="eastAsia"/>
+          <w:sz w:val="18"/>
+          <w:szCs w:val="20"/>
+        </w:rPr>
+        <w:t>[]x86通用寄存器:</w:t>
+      </w:r>
+      <w:r>
+        <w:rPr>
+          <w:rFonts w:hint="eastAsia"/>
+        </w:rPr>
+        <w:t xml:space="preserve"> </w:t>
+      </w:r>
+      <w:hyperlink r:id="rId17" w:history="1">
+        <w:r>
+          <w:rPr>
+            <w:rStyle w:val="af2"/>
+            <w:rFonts w:ascii="宋体" w:eastAsia="宋体" w:hAnsi="宋体" w:hint="eastAsia"/>
+            <w:sz w:val="18"/>
+            <w:szCs w:val="20"/>
+          </w:rPr>
+          <w:t>https://zhuanlan.zhihu.com/p/288636064</w:t>
+        </w:r>
+      </w:hyperlink>
+    </w:p>
+    <w:p>
+      <w:pPr>
+        <w:rPr>
+          <w:rFonts w:ascii="宋体" w:eastAsia="宋体" w:hAnsi="宋体"/>
+          <w:sz w:val="18"/>
+          <w:szCs w:val="20"/>
+        </w:rPr>
+      </w:pPr>
+      <w:r>
+        <w:rPr>
+          <w:rFonts w:ascii="宋体" w:eastAsia="宋体" w:hAnsi="宋体" w:hint="eastAsia"/>
+          <w:sz w:val="18"/>
+          <w:szCs w:val="20"/>
+        </w:rPr>
+        <w:t>[]</w:t>
+      </w:r>
+      <w:r>
+        <w:rPr>
+          <w:rFonts w:ascii="宋体" w:eastAsia="宋体" w:hAnsi="宋体" w:hint="eastAsia"/>
+          <w:sz w:val="18"/>
+          <w:szCs w:val="20"/>
+        </w:rPr>
+        <w:t>一口气看完45个寄存器 ——x86/x64架构</w:t>
+      </w:r>
+      <w:r>
+        <w:rPr>
+          <w:rFonts w:ascii="宋体" w:eastAsia="宋体" w:hAnsi="宋体" w:hint="eastAsia"/>
+          <w:sz w:val="18"/>
+          <w:szCs w:val="20"/>
+        </w:rPr>
+        <w:t>:</w:t>
+      </w:r>
+      <w:r>
+        <w:rPr>
+          <w:rFonts w:ascii="宋体" w:eastAsia="宋体" w:hAnsi="宋体" w:hint="eastAsia"/>
+          <w:sz w:val="18"/>
+          <w:szCs w:val="20"/>
+        </w:rPr>
+        <w:t xml:space="preserve"> </w:t>
+      </w:r>
+      <w:hyperlink r:id="rId18" w:history="1">
+        <w:r>
+          <w:rPr>
+            <w:rStyle w:val="af2"/>
+            <w:rFonts w:ascii="宋体" w:eastAsia="宋体" w:hAnsi="宋体" w:hint="eastAsia"/>
+            <w:sz w:val="18"/>
+            <w:szCs w:val="20"/>
+          </w:rPr>
+          <w:t>https://blog.csdn.net/luoganttcc/article/details/126629152</w:t>
+        </w:r>
+      </w:hyperlink>
+    </w:p>
+    <w:p>
+      <w:pPr>
+        <w:rPr>
+          <w:rFonts w:ascii="宋体" w:eastAsia="宋体" w:hAnsi="宋体"/>
+          <w:sz w:val="18"/>
+          <w:szCs w:val="20"/>
+        </w:rPr>
+      </w:pPr>
+      <w:r>
+        <w:rPr>
+          <w:rFonts w:ascii="宋体" w:eastAsia="宋体" w:hAnsi="宋体" w:hint="eastAsia"/>
+          <w:sz w:val="18"/>
+          <w:szCs w:val="20"/>
+        </w:rPr>
+        <w:t>[]扇区:</w:t>
+      </w:r>
+      <w:r>
+        <w:rPr>
+          <w:rFonts w:hint="eastAsia"/>
+        </w:rPr>
+        <w:t xml:space="preserve"> </w:t>
+      </w:r>
+      <w:hyperlink r:id="rId19" w:history="1">
+        <w:r>
+          <w:rPr>
+            <w:rStyle w:val="af2"/>
+            <w:rFonts w:ascii="宋体" w:eastAsia="宋体" w:hAnsi="宋体" w:hint="eastAsia"/>
+            <w:sz w:val="18"/>
+            <w:szCs w:val="20"/>
+          </w:rPr>
+          <w:t>https://baike.baidu.com/item/%E6%89%87%E5%8C%BA/3642285</w:t>
+        </w:r>
+      </w:hyperlink>
+    </w:p>
+    <w:p>
+      <w:pPr>
+        <w:rPr>
+          <w:rFonts w:ascii="宋体" w:eastAsia="宋体" w:hAnsi="宋体" w:hint="eastAsia"/>
+          <w:sz w:val="18"/>
+          <w:szCs w:val="20"/>
+        </w:rPr>
+      </w:pPr>
+      <w:r>
+        <w:rPr>
+          <w:rFonts w:ascii="宋体" w:eastAsia="宋体" w:hAnsi="宋体" w:hint="eastAsia"/>
+          <w:sz w:val="18"/>
+          <w:szCs w:val="20"/>
+        </w:rPr>
+        <w:t>[]高级格式化:</w:t>
+      </w:r>
+      <w:r>
+        <w:rPr>
+          <w:rFonts w:hint="eastAsia"/>
+        </w:rPr>
+        <w:t xml:space="preserve"> </w:t>
+      </w:r>
+      <w:hyperlink r:id="rId20" w:history="1">
+        <w:r>
+          <w:rPr>
+            <w:rStyle w:val="af2"/>
+            <w:rFonts w:ascii="宋体" w:eastAsia="宋体" w:hAnsi="宋体" w:hint="eastAsia"/>
+            <w:sz w:val="18"/>
+            <w:szCs w:val="20"/>
+          </w:rPr>
+          <w:t>https://baike.baidu.com/item/%E9%AB%98%E7%BA%A7%E6%A0%BC%E5%BC%8F%E5%8C%96/7596476</w:t>
         </w:r>
       </w:hyperlink>
     </w:p>
@@ -1292,9 +3594,122 @@
 <file path=word/numbering.xml><?xml version="1.0" encoding="utf-8"?>
 <w:numbering xmlns:wpc="http://schemas.microsoft.com/office/word/2010/wordprocessingCanvas" xmlns:cx="http://schemas.microsoft.com/office/drawing/2014/chartex" xmlns:cx1="http://schemas.microsoft.com/office/drawing/2015/9/8/chartex" xmlns:cx2="http://schemas.microsoft.com/office/drawing/2015/10/21/chartex" xmlns:cx3="http://schemas.microsoft.com/office/drawing/2016/5/9/chartex" xmlns:cx4="http://schemas.microsoft.com/office/drawing/2016/5/10/chartex" xmlns:cx5="http://schemas.microsoft.com/office/drawing/2016/5/11/chartex" xmlns:cx6="http://schemas.microsoft.com/office/drawing/2016/5/12/chartex" xmlns:cx7="http://schemas.microsoft.com/office/drawing/2016/5/13/chartex" xmlns:cx8="http://schemas.microsoft.com/office/drawing/2016/5/14/chartex" xmlns:mc="http://schemas.openxmlformats.org/markup-compatibility/2006" xmlns:aink="http://schemas.microsoft.com/office/drawing/2016/ink" xmlns:am3d="http://schemas.microsoft.com/office/drawing/2017/model3d" xmlns:o="urn:schemas-microsoft-com:office:office" xmlns:oel="http://schemas.microsoft.com/office/2019/extlst" xmlns:r="http://schemas.openxmlformats.org/officeDocument/2006/relationships" xmlns:m="http://schemas.openxmlformats.org/officeDocument/2006/math" xmlns:v="urn:schemas-microsoft-com:vml" xmlns:wp14="http://schemas.microsoft.com/office/word/2010/wordprocessingDrawing" xmlns:wp="http://schemas.openxmlformats.org/drawingml/2006/wordprocessingDrawing" xmlns:w10="urn:schemas-microsoft-com:office:word" xmlns:w="http://schemas.openxmlformats.org/wordprocessingml/2006/main" xmlns:w14="http://schemas.microsoft.com/office/word/2010/wordml" xmlns:w15="http://schemas.microsoft.com/office/word/2012/wordml" xmlns:w16cex="http://schemas.microsoft.com/office/word/2018/wordml/cex" xmlns:w16cid="http://schemas.microsoft.com/office/word/2016/wordml/cid" xmlns:w16="http://schemas.microsoft.com/office/word/2018/wordml" xmlns:w16du="http://schemas.microsoft.com/office/word/2023/wordml/word16du" xmlns:w16sdtdh="http://schemas.microsoft.com/office/word/2020/wordml/sdtdatahash" xmlns:w16sdtfl="http://schemas.microsoft.com/office/word/2024/wordml/sdtformatlock" xmlns:w16se="http://schemas.microsoft.com/office/word/2015/wordml/symex" xmlns:wpg="http://schemas.microsoft.com/office/word/2010/wordprocessingGroup" xmlns:wpi="http://schemas.microsoft.com/office/word/2010/wordprocessingInk" xmlns:wne="http://schemas.microsoft.com/office/word/2006/wordml" xmlns:wps="http://schemas.microsoft.com/office/word/2010/wordprocessingShape" mc:Ignorable="w14 w15 w16se w16cid w16 w16cex w16sdtdh w16sdtfl w16du wp14">
   <w:abstractNum w:abstractNumId="0" w15:restartNumberingAfterBreak="0">
+    <w:nsid w:val="153E2607"/>
+    <w:multiLevelType w:val="hybridMultilevel"/>
+    <w:tmpl w:val="3A2E52E8"/>
+    <w:lvl w:ilvl="0" w:tplc="04090001">
+      <w:start w:val="1"/>
+      <w:numFmt w:val="bullet"/>
+      <w:lvlText w:val=""/>
+      <w:lvlJc w:val="left"/>
+      <w:pPr>
+        <w:ind w:left="440" w:hanging="440"/>
+      </w:pPr>
+      <w:rPr>
+        <w:rFonts w:ascii="Wingdings" w:hAnsi="Wingdings" w:hint="default"/>
+      </w:rPr>
+    </w:lvl>
+    <w:lvl w:ilvl="1" w:tplc="04090003" w:tentative="1">
+      <w:start w:val="1"/>
+      <w:numFmt w:val="bullet"/>
+      <w:lvlText w:val=""/>
+      <w:lvlJc w:val="left"/>
+      <w:pPr>
+        <w:ind w:left="880" w:hanging="440"/>
+      </w:pPr>
+      <w:rPr>
+        <w:rFonts w:ascii="Wingdings" w:hAnsi="Wingdings" w:hint="default"/>
+      </w:rPr>
+    </w:lvl>
+    <w:lvl w:ilvl="2" w:tplc="04090005" w:tentative="1">
+      <w:start w:val="1"/>
+      <w:numFmt w:val="bullet"/>
+      <w:lvlText w:val=""/>
+      <w:lvlJc w:val="left"/>
+      <w:pPr>
+        <w:ind w:left="1320" w:hanging="440"/>
+      </w:pPr>
+      <w:rPr>
+        <w:rFonts w:ascii="Wingdings" w:hAnsi="Wingdings" w:hint="default"/>
+      </w:rPr>
+    </w:lvl>
+    <w:lvl w:ilvl="3" w:tplc="04090001" w:tentative="1">
+      <w:start w:val="1"/>
+      <w:numFmt w:val="bullet"/>
+      <w:lvlText w:val=""/>
+      <w:lvlJc w:val="left"/>
+      <w:pPr>
+        <w:ind w:left="1760" w:hanging="440"/>
+      </w:pPr>
+      <w:rPr>
+        <w:rFonts w:ascii="Wingdings" w:hAnsi="Wingdings" w:hint="default"/>
+      </w:rPr>
+    </w:lvl>
+    <w:lvl w:ilvl="4" w:tplc="04090003" w:tentative="1">
+      <w:start w:val="1"/>
+      <w:numFmt w:val="bullet"/>
+      <w:lvlText w:val=""/>
+      <w:lvlJc w:val="left"/>
+      <w:pPr>
+        <w:ind w:left="2200" w:hanging="440"/>
+      </w:pPr>
+      <w:rPr>
+        <w:rFonts w:ascii="Wingdings" w:hAnsi="Wingdings" w:hint="default"/>
+      </w:rPr>
+    </w:lvl>
+    <w:lvl w:ilvl="5" w:tplc="04090005" w:tentative="1">
+      <w:start w:val="1"/>
+      <w:numFmt w:val="bullet"/>
+      <w:lvlText w:val=""/>
+      <w:lvlJc w:val="left"/>
+      <w:pPr>
+        <w:ind w:left="2640" w:hanging="440"/>
+      </w:pPr>
+      <w:rPr>
+        <w:rFonts w:ascii="Wingdings" w:hAnsi="Wingdings" w:hint="default"/>
+      </w:rPr>
+    </w:lvl>
+    <w:lvl w:ilvl="6" w:tplc="04090001" w:tentative="1">
+      <w:start w:val="1"/>
+      <w:numFmt w:val="bullet"/>
+      <w:lvlText w:val=""/>
+      <w:lvlJc w:val="left"/>
+      <w:pPr>
+        <w:ind w:left="3080" w:hanging="440"/>
+      </w:pPr>
+      <w:rPr>
+        <w:rFonts w:ascii="Wingdings" w:hAnsi="Wingdings" w:hint="default"/>
+      </w:rPr>
+    </w:lvl>
+    <w:lvl w:ilvl="7" w:tplc="04090003" w:tentative="1">
+      <w:start w:val="1"/>
+      <w:numFmt w:val="bullet"/>
+      <w:lvlText w:val=""/>
+      <w:lvlJc w:val="left"/>
+      <w:pPr>
+        <w:ind w:left="3520" w:hanging="440"/>
+      </w:pPr>
+      <w:rPr>
+        <w:rFonts w:ascii="Wingdings" w:hAnsi="Wingdings" w:hint="default"/>
+      </w:rPr>
+    </w:lvl>
+    <w:lvl w:ilvl="8" w:tplc="04090005" w:tentative="1">
+      <w:start w:val="1"/>
+      <w:numFmt w:val="bullet"/>
+      <w:lvlText w:val=""/>
+      <w:lvlJc w:val="left"/>
+      <w:pPr>
+        <w:ind w:left="3960" w:hanging="440"/>
+      </w:pPr>
+      <w:rPr>
+        <w:rFonts w:ascii="Wingdings" w:hAnsi="Wingdings" w:hint="default"/>
+      </w:rPr>
+    </w:lvl>
+  </w:abstractNum>
+  <w:abstractNum w:abstractNumId="1" w15:restartNumberingAfterBreak="0">
     <w:nsid w:val="1E822003"/>
     <w:multiLevelType w:val="hybridMultilevel"/>
-    <w:tmpl w:val="D4DED150"/>
+    <w:tmpl w:val="DFE4CE3E"/>
     <w:lvl w:ilvl="0" w:tplc="5B5436AC">
       <w:start w:val="1"/>
       <w:numFmt w:val="japaneseCounting"/>
@@ -1307,7 +3722,7 @@
         <w:rFonts w:hint="default"/>
       </w:rPr>
     </w:lvl>
-    <w:lvl w:ilvl="1" w:tplc="04090019" w:tentative="1">
+    <w:lvl w:ilvl="1" w:tplc="04090019">
       <w:start w:val="1"/>
       <w:numFmt w:val="lowerLetter"/>
       <w:lvlText w:val="%2)"/>
@@ -1380,8 +3795,127 @@
       </w:pPr>
     </w:lvl>
   </w:abstractNum>
+  <w:abstractNum w:abstractNumId="2" w15:restartNumberingAfterBreak="0">
+    <w:nsid w:val="22E13DF1"/>
+    <w:multiLevelType w:val="hybridMultilevel"/>
+    <w:tmpl w:val="1E064D06"/>
+    <w:lvl w:ilvl="0" w:tplc="04090001">
+      <w:start w:val="1"/>
+      <w:numFmt w:val="bullet"/>
+      <w:lvlText w:val=""/>
+      <w:lvlJc w:val="left"/>
+      <w:pPr>
+        <w:ind w:left="440" w:hanging="440"/>
+      </w:pPr>
+      <w:rPr>
+        <w:rFonts w:ascii="Wingdings" w:hAnsi="Wingdings" w:hint="default"/>
+      </w:rPr>
+    </w:lvl>
+    <w:lvl w:ilvl="1" w:tplc="04090003" w:tentative="1">
+      <w:start w:val="1"/>
+      <w:numFmt w:val="bullet"/>
+      <w:lvlText w:val=""/>
+      <w:lvlJc w:val="left"/>
+      <w:pPr>
+        <w:ind w:left="880" w:hanging="440"/>
+      </w:pPr>
+      <w:rPr>
+        <w:rFonts w:ascii="Wingdings" w:hAnsi="Wingdings" w:hint="default"/>
+      </w:rPr>
+    </w:lvl>
+    <w:lvl w:ilvl="2" w:tplc="04090005" w:tentative="1">
+      <w:start w:val="1"/>
+      <w:numFmt w:val="bullet"/>
+      <w:lvlText w:val=""/>
+      <w:lvlJc w:val="left"/>
+      <w:pPr>
+        <w:ind w:left="1320" w:hanging="440"/>
+      </w:pPr>
+      <w:rPr>
+        <w:rFonts w:ascii="Wingdings" w:hAnsi="Wingdings" w:hint="default"/>
+      </w:rPr>
+    </w:lvl>
+    <w:lvl w:ilvl="3" w:tplc="04090001" w:tentative="1">
+      <w:start w:val="1"/>
+      <w:numFmt w:val="bullet"/>
+      <w:lvlText w:val=""/>
+      <w:lvlJc w:val="left"/>
+      <w:pPr>
+        <w:ind w:left="1760" w:hanging="440"/>
+      </w:pPr>
+      <w:rPr>
+        <w:rFonts w:ascii="Wingdings" w:hAnsi="Wingdings" w:hint="default"/>
+      </w:rPr>
+    </w:lvl>
+    <w:lvl w:ilvl="4" w:tplc="04090003" w:tentative="1">
+      <w:start w:val="1"/>
+      <w:numFmt w:val="bullet"/>
+      <w:lvlText w:val=""/>
+      <w:lvlJc w:val="left"/>
+      <w:pPr>
+        <w:ind w:left="2200" w:hanging="440"/>
+      </w:pPr>
+      <w:rPr>
+        <w:rFonts w:ascii="Wingdings" w:hAnsi="Wingdings" w:hint="default"/>
+      </w:rPr>
+    </w:lvl>
+    <w:lvl w:ilvl="5" w:tplc="04090005" w:tentative="1">
+      <w:start w:val="1"/>
+      <w:numFmt w:val="bullet"/>
+      <w:lvlText w:val=""/>
+      <w:lvlJc w:val="left"/>
+      <w:pPr>
+        <w:ind w:left="2640" w:hanging="440"/>
+      </w:pPr>
+      <w:rPr>
+        <w:rFonts w:ascii="Wingdings" w:hAnsi="Wingdings" w:hint="default"/>
+      </w:rPr>
+    </w:lvl>
+    <w:lvl w:ilvl="6" w:tplc="04090001" w:tentative="1">
+      <w:start w:val="1"/>
+      <w:numFmt w:val="bullet"/>
+      <w:lvlText w:val=""/>
+      <w:lvlJc w:val="left"/>
+      <w:pPr>
+        <w:ind w:left="3080" w:hanging="440"/>
+      </w:pPr>
+      <w:rPr>
+        <w:rFonts w:ascii="Wingdings" w:hAnsi="Wingdings" w:hint="default"/>
+      </w:rPr>
+    </w:lvl>
+    <w:lvl w:ilvl="7" w:tplc="04090003" w:tentative="1">
+      <w:start w:val="1"/>
+      <w:numFmt w:val="bullet"/>
+      <w:lvlText w:val=""/>
+      <w:lvlJc w:val="left"/>
+      <w:pPr>
+        <w:ind w:left="3520" w:hanging="440"/>
+      </w:pPr>
+      <w:rPr>
+        <w:rFonts w:ascii="Wingdings" w:hAnsi="Wingdings" w:hint="default"/>
+      </w:rPr>
+    </w:lvl>
+    <w:lvl w:ilvl="8" w:tplc="04090005" w:tentative="1">
+      <w:start w:val="1"/>
+      <w:numFmt w:val="bullet"/>
+      <w:lvlText w:val=""/>
+      <w:lvlJc w:val="left"/>
+      <w:pPr>
+        <w:ind w:left="3960" w:hanging="440"/>
+      </w:pPr>
+      <w:rPr>
+        <w:rFonts w:ascii="Wingdings" w:hAnsi="Wingdings" w:hint="default"/>
+      </w:rPr>
+    </w:lvl>
+  </w:abstractNum>
   <w:num w:numId="1" w16cid:durableId="101651291">
+    <w:abstractNumId w:val="1"/>
+  </w:num>
+  <w:num w:numId="2" w16cid:durableId="769736421">
     <w:abstractNumId w:val="0"/>
+  </w:num>
+  <w:num w:numId="3" w16cid:durableId="941104517">
+    <w:abstractNumId w:val="2"/>
   </w:num>
 </w:numbering>
 </file>
@@ -1786,7 +4320,6 @@
   <w:style w:type="paragraph" w:default="1" w:styleId="a">
     <w:name w:val="Normal"/>
     <w:qFormat/>
-    <w:rsid w:val="00DB1937"/>
     <w:pPr>
       <w:widowControl w:val="0"/>
     </w:pPr>

--- a/Homework/research-report.docx
+++ b/Homework/research-report.docx
@@ -66,7 +66,7 @@
       <w:pPr>
         <w:jc w:val="both"/>
         <w:rPr>
-          <w:rFonts w:ascii="宋体" w:eastAsia="宋体" w:hAnsi="宋体" w:hint="eastAsia"/>
+          <w:rFonts w:ascii="宋体" w:eastAsia="宋体" w:hAnsi="宋体"/>
           <w:sz w:val="24"/>
           <w:szCs w:val="28"/>
         </w:rPr>
@@ -107,27 +107,139 @@
       </w:pPr>
       <w:r>
         <w:rPr>
-          <w:rFonts w:ascii="宋体" w:eastAsia="宋体" w:hAnsi="宋体" w:hint="eastAsia"/>
-          <w:sz w:val="24"/>
-          <w:szCs w:val="28"/>
-        </w:rPr>
-        <w:t>【</w:t>
-      </w:r>
-      <w:r>
-        <w:rPr>
-          <w:rFonts w:ascii="宋体" w:eastAsia="宋体" w:hAnsi="宋体" w:hint="eastAsia"/>
-          <w:sz w:val="24"/>
-          <w:szCs w:val="28"/>
-        </w:rPr>
-        <w:t>引言</w:t>
-      </w:r>
-      <w:r>
-        <w:rPr>
-          <w:rFonts w:ascii="宋体" w:eastAsia="宋体" w:hAnsi="宋体" w:hint="eastAsia"/>
-          <w:sz w:val="24"/>
-          <w:szCs w:val="28"/>
-        </w:rPr>
-        <w:t>】</w:t>
+          <w:rFonts w:ascii="宋体" w:eastAsia="宋体" w:hAnsi="宋体"/>
+          <w:sz w:val="24"/>
+          <w:szCs w:val="28"/>
+        </w:rPr>
+        <w:tab/>
+      </w:r>
+      <w:r>
+        <w:rPr>
+          <w:rFonts w:ascii="宋体" w:eastAsia="宋体" w:hAnsi="宋体" w:hint="eastAsia"/>
+          <w:sz w:val="24"/>
+          <w:szCs w:val="28"/>
+        </w:rPr>
+        <w:t>本文深入探讨了</w:t>
+      </w:r>
+      <w:r>
+        <w:rPr>
+          <w:rFonts w:ascii="宋体" w:eastAsia="宋体" w:hAnsi="宋体" w:hint="eastAsia"/>
+          <w:sz w:val="24"/>
+          <w:szCs w:val="28"/>
+        </w:rPr>
+        <w:t>三种</w:t>
+      </w:r>
+      <w:r>
+        <w:rPr>
+          <w:rFonts w:ascii="宋体" w:eastAsia="宋体" w:hAnsi="宋体" w:hint="eastAsia"/>
+          <w:sz w:val="24"/>
+          <w:szCs w:val="28"/>
+        </w:rPr>
+        <w:t>主流架构（x86、ARM、RISC-V）计算机的启动过程，详细解析了从设备通电、硬件初始化、固件执行到操作系统内核引导的完整流程</w:t>
+      </w:r>
+      <w:r>
+        <w:rPr>
+          <w:rFonts w:ascii="宋体" w:eastAsia="宋体" w:hAnsi="宋体" w:hint="eastAsia"/>
+          <w:sz w:val="24"/>
+          <w:szCs w:val="28"/>
+        </w:rPr>
+        <w:t>。同时，</w:t>
+      </w:r>
+      <w:r>
+        <w:rPr>
+          <w:rFonts w:ascii="宋体" w:eastAsia="宋体" w:hAnsi="宋体" w:hint="eastAsia"/>
+          <w:sz w:val="24"/>
+          <w:szCs w:val="28"/>
+        </w:rPr>
+        <w:t>针对不同架构的特点，</w:t>
+      </w:r>
+      <w:r>
+        <w:rPr>
+          <w:rFonts w:ascii="宋体" w:eastAsia="宋体" w:hAnsi="宋体" w:hint="eastAsia"/>
+          <w:sz w:val="24"/>
+          <w:szCs w:val="28"/>
+        </w:rPr>
+        <w:t>本文</w:t>
+      </w:r>
+      <w:r>
+        <w:rPr>
+          <w:rFonts w:ascii="宋体" w:eastAsia="宋体" w:hAnsi="宋体" w:hint="eastAsia"/>
+          <w:sz w:val="24"/>
+          <w:szCs w:val="28"/>
+        </w:rPr>
+        <w:t>从硬件初始化机制、数据通路及引导加载逻辑等角度进行了系统性的对比分析：x86架构主导个人电脑和服务器市场，对历史兼容性要求极高；ARM架构主要应用于移动和嵌入式设备，侧重于能效优化；RISC-V架构作为新兴开源指令集，具有历史包袱小、可定制性与灵活性高的优势。此外，</w:t>
+      </w:r>
+      <w:r>
+        <w:rPr>
+          <w:rFonts w:ascii="宋体" w:eastAsia="宋体" w:hAnsi="宋体" w:hint="eastAsia"/>
+          <w:sz w:val="24"/>
+          <w:szCs w:val="28"/>
+        </w:rPr>
+        <w:t>本文</w:t>
+      </w:r>
+      <w:r>
+        <w:rPr>
+          <w:rFonts w:ascii="宋体" w:eastAsia="宋体" w:hAnsi="宋体" w:hint="eastAsia"/>
+          <w:sz w:val="24"/>
+          <w:szCs w:val="28"/>
+        </w:rPr>
+        <w:t>对启动过程中涉及的实模式、分页机制、设备树等关键底层术语进行</w:t>
+      </w:r>
+      <w:r>
+        <w:rPr>
+          <w:rFonts w:ascii="宋体" w:eastAsia="宋体" w:hAnsi="宋体" w:hint="eastAsia"/>
+          <w:sz w:val="24"/>
+          <w:szCs w:val="28"/>
+        </w:rPr>
+        <w:t>了阐释，对</w:t>
+      </w:r>
+      <w:r>
+        <w:rPr>
+          <w:rFonts w:ascii="宋体" w:eastAsia="宋体" w:hAnsi="宋体" w:hint="eastAsia"/>
+          <w:sz w:val="24"/>
+          <w:szCs w:val="28"/>
+        </w:rPr>
+        <w:t>三种</w:t>
+      </w:r>
+      <w:r>
+        <w:rPr>
+          <w:rFonts w:ascii="宋体" w:eastAsia="宋体" w:hAnsi="宋体" w:hint="eastAsia"/>
+          <w:sz w:val="24"/>
+          <w:szCs w:val="28"/>
+        </w:rPr>
+        <w:t>架构下寄存器的分配、</w:t>
+      </w:r>
+      <w:r>
+        <w:rPr>
+          <w:rFonts w:ascii="宋体" w:eastAsia="宋体" w:hAnsi="宋体" w:hint="eastAsia"/>
+          <w:sz w:val="24"/>
+          <w:szCs w:val="28"/>
+        </w:rPr>
+        <w:t>DRAM的初始化机制做了探讨</w:t>
+      </w:r>
+      <w:r>
+        <w:rPr>
+          <w:rFonts w:ascii="宋体" w:eastAsia="宋体" w:hAnsi="宋体" w:hint="eastAsia"/>
+          <w:sz w:val="24"/>
+          <w:szCs w:val="28"/>
+        </w:rPr>
+        <w:t>。</w:t>
+      </w:r>
+      <w:r>
+        <w:rPr>
+          <w:rFonts w:ascii="宋体" w:eastAsia="宋体" w:hAnsi="宋体" w:hint="eastAsia"/>
+          <w:sz w:val="24"/>
+          <w:szCs w:val="28"/>
+        </w:rPr>
+        <w:t>总的来看，本文有助于</w:t>
+      </w:r>
+      <w:r>
+        <w:rPr>
+          <w:rFonts w:ascii="宋体" w:eastAsia="宋体" w:hAnsi="宋体" w:hint="eastAsia"/>
+          <w:sz w:val="24"/>
+          <w:szCs w:val="28"/>
+        </w:rPr>
+        <w:t>读者建立从硬件上电到操作系统运行的系统级底层认知。</w:t>
       </w:r>
     </w:p>
     <w:p>
@@ -141,139 +253,27 @@
       </w:pPr>
       <w:r>
         <w:rPr>
-          <w:rFonts w:ascii="宋体" w:eastAsia="宋体" w:hAnsi="宋体"/>
-          <w:sz w:val="24"/>
-          <w:szCs w:val="28"/>
-        </w:rPr>
-        <w:tab/>
-      </w:r>
-      <w:r>
-        <w:rPr>
-          <w:rFonts w:ascii="宋体" w:eastAsia="宋体" w:hAnsi="宋体" w:hint="eastAsia"/>
-          <w:sz w:val="24"/>
-          <w:szCs w:val="28"/>
-        </w:rPr>
-        <w:t>计算机</w:t>
-      </w:r>
-      <w:r>
-        <w:rPr>
-          <w:rFonts w:ascii="宋体" w:eastAsia="宋体" w:hAnsi="宋体" w:hint="eastAsia"/>
-          <w:sz w:val="24"/>
-          <w:szCs w:val="28"/>
-        </w:rPr>
-        <w:t>启动</w:t>
-      </w:r>
-      <w:r>
-        <w:rPr>
-          <w:rFonts w:ascii="宋体" w:eastAsia="宋体" w:hAnsi="宋体" w:hint="eastAsia"/>
-          <w:sz w:val="24"/>
-          <w:szCs w:val="28"/>
-        </w:rPr>
-        <w:t>过程，指</w:t>
-      </w:r>
-      <w:r>
-        <w:rPr>
-          <w:rFonts w:ascii="宋体" w:eastAsia="宋体" w:hAnsi="宋体" w:hint="eastAsia"/>
-          <w:sz w:val="24"/>
-          <w:szCs w:val="28"/>
-        </w:rPr>
-        <w:t>计算机从关机状态通电后，通过硬件初始化与系统引导进入可操作状态的完整流程</w:t>
-      </w:r>
-      <w:r>
-        <w:rPr>
-          <w:rFonts w:ascii="宋体" w:eastAsia="宋体" w:hAnsi="宋体" w:hint="eastAsia"/>
-          <w:sz w:val="24"/>
-          <w:szCs w:val="28"/>
-        </w:rPr>
-        <w:t>，</w:t>
-      </w:r>
-      <w:r>
-        <w:rPr>
-          <w:rFonts w:ascii="宋体" w:eastAsia="宋体" w:hAnsi="宋体" w:hint="eastAsia"/>
-          <w:sz w:val="24"/>
-          <w:szCs w:val="28"/>
-        </w:rPr>
-        <w:t>包括</w:t>
-      </w:r>
-      <w:r>
-        <w:rPr>
-          <w:rFonts w:ascii="宋体" w:eastAsia="宋体" w:hAnsi="宋体" w:hint="eastAsia"/>
-          <w:sz w:val="24"/>
-          <w:szCs w:val="28"/>
-        </w:rPr>
-        <w:t>硬件初始化、固件执行、引导加载和系统启动等多个阶段</w:t>
-      </w:r>
-      <w:r>
-        <w:rPr>
-          <w:rFonts w:ascii="宋体" w:eastAsia="宋体" w:hAnsi="宋体" w:hint="eastAsia"/>
-          <w:sz w:val="24"/>
-          <w:szCs w:val="28"/>
-        </w:rPr>
-        <w:t>。</w:t>
-      </w:r>
-      <w:r>
-        <w:rPr>
-          <w:rFonts w:ascii="宋体" w:eastAsia="宋体" w:hAnsi="宋体" w:hint="eastAsia"/>
-          <w:sz w:val="24"/>
-          <w:szCs w:val="28"/>
-        </w:rPr>
-        <w:t>不同架构的计算机（x86、ARM、RISC-V</w:t>
-      </w:r>
-      <w:r>
-        <w:rPr>
-          <w:rFonts w:ascii="宋体" w:eastAsia="宋体" w:hAnsi="宋体" w:hint="eastAsia"/>
-          <w:sz w:val="24"/>
-          <w:szCs w:val="28"/>
-        </w:rPr>
-        <w:t>等</w:t>
-      </w:r>
-      <w:r>
-        <w:rPr>
-          <w:rFonts w:ascii="宋体" w:eastAsia="宋体" w:hAnsi="宋体" w:hint="eastAsia"/>
-          <w:sz w:val="24"/>
-          <w:szCs w:val="28"/>
-        </w:rPr>
-        <w:t>）在</w:t>
-      </w:r>
-      <w:r>
-        <w:rPr>
-          <w:rFonts w:ascii="宋体" w:eastAsia="宋体" w:hAnsi="宋体" w:hint="eastAsia"/>
-          <w:sz w:val="24"/>
-          <w:szCs w:val="28"/>
-        </w:rPr>
-        <w:t>启动</w:t>
-      </w:r>
-      <w:r>
-        <w:rPr>
-          <w:rFonts w:ascii="宋体" w:eastAsia="宋体" w:hAnsi="宋体" w:hint="eastAsia"/>
-          <w:sz w:val="24"/>
-          <w:szCs w:val="28"/>
-        </w:rPr>
-        <w:t>过程中存在显著差异，这些差异源于架构设计理念、应用场景和历史演进的不同。</w:t>
-      </w:r>
-      <w:r>
-        <w:rPr>
-          <w:rFonts w:ascii="宋体" w:eastAsia="宋体" w:hAnsi="宋体" w:hint="eastAsia"/>
-          <w:sz w:val="24"/>
-          <w:szCs w:val="28"/>
-        </w:rPr>
-        <w:t>本文将对x86、ARM、RISC-V架构计算机的启动过程分别进行分析，</w:t>
-      </w:r>
-      <w:r>
-        <w:rPr>
-          <w:rFonts w:ascii="宋体" w:eastAsia="宋体" w:hAnsi="宋体" w:hint="eastAsia"/>
-          <w:sz w:val="24"/>
-          <w:szCs w:val="28"/>
-        </w:rPr>
-        <w:t>重点关注指令执行和数据通路层面的细节</w:t>
-      </w:r>
-      <w:r>
-        <w:rPr>
-          <w:rFonts w:ascii="宋体" w:eastAsia="宋体" w:hAnsi="宋体" w:hint="eastAsia"/>
-          <w:sz w:val="24"/>
-          <w:szCs w:val="28"/>
-        </w:rPr>
-        <w:t xml:space="preserve">，以便帮助读者更好地理解计算机从硬件上电到操作系统运行的完整流程。 </w:t>
+          <w:rFonts w:ascii="宋体" w:eastAsia="宋体" w:hAnsi="宋体" w:hint="eastAsia"/>
+          <w:sz w:val="24"/>
+          <w:szCs w:val="28"/>
+        </w:rPr>
+        <w:t>【</w:t>
+      </w:r>
+      <w:r>
+        <w:rPr>
+          <w:rFonts w:ascii="宋体" w:eastAsia="宋体" w:hAnsi="宋体" w:hint="eastAsia"/>
+          <w:sz w:val="24"/>
+          <w:szCs w:val="28"/>
+        </w:rPr>
+        <w:t>引言</w:t>
+      </w:r>
+      <w:r>
+        <w:rPr>
+          <w:rFonts w:ascii="宋体" w:eastAsia="宋体" w:hAnsi="宋体" w:hint="eastAsia"/>
+          <w:sz w:val="24"/>
+          <w:szCs w:val="28"/>
+        </w:rPr>
+        <w:t>】</w:t>
       </w:r>
     </w:p>
     <w:p>
@@ -287,27 +287,131 @@
       </w:pPr>
       <w:r>
         <w:rPr>
-          <w:rFonts w:ascii="宋体" w:eastAsia="宋体" w:hAnsi="宋体" w:hint="eastAsia"/>
-          <w:sz w:val="24"/>
-          <w:szCs w:val="28"/>
-        </w:rPr>
-        <w:t>【</w:t>
-      </w:r>
-      <w:r>
-        <w:rPr>
-          <w:rFonts w:ascii="宋体" w:eastAsia="宋体" w:hAnsi="宋体" w:hint="eastAsia"/>
-          <w:sz w:val="24"/>
-          <w:szCs w:val="28"/>
-        </w:rPr>
-        <w:t>正文</w:t>
-      </w:r>
-      <w:r>
-        <w:rPr>
-          <w:rFonts w:ascii="宋体" w:eastAsia="宋体" w:hAnsi="宋体" w:hint="eastAsia"/>
-          <w:sz w:val="24"/>
-          <w:szCs w:val="28"/>
-        </w:rPr>
-        <w:t>】</w:t>
+          <w:rFonts w:ascii="宋体" w:eastAsia="宋体" w:hAnsi="宋体"/>
+          <w:sz w:val="24"/>
+          <w:szCs w:val="28"/>
+        </w:rPr>
+        <w:tab/>
+      </w:r>
+      <w:r>
+        <w:rPr>
+          <w:rFonts w:ascii="宋体" w:eastAsia="宋体" w:hAnsi="宋体" w:hint="eastAsia"/>
+          <w:sz w:val="24"/>
+          <w:szCs w:val="28"/>
+        </w:rPr>
+        <w:t>计算机</w:t>
+      </w:r>
+      <w:r>
+        <w:rPr>
+          <w:rFonts w:ascii="宋体" w:eastAsia="宋体" w:hAnsi="宋体" w:hint="eastAsia"/>
+          <w:sz w:val="24"/>
+          <w:szCs w:val="28"/>
+        </w:rPr>
+        <w:t>启动</w:t>
+      </w:r>
+      <w:r>
+        <w:rPr>
+          <w:rFonts w:ascii="宋体" w:eastAsia="宋体" w:hAnsi="宋体" w:hint="eastAsia"/>
+          <w:sz w:val="24"/>
+          <w:szCs w:val="28"/>
+        </w:rPr>
+        <w:t>过程，指</w:t>
+      </w:r>
+      <w:r>
+        <w:rPr>
+          <w:rFonts w:ascii="宋体" w:eastAsia="宋体" w:hAnsi="宋体" w:hint="eastAsia"/>
+          <w:sz w:val="24"/>
+          <w:szCs w:val="28"/>
+        </w:rPr>
+        <w:t>计算机从关机状态通电后，通过硬件初始化与系统引导进入可操作状态的完整流程</w:t>
+      </w:r>
+      <w:r>
+        <w:rPr>
+          <w:rFonts w:ascii="宋体" w:eastAsia="宋体" w:hAnsi="宋体" w:hint="eastAsia"/>
+          <w:sz w:val="24"/>
+          <w:szCs w:val="28"/>
+        </w:rPr>
+        <w:t>，</w:t>
+      </w:r>
+      <w:r>
+        <w:rPr>
+          <w:rFonts w:ascii="宋体" w:eastAsia="宋体" w:hAnsi="宋体" w:hint="eastAsia"/>
+          <w:sz w:val="24"/>
+          <w:szCs w:val="28"/>
+        </w:rPr>
+        <w:t>包括</w:t>
+      </w:r>
+      <w:r>
+        <w:rPr>
+          <w:rFonts w:ascii="宋体" w:eastAsia="宋体" w:hAnsi="宋体" w:hint="eastAsia"/>
+          <w:sz w:val="24"/>
+          <w:szCs w:val="28"/>
+        </w:rPr>
+        <w:t>硬件初始化、固件执行、引导加载和系统启动等多个阶段</w:t>
+      </w:r>
+      <w:r>
+        <w:rPr>
+          <w:rFonts w:ascii="宋体" w:eastAsia="宋体" w:hAnsi="宋体" w:hint="eastAsia"/>
+          <w:sz w:val="24"/>
+          <w:szCs w:val="28"/>
+        </w:rPr>
+        <w:t>。</w:t>
+      </w:r>
+      <w:r>
+        <w:rPr>
+          <w:rFonts w:ascii="宋体" w:eastAsia="宋体" w:hAnsi="宋体" w:hint="eastAsia"/>
+          <w:sz w:val="24"/>
+          <w:szCs w:val="28"/>
+        </w:rPr>
+        <w:t>不同架构的计算机（x86、ARM、RISC-V</w:t>
+      </w:r>
+      <w:r>
+        <w:rPr>
+          <w:rFonts w:ascii="宋体" w:eastAsia="宋体" w:hAnsi="宋体" w:hint="eastAsia"/>
+          <w:sz w:val="24"/>
+          <w:szCs w:val="28"/>
+        </w:rPr>
+        <w:t>等</w:t>
+      </w:r>
+      <w:r>
+        <w:rPr>
+          <w:rFonts w:ascii="宋体" w:eastAsia="宋体" w:hAnsi="宋体" w:hint="eastAsia"/>
+          <w:sz w:val="24"/>
+          <w:szCs w:val="28"/>
+        </w:rPr>
+        <w:t>）在</w:t>
+      </w:r>
+      <w:r>
+        <w:rPr>
+          <w:rFonts w:ascii="宋体" w:eastAsia="宋体" w:hAnsi="宋体" w:hint="eastAsia"/>
+          <w:sz w:val="24"/>
+          <w:szCs w:val="28"/>
+        </w:rPr>
+        <w:t>启动</w:t>
+      </w:r>
+      <w:r>
+        <w:rPr>
+          <w:rFonts w:ascii="宋体" w:eastAsia="宋体" w:hAnsi="宋体" w:hint="eastAsia"/>
+          <w:sz w:val="24"/>
+          <w:szCs w:val="28"/>
+        </w:rPr>
+        <w:t>过程中存在显著差异，这些差异源于架构设计理念、应用场景和历史演进的不同。</w:t>
+      </w:r>
+      <w:r>
+        <w:rPr>
+          <w:rFonts w:ascii="宋体" w:eastAsia="宋体" w:hAnsi="宋体" w:hint="eastAsia"/>
+          <w:sz w:val="24"/>
+          <w:szCs w:val="28"/>
+        </w:rPr>
+        <w:t>本文将对x86、ARM、RISC-V架构计算机的启动过程分别进行分析，</w:t>
+      </w:r>
+      <w:r>
+        <w:rPr>
+          <w:rFonts w:ascii="宋体" w:eastAsia="宋体" w:hAnsi="宋体" w:hint="eastAsia"/>
+          <w:sz w:val="24"/>
+          <w:szCs w:val="28"/>
+        </w:rPr>
+        <w:t>帮助读者更好地理解计算机从硬件上电到操作系统运行的完整流程。</w:t>
       </w:r>
     </w:p>
     <w:p>
@@ -321,6 +425,40 @@
       </w:pPr>
       <w:r>
         <w:rPr>
+          <w:rFonts w:ascii="宋体" w:eastAsia="宋体" w:hAnsi="宋体" w:hint="eastAsia"/>
+          <w:sz w:val="24"/>
+          <w:szCs w:val="28"/>
+        </w:rPr>
+        <w:t>【</w:t>
+      </w:r>
+      <w:r>
+        <w:rPr>
+          <w:rFonts w:ascii="宋体" w:eastAsia="宋体" w:hAnsi="宋体" w:hint="eastAsia"/>
+          <w:sz w:val="24"/>
+          <w:szCs w:val="28"/>
+        </w:rPr>
+        <w:t>正文</w:t>
+      </w:r>
+      <w:r>
+        <w:rPr>
+          <w:rFonts w:ascii="宋体" w:eastAsia="宋体" w:hAnsi="宋体" w:hint="eastAsia"/>
+          <w:sz w:val="24"/>
+          <w:szCs w:val="28"/>
+        </w:rPr>
+        <w:t>】</w:t>
+      </w:r>
+    </w:p>
+    <w:p>
+      <w:pPr>
+        <w:jc w:val="both"/>
+        <w:rPr>
+          <w:rFonts w:ascii="宋体" w:eastAsia="宋体" w:hAnsi="宋体" w:hint="eastAsia"/>
+          <w:sz w:val="24"/>
+          <w:szCs w:val="28"/>
+        </w:rPr>
+      </w:pPr>
+      <w:r>
+        <w:rPr>
           <w:rFonts w:ascii="宋体" w:eastAsia="宋体" w:hAnsi="宋体"/>
           <w:sz w:val="24"/>
           <w:szCs w:val="28"/>
@@ -341,7 +479,25 @@
           <w:sz w:val="24"/>
           <w:szCs w:val="28"/>
         </w:rPr>
-        <w:t>是计算机系统最基础也是最重要的操作之一，直接影响系统的可靠性、安全性和启动速度。随着计算机技术的发展，不同架构的计算机在开机过程中形成了各自的特点</w:t>
+        <w:t>是计算机系统</w:t>
+      </w:r>
+      <w:proofErr w:type="gramStart"/>
+      <w:r>
+        <w:rPr>
+          <w:rFonts w:ascii="宋体" w:eastAsia="宋体" w:hAnsi="宋体" w:hint="eastAsia"/>
+          <w:sz w:val="24"/>
+          <w:szCs w:val="28"/>
+        </w:rPr>
+        <w:t>最</w:t>
+      </w:r>
+      <w:proofErr w:type="gramEnd"/>
+      <w:r>
+        <w:rPr>
+          <w:rFonts w:ascii="宋体" w:eastAsia="宋体" w:hAnsi="宋体" w:hint="eastAsia"/>
+          <w:sz w:val="24"/>
+          <w:szCs w:val="28"/>
+        </w:rPr>
+        <w:t>基础也是最重要的操作之一，直接影响系统的可靠性、安全性和启动速度。随着计算机技术的发展，不同架构的计算机在开机过程中形成了各自的特点</w:t>
       </w:r>
       <w:r>
         <w:rPr>
@@ -490,15 +646,107 @@
           <w:sz w:val="24"/>
           <w:szCs w:val="28"/>
         </w:rPr>
-        <w:t>主板上的基板管理控制器或超级I/O芯片接收到信号并启动系统电源供应器</w:t>
-      </w:r>
-      <w:r>
-        <w:rPr>
-          <w:rFonts w:ascii="宋体" w:eastAsia="宋体" w:hAnsi="宋体" w:hint="eastAsia"/>
-          <w:sz w:val="24"/>
-          <w:szCs w:val="28"/>
-        </w:rPr>
-        <w:t>，主板上的控制芯片组向CPU发出并保持RESET信号。电源供应器的各路输出电压稳定后，向主板发送Power Good信号，主板时钟发生器开始工作，同时撤去对CPU的</w:t>
+        <w:t>主板上的基板管理控制器或超级I/O芯片接收到</w:t>
+      </w:r>
+      <w:proofErr w:type="gramStart"/>
+      <w:r>
+        <w:rPr>
+          <w:rFonts w:ascii="宋体" w:eastAsia="宋体" w:hAnsi="宋体" w:hint="eastAsia"/>
+          <w:sz w:val="24"/>
+          <w:szCs w:val="28"/>
+        </w:rPr>
+        <w:t>信号并启</w:t>
+      </w:r>
+      <w:proofErr w:type="gramEnd"/>
+      <w:r>
+        <w:rPr>
+          <w:rFonts w:ascii="宋体" w:eastAsia="宋体" w:hAnsi="宋体"/>
+          <w:noProof/>
+          <w:sz w:val="24"/>
+          <w:szCs w:val="28"/>
+        </w:rPr>
+        <w:lastRenderedPageBreak/>
+        <w:drawing>
+          <wp:anchor distT="0" distB="0" distL="114300" distR="114300" simplePos="0" relativeHeight="251655168" behindDoc="0" locked="0" layoutInCell="1" allowOverlap="1" wp14:anchorId="0EEB733A" wp14:editId="6F25CFC8">
+            <wp:simplePos x="0" y="0"/>
+            <wp:positionH relativeFrom="margin">
+              <wp:align>right</wp:align>
+            </wp:positionH>
+            <wp:positionV relativeFrom="paragraph">
+              <wp:posOffset>0</wp:posOffset>
+            </wp:positionV>
+            <wp:extent cx="1998345" cy="8863330"/>
+            <wp:effectExtent l="0" t="0" r="1905" b="0"/>
+            <wp:wrapSquare wrapText="bothSides"/>
+            <wp:docPr id="1071589401" name="图片 1"/>
+            <wp:cNvGraphicFramePr>
+              <a:graphicFrameLocks xmlns:a="http://schemas.openxmlformats.org/drawingml/2006/main" noChangeAspect="1"/>
+            </wp:cNvGraphicFramePr>
+            <a:graphic xmlns:a="http://schemas.openxmlformats.org/drawingml/2006/main">
+              <a:graphicData uri="http://schemas.openxmlformats.org/drawingml/2006/picture">
+                <pic:pic xmlns:pic="http://schemas.openxmlformats.org/drawingml/2006/picture">
+                  <pic:nvPicPr>
+                    <pic:cNvPr id="1071589401" name=""/>
+                    <pic:cNvPicPr/>
+                  </pic:nvPicPr>
+                  <pic:blipFill>
+                    <a:blip r:embed="rId7" cstate="print">
+                      <a:extLst>
+                        <a:ext uri="{28A0092B-C50C-407E-A947-70E740481C1C}">
+                          <a14:useLocalDpi xmlns:a14="http://schemas.microsoft.com/office/drawing/2010/main" val="0"/>
+                        </a:ext>
+                      </a:extLst>
+                    </a:blip>
+                    <a:stretch>
+                      <a:fillRect/>
+                    </a:stretch>
+                  </pic:blipFill>
+                  <pic:spPr>
+                    <a:xfrm>
+                      <a:off x="0" y="0"/>
+                      <a:ext cx="1998345" cy="8863330"/>
+                    </a:xfrm>
+                    <a:prstGeom prst="rect">
+                      <a:avLst/>
+                    </a:prstGeom>
+                  </pic:spPr>
+                </pic:pic>
+              </a:graphicData>
+            </a:graphic>
+          </wp:anchor>
+        </w:drawing>
+      </w:r>
+      <w:r>
+        <w:rPr>
+          <w:rFonts w:ascii="宋体" w:eastAsia="宋体" w:hAnsi="宋体" w:hint="eastAsia"/>
+          <w:sz w:val="24"/>
+          <w:szCs w:val="28"/>
+        </w:rPr>
+        <w:t>动系统电源供应器</w:t>
+      </w:r>
+      <w:r>
+        <w:rPr>
+          <w:rFonts w:ascii="宋体" w:eastAsia="宋体" w:hAnsi="宋体" w:hint="eastAsia"/>
+          <w:sz w:val="24"/>
+          <w:szCs w:val="28"/>
+        </w:rPr>
+        <w:t>，主板上的控制芯片组向CPU发出并保持RESET信号。电源供应器的各路输出电压稳定后，向主板发送Power</w:t>
+      </w:r>
+      <w:r>
+        <w:rPr>
+          <w:rFonts w:ascii="宋体" w:eastAsia="宋体" w:hAnsi="宋体" w:hint="eastAsia"/>
+          <w:sz w:val="24"/>
+          <w:szCs w:val="28"/>
+        </w:rPr>
+        <w:t xml:space="preserve"> </w:t>
+      </w:r>
+      <w:r>
+        <w:rPr>
+          <w:rFonts w:ascii="宋体" w:eastAsia="宋体" w:hAnsi="宋体" w:hint="eastAsia"/>
+          <w:sz w:val="24"/>
+          <w:szCs w:val="28"/>
+        </w:rPr>
+        <w:t>Good信号，主板时钟发生器开始工作，同时撤去对CPU的</w:t>
       </w:r>
       <w:r>
         <w:rPr>
@@ -538,7 +786,25 @@
           <w:sz w:val="24"/>
           <w:szCs w:val="28"/>
         </w:rPr>
-        <w:t>，CS寄存器值置为0xF</w:t>
+        <w:t>，CS</w:t>
+      </w:r>
+      <w:proofErr w:type="gramStart"/>
+      <w:r>
+        <w:rPr>
+          <w:rFonts w:ascii="宋体" w:eastAsia="宋体" w:hAnsi="宋体" w:hint="eastAsia"/>
+          <w:sz w:val="24"/>
+          <w:szCs w:val="28"/>
+        </w:rPr>
+        <w:t>寄存器值置为</w:t>
+      </w:r>
+      <w:proofErr w:type="gramEnd"/>
+      <w:r>
+        <w:rPr>
+          <w:rFonts w:ascii="宋体" w:eastAsia="宋体" w:hAnsi="宋体" w:hint="eastAsia"/>
+          <w:sz w:val="24"/>
+          <w:szCs w:val="28"/>
+        </w:rPr>
+        <w:t>0xF</w:t>
       </w:r>
       <w:r>
         <w:rPr>
@@ -554,7 +820,25 @@
           <w:sz w:val="24"/>
           <w:szCs w:val="28"/>
         </w:rPr>
-        <w:t>，IP寄存器的值置为0x</w:t>
+        <w:t>，IP寄存器</w:t>
+      </w:r>
+      <w:proofErr w:type="gramStart"/>
+      <w:r>
+        <w:rPr>
+          <w:rFonts w:ascii="宋体" w:eastAsia="宋体" w:hAnsi="宋体" w:hint="eastAsia"/>
+          <w:sz w:val="24"/>
+          <w:szCs w:val="28"/>
+        </w:rPr>
+        <w:t>的值置为</w:t>
+      </w:r>
+      <w:proofErr w:type="gramEnd"/>
+      <w:r>
+        <w:rPr>
+          <w:rFonts w:ascii="宋体" w:eastAsia="宋体" w:hAnsi="宋体" w:hint="eastAsia"/>
+          <w:sz w:val="24"/>
+          <w:szCs w:val="28"/>
+        </w:rPr>
+        <w:t>0x</w:t>
       </w:r>
       <w:r>
         <w:rPr>
@@ -662,7 +946,25 @@
           <w:sz w:val="24"/>
           <w:szCs w:val="28"/>
         </w:rPr>
-        <w:t>系统BIOS首先执行POST自检（Power-On Self Test）</w:t>
+        <w:t xml:space="preserve">系统BIOS首先执行POST自检（Power-On </w:t>
+      </w:r>
+      <w:proofErr w:type="spellStart"/>
+      <w:r>
+        <w:rPr>
+          <w:rFonts w:ascii="宋体" w:eastAsia="宋体" w:hAnsi="宋体" w:hint="eastAsia"/>
+          <w:sz w:val="24"/>
+          <w:szCs w:val="28"/>
+        </w:rPr>
+        <w:t>Self Test</w:t>
+      </w:r>
+      <w:proofErr w:type="spellEnd"/>
+      <w:r>
+        <w:rPr>
+          <w:rFonts w:ascii="宋体" w:eastAsia="宋体" w:hAnsi="宋体" w:hint="eastAsia"/>
+          <w:sz w:val="24"/>
+          <w:szCs w:val="28"/>
+        </w:rPr>
+        <w:t>）</w:t>
       </w:r>
       <w:r>
         <w:rPr>
@@ -726,7 +1028,25 @@
           <w:sz w:val="24"/>
           <w:szCs w:val="28"/>
         </w:rPr>
-        <w:t>如果自检过程中检测到错误，系统BIOS将错误代码写入EAX寄存器，并通过</w:t>
+        <w:t>如果自</w:t>
+      </w:r>
+      <w:proofErr w:type="gramStart"/>
+      <w:r>
+        <w:rPr>
+          <w:rFonts w:ascii="宋体" w:eastAsia="宋体" w:hAnsi="宋体" w:hint="eastAsia"/>
+          <w:sz w:val="24"/>
+          <w:szCs w:val="28"/>
+        </w:rPr>
+        <w:t>检过程</w:t>
+      </w:r>
+      <w:proofErr w:type="gramEnd"/>
+      <w:r>
+        <w:rPr>
+          <w:rFonts w:ascii="宋体" w:eastAsia="宋体" w:hAnsi="宋体" w:hint="eastAsia"/>
+          <w:sz w:val="24"/>
+          <w:szCs w:val="28"/>
+        </w:rPr>
+        <w:t>中检测到错误，系统BIOS将错误代码写入EAX寄存器，并通过</w:t>
       </w:r>
       <w:r>
         <w:rPr>
@@ -818,16 +1138,7 @@
           <w:sz w:val="24"/>
           <w:szCs w:val="28"/>
         </w:rPr>
-        <w:t>之后系统BIOS读取</w:t>
-      </w:r>
-      <w:r>
-        <w:rPr>
-          <w:rFonts w:ascii="宋体" w:eastAsia="宋体" w:hAnsi="宋体" w:hint="eastAsia"/>
-          <w:sz w:val="24"/>
-          <w:szCs w:val="28"/>
-        </w:rPr>
-        <w:lastRenderedPageBreak/>
-        <w:t>该设备的第一个扇区（引导扇区，大小为512B）</w:t>
+        <w:t>之后系统BIOS读取该设备的第一个扇区（引导扇区，大小为512B）</w:t>
       </w:r>
       <w:r>
         <w:rPr>
@@ -1041,15 +1352,116 @@
           <w:sz w:val="24"/>
           <w:szCs w:val="28"/>
         </w:rPr>
-        <w:t>ARM系统芯片上电后，程序计数器缺省指向芯片内部的BootROM，CPU直接从其中抓取指令</w:t>
-      </w:r>
-      <w:r>
-        <w:rPr>
-          <w:rFonts w:ascii="宋体" w:eastAsia="宋体" w:hAnsi="宋体" w:hint="eastAsia"/>
-          <w:sz w:val="24"/>
-          <w:szCs w:val="28"/>
-        </w:rPr>
-        <w:t>，初始化芯片内部的SRAM和时钟总线。之后，BootROM将存储在外部的非易失性介质中的第一阶段引导程序（FSBL/SPL）读取并复制到芯片内部SRAM中。</w:t>
+        <w:t>ARM系统芯片上电后，程序计数器缺省指向芯片内部的</w:t>
+      </w:r>
+      <w:proofErr w:type="spellStart"/>
+      <w:r>
+        <w:rPr>
+          <w:rFonts w:ascii="宋体" w:eastAsia="宋体" w:hAnsi="宋体" w:hint="eastAsia"/>
+          <w:sz w:val="24"/>
+          <w:szCs w:val="28"/>
+        </w:rPr>
+        <w:t>BootROM</w:t>
+      </w:r>
+      <w:proofErr w:type="spellEnd"/>
+      <w:r>
+        <w:rPr>
+          <w:rFonts w:ascii="宋体" w:eastAsia="宋体" w:hAnsi="宋体" w:hint="eastAsia"/>
+          <w:sz w:val="24"/>
+          <w:szCs w:val="28"/>
+        </w:rPr>
+        <w:t>，CPU直接从其中抓取指令</w:t>
+      </w:r>
+      <w:r>
+        <w:rPr>
+          <w:rFonts w:ascii="宋体" w:eastAsia="宋体" w:hAnsi="宋体" w:hint="eastAsia"/>
+          <w:sz w:val="24"/>
+          <w:szCs w:val="28"/>
+        </w:rPr>
+        <w:t>，初始化芯片内部的SRAM和时钟总线。之后，</w:t>
+      </w:r>
+      <w:proofErr w:type="spellStart"/>
+      <w:r>
+        <w:rPr>
+          <w:rFonts w:ascii="宋体" w:eastAsia="宋体" w:hAnsi="宋体" w:hint="eastAsia"/>
+          <w:sz w:val="24"/>
+          <w:szCs w:val="28"/>
+        </w:rPr>
+        <w:t>BootROM</w:t>
+      </w:r>
+      <w:proofErr w:type="spellEnd"/>
+      <w:r>
+        <w:rPr>
+          <w:rFonts w:ascii="宋体" w:eastAsia="宋体" w:hAnsi="宋体" w:hint="eastAsia"/>
+          <w:sz w:val="24"/>
+          <w:szCs w:val="28"/>
+        </w:rPr>
+        <w:t>将存储在外部的非易失性介质中的第一阶段引导程序（FSBL/SPL）读取并复制到芯片内</w:t>
+      </w:r>
+      <w:r>
+        <w:rPr>
+          <w:rFonts w:ascii="宋体" w:eastAsia="宋体" w:hAnsi="宋体"/>
+          <w:noProof/>
+          <w:sz w:val="24"/>
+          <w:szCs w:val="28"/>
+        </w:rPr>
+        <w:drawing>
+          <wp:anchor distT="0" distB="0" distL="114300" distR="114300" simplePos="0" relativeHeight="251656192" behindDoc="0" locked="0" layoutInCell="1" allowOverlap="1" wp14:anchorId="233EEEE8" wp14:editId="18A122CC">
+            <wp:simplePos x="0" y="0"/>
+            <wp:positionH relativeFrom="margin">
+              <wp:align>right</wp:align>
+            </wp:positionH>
+            <wp:positionV relativeFrom="paragraph">
+              <wp:posOffset>0</wp:posOffset>
+            </wp:positionV>
+            <wp:extent cx="3277235" cy="4293235"/>
+            <wp:effectExtent l="0" t="0" r="0" b="0"/>
+            <wp:wrapSquare wrapText="bothSides"/>
+            <wp:docPr id="667156507" name="图片 1"/>
+            <wp:cNvGraphicFramePr>
+              <a:graphicFrameLocks xmlns:a="http://schemas.openxmlformats.org/drawingml/2006/main" noChangeAspect="1"/>
+            </wp:cNvGraphicFramePr>
+            <a:graphic xmlns:a="http://schemas.openxmlformats.org/drawingml/2006/main">
+              <a:graphicData uri="http://schemas.openxmlformats.org/drawingml/2006/picture">
+                <pic:pic xmlns:pic="http://schemas.openxmlformats.org/drawingml/2006/picture">
+                  <pic:nvPicPr>
+                    <pic:cNvPr id="667156507" name=""/>
+                    <pic:cNvPicPr/>
+                  </pic:nvPicPr>
+                  <pic:blipFill>
+                    <a:blip r:embed="rId8" cstate="print">
+                      <a:extLst>
+                        <a:ext uri="{28A0092B-C50C-407E-A947-70E740481C1C}">
+                          <a14:useLocalDpi xmlns:a14="http://schemas.microsoft.com/office/drawing/2010/main" val="0"/>
+                        </a:ext>
+                      </a:extLst>
+                    </a:blip>
+                    <a:stretch>
+                      <a:fillRect/>
+                    </a:stretch>
+                  </pic:blipFill>
+                  <pic:spPr>
+                    <a:xfrm>
+                      <a:off x="0" y="0"/>
+                      <a:ext cx="3277235" cy="4293235"/>
+                    </a:xfrm>
+                    <a:prstGeom prst="rect">
+                      <a:avLst/>
+                    </a:prstGeom>
+                  </pic:spPr>
+                </pic:pic>
+              </a:graphicData>
+            </a:graphic>
+          </wp:anchor>
+        </w:drawing>
+      </w:r>
+      <w:r>
+        <w:rPr>
+          <w:rFonts w:ascii="宋体" w:eastAsia="宋体" w:hAnsi="宋体" w:hint="eastAsia"/>
+          <w:sz w:val="24"/>
+          <w:szCs w:val="28"/>
+        </w:rPr>
+        <w:t>部SRAM中。</w:t>
       </w:r>
     </w:p>
     <w:p>
@@ -1211,6 +1623,7 @@
         </w:rPr>
         <w:t>主Hart的程序计数器跳入复位地址，开始执行芯片ROM中的</w:t>
       </w:r>
+      <w:proofErr w:type="spellStart"/>
       <w:r>
         <w:rPr>
           <w:rFonts w:ascii="宋体" w:eastAsia="宋体" w:hAnsi="宋体" w:hint="eastAsia"/>
@@ -1219,6 +1632,7 @@
         </w:rPr>
         <w:t>BootROM</w:t>
       </w:r>
+      <w:proofErr w:type="spellEnd"/>
       <w:r>
         <w:rPr>
           <w:rFonts w:ascii="宋体" w:eastAsia="宋体" w:hAnsi="宋体" w:hint="eastAsia"/>
@@ -1296,19 +1710,184 @@
       </w:pPr>
       <w:r>
         <w:rPr>
-          <w:rFonts w:ascii="宋体" w:eastAsia="宋体" w:hAnsi="宋体" w:hint="eastAsia"/>
-          <w:sz w:val="24"/>
-          <w:szCs w:val="28"/>
-        </w:rPr>
-        <w:t>第一阶段引导程序初始化DRAM，之后将RISC-V底层运行环境OpenSBI和下一级引导程序从外部存储介质加载到DRAM</w:t>
-      </w:r>
-      <w:r>
-        <w:rPr>
-          <w:rFonts w:ascii="宋体" w:eastAsia="宋体" w:hAnsi="宋体" w:hint="eastAsia"/>
-          <w:sz w:val="24"/>
-          <w:szCs w:val="28"/>
-        </w:rPr>
-        <w:t>，再将控制权移交给OpenSBI；此时CPU仍处于M-mode。OpenSBI设置物理内存保护（PMP）并提供底层SBI系统调用。完成底层环境搭建后，OpenSBI执行特权级切换指令（mret），将CPU从机器模式降级为监督模式（S-mode），并将程序计数器指向下一级引导程序所在的DRAM地址。</w:t>
+          <w:rFonts w:ascii="宋体" w:eastAsia="宋体" w:hAnsi="宋体"/>
+          <w:noProof/>
+          <w:sz w:val="24"/>
+          <w:szCs w:val="28"/>
+        </w:rPr>
+        <w:drawing>
+          <wp:anchor distT="0" distB="0" distL="114300" distR="114300" simplePos="0" relativeHeight="251657216" behindDoc="0" locked="0" layoutInCell="1" allowOverlap="1" wp14:anchorId="782A0803" wp14:editId="78C0AF51">
+            <wp:simplePos x="0" y="0"/>
+            <wp:positionH relativeFrom="margin">
+              <wp:align>right</wp:align>
+            </wp:positionH>
+            <wp:positionV relativeFrom="paragraph">
+              <wp:posOffset>-3287477</wp:posOffset>
+            </wp:positionV>
+            <wp:extent cx="1210945" cy="8863330"/>
+            <wp:effectExtent l="0" t="0" r="8255" b="0"/>
+            <wp:wrapSquare wrapText="bothSides"/>
+            <wp:docPr id="1848133822" name="图片 1"/>
+            <wp:cNvGraphicFramePr>
+              <a:graphicFrameLocks xmlns:a="http://schemas.openxmlformats.org/drawingml/2006/main" noChangeAspect="1"/>
+            </wp:cNvGraphicFramePr>
+            <a:graphic xmlns:a="http://schemas.openxmlformats.org/drawingml/2006/main">
+              <a:graphicData uri="http://schemas.openxmlformats.org/drawingml/2006/picture">
+                <pic:pic xmlns:pic="http://schemas.openxmlformats.org/drawingml/2006/picture">
+                  <pic:nvPicPr>
+                    <pic:cNvPr id="1848133822" name=""/>
+                    <pic:cNvPicPr/>
+                  </pic:nvPicPr>
+                  <pic:blipFill>
+                    <a:blip r:embed="rId9" cstate="print">
+                      <a:extLst>
+                        <a:ext uri="{28A0092B-C50C-407E-A947-70E740481C1C}">
+                          <a14:useLocalDpi xmlns:a14="http://schemas.microsoft.com/office/drawing/2010/main" val="0"/>
+                        </a:ext>
+                      </a:extLst>
+                    </a:blip>
+                    <a:stretch>
+                      <a:fillRect/>
+                    </a:stretch>
+                  </pic:blipFill>
+                  <pic:spPr>
+                    <a:xfrm>
+                      <a:off x="0" y="0"/>
+                      <a:ext cx="1210945" cy="8863330"/>
+                    </a:xfrm>
+                    <a:prstGeom prst="rect">
+                      <a:avLst/>
+                    </a:prstGeom>
+                  </pic:spPr>
+                </pic:pic>
+              </a:graphicData>
+            </a:graphic>
+          </wp:anchor>
+        </w:drawing>
+      </w:r>
+      <w:r>
+        <w:rPr>
+          <w:rFonts w:ascii="宋体" w:eastAsia="宋体" w:hAnsi="宋体" w:hint="eastAsia"/>
+          <w:sz w:val="24"/>
+          <w:szCs w:val="28"/>
+        </w:rPr>
+        <w:t>第一阶段引导程序初始化DRAM，之后将RISC-V底层运行环境</w:t>
+      </w:r>
+      <w:proofErr w:type="spellStart"/>
+      <w:r>
+        <w:rPr>
+          <w:rFonts w:ascii="宋体" w:eastAsia="宋体" w:hAnsi="宋体" w:hint="eastAsia"/>
+          <w:sz w:val="24"/>
+          <w:szCs w:val="28"/>
+        </w:rPr>
+        <w:t>OpenSBI</w:t>
+      </w:r>
+      <w:proofErr w:type="spellEnd"/>
+      <w:r>
+        <w:rPr>
+          <w:rFonts w:ascii="宋体" w:eastAsia="宋体" w:hAnsi="宋体" w:hint="eastAsia"/>
+          <w:sz w:val="24"/>
+          <w:szCs w:val="28"/>
+        </w:rPr>
+        <w:t>和下一级引导程序从外部存储介质加载到DRAM</w:t>
+      </w:r>
+      <w:r>
+        <w:rPr>
+          <w:rFonts w:ascii="宋体" w:eastAsia="宋体" w:hAnsi="宋体" w:hint="eastAsia"/>
+          <w:sz w:val="24"/>
+          <w:szCs w:val="28"/>
+        </w:rPr>
+        <w:t>，再将控制权移交给</w:t>
+      </w:r>
+      <w:proofErr w:type="spellStart"/>
+      <w:r>
+        <w:rPr>
+          <w:rFonts w:ascii="宋体" w:eastAsia="宋体" w:hAnsi="宋体" w:hint="eastAsia"/>
+          <w:sz w:val="24"/>
+          <w:szCs w:val="28"/>
+        </w:rPr>
+        <w:t>OpenSBI</w:t>
+      </w:r>
+      <w:proofErr w:type="spellEnd"/>
+      <w:r>
+        <w:rPr>
+          <w:rFonts w:ascii="宋体" w:eastAsia="宋体" w:hAnsi="宋体" w:hint="eastAsia"/>
+          <w:sz w:val="24"/>
+          <w:szCs w:val="28"/>
+        </w:rPr>
+        <w:t>；此时CPU仍处于M-mode。</w:t>
+      </w:r>
+      <w:proofErr w:type="spellStart"/>
+      <w:r>
+        <w:rPr>
+          <w:rFonts w:ascii="宋体" w:eastAsia="宋体" w:hAnsi="宋体" w:hint="eastAsia"/>
+          <w:sz w:val="24"/>
+          <w:szCs w:val="28"/>
+        </w:rPr>
+        <w:t>OpenSBI</w:t>
+      </w:r>
+      <w:proofErr w:type="spellEnd"/>
+      <w:r>
+        <w:rPr>
+          <w:rFonts w:ascii="宋体" w:eastAsia="宋体" w:hAnsi="宋体" w:hint="eastAsia"/>
+          <w:sz w:val="24"/>
+          <w:szCs w:val="28"/>
+        </w:rPr>
+        <w:t>设置物理内存保护（PMP）并提供底层SBI系统调用。完成底层环境搭建后，</w:t>
+      </w:r>
+      <w:proofErr w:type="spellStart"/>
+      <w:r>
+        <w:rPr>
+          <w:rFonts w:ascii="宋体" w:eastAsia="宋体" w:hAnsi="宋体" w:hint="eastAsia"/>
+          <w:sz w:val="24"/>
+          <w:szCs w:val="28"/>
+        </w:rPr>
+        <w:t>OpenSBI</w:t>
+      </w:r>
+      <w:proofErr w:type="spellEnd"/>
+      <w:r>
+        <w:rPr>
+          <w:rFonts w:ascii="宋体" w:eastAsia="宋体" w:hAnsi="宋体" w:hint="eastAsia"/>
+          <w:sz w:val="24"/>
+          <w:szCs w:val="28"/>
+        </w:rPr>
+        <w:t>执行</w:t>
+      </w:r>
+      <w:proofErr w:type="gramStart"/>
+      <w:r>
+        <w:rPr>
+          <w:rFonts w:ascii="宋体" w:eastAsia="宋体" w:hAnsi="宋体" w:hint="eastAsia"/>
+          <w:sz w:val="24"/>
+          <w:szCs w:val="28"/>
+        </w:rPr>
+        <w:t>特权级</w:t>
+      </w:r>
+      <w:proofErr w:type="gramEnd"/>
+      <w:r>
+        <w:rPr>
+          <w:rFonts w:ascii="宋体" w:eastAsia="宋体" w:hAnsi="宋体" w:hint="eastAsia"/>
+          <w:sz w:val="24"/>
+          <w:szCs w:val="28"/>
+        </w:rPr>
+        <w:t>切换指令（</w:t>
+      </w:r>
+      <w:proofErr w:type="spellStart"/>
+      <w:r>
+        <w:rPr>
+          <w:rFonts w:ascii="宋体" w:eastAsia="宋体" w:hAnsi="宋体" w:hint="eastAsia"/>
+          <w:sz w:val="24"/>
+          <w:szCs w:val="28"/>
+        </w:rPr>
+        <w:t>mret</w:t>
+      </w:r>
+      <w:proofErr w:type="spellEnd"/>
+      <w:r>
+        <w:rPr>
+          <w:rFonts w:ascii="宋体" w:eastAsia="宋体" w:hAnsi="宋体" w:hint="eastAsia"/>
+          <w:sz w:val="24"/>
+          <w:szCs w:val="28"/>
+        </w:rPr>
+        <w:t>），将CPU从机器模式降级为监督模式（S-mode），并将程序计数器指向下一级引导程序所在的DRAM地址。</w:t>
       </w:r>
     </w:p>
     <w:p>
@@ -1359,7 +1938,25 @@
           <w:sz w:val="24"/>
           <w:szCs w:val="28"/>
         </w:rPr>
-        <w:t>通过解引用a1寄存器的数据流来构建硬件设备模型，完成自身内存分页管理的初始化</w:t>
+        <w:t>通过解引用a1寄存器的数据流来构建硬件设备模型，完成自身内存分</w:t>
+      </w:r>
+      <w:proofErr w:type="gramStart"/>
+      <w:r>
+        <w:rPr>
+          <w:rFonts w:ascii="宋体" w:eastAsia="宋体" w:hAnsi="宋体" w:hint="eastAsia"/>
+          <w:sz w:val="24"/>
+          <w:szCs w:val="28"/>
+        </w:rPr>
+        <w:t>页管理</w:t>
+      </w:r>
+      <w:proofErr w:type="gramEnd"/>
+      <w:r>
+        <w:rPr>
+          <w:rFonts w:ascii="宋体" w:eastAsia="宋体" w:hAnsi="宋体" w:hint="eastAsia"/>
+          <w:sz w:val="24"/>
+          <w:szCs w:val="28"/>
+        </w:rPr>
+        <w:t>的初始化</w:t>
       </w:r>
       <w:r>
         <w:rPr>
@@ -1411,7 +2008,7 @@
         </w:numPr>
         <w:jc w:val="both"/>
         <w:rPr>
-          <w:rFonts w:ascii="宋体" w:eastAsia="宋体" w:hAnsi="宋体"/>
+          <w:rFonts w:ascii="宋体" w:eastAsia="宋体" w:hAnsi="宋体" w:hint="eastAsia"/>
           <w:sz w:val="24"/>
           <w:szCs w:val="28"/>
         </w:rPr>
@@ -1535,13 +2132,23 @@
         </w:rPr>
         <w:t>而</w:t>
       </w:r>
-      <w:r>
-        <w:rPr>
-          <w:rFonts w:ascii="宋体" w:eastAsia="宋体" w:hAnsi="宋体" w:hint="eastAsia"/>
-          <w:sz w:val="24"/>
-          <w:szCs w:val="28"/>
-        </w:rPr>
-        <w:t>作出的</w:t>
+      <w:proofErr w:type="gramStart"/>
+      <w:r>
+        <w:rPr>
+          <w:rFonts w:ascii="宋体" w:eastAsia="宋体" w:hAnsi="宋体" w:hint="eastAsia"/>
+          <w:sz w:val="24"/>
+          <w:szCs w:val="28"/>
+        </w:rPr>
+        <w:t>作出</w:t>
+      </w:r>
+      <w:proofErr w:type="gramEnd"/>
+      <w:r>
+        <w:rPr>
+          <w:rFonts w:ascii="宋体" w:eastAsia="宋体" w:hAnsi="宋体" w:hint="eastAsia"/>
+          <w:sz w:val="24"/>
+          <w:szCs w:val="28"/>
+        </w:rPr>
+        <w:t>的</w:t>
       </w:r>
       <w:r>
         <w:rPr>
@@ -1591,7 +2198,25 @@
           <w:sz w:val="24"/>
           <w:szCs w:val="28"/>
         </w:rPr>
-        <w:t>（Segment:Offset，真实地址=Segment&lt;&lt;4+Offset）</w:t>
+        <w:t>（</w:t>
+      </w:r>
+      <w:proofErr w:type="spellStart"/>
+      <w:r>
+        <w:rPr>
+          <w:rFonts w:ascii="宋体" w:eastAsia="宋体" w:hAnsi="宋体" w:hint="eastAsia"/>
+          <w:sz w:val="24"/>
+          <w:szCs w:val="28"/>
+        </w:rPr>
+        <w:t>Segment:Offset</w:t>
+      </w:r>
+      <w:proofErr w:type="spellEnd"/>
+      <w:r>
+        <w:rPr>
+          <w:rFonts w:ascii="宋体" w:eastAsia="宋体" w:hAnsi="宋体" w:hint="eastAsia"/>
+          <w:sz w:val="24"/>
+          <w:szCs w:val="28"/>
+        </w:rPr>
+        <w:t>，真实地址=Segment&lt;&lt;4+Offset）</w:t>
       </w:r>
       <w:r>
         <w:rPr>
@@ -1665,7 +2290,7 @@
         <w:ind w:firstLine="420"/>
         <w:jc w:val="both"/>
         <w:rPr>
-          <w:rFonts w:ascii="宋体" w:eastAsia="宋体" w:hAnsi="宋体"/>
+          <w:rFonts w:ascii="宋体" w:eastAsia="宋体" w:hAnsi="宋体" w:hint="eastAsia"/>
           <w:sz w:val="24"/>
           <w:szCs w:val="28"/>
         </w:rPr>
@@ -1792,7 +2417,25 @@
           <w:sz w:val="24"/>
           <w:szCs w:val="28"/>
         </w:rPr>
-        <w:t>提供硬件级的特权级控制（如区分内核态Ring 0与用户态Ring 3），在底层保障操作系统的安全，防止越权访问。</w:t>
+        <w:t>提供硬件级的</w:t>
+      </w:r>
+      <w:proofErr w:type="gramStart"/>
+      <w:r>
+        <w:rPr>
+          <w:rFonts w:ascii="宋体" w:eastAsia="宋体" w:hAnsi="宋体" w:hint="eastAsia"/>
+          <w:sz w:val="24"/>
+          <w:szCs w:val="28"/>
+        </w:rPr>
+        <w:t>特权级控制</w:t>
+      </w:r>
+      <w:proofErr w:type="gramEnd"/>
+      <w:r>
+        <w:rPr>
+          <w:rFonts w:ascii="宋体" w:eastAsia="宋体" w:hAnsi="宋体" w:hint="eastAsia"/>
+          <w:sz w:val="24"/>
+          <w:szCs w:val="28"/>
+        </w:rPr>
+        <w:t>（如区分内核态Ring 0与用户态Ring 3），在底层保障操作系统的安全，防止越权访问。</w:t>
       </w:r>
     </w:p>
     <w:p>
@@ -1837,8 +2480,20 @@
           <w:sz w:val="24"/>
           <w:szCs w:val="28"/>
         </w:rPr>
-        <w:t>分页机制</w:t>
-      </w:r>
+        <w:t>分</w:t>
+      </w:r>
+      <w:proofErr w:type="gramStart"/>
+      <w:r>
+        <w:rPr>
+          <w:rFonts w:ascii="宋体" w:eastAsia="宋体" w:hAnsi="宋体" w:hint="eastAsia"/>
+          <w:b/>
+          <w:bCs/>
+          <w:sz w:val="24"/>
+          <w:szCs w:val="28"/>
+        </w:rPr>
+        <w:t>页机制</w:t>
+      </w:r>
+      <w:proofErr w:type="gramEnd"/>
       <w:r>
         <w:rPr>
           <w:rFonts w:ascii="宋体" w:eastAsia="宋体" w:hAnsi="宋体" w:hint="eastAsia"/>
@@ -1869,8 +2524,18 @@
           <w:sz w:val="24"/>
           <w:szCs w:val="28"/>
         </w:rPr>
-        <w:t>分页机制</w:t>
-      </w:r>
+        <w:t>分</w:t>
+      </w:r>
+      <w:proofErr w:type="gramStart"/>
+      <w:r>
+        <w:rPr>
+          <w:rFonts w:ascii="宋体" w:eastAsia="宋体" w:hAnsi="宋体" w:hint="eastAsia"/>
+          <w:sz w:val="24"/>
+          <w:szCs w:val="28"/>
+        </w:rPr>
+        <w:t>页机制</w:t>
+      </w:r>
+      <w:proofErr w:type="gramEnd"/>
       <w:r>
         <w:rPr>
           <w:rFonts w:ascii="宋体" w:eastAsia="宋体" w:hAnsi="宋体" w:hint="eastAsia"/>
@@ -1893,7 +2558,25 @@
           <w:sz w:val="24"/>
           <w:szCs w:val="28"/>
         </w:rPr>
-        <w:t>通过映射不同的物理页框确保了进程间的严格隔离，有效防止了内存数据的相互篡改，并支持</w:t>
+        <w:t>通过映射不同的物理页</w:t>
+      </w:r>
+      <w:proofErr w:type="gramStart"/>
+      <w:r>
+        <w:rPr>
+          <w:rFonts w:ascii="宋体" w:eastAsia="宋体" w:hAnsi="宋体" w:hint="eastAsia"/>
+          <w:sz w:val="24"/>
+          <w:szCs w:val="28"/>
+        </w:rPr>
+        <w:t>框确保</w:t>
+      </w:r>
+      <w:proofErr w:type="gramEnd"/>
+      <w:r>
+        <w:rPr>
+          <w:rFonts w:ascii="宋体" w:eastAsia="宋体" w:hAnsi="宋体" w:hint="eastAsia"/>
+          <w:sz w:val="24"/>
+          <w:szCs w:val="28"/>
+        </w:rPr>
+        <w:t>了进程间的严格隔离，有效防止了内存数据的相互篡改，并支持</w:t>
       </w:r>
       <w:r>
         <w:rPr>
@@ -2097,6 +2780,301 @@
           <w:szCs w:val="28"/>
         </w:rPr>
         <w:t>磁盘控制器严格以物理扇区为基本边界执行I/O操作。为了降低操作系统的管理开销并优化空间分配效率，现代文件系统在逻辑层面将多个连续的物理扇区整合为更大的逻辑分配单元，分别称之为“簇”（Cluster）或“块”（Block），并基于这些逻辑单元来完成高层级的文件映射与存储管理工作</w:t>
+      </w:r>
+      <w:r>
+        <w:rPr>
+          <w:rFonts w:ascii="宋体" w:eastAsia="宋体" w:hAnsi="宋体" w:hint="eastAsia"/>
+          <w:sz w:val="24"/>
+          <w:szCs w:val="28"/>
+        </w:rPr>
+        <w:t>。</w:t>
+      </w:r>
+    </w:p>
+    <w:p>
+      <w:pPr>
+        <w:ind w:firstLine="420"/>
+        <w:jc w:val="both"/>
+        <w:rPr>
+          <w:rFonts w:ascii="宋体" w:eastAsia="宋体" w:hAnsi="宋体" w:hint="eastAsia"/>
+          <w:sz w:val="24"/>
+          <w:szCs w:val="28"/>
+        </w:rPr>
+      </w:pPr>
+      <w:r>
+        <w:rPr>
+          <w:rFonts w:ascii="宋体" w:eastAsia="宋体" w:hAnsi="宋体" w:hint="eastAsia"/>
+          <w:sz w:val="24"/>
+          <w:szCs w:val="28"/>
+        </w:rPr>
+        <w:t>【锁相环】</w:t>
+      </w:r>
+      <w:r>
+        <w:rPr>
+          <w:rFonts w:ascii="宋体" w:eastAsia="宋体" w:hAnsi="宋体" w:hint="eastAsia"/>
+          <w:b/>
+          <w:bCs/>
+          <w:sz w:val="24"/>
+          <w:szCs w:val="28"/>
+        </w:rPr>
+        <w:t>锁相环</w:t>
+      </w:r>
+      <w:r>
+        <w:rPr>
+          <w:rFonts w:ascii="宋体" w:eastAsia="宋体" w:hAnsi="宋体" w:hint="eastAsia"/>
+          <w:sz w:val="24"/>
+          <w:szCs w:val="28"/>
+        </w:rPr>
+        <w:t>是</w:t>
+      </w:r>
+      <w:r>
+        <w:rPr>
+          <w:rFonts w:ascii="宋体" w:eastAsia="宋体" w:hAnsi="宋体" w:hint="eastAsia"/>
+          <w:sz w:val="24"/>
+          <w:szCs w:val="28"/>
+        </w:rPr>
+        <w:t>一个以频率、相位作为误差信号的闭环控制系统</w:t>
+      </w:r>
+      <w:r>
+        <w:rPr>
+          <w:rFonts w:ascii="宋体" w:eastAsia="宋体" w:hAnsi="宋体" w:hint="eastAsia"/>
+          <w:sz w:val="24"/>
+          <w:szCs w:val="28"/>
+        </w:rPr>
+        <w:t>。锁相环的控制目标是让</w:t>
+      </w:r>
+      <w:r>
+        <w:rPr>
+          <w:rFonts w:ascii="宋体" w:eastAsia="宋体" w:hAnsi="宋体" w:hint="eastAsia"/>
+          <w:sz w:val="24"/>
+          <w:szCs w:val="28"/>
+        </w:rPr>
+        <w:t>电路的输出信号与外部参考信号保持同步</w:t>
+      </w:r>
+      <w:r>
+        <w:rPr>
+          <w:rFonts w:ascii="宋体" w:eastAsia="宋体" w:hAnsi="宋体" w:hint="eastAsia"/>
+          <w:sz w:val="24"/>
+          <w:szCs w:val="28"/>
+        </w:rPr>
+        <w:t>；</w:t>
+      </w:r>
+      <w:r>
+        <w:rPr>
+          <w:rFonts w:ascii="宋体" w:eastAsia="宋体" w:hAnsi="宋体" w:hint="eastAsia"/>
+          <w:sz w:val="24"/>
+          <w:szCs w:val="28"/>
+        </w:rPr>
+        <w:t>当参考信号的频率或者相位发生变化的时候，锁相环会通过内部的反馈控制来调节输出频率</w:t>
+      </w:r>
+      <w:r>
+        <w:rPr>
+          <w:rFonts w:ascii="宋体" w:eastAsia="宋体" w:hAnsi="宋体" w:hint="eastAsia"/>
+          <w:sz w:val="24"/>
+          <w:szCs w:val="28"/>
+        </w:rPr>
+        <w:t>，直到两者重新同步（</w:t>
+      </w:r>
+      <w:r>
+        <w:rPr>
+          <w:rFonts w:ascii="宋体" w:eastAsia="宋体" w:hAnsi="宋体" w:hint="eastAsia"/>
+          <w:b/>
+          <w:bCs/>
+          <w:sz w:val="24"/>
+          <w:szCs w:val="28"/>
+        </w:rPr>
+        <w:t>锁相</w:t>
+      </w:r>
+      <w:r>
+        <w:rPr>
+          <w:rFonts w:ascii="宋体" w:eastAsia="宋体" w:hAnsi="宋体" w:hint="eastAsia"/>
+          <w:sz w:val="24"/>
+          <w:szCs w:val="28"/>
+        </w:rPr>
+        <w:t>）。</w:t>
+      </w:r>
+    </w:p>
+    <w:p>
+      <w:pPr>
+        <w:ind w:firstLine="420"/>
+        <w:jc w:val="both"/>
+        <w:rPr>
+          <w:rFonts w:ascii="宋体" w:eastAsia="宋体" w:hAnsi="宋体" w:hint="eastAsia"/>
+          <w:sz w:val="24"/>
+          <w:szCs w:val="28"/>
+        </w:rPr>
+      </w:pPr>
+      <w:r>
+        <w:rPr>
+          <w:rFonts w:ascii="宋体" w:eastAsia="宋体" w:hAnsi="宋体" w:hint="eastAsia"/>
+          <w:sz w:val="24"/>
+          <w:szCs w:val="28"/>
+        </w:rPr>
+        <w:t>【眼图】</w:t>
+      </w:r>
+      <w:r>
+        <w:rPr>
+          <w:rFonts w:ascii="宋体" w:eastAsia="宋体" w:hAnsi="宋体" w:hint="eastAsia"/>
+          <w:sz w:val="24"/>
+          <w:szCs w:val="28"/>
+        </w:rPr>
+        <w:t>用示波器测量内存数据线上传输的一长串随机信号</w:t>
+      </w:r>
+      <w:r>
+        <w:rPr>
+          <w:rFonts w:ascii="宋体" w:eastAsia="宋体" w:hAnsi="宋体" w:hint="eastAsia"/>
+          <w:sz w:val="24"/>
+          <w:szCs w:val="28"/>
+        </w:rPr>
+        <w:t>，将所得的</w:t>
+      </w:r>
+      <w:r>
+        <w:rPr>
+          <w:rFonts w:ascii="宋体" w:eastAsia="宋体" w:hAnsi="宋体" w:hint="eastAsia"/>
+          <w:sz w:val="24"/>
+          <w:szCs w:val="28"/>
+        </w:rPr>
+        <w:t>连续波形按照一个或两个时钟周期的长度切开，</w:t>
+      </w:r>
+      <w:r>
+        <w:rPr>
+          <w:rFonts w:ascii="宋体" w:eastAsia="宋体" w:hAnsi="宋体" w:hint="eastAsia"/>
+          <w:sz w:val="24"/>
+          <w:szCs w:val="28"/>
+        </w:rPr>
+        <w:t>再</w:t>
+      </w:r>
+      <w:r>
+        <w:rPr>
+          <w:rFonts w:ascii="宋体" w:eastAsia="宋体" w:hAnsi="宋体" w:hint="eastAsia"/>
+          <w:sz w:val="24"/>
+          <w:szCs w:val="28"/>
+        </w:rPr>
+        <w:t>把这些无数个短小的波形片段全部叠加重合显示在同一个屏幕上</w:t>
+      </w:r>
+      <w:r>
+        <w:rPr>
+          <w:rFonts w:ascii="宋体" w:eastAsia="宋体" w:hAnsi="宋体" w:hint="eastAsia"/>
+          <w:sz w:val="24"/>
+          <w:szCs w:val="28"/>
+        </w:rPr>
+        <w:t>，即为</w:t>
+      </w:r>
+      <w:r>
+        <w:rPr>
+          <w:rFonts w:ascii="宋体" w:eastAsia="宋体" w:hAnsi="宋体" w:hint="eastAsia"/>
+          <w:b/>
+          <w:bCs/>
+          <w:sz w:val="24"/>
+          <w:szCs w:val="28"/>
+        </w:rPr>
+        <w:t>眼图</w:t>
+      </w:r>
+      <w:r>
+        <w:rPr>
+          <w:rFonts w:ascii="宋体" w:eastAsia="宋体" w:hAnsi="宋体" w:hint="eastAsia"/>
+          <w:sz w:val="24"/>
+          <w:szCs w:val="28"/>
+        </w:rPr>
+        <w:t>。眼图是</w:t>
+      </w:r>
+      <w:r>
+        <w:rPr>
+          <w:rFonts w:ascii="宋体" w:eastAsia="宋体" w:hAnsi="宋体" w:hint="eastAsia"/>
+          <w:sz w:val="24"/>
+          <w:szCs w:val="28"/>
+        </w:rPr>
+        <w:t>物理传输中信号质量的直观体现</w:t>
+      </w:r>
+      <w:r>
+        <w:rPr>
+          <w:rFonts w:ascii="宋体" w:eastAsia="宋体" w:hAnsi="宋体" w:hint="eastAsia"/>
+          <w:sz w:val="24"/>
+          <w:szCs w:val="28"/>
+        </w:rPr>
+        <w:t>，</w:t>
+      </w:r>
+      <w:r>
+        <w:rPr>
+          <w:rFonts w:ascii="宋体" w:eastAsia="宋体" w:hAnsi="宋体" w:hint="eastAsia"/>
+          <w:sz w:val="24"/>
+          <w:szCs w:val="28"/>
+        </w:rPr>
+        <w:t>横向张开的宽度代表了时间裕量</w:t>
+      </w:r>
+      <w:r>
+        <w:rPr>
+          <w:rFonts w:ascii="宋体" w:eastAsia="宋体" w:hAnsi="宋体" w:hint="eastAsia"/>
+          <w:sz w:val="24"/>
+          <w:szCs w:val="28"/>
+        </w:rPr>
+        <w:t>（宽度越大，说明信号在时间轴上越稳定），纵向张开的高度代表电压裕量（高度越高，说明高低电平的区分越明显）。</w:t>
+      </w:r>
+    </w:p>
+    <w:p>
+      <w:pPr>
+        <w:ind w:firstLine="420"/>
+        <w:jc w:val="both"/>
+        <w:rPr>
+          <w:rFonts w:ascii="宋体" w:eastAsia="宋体" w:hAnsi="宋体" w:hint="eastAsia"/>
+          <w:sz w:val="24"/>
+          <w:szCs w:val="28"/>
+        </w:rPr>
+      </w:pPr>
+      <w:r>
+        <w:rPr>
+          <w:rFonts w:ascii="宋体" w:eastAsia="宋体" w:hAnsi="宋体" w:hint="eastAsia"/>
+          <w:sz w:val="24"/>
+          <w:szCs w:val="28"/>
+        </w:rPr>
+        <w:t>【设备树二进制文件（DTB）】</w:t>
+      </w:r>
+      <w:r>
+        <w:rPr>
+          <w:rFonts w:ascii="宋体" w:eastAsia="宋体" w:hAnsi="宋体" w:hint="eastAsia"/>
+          <w:sz w:val="24"/>
+          <w:szCs w:val="28"/>
+        </w:rPr>
+        <w:t>一种由操作系统在启动时读取的二进制数据结构，用于识别和配置底层的硬件设备</w:t>
+      </w:r>
+      <w:r>
+        <w:rPr>
+          <w:rFonts w:ascii="宋体" w:eastAsia="宋体" w:hAnsi="宋体" w:hint="eastAsia"/>
+          <w:sz w:val="24"/>
+          <w:szCs w:val="28"/>
+        </w:rPr>
+        <w:t>。</w:t>
+      </w:r>
+      <w:r>
+        <w:rPr>
+          <w:rFonts w:ascii="宋体" w:eastAsia="宋体" w:hAnsi="宋体" w:hint="eastAsia"/>
+          <w:sz w:val="24"/>
+          <w:szCs w:val="28"/>
+        </w:rPr>
+        <w:t>在计算机启动过程中，操作系统内核会根据内存中的DTB文件解析出的硬件拓扑结构在系统内部</w:t>
+      </w:r>
+      <w:r>
+        <w:rPr>
+          <w:rFonts w:ascii="宋体" w:eastAsia="宋体" w:hAnsi="宋体" w:hint="eastAsia"/>
+          <w:sz w:val="24"/>
+          <w:szCs w:val="28"/>
+        </w:rPr>
+        <w:t>动态创建对应的设备节点</w:t>
+      </w:r>
+      <w:r>
+        <w:rPr>
+          <w:rFonts w:ascii="宋体" w:eastAsia="宋体" w:hAnsi="宋体" w:hint="eastAsia"/>
+          <w:sz w:val="24"/>
+          <w:szCs w:val="28"/>
+        </w:rPr>
+        <w:t>，</w:t>
+      </w:r>
+      <w:r>
+        <w:rPr>
+          <w:rFonts w:ascii="宋体" w:eastAsia="宋体" w:hAnsi="宋体" w:hint="eastAsia"/>
+          <w:sz w:val="24"/>
+          <w:szCs w:val="28"/>
+        </w:rPr>
+        <w:t>随后系统总线会自动将这些设备节点与匹配的驱动程序绑定，完成硬件的初始化</w:t>
       </w:r>
       <w:r>
         <w:rPr>
@@ -2116,7 +3094,7 @@
         </w:numPr>
         <w:jc w:val="both"/>
         <w:rPr>
-          <w:rFonts w:ascii="宋体" w:eastAsia="宋体" w:hAnsi="宋体"/>
+          <w:rFonts w:ascii="宋体" w:eastAsia="宋体" w:hAnsi="宋体" w:hint="eastAsia"/>
           <w:sz w:val="24"/>
           <w:szCs w:val="28"/>
         </w:rPr>
@@ -2139,11 +3117,84 @@
         </w:numPr>
         <w:jc w:val="both"/>
         <w:rPr>
-          <w:rFonts w:ascii="宋体" w:eastAsia="宋体" w:hAnsi="宋体"/>
-          <w:sz w:val="24"/>
-          <w:szCs w:val="28"/>
-        </w:rPr>
-      </w:pPr>
+          <w:rFonts w:ascii="宋体" w:eastAsia="宋体" w:hAnsi="宋体" w:hint="eastAsia"/>
+          <w:sz w:val="24"/>
+          <w:szCs w:val="28"/>
+        </w:rPr>
+      </w:pPr>
+      <w:r>
+        <w:rPr>
+          <w:rFonts w:hint="eastAsia"/>
+          <w:noProof/>
+        </w:rPr>
+        <w:drawing>
+          <wp:anchor distT="0" distB="0" distL="114300" distR="114300" simplePos="0" relativeHeight="251658240" behindDoc="0" locked="0" layoutInCell="1" allowOverlap="1" wp14:anchorId="6ED495E0" wp14:editId="1312B402">
+            <wp:simplePos x="0" y="0"/>
+            <wp:positionH relativeFrom="margin">
+              <wp:align>right</wp:align>
+            </wp:positionH>
+            <wp:positionV relativeFrom="paragraph">
+              <wp:posOffset>82</wp:posOffset>
+            </wp:positionV>
+            <wp:extent cx="2854325" cy="3617595"/>
+            <wp:effectExtent l="0" t="0" r="3175" b="1905"/>
+            <wp:wrapSquare wrapText="bothSides"/>
+            <wp:docPr id="45574725" name="图片 1"/>
+            <wp:cNvGraphicFramePr>
+              <a:graphicFrameLocks xmlns:a="http://schemas.openxmlformats.org/drawingml/2006/main" noChangeAspect="1"/>
+            </wp:cNvGraphicFramePr>
+            <a:graphic xmlns:a="http://schemas.openxmlformats.org/drawingml/2006/main">
+              <a:graphicData uri="http://schemas.openxmlformats.org/drawingml/2006/picture">
+                <pic:pic xmlns:pic="http://schemas.openxmlformats.org/drawingml/2006/picture">
+                  <pic:nvPicPr>
+                    <pic:cNvPr id="0" name="Picture 1"/>
+                    <pic:cNvPicPr>
+                      <a:picLocks noChangeAspect="1" noChangeArrowheads="1"/>
+                    </pic:cNvPicPr>
+                  </pic:nvPicPr>
+                  <pic:blipFill rotWithShape="1">
+                    <a:blip r:embed="rId10">
+                      <a:extLst>
+                        <a:ext uri="{28A0092B-C50C-407E-A947-70E740481C1C}">
+                          <a14:useLocalDpi xmlns:a14="http://schemas.microsoft.com/office/drawing/2010/main" val="0"/>
+                        </a:ext>
+                      </a:extLst>
+                    </a:blip>
+                    <a:srcRect b="37108"/>
+                    <a:stretch>
+                      <a:fillRect/>
+                    </a:stretch>
+                  </pic:blipFill>
+                  <pic:spPr bwMode="auto">
+                    <a:xfrm>
+                      <a:off x="0" y="0"/>
+                      <a:ext cx="2854325" cy="3617843"/>
+                    </a:xfrm>
+                    <a:prstGeom prst="rect">
+                      <a:avLst/>
+                    </a:prstGeom>
+                    <a:noFill/>
+                    <a:ln>
+                      <a:noFill/>
+                    </a:ln>
+                    <a:extLst>
+                      <a:ext uri="{53640926-AAD7-44D8-BBD7-CCE9431645EC}">
+                        <a14:shadowObscured xmlns:a14="http://schemas.microsoft.com/office/drawing/2010/main"/>
+                      </a:ext>
+                    </a:extLst>
+                  </pic:spPr>
+                </pic:pic>
+              </a:graphicData>
+            </a:graphic>
+            <wp14:sizeRelH relativeFrom="margin">
+              <wp14:pctWidth>0</wp14:pctWidth>
+            </wp14:sizeRelH>
+            <wp14:sizeRelV relativeFrom="margin">
+              <wp14:pctHeight>0</wp14:pctHeight>
+            </wp14:sizeRelV>
+          </wp:anchor>
+        </w:drawing>
+      </w:r>
       <w:r>
         <w:rPr>
           <w:rFonts w:ascii="宋体" w:eastAsia="宋体" w:hAnsi="宋体" w:hint="eastAsia"/>
@@ -2159,6 +3210,14 @@
           <w:szCs w:val="28"/>
         </w:rPr>
         <w:t>有哪些</w:t>
+      </w:r>
+      <w:r>
+        <w:rPr>
+          <w:rFonts w:ascii="宋体" w:eastAsia="宋体" w:hAnsi="宋体" w:hint="eastAsia"/>
+          <w:sz w:val="24"/>
+          <w:szCs w:val="28"/>
+        </w:rPr>
+        <w:t>可被用户访问的</w:t>
       </w:r>
       <w:r>
         <w:rPr>
@@ -2191,7 +3250,7 @@
         <w:ind w:left="880" w:firstLine="380"/>
         <w:jc w:val="both"/>
         <w:rPr>
-          <w:rFonts w:ascii="宋体" w:eastAsia="宋体" w:hAnsi="宋体"/>
+          <w:rFonts w:ascii="宋体" w:eastAsia="宋体" w:hAnsi="宋体" w:hint="eastAsia"/>
           <w:sz w:val="24"/>
           <w:szCs w:val="28"/>
         </w:rPr>
@@ -2422,7 +3481,25 @@
           <w:sz w:val="24"/>
           <w:szCs w:val="28"/>
         </w:rPr>
-        <w:t>在字符串和内存块移动操作中，指向源数据的地址</w:t>
+        <w:t>在字符串和内存块移动操作中，指向</w:t>
+      </w:r>
+      <w:proofErr w:type="gramStart"/>
+      <w:r>
+        <w:rPr>
+          <w:rFonts w:ascii="宋体" w:eastAsia="宋体" w:hAnsi="宋体" w:hint="eastAsia"/>
+          <w:sz w:val="24"/>
+          <w:szCs w:val="28"/>
+        </w:rPr>
+        <w:t>源数据</w:t>
+      </w:r>
+      <w:proofErr w:type="gramEnd"/>
+      <w:r>
+        <w:rPr>
+          <w:rFonts w:ascii="宋体" w:eastAsia="宋体" w:hAnsi="宋体" w:hint="eastAsia"/>
+          <w:sz w:val="24"/>
+          <w:szCs w:val="28"/>
+        </w:rPr>
+        <w:t>的地址</w:t>
       </w:r>
       <w:r>
         <w:rPr>
@@ -2490,7 +3567,25 @@
           <w:sz w:val="24"/>
           <w:szCs w:val="28"/>
         </w:rPr>
-        <w:t>指向当前函数栈帧的底部</w:t>
+        <w:t>指向当前函数</w:t>
+      </w:r>
+      <w:proofErr w:type="gramStart"/>
+      <w:r>
+        <w:rPr>
+          <w:rFonts w:ascii="宋体" w:eastAsia="宋体" w:hAnsi="宋体" w:hint="eastAsia"/>
+          <w:sz w:val="24"/>
+          <w:szCs w:val="28"/>
+        </w:rPr>
+        <w:t>栈</w:t>
+      </w:r>
+      <w:proofErr w:type="gramEnd"/>
+      <w:r>
+        <w:rPr>
+          <w:rFonts w:ascii="宋体" w:eastAsia="宋体" w:hAnsi="宋体" w:hint="eastAsia"/>
+          <w:sz w:val="24"/>
+          <w:szCs w:val="28"/>
+        </w:rPr>
+        <w:t>帧的底部</w:t>
       </w:r>
       <w:r>
         <w:rPr>
@@ -2524,7 +3619,43 @@
           <w:sz w:val="24"/>
           <w:szCs w:val="28"/>
         </w:rPr>
-        <w:t>指向当前调用栈的栈顶</w:t>
+        <w:t>指向当前调用</w:t>
+      </w:r>
+      <w:proofErr w:type="gramStart"/>
+      <w:r>
+        <w:rPr>
+          <w:rFonts w:ascii="宋体" w:eastAsia="宋体" w:hAnsi="宋体" w:hint="eastAsia"/>
+          <w:sz w:val="24"/>
+          <w:szCs w:val="28"/>
+        </w:rPr>
+        <w:t>栈</w:t>
+      </w:r>
+      <w:proofErr w:type="gramEnd"/>
+      <w:r>
+        <w:rPr>
+          <w:rFonts w:ascii="宋体" w:eastAsia="宋体" w:hAnsi="宋体" w:hint="eastAsia"/>
+          <w:sz w:val="24"/>
+          <w:szCs w:val="28"/>
+        </w:rPr>
+        <w:t>的</w:t>
+      </w:r>
+      <w:proofErr w:type="gramStart"/>
+      <w:r>
+        <w:rPr>
+          <w:rFonts w:ascii="宋体" w:eastAsia="宋体" w:hAnsi="宋体" w:hint="eastAsia"/>
+          <w:sz w:val="24"/>
+          <w:szCs w:val="28"/>
+        </w:rPr>
+        <w:t>栈</w:t>
+      </w:r>
+      <w:proofErr w:type="gramEnd"/>
+      <w:r>
+        <w:rPr>
+          <w:rFonts w:ascii="宋体" w:eastAsia="宋体" w:hAnsi="宋体" w:hint="eastAsia"/>
+          <w:sz w:val="24"/>
+          <w:szCs w:val="28"/>
+        </w:rPr>
+        <w:t>顶</w:t>
       </w:r>
       <w:r>
         <w:rPr>
@@ -2570,7 +3701,25 @@
           <w:sz w:val="24"/>
           <w:szCs w:val="28"/>
         </w:rPr>
-        <w:t>结合偏移量用于计算物理地址</w:t>
+        <w:t>结合偏移</w:t>
+      </w:r>
+      <w:proofErr w:type="gramStart"/>
+      <w:r>
+        <w:rPr>
+          <w:rFonts w:ascii="宋体" w:eastAsia="宋体" w:hAnsi="宋体" w:hint="eastAsia"/>
+          <w:sz w:val="24"/>
+          <w:szCs w:val="28"/>
+        </w:rPr>
+        <w:t>量用于</w:t>
+      </w:r>
+      <w:proofErr w:type="gramEnd"/>
+      <w:r>
+        <w:rPr>
+          <w:rFonts w:ascii="宋体" w:eastAsia="宋体" w:hAnsi="宋体" w:hint="eastAsia"/>
+          <w:sz w:val="24"/>
+          <w:szCs w:val="28"/>
+        </w:rPr>
+        <w:t>计算物理地址</w:t>
       </w:r>
       <w:r>
         <w:rPr>
@@ -2664,7 +3813,25 @@
           <w:sz w:val="24"/>
           <w:szCs w:val="28"/>
         </w:rPr>
-        <w:t>（栈段，与EBP、ESP配合使用），</w:t>
+        <w:t>（</w:t>
+      </w:r>
+      <w:proofErr w:type="gramStart"/>
+      <w:r>
+        <w:rPr>
+          <w:rFonts w:ascii="宋体" w:eastAsia="宋体" w:hAnsi="宋体" w:hint="eastAsia"/>
+          <w:sz w:val="24"/>
+          <w:szCs w:val="28"/>
+        </w:rPr>
+        <w:t>栈</w:t>
+      </w:r>
+      <w:proofErr w:type="gramEnd"/>
+      <w:r>
+        <w:rPr>
+          <w:rFonts w:ascii="宋体" w:eastAsia="宋体" w:hAnsi="宋体" w:hint="eastAsia"/>
+          <w:sz w:val="24"/>
+          <w:szCs w:val="28"/>
+        </w:rPr>
+        <w:t>段，与EBP、ESP配合使用），</w:t>
       </w:r>
       <w:r>
         <w:rPr>
@@ -2731,7 +3898,7 @@
         <w:ind w:left="880" w:firstLine="380"/>
         <w:jc w:val="both"/>
         <w:rPr>
-          <w:rFonts w:ascii="宋体" w:eastAsia="宋体" w:hAnsi="宋体"/>
+          <w:rFonts w:ascii="宋体" w:eastAsia="宋体" w:hAnsi="宋体" w:hint="eastAsia"/>
           <w:sz w:val="24"/>
           <w:szCs w:val="28"/>
         </w:rPr>
@@ -2859,7 +4026,7 @@
         <w:ind w:left="880" w:firstLine="380"/>
         <w:jc w:val="both"/>
         <w:rPr>
-          <w:rFonts w:ascii="宋体" w:eastAsia="宋体" w:hAnsi="宋体" w:hint="eastAsia"/>
+          <w:rFonts w:ascii="宋体" w:eastAsia="宋体" w:hAnsi="宋体"/>
           <w:sz w:val="24"/>
           <w:szCs w:val="28"/>
         </w:rPr>
@@ -2893,91 +4060,1622 @@
     </w:p>
     <w:p>
       <w:pPr>
+        <w:pStyle w:val="a9"/>
+        <w:numPr>
+          <w:ilvl w:val="1"/>
+          <w:numId w:val="1"/>
+        </w:numPr>
         <w:jc w:val="both"/>
         <w:rPr>
-          <w:rFonts w:ascii="宋体" w:eastAsia="宋体" w:hAnsi="宋体" w:hint="eastAsia"/>
-          <w:sz w:val="24"/>
-          <w:szCs w:val="28"/>
-        </w:rPr>
-      </w:pPr>
-      <w:r>
-        <w:rPr>
-          <w:rFonts w:ascii="宋体" w:eastAsia="宋体" w:hAnsi="宋体" w:hint="eastAsia"/>
-          <w:sz w:val="24"/>
-          <w:szCs w:val="28"/>
-        </w:rPr>
-        <w:t>【</w:t>
-      </w:r>
-      <w:r>
-        <w:rPr>
-          <w:rFonts w:ascii="宋体" w:eastAsia="宋体" w:hAnsi="宋体" w:hint="eastAsia"/>
-          <w:sz w:val="24"/>
-          <w:szCs w:val="28"/>
-        </w:rPr>
-        <w:t>结论</w:t>
-      </w:r>
-      <w:r>
-        <w:rPr>
-          <w:rFonts w:ascii="宋体" w:eastAsia="宋体" w:hAnsi="宋体" w:hint="eastAsia"/>
-          <w:sz w:val="24"/>
-          <w:szCs w:val="28"/>
-        </w:rPr>
-        <w:t>】</w:t>
+          <w:rFonts w:ascii="宋体" w:eastAsia="宋体" w:hAnsi="宋体"/>
+          <w:sz w:val="24"/>
+          <w:szCs w:val="28"/>
+        </w:rPr>
+      </w:pPr>
+      <w:r>
+        <w:rPr>
+          <w:rFonts w:ascii="宋体" w:eastAsia="宋体" w:hAnsi="宋体" w:hint="eastAsia"/>
+          <w:noProof/>
+          <w:sz w:val="24"/>
+          <w:szCs w:val="28"/>
+        </w:rPr>
+        <w:drawing>
+          <wp:anchor distT="0" distB="0" distL="114300" distR="114300" simplePos="0" relativeHeight="251663360" behindDoc="0" locked="0" layoutInCell="1" allowOverlap="1" wp14:anchorId="5F1B46D1" wp14:editId="334069FA">
+            <wp:simplePos x="0" y="0"/>
+            <wp:positionH relativeFrom="margin">
+              <wp:align>right</wp:align>
+            </wp:positionH>
+            <wp:positionV relativeFrom="paragraph">
+              <wp:posOffset>5080</wp:posOffset>
+            </wp:positionV>
+            <wp:extent cx="2457419" cy="1741170"/>
+            <wp:effectExtent l="0" t="0" r="635" b="0"/>
+            <wp:wrapSquare wrapText="bothSides"/>
+            <wp:docPr id="1372580609" name="图片 2"/>
+            <wp:cNvGraphicFramePr>
+              <a:graphicFrameLocks xmlns:a="http://schemas.openxmlformats.org/drawingml/2006/main" noChangeAspect="1"/>
+            </wp:cNvGraphicFramePr>
+            <a:graphic xmlns:a="http://schemas.openxmlformats.org/drawingml/2006/main">
+              <a:graphicData uri="http://schemas.openxmlformats.org/drawingml/2006/picture">
+                <pic:pic xmlns:pic="http://schemas.openxmlformats.org/drawingml/2006/picture">
+                  <pic:nvPicPr>
+                    <pic:cNvPr id="1372580609" name="图片 2"/>
+                    <pic:cNvPicPr>
+                      <a:picLocks noChangeAspect="1"/>
+                    </pic:cNvPicPr>
+                  </pic:nvPicPr>
+                  <pic:blipFill>
+                    <a:blip r:embed="rId11" cstate="print">
+                      <a:extLst>
+                        <a:ext uri="{28A0092B-C50C-407E-A947-70E740481C1C}">
+                          <a14:useLocalDpi xmlns:a14="http://schemas.microsoft.com/office/drawing/2010/main" val="0"/>
+                        </a:ext>
+                      </a:extLst>
+                    </a:blip>
+                    <a:srcRect/>
+                    <a:stretch>
+                      <a:fillRect/>
+                    </a:stretch>
+                  </pic:blipFill>
+                  <pic:spPr bwMode="auto">
+                    <a:xfrm>
+                      <a:off x="0" y="0"/>
+                      <a:ext cx="2457419" cy="1741170"/>
+                    </a:xfrm>
+                    <a:prstGeom prst="rect">
+                      <a:avLst/>
+                    </a:prstGeom>
+                    <a:noFill/>
+                    <a:ln>
+                      <a:noFill/>
+                    </a:ln>
+                  </pic:spPr>
+                </pic:pic>
+              </a:graphicData>
+            </a:graphic>
+          </wp:anchor>
+        </w:drawing>
+      </w:r>
+      <w:r>
+        <w:rPr>
+          <w:rFonts w:ascii="宋体" w:eastAsia="宋体" w:hAnsi="宋体" w:hint="eastAsia"/>
+          <w:sz w:val="24"/>
+          <w:szCs w:val="28"/>
+        </w:rPr>
+        <w:t>A</w:t>
+      </w:r>
+      <w:r>
+        <w:rPr>
+          <w:rFonts w:ascii="宋体" w:eastAsia="宋体" w:hAnsi="宋体" w:hint="eastAsia"/>
+          <w:sz w:val="24"/>
+          <w:szCs w:val="28"/>
+        </w:rPr>
+        <w:t>A</w:t>
+      </w:r>
+      <w:r>
+        <w:rPr>
+          <w:rFonts w:ascii="宋体" w:eastAsia="宋体" w:hAnsi="宋体" w:hint="eastAsia"/>
+          <w:sz w:val="24"/>
+          <w:szCs w:val="28"/>
+        </w:rPr>
+        <w:t>rch32/64</w:t>
+      </w:r>
+      <w:r>
+        <w:rPr>
+          <w:rFonts w:ascii="宋体" w:eastAsia="宋体" w:hAnsi="宋体" w:hint="eastAsia"/>
+          <w:sz w:val="24"/>
+          <w:szCs w:val="28"/>
+        </w:rPr>
+        <w:t>架构CPU有哪些寄存器？</w:t>
       </w:r>
     </w:p>
     <w:p>
       <w:pPr>
+        <w:pStyle w:val="a9"/>
+        <w:ind w:left="880" w:firstLine="380"/>
         <w:jc w:val="both"/>
         <w:rPr>
-          <w:rFonts w:ascii="宋体" w:eastAsia="宋体" w:hAnsi="宋体" w:hint="eastAsia"/>
-          <w:sz w:val="18"/>
-          <w:szCs w:val="20"/>
-        </w:rPr>
-      </w:pPr>
-      <w:r>
-        <w:rPr>
-          <w:rFonts w:ascii="宋体" w:eastAsia="宋体" w:hAnsi="宋体" w:hint="eastAsia"/>
-          <w:sz w:val="18"/>
-          <w:szCs w:val="20"/>
-        </w:rPr>
-        <w:t>【</w:t>
-      </w:r>
-      <w:r>
-        <w:rPr>
-          <w:rFonts w:ascii="宋体" w:eastAsia="宋体" w:hAnsi="宋体" w:hint="eastAsia"/>
-          <w:sz w:val="18"/>
-          <w:szCs w:val="20"/>
-        </w:rPr>
-        <w:t>参考文献</w:t>
-      </w:r>
-      <w:r>
-        <w:rPr>
-          <w:rFonts w:ascii="宋体" w:eastAsia="宋体" w:hAnsi="宋体" w:hint="eastAsia"/>
-          <w:sz w:val="18"/>
-          <w:szCs w:val="20"/>
-        </w:rPr>
-        <w:t>】</w:t>
+          <w:rFonts w:ascii="宋体" w:eastAsia="宋体" w:hAnsi="宋体"/>
+          <w:sz w:val="24"/>
+          <w:szCs w:val="28"/>
+        </w:rPr>
+      </w:pPr>
+      <w:r>
+        <w:rPr>
+          <w:rFonts w:ascii="宋体" w:eastAsia="宋体" w:hAnsi="宋体" w:hint="eastAsia"/>
+          <w:sz w:val="24"/>
+          <w:szCs w:val="28"/>
+        </w:rPr>
+        <w:t>AArch32架构有15个通用寄存器</w:t>
+      </w:r>
+      <w:r>
+        <w:rPr>
+          <w:rFonts w:ascii="宋体" w:eastAsia="宋体" w:hAnsi="宋体" w:hint="eastAsia"/>
+          <w:b/>
+          <w:bCs/>
+          <w:sz w:val="24"/>
+          <w:szCs w:val="28"/>
+        </w:rPr>
+        <w:t>R0-R15</w:t>
+      </w:r>
+      <w:r>
+        <w:rPr>
+          <w:rFonts w:ascii="宋体" w:eastAsia="宋体" w:hAnsi="宋体" w:hint="eastAsia"/>
+          <w:sz w:val="24"/>
+          <w:szCs w:val="28"/>
+        </w:rPr>
+        <w:t>，其中R13</w:t>
+      </w:r>
+      <w:r>
+        <w:rPr>
+          <w:rFonts w:ascii="宋体" w:eastAsia="宋体" w:hAnsi="宋体" w:hint="eastAsia"/>
+          <w:sz w:val="24"/>
+          <w:szCs w:val="28"/>
+        </w:rPr>
+        <w:t>作为堆栈指针，R14作为链接寄存器</w:t>
+      </w:r>
+      <w:r>
+        <w:rPr>
+          <w:rFonts w:ascii="宋体" w:eastAsia="宋体" w:hAnsi="宋体" w:hint="eastAsia"/>
+          <w:sz w:val="24"/>
+          <w:szCs w:val="28"/>
+        </w:rPr>
+        <w:t>（</w:t>
+      </w:r>
+      <w:r>
+        <w:rPr>
+          <w:rFonts w:ascii="宋体" w:eastAsia="宋体" w:hAnsi="宋体" w:hint="eastAsia"/>
+          <w:sz w:val="24"/>
+          <w:szCs w:val="28"/>
+        </w:rPr>
+        <w:t>保存函数返回地址</w:t>
+      </w:r>
+      <w:r>
+        <w:rPr>
+          <w:rFonts w:ascii="宋体" w:eastAsia="宋体" w:hAnsi="宋体" w:hint="eastAsia"/>
+          <w:sz w:val="24"/>
+          <w:szCs w:val="28"/>
+        </w:rPr>
+        <w:t>）</w:t>
+      </w:r>
+      <w:r>
+        <w:rPr>
+          <w:rFonts w:ascii="宋体" w:eastAsia="宋体" w:hAnsi="宋体" w:hint="eastAsia"/>
+          <w:sz w:val="24"/>
+          <w:szCs w:val="28"/>
+        </w:rPr>
+        <w:t>，R15作为程序计数器</w:t>
+      </w:r>
+      <w:r>
+        <w:rPr>
+          <w:rFonts w:ascii="宋体" w:eastAsia="宋体" w:hAnsi="宋体" w:hint="eastAsia"/>
+          <w:sz w:val="24"/>
+          <w:szCs w:val="28"/>
+        </w:rPr>
+        <w:t>（可以参与运算）</w:t>
+      </w:r>
+      <w:r>
+        <w:rPr>
+          <w:rFonts w:ascii="宋体" w:eastAsia="宋体" w:hAnsi="宋体" w:hint="eastAsia"/>
+          <w:sz w:val="24"/>
+          <w:szCs w:val="28"/>
+        </w:rPr>
+        <w:t>；此外还有</w:t>
+      </w:r>
+      <w:r>
+        <w:rPr>
+          <w:rFonts w:ascii="宋体" w:eastAsia="宋体" w:hAnsi="宋体" w:hint="eastAsia"/>
+          <w:noProof/>
+          <w:sz w:val="24"/>
+          <w:szCs w:val="28"/>
+        </w:rPr>
+        <w:drawing>
+          <wp:anchor distT="0" distB="0" distL="114300" distR="114300" simplePos="0" relativeHeight="251662336" behindDoc="0" locked="0" layoutInCell="1" allowOverlap="1" wp14:anchorId="5536C86D" wp14:editId="1740FD41">
+            <wp:simplePos x="0" y="0"/>
+            <wp:positionH relativeFrom="margin">
+              <wp:align>right</wp:align>
+            </wp:positionH>
+            <wp:positionV relativeFrom="paragraph">
+              <wp:posOffset>1076</wp:posOffset>
+            </wp:positionV>
+            <wp:extent cx="2780532" cy="1651767"/>
+            <wp:effectExtent l="0" t="0" r="1270" b="5715"/>
+            <wp:wrapSquare wrapText="bothSides"/>
+            <wp:docPr id="904484776" name="图片 3" descr="在这里插入图片描述"/>
+            <wp:cNvGraphicFramePr>
+              <a:graphicFrameLocks xmlns:a="http://schemas.openxmlformats.org/drawingml/2006/main" noChangeAspect="1"/>
+            </wp:cNvGraphicFramePr>
+            <a:graphic xmlns:a="http://schemas.openxmlformats.org/drawingml/2006/main">
+              <a:graphicData uri="http://schemas.openxmlformats.org/drawingml/2006/picture">
+                <pic:pic xmlns:pic="http://schemas.openxmlformats.org/drawingml/2006/picture">
+                  <pic:nvPicPr>
+                    <pic:cNvPr id="904484776" name="图片 3" descr="在这里插入图片描述"/>
+                    <pic:cNvPicPr>
+                      <a:picLocks noChangeAspect="1"/>
+                    </pic:cNvPicPr>
+                  </pic:nvPicPr>
+                  <pic:blipFill>
+                    <a:blip r:embed="rId12" cstate="print">
+                      <a:extLst>
+                        <a:ext uri="{28A0092B-C50C-407E-A947-70E740481C1C}">
+                          <a14:useLocalDpi xmlns:a14="http://schemas.microsoft.com/office/drawing/2010/main" val="0"/>
+                        </a:ext>
+                      </a:extLst>
+                    </a:blip>
+                    <a:srcRect/>
+                    <a:stretch>
+                      <a:fillRect/>
+                    </a:stretch>
+                  </pic:blipFill>
+                  <pic:spPr bwMode="auto">
+                    <a:xfrm>
+                      <a:off x="0" y="0"/>
+                      <a:ext cx="2780532" cy="1651767"/>
+                    </a:xfrm>
+                    <a:prstGeom prst="rect">
+                      <a:avLst/>
+                    </a:prstGeom>
+                    <a:noFill/>
+                    <a:ln>
+                      <a:noFill/>
+                    </a:ln>
+                  </pic:spPr>
+                </pic:pic>
+              </a:graphicData>
+            </a:graphic>
+          </wp:anchor>
+        </w:drawing>
+      </w:r>
+      <w:r>
+        <w:rPr>
+          <w:rFonts w:ascii="宋体" w:eastAsia="宋体" w:hAnsi="宋体" w:hint="eastAsia"/>
+          <w:sz w:val="24"/>
+          <w:szCs w:val="28"/>
+        </w:rPr>
+        <w:t>两个状态寄存器</w:t>
+      </w:r>
+      <w:r>
+        <w:rPr>
+          <w:rFonts w:ascii="宋体" w:eastAsia="宋体" w:hAnsi="宋体" w:hint="eastAsia"/>
+          <w:b/>
+          <w:bCs/>
+          <w:sz w:val="24"/>
+          <w:szCs w:val="28"/>
+        </w:rPr>
+        <w:t>CPSR</w:t>
+      </w:r>
+      <w:r>
+        <w:rPr>
+          <w:rFonts w:ascii="宋体" w:eastAsia="宋体" w:hAnsi="宋体" w:hint="eastAsia"/>
+          <w:sz w:val="24"/>
+          <w:szCs w:val="28"/>
+        </w:rPr>
+        <w:t>（保存当前处理器的状态）、</w:t>
+      </w:r>
+      <w:r>
+        <w:rPr>
+          <w:rFonts w:ascii="宋体" w:eastAsia="宋体" w:hAnsi="宋体" w:hint="eastAsia"/>
+          <w:b/>
+          <w:bCs/>
+          <w:sz w:val="24"/>
+          <w:szCs w:val="28"/>
+        </w:rPr>
+        <w:t>SPSR</w:t>
+      </w:r>
+      <w:r>
+        <w:rPr>
+          <w:rFonts w:ascii="宋体" w:eastAsia="宋体" w:hAnsi="宋体" w:hint="eastAsia"/>
+          <w:sz w:val="24"/>
+          <w:szCs w:val="28"/>
+        </w:rPr>
+        <w:t>（用于在发生异常时备份CPSR的值）</w:t>
+      </w:r>
+      <w:r>
+        <w:rPr>
+          <w:rFonts w:ascii="宋体" w:eastAsia="宋体" w:hAnsi="宋体" w:hint="eastAsia"/>
+          <w:sz w:val="24"/>
+          <w:szCs w:val="28"/>
+        </w:rPr>
+        <w:t>。</w:t>
       </w:r>
     </w:p>
     <w:p>
       <w:pPr>
-        <w:rPr>
-          <w:rFonts w:ascii="宋体" w:eastAsia="宋体" w:hAnsi="宋体" w:hint="eastAsia"/>
-          <w:sz w:val="18"/>
-          <w:szCs w:val="20"/>
-        </w:rPr>
-      </w:pPr>
-      <w:r>
-        <w:rPr>
-          <w:rFonts w:ascii="宋体" w:eastAsia="宋体" w:hAnsi="宋体" w:hint="eastAsia"/>
-          <w:sz w:val="18"/>
-          <w:szCs w:val="20"/>
-        </w:rPr>
-        <w:t>[1]袁茜茜.探究计算机的启动过程[J].微型机与应用,2016,35(03):38-40.DOI:10.19358/j.issn.1674-7720.2016.03.013.</w:t>
+        <w:pStyle w:val="a9"/>
+        <w:ind w:left="880" w:firstLine="380"/>
+        <w:jc w:val="both"/>
+        <w:rPr>
+          <w:rFonts w:ascii="宋体" w:eastAsia="宋体" w:hAnsi="宋体"/>
+          <w:sz w:val="24"/>
+          <w:szCs w:val="28"/>
+        </w:rPr>
+      </w:pPr>
+      <w:r>
+        <w:rPr>
+          <w:rFonts w:ascii="宋体" w:eastAsia="宋体" w:hAnsi="宋体" w:hint="eastAsia"/>
+          <w:sz w:val="24"/>
+          <w:szCs w:val="28"/>
+        </w:rPr>
+        <w:t>AArch64架构有31个通用寄存器</w:t>
+      </w:r>
+      <w:r>
+        <w:rPr>
+          <w:rFonts w:ascii="宋体" w:eastAsia="宋体" w:hAnsi="宋体" w:hint="eastAsia"/>
+          <w:b/>
+          <w:bCs/>
+          <w:sz w:val="24"/>
+          <w:szCs w:val="28"/>
+        </w:rPr>
+        <w:t>X0-X30</w:t>
+      </w:r>
+      <w:r>
+        <w:rPr>
+          <w:rFonts w:ascii="宋体" w:eastAsia="宋体" w:hAnsi="宋体" w:hint="eastAsia"/>
+          <w:sz w:val="24"/>
+          <w:szCs w:val="28"/>
+        </w:rPr>
+        <w:t>，其中X0-X7通常用于传递函数参数和返回值，X29作为</w:t>
+      </w:r>
+      <w:proofErr w:type="gramStart"/>
+      <w:r>
+        <w:rPr>
+          <w:rFonts w:ascii="宋体" w:eastAsia="宋体" w:hAnsi="宋体" w:hint="eastAsia"/>
+          <w:sz w:val="24"/>
+          <w:szCs w:val="28"/>
+        </w:rPr>
+        <w:t>帧</w:t>
+      </w:r>
+      <w:proofErr w:type="gramEnd"/>
+      <w:r>
+        <w:rPr>
+          <w:rFonts w:ascii="宋体" w:eastAsia="宋体" w:hAnsi="宋体" w:hint="eastAsia"/>
+          <w:sz w:val="24"/>
+          <w:szCs w:val="28"/>
+        </w:rPr>
+        <w:t>指针</w:t>
+      </w:r>
+      <w:r>
+        <w:rPr>
+          <w:rFonts w:ascii="宋体" w:eastAsia="宋体" w:hAnsi="宋体" w:hint="eastAsia"/>
+          <w:sz w:val="24"/>
+          <w:szCs w:val="28"/>
+        </w:rPr>
+        <w:t>（</w:t>
+      </w:r>
+      <w:r>
+        <w:rPr>
+          <w:rFonts w:ascii="宋体" w:eastAsia="宋体" w:hAnsi="宋体" w:hint="eastAsia"/>
+          <w:sz w:val="24"/>
+          <w:szCs w:val="28"/>
+        </w:rPr>
+        <w:t>追踪</w:t>
+      </w:r>
+      <w:proofErr w:type="gramStart"/>
+      <w:r>
+        <w:rPr>
+          <w:rFonts w:ascii="宋体" w:eastAsia="宋体" w:hAnsi="宋体" w:hint="eastAsia"/>
+          <w:sz w:val="24"/>
+          <w:szCs w:val="28"/>
+        </w:rPr>
+        <w:t>栈</w:t>
+      </w:r>
+      <w:proofErr w:type="gramEnd"/>
+      <w:r>
+        <w:rPr>
+          <w:rFonts w:ascii="宋体" w:eastAsia="宋体" w:hAnsi="宋体" w:hint="eastAsia"/>
+          <w:sz w:val="24"/>
+          <w:szCs w:val="28"/>
+        </w:rPr>
+        <w:t>帧</w:t>
+      </w:r>
+      <w:r>
+        <w:rPr>
+          <w:rFonts w:ascii="宋体" w:eastAsia="宋体" w:hAnsi="宋体" w:hint="eastAsia"/>
+          <w:sz w:val="24"/>
+          <w:szCs w:val="28"/>
+        </w:rPr>
+        <w:t>）</w:t>
+      </w:r>
+      <w:r>
+        <w:rPr>
+          <w:rFonts w:ascii="宋体" w:eastAsia="宋体" w:hAnsi="宋体" w:hint="eastAsia"/>
+          <w:sz w:val="24"/>
+          <w:szCs w:val="28"/>
+        </w:rPr>
+        <w:t>，X30作为链接寄存器</w:t>
+      </w:r>
+      <w:r>
+        <w:rPr>
+          <w:rFonts w:ascii="宋体" w:eastAsia="宋体" w:hAnsi="宋体" w:hint="eastAsia"/>
+          <w:sz w:val="24"/>
+          <w:szCs w:val="28"/>
+        </w:rPr>
+        <w:t>；此外</w:t>
+      </w:r>
+      <w:r>
+        <w:rPr>
+          <w:rFonts w:ascii="宋体" w:eastAsia="宋体" w:hAnsi="宋体" w:hint="eastAsia"/>
+          <w:sz w:val="24"/>
+          <w:szCs w:val="28"/>
+        </w:rPr>
+        <w:t>还有</w:t>
+      </w:r>
+      <w:r>
+        <w:rPr>
+          <w:rFonts w:ascii="宋体" w:eastAsia="宋体" w:hAnsi="宋体" w:hint="eastAsia"/>
+          <w:b/>
+          <w:bCs/>
+          <w:sz w:val="24"/>
+          <w:szCs w:val="28"/>
+        </w:rPr>
+        <w:t>SP</w:t>
+      </w:r>
+      <w:r>
+        <w:rPr>
+          <w:rFonts w:ascii="宋体" w:eastAsia="宋体" w:hAnsi="宋体" w:hint="eastAsia"/>
+          <w:sz w:val="24"/>
+          <w:szCs w:val="28"/>
+        </w:rPr>
+        <w:t>（堆栈指针），</w:t>
+      </w:r>
+      <w:r>
+        <w:rPr>
+          <w:rFonts w:ascii="宋体" w:eastAsia="宋体" w:hAnsi="宋体" w:hint="eastAsia"/>
+          <w:b/>
+          <w:bCs/>
+          <w:sz w:val="24"/>
+          <w:szCs w:val="28"/>
+        </w:rPr>
+        <w:t>PC</w:t>
+      </w:r>
+      <w:r>
+        <w:rPr>
+          <w:rFonts w:ascii="宋体" w:eastAsia="宋体" w:hAnsi="宋体" w:hint="eastAsia"/>
+          <w:sz w:val="24"/>
+          <w:szCs w:val="28"/>
+        </w:rPr>
+        <w:t>（程序计数器），</w:t>
+      </w:r>
+      <w:r>
+        <w:rPr>
+          <w:rFonts w:ascii="宋体" w:eastAsia="宋体" w:hAnsi="宋体" w:hint="eastAsia"/>
+          <w:b/>
+          <w:bCs/>
+          <w:sz w:val="24"/>
+          <w:szCs w:val="28"/>
+        </w:rPr>
+        <w:t>XZR</w:t>
+      </w:r>
+      <w:r>
+        <w:rPr>
+          <w:rFonts w:ascii="宋体" w:eastAsia="宋体" w:hAnsi="宋体" w:hint="eastAsia"/>
+          <w:sz w:val="24"/>
+          <w:szCs w:val="28"/>
+        </w:rPr>
+        <w:t>（零寄存器），</w:t>
+      </w:r>
+      <w:r>
+        <w:rPr>
+          <w:rFonts w:ascii="宋体" w:eastAsia="宋体" w:hAnsi="宋体" w:hint="eastAsia"/>
+          <w:b/>
+          <w:bCs/>
+          <w:sz w:val="24"/>
+          <w:szCs w:val="28"/>
+        </w:rPr>
+        <w:t>PSTATE</w:t>
+      </w:r>
+      <w:r>
+        <w:rPr>
+          <w:rFonts w:ascii="宋体" w:eastAsia="宋体" w:hAnsi="宋体" w:hint="eastAsia"/>
+          <w:sz w:val="24"/>
+          <w:szCs w:val="28"/>
+        </w:rPr>
+        <w:t>（</w:t>
+      </w:r>
+      <w:r>
+        <w:rPr>
+          <w:rFonts w:ascii="宋体" w:eastAsia="宋体" w:hAnsi="宋体" w:hint="eastAsia"/>
+          <w:sz w:val="24"/>
+          <w:szCs w:val="28"/>
+        </w:rPr>
+        <w:t>保存当前进程状态信息，</w:t>
+      </w:r>
+      <w:r>
+        <w:rPr>
+          <w:rFonts w:ascii="宋体" w:eastAsia="宋体" w:hAnsi="宋体" w:hint="eastAsia"/>
+          <w:sz w:val="24"/>
+          <w:szCs w:val="28"/>
+        </w:rPr>
+        <w:t>包含状态标志位、异常屏蔽位</w:t>
+      </w:r>
+      <w:r>
+        <w:rPr>
+          <w:rFonts w:ascii="宋体" w:eastAsia="宋体" w:hAnsi="宋体" w:hint="eastAsia"/>
+          <w:sz w:val="24"/>
+          <w:szCs w:val="28"/>
+        </w:rPr>
+        <w:t>等</w:t>
+      </w:r>
+      <w:r>
+        <w:rPr>
+          <w:rFonts w:ascii="宋体" w:eastAsia="宋体" w:hAnsi="宋体" w:hint="eastAsia"/>
+          <w:sz w:val="24"/>
+          <w:szCs w:val="28"/>
+        </w:rPr>
+        <w:t>信息</w:t>
+      </w:r>
+      <w:r>
+        <w:rPr>
+          <w:rFonts w:ascii="宋体" w:eastAsia="宋体" w:hAnsi="宋体" w:hint="eastAsia"/>
+          <w:sz w:val="24"/>
+          <w:szCs w:val="28"/>
+        </w:rPr>
+        <w:t>）</w:t>
+      </w:r>
+      <w:r>
+        <w:rPr>
+          <w:rFonts w:ascii="宋体" w:eastAsia="宋体" w:hAnsi="宋体" w:hint="eastAsia"/>
+          <w:sz w:val="24"/>
+          <w:szCs w:val="28"/>
+        </w:rPr>
+        <w:t>等特殊寄存器</w:t>
+      </w:r>
+      <w:r>
+        <w:rPr>
+          <w:rFonts w:ascii="宋体" w:eastAsia="宋体" w:hAnsi="宋体" w:hint="eastAsia"/>
+          <w:sz w:val="24"/>
+          <w:szCs w:val="28"/>
+        </w:rPr>
+        <w:t>。</w:t>
       </w:r>
     </w:p>
     <w:p>
       <w:pPr>
+        <w:pStyle w:val="a9"/>
+        <w:numPr>
+          <w:ilvl w:val="1"/>
+          <w:numId w:val="1"/>
+        </w:numPr>
+        <w:rPr>
+          <w:rFonts w:ascii="宋体" w:eastAsia="宋体" w:hAnsi="宋体" w:hint="eastAsia"/>
+          <w:sz w:val="24"/>
+          <w:szCs w:val="28"/>
+        </w:rPr>
+      </w:pPr>
+      <w:r>
+        <w:rPr>
+          <w:rFonts w:ascii="宋体" w:eastAsia="宋体" w:hAnsi="宋体" w:hint="eastAsia"/>
+          <w:sz w:val="24"/>
+          <w:szCs w:val="28"/>
+        </w:rPr>
+        <w:t>R</w:t>
+      </w:r>
+      <w:r>
+        <w:rPr>
+          <w:rFonts w:ascii="宋体" w:eastAsia="宋体" w:hAnsi="宋体" w:hint="eastAsia"/>
+          <w:sz w:val="24"/>
+          <w:szCs w:val="28"/>
+        </w:rPr>
+        <w:t>ISC-V架构CPU</w:t>
+      </w:r>
+      <w:r>
+        <w:rPr>
+          <w:rFonts w:ascii="宋体" w:eastAsia="宋体" w:hAnsi="宋体" w:hint="eastAsia"/>
+          <w:sz w:val="24"/>
+          <w:szCs w:val="28"/>
+        </w:rPr>
+        <w:t>有哪些寄存器？</w:t>
+      </w:r>
+    </w:p>
+    <w:p>
+      <w:pPr>
+        <w:pStyle w:val="a9"/>
+        <w:ind w:left="880" w:firstLine="380"/>
+        <w:jc w:val="both"/>
+        <w:rPr>
+          <w:rFonts w:ascii="宋体" w:eastAsia="宋体" w:hAnsi="宋体"/>
+          <w:sz w:val="24"/>
+          <w:szCs w:val="28"/>
+        </w:rPr>
+      </w:pPr>
+      <w:r>
+        <w:rPr>
+          <w:rFonts w:hint="eastAsia"/>
+          <w:noProof/>
+        </w:rPr>
+        <w:drawing>
+          <wp:anchor distT="0" distB="0" distL="114300" distR="114300" simplePos="0" relativeHeight="251665408" behindDoc="0" locked="0" layoutInCell="1" allowOverlap="1" wp14:anchorId="772638C3" wp14:editId="33CEACAA">
+            <wp:simplePos x="0" y="0"/>
+            <wp:positionH relativeFrom="margin">
+              <wp:align>right</wp:align>
+            </wp:positionH>
+            <wp:positionV relativeFrom="paragraph">
+              <wp:posOffset>700266</wp:posOffset>
+            </wp:positionV>
+            <wp:extent cx="3041015" cy="2142490"/>
+            <wp:effectExtent l="0" t="0" r="6985" b="0"/>
+            <wp:wrapSquare wrapText="bothSides"/>
+            <wp:docPr id="176944211" name="图片 5" descr="寄存器ABI别名"/>
+            <wp:cNvGraphicFramePr>
+              <a:graphicFrameLocks xmlns:a="http://schemas.openxmlformats.org/drawingml/2006/main" noChangeAspect="1"/>
+            </wp:cNvGraphicFramePr>
+            <a:graphic xmlns:a="http://schemas.openxmlformats.org/drawingml/2006/main">
+              <a:graphicData uri="http://schemas.openxmlformats.org/drawingml/2006/picture">
+                <pic:pic xmlns:pic="http://schemas.openxmlformats.org/drawingml/2006/picture">
+                  <pic:nvPicPr>
+                    <pic:cNvPr id="0" name="Picture 7" descr="寄存器ABI别名"/>
+                    <pic:cNvPicPr>
+                      <a:picLocks noChangeAspect="1" noChangeArrowheads="1"/>
+                    </pic:cNvPicPr>
+                  </pic:nvPicPr>
+                  <pic:blipFill>
+                    <a:blip r:embed="rId13" cstate="print">
+                      <a:extLst>
+                        <a:ext uri="{28A0092B-C50C-407E-A947-70E740481C1C}">
+                          <a14:useLocalDpi xmlns:a14="http://schemas.microsoft.com/office/drawing/2010/main" val="0"/>
+                        </a:ext>
+                      </a:extLst>
+                    </a:blip>
+                    <a:srcRect/>
+                    <a:stretch>
+                      <a:fillRect/>
+                    </a:stretch>
+                  </pic:blipFill>
+                  <pic:spPr bwMode="auto">
+                    <a:xfrm>
+                      <a:off x="0" y="0"/>
+                      <a:ext cx="3041015" cy="2142490"/>
+                    </a:xfrm>
+                    <a:prstGeom prst="rect">
+                      <a:avLst/>
+                    </a:prstGeom>
+                    <a:noFill/>
+                    <a:ln>
+                      <a:noFill/>
+                    </a:ln>
+                  </pic:spPr>
+                </pic:pic>
+              </a:graphicData>
+            </a:graphic>
+            <wp14:sizeRelH relativeFrom="margin">
+              <wp14:pctWidth>0</wp14:pctWidth>
+            </wp14:sizeRelH>
+            <wp14:sizeRelV relativeFrom="margin">
+              <wp14:pctHeight>0</wp14:pctHeight>
+            </wp14:sizeRelV>
+          </wp:anchor>
+        </w:drawing>
+      </w:r>
+      <w:r>
+        <w:rPr>
+          <w:rFonts w:ascii="宋体" w:eastAsia="宋体" w:hAnsi="宋体" w:hint="eastAsia"/>
+          <w:sz w:val="24"/>
+          <w:szCs w:val="28"/>
+        </w:rPr>
+        <w:t>RISC-V架构下有32个通用寄存器</w:t>
+      </w:r>
+      <w:r>
+        <w:rPr>
+          <w:rFonts w:ascii="宋体" w:eastAsia="宋体" w:hAnsi="宋体" w:hint="eastAsia"/>
+          <w:b/>
+          <w:bCs/>
+          <w:sz w:val="24"/>
+          <w:szCs w:val="28"/>
+        </w:rPr>
+        <w:t>x0-x31</w:t>
+      </w:r>
+      <w:r>
+        <w:rPr>
+          <w:rFonts w:ascii="宋体" w:eastAsia="宋体" w:hAnsi="宋体" w:hint="eastAsia"/>
+          <w:sz w:val="24"/>
+          <w:szCs w:val="28"/>
+        </w:rPr>
+        <w:t>，其中</w:t>
+      </w:r>
+      <w:r>
+        <w:rPr>
+          <w:rFonts w:ascii="宋体" w:eastAsia="宋体" w:hAnsi="宋体" w:hint="eastAsia"/>
+          <w:sz w:val="24"/>
+          <w:szCs w:val="28"/>
+        </w:rPr>
+        <w:t>x0(zero)作为零寄存器，x1(</w:t>
+      </w:r>
+      <w:proofErr w:type="spellStart"/>
+      <w:r>
+        <w:rPr>
+          <w:rFonts w:ascii="宋体" w:eastAsia="宋体" w:hAnsi="宋体" w:hint="eastAsia"/>
+          <w:sz w:val="24"/>
+          <w:szCs w:val="28"/>
+        </w:rPr>
+        <w:t>ra</w:t>
+      </w:r>
+      <w:proofErr w:type="spellEnd"/>
+      <w:r>
+        <w:rPr>
+          <w:rFonts w:ascii="宋体" w:eastAsia="宋体" w:hAnsi="宋体" w:hint="eastAsia"/>
+          <w:sz w:val="24"/>
+          <w:szCs w:val="28"/>
+        </w:rPr>
+        <w:t>)存储子程序返回地址，x2(</w:t>
+      </w:r>
+      <w:proofErr w:type="spellStart"/>
+      <w:r>
+        <w:rPr>
+          <w:rFonts w:ascii="宋体" w:eastAsia="宋体" w:hAnsi="宋体" w:hint="eastAsia"/>
+          <w:sz w:val="24"/>
+          <w:szCs w:val="28"/>
+        </w:rPr>
+        <w:t>sp</w:t>
+      </w:r>
+      <w:proofErr w:type="spellEnd"/>
+      <w:r>
+        <w:rPr>
+          <w:rFonts w:ascii="宋体" w:eastAsia="宋体" w:hAnsi="宋体" w:hint="eastAsia"/>
+          <w:sz w:val="24"/>
+          <w:szCs w:val="28"/>
+        </w:rPr>
+        <w:t>)存放栈指针（指向当前</w:t>
+      </w:r>
+      <w:proofErr w:type="gramStart"/>
+      <w:r>
+        <w:rPr>
+          <w:rFonts w:ascii="宋体" w:eastAsia="宋体" w:hAnsi="宋体" w:hint="eastAsia"/>
+          <w:sz w:val="24"/>
+          <w:szCs w:val="28"/>
+        </w:rPr>
+        <w:t>栈</w:t>
+      </w:r>
+      <w:proofErr w:type="gramEnd"/>
+      <w:r>
+        <w:rPr>
+          <w:rFonts w:ascii="宋体" w:eastAsia="宋体" w:hAnsi="宋体" w:hint="eastAsia"/>
+          <w:sz w:val="24"/>
+          <w:szCs w:val="28"/>
+        </w:rPr>
+        <w:t>顶），x3(</w:t>
+      </w:r>
+      <w:proofErr w:type="spellStart"/>
+      <w:r>
+        <w:rPr>
+          <w:rFonts w:ascii="宋体" w:eastAsia="宋体" w:hAnsi="宋体" w:hint="eastAsia"/>
+          <w:sz w:val="24"/>
+          <w:szCs w:val="28"/>
+        </w:rPr>
+        <w:t>gp</w:t>
+      </w:r>
+      <w:proofErr w:type="spellEnd"/>
+      <w:r>
+        <w:rPr>
+          <w:rFonts w:ascii="宋体" w:eastAsia="宋体" w:hAnsi="宋体" w:hint="eastAsia"/>
+          <w:sz w:val="24"/>
+          <w:szCs w:val="28"/>
+        </w:rPr>
+        <w:t>)作为全局指针指向静态数据区，x4(</w:t>
+      </w:r>
+      <w:proofErr w:type="spellStart"/>
+      <w:r>
+        <w:rPr>
+          <w:rFonts w:ascii="宋体" w:eastAsia="宋体" w:hAnsi="宋体" w:hint="eastAsia"/>
+          <w:sz w:val="24"/>
+          <w:szCs w:val="28"/>
+        </w:rPr>
+        <w:t>tp</w:t>
+      </w:r>
+      <w:proofErr w:type="spellEnd"/>
+      <w:r>
+        <w:rPr>
+          <w:rFonts w:ascii="宋体" w:eastAsia="宋体" w:hAnsi="宋体" w:hint="eastAsia"/>
+          <w:sz w:val="24"/>
+          <w:szCs w:val="28"/>
+        </w:rPr>
+        <w:t>)作为线程指针指向线程本地存储，x5-x7(t0-t2)、x28-x31(t3-t6)作为临时寄存器，x8(s0/</w:t>
+      </w:r>
+      <w:proofErr w:type="spellStart"/>
+      <w:r>
+        <w:rPr>
+          <w:rFonts w:ascii="宋体" w:eastAsia="宋体" w:hAnsi="宋体" w:hint="eastAsia"/>
+          <w:sz w:val="24"/>
+          <w:szCs w:val="28"/>
+        </w:rPr>
+        <w:t>fp</w:t>
+      </w:r>
+      <w:proofErr w:type="spellEnd"/>
+      <w:r>
+        <w:rPr>
+          <w:rFonts w:ascii="宋体" w:eastAsia="宋体" w:hAnsi="宋体" w:hint="eastAsia"/>
+          <w:sz w:val="24"/>
+          <w:szCs w:val="28"/>
+        </w:rPr>
+        <w:t>)保存寄存器或帧指针，x9(s1)保存寄存器，x10-x11(a0-a1)存储函数参数或返回值，x12-x17(a2-a7)存储函数参数，x18-x27(s2-s11)保存寄存器</w:t>
+      </w:r>
+      <w:r>
+        <w:rPr>
+          <w:rFonts w:ascii="宋体" w:eastAsia="宋体" w:hAnsi="宋体" w:hint="eastAsia"/>
+          <w:sz w:val="24"/>
+          <w:szCs w:val="28"/>
+        </w:rPr>
+        <w:t>（在函数调用中保护原值）。</w:t>
+      </w:r>
+    </w:p>
+    <w:p>
+      <w:pPr>
+        <w:pStyle w:val="a9"/>
+        <w:ind w:left="880" w:firstLine="380"/>
+        <w:jc w:val="both"/>
+        <w:rPr>
+          <w:rFonts w:ascii="宋体" w:eastAsia="宋体" w:hAnsi="宋体"/>
+          <w:sz w:val="24"/>
+          <w:szCs w:val="28"/>
+        </w:rPr>
+      </w:pPr>
+      <w:r>
+        <w:rPr>
+          <w:rFonts w:ascii="宋体" w:eastAsia="宋体" w:hAnsi="宋体" w:hint="eastAsia"/>
+          <w:sz w:val="24"/>
+          <w:szCs w:val="28"/>
+        </w:rPr>
+        <w:t>除通用寄存器外，RISC-V架构下还有程序计数器（</w:t>
+      </w:r>
+      <w:r>
+        <w:rPr>
+          <w:rFonts w:ascii="宋体" w:eastAsia="宋体" w:hAnsi="宋体" w:hint="eastAsia"/>
+          <w:b/>
+          <w:bCs/>
+          <w:sz w:val="24"/>
+          <w:szCs w:val="28"/>
+        </w:rPr>
+        <w:t>pc</w:t>
+      </w:r>
+      <w:r>
+        <w:rPr>
+          <w:rFonts w:ascii="宋体" w:eastAsia="宋体" w:hAnsi="宋体" w:hint="eastAsia"/>
+          <w:sz w:val="24"/>
+          <w:szCs w:val="28"/>
+        </w:rPr>
+        <w:t>，只能通过跳转指令修改）、控制与状态寄存器（</w:t>
+      </w:r>
+      <w:r>
+        <w:rPr>
+          <w:rFonts w:ascii="宋体" w:eastAsia="宋体" w:hAnsi="宋体" w:hint="eastAsia"/>
+          <w:b/>
+          <w:bCs/>
+          <w:sz w:val="24"/>
+          <w:szCs w:val="28"/>
+        </w:rPr>
+        <w:t>CSRs</w:t>
+      </w:r>
+      <w:r>
+        <w:rPr>
+          <w:rFonts w:ascii="宋体" w:eastAsia="宋体" w:hAnsi="宋体" w:hint="eastAsia"/>
+          <w:sz w:val="24"/>
+          <w:szCs w:val="28"/>
+        </w:rPr>
+        <w:t>，用于</w:t>
+      </w:r>
+      <w:r>
+        <w:rPr>
+          <w:rFonts w:ascii="宋体" w:eastAsia="宋体" w:hAnsi="宋体" w:hint="eastAsia"/>
+          <w:sz w:val="24"/>
+          <w:szCs w:val="28"/>
+        </w:rPr>
+        <w:t>配置系统参数、处理异常和中断</w:t>
+      </w:r>
+      <w:r>
+        <w:rPr>
+          <w:rFonts w:ascii="宋体" w:eastAsia="宋体" w:hAnsi="宋体" w:hint="eastAsia"/>
+          <w:sz w:val="24"/>
+          <w:szCs w:val="28"/>
+        </w:rPr>
+        <w:t>，使用专用指令进行访问</w:t>
+      </w:r>
+      <w:r>
+        <w:rPr>
+          <w:rFonts w:ascii="宋体" w:eastAsia="宋体" w:hAnsi="宋体" w:hint="eastAsia"/>
+          <w:sz w:val="24"/>
+          <w:szCs w:val="28"/>
+        </w:rPr>
+        <w:t>）</w:t>
+      </w:r>
+      <w:r>
+        <w:rPr>
+          <w:rFonts w:ascii="宋体" w:eastAsia="宋体" w:hAnsi="宋体" w:hint="eastAsia"/>
+          <w:sz w:val="24"/>
+          <w:szCs w:val="28"/>
+        </w:rPr>
+        <w:t>。</w:t>
+      </w:r>
+    </w:p>
+    <w:p>
+      <w:pPr>
+        <w:pStyle w:val="a9"/>
+        <w:ind w:left="880" w:firstLine="380"/>
+        <w:jc w:val="both"/>
+        <w:rPr>
+          <w:rFonts w:ascii="宋体" w:eastAsia="宋体" w:hAnsi="宋体" w:hint="eastAsia"/>
+          <w:sz w:val="24"/>
+          <w:szCs w:val="28"/>
+        </w:rPr>
+      </w:pPr>
+      <w:r>
+        <w:rPr>
+          <w:rFonts w:ascii="宋体" w:eastAsia="宋体" w:hAnsi="宋体" w:hint="eastAsia"/>
+          <w:sz w:val="24"/>
+          <w:szCs w:val="28"/>
+        </w:rPr>
+        <w:t>如果该CPU支持浮点运算，则还有额外的</w:t>
+      </w:r>
+      <w:r>
+        <w:rPr>
+          <w:rFonts w:ascii="宋体" w:eastAsia="宋体" w:hAnsi="宋体" w:hint="eastAsia"/>
+          <w:sz w:val="24"/>
+          <w:szCs w:val="28"/>
+        </w:rPr>
+        <w:t>32个浮点寄存器（</w:t>
+      </w:r>
+      <w:r>
+        <w:rPr>
+          <w:rFonts w:ascii="宋体" w:eastAsia="宋体" w:hAnsi="宋体" w:hint="eastAsia"/>
+          <w:b/>
+          <w:bCs/>
+          <w:sz w:val="24"/>
+          <w:szCs w:val="28"/>
+        </w:rPr>
+        <w:t>f0-f31</w:t>
+      </w:r>
+      <w:r>
+        <w:rPr>
+          <w:rFonts w:ascii="宋体" w:eastAsia="宋体" w:hAnsi="宋体" w:hint="eastAsia"/>
+          <w:sz w:val="24"/>
+          <w:szCs w:val="28"/>
+        </w:rPr>
+        <w:t>）</w:t>
+      </w:r>
+      <w:r>
+        <w:rPr>
+          <w:rFonts w:ascii="宋体" w:eastAsia="宋体" w:hAnsi="宋体" w:hint="eastAsia"/>
+          <w:sz w:val="24"/>
+          <w:szCs w:val="28"/>
+        </w:rPr>
+        <w:t>以及</w:t>
+      </w:r>
+      <w:proofErr w:type="spellStart"/>
+      <w:r>
+        <w:rPr>
+          <w:rFonts w:ascii="宋体" w:eastAsia="宋体" w:hAnsi="宋体" w:hint="eastAsia"/>
+          <w:b/>
+          <w:bCs/>
+          <w:sz w:val="24"/>
+          <w:szCs w:val="28"/>
+        </w:rPr>
+        <w:t>fcsr</w:t>
+      </w:r>
+      <w:proofErr w:type="spellEnd"/>
+      <w:r>
+        <w:rPr>
+          <w:rFonts w:ascii="宋体" w:eastAsia="宋体" w:hAnsi="宋体" w:hint="eastAsia"/>
+          <w:sz w:val="24"/>
+          <w:szCs w:val="28"/>
+        </w:rPr>
+        <w:t>（</w:t>
+      </w:r>
+      <w:r>
+        <w:rPr>
+          <w:rFonts w:ascii="宋体" w:eastAsia="宋体" w:hAnsi="宋体" w:hint="eastAsia"/>
+          <w:sz w:val="24"/>
+          <w:szCs w:val="28"/>
+        </w:rPr>
+        <w:t>浮点控制与状态寄存器，用于记录舍入模式和异常标志</w:t>
+      </w:r>
+      <w:r>
+        <w:rPr>
+          <w:rFonts w:ascii="宋体" w:eastAsia="宋体" w:hAnsi="宋体" w:hint="eastAsia"/>
+          <w:sz w:val="24"/>
+          <w:szCs w:val="28"/>
+        </w:rPr>
+        <w:t>）</w:t>
+      </w:r>
+      <w:r>
+        <w:rPr>
+          <w:rFonts w:ascii="宋体" w:eastAsia="宋体" w:hAnsi="宋体" w:hint="eastAsia"/>
+          <w:sz w:val="24"/>
+          <w:szCs w:val="28"/>
+        </w:rPr>
+        <w:t>。</w:t>
+      </w:r>
+    </w:p>
+    <w:p>
+      <w:pPr>
+        <w:pStyle w:val="a9"/>
+        <w:numPr>
+          <w:ilvl w:val="1"/>
+          <w:numId w:val="1"/>
+        </w:numPr>
+        <w:rPr>
+          <w:rFonts w:ascii="宋体" w:eastAsia="宋体" w:hAnsi="宋体" w:hint="eastAsia"/>
+          <w:sz w:val="24"/>
+          <w:szCs w:val="28"/>
+        </w:rPr>
+      </w:pPr>
+      <w:r>
+        <w:rPr>
+          <w:rFonts w:hint="eastAsia"/>
+          <w:noProof/>
+        </w:rPr>
+        <w:drawing>
+          <wp:anchor distT="0" distB="0" distL="114300" distR="114300" simplePos="0" relativeHeight="251664384" behindDoc="0" locked="0" layoutInCell="1" allowOverlap="1" wp14:anchorId="3D097591" wp14:editId="286E33DE">
+            <wp:simplePos x="0" y="0"/>
+            <wp:positionH relativeFrom="margin">
+              <wp:align>right</wp:align>
+            </wp:positionH>
+            <wp:positionV relativeFrom="paragraph">
+              <wp:posOffset>13611</wp:posOffset>
+            </wp:positionV>
+            <wp:extent cx="3502660" cy="3517900"/>
+            <wp:effectExtent l="0" t="0" r="2540" b="6350"/>
+            <wp:wrapSquare wrapText="bothSides"/>
+            <wp:docPr id="1975579724" name="图片 1" descr="DDR4 Initialize PowerUP"/>
+            <wp:cNvGraphicFramePr>
+              <a:graphicFrameLocks xmlns:a="http://schemas.openxmlformats.org/drawingml/2006/main" noChangeAspect="1"/>
+            </wp:cNvGraphicFramePr>
+            <a:graphic xmlns:a="http://schemas.openxmlformats.org/drawingml/2006/main">
+              <a:graphicData uri="http://schemas.openxmlformats.org/drawingml/2006/picture">
+                <pic:pic xmlns:pic="http://schemas.openxmlformats.org/drawingml/2006/picture">
+                  <pic:nvPicPr>
+                    <pic:cNvPr id="0" name="Picture 1" descr="DDR4 Initialize PowerUP"/>
+                    <pic:cNvPicPr>
+                      <a:picLocks noChangeAspect="1" noChangeArrowheads="1"/>
+                    </pic:cNvPicPr>
+                  </pic:nvPicPr>
+                  <pic:blipFill>
+                    <a:blip r:embed="rId14">
+                      <a:extLst>
+                        <a:ext uri="{28A0092B-C50C-407E-A947-70E740481C1C}">
+                          <a14:useLocalDpi xmlns:a14="http://schemas.microsoft.com/office/drawing/2010/main" val="0"/>
+                        </a:ext>
+                      </a:extLst>
+                    </a:blip>
+                    <a:srcRect/>
+                    <a:stretch>
+                      <a:fillRect/>
+                    </a:stretch>
+                  </pic:blipFill>
+                  <pic:spPr bwMode="auto">
+                    <a:xfrm>
+                      <a:off x="0" y="0"/>
+                      <a:ext cx="3502660" cy="3517900"/>
+                    </a:xfrm>
+                    <a:prstGeom prst="rect">
+                      <a:avLst/>
+                    </a:prstGeom>
+                    <a:noFill/>
+                    <a:ln>
+                      <a:noFill/>
+                    </a:ln>
+                  </pic:spPr>
+                </pic:pic>
+              </a:graphicData>
+            </a:graphic>
+          </wp:anchor>
+        </w:drawing>
+      </w:r>
+      <w:r>
+        <w:rPr>
+          <w:rFonts w:ascii="宋体" w:eastAsia="宋体" w:hAnsi="宋体" w:hint="eastAsia"/>
+          <w:sz w:val="24"/>
+          <w:szCs w:val="28"/>
+        </w:rPr>
+        <w:t>DRAM的初始化过程</w:t>
+      </w:r>
+    </w:p>
+    <w:p>
+      <w:pPr>
+        <w:pStyle w:val="a9"/>
+        <w:ind w:left="880" w:firstLine="380"/>
+        <w:jc w:val="both"/>
+        <w:rPr>
+          <w:rFonts w:ascii="宋体" w:eastAsia="宋体" w:hAnsi="宋体" w:hint="eastAsia"/>
+          <w:sz w:val="24"/>
+          <w:szCs w:val="28"/>
+        </w:rPr>
+      </w:pPr>
+      <w:r>
+        <w:rPr>
+          <w:rFonts w:ascii="宋体" w:eastAsia="宋体" w:hAnsi="宋体" w:hint="eastAsia"/>
+          <w:sz w:val="24"/>
+          <w:szCs w:val="28"/>
+        </w:rPr>
+        <w:t>计算机上电后，主板电源管理芯片开始为内存插槽供电</w:t>
+      </w:r>
+      <w:r>
+        <w:rPr>
+          <w:rFonts w:ascii="宋体" w:eastAsia="宋体" w:hAnsi="宋体" w:hint="eastAsia"/>
+          <w:sz w:val="24"/>
+          <w:szCs w:val="28"/>
+        </w:rPr>
+        <w:t>，控制器将DRAM的复位引脚拉低，使DRAM保持在稳定复位状态。当电源稳定后，控制器拉高复位引脚解除复位</w:t>
+      </w:r>
+      <w:r>
+        <w:rPr>
+          <w:rFonts w:ascii="宋体" w:eastAsia="宋体" w:hAnsi="宋体" w:hint="eastAsia"/>
+          <w:sz w:val="24"/>
+          <w:szCs w:val="28"/>
+        </w:rPr>
+        <w:t>，并开始输出差分时钟信号、拉高时钟使能引脚（CKE）；之后，控制器等待一个预设的时间以让</w:t>
+      </w:r>
+      <w:r>
+        <w:rPr>
+          <w:rFonts w:ascii="宋体" w:eastAsia="宋体" w:hAnsi="宋体" w:hint="eastAsia"/>
+          <w:sz w:val="24"/>
+          <w:szCs w:val="28"/>
+        </w:rPr>
+        <w:t>DRAM 内部的锁相环（PLL）和时钟树完全稳定</w:t>
+      </w:r>
+      <w:r>
+        <w:rPr>
+          <w:rFonts w:ascii="宋体" w:eastAsia="宋体" w:hAnsi="宋体" w:hint="eastAsia"/>
+          <w:sz w:val="24"/>
+          <w:szCs w:val="28"/>
+        </w:rPr>
+        <w:t>，再向DRAM发送一系列MRS（Mode Register Set）命令，按既定顺序写入DRAM的各个模式寄存器，从而确立DRAM的各个核心工作参数。</w:t>
+      </w:r>
+      <w:r>
+        <w:rPr>
+          <w:rFonts w:ascii="宋体" w:eastAsia="宋体" w:hAnsi="宋体" w:hint="eastAsia"/>
+          <w:sz w:val="24"/>
+          <w:szCs w:val="28"/>
+        </w:rPr>
+        <w:t>接下来，控制器发出ZQCL（ZQ Calibration Long）命令，每个DRAM颗粒上ZQ引脚外接的240</w:t>
+      </w:r>
+      <w:r>
+        <w:rPr>
+          <w:rFonts w:ascii="宋体" w:eastAsia="宋体" w:hAnsi="宋体" w:hint="eastAsia"/>
+          <w:sz w:val="24"/>
+          <w:szCs w:val="28"/>
+        </w:rPr>
+        <w:t>Ω</w:t>
+      </w:r>
+      <w:r>
+        <w:rPr>
+          <w:rFonts w:ascii="宋体" w:eastAsia="宋体" w:hAnsi="宋体" w:hint="eastAsia"/>
+          <w:sz w:val="24"/>
+          <w:szCs w:val="28"/>
+        </w:rPr>
+        <w:t>电阻校准其内部的终端电阻（ODT）和输出阻抗，保证DRAM的高速信号传输质量。</w:t>
+      </w:r>
+      <w:r>
+        <w:rPr>
+          <w:rFonts w:ascii="宋体" w:eastAsia="宋体" w:hAnsi="宋体" w:hint="eastAsia"/>
+          <w:sz w:val="24"/>
+          <w:szCs w:val="28"/>
+        </w:rPr>
+        <w:t>最后，控制器对DRAM进行物理层面的校准，如</w:t>
+      </w:r>
+      <w:r>
+        <w:rPr>
+          <w:rFonts w:ascii="宋体" w:eastAsia="宋体" w:hAnsi="宋体" w:hint="eastAsia"/>
+          <w:b/>
+          <w:bCs/>
+          <w:sz w:val="24"/>
+          <w:szCs w:val="28"/>
+        </w:rPr>
+        <w:t>写平齐</w:t>
+      </w:r>
+      <w:r>
+        <w:rPr>
+          <w:rFonts w:ascii="宋体" w:eastAsia="宋体" w:hAnsi="宋体" w:hint="eastAsia"/>
+          <w:sz w:val="24"/>
+          <w:szCs w:val="28"/>
+        </w:rPr>
+        <w:t>（通过微调</w:t>
+      </w:r>
+      <w:r>
+        <w:rPr>
+          <w:rFonts w:ascii="宋体" w:eastAsia="宋体" w:hAnsi="宋体" w:hint="eastAsia"/>
+          <w:sz w:val="24"/>
+          <w:szCs w:val="28"/>
+        </w:rPr>
+        <w:t>数据选通信号DQS的延迟，使其与时钟信号CK在每一颗DRAM颗粒的接收</w:t>
+      </w:r>
+      <w:proofErr w:type="gramStart"/>
+      <w:r>
+        <w:rPr>
+          <w:rFonts w:ascii="宋体" w:eastAsia="宋体" w:hAnsi="宋体" w:hint="eastAsia"/>
+          <w:sz w:val="24"/>
+          <w:szCs w:val="28"/>
+        </w:rPr>
+        <w:t>端严格</w:t>
+      </w:r>
+      <w:proofErr w:type="gramEnd"/>
+      <w:r>
+        <w:rPr>
+          <w:rFonts w:ascii="宋体" w:eastAsia="宋体" w:hAnsi="宋体" w:hint="eastAsia"/>
+          <w:sz w:val="24"/>
+          <w:szCs w:val="28"/>
+        </w:rPr>
+        <w:t>对齐</w:t>
+      </w:r>
+      <w:r>
+        <w:rPr>
+          <w:rFonts w:ascii="宋体" w:eastAsia="宋体" w:hAnsi="宋体" w:hint="eastAsia"/>
+          <w:sz w:val="24"/>
+          <w:szCs w:val="28"/>
+        </w:rPr>
+        <w:t>）</w:t>
+      </w:r>
+      <w:r>
+        <w:rPr>
+          <w:rFonts w:ascii="宋体" w:eastAsia="宋体" w:hAnsi="宋体" w:hint="eastAsia"/>
+          <w:sz w:val="24"/>
+          <w:szCs w:val="28"/>
+        </w:rPr>
+        <w:t>、</w:t>
+      </w:r>
+      <w:proofErr w:type="spellStart"/>
+      <w:r>
+        <w:rPr>
+          <w:rFonts w:ascii="宋体" w:eastAsia="宋体" w:hAnsi="宋体" w:hint="eastAsia"/>
+          <w:b/>
+          <w:bCs/>
+          <w:sz w:val="24"/>
+          <w:szCs w:val="28"/>
+        </w:rPr>
+        <w:t>VrefDQ</w:t>
+      </w:r>
+      <w:proofErr w:type="spellEnd"/>
+      <w:r>
+        <w:rPr>
+          <w:rFonts w:ascii="宋体" w:eastAsia="宋体" w:hAnsi="宋体" w:hint="eastAsia"/>
+          <w:b/>
+          <w:bCs/>
+          <w:sz w:val="24"/>
+          <w:szCs w:val="28"/>
+        </w:rPr>
+        <w:t>校准</w:t>
+      </w:r>
+      <w:r>
+        <w:rPr>
+          <w:rFonts w:ascii="宋体" w:eastAsia="宋体" w:hAnsi="宋体" w:hint="eastAsia"/>
+          <w:sz w:val="24"/>
+          <w:szCs w:val="28"/>
+        </w:rPr>
+        <w:t>（调整数据引脚内部参考电压，以在眼图中找到区分0和1的最佳电平）</w:t>
+      </w:r>
+      <w:r>
+        <w:rPr>
+          <w:rFonts w:ascii="宋体" w:eastAsia="宋体" w:hAnsi="宋体" w:hint="eastAsia"/>
+          <w:sz w:val="24"/>
+          <w:szCs w:val="28"/>
+        </w:rPr>
+        <w:t>、</w:t>
+      </w:r>
+      <w:r>
+        <w:rPr>
+          <w:rFonts w:ascii="宋体" w:eastAsia="宋体" w:hAnsi="宋体" w:hint="eastAsia"/>
+          <w:b/>
+          <w:bCs/>
+          <w:sz w:val="24"/>
+          <w:szCs w:val="28"/>
+        </w:rPr>
+        <w:t>读写居中</w:t>
+      </w:r>
+      <w:r>
+        <w:rPr>
+          <w:rFonts w:ascii="宋体" w:eastAsia="宋体" w:hAnsi="宋体" w:hint="eastAsia"/>
+          <w:sz w:val="24"/>
+          <w:szCs w:val="28"/>
+        </w:rPr>
+        <w:t>（通过发送特定的测试码，</w:t>
+      </w:r>
+      <w:r>
+        <w:rPr>
+          <w:rFonts w:ascii="宋体" w:eastAsia="宋体" w:hAnsi="宋体" w:hint="eastAsia"/>
+          <w:sz w:val="24"/>
+          <w:szCs w:val="28"/>
+        </w:rPr>
+        <w:t>不断微调信号的采样延迟，将采样点精确放置在数据眼图张开最大的中心位置，确保信号最稳定</w:t>
+      </w:r>
+      <w:r>
+        <w:rPr>
+          <w:rFonts w:ascii="宋体" w:eastAsia="宋体" w:hAnsi="宋体" w:hint="eastAsia"/>
+          <w:sz w:val="24"/>
+          <w:szCs w:val="28"/>
+        </w:rPr>
+        <w:t>）</w:t>
+      </w:r>
+      <w:r>
+        <w:rPr>
+          <w:rFonts w:ascii="宋体" w:eastAsia="宋体" w:hAnsi="宋体" w:hint="eastAsia"/>
+          <w:sz w:val="24"/>
+          <w:szCs w:val="28"/>
+        </w:rPr>
+        <w:t>。</w:t>
+      </w:r>
+    </w:p>
+    <w:p>
+      <w:pPr>
+        <w:jc w:val="both"/>
+        <w:rPr>
+          <w:rFonts w:ascii="宋体" w:eastAsia="宋体" w:hAnsi="宋体" w:hint="eastAsia"/>
+          <w:sz w:val="24"/>
+          <w:szCs w:val="28"/>
+        </w:rPr>
+      </w:pPr>
+      <w:r>
+        <w:rPr>
+          <w:rFonts w:ascii="宋体" w:eastAsia="宋体" w:hAnsi="宋体" w:hint="eastAsia"/>
+          <w:sz w:val="24"/>
+          <w:szCs w:val="28"/>
+        </w:rPr>
+        <w:t>【</w:t>
+      </w:r>
+      <w:r>
+        <w:rPr>
+          <w:rFonts w:ascii="宋体" w:eastAsia="宋体" w:hAnsi="宋体" w:hint="eastAsia"/>
+          <w:sz w:val="24"/>
+          <w:szCs w:val="28"/>
+        </w:rPr>
+        <w:t>结论</w:t>
+      </w:r>
+      <w:r>
+        <w:rPr>
+          <w:rFonts w:ascii="宋体" w:eastAsia="宋体" w:hAnsi="宋体" w:hint="eastAsia"/>
+          <w:sz w:val="24"/>
+          <w:szCs w:val="28"/>
+        </w:rPr>
+        <w:t>】</w:t>
+      </w:r>
+    </w:p>
+    <w:p>
+      <w:pPr>
+        <w:jc w:val="both"/>
+        <w:rPr>
+          <w:rFonts w:ascii="宋体" w:eastAsia="宋体" w:hAnsi="宋体" w:hint="eastAsia"/>
+          <w:sz w:val="24"/>
+          <w:szCs w:val="28"/>
+        </w:rPr>
+      </w:pPr>
+      <w:r>
+        <w:rPr>
+          <w:rFonts w:ascii="宋体" w:eastAsia="宋体" w:hAnsi="宋体"/>
+          <w:sz w:val="24"/>
+          <w:szCs w:val="28"/>
+        </w:rPr>
+        <w:tab/>
+      </w:r>
+      <w:r>
+        <w:rPr>
+          <w:rFonts w:ascii="宋体" w:eastAsia="宋体" w:hAnsi="宋体" w:hint="eastAsia"/>
+          <w:sz w:val="24"/>
+          <w:szCs w:val="28"/>
+        </w:rPr>
+        <w:t>通过</w:t>
+      </w:r>
+      <w:r>
+        <w:rPr>
+          <w:rFonts w:ascii="宋体" w:eastAsia="宋体" w:hAnsi="宋体" w:hint="eastAsia"/>
+          <w:sz w:val="24"/>
+          <w:szCs w:val="28"/>
+        </w:rPr>
+        <w:t>深入</w:t>
+      </w:r>
+      <w:r>
+        <w:rPr>
+          <w:rFonts w:ascii="宋体" w:eastAsia="宋体" w:hAnsi="宋体" w:hint="eastAsia"/>
+          <w:sz w:val="24"/>
+          <w:szCs w:val="28"/>
+        </w:rPr>
+        <w:t>分析</w:t>
+      </w:r>
+      <w:r>
+        <w:rPr>
+          <w:rFonts w:ascii="宋体" w:eastAsia="宋体" w:hAnsi="宋体" w:hint="eastAsia"/>
+          <w:sz w:val="24"/>
+          <w:szCs w:val="28"/>
+        </w:rPr>
+        <w:t>三种架构计算机的启动流程，可以发现三种架构的启动</w:t>
+      </w:r>
+      <w:r>
+        <w:rPr>
+          <w:rFonts w:ascii="宋体" w:eastAsia="宋体" w:hAnsi="宋体" w:hint="eastAsia"/>
+          <w:sz w:val="24"/>
+          <w:szCs w:val="28"/>
+        </w:rPr>
+        <w:t>过程既有共性也有差异</w:t>
+      </w:r>
+      <w:r>
+        <w:rPr>
+          <w:rFonts w:ascii="宋体" w:eastAsia="宋体" w:hAnsi="宋体" w:hint="eastAsia"/>
+          <w:sz w:val="24"/>
+          <w:szCs w:val="28"/>
+        </w:rPr>
+        <w:t>，</w:t>
+      </w:r>
+      <w:r>
+        <w:rPr>
+          <w:rFonts w:ascii="宋体" w:eastAsia="宋体" w:hAnsi="宋体" w:hint="eastAsia"/>
+          <w:sz w:val="24"/>
+          <w:szCs w:val="28"/>
+        </w:rPr>
+        <w:t>每种架构都有其独特的设计理念和实现方式</w:t>
+      </w:r>
+      <w:r>
+        <w:rPr>
+          <w:rFonts w:ascii="宋体" w:eastAsia="宋体" w:hAnsi="宋体" w:hint="eastAsia"/>
+          <w:sz w:val="24"/>
+          <w:szCs w:val="28"/>
+        </w:rPr>
+        <w:t>。x8</w:t>
+      </w:r>
+      <w:r>
+        <w:rPr>
+          <w:rFonts w:ascii="宋体" w:eastAsia="宋体" w:hAnsi="宋体" w:hint="eastAsia"/>
+          <w:sz w:val="24"/>
+          <w:szCs w:val="28"/>
+        </w:rPr>
+        <w:t>6架构的启动流程</w:t>
+      </w:r>
+      <w:r>
+        <w:rPr>
+          <w:rFonts w:ascii="宋体" w:eastAsia="宋体" w:hAnsi="宋体" w:hint="eastAsia"/>
+          <w:sz w:val="24"/>
+          <w:szCs w:val="28"/>
+        </w:rPr>
+        <w:t>最为标准化也最为复杂，</w:t>
+      </w:r>
+      <w:r>
+        <w:rPr>
+          <w:rFonts w:ascii="宋体" w:eastAsia="宋体" w:hAnsi="宋体" w:hint="eastAsia"/>
+          <w:sz w:val="24"/>
+          <w:szCs w:val="28"/>
+        </w:rPr>
+        <w:t>体现了</w:t>
+      </w:r>
+      <w:r>
+        <w:rPr>
+          <w:rFonts w:ascii="宋体" w:eastAsia="宋体" w:hAnsi="宋体" w:hint="eastAsia"/>
+          <w:sz w:val="24"/>
+          <w:szCs w:val="28"/>
+        </w:rPr>
+        <w:t>强大的</w:t>
+      </w:r>
+      <w:r>
+        <w:rPr>
+          <w:rFonts w:ascii="宋体" w:eastAsia="宋体" w:hAnsi="宋体" w:hint="eastAsia"/>
+          <w:sz w:val="24"/>
+          <w:szCs w:val="28"/>
+        </w:rPr>
+        <w:t>历史兼容性，展现这一历史悠久的架构的深厚底蕴</w:t>
+      </w:r>
+      <w:r>
+        <w:rPr>
+          <w:rFonts w:ascii="宋体" w:eastAsia="宋体" w:hAnsi="宋体" w:hint="eastAsia"/>
+          <w:sz w:val="24"/>
+          <w:szCs w:val="28"/>
+        </w:rPr>
+        <w:t>；ARM架构的启动流程</w:t>
+      </w:r>
+      <w:r>
+        <w:rPr>
+          <w:rFonts w:ascii="宋体" w:eastAsia="宋体" w:hAnsi="宋体" w:hint="eastAsia"/>
+          <w:sz w:val="24"/>
+          <w:szCs w:val="28"/>
+        </w:rPr>
+        <w:t>高度依赖</w:t>
+      </w:r>
+      <w:proofErr w:type="spellStart"/>
+      <w:r>
+        <w:rPr>
+          <w:rFonts w:ascii="宋体" w:eastAsia="宋体" w:hAnsi="宋体" w:hint="eastAsia"/>
+          <w:sz w:val="24"/>
+          <w:szCs w:val="28"/>
+        </w:rPr>
+        <w:t>BootROM</w:t>
+      </w:r>
+      <w:proofErr w:type="spellEnd"/>
+      <w:r>
+        <w:rPr>
+          <w:rFonts w:ascii="宋体" w:eastAsia="宋体" w:hAnsi="宋体" w:hint="eastAsia"/>
+          <w:sz w:val="24"/>
+          <w:szCs w:val="28"/>
+        </w:rPr>
+        <w:t>，并且由于缺乏强大的总线枚举能力，需要通过设备树这一静态数据结构硬编码硬件信息并传递给操作系统内核；</w:t>
+      </w:r>
+      <w:r>
+        <w:rPr>
+          <w:rFonts w:ascii="宋体" w:eastAsia="宋体" w:hAnsi="宋体" w:hint="eastAsia"/>
+          <w:sz w:val="24"/>
+          <w:szCs w:val="28"/>
+        </w:rPr>
+        <w:t>RISC-V架构的启动流程在设计上结合了x86和ARM架构的优点，拥有标准化的运行时接口（SBI）</w:t>
+      </w:r>
+      <w:r>
+        <w:rPr>
+          <w:rFonts w:ascii="宋体" w:eastAsia="宋体" w:hAnsi="宋体" w:hint="eastAsia"/>
+          <w:sz w:val="24"/>
+          <w:szCs w:val="28"/>
+        </w:rPr>
+        <w:t>，使得同一个操作系统内核更容易在不同的RISC-V芯片上运行</w:t>
+      </w:r>
+      <w:r>
+        <w:rPr>
+          <w:rFonts w:ascii="宋体" w:eastAsia="宋体" w:hAnsi="宋体" w:hint="eastAsia"/>
+          <w:sz w:val="24"/>
+          <w:szCs w:val="28"/>
+        </w:rPr>
+        <w:t>。</w:t>
+      </w:r>
+    </w:p>
+    <w:p>
+      <w:pPr>
+        <w:jc w:val="both"/>
+        <w:rPr>
+          <w:rFonts w:ascii="宋体" w:eastAsia="宋体" w:hAnsi="宋体" w:hint="eastAsia"/>
+          <w:sz w:val="18"/>
+          <w:szCs w:val="20"/>
+        </w:rPr>
+      </w:pPr>
+      <w:r>
+        <w:rPr>
+          <w:rFonts w:ascii="宋体" w:eastAsia="宋体" w:hAnsi="宋体" w:hint="eastAsia"/>
+          <w:sz w:val="18"/>
+          <w:szCs w:val="20"/>
+        </w:rPr>
+        <w:t>【</w:t>
+      </w:r>
+      <w:r>
+        <w:rPr>
+          <w:rFonts w:ascii="宋体" w:eastAsia="宋体" w:hAnsi="宋体" w:hint="eastAsia"/>
+          <w:sz w:val="18"/>
+          <w:szCs w:val="20"/>
+        </w:rPr>
+        <w:t>参考文献</w:t>
+      </w:r>
+      <w:r>
+        <w:rPr>
+          <w:rFonts w:ascii="宋体" w:eastAsia="宋体" w:hAnsi="宋体" w:hint="eastAsia"/>
+          <w:sz w:val="18"/>
+          <w:szCs w:val="20"/>
+        </w:rPr>
+        <w:t>】</w:t>
+      </w:r>
+    </w:p>
+    <w:p>
+      <w:pPr>
+        <w:rPr>
+          <w:rFonts w:ascii="宋体" w:eastAsia="宋体" w:hAnsi="宋体" w:hint="eastAsia"/>
+          <w:sz w:val="18"/>
+          <w:szCs w:val="20"/>
+        </w:rPr>
+      </w:pPr>
+      <w:r>
+        <w:rPr>
+          <w:rFonts w:ascii="宋体" w:eastAsia="宋体" w:hAnsi="宋体" w:hint="eastAsia"/>
+          <w:sz w:val="18"/>
+          <w:szCs w:val="20"/>
+        </w:rPr>
+        <w:t>[1]袁茜茜.探究计算机的启动过程[J].微型机与应用,2016,35(03):</w:t>
+      </w:r>
+      <w:proofErr w:type="gramStart"/>
+      <w:r>
+        <w:rPr>
+          <w:rFonts w:ascii="宋体" w:eastAsia="宋体" w:hAnsi="宋体" w:hint="eastAsia"/>
+          <w:sz w:val="18"/>
+          <w:szCs w:val="20"/>
+        </w:rPr>
+        <w:t>38-40.DOI:10.19358/j.issn</w:t>
+      </w:r>
+      <w:proofErr w:type="gramEnd"/>
+      <w:r>
+        <w:rPr>
+          <w:rFonts w:ascii="宋体" w:eastAsia="宋体" w:hAnsi="宋体" w:hint="eastAsia"/>
+          <w:sz w:val="18"/>
+          <w:szCs w:val="20"/>
+        </w:rPr>
+        <w:t>.1674-7720.2016.03.013.</w:t>
+      </w:r>
+    </w:p>
+    <w:p>
+      <w:pPr>
         <w:rPr>
           <w:rFonts w:ascii="宋体" w:eastAsia="宋体" w:hAnsi="宋体" w:hint="eastAsia"/>
           <w:sz w:val="18"/>
@@ -2998,7 +5696,7 @@
         </w:rPr>
         <w:t xml:space="preserve"> </w:t>
       </w:r>
-      <w:hyperlink r:id="rId7" w:history="1">
+      <w:hyperlink r:id="rId15" w:history="1">
         <w:r>
           <w:rPr>
             <w:rStyle w:val="af2"/>
@@ -3055,7 +5753,23 @@
           <w:sz w:val="18"/>
           <w:szCs w:val="20"/>
         </w:rPr>
-        <w:t>[3]实模式:</w:t>
+        <w:t>[</w:t>
+      </w:r>
+      <w:r>
+        <w:rPr>
+          <w:rFonts w:ascii="宋体" w:eastAsia="宋体" w:hAnsi="宋体" w:hint="eastAsia"/>
+          <w:sz w:val="18"/>
+          <w:szCs w:val="20"/>
+        </w:rPr>
+        <w:t>4</w:t>
+      </w:r>
+      <w:r>
+        <w:rPr>
+          <w:rFonts w:ascii="宋体" w:eastAsia="宋体" w:hAnsi="宋体" w:hint="eastAsia"/>
+          <w:sz w:val="18"/>
+          <w:szCs w:val="20"/>
+        </w:rPr>
+        <w:t>]实模式:</w:t>
       </w:r>
       <w:r>
         <w:rPr>
@@ -3063,7 +5777,7 @@
         </w:rPr>
         <w:t xml:space="preserve"> </w:t>
       </w:r>
-      <w:hyperlink r:id="rId8" w:history="1">
+      <w:hyperlink r:id="rId16" w:history="1">
         <w:r>
           <w:rPr>
             <w:rStyle w:val="af2"/>
@@ -3089,7 +5803,23 @@
           <w:sz w:val="18"/>
           <w:szCs w:val="20"/>
         </w:rPr>
-        <w:t>[4]x86架构：硬件启动过程分析:</w:t>
+        <w:t>[</w:t>
+      </w:r>
+      <w:r>
+        <w:rPr>
+          <w:rFonts w:ascii="宋体" w:eastAsia="宋体" w:hAnsi="宋体" w:hint="eastAsia"/>
+          <w:sz w:val="18"/>
+          <w:szCs w:val="20"/>
+        </w:rPr>
+        <w:t>5</w:t>
+      </w:r>
+      <w:r>
+        <w:rPr>
+          <w:rFonts w:ascii="宋体" w:eastAsia="宋体" w:hAnsi="宋体" w:hint="eastAsia"/>
+          <w:sz w:val="18"/>
+          <w:szCs w:val="20"/>
+        </w:rPr>
+        <w:t>]x86架构：硬件启动过程分析:</w:t>
       </w:r>
       <w:r>
         <w:rPr>
@@ -3097,7 +5827,7 @@
         </w:rPr>
         <w:t xml:space="preserve"> </w:t>
       </w:r>
-      <w:hyperlink r:id="rId9" w:history="1">
+      <w:hyperlink r:id="rId17" w:history="1">
         <w:r>
           <w:rPr>
             <w:rStyle w:val="af2"/>
@@ -3123,7 +5853,33 @@
           <w:sz w:val="18"/>
           <w:szCs w:val="20"/>
         </w:rPr>
-        <w:t>[5]Trusted Firmware-A Documentation:</w:t>
+        <w:t>[</w:t>
+      </w:r>
+      <w:proofErr w:type="gramStart"/>
+      <w:r>
+        <w:rPr>
+          <w:rFonts w:ascii="宋体" w:eastAsia="宋体" w:hAnsi="宋体" w:hint="eastAsia"/>
+          <w:sz w:val="18"/>
+          <w:szCs w:val="20"/>
+        </w:rPr>
+        <w:t>6</w:t>
+      </w:r>
+      <w:r>
+        <w:rPr>
+          <w:rFonts w:ascii="宋体" w:eastAsia="宋体" w:hAnsi="宋体" w:hint="eastAsia"/>
+          <w:sz w:val="18"/>
+          <w:szCs w:val="20"/>
+        </w:rPr>
+        <w:t>]Trusted</w:t>
+      </w:r>
+      <w:proofErr w:type="gramEnd"/>
+      <w:r>
+        <w:rPr>
+          <w:rFonts w:ascii="宋体" w:eastAsia="宋体" w:hAnsi="宋体" w:hint="eastAsia"/>
+          <w:sz w:val="18"/>
+          <w:szCs w:val="20"/>
+        </w:rPr>
+        <w:t xml:space="preserve"> Firmware-A Documentation:</w:t>
       </w:r>
       <w:r>
         <w:rPr>
@@ -3131,7 +5887,7 @@
         </w:rPr>
         <w:t xml:space="preserve"> </w:t>
       </w:r>
-      <w:hyperlink r:id="rId10" w:history="1">
+      <w:hyperlink r:id="rId18" w:history="1">
         <w:r>
           <w:rPr>
             <w:rStyle w:val="af2"/>
@@ -3157,7 +5913,23 @@
           <w:sz w:val="18"/>
           <w:szCs w:val="20"/>
         </w:rPr>
-        <w:t>[6]ARM启动流程:</w:t>
+        <w:t>[</w:t>
+      </w:r>
+      <w:r>
+        <w:rPr>
+          <w:rFonts w:ascii="宋体" w:eastAsia="宋体" w:hAnsi="宋体" w:hint="eastAsia"/>
+          <w:sz w:val="18"/>
+          <w:szCs w:val="20"/>
+        </w:rPr>
+        <w:t>7</w:t>
+      </w:r>
+      <w:r>
+        <w:rPr>
+          <w:rFonts w:ascii="宋体" w:eastAsia="宋体" w:hAnsi="宋体" w:hint="eastAsia"/>
+          <w:sz w:val="18"/>
+          <w:szCs w:val="20"/>
+        </w:rPr>
+        <w:t>]ARM启动流程:</w:t>
       </w:r>
       <w:r>
         <w:rPr>
@@ -3165,7 +5937,7 @@
         </w:rPr>
         <w:t xml:space="preserve"> </w:t>
       </w:r>
-      <w:hyperlink r:id="rId11" w:history="1">
+      <w:hyperlink r:id="rId19" w:history="1">
         <w:r>
           <w:rPr>
             <w:rStyle w:val="af2"/>
@@ -3191,7 +5963,41 @@
           <w:sz w:val="18"/>
           <w:szCs w:val="20"/>
         </w:rPr>
-        <w:t>[7]RISC-V CPU加电执行流程:</w:t>
+        <w:t>[</w:t>
+      </w:r>
+      <w:r>
+        <w:rPr>
+          <w:rFonts w:ascii="宋体" w:eastAsia="宋体" w:hAnsi="宋体" w:hint="eastAsia"/>
+          <w:sz w:val="18"/>
+          <w:szCs w:val="20"/>
+        </w:rPr>
+        <w:t>8</w:t>
+      </w:r>
+      <w:r>
+        <w:rPr>
+          <w:rFonts w:ascii="宋体" w:eastAsia="宋体" w:hAnsi="宋体" w:hint="eastAsia"/>
+          <w:sz w:val="18"/>
+          <w:szCs w:val="20"/>
+        </w:rPr>
+        <w:t>]RISC-V CPU加</w:t>
+      </w:r>
+      <w:proofErr w:type="gramStart"/>
+      <w:r>
+        <w:rPr>
+          <w:rFonts w:ascii="宋体" w:eastAsia="宋体" w:hAnsi="宋体" w:hint="eastAsia"/>
+          <w:sz w:val="18"/>
+          <w:szCs w:val="20"/>
+        </w:rPr>
+        <w:t>电执行</w:t>
+      </w:r>
+      <w:proofErr w:type="gramEnd"/>
+      <w:r>
+        <w:rPr>
+          <w:rFonts w:ascii="宋体" w:eastAsia="宋体" w:hAnsi="宋体" w:hint="eastAsia"/>
+          <w:sz w:val="18"/>
+          <w:szCs w:val="20"/>
+        </w:rPr>
+        <w:t>流程:</w:t>
       </w:r>
       <w:r>
         <w:rPr>
@@ -3201,7 +6007,7 @@
         </w:rPr>
         <w:t xml:space="preserve"> </w:t>
       </w:r>
-      <w:hyperlink r:id="rId12" w:history="1">
+      <w:hyperlink r:id="rId20" w:history="1">
         <w:r>
           <w:rPr>
             <w:rStyle w:val="af2"/>
@@ -3216,18 +6022,52 @@
     <w:p>
       <w:pPr>
         <w:rPr>
-          <w:rFonts w:ascii="宋体" w:eastAsia="宋体" w:hAnsi="宋体"/>
-          <w:sz w:val="18"/>
-          <w:szCs w:val="20"/>
-        </w:rPr>
-      </w:pPr>
-      <w:r>
-        <w:rPr>
-          <w:rFonts w:ascii="宋体" w:eastAsia="宋体" w:hAnsi="宋体" w:hint="eastAsia"/>
-          <w:sz w:val="18"/>
-          <w:szCs w:val="20"/>
-        </w:rPr>
-        <w:t>[8]OpenSBI背景介绍/编译/启动，及其和Linux交互:</w:t>
+          <w:rFonts w:ascii="宋体" w:eastAsia="宋体" w:hAnsi="宋体" w:hint="eastAsia"/>
+          <w:sz w:val="18"/>
+          <w:szCs w:val="20"/>
+        </w:rPr>
+      </w:pPr>
+      <w:r>
+        <w:rPr>
+          <w:rFonts w:ascii="宋体" w:eastAsia="宋体" w:hAnsi="宋体" w:hint="eastAsia"/>
+          <w:sz w:val="18"/>
+          <w:szCs w:val="20"/>
+        </w:rPr>
+        <w:t>[</w:t>
+      </w:r>
+      <w:r>
+        <w:rPr>
+          <w:rFonts w:ascii="宋体" w:eastAsia="宋体" w:hAnsi="宋体" w:hint="eastAsia"/>
+          <w:sz w:val="18"/>
+          <w:szCs w:val="20"/>
+        </w:rPr>
+        <w:t>9</w:t>
+      </w:r>
+      <w:r>
+        <w:rPr>
+          <w:rFonts w:ascii="宋体" w:eastAsia="宋体" w:hAnsi="宋体" w:hint="eastAsia"/>
+          <w:sz w:val="18"/>
+          <w:szCs w:val="20"/>
+        </w:rPr>
+        <w:t>]</w:t>
+      </w:r>
+      <w:proofErr w:type="spellStart"/>
+      <w:r>
+        <w:rPr>
+          <w:rFonts w:ascii="宋体" w:eastAsia="宋体" w:hAnsi="宋体" w:hint="eastAsia"/>
+          <w:sz w:val="18"/>
+          <w:szCs w:val="20"/>
+        </w:rPr>
+        <w:t>OpenSBI</w:t>
+      </w:r>
+      <w:proofErr w:type="spellEnd"/>
+      <w:r>
+        <w:rPr>
+          <w:rFonts w:ascii="宋体" w:eastAsia="宋体" w:hAnsi="宋体" w:hint="eastAsia"/>
+          <w:sz w:val="18"/>
+          <w:szCs w:val="20"/>
+        </w:rPr>
+        <w:t>背景介绍/编译/启动，及其和Linux交互:</w:t>
       </w:r>
       <w:r>
         <w:rPr>
@@ -3235,7 +6075,7 @@
         </w:rPr>
         <w:t xml:space="preserve"> </w:t>
       </w:r>
-      <w:hyperlink r:id="rId13" w:history="1">
+      <w:hyperlink r:id="rId21" w:history="1">
         <w:r>
           <w:rPr>
             <w:rStyle w:val="af2"/>
@@ -3250,18 +6090,34 @@
     <w:p>
       <w:pPr>
         <w:rPr>
-          <w:rFonts w:ascii="宋体" w:eastAsia="宋体" w:hAnsi="宋体"/>
-          <w:sz w:val="18"/>
-          <w:szCs w:val="20"/>
-        </w:rPr>
-      </w:pPr>
-      <w:r>
-        <w:rPr>
-          <w:rFonts w:ascii="宋体" w:eastAsia="宋体" w:hAnsi="宋体" w:hint="eastAsia"/>
-          <w:sz w:val="18"/>
-          <w:szCs w:val="20"/>
-        </w:rPr>
-        <w:t>[9]计算机是如何启动的？:</w:t>
+          <w:rFonts w:ascii="宋体" w:eastAsia="宋体" w:hAnsi="宋体" w:hint="eastAsia"/>
+          <w:sz w:val="18"/>
+          <w:szCs w:val="20"/>
+        </w:rPr>
+      </w:pPr>
+      <w:r>
+        <w:rPr>
+          <w:rFonts w:ascii="宋体" w:eastAsia="宋体" w:hAnsi="宋体" w:hint="eastAsia"/>
+          <w:sz w:val="18"/>
+          <w:szCs w:val="20"/>
+        </w:rPr>
+        <w:t>[</w:t>
+      </w:r>
+      <w:r>
+        <w:rPr>
+          <w:rFonts w:ascii="宋体" w:eastAsia="宋体" w:hAnsi="宋体" w:hint="eastAsia"/>
+          <w:sz w:val="18"/>
+          <w:szCs w:val="20"/>
+        </w:rPr>
+        <w:t>10</w:t>
+      </w:r>
+      <w:r>
+        <w:rPr>
+          <w:rFonts w:ascii="宋体" w:eastAsia="宋体" w:hAnsi="宋体" w:hint="eastAsia"/>
+          <w:sz w:val="18"/>
+          <w:szCs w:val="20"/>
+        </w:rPr>
+        <w:t>]计算机是如何启动的？:</w:t>
       </w:r>
       <w:r>
         <w:rPr>
@@ -3269,7 +6125,7 @@
         </w:rPr>
         <w:t xml:space="preserve"> </w:t>
       </w:r>
-      <w:hyperlink r:id="rId14" w:history="1">
+      <w:hyperlink r:id="rId22" w:history="1">
         <w:r>
           <w:rPr>
             <w:rStyle w:val="af2"/>
@@ -3284,18 +6140,34 @@
     <w:p>
       <w:pPr>
         <w:rPr>
-          <w:rFonts w:ascii="宋体" w:eastAsia="宋体" w:hAnsi="宋体"/>
-          <w:sz w:val="18"/>
-          <w:szCs w:val="20"/>
-        </w:rPr>
-      </w:pPr>
-      <w:r>
-        <w:rPr>
-          <w:rFonts w:ascii="宋体" w:eastAsia="宋体" w:hAnsi="宋体" w:hint="eastAsia"/>
-          <w:sz w:val="18"/>
-          <w:szCs w:val="20"/>
-        </w:rPr>
-        <w:t>[]保护模式:</w:t>
+          <w:rFonts w:ascii="宋体" w:eastAsia="宋体" w:hAnsi="宋体" w:hint="eastAsia"/>
+          <w:sz w:val="18"/>
+          <w:szCs w:val="20"/>
+        </w:rPr>
+      </w:pPr>
+      <w:r>
+        <w:rPr>
+          <w:rFonts w:ascii="宋体" w:eastAsia="宋体" w:hAnsi="宋体" w:hint="eastAsia"/>
+          <w:sz w:val="18"/>
+          <w:szCs w:val="20"/>
+        </w:rPr>
+        <w:t>[</w:t>
+      </w:r>
+      <w:r>
+        <w:rPr>
+          <w:rFonts w:ascii="宋体" w:eastAsia="宋体" w:hAnsi="宋体" w:hint="eastAsia"/>
+          <w:sz w:val="18"/>
+          <w:szCs w:val="20"/>
+        </w:rPr>
+        <w:t>11</w:t>
+      </w:r>
+      <w:r>
+        <w:rPr>
+          <w:rFonts w:ascii="宋体" w:eastAsia="宋体" w:hAnsi="宋体" w:hint="eastAsia"/>
+          <w:sz w:val="18"/>
+          <w:szCs w:val="20"/>
+        </w:rPr>
+        <w:t>]保护模式:</w:t>
       </w:r>
       <w:r>
         <w:rPr>
@@ -3303,7 +6175,7 @@
         </w:rPr>
         <w:t xml:space="preserve"> </w:t>
       </w:r>
-      <w:hyperlink r:id="rId15" w:history="1">
+      <w:hyperlink r:id="rId23" w:history="1">
         <w:r>
           <w:rPr>
             <w:rStyle w:val="af2"/>
@@ -3329,7 +6201,23 @@
           <w:sz w:val="18"/>
           <w:szCs w:val="20"/>
         </w:rPr>
-        <w:t>[]</w:t>
+        <w:t>[</w:t>
+      </w:r>
+      <w:r>
+        <w:rPr>
+          <w:rFonts w:ascii="宋体" w:eastAsia="宋体" w:hAnsi="宋体" w:hint="eastAsia"/>
+          <w:sz w:val="18"/>
+          <w:szCs w:val="20"/>
+        </w:rPr>
+        <w:t>12</w:t>
+      </w:r>
+      <w:r>
+        <w:rPr>
+          <w:rFonts w:ascii="宋体" w:eastAsia="宋体" w:hAnsi="宋体" w:hint="eastAsia"/>
+          <w:sz w:val="18"/>
+          <w:szCs w:val="20"/>
+        </w:rPr>
+        <w:t>]</w:t>
       </w:r>
       <w:r>
         <w:rPr>
@@ -3353,7 +6241,7 @@
         </w:rPr>
         <w:t xml:space="preserve"> </w:t>
       </w:r>
-      <w:hyperlink r:id="rId16" w:history="1">
+      <w:hyperlink r:id="rId24" w:history="1">
         <w:r>
           <w:rPr>
             <w:rStyle w:val="af2"/>
@@ -3379,7 +6267,23 @@
           <w:sz w:val="18"/>
           <w:szCs w:val="20"/>
         </w:rPr>
-        <w:t>[]x86通用寄存器:</w:t>
+        <w:t>[</w:t>
+      </w:r>
+      <w:r>
+        <w:rPr>
+          <w:rFonts w:ascii="宋体" w:eastAsia="宋体" w:hAnsi="宋体" w:hint="eastAsia"/>
+          <w:sz w:val="18"/>
+          <w:szCs w:val="20"/>
+        </w:rPr>
+        <w:t>13</w:t>
+      </w:r>
+      <w:r>
+        <w:rPr>
+          <w:rFonts w:ascii="宋体" w:eastAsia="宋体" w:hAnsi="宋体" w:hint="eastAsia"/>
+          <w:sz w:val="18"/>
+          <w:szCs w:val="20"/>
+        </w:rPr>
+        <w:t>]x86通用寄存器:</w:t>
       </w:r>
       <w:r>
         <w:rPr>
@@ -3387,7 +6291,7 @@
         </w:rPr>
         <w:t xml:space="preserve"> </w:t>
       </w:r>
-      <w:hyperlink r:id="rId17" w:history="1">
+      <w:hyperlink r:id="rId25" w:history="1">
         <w:r>
           <w:rPr>
             <w:rStyle w:val="af2"/>
@@ -3395,7 +6299,16 @@
             <w:sz w:val="18"/>
             <w:szCs w:val="20"/>
           </w:rPr>
-          <w:t>https://zhuanlan.zhihu.com/p/288636064</w:t>
+          <w:t>https://zhuanlan.zhihu.com/p/28863606</w:t>
+        </w:r>
+        <w:r>
+          <w:rPr>
+            <w:rStyle w:val="af2"/>
+            <w:rFonts w:ascii="宋体" w:eastAsia="宋体" w:hAnsi="宋体" w:hint="eastAsia"/>
+            <w:sz w:val="18"/>
+            <w:szCs w:val="20"/>
+          </w:rPr>
+          <w:t>4</w:t>
         </w:r>
       </w:hyperlink>
     </w:p>
@@ -3413,7 +6326,65 @@
           <w:sz w:val="18"/>
           <w:szCs w:val="20"/>
         </w:rPr>
-        <w:t>[]</w:t>
+        <w:t>[14]x86寄存器:</w:t>
+      </w:r>
+      <w:r>
+        <w:rPr>
+          <w:rFonts w:hint="eastAsia"/>
+        </w:rPr>
+        <w:t xml:space="preserve"> </w:t>
+      </w:r>
+      <w:hyperlink r:id="rId26" w:history="1">
+        <w:r>
+          <w:rPr>
+            <w:rStyle w:val="af2"/>
+            <w:rFonts w:ascii="宋体" w:eastAsia="宋体" w:hAnsi="宋体" w:hint="eastAsia"/>
+            <w:sz w:val="18"/>
+            <w:szCs w:val="20"/>
+          </w:rPr>
+          <w:t>https://www.cnblogs.com/HachikoT/p/16953947.html</w:t>
+        </w:r>
+      </w:hyperlink>
+    </w:p>
+    <w:p>
+      <w:pPr>
+        <w:rPr>
+          <w:rFonts w:ascii="宋体" w:eastAsia="宋体" w:hAnsi="宋体"/>
+          <w:sz w:val="18"/>
+          <w:szCs w:val="20"/>
+        </w:rPr>
+      </w:pPr>
+      <w:r>
+        <w:rPr>
+          <w:rFonts w:ascii="宋体" w:eastAsia="宋体" w:hAnsi="宋体" w:hint="eastAsia"/>
+          <w:sz w:val="18"/>
+          <w:szCs w:val="20"/>
+        </w:rPr>
+        <w:t>[</w:t>
+      </w:r>
+      <w:r>
+        <w:rPr>
+          <w:rFonts w:ascii="宋体" w:eastAsia="宋体" w:hAnsi="宋体" w:hint="eastAsia"/>
+          <w:sz w:val="18"/>
+          <w:szCs w:val="20"/>
+        </w:rPr>
+        <w:t>1</w:t>
+      </w:r>
+      <w:r>
+        <w:rPr>
+          <w:rFonts w:ascii="宋体" w:eastAsia="宋体" w:hAnsi="宋体" w:hint="eastAsia"/>
+          <w:sz w:val="18"/>
+          <w:szCs w:val="20"/>
+        </w:rPr>
+        <w:t>5</w:t>
+      </w:r>
+      <w:r>
+        <w:rPr>
+          <w:rFonts w:ascii="宋体" w:eastAsia="宋体" w:hAnsi="宋体" w:hint="eastAsia"/>
+          <w:sz w:val="18"/>
+          <w:szCs w:val="20"/>
+        </w:rPr>
+        <w:t>]</w:t>
       </w:r>
       <w:r>
         <w:rPr>
@@ -3439,7 +6410,7 @@
         </w:rPr>
         <w:t xml:space="preserve"> </w:t>
       </w:r>
-      <w:hyperlink r:id="rId18" w:history="1">
+      <w:hyperlink r:id="rId27" w:history="1">
         <w:r>
           <w:rPr>
             <w:rStyle w:val="af2"/>
@@ -3465,7 +6436,39 @@
           <w:sz w:val="18"/>
           <w:szCs w:val="20"/>
         </w:rPr>
-        <w:t>[]扇区:</w:t>
+        <w:t>[</w:t>
+      </w:r>
+      <w:r>
+        <w:rPr>
+          <w:rFonts w:ascii="宋体" w:eastAsia="宋体" w:hAnsi="宋体" w:hint="eastAsia"/>
+          <w:sz w:val="18"/>
+          <w:szCs w:val="20"/>
+        </w:rPr>
+        <w:t>16</w:t>
+      </w:r>
+      <w:r>
+        <w:rPr>
+          <w:rFonts w:ascii="宋体" w:eastAsia="宋体" w:hAnsi="宋体" w:hint="eastAsia"/>
+          <w:sz w:val="18"/>
+          <w:szCs w:val="20"/>
+        </w:rPr>
+        <w:t>]</w:t>
+      </w:r>
+      <w:r>
+        <w:rPr>
+          <w:rFonts w:ascii="宋体" w:eastAsia="宋体" w:hAnsi="宋体" w:hint="eastAsia"/>
+          <w:sz w:val="18"/>
+          <w:szCs w:val="20"/>
+        </w:rPr>
+        <w:t>ARM常用寄存器+7种处理器模式</w:t>
+      </w:r>
+      <w:r>
+        <w:rPr>
+          <w:rFonts w:ascii="宋体" w:eastAsia="宋体" w:hAnsi="宋体" w:hint="eastAsia"/>
+          <w:sz w:val="18"/>
+          <w:szCs w:val="20"/>
+        </w:rPr>
+        <w:t>:</w:t>
       </w:r>
       <w:r>
         <w:rPr>
@@ -3473,7 +6476,115 @@
         </w:rPr>
         <w:t xml:space="preserve"> </w:t>
       </w:r>
-      <w:hyperlink r:id="rId19" w:history="1">
+      <w:hyperlink r:id="rId28" w:history="1">
+        <w:r>
+          <w:rPr>
+            <w:rStyle w:val="af2"/>
+            <w:rFonts w:ascii="宋体" w:eastAsia="宋体" w:hAnsi="宋体" w:hint="eastAsia"/>
+            <w:sz w:val="18"/>
+            <w:szCs w:val="20"/>
+          </w:rPr>
+          <w:t>https://zhuanlan.zhihu.com/p/699572723</w:t>
+        </w:r>
+      </w:hyperlink>
+    </w:p>
+    <w:p>
+      <w:pPr>
+        <w:rPr>
+          <w:rFonts w:ascii="宋体" w:eastAsia="宋体" w:hAnsi="宋体"/>
+          <w:sz w:val="18"/>
+          <w:szCs w:val="20"/>
+        </w:rPr>
+      </w:pPr>
+      <w:r>
+        <w:rPr>
+          <w:rFonts w:ascii="宋体" w:eastAsia="宋体" w:hAnsi="宋体" w:hint="eastAsia"/>
+          <w:sz w:val="18"/>
+          <w:szCs w:val="20"/>
+        </w:rPr>
+        <w:t>[</w:t>
+      </w:r>
+      <w:r>
+        <w:rPr>
+          <w:rFonts w:ascii="宋体" w:eastAsia="宋体" w:hAnsi="宋体" w:hint="eastAsia"/>
+          <w:sz w:val="18"/>
+          <w:szCs w:val="20"/>
+        </w:rPr>
+        <w:t>17</w:t>
+      </w:r>
+      <w:r>
+        <w:rPr>
+          <w:rFonts w:ascii="宋体" w:eastAsia="宋体" w:hAnsi="宋体" w:hint="eastAsia"/>
+          <w:sz w:val="18"/>
+          <w:szCs w:val="20"/>
+        </w:rPr>
+        <w:t>]一起学RISC-V汇编第3讲之寄存器:</w:t>
+      </w:r>
+      <w:r>
+        <w:rPr>
+          <w:rFonts w:hint="eastAsia"/>
+        </w:rPr>
+        <w:t xml:space="preserve"> </w:t>
+      </w:r>
+      <w:hyperlink r:id="rId29" w:history="1">
+        <w:r>
+          <w:rPr>
+            <w:rStyle w:val="af2"/>
+            <w:rFonts w:ascii="宋体" w:eastAsia="宋体" w:hAnsi="宋体" w:hint="eastAsia"/>
+            <w:sz w:val="18"/>
+            <w:szCs w:val="20"/>
+          </w:rPr>
+          <w:t>https://www.cnblogs.com/sureZ-learning/p/18306366</w:t>
+        </w:r>
+      </w:hyperlink>
+    </w:p>
+    <w:p>
+      <w:pPr>
+        <w:rPr>
+          <w:rFonts w:ascii="宋体" w:eastAsia="宋体" w:hAnsi="宋体" w:hint="eastAsia"/>
+          <w:sz w:val="18"/>
+          <w:szCs w:val="20"/>
+        </w:rPr>
+      </w:pPr>
+      <w:r>
+        <w:rPr>
+          <w:rFonts w:ascii="宋体" w:eastAsia="宋体" w:hAnsi="宋体" w:hint="eastAsia"/>
+          <w:sz w:val="18"/>
+          <w:szCs w:val="20"/>
+        </w:rPr>
+        <w:t>[</w:t>
+      </w:r>
+      <w:r>
+        <w:rPr>
+          <w:rFonts w:ascii="宋体" w:eastAsia="宋体" w:hAnsi="宋体" w:hint="eastAsia"/>
+          <w:sz w:val="18"/>
+          <w:szCs w:val="20"/>
+        </w:rPr>
+        <w:t>1</w:t>
+      </w:r>
+      <w:r>
+        <w:rPr>
+          <w:rFonts w:ascii="宋体" w:eastAsia="宋体" w:hAnsi="宋体" w:hint="eastAsia"/>
+          <w:sz w:val="18"/>
+          <w:szCs w:val="20"/>
+        </w:rPr>
+        <w:t>8</w:t>
+      </w:r>
+      <w:r>
+        <w:rPr>
+          <w:rFonts w:ascii="宋体" w:eastAsia="宋体" w:hAnsi="宋体" w:hint="eastAsia"/>
+          <w:sz w:val="18"/>
+          <w:szCs w:val="20"/>
+        </w:rPr>
+        <w:t>]扇区:</w:t>
+      </w:r>
+      <w:r>
+        <w:rPr>
+          <w:rFonts w:hint="eastAsia"/>
+        </w:rPr>
+        <w:t xml:space="preserve"> </w:t>
+      </w:r>
+      <w:hyperlink r:id="rId30" w:history="1">
         <w:r>
           <w:rPr>
             <w:rStyle w:val="af2"/>
@@ -3499,7 +6610,39 @@
           <w:sz w:val="18"/>
           <w:szCs w:val="20"/>
         </w:rPr>
-        <w:t>[]高级格式化:</w:t>
+        <w:t>[</w:t>
+      </w:r>
+      <w:r>
+        <w:rPr>
+          <w:rFonts w:ascii="宋体" w:eastAsia="宋体" w:hAnsi="宋体" w:hint="eastAsia"/>
+          <w:sz w:val="18"/>
+          <w:szCs w:val="20"/>
+        </w:rPr>
+        <w:t>1</w:t>
+      </w:r>
+      <w:r>
+        <w:rPr>
+          <w:rFonts w:ascii="宋体" w:eastAsia="宋体" w:hAnsi="宋体" w:hint="eastAsia"/>
+          <w:sz w:val="18"/>
+          <w:szCs w:val="20"/>
+        </w:rPr>
+        <w:t>9</w:t>
+      </w:r>
+      <w:r>
+        <w:rPr>
+          <w:rFonts w:ascii="宋体" w:eastAsia="宋体" w:hAnsi="宋体" w:hint="eastAsia"/>
+          <w:sz w:val="18"/>
+          <w:szCs w:val="20"/>
+        </w:rPr>
+        <w:t>]</w:t>
+      </w:r>
+      <w:r>
+        <w:rPr>
+          <w:rFonts w:ascii="宋体" w:eastAsia="宋体" w:hAnsi="宋体" w:hint="eastAsia"/>
+          <w:sz w:val="18"/>
+          <w:szCs w:val="20"/>
+        </w:rPr>
+        <w:t>高级格式化:</w:t>
       </w:r>
       <w:r>
         <w:rPr>
@@ -3507,7 +6650,7 @@
         </w:rPr>
         <w:t xml:space="preserve"> </w:t>
       </w:r>
-      <w:hyperlink r:id="rId20" w:history="1">
+      <w:hyperlink r:id="rId31" w:history="1">
         <w:r>
           <w:rPr>
             <w:rStyle w:val="af2"/>
@@ -3518,6 +6661,283 @@
           <w:t>https://baike.baidu.com/item/%E9%AB%98%E7%BA%A7%E6%A0%BC%E5%BC%8F%E5%8C%96/7596476</w:t>
         </w:r>
       </w:hyperlink>
+    </w:p>
+    <w:p>
+      <w:pPr>
+        <w:rPr>
+          <w:rFonts w:ascii="宋体" w:eastAsia="宋体" w:hAnsi="宋体" w:hint="eastAsia"/>
+          <w:sz w:val="18"/>
+          <w:szCs w:val="20"/>
+        </w:rPr>
+      </w:pPr>
+      <w:r>
+        <w:rPr>
+          <w:rFonts w:ascii="宋体" w:eastAsia="宋体" w:hAnsi="宋体" w:hint="eastAsia"/>
+          <w:sz w:val="18"/>
+          <w:szCs w:val="20"/>
+        </w:rPr>
+        <w:t>[</w:t>
+      </w:r>
+      <w:r>
+        <w:rPr>
+          <w:rFonts w:ascii="宋体" w:eastAsia="宋体" w:hAnsi="宋体" w:hint="eastAsia"/>
+          <w:sz w:val="18"/>
+          <w:szCs w:val="20"/>
+        </w:rPr>
+        <w:t>20</w:t>
+      </w:r>
+      <w:r>
+        <w:rPr>
+          <w:rFonts w:ascii="宋体" w:eastAsia="宋体" w:hAnsi="宋体" w:hint="eastAsia"/>
+          <w:sz w:val="18"/>
+          <w:szCs w:val="20"/>
+        </w:rPr>
+        <w:t>]DDR4内存的初始化和校准:</w:t>
+      </w:r>
+      <w:r>
+        <w:rPr>
+          <w:rFonts w:hint="eastAsia"/>
+        </w:rPr>
+        <w:t xml:space="preserve"> </w:t>
+      </w:r>
+      <w:hyperlink r:id="rId32" w:history="1">
+        <w:r>
+          <w:rPr>
+            <w:rStyle w:val="af2"/>
+            <w:rFonts w:ascii="宋体" w:eastAsia="宋体" w:hAnsi="宋体" w:hint="eastAsia"/>
+            <w:sz w:val="18"/>
+            <w:szCs w:val="20"/>
+          </w:rPr>
+          <w:t>https://www.vxworks.net/x86/1248-ddr4-initialization-and-calibration</w:t>
+        </w:r>
+      </w:hyperlink>
+    </w:p>
+    <w:p>
+      <w:pPr>
+        <w:rPr>
+          <w:rFonts w:ascii="宋体" w:eastAsia="宋体" w:hAnsi="宋体" w:hint="eastAsia"/>
+          <w:sz w:val="18"/>
+          <w:szCs w:val="20"/>
+        </w:rPr>
+      </w:pPr>
+      <w:r>
+        <w:rPr>
+          <w:rFonts w:ascii="宋体" w:eastAsia="宋体" w:hAnsi="宋体" w:hint="eastAsia"/>
+          <w:sz w:val="18"/>
+          <w:szCs w:val="20"/>
+        </w:rPr>
+        <w:t>[</w:t>
+      </w:r>
+      <w:r>
+        <w:rPr>
+          <w:rFonts w:ascii="宋体" w:eastAsia="宋体" w:hAnsi="宋体" w:hint="eastAsia"/>
+          <w:sz w:val="18"/>
+          <w:szCs w:val="20"/>
+        </w:rPr>
+        <w:t>21</w:t>
+      </w:r>
+      <w:r>
+        <w:rPr>
+          <w:rFonts w:ascii="宋体" w:eastAsia="宋体" w:hAnsi="宋体" w:hint="eastAsia"/>
+          <w:sz w:val="18"/>
+          <w:szCs w:val="20"/>
+        </w:rPr>
+        <w:t>]</w:t>
+      </w:r>
+      <w:proofErr w:type="spellStart"/>
+      <w:r>
+        <w:rPr>
+          <w:rFonts w:ascii="宋体" w:eastAsia="宋体" w:hAnsi="宋体" w:hint="eastAsia"/>
+          <w:sz w:val="18"/>
+          <w:szCs w:val="20"/>
+        </w:rPr>
+        <w:t>ddr</w:t>
+      </w:r>
+      <w:proofErr w:type="spellEnd"/>
+      <w:r>
+        <w:rPr>
+          <w:rFonts w:ascii="宋体" w:eastAsia="宋体" w:hAnsi="宋体" w:hint="eastAsia"/>
+          <w:sz w:val="18"/>
+          <w:szCs w:val="20"/>
+        </w:rPr>
+        <w:t>模式寄存器配置:</w:t>
+      </w:r>
+      <w:r>
+        <w:rPr>
+          <w:rFonts w:hint="eastAsia"/>
+        </w:rPr>
+        <w:t xml:space="preserve"> </w:t>
+      </w:r>
+      <w:hyperlink r:id="rId33" w:history="1">
+        <w:r>
+          <w:rPr>
+            <w:rStyle w:val="af2"/>
+            <w:rFonts w:ascii="宋体" w:eastAsia="宋体" w:hAnsi="宋体" w:hint="eastAsia"/>
+            <w:sz w:val="18"/>
+            <w:szCs w:val="20"/>
+          </w:rPr>
+          <w:t>https://blog.csdn.net/clj609/article/details/138394318</w:t>
+        </w:r>
+      </w:hyperlink>
+    </w:p>
+    <w:p>
+      <w:pPr>
+        <w:rPr>
+          <w:rFonts w:ascii="宋体" w:eastAsia="宋体" w:hAnsi="宋体" w:hint="eastAsia"/>
+          <w:sz w:val="18"/>
+          <w:szCs w:val="20"/>
+        </w:rPr>
+      </w:pPr>
+      <w:r>
+        <w:rPr>
+          <w:rFonts w:ascii="宋体" w:eastAsia="宋体" w:hAnsi="宋体" w:hint="eastAsia"/>
+          <w:sz w:val="18"/>
+          <w:szCs w:val="20"/>
+        </w:rPr>
+        <w:t>[</w:t>
+      </w:r>
+      <w:r>
+        <w:rPr>
+          <w:rFonts w:ascii="宋体" w:eastAsia="宋体" w:hAnsi="宋体" w:hint="eastAsia"/>
+          <w:sz w:val="18"/>
+          <w:szCs w:val="20"/>
+        </w:rPr>
+        <w:t>2</w:t>
+      </w:r>
+      <w:r>
+        <w:rPr>
+          <w:rFonts w:ascii="宋体" w:eastAsia="宋体" w:hAnsi="宋体" w:hint="eastAsia"/>
+          <w:sz w:val="18"/>
+          <w:szCs w:val="20"/>
+        </w:rPr>
+        <w:t>2</w:t>
+      </w:r>
+      <w:r>
+        <w:rPr>
+          <w:rFonts w:ascii="宋体" w:eastAsia="宋体" w:hAnsi="宋体" w:hint="eastAsia"/>
+          <w:sz w:val="18"/>
+          <w:szCs w:val="20"/>
+        </w:rPr>
+        <w:t>]眼图:</w:t>
+      </w:r>
+      <w:r>
+        <w:rPr>
+          <w:rFonts w:hint="eastAsia"/>
+        </w:rPr>
+        <w:t xml:space="preserve"> </w:t>
+      </w:r>
+      <w:hyperlink r:id="rId34" w:history="1">
+        <w:r>
+          <w:rPr>
+            <w:rStyle w:val="af2"/>
+            <w:rFonts w:ascii="宋体" w:eastAsia="宋体" w:hAnsi="宋体" w:hint="eastAsia"/>
+            <w:sz w:val="18"/>
+            <w:szCs w:val="20"/>
+          </w:rPr>
+          <w:t>https://zhuanlan.zhihu.com/p/614372229</w:t>
+        </w:r>
+      </w:hyperlink>
+    </w:p>
+    <w:p>
+      <w:pPr>
+        <w:rPr>
+          <w:rFonts w:ascii="宋体" w:eastAsia="宋体" w:hAnsi="宋体" w:hint="eastAsia"/>
+          <w:sz w:val="18"/>
+          <w:szCs w:val="20"/>
+        </w:rPr>
+      </w:pPr>
+      <w:r>
+        <w:rPr>
+          <w:rFonts w:ascii="宋体" w:eastAsia="宋体" w:hAnsi="宋体" w:hint="eastAsia"/>
+          <w:sz w:val="18"/>
+          <w:szCs w:val="20"/>
+        </w:rPr>
+        <w:t>[</w:t>
+      </w:r>
+      <w:r>
+        <w:rPr>
+          <w:rFonts w:ascii="宋体" w:eastAsia="宋体" w:hAnsi="宋体" w:hint="eastAsia"/>
+          <w:sz w:val="18"/>
+          <w:szCs w:val="20"/>
+        </w:rPr>
+        <w:t>2</w:t>
+      </w:r>
+      <w:r>
+        <w:rPr>
+          <w:rFonts w:ascii="宋体" w:eastAsia="宋体" w:hAnsi="宋体" w:hint="eastAsia"/>
+          <w:sz w:val="18"/>
+          <w:szCs w:val="20"/>
+        </w:rPr>
+        <w:t>3</w:t>
+      </w:r>
+      <w:r>
+        <w:rPr>
+          <w:rFonts w:ascii="宋体" w:eastAsia="宋体" w:hAnsi="宋体" w:hint="eastAsia"/>
+          <w:sz w:val="18"/>
+          <w:szCs w:val="20"/>
+        </w:rPr>
+        <w:t>]</w:t>
+      </w:r>
+      <w:r>
+        <w:rPr>
+          <w:rFonts w:ascii="宋体" w:eastAsia="宋体" w:hAnsi="宋体" w:hint="eastAsia"/>
+          <w:sz w:val="18"/>
+          <w:szCs w:val="20"/>
+        </w:rPr>
+        <w:t>20231106-【锁相环PLL学习总结】原理/</w:t>
+      </w:r>
+      <w:proofErr w:type="spellStart"/>
+      <w:r>
+        <w:rPr>
+          <w:rFonts w:ascii="宋体" w:eastAsia="宋体" w:hAnsi="宋体" w:hint="eastAsia"/>
+          <w:sz w:val="18"/>
+          <w:szCs w:val="20"/>
+        </w:rPr>
+        <w:t>simulink</w:t>
+      </w:r>
+      <w:proofErr w:type="spellEnd"/>
+      <w:r>
+        <w:rPr>
+          <w:rFonts w:ascii="宋体" w:eastAsia="宋体" w:hAnsi="宋体" w:hint="eastAsia"/>
+          <w:sz w:val="18"/>
+          <w:szCs w:val="20"/>
+        </w:rPr>
+        <w:t>仿真/电荷泵锁相环/任意频率锁定跟踪</w:t>
+      </w:r>
+      <w:r>
+        <w:rPr>
+          <w:rFonts w:ascii="宋体" w:eastAsia="宋体" w:hAnsi="宋体" w:hint="eastAsia"/>
+          <w:sz w:val="18"/>
+          <w:szCs w:val="20"/>
+        </w:rPr>
+        <w:t>:</w:t>
+      </w:r>
+      <w:r>
+        <w:rPr>
+          <w:rFonts w:hint="eastAsia"/>
+        </w:rPr>
+        <w:t xml:space="preserve"> </w:t>
+      </w:r>
+      <w:hyperlink r:id="rId35" w:history="1">
+        <w:r>
+          <w:rPr>
+            <w:rStyle w:val="af2"/>
+            <w:rFonts w:ascii="宋体" w:eastAsia="宋体" w:hAnsi="宋体" w:hint="eastAsia"/>
+            <w:sz w:val="18"/>
+            <w:szCs w:val="20"/>
+          </w:rPr>
+          <w:t>https://zhuanlan.zhihu.com/p/665365512</w:t>
+        </w:r>
+      </w:hyperlink>
+    </w:p>
+    <w:p>
+      <w:pPr>
+        <w:rPr>
+          <w:rFonts w:ascii="宋体" w:eastAsia="宋体" w:hAnsi="宋体" w:hint="eastAsia"/>
+          <w:sz w:val="18"/>
+          <w:szCs w:val="20"/>
+        </w:rPr>
+      </w:pPr>
     </w:p>
     <w:sectPr>
       <w:pgSz w:w="11906" w:h="16838"/>
@@ -4930,6 +8350,18 @@
       <w:shd w:val="clear" w:color="auto" w:fill="E1DFDD"/>
     </w:rPr>
   </w:style>
+  <w:style w:type="character" w:styleId="af4">
+    <w:name w:val="FollowedHyperlink"/>
+    <w:basedOn w:val="a0"/>
+    <w:uiPriority w:val="99"/>
+    <w:semiHidden/>
+    <w:unhideWhenUsed/>
+    <w:rsid w:val="00DF5856"/>
+    <w:rPr>
+      <w:color w:val="954F72" w:themeColor="followedHyperlink"/>
+      <w:u w:val="single"/>
+    </w:rPr>
+  </w:style>
 </w:styles>
 </file>
 

--- a/Homework/research-report.docx
+++ b/Homework/research-report.docx
@@ -66,7 +66,7 @@
       <w:pPr>
         <w:jc w:val="both"/>
         <w:rPr>
-          <w:rFonts w:ascii="宋体" w:eastAsia="宋体" w:hAnsi="宋体"/>
+          <w:rFonts w:ascii="宋体" w:eastAsia="宋体" w:hAnsi="宋体" w:hint="eastAsia"/>
           <w:sz w:val="24"/>
           <w:szCs w:val="28"/>
         </w:rPr>
@@ -215,7 +215,39 @@
           <w:sz w:val="24"/>
           <w:szCs w:val="28"/>
         </w:rPr>
-        <w:t>DRAM的初始化机制做了探讨</w:t>
+        <w:t>DRAM的初始化机制</w:t>
+      </w:r>
+      <w:r>
+        <w:rPr>
+          <w:rFonts w:ascii="宋体" w:eastAsia="宋体" w:hAnsi="宋体" w:hint="eastAsia"/>
+          <w:sz w:val="24"/>
+          <w:szCs w:val="28"/>
+        </w:rPr>
+        <w:t>、ARM架构的版本更新</w:t>
+      </w:r>
+      <w:r>
+        <w:rPr>
+          <w:rFonts w:ascii="宋体" w:eastAsia="宋体" w:hAnsi="宋体" w:hint="eastAsia"/>
+          <w:sz w:val="24"/>
+          <w:szCs w:val="28"/>
+        </w:rPr>
+        <w:t>情况</w:t>
+      </w:r>
+      <w:r>
+        <w:rPr>
+          <w:rFonts w:ascii="宋体" w:eastAsia="宋体" w:hAnsi="宋体" w:hint="eastAsia"/>
+          <w:sz w:val="24"/>
+          <w:szCs w:val="28"/>
+        </w:rPr>
+        <w:t>等</w:t>
+      </w:r>
+      <w:r>
+        <w:rPr>
+          <w:rFonts w:ascii="宋体" w:eastAsia="宋体" w:hAnsi="宋体" w:hint="eastAsia"/>
+          <w:sz w:val="24"/>
+          <w:szCs w:val="28"/>
+        </w:rPr>
+        <w:t>做了探讨</w:t>
       </w:r>
       <w:r>
         <w:rPr>
@@ -479,25 +511,7 @@
           <w:sz w:val="24"/>
           <w:szCs w:val="28"/>
         </w:rPr>
-        <w:t>是计算机系统</w:t>
-      </w:r>
-      <w:proofErr w:type="gramStart"/>
-      <w:r>
-        <w:rPr>
-          <w:rFonts w:ascii="宋体" w:eastAsia="宋体" w:hAnsi="宋体" w:hint="eastAsia"/>
-          <w:sz w:val="24"/>
-          <w:szCs w:val="28"/>
-        </w:rPr>
-        <w:t>最</w:t>
-      </w:r>
-      <w:proofErr w:type="gramEnd"/>
-      <w:r>
-        <w:rPr>
-          <w:rFonts w:ascii="宋体" w:eastAsia="宋体" w:hAnsi="宋体" w:hint="eastAsia"/>
-          <w:sz w:val="24"/>
-          <w:szCs w:val="28"/>
-        </w:rPr>
-        <w:t>基础也是最重要的操作之一，直接影响系统的可靠性、安全性和启动速度。随着计算机技术的发展，不同架构的计算机在开机过程中形成了各自的特点</w:t>
+        <w:t>是计算机系统最基础也是最重要的操作之一，直接影响系统的可靠性、安全性和启动速度。随着计算机技术的发展，不同架构的计算机在开机过程中形成了各自的特点</w:t>
       </w:r>
       <w:r>
         <w:rPr>
@@ -646,39 +660,36 @@
           <w:sz w:val="24"/>
           <w:szCs w:val="28"/>
         </w:rPr>
-        <w:t>主板上的基板管理控制器或超级I/O芯片接收到</w:t>
-      </w:r>
-      <w:proofErr w:type="gramStart"/>
-      <w:r>
-        <w:rPr>
-          <w:rFonts w:ascii="宋体" w:eastAsia="宋体" w:hAnsi="宋体" w:hint="eastAsia"/>
-          <w:sz w:val="24"/>
-          <w:szCs w:val="28"/>
-        </w:rPr>
-        <w:t>信号并启</w:t>
-      </w:r>
-      <w:proofErr w:type="gramEnd"/>
+        <w:t>主板上的基板管理控制器或超级I/O芯片接收到信号并启动系统电源供应器</w:t>
+      </w:r>
+      <w:r>
+        <w:rPr>
+          <w:rFonts w:ascii="宋体" w:eastAsia="宋体" w:hAnsi="宋体" w:hint="eastAsia"/>
+          <w:sz w:val="24"/>
+          <w:szCs w:val="28"/>
+        </w:rPr>
+        <w:t>，主板上的控制芯片组向CPU发出并保持RESET信号。电源供</w:t>
+      </w:r>
       <w:r>
         <w:rPr>
           <w:rFonts w:ascii="宋体" w:eastAsia="宋体" w:hAnsi="宋体"/>
-          <w:noProof/>
           <w:sz w:val="24"/>
           <w:szCs w:val="28"/>
         </w:rPr>
         <w:lastRenderedPageBreak/>
         <w:drawing>
-          <wp:anchor distT="0" distB="0" distL="114300" distR="114300" simplePos="0" relativeHeight="251655168" behindDoc="0" locked="0" layoutInCell="1" allowOverlap="1" wp14:anchorId="0EEB733A" wp14:editId="6F25CFC8">
+          <wp:anchor distT="0" distB="0" distL="114300" distR="114300" simplePos="0" relativeHeight="251668480" behindDoc="0" locked="0" layoutInCell="1" allowOverlap="1" wp14:anchorId="55ADD66D" wp14:editId="0E744128">
             <wp:simplePos x="0" y="0"/>
             <wp:positionH relativeFrom="margin">
               <wp:align>right</wp:align>
             </wp:positionH>
             <wp:positionV relativeFrom="paragraph">
-              <wp:posOffset>0</wp:posOffset>
+              <wp:posOffset>511</wp:posOffset>
             </wp:positionV>
             <wp:extent cx="1998345" cy="8863330"/>
             <wp:effectExtent l="0" t="0" r="1905" b="0"/>
             <wp:wrapSquare wrapText="bothSides"/>
-            <wp:docPr id="1071589401" name="图片 1"/>
+            <wp:docPr id="1843941046" name="图片 1"/>
             <wp:cNvGraphicFramePr>
               <a:graphicFrameLocks xmlns:a="http://schemas.openxmlformats.org/drawingml/2006/main" noChangeAspect="1"/>
             </wp:cNvGraphicFramePr>
@@ -686,17 +697,11 @@
               <a:graphicData uri="http://schemas.openxmlformats.org/drawingml/2006/picture">
                 <pic:pic xmlns:pic="http://schemas.openxmlformats.org/drawingml/2006/picture">
                   <pic:nvPicPr>
-                    <pic:cNvPr id="1071589401" name=""/>
+                    <pic:cNvPr id="1843941046" name=""/>
                     <pic:cNvPicPr/>
                   </pic:nvPicPr>
                   <pic:blipFill>
-                    <a:blip r:embed="rId7" cstate="print">
-                      <a:extLst>
-                        <a:ext uri="{28A0092B-C50C-407E-A947-70E740481C1C}">
-                          <a14:useLocalDpi xmlns:a14="http://schemas.microsoft.com/office/drawing/2010/main" val="0"/>
-                        </a:ext>
-                      </a:extLst>
-                    </a:blip>
+                    <a:blip r:embed="rId7"/>
                     <a:stretch>
                       <a:fillRect/>
                     </a:stretch>
@@ -722,15 +727,7 @@
           <w:sz w:val="24"/>
           <w:szCs w:val="28"/>
         </w:rPr>
-        <w:t>动系统电源供应器</w:t>
-      </w:r>
-      <w:r>
-        <w:rPr>
-          <w:rFonts w:ascii="宋体" w:eastAsia="宋体" w:hAnsi="宋体" w:hint="eastAsia"/>
-          <w:sz w:val="24"/>
-          <w:szCs w:val="28"/>
-        </w:rPr>
-        <w:t>，主板上的控制芯片组向CPU发出并保持RESET信号。电源供应器的各路输出电压稳定后，向主板发送Power</w:t>
+        <w:t>应器的各路输出电压稳定后，向主板发送Power</w:t>
       </w:r>
       <w:r>
         <w:rPr>
@@ -786,25 +783,7 @@
           <w:sz w:val="24"/>
           <w:szCs w:val="28"/>
         </w:rPr>
-        <w:t>，CS</w:t>
-      </w:r>
-      <w:proofErr w:type="gramStart"/>
-      <w:r>
-        <w:rPr>
-          <w:rFonts w:ascii="宋体" w:eastAsia="宋体" w:hAnsi="宋体" w:hint="eastAsia"/>
-          <w:sz w:val="24"/>
-          <w:szCs w:val="28"/>
-        </w:rPr>
-        <w:t>寄存器值置为</w:t>
-      </w:r>
-      <w:proofErr w:type="gramEnd"/>
-      <w:r>
-        <w:rPr>
-          <w:rFonts w:ascii="宋体" w:eastAsia="宋体" w:hAnsi="宋体" w:hint="eastAsia"/>
-          <w:sz w:val="24"/>
-          <w:szCs w:val="28"/>
-        </w:rPr>
-        <w:t>0xF</w:t>
+        <w:t>，CS寄存器值置为0xF</w:t>
       </w:r>
       <w:r>
         <w:rPr>
@@ -820,25 +799,7 @@
           <w:sz w:val="24"/>
           <w:szCs w:val="28"/>
         </w:rPr>
-        <w:t>，IP寄存器</w:t>
-      </w:r>
-      <w:proofErr w:type="gramStart"/>
-      <w:r>
-        <w:rPr>
-          <w:rFonts w:ascii="宋体" w:eastAsia="宋体" w:hAnsi="宋体" w:hint="eastAsia"/>
-          <w:sz w:val="24"/>
-          <w:szCs w:val="28"/>
-        </w:rPr>
-        <w:t>的值置为</w:t>
-      </w:r>
-      <w:proofErr w:type="gramEnd"/>
-      <w:r>
-        <w:rPr>
-          <w:rFonts w:ascii="宋体" w:eastAsia="宋体" w:hAnsi="宋体" w:hint="eastAsia"/>
-          <w:sz w:val="24"/>
-          <w:szCs w:val="28"/>
-        </w:rPr>
-        <w:t>0x</w:t>
+        <w:t>，IP寄存器的值置为0x</w:t>
       </w:r>
       <w:r>
         <w:rPr>
@@ -946,25 +907,7 @@
           <w:sz w:val="24"/>
           <w:szCs w:val="28"/>
         </w:rPr>
-        <w:t xml:space="preserve">系统BIOS首先执行POST自检（Power-On </w:t>
-      </w:r>
-      <w:proofErr w:type="spellStart"/>
-      <w:r>
-        <w:rPr>
-          <w:rFonts w:ascii="宋体" w:eastAsia="宋体" w:hAnsi="宋体" w:hint="eastAsia"/>
-          <w:sz w:val="24"/>
-          <w:szCs w:val="28"/>
-        </w:rPr>
-        <w:t>Self Test</w:t>
-      </w:r>
-      <w:proofErr w:type="spellEnd"/>
-      <w:r>
-        <w:rPr>
-          <w:rFonts w:ascii="宋体" w:eastAsia="宋体" w:hAnsi="宋体" w:hint="eastAsia"/>
-          <w:sz w:val="24"/>
-          <w:szCs w:val="28"/>
-        </w:rPr>
-        <w:t>）</w:t>
+        <w:t>系统BIOS首先执行POST自检（Power-On Self Test）</w:t>
       </w:r>
       <w:r>
         <w:rPr>
@@ -1028,25 +971,7 @@
           <w:sz w:val="24"/>
           <w:szCs w:val="28"/>
         </w:rPr>
-        <w:t>如果自</w:t>
-      </w:r>
-      <w:proofErr w:type="gramStart"/>
-      <w:r>
-        <w:rPr>
-          <w:rFonts w:ascii="宋体" w:eastAsia="宋体" w:hAnsi="宋体" w:hint="eastAsia"/>
-          <w:sz w:val="24"/>
-          <w:szCs w:val="28"/>
-        </w:rPr>
-        <w:t>检过程</w:t>
-      </w:r>
-      <w:proofErr w:type="gramEnd"/>
-      <w:r>
-        <w:rPr>
-          <w:rFonts w:ascii="宋体" w:eastAsia="宋体" w:hAnsi="宋体" w:hint="eastAsia"/>
-          <w:sz w:val="24"/>
-          <w:szCs w:val="28"/>
-        </w:rPr>
-        <w:t>中检测到错误，系统BIOS将错误代码写入EAX寄存器，并通过</w:t>
+        <w:t>如果自检过程中检测到错误，系统BIOS将错误代码写入EAX寄存器，并通过</w:t>
       </w:r>
       <w:r>
         <w:rPr>
@@ -1335,6 +1260,14 @@
         </w:rPr>
         <w:t>ARM架构</w:t>
       </w:r>
+      <w:r>
+        <w:rPr>
+          <w:rFonts w:ascii="宋体" w:eastAsia="宋体" w:hAnsi="宋体" w:hint="eastAsia"/>
+          <w:sz w:val="24"/>
+          <w:szCs w:val="28"/>
+        </w:rPr>
+        <w:t>（ARMv7）</w:t>
+      </w:r>
     </w:p>
     <w:p>
       <w:pPr>
@@ -1352,72 +1285,46 @@
           <w:sz w:val="24"/>
           <w:szCs w:val="28"/>
         </w:rPr>
-        <w:t>ARM系统芯片上电后，程序计数器缺省指向芯片内部的</w:t>
-      </w:r>
-      <w:proofErr w:type="spellStart"/>
-      <w:r>
-        <w:rPr>
-          <w:rFonts w:ascii="宋体" w:eastAsia="宋体" w:hAnsi="宋体" w:hint="eastAsia"/>
-          <w:sz w:val="24"/>
-          <w:szCs w:val="28"/>
-        </w:rPr>
-        <w:t>BootROM</w:t>
-      </w:r>
-      <w:proofErr w:type="spellEnd"/>
-      <w:r>
-        <w:rPr>
-          <w:rFonts w:ascii="宋体" w:eastAsia="宋体" w:hAnsi="宋体" w:hint="eastAsia"/>
-          <w:sz w:val="24"/>
-          <w:szCs w:val="28"/>
-        </w:rPr>
-        <w:t>，CPU直接从其中抓取指令</w:t>
-      </w:r>
-      <w:r>
-        <w:rPr>
-          <w:rFonts w:ascii="宋体" w:eastAsia="宋体" w:hAnsi="宋体" w:hint="eastAsia"/>
-          <w:sz w:val="24"/>
-          <w:szCs w:val="28"/>
-        </w:rPr>
-        <w:t>，初始化芯片内部的SRAM和时钟总线。之后，</w:t>
-      </w:r>
-      <w:proofErr w:type="spellStart"/>
-      <w:r>
-        <w:rPr>
-          <w:rFonts w:ascii="宋体" w:eastAsia="宋体" w:hAnsi="宋体" w:hint="eastAsia"/>
-          <w:sz w:val="24"/>
-          <w:szCs w:val="28"/>
-        </w:rPr>
-        <w:t>BootROM</w:t>
-      </w:r>
-      <w:proofErr w:type="spellEnd"/>
-      <w:r>
-        <w:rPr>
-          <w:rFonts w:ascii="宋体" w:eastAsia="宋体" w:hAnsi="宋体" w:hint="eastAsia"/>
-          <w:sz w:val="24"/>
-          <w:szCs w:val="28"/>
-        </w:rPr>
-        <w:t>将存储在外部的非易失性介质中的第一阶段引导程序（FSBL/SPL）读取并复制到芯片内</w:t>
-      </w:r>
+        <w:t>芯片上电后，程序计数器缺省指向芯片内部的BootROM，CPU直接从其中抓取指令</w:t>
+      </w:r>
+      <w:r>
+        <w:rPr>
+          <w:rFonts w:ascii="宋体" w:eastAsia="宋体" w:hAnsi="宋体" w:hint="eastAsia"/>
+          <w:sz w:val="24"/>
+          <w:szCs w:val="28"/>
+        </w:rPr>
+        <w:t>，初始化芯片内部的SRAM和时钟总线。之后，BootROM将存储在外部的非易失性介质中的第一阶段引导程序（FSBL/SPL）读取并复制到芯片内部SRAM中。</w:t>
+      </w:r>
+    </w:p>
+    <w:p>
+      <w:pPr>
+        <w:ind w:firstLine="420"/>
+        <w:jc w:val="both"/>
+        <w:rPr>
+          <w:rFonts w:ascii="宋体" w:eastAsia="宋体" w:hAnsi="宋体" w:hint="eastAsia"/>
+          <w:sz w:val="24"/>
+          <w:szCs w:val="28"/>
+        </w:rPr>
+      </w:pPr>
       <w:r>
         <w:rPr>
           <w:rFonts w:ascii="宋体" w:eastAsia="宋体" w:hAnsi="宋体"/>
-          <w:noProof/>
           <w:sz w:val="24"/>
           <w:szCs w:val="28"/>
         </w:rPr>
         <w:drawing>
-          <wp:anchor distT="0" distB="0" distL="114300" distR="114300" simplePos="0" relativeHeight="251656192" behindDoc="0" locked="0" layoutInCell="1" allowOverlap="1" wp14:anchorId="233EEEE8" wp14:editId="18A122CC">
+          <wp:anchor distT="0" distB="0" distL="114300" distR="114300" simplePos="0" relativeHeight="251669504" behindDoc="0" locked="0" layoutInCell="1" allowOverlap="1" wp14:anchorId="575F2B76" wp14:editId="5ADB3855">
             <wp:simplePos x="0" y="0"/>
             <wp:positionH relativeFrom="margin">
-              <wp:align>right</wp:align>
+              <wp:posOffset>2484755</wp:posOffset>
             </wp:positionH>
             <wp:positionV relativeFrom="paragraph">
-              <wp:posOffset>0</wp:posOffset>
+              <wp:posOffset>23495</wp:posOffset>
             </wp:positionV>
-            <wp:extent cx="3277235" cy="4293235"/>
-            <wp:effectExtent l="0" t="0" r="0" b="0"/>
+            <wp:extent cx="2778125" cy="3639185"/>
+            <wp:effectExtent l="0" t="0" r="3175" b="0"/>
             <wp:wrapSquare wrapText="bothSides"/>
-            <wp:docPr id="667156507" name="图片 1"/>
+            <wp:docPr id="1215961628" name="图片 1"/>
             <wp:cNvGraphicFramePr>
               <a:graphicFrameLocks xmlns:a="http://schemas.openxmlformats.org/drawingml/2006/main" noChangeAspect="1"/>
             </wp:cNvGraphicFramePr>
@@ -1425,17 +1332,11 @@
               <a:graphicData uri="http://schemas.openxmlformats.org/drawingml/2006/picture">
                 <pic:pic xmlns:pic="http://schemas.openxmlformats.org/drawingml/2006/picture">
                   <pic:nvPicPr>
-                    <pic:cNvPr id="667156507" name=""/>
+                    <pic:cNvPr id="1215961628" name=""/>
                     <pic:cNvPicPr/>
                   </pic:nvPicPr>
                   <pic:blipFill>
-                    <a:blip r:embed="rId8" cstate="print">
-                      <a:extLst>
-                        <a:ext uri="{28A0092B-C50C-407E-A947-70E740481C1C}">
-                          <a14:useLocalDpi xmlns:a14="http://schemas.microsoft.com/office/drawing/2010/main" val="0"/>
-                        </a:ext>
-                      </a:extLst>
-                    </a:blip>
+                    <a:blip r:embed="rId8"/>
                     <a:stretch>
                       <a:fillRect/>
                     </a:stretch>
@@ -1443,7 +1344,7 @@
                   <pic:spPr>
                     <a:xfrm>
                       <a:off x="0" y="0"/>
-                      <a:ext cx="3277235" cy="4293235"/>
+                      <a:ext cx="2778125" cy="3639185"/>
                     </a:xfrm>
                     <a:prstGeom prst="rect">
                       <a:avLst/>
@@ -1452,28 +1353,15 @@
                 </pic:pic>
               </a:graphicData>
             </a:graphic>
+            <wp14:sizeRelH relativeFrom="margin">
+              <wp14:pctWidth>0</wp14:pctWidth>
+            </wp14:sizeRelH>
+            <wp14:sizeRelV relativeFrom="margin">
+              <wp14:pctHeight>0</wp14:pctHeight>
+            </wp14:sizeRelV>
           </wp:anchor>
         </w:drawing>
       </w:r>
-      <w:r>
-        <w:rPr>
-          <w:rFonts w:ascii="宋体" w:eastAsia="宋体" w:hAnsi="宋体" w:hint="eastAsia"/>
-          <w:sz w:val="24"/>
-          <w:szCs w:val="28"/>
-        </w:rPr>
-        <w:t>部SRAM中。</w:t>
-      </w:r>
-    </w:p>
-    <w:p>
-      <w:pPr>
-        <w:ind w:firstLine="420"/>
-        <w:jc w:val="both"/>
-        <w:rPr>
-          <w:rFonts w:ascii="宋体" w:eastAsia="宋体" w:hAnsi="宋体" w:hint="eastAsia"/>
-          <w:sz w:val="24"/>
-          <w:szCs w:val="28"/>
-        </w:rPr>
-      </w:pPr>
       <w:r>
         <w:rPr>
           <w:rFonts w:ascii="宋体" w:eastAsia="宋体" w:hAnsi="宋体" w:hint="eastAsia"/>
@@ -1583,151 +1471,30 @@
         </w:numPr>
         <w:jc w:val="both"/>
         <w:rPr>
-          <w:rFonts w:ascii="宋体" w:eastAsia="宋体" w:hAnsi="宋体" w:hint="eastAsia"/>
-          <w:sz w:val="24"/>
-          <w:szCs w:val="28"/>
-        </w:rPr>
-      </w:pPr>
-      <w:r>
-        <w:rPr>
-          <w:rFonts w:ascii="宋体" w:eastAsia="宋体" w:hAnsi="宋体" w:hint="eastAsia"/>
-          <w:sz w:val="24"/>
-          <w:szCs w:val="28"/>
-        </w:rPr>
-        <w:t>RISC-V架构</w:t>
-      </w:r>
-    </w:p>
-    <w:p>
-      <w:pPr>
-        <w:ind w:firstLine="420"/>
-        <w:jc w:val="both"/>
-        <w:rPr>
-          <w:rFonts w:ascii="宋体" w:eastAsia="宋体" w:hAnsi="宋体" w:hint="eastAsia"/>
-          <w:sz w:val="24"/>
-          <w:szCs w:val="28"/>
-        </w:rPr>
-      </w:pPr>
-      <w:r>
-        <w:rPr>
-          <w:rFonts w:ascii="宋体" w:eastAsia="宋体" w:hAnsi="宋体" w:hint="eastAsia"/>
-          <w:sz w:val="24"/>
-          <w:szCs w:val="28"/>
-        </w:rPr>
-        <w:t>系统上电后唤醒所有硬件线程（Hart），CPU进入具有最高权限的机器模式（M-mode）。系统通过仲裁选出一个主Hart执行启动流程，其余Hart进入等待中断状态（WFI）。之后</w:t>
-      </w:r>
-      <w:r>
-        <w:rPr>
-          <w:rFonts w:ascii="宋体" w:eastAsia="宋体" w:hAnsi="宋体" w:hint="eastAsia"/>
-          <w:sz w:val="24"/>
-          <w:szCs w:val="28"/>
-        </w:rPr>
-        <w:t>主Hart的程序计数器跳入复位地址，开始执行芯片ROM中的</w:t>
-      </w:r>
-      <w:proofErr w:type="spellStart"/>
-      <w:r>
-        <w:rPr>
-          <w:rFonts w:ascii="宋体" w:eastAsia="宋体" w:hAnsi="宋体" w:hint="eastAsia"/>
-          <w:sz w:val="24"/>
-          <w:szCs w:val="28"/>
-        </w:rPr>
-        <w:t>BootROM</w:t>
-      </w:r>
-      <w:proofErr w:type="spellEnd"/>
-      <w:r>
-        <w:rPr>
-          <w:rFonts w:ascii="宋体" w:eastAsia="宋体" w:hAnsi="宋体" w:hint="eastAsia"/>
-          <w:sz w:val="24"/>
-          <w:szCs w:val="28"/>
-        </w:rPr>
-        <w:t>代码</w:t>
-      </w:r>
-      <w:r>
-        <w:rPr>
-          <w:rFonts w:ascii="宋体" w:eastAsia="宋体" w:hAnsi="宋体" w:hint="eastAsia"/>
-          <w:sz w:val="24"/>
-          <w:szCs w:val="28"/>
-        </w:rPr>
-        <w:t>，将</w:t>
-      </w:r>
-      <w:r>
-        <w:rPr>
-          <w:rFonts w:ascii="宋体" w:eastAsia="宋体" w:hAnsi="宋体" w:hint="eastAsia"/>
-          <w:sz w:val="24"/>
-          <w:szCs w:val="28"/>
-        </w:rPr>
-        <w:t>零级引导加载程序（ZSBL）从外部固件介质</w:t>
-      </w:r>
-      <w:r>
-        <w:rPr>
-          <w:rFonts w:ascii="宋体" w:eastAsia="宋体" w:hAnsi="宋体" w:hint="eastAsia"/>
-          <w:sz w:val="24"/>
-          <w:szCs w:val="28"/>
-        </w:rPr>
-        <w:t>加载</w:t>
-      </w:r>
-      <w:r>
-        <w:rPr>
-          <w:rFonts w:ascii="宋体" w:eastAsia="宋体" w:hAnsi="宋体" w:hint="eastAsia"/>
-          <w:sz w:val="24"/>
-          <w:szCs w:val="28"/>
-        </w:rPr>
-        <w:t>到L2缓存或片内SRAM中，</w:t>
-      </w:r>
-      <w:r>
-        <w:rPr>
-          <w:rFonts w:ascii="宋体" w:eastAsia="宋体" w:hAnsi="宋体" w:hint="eastAsia"/>
-          <w:sz w:val="24"/>
-          <w:szCs w:val="28"/>
-        </w:rPr>
-        <w:t>并</w:t>
-      </w:r>
-      <w:r>
-        <w:rPr>
-          <w:rFonts w:ascii="宋体" w:eastAsia="宋体" w:hAnsi="宋体" w:hint="eastAsia"/>
-          <w:sz w:val="24"/>
-          <w:szCs w:val="28"/>
-        </w:rPr>
-        <w:t>跳转执行</w:t>
-      </w:r>
-      <w:r>
-        <w:rPr>
-          <w:rFonts w:ascii="宋体" w:eastAsia="宋体" w:hAnsi="宋体" w:hint="eastAsia"/>
-          <w:sz w:val="24"/>
-          <w:szCs w:val="28"/>
-        </w:rPr>
-        <w:t>；零级引导加载程序加载第一阶段引导程序（FSBL）。</w:t>
-      </w:r>
-    </w:p>
-    <w:p>
-      <w:pPr>
-        <w:ind w:firstLine="420"/>
-        <w:jc w:val="both"/>
-        <w:rPr>
-          <w:rFonts w:ascii="宋体" w:eastAsia="宋体" w:hAnsi="宋体" w:hint="eastAsia"/>
-          <w:sz w:val="24"/>
-          <w:szCs w:val="28"/>
-        </w:rPr>
-      </w:pPr>
-      <w:r>
-        <w:rPr>
           <w:rFonts w:ascii="宋体" w:eastAsia="宋体" w:hAnsi="宋体"/>
-          <w:noProof/>
+          <w:sz w:val="24"/>
+          <w:szCs w:val="28"/>
+        </w:rPr>
+      </w:pPr>
+      <w:r>
+        <w:rPr>
+          <w:rFonts w:ascii="宋体" w:eastAsia="宋体" w:hAnsi="宋体"/>
           <w:sz w:val="24"/>
           <w:szCs w:val="28"/>
         </w:rPr>
         <w:drawing>
-          <wp:anchor distT="0" distB="0" distL="114300" distR="114300" simplePos="0" relativeHeight="251657216" behindDoc="0" locked="0" layoutInCell="1" allowOverlap="1" wp14:anchorId="782A0803" wp14:editId="78C0AF51">
+          <wp:anchor distT="0" distB="0" distL="114300" distR="114300" simplePos="0" relativeHeight="251671552" behindDoc="0" locked="0" layoutInCell="1" allowOverlap="1" wp14:anchorId="525405B3" wp14:editId="4221A20C">
             <wp:simplePos x="0" y="0"/>
             <wp:positionH relativeFrom="margin">
-              <wp:align>right</wp:align>
+              <wp:align>center</wp:align>
             </wp:positionH>
             <wp:positionV relativeFrom="paragraph">
-              <wp:posOffset>-3287477</wp:posOffset>
+              <wp:posOffset>353695</wp:posOffset>
             </wp:positionV>
-            <wp:extent cx="1210945" cy="8863330"/>
-            <wp:effectExtent l="0" t="0" r="8255" b="0"/>
+            <wp:extent cx="6025515" cy="1159510"/>
+            <wp:effectExtent l="0" t="0" r="0" b="2540"/>
             <wp:wrapSquare wrapText="bothSides"/>
-            <wp:docPr id="1848133822" name="图片 1"/>
+            <wp:docPr id="694333876" name="图片 1"/>
             <wp:cNvGraphicFramePr>
               <a:graphicFrameLocks xmlns:a="http://schemas.openxmlformats.org/drawingml/2006/main" noChangeAspect="1"/>
             </wp:cNvGraphicFramePr>
@@ -1735,17 +1502,423 @@
               <a:graphicData uri="http://schemas.openxmlformats.org/drawingml/2006/picture">
                 <pic:pic xmlns:pic="http://schemas.openxmlformats.org/drawingml/2006/picture">
                   <pic:nvPicPr>
-                    <pic:cNvPr id="1848133822" name=""/>
+                    <pic:cNvPr id="694333876" name=""/>
                     <pic:cNvPicPr/>
                   </pic:nvPicPr>
                   <pic:blipFill>
-                    <a:blip r:embed="rId9" cstate="print">
-                      <a:extLst>
-                        <a:ext uri="{28A0092B-C50C-407E-A947-70E740481C1C}">
-                          <a14:useLocalDpi xmlns:a14="http://schemas.microsoft.com/office/drawing/2010/main" val="0"/>
-                        </a:ext>
-                      </a:extLst>
-                    </a:blip>
+                    <a:blip r:embed="rId9"/>
+                    <a:stretch>
+                      <a:fillRect/>
+                    </a:stretch>
+                  </pic:blipFill>
+                  <pic:spPr>
+                    <a:xfrm>
+                      <a:off x="0" y="0"/>
+                      <a:ext cx="6025515" cy="1159510"/>
+                    </a:xfrm>
+                    <a:prstGeom prst="rect">
+                      <a:avLst/>
+                    </a:prstGeom>
+                  </pic:spPr>
+                </pic:pic>
+              </a:graphicData>
+            </a:graphic>
+            <wp14:sizeRelH relativeFrom="margin">
+              <wp14:pctWidth>0</wp14:pctWidth>
+            </wp14:sizeRelH>
+            <wp14:sizeRelV relativeFrom="margin">
+              <wp14:pctHeight>0</wp14:pctHeight>
+            </wp14:sizeRelV>
+          </wp:anchor>
+        </w:drawing>
+      </w:r>
+      <w:r>
+        <w:rPr>
+          <w:rFonts w:ascii="宋体" w:eastAsia="宋体" w:hAnsi="宋体" w:hint="eastAsia"/>
+          <w:sz w:val="24"/>
+          <w:szCs w:val="28"/>
+        </w:rPr>
+        <w:t>ARM架构（A</w:t>
+      </w:r>
+      <w:r>
+        <w:rPr>
+          <w:rFonts w:ascii="宋体" w:eastAsia="宋体" w:hAnsi="宋体" w:hint="eastAsia"/>
+          <w:sz w:val="24"/>
+          <w:szCs w:val="28"/>
+        </w:rPr>
+        <w:t>RMv8</w:t>
+      </w:r>
+      <w:r>
+        <w:rPr>
+          <w:rFonts w:ascii="宋体" w:eastAsia="宋体" w:hAnsi="宋体" w:hint="eastAsia"/>
+          <w:sz w:val="24"/>
+          <w:szCs w:val="28"/>
+        </w:rPr>
+        <w:t>）</w:t>
+      </w:r>
+    </w:p>
+    <w:p>
+      <w:pPr>
+        <w:ind w:firstLine="420"/>
+        <w:jc w:val="both"/>
+        <w:rPr>
+          <w:rFonts w:ascii="宋体" w:eastAsia="宋体" w:hAnsi="宋体"/>
+          <w:sz w:val="24"/>
+          <w:szCs w:val="28"/>
+        </w:rPr>
+      </w:pPr>
+      <w:r>
+        <w:rPr>
+          <w:rFonts w:ascii="宋体" w:eastAsia="宋体" w:hAnsi="宋体" w:hint="eastAsia"/>
+          <w:sz w:val="24"/>
+          <w:szCs w:val="28"/>
+        </w:rPr>
+        <w:t>CPU上电复位后，首先进入EL3异常级别（</w:t>
+      </w:r>
+      <w:r>
+        <w:rPr>
+          <w:rFonts w:ascii="宋体" w:eastAsia="宋体" w:hAnsi="宋体" w:hint="eastAsia"/>
+          <w:sz w:val="24"/>
+          <w:szCs w:val="28"/>
+        </w:rPr>
+        <w:t>安全世界，具有</w:t>
+      </w:r>
+      <w:r>
+        <w:rPr>
+          <w:rFonts w:ascii="宋体" w:eastAsia="宋体" w:hAnsi="宋体" w:hint="eastAsia"/>
+          <w:sz w:val="24"/>
+          <w:szCs w:val="28"/>
+        </w:rPr>
+        <w:t>最高权限），执行固化在芯片ROM中的</w:t>
+      </w:r>
+      <w:r>
+        <w:rPr>
+          <w:rFonts w:ascii="宋体" w:eastAsia="宋体" w:hAnsi="宋体" w:hint="eastAsia"/>
+          <w:sz w:val="24"/>
+          <w:szCs w:val="28"/>
+        </w:rPr>
+        <w:t>BL1阶段</w:t>
+      </w:r>
+      <w:r>
+        <w:rPr>
+          <w:rFonts w:ascii="宋体" w:eastAsia="宋体" w:hAnsi="宋体" w:hint="eastAsia"/>
+          <w:sz w:val="24"/>
+          <w:szCs w:val="28"/>
+        </w:rPr>
+        <w:t>代码</w:t>
+      </w:r>
+      <w:r>
+        <w:rPr>
+          <w:rFonts w:ascii="宋体" w:eastAsia="宋体" w:hAnsi="宋体" w:hint="eastAsia"/>
+          <w:sz w:val="24"/>
+          <w:szCs w:val="28"/>
+        </w:rPr>
+        <w:t>，初始化SRAM并将BL2阶段代码</w:t>
+      </w:r>
+      <w:r>
+        <w:rPr>
+          <w:rFonts w:ascii="宋体" w:eastAsia="宋体" w:hAnsi="宋体" w:hint="eastAsia"/>
+          <w:sz w:val="24"/>
+          <w:szCs w:val="28"/>
+        </w:rPr>
+        <w:t>经</w:t>
+      </w:r>
+      <w:r>
+        <w:rPr>
+          <w:rFonts w:ascii="宋体" w:eastAsia="宋体" w:hAnsi="宋体" w:hint="eastAsia"/>
+          <w:sz w:val="24"/>
+          <w:szCs w:val="28"/>
+        </w:rPr>
+        <w:t>RSA或ECDSA等算法对流入的数据流进行加密签名校验</w:t>
+      </w:r>
+      <w:r>
+        <w:rPr>
+          <w:rFonts w:ascii="宋体" w:eastAsia="宋体" w:hAnsi="宋体" w:hint="eastAsia"/>
+          <w:sz w:val="24"/>
+          <w:szCs w:val="28"/>
+        </w:rPr>
+        <w:t>后，</w:t>
+      </w:r>
+      <w:r>
+        <w:rPr>
+          <w:rFonts w:ascii="宋体" w:eastAsia="宋体" w:hAnsi="宋体" w:hint="eastAsia"/>
+          <w:sz w:val="24"/>
+          <w:szCs w:val="28"/>
+        </w:rPr>
+        <w:t>加载到SRAM中，</w:t>
+      </w:r>
+      <w:r>
+        <w:rPr>
+          <w:rFonts w:ascii="宋体" w:eastAsia="宋体" w:hAnsi="宋体" w:hint="eastAsia"/>
+          <w:sz w:val="24"/>
+          <w:szCs w:val="28"/>
+        </w:rPr>
+        <w:t>再</w:t>
+      </w:r>
+      <w:r>
+        <w:rPr>
+          <w:rFonts w:ascii="宋体" w:eastAsia="宋体" w:hAnsi="宋体" w:hint="eastAsia"/>
+          <w:sz w:val="24"/>
+          <w:szCs w:val="28"/>
+        </w:rPr>
+        <w:t>将控制权移交给BL2阶段。</w:t>
+      </w:r>
+    </w:p>
+    <w:p>
+      <w:pPr>
+        <w:ind w:firstLine="420"/>
+        <w:jc w:val="both"/>
+        <w:rPr>
+          <w:rFonts w:ascii="宋体" w:eastAsia="宋体" w:hAnsi="宋体"/>
+          <w:sz w:val="24"/>
+          <w:szCs w:val="28"/>
+        </w:rPr>
+      </w:pPr>
+      <w:r>
+        <w:rPr>
+          <w:rFonts w:ascii="宋体" w:eastAsia="宋体" w:hAnsi="宋体" w:hint="eastAsia"/>
+          <w:sz w:val="24"/>
+          <w:szCs w:val="28"/>
+        </w:rPr>
+        <w:t>BL2阶段初始化DRAM，并将BL31</w:t>
+      </w:r>
+      <w:r>
+        <w:rPr>
+          <w:rFonts w:ascii="宋体" w:eastAsia="宋体" w:hAnsi="宋体" w:hint="eastAsia"/>
+          <w:sz w:val="24"/>
+          <w:szCs w:val="28"/>
+        </w:rPr>
+        <w:t>（</w:t>
+      </w:r>
+      <w:r>
+        <w:rPr>
+          <w:rFonts w:ascii="宋体" w:eastAsia="宋体" w:hAnsi="宋体" w:hint="eastAsia"/>
+          <w:sz w:val="24"/>
+          <w:szCs w:val="28"/>
+        </w:rPr>
+        <w:t>EL3运行时安全固件</w:t>
+      </w:r>
+      <w:r>
+        <w:rPr>
+          <w:rFonts w:ascii="宋体" w:eastAsia="宋体" w:hAnsi="宋体" w:hint="eastAsia"/>
+          <w:sz w:val="24"/>
+          <w:szCs w:val="28"/>
+        </w:rPr>
+        <w:t>）</w:t>
+      </w:r>
+      <w:r>
+        <w:rPr>
+          <w:rFonts w:ascii="宋体" w:eastAsia="宋体" w:hAnsi="宋体" w:hint="eastAsia"/>
+          <w:sz w:val="24"/>
+          <w:szCs w:val="28"/>
+        </w:rPr>
+        <w:t>、BL</w:t>
+      </w:r>
+      <w:r>
+        <w:rPr>
+          <w:rFonts w:ascii="宋体" w:eastAsia="宋体" w:hAnsi="宋体" w:hint="eastAsia"/>
+          <w:sz w:val="24"/>
+          <w:szCs w:val="28"/>
+        </w:rPr>
+        <w:t>32</w:t>
+      </w:r>
+      <w:r>
+        <w:rPr>
+          <w:rFonts w:ascii="宋体" w:eastAsia="宋体" w:hAnsi="宋体" w:hint="eastAsia"/>
+          <w:sz w:val="24"/>
+          <w:szCs w:val="28"/>
+        </w:rPr>
+        <w:t>（安全操作系统）、BL</w:t>
+      </w:r>
+      <w:r>
+        <w:rPr>
+          <w:rFonts w:ascii="宋体" w:eastAsia="宋体" w:hAnsi="宋体" w:hint="eastAsia"/>
+          <w:sz w:val="24"/>
+          <w:szCs w:val="28"/>
+        </w:rPr>
+        <w:t>33</w:t>
+      </w:r>
+      <w:r>
+        <w:rPr>
+          <w:rFonts w:ascii="宋体" w:eastAsia="宋体" w:hAnsi="宋体" w:hint="eastAsia"/>
+          <w:sz w:val="24"/>
+          <w:szCs w:val="28"/>
+        </w:rPr>
+        <w:t>（非安全世界的通用引导程序）</w:t>
+      </w:r>
+      <w:r>
+        <w:rPr>
+          <w:rFonts w:ascii="宋体" w:eastAsia="宋体" w:hAnsi="宋体" w:hint="eastAsia"/>
+          <w:sz w:val="24"/>
+          <w:szCs w:val="28"/>
+        </w:rPr>
+        <w:t>阶段代码</w:t>
+      </w:r>
+      <w:r>
+        <w:rPr>
+          <w:rFonts w:ascii="宋体" w:eastAsia="宋体" w:hAnsi="宋体" w:hint="eastAsia"/>
+          <w:sz w:val="24"/>
+          <w:szCs w:val="28"/>
+        </w:rPr>
+        <w:t>从外部存储介质</w:t>
+      </w:r>
+      <w:r>
+        <w:rPr>
+          <w:rFonts w:ascii="宋体" w:eastAsia="宋体" w:hAnsi="宋体" w:hint="eastAsia"/>
+          <w:sz w:val="24"/>
+          <w:szCs w:val="28"/>
+        </w:rPr>
+        <w:t>分别</w:t>
+      </w:r>
+      <w:r>
+        <w:rPr>
+          <w:rFonts w:ascii="宋体" w:eastAsia="宋体" w:hAnsi="宋体" w:hint="eastAsia"/>
+          <w:sz w:val="24"/>
+          <w:szCs w:val="28"/>
+        </w:rPr>
+        <w:t>加载到DRAM中</w:t>
+      </w:r>
+      <w:r>
+        <w:rPr>
+          <w:rFonts w:ascii="宋体" w:eastAsia="宋体" w:hAnsi="宋体" w:hint="eastAsia"/>
+          <w:sz w:val="24"/>
+          <w:szCs w:val="28"/>
+        </w:rPr>
+        <w:t>严格划分的安全与非安全物理内存区域中，之后将控制权移交给BL31阶段</w:t>
+      </w:r>
+      <w:r>
+        <w:rPr>
+          <w:rFonts w:ascii="宋体" w:eastAsia="宋体" w:hAnsi="宋体" w:hint="eastAsia"/>
+          <w:sz w:val="24"/>
+          <w:szCs w:val="28"/>
+        </w:rPr>
+        <w:t>。</w:t>
+      </w:r>
+    </w:p>
+    <w:p>
+      <w:pPr>
+        <w:ind w:firstLine="420"/>
+        <w:jc w:val="both"/>
+        <w:rPr>
+          <w:rFonts w:ascii="宋体" w:eastAsia="宋体" w:hAnsi="宋体"/>
+          <w:sz w:val="24"/>
+          <w:szCs w:val="28"/>
+        </w:rPr>
+      </w:pPr>
+      <w:r>
+        <w:rPr>
+          <w:rFonts w:ascii="宋体" w:eastAsia="宋体" w:hAnsi="宋体" w:hint="eastAsia"/>
+          <w:sz w:val="24"/>
+          <w:szCs w:val="28"/>
+        </w:rPr>
+        <w:t>BL31阶段</w:t>
+      </w:r>
+      <w:r>
+        <w:rPr>
+          <w:rFonts w:ascii="宋体" w:eastAsia="宋体" w:hAnsi="宋体" w:hint="eastAsia"/>
+          <w:sz w:val="24"/>
+          <w:szCs w:val="28"/>
+        </w:rPr>
+        <w:t>初始化电源控制（PSCI）和安全监视器调用（SMC）的服务入口</w:t>
+      </w:r>
+      <w:r>
+        <w:rPr>
+          <w:rFonts w:ascii="宋体" w:eastAsia="宋体" w:hAnsi="宋体" w:hint="eastAsia"/>
+          <w:sz w:val="24"/>
+          <w:szCs w:val="28"/>
+        </w:rPr>
+        <w:t>。设定好安全环境后，BL31阶段执行异常返回（ERET）指令，CPU执行模式由EL3降级至非安全世界的EL2</w:t>
+      </w:r>
+      <w:r>
+        <w:rPr>
+          <w:rFonts w:ascii="宋体" w:eastAsia="宋体" w:hAnsi="宋体" w:hint="eastAsia"/>
+          <w:sz w:val="24"/>
+          <w:szCs w:val="28"/>
+        </w:rPr>
+        <w:t>（虚拟化启用时）</w:t>
+      </w:r>
+      <w:r>
+        <w:rPr>
+          <w:rFonts w:ascii="宋体" w:eastAsia="宋体" w:hAnsi="宋体" w:hint="eastAsia"/>
+          <w:sz w:val="24"/>
+          <w:szCs w:val="28"/>
+        </w:rPr>
+        <w:t>或EL1，</w:t>
+      </w:r>
+      <w:r>
+        <w:rPr>
+          <w:rFonts w:ascii="宋体" w:eastAsia="宋体" w:hAnsi="宋体" w:hint="eastAsia"/>
+          <w:sz w:val="24"/>
+          <w:szCs w:val="28"/>
+        </w:rPr>
+        <w:t>同时将程序计数器指向预先加载在非安全DRAM区域的BL33（如U-Boot）</w:t>
+      </w:r>
+      <w:r>
+        <w:rPr>
+          <w:rFonts w:ascii="宋体" w:eastAsia="宋体" w:hAnsi="宋体" w:hint="eastAsia"/>
+          <w:sz w:val="24"/>
+          <w:szCs w:val="28"/>
+        </w:rPr>
+        <w:t>阶段代码</w:t>
+      </w:r>
+      <w:r>
+        <w:rPr>
+          <w:rFonts w:ascii="宋体" w:eastAsia="宋体" w:hAnsi="宋体" w:hint="eastAsia"/>
+          <w:sz w:val="24"/>
+          <w:szCs w:val="28"/>
+        </w:rPr>
+        <w:t>首地址</w:t>
+      </w:r>
+      <w:r>
+        <w:rPr>
+          <w:rFonts w:ascii="宋体" w:eastAsia="宋体" w:hAnsi="宋体" w:hint="eastAsia"/>
+          <w:sz w:val="24"/>
+          <w:szCs w:val="28"/>
+        </w:rPr>
+        <w:t>。</w:t>
+      </w:r>
+    </w:p>
+    <w:p>
+      <w:pPr>
+        <w:ind w:firstLine="420"/>
+        <w:jc w:val="both"/>
+        <w:rPr>
+          <w:rFonts w:ascii="宋体" w:eastAsia="宋体" w:hAnsi="宋体"/>
+          <w:sz w:val="24"/>
+          <w:szCs w:val="28"/>
+        </w:rPr>
+      </w:pPr>
+      <w:r>
+        <w:rPr>
+          <w:rFonts w:ascii="宋体" w:eastAsia="宋体" w:hAnsi="宋体"/>
+          <w:sz w:val="24"/>
+          <w:szCs w:val="28"/>
+        </w:rPr>
+        <w:drawing>
+          <wp:anchor distT="0" distB="0" distL="114300" distR="114300" simplePos="0" relativeHeight="251670528" behindDoc="0" locked="0" layoutInCell="1" allowOverlap="1" wp14:anchorId="3062A4B1" wp14:editId="365365EF">
+            <wp:simplePos x="0" y="0"/>
+            <wp:positionH relativeFrom="margin">
+              <wp:align>right</wp:align>
+            </wp:positionH>
+            <wp:positionV relativeFrom="paragraph">
+              <wp:posOffset>360</wp:posOffset>
+            </wp:positionV>
+            <wp:extent cx="1210945" cy="8863330"/>
+            <wp:effectExtent l="0" t="0" r="8255" b="0"/>
+            <wp:wrapSquare wrapText="bothSides"/>
+            <wp:docPr id="831821565" name="图片 1"/>
+            <wp:cNvGraphicFramePr>
+              <a:graphicFrameLocks xmlns:a="http://schemas.openxmlformats.org/drawingml/2006/main" noChangeAspect="1"/>
+            </wp:cNvGraphicFramePr>
+            <a:graphic xmlns:a="http://schemas.openxmlformats.org/drawingml/2006/main">
+              <a:graphicData uri="http://schemas.openxmlformats.org/drawingml/2006/picture">
+                <pic:pic xmlns:pic="http://schemas.openxmlformats.org/drawingml/2006/picture">
+                  <pic:nvPicPr>
+                    <pic:cNvPr id="831821565" name=""/>
+                    <pic:cNvPicPr/>
+                  </pic:nvPicPr>
+                  <pic:blipFill>
+                    <a:blip r:embed="rId10"/>
                     <a:stretch>
                       <a:fillRect/>
                     </a:stretch>
@@ -1771,123 +1944,143 @@
           <w:sz w:val="24"/>
           <w:szCs w:val="28"/>
         </w:rPr>
-        <w:t>第一阶段引导程序初始化DRAM，之后将RISC-V底层运行环境</w:t>
-      </w:r>
-      <w:proofErr w:type="spellStart"/>
-      <w:r>
-        <w:rPr>
-          <w:rFonts w:ascii="宋体" w:eastAsia="宋体" w:hAnsi="宋体" w:hint="eastAsia"/>
-          <w:sz w:val="24"/>
-          <w:szCs w:val="28"/>
-        </w:rPr>
-        <w:t>OpenSBI</w:t>
-      </w:r>
-      <w:proofErr w:type="spellEnd"/>
-      <w:r>
-        <w:rPr>
-          <w:rFonts w:ascii="宋体" w:eastAsia="宋体" w:hAnsi="宋体" w:hint="eastAsia"/>
-          <w:sz w:val="24"/>
-          <w:szCs w:val="28"/>
-        </w:rPr>
-        <w:t>和下一级引导程序从外部存储介质加载到DRAM</w:t>
-      </w:r>
-      <w:r>
-        <w:rPr>
-          <w:rFonts w:ascii="宋体" w:eastAsia="宋体" w:hAnsi="宋体" w:hint="eastAsia"/>
-          <w:sz w:val="24"/>
-          <w:szCs w:val="28"/>
-        </w:rPr>
-        <w:t>，再将控制权移交给</w:t>
-      </w:r>
-      <w:proofErr w:type="spellStart"/>
-      <w:r>
-        <w:rPr>
-          <w:rFonts w:ascii="宋体" w:eastAsia="宋体" w:hAnsi="宋体" w:hint="eastAsia"/>
-          <w:sz w:val="24"/>
-          <w:szCs w:val="28"/>
-        </w:rPr>
-        <w:t>OpenSBI</w:t>
-      </w:r>
-      <w:proofErr w:type="spellEnd"/>
-      <w:r>
-        <w:rPr>
-          <w:rFonts w:ascii="宋体" w:eastAsia="宋体" w:hAnsi="宋体" w:hint="eastAsia"/>
-          <w:sz w:val="24"/>
-          <w:szCs w:val="28"/>
-        </w:rPr>
-        <w:t>；此时CPU仍处于M-mode。</w:t>
-      </w:r>
-      <w:proofErr w:type="spellStart"/>
-      <w:r>
-        <w:rPr>
-          <w:rFonts w:ascii="宋体" w:eastAsia="宋体" w:hAnsi="宋体" w:hint="eastAsia"/>
-          <w:sz w:val="24"/>
-          <w:szCs w:val="28"/>
-        </w:rPr>
-        <w:t>OpenSBI</w:t>
-      </w:r>
-      <w:proofErr w:type="spellEnd"/>
-      <w:r>
-        <w:rPr>
-          <w:rFonts w:ascii="宋体" w:eastAsia="宋体" w:hAnsi="宋体" w:hint="eastAsia"/>
-          <w:sz w:val="24"/>
-          <w:szCs w:val="28"/>
-        </w:rPr>
-        <w:t>设置物理内存保护（PMP）并提供底层SBI系统调用。完成底层环境搭建后，</w:t>
-      </w:r>
-      <w:proofErr w:type="spellStart"/>
-      <w:r>
-        <w:rPr>
-          <w:rFonts w:ascii="宋体" w:eastAsia="宋体" w:hAnsi="宋体" w:hint="eastAsia"/>
-          <w:sz w:val="24"/>
-          <w:szCs w:val="28"/>
-        </w:rPr>
-        <w:t>OpenSBI</w:t>
-      </w:r>
-      <w:proofErr w:type="spellEnd"/>
-      <w:r>
-        <w:rPr>
-          <w:rFonts w:ascii="宋体" w:eastAsia="宋体" w:hAnsi="宋体" w:hint="eastAsia"/>
-          <w:sz w:val="24"/>
-          <w:szCs w:val="28"/>
-        </w:rPr>
-        <w:t>执行</w:t>
-      </w:r>
-      <w:proofErr w:type="gramStart"/>
-      <w:r>
-        <w:rPr>
-          <w:rFonts w:ascii="宋体" w:eastAsia="宋体" w:hAnsi="宋体" w:hint="eastAsia"/>
-          <w:sz w:val="24"/>
-          <w:szCs w:val="28"/>
-        </w:rPr>
-        <w:t>特权级</w:t>
-      </w:r>
-      <w:proofErr w:type="gramEnd"/>
-      <w:r>
-        <w:rPr>
-          <w:rFonts w:ascii="宋体" w:eastAsia="宋体" w:hAnsi="宋体" w:hint="eastAsia"/>
-          <w:sz w:val="24"/>
-          <w:szCs w:val="28"/>
-        </w:rPr>
-        <w:t>切换指令（</w:t>
-      </w:r>
-      <w:proofErr w:type="spellStart"/>
-      <w:r>
-        <w:rPr>
-          <w:rFonts w:ascii="宋体" w:eastAsia="宋体" w:hAnsi="宋体" w:hint="eastAsia"/>
-          <w:sz w:val="24"/>
-          <w:szCs w:val="28"/>
-        </w:rPr>
-        <w:t>mret</w:t>
-      </w:r>
-      <w:proofErr w:type="spellEnd"/>
-      <w:r>
-        <w:rPr>
-          <w:rFonts w:ascii="宋体" w:eastAsia="宋体" w:hAnsi="宋体" w:hint="eastAsia"/>
-          <w:sz w:val="24"/>
-          <w:szCs w:val="28"/>
-        </w:rPr>
-        <w:t>），将CPU从机器模式降级为监督模式（S-mode），并将程序计数器指向下一级引导程序所在的DRAM地址。</w:t>
+        <w:t>BL33阶段</w:t>
+      </w:r>
+      <w:r>
+        <w:rPr>
+          <w:rFonts w:ascii="宋体" w:eastAsia="宋体" w:hAnsi="宋体" w:hint="eastAsia"/>
+          <w:sz w:val="24"/>
+          <w:szCs w:val="28"/>
+        </w:rPr>
+        <w:t>将</w:t>
+      </w:r>
+      <w:r>
+        <w:rPr>
+          <w:rFonts w:ascii="宋体" w:eastAsia="宋体" w:hAnsi="宋体" w:hint="eastAsia"/>
+          <w:sz w:val="24"/>
+          <w:szCs w:val="28"/>
+        </w:rPr>
+        <w:t>内核映像文件和</w:t>
+      </w:r>
+      <w:r>
+        <w:rPr>
+          <w:rFonts w:ascii="宋体" w:eastAsia="宋体" w:hAnsi="宋体" w:hint="eastAsia"/>
+          <w:sz w:val="24"/>
+          <w:szCs w:val="28"/>
+        </w:rPr>
+        <w:t>DTB</w:t>
+      </w:r>
+      <w:r>
+        <w:rPr>
+          <w:rFonts w:ascii="宋体" w:eastAsia="宋体" w:hAnsi="宋体" w:hint="eastAsia"/>
+          <w:sz w:val="24"/>
+          <w:szCs w:val="28"/>
+        </w:rPr>
+        <w:t>以直接内存访问（DMA）的方式，从外部</w:t>
+      </w:r>
+      <w:r>
+        <w:rPr>
+          <w:rFonts w:ascii="宋体" w:eastAsia="宋体" w:hAnsi="宋体" w:hint="eastAsia"/>
+          <w:sz w:val="24"/>
+          <w:szCs w:val="28"/>
+        </w:rPr>
+        <w:t>存储</w:t>
+      </w:r>
+      <w:r>
+        <w:rPr>
+          <w:rFonts w:ascii="宋体" w:eastAsia="宋体" w:hAnsi="宋体" w:hint="eastAsia"/>
+          <w:sz w:val="24"/>
+          <w:szCs w:val="28"/>
+        </w:rPr>
+        <w:t>介质</w:t>
+      </w:r>
+      <w:r>
+        <w:rPr>
+          <w:rFonts w:ascii="宋体" w:eastAsia="宋体" w:hAnsi="宋体" w:hint="eastAsia"/>
+          <w:sz w:val="24"/>
+          <w:szCs w:val="28"/>
+        </w:rPr>
+        <w:t>加载到</w:t>
+      </w:r>
+      <w:r>
+        <w:rPr>
+          <w:rFonts w:ascii="宋体" w:eastAsia="宋体" w:hAnsi="宋体" w:hint="eastAsia"/>
+          <w:sz w:val="24"/>
+          <w:szCs w:val="28"/>
+        </w:rPr>
+        <w:t>DRAM的高端地址空间</w:t>
+      </w:r>
+      <w:r>
+        <w:rPr>
+          <w:rFonts w:ascii="宋体" w:eastAsia="宋体" w:hAnsi="宋体" w:hint="eastAsia"/>
+          <w:sz w:val="24"/>
+          <w:szCs w:val="28"/>
+        </w:rPr>
+        <w:t>；</w:t>
+      </w:r>
+      <w:r>
+        <w:rPr>
+          <w:rFonts w:ascii="宋体" w:eastAsia="宋体" w:hAnsi="宋体" w:hint="eastAsia"/>
+          <w:sz w:val="24"/>
+          <w:szCs w:val="28"/>
+        </w:rPr>
+        <w:t>按AArch64启动协议，通用寄存器x0被</w:t>
+      </w:r>
+      <w:r>
+        <w:rPr>
+          <w:rFonts w:ascii="宋体" w:eastAsia="宋体" w:hAnsi="宋体" w:hint="eastAsia"/>
+          <w:sz w:val="24"/>
+          <w:szCs w:val="28"/>
+        </w:rPr>
+        <w:t>赋值为DTB在DRAM中的物理基址</w:t>
+      </w:r>
+      <w:r>
+        <w:rPr>
+          <w:rFonts w:ascii="宋体" w:eastAsia="宋体" w:hAnsi="宋体" w:hint="eastAsia"/>
+          <w:sz w:val="24"/>
+          <w:szCs w:val="28"/>
+        </w:rPr>
+        <w:t>，寄存器x1-x3严格清零</w:t>
+      </w:r>
+      <w:r>
+        <w:rPr>
+          <w:rFonts w:ascii="宋体" w:eastAsia="宋体" w:hAnsi="宋体" w:hint="eastAsia"/>
+          <w:sz w:val="24"/>
+          <w:szCs w:val="28"/>
+        </w:rPr>
+        <w:t>，之后执行一条跳转指令</w:t>
+      </w:r>
+      <w:r>
+        <w:rPr>
+          <w:rFonts w:ascii="宋体" w:eastAsia="宋体" w:hAnsi="宋体" w:hint="eastAsia"/>
+          <w:sz w:val="24"/>
+          <w:szCs w:val="28"/>
+        </w:rPr>
+        <w:t>，准备执行</w:t>
+      </w:r>
+      <w:r>
+        <w:rPr>
+          <w:rFonts w:ascii="宋体" w:eastAsia="宋体" w:hAnsi="宋体" w:hint="eastAsia"/>
+          <w:sz w:val="24"/>
+          <w:szCs w:val="28"/>
+        </w:rPr>
+        <w:t>内核入口</w:t>
+      </w:r>
+      <w:r>
+        <w:rPr>
+          <w:rFonts w:ascii="宋体" w:eastAsia="宋体" w:hAnsi="宋体" w:hint="eastAsia"/>
+          <w:sz w:val="24"/>
+          <w:szCs w:val="28"/>
+        </w:rPr>
+        <w:t>代码</w:t>
+      </w:r>
+      <w:r>
+        <w:rPr>
+          <w:rFonts w:ascii="宋体" w:eastAsia="宋体" w:hAnsi="宋体" w:hint="eastAsia"/>
+          <w:sz w:val="24"/>
+          <w:szCs w:val="28"/>
+        </w:rPr>
+        <w:t>。</w:t>
       </w:r>
     </w:p>
     <w:p>
@@ -1906,89 +2099,87 @@
           <w:sz w:val="24"/>
           <w:szCs w:val="28"/>
         </w:rPr>
-        <w:t>下一级引导程序从外部存储介质中</w:t>
-      </w:r>
-      <w:r>
-        <w:rPr>
-          <w:rFonts w:ascii="宋体" w:eastAsia="宋体" w:hAnsi="宋体" w:hint="eastAsia"/>
-          <w:sz w:val="24"/>
-          <w:szCs w:val="28"/>
-        </w:rPr>
-        <w:t>读取操作系统的内核映像和RISC-V格式的设备树文件（DTB）</w:t>
-      </w:r>
-      <w:r>
-        <w:rPr>
-          <w:rFonts w:ascii="宋体" w:eastAsia="宋体" w:hAnsi="宋体" w:hint="eastAsia"/>
-          <w:sz w:val="24"/>
-          <w:szCs w:val="28"/>
-        </w:rPr>
-        <w:t>，将它们加载到DRAM的相互隔离的内存页中</w:t>
-      </w:r>
-      <w:r>
-        <w:rPr>
-          <w:rFonts w:ascii="宋体" w:eastAsia="宋体" w:hAnsi="宋体" w:hint="eastAsia"/>
-          <w:sz w:val="24"/>
-          <w:szCs w:val="28"/>
-        </w:rPr>
-        <w:t>，之后将控制权移交给RISC-V操作系统内核。内核在S-mode下被唤醒后，</w:t>
-      </w:r>
-      <w:r>
-        <w:rPr>
-          <w:rFonts w:ascii="宋体" w:eastAsia="宋体" w:hAnsi="宋体" w:hint="eastAsia"/>
-          <w:sz w:val="24"/>
-          <w:szCs w:val="28"/>
-        </w:rPr>
-        <w:t>通过解引用a1寄存器的数据流来构建硬件设备模型，完成自身内存分</w:t>
-      </w:r>
-      <w:proofErr w:type="gramStart"/>
-      <w:r>
-        <w:rPr>
-          <w:rFonts w:ascii="宋体" w:eastAsia="宋体" w:hAnsi="宋体" w:hint="eastAsia"/>
-          <w:sz w:val="24"/>
-          <w:szCs w:val="28"/>
-        </w:rPr>
-        <w:t>页管理</w:t>
-      </w:r>
-      <w:proofErr w:type="gramEnd"/>
-      <w:r>
-        <w:rPr>
-          <w:rFonts w:ascii="宋体" w:eastAsia="宋体" w:hAnsi="宋体" w:hint="eastAsia"/>
-          <w:sz w:val="24"/>
-          <w:szCs w:val="28"/>
-        </w:rPr>
-        <w:t>的初始化</w:t>
-      </w:r>
-      <w:r>
-        <w:rPr>
-          <w:rFonts w:ascii="宋体" w:eastAsia="宋体" w:hAnsi="宋体" w:hint="eastAsia"/>
-          <w:sz w:val="24"/>
-          <w:szCs w:val="28"/>
-        </w:rPr>
-        <w:t>。之后，CPU</w:t>
-      </w:r>
-      <w:r>
-        <w:rPr>
-          <w:rFonts w:ascii="宋体" w:eastAsia="宋体" w:hAnsi="宋体" w:hint="eastAsia"/>
-          <w:sz w:val="24"/>
-          <w:szCs w:val="28"/>
-        </w:rPr>
-        <w:t>降级到用户模式（U-mode）</w:t>
-      </w:r>
-      <w:r>
-        <w:rPr>
-          <w:rFonts w:ascii="宋体" w:eastAsia="宋体" w:hAnsi="宋体" w:hint="eastAsia"/>
-          <w:sz w:val="24"/>
-          <w:szCs w:val="28"/>
-        </w:rPr>
-        <w:t>，并</w:t>
-      </w:r>
-      <w:r>
-        <w:rPr>
-          <w:rFonts w:ascii="宋体" w:eastAsia="宋体" w:hAnsi="宋体" w:hint="eastAsia"/>
-          <w:sz w:val="24"/>
-          <w:szCs w:val="28"/>
-        </w:rPr>
-        <w:t>启动系统的首个用户进程</w:t>
+        <w:t>操作系统内核在EL2或EL1级别被唤醒后，首先读取x0的值，通过解析其指向内存区域的信息来了解</w:t>
+      </w:r>
+      <w:r>
+        <w:rPr>
+          <w:rFonts w:ascii="宋体" w:eastAsia="宋体" w:hAnsi="宋体" w:hint="eastAsia"/>
+          <w:sz w:val="24"/>
+          <w:szCs w:val="28"/>
+        </w:rPr>
+        <w:t>内存大小、中断控制器（GIC）位置以及定时器频率等关键参数</w:t>
+      </w:r>
+      <w:r>
+        <w:rPr>
+          <w:rFonts w:ascii="宋体" w:eastAsia="宋体" w:hAnsi="宋体" w:hint="eastAsia"/>
+          <w:sz w:val="24"/>
+          <w:szCs w:val="28"/>
+        </w:rPr>
+        <w:t>；之后，</w:t>
+      </w:r>
+      <w:r>
+        <w:rPr>
+          <w:rFonts w:ascii="宋体" w:eastAsia="宋体" w:hAnsi="宋体" w:hint="eastAsia"/>
+          <w:sz w:val="24"/>
+          <w:szCs w:val="28"/>
+        </w:rPr>
+        <w:t>内核利用这些信息在DRAM中建立初始的页表结构，开启内存管理单元（MMU），从而让系统的寻址方式</w:t>
+      </w:r>
+      <w:r>
+        <w:rPr>
+          <w:rFonts w:ascii="宋体" w:eastAsia="宋体" w:hAnsi="宋体" w:hint="eastAsia"/>
+          <w:sz w:val="24"/>
+          <w:szCs w:val="28"/>
+        </w:rPr>
+        <w:t>从物理</w:t>
+      </w:r>
+      <w:r>
+        <w:rPr>
+          <w:rFonts w:ascii="宋体" w:eastAsia="宋体" w:hAnsi="宋体" w:hint="eastAsia"/>
+          <w:sz w:val="24"/>
+          <w:szCs w:val="28"/>
+        </w:rPr>
+        <w:t>地址</w:t>
+      </w:r>
+      <w:r>
+        <w:rPr>
+          <w:rFonts w:ascii="宋体" w:eastAsia="宋体" w:hAnsi="宋体" w:hint="eastAsia"/>
+          <w:sz w:val="24"/>
+          <w:szCs w:val="28"/>
+        </w:rPr>
+        <w:t>变为</w:t>
+      </w:r>
+      <w:r>
+        <w:rPr>
+          <w:rFonts w:ascii="宋体" w:eastAsia="宋体" w:hAnsi="宋体" w:hint="eastAsia"/>
+          <w:sz w:val="24"/>
+          <w:szCs w:val="28"/>
+        </w:rPr>
+        <w:t>虚拟地址</w:t>
+      </w:r>
+      <w:r>
+        <w:rPr>
+          <w:rFonts w:ascii="宋体" w:eastAsia="宋体" w:hAnsi="宋体" w:hint="eastAsia"/>
+          <w:sz w:val="24"/>
+          <w:szCs w:val="28"/>
+        </w:rPr>
+        <w:t>。</w:t>
+      </w:r>
+      <w:r>
+        <w:rPr>
+          <w:rFonts w:ascii="宋体" w:eastAsia="宋体" w:hAnsi="宋体" w:hint="eastAsia"/>
+          <w:sz w:val="24"/>
+          <w:szCs w:val="28"/>
+        </w:rPr>
+        <w:t>最终，内核将异常级别降为EL0，拉起首个用户空间进程（init），完成启动</w:t>
+      </w:r>
+      <w:r>
+        <w:rPr>
+          <w:rFonts w:ascii="宋体" w:eastAsia="宋体" w:hAnsi="宋体" w:hint="eastAsia"/>
+          <w:sz w:val="24"/>
+          <w:szCs w:val="28"/>
+        </w:rPr>
+        <w:t>过程</w:t>
       </w:r>
       <w:r>
         <w:rPr>
@@ -2019,7 +2210,7 @@
           <w:sz w:val="24"/>
           <w:szCs w:val="28"/>
         </w:rPr>
-        <w:t>名词解释</w:t>
+        <w:t>RISC-V架构</w:t>
       </w:r>
     </w:p>
     <w:p>
@@ -2038,6 +2229,262 @@
           <w:sz w:val="24"/>
           <w:szCs w:val="28"/>
         </w:rPr>
+        <w:t>系统上电后唤醒所有硬件线程（Hart），CPU进入具有最高权限的机器模式（M-mode）。系统通过仲裁选出一个主Hart执行启动流程，其余Hart进入等待中断状态（WFI）。之后</w:t>
+      </w:r>
+      <w:r>
+        <w:rPr>
+          <w:rFonts w:ascii="宋体" w:eastAsia="宋体" w:hAnsi="宋体" w:hint="eastAsia"/>
+          <w:sz w:val="24"/>
+          <w:szCs w:val="28"/>
+        </w:rPr>
+        <w:t>主Hart的程序计数器跳入复位地址，开始执行芯片ROM中的</w:t>
+      </w:r>
+      <w:r>
+        <w:rPr>
+          <w:rFonts w:ascii="宋体" w:eastAsia="宋体" w:hAnsi="宋体" w:hint="eastAsia"/>
+          <w:sz w:val="24"/>
+          <w:szCs w:val="28"/>
+        </w:rPr>
+        <w:t>BootROM</w:t>
+      </w:r>
+      <w:r>
+        <w:rPr>
+          <w:rFonts w:ascii="宋体" w:eastAsia="宋体" w:hAnsi="宋体" w:hint="eastAsia"/>
+          <w:sz w:val="24"/>
+          <w:szCs w:val="28"/>
+        </w:rPr>
+        <w:t>代码</w:t>
+      </w:r>
+      <w:r>
+        <w:rPr>
+          <w:rFonts w:ascii="宋体" w:eastAsia="宋体" w:hAnsi="宋体" w:hint="eastAsia"/>
+          <w:sz w:val="24"/>
+          <w:szCs w:val="28"/>
+        </w:rPr>
+        <w:t>，将</w:t>
+      </w:r>
+      <w:r>
+        <w:rPr>
+          <w:rFonts w:ascii="宋体" w:eastAsia="宋体" w:hAnsi="宋体" w:hint="eastAsia"/>
+          <w:sz w:val="24"/>
+          <w:szCs w:val="28"/>
+        </w:rPr>
+        <w:t>零级引导加载程序（ZSBL）从外部固件介质</w:t>
+      </w:r>
+      <w:r>
+        <w:rPr>
+          <w:rFonts w:ascii="宋体" w:eastAsia="宋体" w:hAnsi="宋体" w:hint="eastAsia"/>
+          <w:sz w:val="24"/>
+          <w:szCs w:val="28"/>
+        </w:rPr>
+        <w:t>加载</w:t>
+      </w:r>
+      <w:r>
+        <w:rPr>
+          <w:rFonts w:ascii="宋体" w:eastAsia="宋体" w:hAnsi="宋体" w:hint="eastAsia"/>
+          <w:sz w:val="24"/>
+          <w:szCs w:val="28"/>
+        </w:rPr>
+        <w:t>到L2缓存或片内SRAM中，</w:t>
+      </w:r>
+      <w:r>
+        <w:rPr>
+          <w:rFonts w:ascii="宋体" w:eastAsia="宋体" w:hAnsi="宋体" w:hint="eastAsia"/>
+          <w:sz w:val="24"/>
+          <w:szCs w:val="28"/>
+        </w:rPr>
+        <w:t>并</w:t>
+      </w:r>
+      <w:r>
+        <w:rPr>
+          <w:rFonts w:ascii="宋体" w:eastAsia="宋体" w:hAnsi="宋体" w:hint="eastAsia"/>
+          <w:sz w:val="24"/>
+          <w:szCs w:val="28"/>
+        </w:rPr>
+        <w:t>跳转执行</w:t>
+      </w:r>
+      <w:r>
+        <w:rPr>
+          <w:rFonts w:ascii="宋体" w:eastAsia="宋体" w:hAnsi="宋体" w:hint="eastAsia"/>
+          <w:sz w:val="24"/>
+          <w:szCs w:val="28"/>
+        </w:rPr>
+        <w:t>；零级引导加载程序加载第一阶段引导程序（FSBL）。</w:t>
+      </w:r>
+    </w:p>
+    <w:p>
+      <w:pPr>
+        <w:ind w:firstLine="420"/>
+        <w:jc w:val="both"/>
+        <w:rPr>
+          <w:rFonts w:ascii="宋体" w:eastAsia="宋体" w:hAnsi="宋体" w:hint="eastAsia"/>
+          <w:sz w:val="24"/>
+          <w:szCs w:val="28"/>
+        </w:rPr>
+      </w:pPr>
+      <w:r>
+        <w:rPr>
+          <w:rFonts w:ascii="宋体" w:eastAsia="宋体" w:hAnsi="宋体" w:hint="eastAsia"/>
+          <w:sz w:val="24"/>
+          <w:szCs w:val="28"/>
+        </w:rPr>
+        <w:t>第一阶段引导程序初始化DRAM，之后将RISC-V底层运行环境OpenSBI和下一级引导程序从外部存储介质加载到DRAM</w:t>
+      </w:r>
+      <w:r>
+        <w:rPr>
+          <w:rFonts w:ascii="宋体" w:eastAsia="宋体" w:hAnsi="宋体" w:hint="eastAsia"/>
+          <w:sz w:val="24"/>
+          <w:szCs w:val="28"/>
+        </w:rPr>
+        <w:t>，再将控制权移交给OpenSBI；此时CPU仍处于M-mode。OpenSBI设置物理内存保护（PMP）并提供底层SBI系统调用。完成底层环境搭建后，OpenSBI执行特权级切换指令（mret），将CPU从机器模式降级为监督模式（S-mode），并将程序计数器指向下一级引导程序所在的DRAM地址。</w:t>
+      </w:r>
+    </w:p>
+    <w:p>
+      <w:pPr>
+        <w:ind w:firstLine="420"/>
+        <w:jc w:val="both"/>
+        <w:rPr>
+          <w:rFonts w:ascii="宋体" w:eastAsia="宋体" w:hAnsi="宋体" w:hint="eastAsia"/>
+          <w:sz w:val="24"/>
+          <w:szCs w:val="28"/>
+        </w:rPr>
+      </w:pPr>
+      <w:r>
+        <w:rPr>
+          <w:rFonts w:ascii="宋体" w:eastAsia="宋体" w:hAnsi="宋体" w:hint="eastAsia"/>
+          <w:sz w:val="24"/>
+          <w:szCs w:val="28"/>
+        </w:rPr>
+        <w:t>下一级引导程序从外部存储介质中</w:t>
+      </w:r>
+      <w:r>
+        <w:rPr>
+          <w:rFonts w:ascii="宋体" w:eastAsia="宋体" w:hAnsi="宋体" w:hint="eastAsia"/>
+          <w:sz w:val="24"/>
+          <w:szCs w:val="28"/>
+        </w:rPr>
+        <w:t>读取操作系统的内核映像和RISC-V格式的设备树文件（DTB）</w:t>
+      </w:r>
+      <w:r>
+        <w:rPr>
+          <w:rFonts w:ascii="宋体" w:eastAsia="宋体" w:hAnsi="宋体" w:hint="eastAsia"/>
+          <w:sz w:val="24"/>
+          <w:szCs w:val="28"/>
+        </w:rPr>
+        <w:t>，将它们加载到DRAM的相互隔离的内存页中</w:t>
+      </w:r>
+      <w:r>
+        <w:rPr>
+          <w:rFonts w:ascii="宋体" w:eastAsia="宋体" w:hAnsi="宋体" w:hint="eastAsia"/>
+          <w:sz w:val="24"/>
+          <w:szCs w:val="28"/>
+        </w:rPr>
+        <w:t>，之后将控制权移交给RISC-V操作系统内核。内核在S-mode下被唤醒后，</w:t>
+      </w:r>
+      <w:r>
+        <w:rPr>
+          <w:rFonts w:ascii="宋体" w:eastAsia="宋体" w:hAnsi="宋体" w:hint="eastAsia"/>
+          <w:sz w:val="24"/>
+          <w:szCs w:val="28"/>
+        </w:rPr>
+        <w:t>通过</w:t>
+      </w:r>
+      <w:r>
+        <w:rPr>
+          <w:rFonts w:ascii="宋体" w:eastAsia="宋体" w:hAnsi="宋体" w:hint="eastAsia"/>
+          <w:sz w:val="24"/>
+          <w:szCs w:val="28"/>
+        </w:rPr>
+        <w:t>读取a1寄存器获取DTB在物理内存中的起始地址</w:t>
+      </w:r>
+      <w:r>
+        <w:rPr>
+          <w:rFonts w:ascii="宋体" w:eastAsia="宋体" w:hAnsi="宋体" w:hint="eastAsia"/>
+          <w:sz w:val="24"/>
+          <w:szCs w:val="28"/>
+        </w:rPr>
+        <w:t>来构建硬件设备模型，完成自身内存分页管理的初始化</w:t>
+      </w:r>
+      <w:r>
+        <w:rPr>
+          <w:rFonts w:ascii="宋体" w:eastAsia="宋体" w:hAnsi="宋体" w:hint="eastAsia"/>
+          <w:sz w:val="24"/>
+          <w:szCs w:val="28"/>
+        </w:rPr>
+        <w:t>。之后，CPU</w:t>
+      </w:r>
+      <w:r>
+        <w:rPr>
+          <w:rFonts w:ascii="宋体" w:eastAsia="宋体" w:hAnsi="宋体" w:hint="eastAsia"/>
+          <w:sz w:val="24"/>
+          <w:szCs w:val="28"/>
+        </w:rPr>
+        <w:t>降级到用户模式（U-mode）</w:t>
+      </w:r>
+      <w:r>
+        <w:rPr>
+          <w:rFonts w:ascii="宋体" w:eastAsia="宋体" w:hAnsi="宋体" w:hint="eastAsia"/>
+          <w:sz w:val="24"/>
+          <w:szCs w:val="28"/>
+        </w:rPr>
+        <w:t>，并</w:t>
+      </w:r>
+      <w:r>
+        <w:rPr>
+          <w:rFonts w:ascii="宋体" w:eastAsia="宋体" w:hAnsi="宋体" w:hint="eastAsia"/>
+          <w:sz w:val="24"/>
+          <w:szCs w:val="28"/>
+        </w:rPr>
+        <w:t>启动系统的首个用户进程</w:t>
+      </w:r>
+      <w:r>
+        <w:rPr>
+          <w:rFonts w:ascii="宋体" w:eastAsia="宋体" w:hAnsi="宋体" w:hint="eastAsia"/>
+          <w:sz w:val="24"/>
+          <w:szCs w:val="28"/>
+        </w:rPr>
+        <w:t>。</w:t>
+      </w:r>
+    </w:p>
+    <w:p>
+      <w:pPr>
+        <w:pStyle w:val="a9"/>
+        <w:numPr>
+          <w:ilvl w:val="0"/>
+          <w:numId w:val="1"/>
+        </w:numPr>
+        <w:jc w:val="both"/>
+        <w:rPr>
+          <w:rFonts w:ascii="宋体" w:eastAsia="宋体" w:hAnsi="宋体" w:hint="eastAsia"/>
+          <w:sz w:val="24"/>
+          <w:szCs w:val="28"/>
+        </w:rPr>
+      </w:pPr>
+      <w:r>
+        <w:rPr>
+          <w:rFonts w:ascii="宋体" w:eastAsia="宋体" w:hAnsi="宋体" w:hint="eastAsia"/>
+          <w:sz w:val="24"/>
+          <w:szCs w:val="28"/>
+        </w:rPr>
+        <w:t>名词解释</w:t>
+      </w:r>
+    </w:p>
+    <w:p>
+      <w:pPr>
+        <w:ind w:firstLine="420"/>
+        <w:jc w:val="both"/>
+        <w:rPr>
+          <w:rFonts w:ascii="宋体" w:eastAsia="宋体" w:hAnsi="宋体" w:hint="eastAsia"/>
+          <w:sz w:val="24"/>
+          <w:szCs w:val="28"/>
+        </w:rPr>
+      </w:pPr>
+      <w:r>
+        <w:rPr>
+          <w:rFonts w:ascii="宋体" w:eastAsia="宋体" w:hAnsi="宋体" w:hint="eastAsia"/>
+          <w:sz w:val="24"/>
+          <w:szCs w:val="28"/>
+        </w:rPr>
         <w:t>【</w:t>
       </w:r>
       <w:r>
@@ -2132,23 +2579,13 @@
         </w:rPr>
         <w:t>而</w:t>
       </w:r>
-      <w:proofErr w:type="gramStart"/>
-      <w:r>
-        <w:rPr>
-          <w:rFonts w:ascii="宋体" w:eastAsia="宋体" w:hAnsi="宋体" w:hint="eastAsia"/>
-          <w:sz w:val="24"/>
-          <w:szCs w:val="28"/>
-        </w:rPr>
-        <w:t>作出</w:t>
-      </w:r>
-      <w:proofErr w:type="gramEnd"/>
-      <w:r>
-        <w:rPr>
-          <w:rFonts w:ascii="宋体" w:eastAsia="宋体" w:hAnsi="宋体" w:hint="eastAsia"/>
-          <w:sz w:val="24"/>
-          <w:szCs w:val="28"/>
-        </w:rPr>
-        <w:t>的</w:t>
+      <w:r>
+        <w:rPr>
+          <w:rFonts w:ascii="宋体" w:eastAsia="宋体" w:hAnsi="宋体" w:hint="eastAsia"/>
+          <w:sz w:val="24"/>
+          <w:szCs w:val="28"/>
+        </w:rPr>
+        <w:t>作出的</w:t>
       </w:r>
       <w:r>
         <w:rPr>
@@ -2198,25 +2635,7 @@
           <w:sz w:val="24"/>
           <w:szCs w:val="28"/>
         </w:rPr>
-        <w:t>（</w:t>
-      </w:r>
-      <w:proofErr w:type="spellStart"/>
-      <w:r>
-        <w:rPr>
-          <w:rFonts w:ascii="宋体" w:eastAsia="宋体" w:hAnsi="宋体" w:hint="eastAsia"/>
-          <w:sz w:val="24"/>
-          <w:szCs w:val="28"/>
-        </w:rPr>
-        <w:t>Segment:Offset</w:t>
-      </w:r>
-      <w:proofErr w:type="spellEnd"/>
-      <w:r>
-        <w:rPr>
-          <w:rFonts w:ascii="宋体" w:eastAsia="宋体" w:hAnsi="宋体" w:hint="eastAsia"/>
-          <w:sz w:val="24"/>
-          <w:szCs w:val="28"/>
-        </w:rPr>
-        <w:t>，真实地址=Segment&lt;&lt;4+Offset）</w:t>
+        <w:t>（Segment:Offset，真实地址=Segment&lt;&lt;4+Offset）</w:t>
       </w:r>
       <w:r>
         <w:rPr>
@@ -2417,25 +2836,7 @@
           <w:sz w:val="24"/>
           <w:szCs w:val="28"/>
         </w:rPr>
-        <w:t>提供硬件级的</w:t>
-      </w:r>
-      <w:proofErr w:type="gramStart"/>
-      <w:r>
-        <w:rPr>
-          <w:rFonts w:ascii="宋体" w:eastAsia="宋体" w:hAnsi="宋体" w:hint="eastAsia"/>
-          <w:sz w:val="24"/>
-          <w:szCs w:val="28"/>
-        </w:rPr>
-        <w:t>特权级控制</w:t>
-      </w:r>
-      <w:proofErr w:type="gramEnd"/>
-      <w:r>
-        <w:rPr>
-          <w:rFonts w:ascii="宋体" w:eastAsia="宋体" w:hAnsi="宋体" w:hint="eastAsia"/>
-          <w:sz w:val="24"/>
-          <w:szCs w:val="28"/>
-        </w:rPr>
-        <w:t>（如区分内核态Ring 0与用户态Ring 3），在底层保障操作系统的安全，防止越权访问。</w:t>
+        <w:t>提供硬件级的特权级控制（如区分内核态Ring 0与用户态Ring 3），在底层保障操作系统的安全，防止越权访问。</w:t>
       </w:r>
     </w:p>
     <w:p>
@@ -2480,9 +2881,367 @@
           <w:sz w:val="24"/>
           <w:szCs w:val="28"/>
         </w:rPr>
-        <w:t>分</w:t>
-      </w:r>
-      <w:proofErr w:type="gramStart"/>
+        <w:t>分页机制</w:t>
+      </w:r>
+      <w:r>
+        <w:rPr>
+          <w:rFonts w:ascii="宋体" w:eastAsia="宋体" w:hAnsi="宋体" w:hint="eastAsia"/>
+          <w:sz w:val="24"/>
+          <w:szCs w:val="28"/>
+        </w:rPr>
+        <w:t>是现代操作系统进行内存管理和进程隔离的</w:t>
+      </w:r>
+      <w:r>
+        <w:rPr>
+          <w:rFonts w:ascii="宋体" w:eastAsia="宋体" w:hAnsi="宋体" w:hint="eastAsia"/>
+          <w:sz w:val="24"/>
+          <w:szCs w:val="28"/>
+        </w:rPr>
+        <w:t>重要方式</w:t>
+      </w:r>
+      <w:r>
+        <w:rPr>
+          <w:rFonts w:ascii="宋体" w:eastAsia="宋体" w:hAnsi="宋体" w:hint="eastAsia"/>
+          <w:sz w:val="24"/>
+          <w:szCs w:val="28"/>
+        </w:rPr>
+        <w:t>。它将虚拟空间与物理内存划分为固定大小的“页”，通过页表将线性地址映射为最终的物理地址。</w:t>
+      </w:r>
+      <w:r>
+        <w:rPr>
+          <w:rFonts w:ascii="宋体" w:eastAsia="宋体" w:hAnsi="宋体" w:hint="eastAsia"/>
+          <w:sz w:val="24"/>
+          <w:szCs w:val="28"/>
+        </w:rPr>
+        <w:t>分页机制</w:t>
+      </w:r>
+      <w:r>
+        <w:rPr>
+          <w:rFonts w:ascii="宋体" w:eastAsia="宋体" w:hAnsi="宋体" w:hint="eastAsia"/>
+          <w:sz w:val="24"/>
+          <w:szCs w:val="28"/>
+        </w:rPr>
+        <w:t>支撑了虚拟内存技术，</w:t>
+      </w:r>
+      <w:r>
+        <w:rPr>
+          <w:rFonts w:ascii="宋体" w:eastAsia="宋体" w:hAnsi="宋体" w:hint="eastAsia"/>
+          <w:sz w:val="24"/>
+          <w:szCs w:val="28"/>
+        </w:rPr>
+        <w:t>并</w:t>
+      </w:r>
+      <w:r>
+        <w:rPr>
+          <w:rFonts w:ascii="宋体" w:eastAsia="宋体" w:hAnsi="宋体" w:hint="eastAsia"/>
+          <w:sz w:val="24"/>
+          <w:szCs w:val="28"/>
+        </w:rPr>
+        <w:t>通过映射不同的物理页框确保了进程间的严格隔离，有效防止了内存数据的相互篡改，并支持</w:t>
+      </w:r>
+      <w:r>
+        <w:rPr>
+          <w:rFonts w:ascii="宋体" w:eastAsia="宋体" w:hAnsi="宋体" w:hint="eastAsia"/>
+          <w:sz w:val="24"/>
+          <w:szCs w:val="28"/>
+        </w:rPr>
+        <w:t>操作系统实现页面级别的</w:t>
+      </w:r>
+      <w:r>
+        <w:rPr>
+          <w:rFonts w:ascii="宋体" w:eastAsia="宋体" w:hAnsi="宋体" w:hint="eastAsia"/>
+          <w:sz w:val="24"/>
+          <w:szCs w:val="28"/>
+        </w:rPr>
+        <w:t>读写执行权限保护。</w:t>
+      </w:r>
+    </w:p>
+    <w:p>
+      <w:pPr>
+        <w:ind w:firstLine="420"/>
+        <w:jc w:val="both"/>
+        <w:rPr>
+          <w:rFonts w:ascii="宋体" w:eastAsia="宋体" w:hAnsi="宋体" w:hint="eastAsia"/>
+          <w:sz w:val="24"/>
+          <w:szCs w:val="28"/>
+        </w:rPr>
+      </w:pPr>
+      <w:r>
+        <w:rPr>
+          <w:rFonts w:hint="eastAsia"/>
+          <w:noProof/>
+        </w:rPr>
+        <w:drawing>
+          <wp:anchor distT="0" distB="0" distL="114300" distR="114300" simplePos="0" relativeHeight="251672576" behindDoc="0" locked="0" layoutInCell="1" allowOverlap="1" wp14:anchorId="0240B131" wp14:editId="5AD32A28">
+            <wp:simplePos x="0" y="0"/>
+            <wp:positionH relativeFrom="margin">
+              <wp:align>right</wp:align>
+            </wp:positionH>
+            <wp:positionV relativeFrom="paragraph">
+              <wp:posOffset>19050</wp:posOffset>
+            </wp:positionV>
+            <wp:extent cx="2859405" cy="1704340"/>
+            <wp:effectExtent l="0" t="0" r="0" b="0"/>
+            <wp:wrapSquare wrapText="bothSides"/>
+            <wp:docPr id="1530374438" name="图片 1"/>
+            <wp:cNvGraphicFramePr>
+              <a:graphicFrameLocks xmlns:a="http://schemas.openxmlformats.org/drawingml/2006/main" noChangeAspect="1"/>
+            </wp:cNvGraphicFramePr>
+            <a:graphic xmlns:a="http://schemas.openxmlformats.org/drawingml/2006/main">
+              <a:graphicData uri="http://schemas.openxmlformats.org/drawingml/2006/picture">
+                <pic:pic xmlns:pic="http://schemas.openxmlformats.org/drawingml/2006/picture">
+                  <pic:nvPicPr>
+                    <pic:cNvPr id="0" name="Picture 1"/>
+                    <pic:cNvPicPr>
+                      <a:picLocks noChangeAspect="1" noChangeArrowheads="1"/>
+                    </pic:cNvPicPr>
+                  </pic:nvPicPr>
+                  <pic:blipFill rotWithShape="1">
+                    <a:blip r:embed="rId11">
+                      <a:extLst>
+                        <a:ext uri="{28A0092B-C50C-407E-A947-70E740481C1C}">
+                          <a14:useLocalDpi xmlns:a14="http://schemas.microsoft.com/office/drawing/2010/main" val="0"/>
+                        </a:ext>
+                      </a:extLst>
+                    </a:blip>
+                    <a:srcRect b="9708"/>
+                    <a:stretch>
+                      <a:fillRect/>
+                    </a:stretch>
+                  </pic:blipFill>
+                  <pic:spPr bwMode="auto">
+                    <a:xfrm>
+                      <a:off x="0" y="0"/>
+                      <a:ext cx="2859405" cy="1704340"/>
+                    </a:xfrm>
+                    <a:prstGeom prst="rect">
+                      <a:avLst/>
+                    </a:prstGeom>
+                    <a:noFill/>
+                    <a:ln>
+                      <a:noFill/>
+                    </a:ln>
+                    <a:extLst>
+                      <a:ext uri="{53640926-AAD7-44D8-BBD7-CCE9431645EC}">
+                        <a14:shadowObscured xmlns:a14="http://schemas.microsoft.com/office/drawing/2010/main"/>
+                      </a:ext>
+                    </a:extLst>
+                  </pic:spPr>
+                </pic:pic>
+              </a:graphicData>
+            </a:graphic>
+            <wp14:sizeRelH relativeFrom="margin">
+              <wp14:pctWidth>0</wp14:pctWidth>
+            </wp14:sizeRelH>
+            <wp14:sizeRelV relativeFrom="margin">
+              <wp14:pctHeight>0</wp14:pctHeight>
+            </wp14:sizeRelV>
+          </wp:anchor>
+        </w:drawing>
+      </w:r>
+      <w:r>
+        <w:rPr>
+          <w:rFonts w:ascii="宋体" w:eastAsia="宋体" w:hAnsi="宋体" w:hint="eastAsia"/>
+          <w:sz w:val="24"/>
+          <w:szCs w:val="28"/>
+        </w:rPr>
+        <w:t>【扇区】</w:t>
+      </w:r>
+      <w:r>
+        <w:rPr>
+          <w:rFonts w:ascii="宋体" w:eastAsia="宋体" w:hAnsi="宋体" w:hint="eastAsia"/>
+          <w:sz w:val="24"/>
+          <w:szCs w:val="28"/>
+        </w:rPr>
+        <w:t>计算机硬盘驱动器（HDD）、软盘或光盘等存储介质上，数据读写的基本物理单位</w:t>
+      </w:r>
+      <w:r>
+        <w:rPr>
+          <w:rFonts w:ascii="宋体" w:eastAsia="宋体" w:hAnsi="宋体" w:hint="eastAsia"/>
+          <w:sz w:val="24"/>
+          <w:szCs w:val="28"/>
+        </w:rPr>
+        <w:t>。</w:t>
+      </w:r>
+      <w:r>
+        <w:rPr>
+          <w:rFonts w:ascii="宋体" w:eastAsia="宋体" w:hAnsi="宋体" w:hint="eastAsia"/>
+          <w:sz w:val="24"/>
+          <w:szCs w:val="28"/>
+        </w:rPr>
+        <w:t>机械</w:t>
+      </w:r>
+      <w:r>
+        <w:rPr>
+          <w:rFonts w:ascii="宋体" w:eastAsia="宋体" w:hAnsi="宋体" w:hint="eastAsia"/>
+          <w:sz w:val="24"/>
+          <w:szCs w:val="28"/>
+        </w:rPr>
+        <w:t>硬盘的磁性数据载体被称为盘片（Platter）</w:t>
+      </w:r>
+      <w:r>
+        <w:rPr>
+          <w:rFonts w:ascii="宋体" w:eastAsia="宋体" w:hAnsi="宋体" w:hint="eastAsia"/>
+          <w:sz w:val="24"/>
+          <w:szCs w:val="28"/>
+        </w:rPr>
+        <w:t>；</w:t>
+      </w:r>
+      <w:r>
+        <w:rPr>
+          <w:rFonts w:ascii="宋体" w:eastAsia="宋体" w:hAnsi="宋体" w:hint="eastAsia"/>
+          <w:sz w:val="24"/>
+          <w:szCs w:val="28"/>
+        </w:rPr>
+        <w:t>在盘片的表面，以主轴为圆心向外辐射出无数个同心圆环</w:t>
+      </w:r>
+      <w:r>
+        <w:rPr>
+          <w:rFonts w:ascii="宋体" w:eastAsia="宋体" w:hAnsi="宋体" w:hint="eastAsia"/>
+          <w:sz w:val="24"/>
+          <w:szCs w:val="28"/>
+        </w:rPr>
+        <w:t>（</w:t>
+      </w:r>
+      <w:r>
+        <w:rPr>
+          <w:rFonts w:ascii="宋体" w:eastAsia="宋体" w:hAnsi="宋体" w:hint="eastAsia"/>
+          <w:sz w:val="24"/>
+          <w:szCs w:val="28"/>
+        </w:rPr>
+        <w:t>磁道</w:t>
+      </w:r>
+      <w:r>
+        <w:rPr>
+          <w:rFonts w:ascii="宋体" w:eastAsia="宋体" w:hAnsi="宋体" w:hint="eastAsia"/>
+          <w:sz w:val="24"/>
+          <w:szCs w:val="28"/>
+        </w:rPr>
+        <w:t>，</w:t>
+      </w:r>
+      <w:r>
+        <w:rPr>
+          <w:rFonts w:ascii="宋体" w:eastAsia="宋体" w:hAnsi="宋体" w:hint="eastAsia"/>
+          <w:sz w:val="24"/>
+          <w:szCs w:val="28"/>
+        </w:rPr>
+        <w:t>Track）。为了实现对数据的高效定位与寻址，存储控制器将每一个磁道按照特定的角度划分为多个等长的圆弧段，每一段圆弧即构成一个物理扇区。</w:t>
+      </w:r>
+      <w:r>
+        <w:rPr>
+          <w:rFonts w:ascii="宋体" w:eastAsia="宋体" w:hAnsi="宋体" w:hint="eastAsia"/>
+          <w:sz w:val="24"/>
+          <w:szCs w:val="28"/>
+        </w:rPr>
+        <w:t>在早期的工业标准中，硬盘的一个标准物理扇区所能容纳的用户数据量固定为512</w:t>
+      </w:r>
+      <w:r>
+        <w:rPr>
+          <w:rFonts w:ascii="宋体" w:eastAsia="宋体" w:hAnsi="宋体" w:hint="eastAsia"/>
+          <w:sz w:val="24"/>
+          <w:szCs w:val="28"/>
+        </w:rPr>
+        <w:t>B</w:t>
+      </w:r>
+      <w:r>
+        <w:rPr>
+          <w:rFonts w:ascii="宋体" w:eastAsia="宋体" w:hAnsi="宋体" w:hint="eastAsia"/>
+          <w:sz w:val="24"/>
+          <w:szCs w:val="28"/>
+        </w:rPr>
+        <w:t>；现代的高级格式化标准</w:t>
+      </w:r>
+      <w:r>
+        <w:rPr>
+          <w:rFonts w:ascii="宋体" w:eastAsia="宋体" w:hAnsi="宋体" w:hint="eastAsia"/>
+          <w:sz w:val="24"/>
+          <w:szCs w:val="28"/>
+        </w:rPr>
+        <w:t>将物理扇区数据区大小提高为4KB</w:t>
+      </w:r>
+      <w:r>
+        <w:rPr>
+          <w:rFonts w:ascii="宋体" w:eastAsia="宋体" w:hAnsi="宋体" w:hint="eastAsia"/>
+          <w:sz w:val="24"/>
+          <w:szCs w:val="28"/>
+        </w:rPr>
+        <w:t>。一个扇区由头部标识区（</w:t>
+      </w:r>
+      <w:r>
+        <w:rPr>
+          <w:rFonts w:ascii="宋体" w:eastAsia="宋体" w:hAnsi="宋体" w:hint="eastAsia"/>
+          <w:sz w:val="24"/>
+          <w:szCs w:val="28"/>
+        </w:rPr>
+        <w:t>记录同步字符以及扇区的物理地址信息，供硬盘控制器的磁头进行空间维度的精准定位</w:t>
+      </w:r>
+      <w:r>
+        <w:rPr>
+          <w:rFonts w:ascii="宋体" w:eastAsia="宋体" w:hAnsi="宋体" w:hint="eastAsia"/>
+          <w:sz w:val="24"/>
+          <w:szCs w:val="28"/>
+        </w:rPr>
+        <w:t>）、数据区、纠错码区（</w:t>
+      </w:r>
+      <w:r>
+        <w:rPr>
+          <w:rFonts w:ascii="宋体" w:eastAsia="宋体" w:hAnsi="宋体" w:hint="eastAsia"/>
+          <w:sz w:val="24"/>
+          <w:szCs w:val="28"/>
+        </w:rPr>
+        <w:t>通过特定的校验算法实时检测并尝试修复因磁介质物理瑕疵或电磁信号干扰导致的读取错误，确保底层数据的完整性</w:t>
+      </w:r>
+      <w:r>
+        <w:rPr>
+          <w:rFonts w:ascii="宋体" w:eastAsia="宋体" w:hAnsi="宋体" w:hint="eastAsia"/>
+          <w:sz w:val="24"/>
+          <w:szCs w:val="28"/>
+        </w:rPr>
+        <w:t>）</w:t>
+      </w:r>
+      <w:r>
+        <w:rPr>
+          <w:rFonts w:ascii="宋体" w:eastAsia="宋体" w:hAnsi="宋体" w:hint="eastAsia"/>
+          <w:sz w:val="24"/>
+          <w:szCs w:val="28"/>
+        </w:rPr>
+        <w:t>组成。</w:t>
+      </w:r>
+      <w:r>
+        <w:rPr>
+          <w:rFonts w:ascii="宋体" w:eastAsia="宋体" w:hAnsi="宋体" w:hint="eastAsia"/>
+          <w:sz w:val="24"/>
+          <w:szCs w:val="28"/>
+        </w:rPr>
+        <w:t>磁盘控制器严格以物理扇区为基本边界执行I/O操作。为了降低操作系统的管理开销并优化空间分配效率，现代文件系统在逻辑层面将多个连续的物理扇区整合为更大的逻辑分配单元，分别称之为“簇”（Cluster）或“块”（Block），并基于这些逻辑单元来完成高层级的文件映射与存储管理工作</w:t>
+      </w:r>
+      <w:r>
+        <w:rPr>
+          <w:rFonts w:ascii="宋体" w:eastAsia="宋体" w:hAnsi="宋体" w:hint="eastAsia"/>
+          <w:sz w:val="24"/>
+          <w:szCs w:val="28"/>
+        </w:rPr>
+        <w:t>。</w:t>
+      </w:r>
+    </w:p>
+    <w:p>
+      <w:pPr>
+        <w:ind w:firstLine="420"/>
+        <w:jc w:val="both"/>
+        <w:rPr>
+          <w:rFonts w:ascii="宋体" w:eastAsia="宋体" w:hAnsi="宋体" w:hint="eastAsia"/>
+          <w:sz w:val="24"/>
+          <w:szCs w:val="28"/>
+        </w:rPr>
+      </w:pPr>
+      <w:r>
+        <w:rPr>
+          <w:rFonts w:ascii="宋体" w:eastAsia="宋体" w:hAnsi="宋体" w:hint="eastAsia"/>
+          <w:sz w:val="24"/>
+          <w:szCs w:val="28"/>
+        </w:rPr>
+        <w:t>【锁相环】</w:t>
+      </w:r>
       <w:r>
         <w:rPr>
           <w:rFonts w:ascii="宋体" w:eastAsia="宋体" w:hAnsi="宋体" w:hint="eastAsia"/>
@@ -2491,108 +3250,81 @@
           <w:sz w:val="24"/>
           <w:szCs w:val="28"/>
         </w:rPr>
-        <w:t>页机制</w:t>
-      </w:r>
-      <w:proofErr w:type="gramEnd"/>
-      <w:r>
-        <w:rPr>
-          <w:rFonts w:ascii="宋体" w:eastAsia="宋体" w:hAnsi="宋体" w:hint="eastAsia"/>
-          <w:sz w:val="24"/>
-          <w:szCs w:val="28"/>
-        </w:rPr>
-        <w:t>是现代操作系统进行内存管理和进程隔离的</w:t>
-      </w:r>
-      <w:r>
-        <w:rPr>
-          <w:rFonts w:ascii="宋体" w:eastAsia="宋体" w:hAnsi="宋体" w:hint="eastAsia"/>
-          <w:sz w:val="24"/>
-          <w:szCs w:val="28"/>
-        </w:rPr>
-        <w:t>重要方式</w:t>
-      </w:r>
-      <w:r>
-        <w:rPr>
-          <w:rFonts w:ascii="宋体" w:eastAsia="宋体" w:hAnsi="宋体" w:hint="eastAsia"/>
-          <w:sz w:val="24"/>
-          <w:szCs w:val="28"/>
-        </w:rPr>
-        <w:t>。它将虚拟空间与物理内存划分为固定大小的“页”，通过页表将线性地址映射为最终的物理地址。</w:t>
-      </w:r>
-      <w:r>
-        <w:rPr>
-          <w:rFonts w:ascii="宋体" w:eastAsia="宋体" w:hAnsi="宋体" w:hint="eastAsia"/>
-          <w:sz w:val="24"/>
-          <w:szCs w:val="28"/>
-        </w:rPr>
-        <w:t>分</w:t>
-      </w:r>
-      <w:proofErr w:type="gramStart"/>
-      <w:r>
-        <w:rPr>
-          <w:rFonts w:ascii="宋体" w:eastAsia="宋体" w:hAnsi="宋体" w:hint="eastAsia"/>
-          <w:sz w:val="24"/>
-          <w:szCs w:val="28"/>
-        </w:rPr>
-        <w:t>页机制</w:t>
-      </w:r>
-      <w:proofErr w:type="gramEnd"/>
-      <w:r>
-        <w:rPr>
-          <w:rFonts w:ascii="宋体" w:eastAsia="宋体" w:hAnsi="宋体" w:hint="eastAsia"/>
-          <w:sz w:val="24"/>
-          <w:szCs w:val="28"/>
-        </w:rPr>
-        <w:t>支撑了虚拟内存技术，</w:t>
-      </w:r>
-      <w:r>
-        <w:rPr>
-          <w:rFonts w:ascii="宋体" w:eastAsia="宋体" w:hAnsi="宋体" w:hint="eastAsia"/>
-          <w:sz w:val="24"/>
-          <w:szCs w:val="28"/>
-        </w:rPr>
-        <w:t>并</w:t>
-      </w:r>
-      <w:r>
-        <w:rPr>
-          <w:rFonts w:ascii="宋体" w:eastAsia="宋体" w:hAnsi="宋体" w:hint="eastAsia"/>
-          <w:sz w:val="24"/>
-          <w:szCs w:val="28"/>
-        </w:rPr>
-        <w:t>通过映射不同的物理页</w:t>
-      </w:r>
-      <w:proofErr w:type="gramStart"/>
-      <w:r>
-        <w:rPr>
-          <w:rFonts w:ascii="宋体" w:eastAsia="宋体" w:hAnsi="宋体" w:hint="eastAsia"/>
-          <w:sz w:val="24"/>
-          <w:szCs w:val="28"/>
-        </w:rPr>
-        <w:t>框确保</w:t>
-      </w:r>
-      <w:proofErr w:type="gramEnd"/>
-      <w:r>
-        <w:rPr>
-          <w:rFonts w:ascii="宋体" w:eastAsia="宋体" w:hAnsi="宋体" w:hint="eastAsia"/>
-          <w:sz w:val="24"/>
-          <w:szCs w:val="28"/>
-        </w:rPr>
-        <w:t>了进程间的严格隔离，有效防止了内存数据的相互篡改，并支持</w:t>
-      </w:r>
-      <w:r>
-        <w:rPr>
-          <w:rFonts w:ascii="宋体" w:eastAsia="宋体" w:hAnsi="宋体" w:hint="eastAsia"/>
-          <w:sz w:val="24"/>
-          <w:szCs w:val="28"/>
-        </w:rPr>
-        <w:t>操作系统实现页面级别的</w:t>
-      </w:r>
-      <w:r>
-        <w:rPr>
-          <w:rFonts w:ascii="宋体" w:eastAsia="宋体" w:hAnsi="宋体" w:hint="eastAsia"/>
-          <w:sz w:val="24"/>
-          <w:szCs w:val="28"/>
-        </w:rPr>
-        <w:t>读写执行权限保护。</w:t>
+        <w:t>锁相环</w:t>
+      </w:r>
+      <w:r>
+        <w:rPr>
+          <w:rFonts w:ascii="宋体" w:eastAsia="宋体" w:hAnsi="宋体" w:hint="eastAsia"/>
+          <w:sz w:val="24"/>
+          <w:szCs w:val="28"/>
+        </w:rPr>
+        <w:t>是</w:t>
+      </w:r>
+      <w:r>
+        <w:rPr>
+          <w:rFonts w:ascii="宋体" w:eastAsia="宋体" w:hAnsi="宋体" w:hint="eastAsia"/>
+          <w:sz w:val="24"/>
+          <w:szCs w:val="28"/>
+        </w:rPr>
+        <w:t>一个以频率、相位作为误差信号的闭环控制系统</w:t>
+      </w:r>
+      <w:r>
+        <w:rPr>
+          <w:rFonts w:ascii="宋体" w:eastAsia="宋体" w:hAnsi="宋体" w:hint="eastAsia"/>
+          <w:sz w:val="24"/>
+          <w:szCs w:val="28"/>
+        </w:rPr>
+        <w:t>。锁相环的控制目标是让</w:t>
+      </w:r>
+      <w:r>
+        <w:rPr>
+          <w:rFonts w:ascii="宋体" w:eastAsia="宋体" w:hAnsi="宋体" w:hint="eastAsia"/>
+          <w:sz w:val="24"/>
+          <w:szCs w:val="28"/>
+        </w:rPr>
+        <w:t>电路的输出信号与外部参考信号保持同步</w:t>
+      </w:r>
+      <w:r>
+        <w:rPr>
+          <w:rFonts w:ascii="宋体" w:eastAsia="宋体" w:hAnsi="宋体" w:hint="eastAsia"/>
+          <w:sz w:val="24"/>
+          <w:szCs w:val="28"/>
+        </w:rPr>
+        <w:t>；</w:t>
+      </w:r>
+      <w:r>
+        <w:rPr>
+          <w:rFonts w:ascii="宋体" w:eastAsia="宋体" w:hAnsi="宋体" w:hint="eastAsia"/>
+          <w:sz w:val="24"/>
+          <w:szCs w:val="28"/>
+        </w:rPr>
+        <w:t>当参考信号的频率或者相位发生变化的时候，锁相环会通过内部的反馈控制来调节输出频率</w:t>
+      </w:r>
+      <w:r>
+        <w:rPr>
+          <w:rFonts w:ascii="宋体" w:eastAsia="宋体" w:hAnsi="宋体" w:hint="eastAsia"/>
+          <w:sz w:val="24"/>
+          <w:szCs w:val="28"/>
+        </w:rPr>
+        <w:t>，直到两者重新同步（</w:t>
+      </w:r>
+      <w:r>
+        <w:rPr>
+          <w:rFonts w:ascii="宋体" w:eastAsia="宋体" w:hAnsi="宋体" w:hint="eastAsia"/>
+          <w:b/>
+          <w:bCs/>
+          <w:sz w:val="24"/>
+          <w:szCs w:val="28"/>
+        </w:rPr>
+        <w:t>锁相</w:t>
+      </w:r>
+      <w:r>
+        <w:rPr>
+          <w:rFonts w:ascii="宋体" w:eastAsia="宋体" w:hAnsi="宋体" w:hint="eastAsia"/>
+          <w:sz w:val="24"/>
+          <w:szCs w:val="28"/>
+        </w:rPr>
+        <w:t>）。</w:t>
       </w:r>
     </w:p>
     <w:p>
@@ -2607,75 +3339,153 @@
       </w:pPr>
       <w:r>
         <w:rPr>
-          <w:rFonts w:ascii="宋体" w:eastAsia="宋体" w:hAnsi="宋体" w:hint="eastAsia"/>
-          <w:sz w:val="24"/>
-          <w:szCs w:val="28"/>
-        </w:rPr>
-        <w:t>【扇区】</w:t>
-      </w:r>
-      <w:r>
-        <w:rPr>
-          <w:rFonts w:ascii="宋体" w:eastAsia="宋体" w:hAnsi="宋体" w:hint="eastAsia"/>
-          <w:sz w:val="24"/>
-          <w:szCs w:val="28"/>
-        </w:rPr>
-        <w:t>计算机硬盘驱动器（HDD）、软盘或光盘等存储介质上，数据读写的基本物理单位</w:t>
-      </w:r>
-      <w:r>
-        <w:rPr>
-          <w:rFonts w:ascii="宋体" w:eastAsia="宋体" w:hAnsi="宋体" w:hint="eastAsia"/>
-          <w:sz w:val="24"/>
-          <w:szCs w:val="28"/>
-        </w:rPr>
-        <w:t>。</w:t>
-      </w:r>
-      <w:r>
-        <w:rPr>
-          <w:rFonts w:ascii="宋体" w:eastAsia="宋体" w:hAnsi="宋体" w:hint="eastAsia"/>
-          <w:sz w:val="24"/>
-          <w:szCs w:val="28"/>
-        </w:rPr>
-        <w:t>机械</w:t>
-      </w:r>
-      <w:r>
-        <w:rPr>
-          <w:rFonts w:ascii="宋体" w:eastAsia="宋体" w:hAnsi="宋体" w:hint="eastAsia"/>
-          <w:sz w:val="24"/>
-          <w:szCs w:val="28"/>
-        </w:rPr>
-        <w:t>硬盘的磁性数据载体被称为盘片（Platter）</w:t>
-      </w:r>
-      <w:r>
-        <w:rPr>
-          <w:rFonts w:ascii="宋体" w:eastAsia="宋体" w:hAnsi="宋体" w:hint="eastAsia"/>
-          <w:sz w:val="24"/>
-          <w:szCs w:val="28"/>
-        </w:rPr>
-        <w:t>；</w:t>
-      </w:r>
-      <w:r>
-        <w:rPr>
-          <w:rFonts w:ascii="宋体" w:eastAsia="宋体" w:hAnsi="宋体" w:hint="eastAsia"/>
-          <w:sz w:val="24"/>
-          <w:szCs w:val="28"/>
-        </w:rPr>
-        <w:t>在盘片的表面，以主轴为圆心向外辐射出无数个同心圆环</w:t>
-      </w:r>
-      <w:r>
-        <w:rPr>
-          <w:rFonts w:ascii="宋体" w:eastAsia="宋体" w:hAnsi="宋体" w:hint="eastAsia"/>
-          <w:sz w:val="24"/>
-          <w:szCs w:val="28"/>
-        </w:rPr>
-        <w:t>（</w:t>
-      </w:r>
-      <w:r>
-        <w:rPr>
-          <w:rFonts w:ascii="宋体" w:eastAsia="宋体" w:hAnsi="宋体" w:hint="eastAsia"/>
-          <w:sz w:val="24"/>
-          <w:szCs w:val="28"/>
-        </w:rPr>
-        <w:t>磁道</w:t>
+          <w:rFonts w:hint="eastAsia"/>
+          <w:noProof/>
+        </w:rPr>
+        <w:drawing>
+          <wp:anchor distT="0" distB="0" distL="114300" distR="114300" simplePos="0" relativeHeight="251673600" behindDoc="0" locked="0" layoutInCell="1" allowOverlap="1" wp14:anchorId="583312DD" wp14:editId="41AFB99C">
+            <wp:simplePos x="0" y="0"/>
+            <wp:positionH relativeFrom="margin">
+              <wp:align>right</wp:align>
+            </wp:positionH>
+            <wp:positionV relativeFrom="paragraph">
+              <wp:posOffset>17780</wp:posOffset>
+            </wp:positionV>
+            <wp:extent cx="2872740" cy="1766570"/>
+            <wp:effectExtent l="0" t="0" r="3810" b="5080"/>
+            <wp:wrapSquare wrapText="bothSides"/>
+            <wp:docPr id="1290904890" name="图片 2"/>
+            <wp:cNvGraphicFramePr>
+              <a:graphicFrameLocks xmlns:a="http://schemas.openxmlformats.org/drawingml/2006/main" noChangeAspect="1"/>
+            </wp:cNvGraphicFramePr>
+            <a:graphic xmlns:a="http://schemas.openxmlformats.org/drawingml/2006/main">
+              <a:graphicData uri="http://schemas.openxmlformats.org/drawingml/2006/picture">
+                <pic:pic xmlns:pic="http://schemas.openxmlformats.org/drawingml/2006/picture">
+                  <pic:nvPicPr>
+                    <pic:cNvPr id="0" name="Picture 3"/>
+                    <pic:cNvPicPr>
+                      <a:picLocks noChangeAspect="1" noChangeArrowheads="1"/>
+                    </pic:cNvPicPr>
+                  </pic:nvPicPr>
+                  <pic:blipFill>
+                    <a:blip r:embed="rId12">
+                      <a:extLst>
+                        <a:ext uri="{28A0092B-C50C-407E-A947-70E740481C1C}">
+                          <a14:useLocalDpi xmlns:a14="http://schemas.microsoft.com/office/drawing/2010/main" val="0"/>
+                        </a:ext>
+                      </a:extLst>
+                    </a:blip>
+                    <a:srcRect/>
+                    <a:stretch>
+                      <a:fillRect/>
+                    </a:stretch>
+                  </pic:blipFill>
+                  <pic:spPr bwMode="auto">
+                    <a:xfrm>
+                      <a:off x="0" y="0"/>
+                      <a:ext cx="2872740" cy="1766570"/>
+                    </a:xfrm>
+                    <a:prstGeom prst="rect">
+                      <a:avLst/>
+                    </a:prstGeom>
+                    <a:noFill/>
+                    <a:ln>
+                      <a:noFill/>
+                    </a:ln>
+                  </pic:spPr>
+                </pic:pic>
+              </a:graphicData>
+            </a:graphic>
+            <wp14:sizeRelH relativeFrom="margin">
+              <wp14:pctWidth>0</wp14:pctWidth>
+            </wp14:sizeRelH>
+            <wp14:sizeRelV relativeFrom="margin">
+              <wp14:pctHeight>0</wp14:pctHeight>
+            </wp14:sizeRelV>
+          </wp:anchor>
+        </w:drawing>
+      </w:r>
+      <w:r>
+        <w:rPr>
+          <w:rFonts w:ascii="宋体" w:eastAsia="宋体" w:hAnsi="宋体" w:hint="eastAsia"/>
+          <w:sz w:val="24"/>
+          <w:szCs w:val="28"/>
+        </w:rPr>
+        <w:t>【眼图】</w:t>
+      </w:r>
+      <w:r>
+        <w:rPr>
+          <w:rFonts w:ascii="宋体" w:eastAsia="宋体" w:hAnsi="宋体" w:hint="eastAsia"/>
+          <w:sz w:val="24"/>
+          <w:szCs w:val="28"/>
+        </w:rPr>
+        <w:t>用示波器测量内存数据线上传输的一长串随机信号</w:t>
+      </w:r>
+      <w:r>
+        <w:rPr>
+          <w:rFonts w:ascii="宋体" w:eastAsia="宋体" w:hAnsi="宋体" w:hint="eastAsia"/>
+          <w:sz w:val="24"/>
+          <w:szCs w:val="28"/>
+        </w:rPr>
+        <w:t>，将所得的</w:t>
+      </w:r>
+      <w:r>
+        <w:rPr>
+          <w:rFonts w:ascii="宋体" w:eastAsia="宋体" w:hAnsi="宋体" w:hint="eastAsia"/>
+          <w:sz w:val="24"/>
+          <w:szCs w:val="28"/>
+        </w:rPr>
+        <w:t>连续波形按照一个或两个时钟周期的长度切开，</w:t>
+      </w:r>
+      <w:r>
+        <w:rPr>
+          <w:rFonts w:ascii="宋体" w:eastAsia="宋体" w:hAnsi="宋体" w:hint="eastAsia"/>
+          <w:sz w:val="24"/>
+          <w:szCs w:val="28"/>
+        </w:rPr>
+        <w:t>再</w:t>
+      </w:r>
+      <w:r>
+        <w:rPr>
+          <w:rFonts w:ascii="宋体" w:eastAsia="宋体" w:hAnsi="宋体" w:hint="eastAsia"/>
+          <w:sz w:val="24"/>
+          <w:szCs w:val="28"/>
+        </w:rPr>
+        <w:t>把这些无数个短小的波形片段全部叠加重合显示在同一个屏幕上</w:t>
+      </w:r>
+      <w:r>
+        <w:rPr>
+          <w:rFonts w:ascii="宋体" w:eastAsia="宋体" w:hAnsi="宋体" w:hint="eastAsia"/>
+          <w:sz w:val="24"/>
+          <w:szCs w:val="28"/>
+        </w:rPr>
+        <w:t>，即为</w:t>
+      </w:r>
+      <w:r>
+        <w:rPr>
+          <w:rFonts w:ascii="宋体" w:eastAsia="宋体" w:hAnsi="宋体" w:hint="eastAsia"/>
+          <w:b/>
+          <w:bCs/>
+          <w:sz w:val="24"/>
+          <w:szCs w:val="28"/>
+        </w:rPr>
+        <w:t>眼图</w:t>
+      </w:r>
+      <w:r>
+        <w:rPr>
+          <w:rFonts w:ascii="宋体" w:eastAsia="宋体" w:hAnsi="宋体" w:hint="eastAsia"/>
+          <w:sz w:val="24"/>
+          <w:szCs w:val="28"/>
+        </w:rPr>
+        <w:t>。眼图是</w:t>
+      </w:r>
+      <w:r>
+        <w:rPr>
+          <w:rFonts w:ascii="宋体" w:eastAsia="宋体" w:hAnsi="宋体" w:hint="eastAsia"/>
+          <w:sz w:val="24"/>
+          <w:szCs w:val="28"/>
+        </w:rPr>
+        <w:t>物理传输中信号质量的直观体现</w:t>
       </w:r>
       <w:r>
         <w:rPr>
@@ -2691,103 +3501,15 @@
           <w:sz w:val="24"/>
           <w:szCs w:val="28"/>
         </w:rPr>
-        <w:t>Track）。为了实现对数据的高效定位与寻址，存储控制器将每一个磁道按照特定的角度划分为多个等长的圆弧段，每一段圆弧即构成一个物理扇区。</w:t>
-      </w:r>
-      <w:r>
-        <w:rPr>
-          <w:rFonts w:ascii="宋体" w:eastAsia="宋体" w:hAnsi="宋体" w:hint="eastAsia"/>
-          <w:sz w:val="24"/>
-          <w:szCs w:val="28"/>
-        </w:rPr>
-        <w:t>在早期的工业标准中，硬盘的一个标准物理扇区所能容纳的用户数据量固定为512</w:t>
-      </w:r>
-      <w:r>
-        <w:rPr>
-          <w:rFonts w:ascii="宋体" w:eastAsia="宋体" w:hAnsi="宋体" w:hint="eastAsia"/>
-          <w:sz w:val="24"/>
-          <w:szCs w:val="28"/>
-        </w:rPr>
-        <w:t>B</w:t>
-      </w:r>
-      <w:r>
-        <w:rPr>
-          <w:rFonts w:ascii="宋体" w:eastAsia="宋体" w:hAnsi="宋体" w:hint="eastAsia"/>
-          <w:sz w:val="24"/>
-          <w:szCs w:val="28"/>
-        </w:rPr>
-        <w:t>；现代的高级格式化标准</w:t>
-      </w:r>
-      <w:r>
-        <w:rPr>
-          <w:rFonts w:ascii="宋体" w:eastAsia="宋体" w:hAnsi="宋体" w:hint="eastAsia"/>
-          <w:sz w:val="24"/>
-          <w:szCs w:val="28"/>
-        </w:rPr>
-        <w:t>将物理扇区数据区大小提高为4KB</w:t>
-      </w:r>
-      <w:r>
-        <w:rPr>
-          <w:rFonts w:ascii="宋体" w:eastAsia="宋体" w:hAnsi="宋体" w:hint="eastAsia"/>
-          <w:sz w:val="24"/>
-          <w:szCs w:val="28"/>
-        </w:rPr>
-        <w:t>。一个扇区由头部标识区（</w:t>
-      </w:r>
-      <w:r>
-        <w:rPr>
-          <w:rFonts w:ascii="宋体" w:eastAsia="宋体" w:hAnsi="宋体" w:hint="eastAsia"/>
-          <w:sz w:val="24"/>
-          <w:szCs w:val="28"/>
-        </w:rPr>
-        <w:t>记录同步字符以及扇区的物理地址信息，供硬盘控制器的磁头进行空间维度的精准定位</w:t>
-      </w:r>
-      <w:r>
-        <w:rPr>
-          <w:rFonts w:ascii="宋体" w:eastAsia="宋体" w:hAnsi="宋体" w:hint="eastAsia"/>
-          <w:sz w:val="24"/>
-          <w:szCs w:val="28"/>
-        </w:rPr>
-        <w:t>）、数据区、纠错码区（</w:t>
-      </w:r>
-      <w:r>
-        <w:rPr>
-          <w:rFonts w:ascii="宋体" w:eastAsia="宋体" w:hAnsi="宋体" w:hint="eastAsia"/>
-          <w:sz w:val="24"/>
-          <w:szCs w:val="28"/>
-        </w:rPr>
-        <w:t>通过特定的校验算法实时检测并尝试修复因磁介质物理瑕疵或电磁信号干扰导致的读取错误，确保底层数据的完整性</w:t>
-      </w:r>
-      <w:r>
-        <w:rPr>
-          <w:rFonts w:ascii="宋体" w:eastAsia="宋体" w:hAnsi="宋体" w:hint="eastAsia"/>
-          <w:sz w:val="24"/>
-          <w:szCs w:val="28"/>
-        </w:rPr>
-        <w:t>）</w:t>
-      </w:r>
-      <w:r>
-        <w:rPr>
-          <w:rFonts w:ascii="宋体" w:eastAsia="宋体" w:hAnsi="宋体" w:hint="eastAsia"/>
-          <w:sz w:val="24"/>
-          <w:szCs w:val="28"/>
-        </w:rPr>
-        <w:t>组成。</w:t>
-      </w:r>
-      <w:r>
-        <w:rPr>
-          <w:rFonts w:ascii="宋体" w:eastAsia="宋体" w:hAnsi="宋体" w:hint="eastAsia"/>
-          <w:sz w:val="24"/>
-          <w:szCs w:val="28"/>
-        </w:rPr>
-        <w:t>磁盘控制器严格以物理扇区为基本边界执行I/O操作。为了降低操作系统的管理开销并优化空间分配效率，现代文件系统在逻辑层面将多个连续的物理扇区整合为更大的逻辑分配单元，分别称之为“簇”（Cluster）或“块”（Block），并基于这些逻辑单元来完成高层级的文件映射与存储管理工作</w:t>
-      </w:r>
-      <w:r>
-        <w:rPr>
-          <w:rFonts w:ascii="宋体" w:eastAsia="宋体" w:hAnsi="宋体" w:hint="eastAsia"/>
-          <w:sz w:val="24"/>
-          <w:szCs w:val="28"/>
-        </w:rPr>
-        <w:t>。</w:t>
+        <w:t>横向张开的宽度代表了时间裕量</w:t>
+      </w:r>
+      <w:r>
+        <w:rPr>
+          <w:rFonts w:ascii="宋体" w:eastAsia="宋体" w:hAnsi="宋体" w:hint="eastAsia"/>
+          <w:sz w:val="24"/>
+          <w:szCs w:val="28"/>
+        </w:rPr>
+        <w:t>（宽度越大，说明信号在时间轴上越稳定），纵向张开的高度代表电压裕量（高度越高，说明高低电平的区分越明显）。</w:t>
       </w:r>
     </w:p>
     <w:p>
@@ -2795,18 +3517,144 @@
         <w:ind w:firstLine="420"/>
         <w:jc w:val="both"/>
         <w:rPr>
-          <w:rFonts w:ascii="宋体" w:eastAsia="宋体" w:hAnsi="宋体" w:hint="eastAsia"/>
-          <w:sz w:val="24"/>
-          <w:szCs w:val="28"/>
-        </w:rPr>
-      </w:pPr>
-      <w:r>
-        <w:rPr>
-          <w:rFonts w:ascii="宋体" w:eastAsia="宋体" w:hAnsi="宋体" w:hint="eastAsia"/>
-          <w:sz w:val="24"/>
-          <w:szCs w:val="28"/>
-        </w:rPr>
-        <w:t>【锁相环】</w:t>
+          <w:rFonts w:ascii="宋体" w:eastAsia="宋体" w:hAnsi="宋体"/>
+          <w:sz w:val="24"/>
+          <w:szCs w:val="28"/>
+        </w:rPr>
+      </w:pPr>
+      <w:r>
+        <w:rPr>
+          <w:rFonts w:ascii="宋体" w:eastAsia="宋体" w:hAnsi="宋体" w:hint="eastAsia"/>
+          <w:sz w:val="24"/>
+          <w:szCs w:val="28"/>
+        </w:rPr>
+        <w:t>【设备树二进制文件（DTB）】</w:t>
+      </w:r>
+      <w:r>
+        <w:rPr>
+          <w:rFonts w:ascii="宋体" w:eastAsia="宋体" w:hAnsi="宋体" w:hint="eastAsia"/>
+          <w:sz w:val="24"/>
+          <w:szCs w:val="28"/>
+        </w:rPr>
+        <w:t>一种由操作系统在启动时读取的二进制数据结构，用于识别和配置底层的硬件设备</w:t>
+      </w:r>
+      <w:r>
+        <w:rPr>
+          <w:rFonts w:ascii="宋体" w:eastAsia="宋体" w:hAnsi="宋体" w:hint="eastAsia"/>
+          <w:sz w:val="24"/>
+          <w:szCs w:val="28"/>
+        </w:rPr>
+        <w:t>。</w:t>
+      </w:r>
+      <w:r>
+        <w:rPr>
+          <w:rFonts w:ascii="宋体" w:eastAsia="宋体" w:hAnsi="宋体" w:hint="eastAsia"/>
+          <w:sz w:val="24"/>
+          <w:szCs w:val="28"/>
+        </w:rPr>
+        <w:t>在计算机启动过程中，操作系统内核会根据内存中的DTB文件解析出的硬件拓扑结构在系统内部</w:t>
+      </w:r>
+      <w:r>
+        <w:rPr>
+          <w:rFonts w:ascii="宋体" w:eastAsia="宋体" w:hAnsi="宋体" w:hint="eastAsia"/>
+          <w:sz w:val="24"/>
+          <w:szCs w:val="28"/>
+        </w:rPr>
+        <w:t>动态创建对应的设备节点</w:t>
+      </w:r>
+      <w:r>
+        <w:rPr>
+          <w:rFonts w:ascii="宋体" w:eastAsia="宋体" w:hAnsi="宋体" w:hint="eastAsia"/>
+          <w:sz w:val="24"/>
+          <w:szCs w:val="28"/>
+        </w:rPr>
+        <w:t>，</w:t>
+      </w:r>
+      <w:r>
+        <w:rPr>
+          <w:rFonts w:ascii="宋体" w:eastAsia="宋体" w:hAnsi="宋体" w:hint="eastAsia"/>
+          <w:sz w:val="24"/>
+          <w:szCs w:val="28"/>
+        </w:rPr>
+        <w:t>随后系统总线会自动将这些设备节点与匹配的驱动程序绑定，完成硬件的初始化</w:t>
+      </w:r>
+      <w:r>
+        <w:rPr>
+          <w:rFonts w:ascii="宋体" w:eastAsia="宋体" w:hAnsi="宋体" w:hint="eastAsia"/>
+          <w:sz w:val="24"/>
+          <w:szCs w:val="28"/>
+        </w:rPr>
+        <w:t>。</w:t>
+      </w:r>
+    </w:p>
+    <w:p>
+      <w:pPr>
+        <w:ind w:firstLine="420"/>
+        <w:jc w:val="both"/>
+        <w:rPr>
+          <w:rFonts w:ascii="宋体" w:eastAsia="宋体" w:hAnsi="宋体" w:hint="eastAsia"/>
+          <w:sz w:val="24"/>
+          <w:szCs w:val="28"/>
+        </w:rPr>
+      </w:pPr>
+      <w:r>
+        <w:rPr>
+          <w:rFonts w:ascii="宋体" w:eastAsia="宋体" w:hAnsi="宋体" w:hint="eastAsia"/>
+          <w:sz w:val="24"/>
+          <w:szCs w:val="28"/>
+        </w:rPr>
+        <w:t>【安全世界 &amp; 非安全世界】</w:t>
+      </w:r>
+      <w:r>
+        <w:rPr>
+          <w:rFonts w:ascii="宋体" w:eastAsia="宋体" w:hAnsi="宋体" w:hint="eastAsia"/>
+          <w:sz w:val="24"/>
+          <w:szCs w:val="28"/>
+        </w:rPr>
+        <w:t>ARMv8通过硬件逻辑，将CPU划分为安全世界/非安全世界这两个并行的执行环境。安全世界中运行受信任的执行环境，处理安全敏感的任务（如身份验证）；非安全世界</w:t>
+      </w:r>
+      <w:r>
+        <w:rPr>
+          <w:rFonts w:ascii="宋体" w:eastAsia="宋体" w:hAnsi="宋体" w:hint="eastAsia"/>
+          <w:sz w:val="24"/>
+          <w:szCs w:val="28"/>
+        </w:rPr>
+        <w:t>运行</w:t>
+      </w:r>
+      <w:r>
+        <w:rPr>
+          <w:rFonts w:ascii="宋体" w:eastAsia="宋体" w:hAnsi="宋体" w:hint="eastAsia"/>
+          <w:sz w:val="24"/>
+          <w:szCs w:val="28"/>
+        </w:rPr>
+        <w:t>用户日常接触的操作系统</w:t>
+      </w:r>
+      <w:r>
+        <w:rPr>
+          <w:rFonts w:ascii="宋体" w:eastAsia="宋体" w:hAnsi="宋体" w:hint="eastAsia"/>
+          <w:sz w:val="24"/>
+          <w:szCs w:val="28"/>
+        </w:rPr>
+        <w:t>及其应用程序，无法直接访问安全世界的资源。</w:t>
+      </w:r>
+    </w:p>
+    <w:p>
+      <w:pPr>
+        <w:ind w:firstLine="420"/>
+        <w:jc w:val="both"/>
+        <w:rPr>
+          <w:rFonts w:ascii="宋体" w:eastAsia="宋体" w:hAnsi="宋体" w:hint="eastAsia"/>
+          <w:sz w:val="24"/>
+          <w:szCs w:val="28"/>
+        </w:rPr>
+      </w:pPr>
+      <w:r>
+        <w:rPr>
+          <w:rFonts w:ascii="宋体" w:eastAsia="宋体" w:hAnsi="宋体" w:hint="eastAsia"/>
+          <w:sz w:val="24"/>
+          <w:szCs w:val="28"/>
+        </w:rPr>
+        <w:t>【BIOS &amp; UEFI】</w:t>
       </w:r>
       <w:r>
         <w:rPr>
@@ -2816,7 +3664,31 @@
           <w:sz w:val="24"/>
           <w:szCs w:val="28"/>
         </w:rPr>
-        <w:t>锁相环</w:t>
+        <w:t>BIOS</w:t>
+      </w:r>
+      <w:r>
+        <w:rPr>
+          <w:rFonts w:ascii="宋体" w:eastAsia="宋体" w:hAnsi="宋体" w:hint="eastAsia"/>
+          <w:sz w:val="24"/>
+          <w:szCs w:val="28"/>
+        </w:rPr>
+        <w:t>（</w:t>
+      </w:r>
+      <w:r>
+        <w:rPr>
+          <w:rFonts w:ascii="宋体" w:eastAsia="宋体" w:hAnsi="宋体" w:hint="eastAsia"/>
+          <w:sz w:val="24"/>
+          <w:szCs w:val="28"/>
+        </w:rPr>
+        <w:t>基本输入输出系统</w:t>
+      </w:r>
+      <w:r>
+        <w:rPr>
+          <w:rFonts w:ascii="宋体" w:eastAsia="宋体" w:hAnsi="宋体" w:hint="eastAsia"/>
+          <w:sz w:val="24"/>
+          <w:szCs w:val="28"/>
+        </w:rPr>
+        <w:t>）</w:t>
       </w:r>
       <w:r>
         <w:rPr>
@@ -2832,23 +3704,47 @@
           <w:sz w:val="24"/>
           <w:szCs w:val="28"/>
         </w:rPr>
-        <w:t>一个以频率、相位作为误差信号的闭环控制系统</w:t>
-      </w:r>
-      <w:r>
-        <w:rPr>
-          <w:rFonts w:ascii="宋体" w:eastAsia="宋体" w:hAnsi="宋体" w:hint="eastAsia"/>
-          <w:sz w:val="24"/>
-          <w:szCs w:val="28"/>
-        </w:rPr>
-        <w:t>。锁相环的控制目标是让</w:t>
-      </w:r>
-      <w:r>
-        <w:rPr>
-          <w:rFonts w:ascii="宋体" w:eastAsia="宋体" w:hAnsi="宋体" w:hint="eastAsia"/>
-          <w:sz w:val="24"/>
-          <w:szCs w:val="28"/>
-        </w:rPr>
-        <w:t>电路的输出信号与外部参考信号保持同步</w:t>
+        <w:t>传统的固件接口标准</w:t>
+      </w:r>
+      <w:r>
+        <w:rPr>
+          <w:rFonts w:ascii="宋体" w:eastAsia="宋体" w:hAnsi="宋体" w:hint="eastAsia"/>
+          <w:sz w:val="24"/>
+          <w:szCs w:val="28"/>
+        </w:rPr>
+        <w:t>，</w:t>
+      </w:r>
+      <w:r>
+        <w:rPr>
+          <w:rFonts w:ascii="宋体" w:eastAsia="宋体" w:hAnsi="宋体" w:hint="eastAsia"/>
+          <w:sz w:val="24"/>
+          <w:szCs w:val="28"/>
+        </w:rPr>
+        <w:t>存储</w:t>
+      </w:r>
+      <w:r>
+        <w:rPr>
+          <w:rFonts w:ascii="宋体" w:eastAsia="宋体" w:hAnsi="宋体" w:hint="eastAsia"/>
+          <w:sz w:val="24"/>
+          <w:szCs w:val="28"/>
+        </w:rPr>
+        <w:t>在ROM</w:t>
+      </w:r>
+      <w:r>
+        <w:rPr>
+          <w:rFonts w:ascii="宋体" w:eastAsia="宋体" w:hAnsi="宋体" w:hint="eastAsia"/>
+          <w:sz w:val="24"/>
+          <w:szCs w:val="28"/>
+        </w:rPr>
+        <w:t>中作为计算机启动时运行的首个程序</w:t>
+      </w:r>
+      <w:r>
+        <w:rPr>
+          <w:rFonts w:ascii="宋体" w:eastAsia="宋体" w:hAnsi="宋体" w:hint="eastAsia"/>
+          <w:sz w:val="24"/>
+          <w:szCs w:val="28"/>
+        </w:rPr>
+        <w:t>。BIOS运行在实地址模式下，启动时执行POST检查计算机各主要硬件的状态</w:t>
       </w:r>
       <w:r>
         <w:rPr>
@@ -2864,15 +3760,63 @@
           <w:sz w:val="24"/>
           <w:szCs w:val="28"/>
         </w:rPr>
-        <w:t>当参考信号的频率或者相位发生变化的时候，锁相环会通过内部的反馈控制来调节输出频率</w:t>
-      </w:r>
-      <w:r>
-        <w:rPr>
-          <w:rFonts w:ascii="宋体" w:eastAsia="宋体" w:hAnsi="宋体" w:hint="eastAsia"/>
-          <w:sz w:val="24"/>
-          <w:szCs w:val="28"/>
-        </w:rPr>
-        <w:t>，直到两者重新同步（</w:t>
+        <w:t>配合</w:t>
+      </w:r>
+      <w:r>
+        <w:rPr>
+          <w:rFonts w:ascii="宋体" w:eastAsia="宋体" w:hAnsi="宋体" w:hint="eastAsia"/>
+          <w:sz w:val="24"/>
+          <w:szCs w:val="28"/>
+        </w:rPr>
+        <w:t>MBR(Master Boot Record)分区表使用</w:t>
+      </w:r>
+      <w:r>
+        <w:rPr>
+          <w:rFonts w:ascii="宋体" w:eastAsia="宋体" w:hAnsi="宋体" w:hint="eastAsia"/>
+          <w:sz w:val="24"/>
+          <w:szCs w:val="28"/>
+        </w:rPr>
+        <w:t>，MBR限制计算机系统最大支持的硬盘容量为2.2TB，同时最多只能创建4个主分区</w:t>
+      </w:r>
+      <w:r>
+        <w:rPr>
+          <w:rFonts w:ascii="宋体" w:eastAsia="宋体" w:hAnsi="宋体" w:hint="eastAsia"/>
+          <w:sz w:val="24"/>
+          <w:szCs w:val="28"/>
+        </w:rPr>
+        <w:t>。</w:t>
+      </w:r>
+      <w:r>
+        <w:rPr>
+          <w:rFonts w:ascii="宋体" w:eastAsia="宋体" w:hAnsi="宋体" w:hint="eastAsia"/>
+          <w:sz w:val="24"/>
+          <w:szCs w:val="28"/>
+        </w:rPr>
+        <w:t>为了解决</w:t>
+      </w:r>
+      <w:r>
+        <w:rPr>
+          <w:rFonts w:ascii="宋体" w:eastAsia="宋体" w:hAnsi="宋体" w:hint="eastAsia"/>
+          <w:sz w:val="24"/>
+          <w:szCs w:val="28"/>
+        </w:rPr>
+        <w:t>硬件容量增长和启动速度的需求</w:t>
+      </w:r>
+      <w:r>
+        <w:rPr>
+          <w:rFonts w:ascii="宋体" w:eastAsia="宋体" w:hAnsi="宋体" w:hint="eastAsia"/>
+          <w:sz w:val="24"/>
+          <w:szCs w:val="28"/>
+        </w:rPr>
+        <w:t>，</w:t>
+      </w:r>
+      <w:r>
+        <w:rPr>
+          <w:rFonts w:ascii="宋体" w:eastAsia="宋体" w:hAnsi="宋体" w:hint="eastAsia"/>
+          <w:sz w:val="24"/>
+          <w:szCs w:val="28"/>
+        </w:rPr>
+        <w:t>设计了</w:t>
       </w:r>
       <w:r>
         <w:rPr>
@@ -2882,199 +3826,143 @@
           <w:sz w:val="24"/>
           <w:szCs w:val="28"/>
         </w:rPr>
-        <w:t>锁相</w:t>
-      </w:r>
-      <w:r>
-        <w:rPr>
-          <w:rFonts w:ascii="宋体" w:eastAsia="宋体" w:hAnsi="宋体" w:hint="eastAsia"/>
-          <w:sz w:val="24"/>
-          <w:szCs w:val="28"/>
-        </w:rPr>
-        <w:t>）。</w:t>
-      </w:r>
-    </w:p>
-    <w:p>
-      <w:pPr>
-        <w:ind w:firstLine="420"/>
-        <w:jc w:val="both"/>
-        <w:rPr>
-          <w:rFonts w:ascii="宋体" w:eastAsia="宋体" w:hAnsi="宋体" w:hint="eastAsia"/>
-          <w:sz w:val="24"/>
-          <w:szCs w:val="28"/>
-        </w:rPr>
-      </w:pPr>
-      <w:r>
-        <w:rPr>
-          <w:rFonts w:ascii="宋体" w:eastAsia="宋体" w:hAnsi="宋体" w:hint="eastAsia"/>
-          <w:sz w:val="24"/>
-          <w:szCs w:val="28"/>
-        </w:rPr>
-        <w:t>【眼图】</w:t>
-      </w:r>
-      <w:r>
-        <w:rPr>
-          <w:rFonts w:ascii="宋体" w:eastAsia="宋体" w:hAnsi="宋体" w:hint="eastAsia"/>
-          <w:sz w:val="24"/>
-          <w:szCs w:val="28"/>
-        </w:rPr>
-        <w:t>用示波器测量内存数据线上传输的一长串随机信号</w:t>
-      </w:r>
-      <w:r>
-        <w:rPr>
-          <w:rFonts w:ascii="宋体" w:eastAsia="宋体" w:hAnsi="宋体" w:hint="eastAsia"/>
-          <w:sz w:val="24"/>
-          <w:szCs w:val="28"/>
-        </w:rPr>
-        <w:t>，将所得的</w:t>
-      </w:r>
-      <w:r>
-        <w:rPr>
-          <w:rFonts w:ascii="宋体" w:eastAsia="宋体" w:hAnsi="宋体" w:hint="eastAsia"/>
-          <w:sz w:val="24"/>
-          <w:szCs w:val="28"/>
-        </w:rPr>
-        <w:t>连续波形按照一个或两个时钟周期的长度切开，</w:t>
-      </w:r>
-      <w:r>
-        <w:rPr>
-          <w:rFonts w:ascii="宋体" w:eastAsia="宋体" w:hAnsi="宋体" w:hint="eastAsia"/>
-          <w:sz w:val="24"/>
-          <w:szCs w:val="28"/>
-        </w:rPr>
-        <w:t>再</w:t>
-      </w:r>
-      <w:r>
-        <w:rPr>
-          <w:rFonts w:ascii="宋体" w:eastAsia="宋体" w:hAnsi="宋体" w:hint="eastAsia"/>
-          <w:sz w:val="24"/>
-          <w:szCs w:val="28"/>
-        </w:rPr>
-        <w:t>把这些无数个短小的波形片段全部叠加重合显示在同一个屏幕上</w:t>
-      </w:r>
-      <w:r>
-        <w:rPr>
-          <w:rFonts w:ascii="宋体" w:eastAsia="宋体" w:hAnsi="宋体" w:hint="eastAsia"/>
-          <w:sz w:val="24"/>
-          <w:szCs w:val="28"/>
-        </w:rPr>
-        <w:t>，即为</w:t>
-      </w:r>
-      <w:r>
-        <w:rPr>
-          <w:rFonts w:ascii="宋体" w:eastAsia="宋体" w:hAnsi="宋体" w:hint="eastAsia"/>
-          <w:b/>
-          <w:bCs/>
-          <w:sz w:val="24"/>
-          <w:szCs w:val="28"/>
-        </w:rPr>
-        <w:t>眼图</w:t>
-      </w:r>
-      <w:r>
-        <w:rPr>
-          <w:rFonts w:ascii="宋体" w:eastAsia="宋体" w:hAnsi="宋体" w:hint="eastAsia"/>
-          <w:sz w:val="24"/>
-          <w:szCs w:val="28"/>
-        </w:rPr>
-        <w:t>。眼图是</w:t>
-      </w:r>
-      <w:r>
-        <w:rPr>
-          <w:rFonts w:ascii="宋体" w:eastAsia="宋体" w:hAnsi="宋体" w:hint="eastAsia"/>
-          <w:sz w:val="24"/>
-          <w:szCs w:val="28"/>
-        </w:rPr>
-        <w:t>物理传输中信号质量的直观体现</w:t>
-      </w:r>
-      <w:r>
-        <w:rPr>
-          <w:rFonts w:ascii="宋体" w:eastAsia="宋体" w:hAnsi="宋体" w:hint="eastAsia"/>
-          <w:sz w:val="24"/>
-          <w:szCs w:val="28"/>
-        </w:rPr>
-        <w:t>，</w:t>
-      </w:r>
-      <w:r>
-        <w:rPr>
-          <w:rFonts w:ascii="宋体" w:eastAsia="宋体" w:hAnsi="宋体" w:hint="eastAsia"/>
-          <w:sz w:val="24"/>
-          <w:szCs w:val="28"/>
-        </w:rPr>
-        <w:t>横向张开的宽度代表了时间裕量</w:t>
-      </w:r>
-      <w:r>
-        <w:rPr>
-          <w:rFonts w:ascii="宋体" w:eastAsia="宋体" w:hAnsi="宋体" w:hint="eastAsia"/>
-          <w:sz w:val="24"/>
-          <w:szCs w:val="28"/>
-        </w:rPr>
-        <w:t>（宽度越大，说明信号在时间轴上越稳定），纵向张开的高度代表电压裕量（高度越高，说明高低电平的区分越明显）。</w:t>
-      </w:r>
-    </w:p>
-    <w:p>
-      <w:pPr>
-        <w:ind w:firstLine="420"/>
-        <w:jc w:val="both"/>
-        <w:rPr>
-          <w:rFonts w:ascii="宋体" w:eastAsia="宋体" w:hAnsi="宋体" w:hint="eastAsia"/>
-          <w:sz w:val="24"/>
-          <w:szCs w:val="28"/>
-        </w:rPr>
-      </w:pPr>
-      <w:r>
-        <w:rPr>
-          <w:rFonts w:ascii="宋体" w:eastAsia="宋体" w:hAnsi="宋体" w:hint="eastAsia"/>
-          <w:sz w:val="24"/>
-          <w:szCs w:val="28"/>
-        </w:rPr>
-        <w:t>【设备树二进制文件（DTB）】</w:t>
-      </w:r>
-      <w:r>
-        <w:rPr>
-          <w:rFonts w:ascii="宋体" w:eastAsia="宋体" w:hAnsi="宋体" w:hint="eastAsia"/>
-          <w:sz w:val="24"/>
-          <w:szCs w:val="28"/>
-        </w:rPr>
-        <w:t>一种由操作系统在启动时读取的二进制数据结构，用于识别和配置底层的硬件设备</w:t>
-      </w:r>
-      <w:r>
-        <w:rPr>
-          <w:rFonts w:ascii="宋体" w:eastAsia="宋体" w:hAnsi="宋体" w:hint="eastAsia"/>
-          <w:sz w:val="24"/>
-          <w:szCs w:val="28"/>
-        </w:rPr>
-        <w:t>。</w:t>
-      </w:r>
-      <w:r>
-        <w:rPr>
-          <w:rFonts w:ascii="宋体" w:eastAsia="宋体" w:hAnsi="宋体" w:hint="eastAsia"/>
-          <w:sz w:val="24"/>
-          <w:szCs w:val="28"/>
-        </w:rPr>
-        <w:t>在计算机启动过程中，操作系统内核会根据内存中的DTB文件解析出的硬件拓扑结构在系统内部</w:t>
-      </w:r>
-      <w:r>
-        <w:rPr>
-          <w:rFonts w:ascii="宋体" w:eastAsia="宋体" w:hAnsi="宋体" w:hint="eastAsia"/>
-          <w:sz w:val="24"/>
-          <w:szCs w:val="28"/>
-        </w:rPr>
-        <w:t>动态创建对应的设备节点</w:t>
-      </w:r>
-      <w:r>
-        <w:rPr>
-          <w:rFonts w:ascii="宋体" w:eastAsia="宋体" w:hAnsi="宋体" w:hint="eastAsia"/>
-          <w:sz w:val="24"/>
-          <w:szCs w:val="28"/>
-        </w:rPr>
-        <w:t>，</w:t>
-      </w:r>
-      <w:r>
-        <w:rPr>
-          <w:rFonts w:ascii="宋体" w:eastAsia="宋体" w:hAnsi="宋体" w:hint="eastAsia"/>
-          <w:sz w:val="24"/>
-          <w:szCs w:val="28"/>
-        </w:rPr>
-        <w:t>随后系统总线会自动将这些设备节点与匹配的驱动程序绑定，完成硬件的初始化</w:t>
+        <w:t>UEFI</w:t>
+      </w:r>
+      <w:r>
+        <w:rPr>
+          <w:rFonts w:ascii="宋体" w:eastAsia="宋体" w:hAnsi="宋体" w:hint="eastAsia"/>
+          <w:sz w:val="24"/>
+          <w:szCs w:val="28"/>
+        </w:rPr>
+        <w:t>（</w:t>
+      </w:r>
+      <w:r>
+        <w:rPr>
+          <w:rFonts w:ascii="宋体" w:eastAsia="宋体" w:hAnsi="宋体" w:hint="eastAsia"/>
+          <w:sz w:val="24"/>
+          <w:szCs w:val="28"/>
+        </w:rPr>
+        <w:t>统一可扩展固件接口</w:t>
+      </w:r>
+      <w:r>
+        <w:rPr>
+          <w:rFonts w:ascii="宋体" w:eastAsia="宋体" w:hAnsi="宋体" w:hint="eastAsia"/>
+          <w:sz w:val="24"/>
+          <w:szCs w:val="28"/>
+        </w:rPr>
+        <w:t>）作为</w:t>
+      </w:r>
+      <w:r>
+        <w:rPr>
+          <w:rFonts w:ascii="宋体" w:eastAsia="宋体" w:hAnsi="宋体" w:hint="eastAsia"/>
+          <w:sz w:val="24"/>
+          <w:szCs w:val="28"/>
+        </w:rPr>
+        <w:t>现代的替代方案。</w:t>
+      </w:r>
+      <w:r>
+        <w:rPr>
+          <w:rFonts w:ascii="宋体" w:eastAsia="宋体" w:hAnsi="宋体" w:hint="eastAsia"/>
+          <w:sz w:val="24"/>
+          <w:szCs w:val="28"/>
+        </w:rPr>
+        <w:t>UEFI可以运行在32位或64位模式</w:t>
+      </w:r>
+      <w:r>
+        <w:rPr>
+          <w:rFonts w:ascii="宋体" w:eastAsia="宋体" w:hAnsi="宋体" w:hint="eastAsia"/>
+          <w:sz w:val="24"/>
+          <w:szCs w:val="28"/>
+        </w:rPr>
+        <w:t>下</w:t>
+      </w:r>
+      <w:r>
+        <w:rPr>
+          <w:rFonts w:ascii="宋体" w:eastAsia="宋体" w:hAnsi="宋体" w:hint="eastAsia"/>
+          <w:sz w:val="24"/>
+          <w:szCs w:val="28"/>
+        </w:rPr>
+        <w:t>，允许访问更多的内存地址空间</w:t>
+      </w:r>
+      <w:r>
+        <w:rPr>
+          <w:rFonts w:ascii="宋体" w:eastAsia="宋体" w:hAnsi="宋体" w:hint="eastAsia"/>
+          <w:sz w:val="24"/>
+          <w:szCs w:val="28"/>
+        </w:rPr>
+        <w:t>（从而UEFI可以使用图形界面代替纯命令行界面）</w:t>
+      </w:r>
+      <w:r>
+        <w:rPr>
+          <w:rFonts w:ascii="宋体" w:eastAsia="宋体" w:hAnsi="宋体" w:hint="eastAsia"/>
+          <w:sz w:val="24"/>
+          <w:szCs w:val="28"/>
+        </w:rPr>
+        <w:t>；UEF</w:t>
+      </w:r>
+      <w:r>
+        <w:rPr>
+          <w:rFonts w:ascii="宋体" w:eastAsia="宋体" w:hAnsi="宋体" w:hint="eastAsia"/>
+          <w:sz w:val="24"/>
+          <w:szCs w:val="28"/>
+        </w:rPr>
+        <w:t>I</w:t>
+      </w:r>
+      <w:r>
+        <w:rPr>
+          <w:rFonts w:ascii="宋体" w:eastAsia="宋体" w:hAnsi="宋体" w:hint="eastAsia"/>
+          <w:sz w:val="24"/>
+          <w:szCs w:val="28"/>
+        </w:rPr>
+        <w:t>支持并行初始化硬件，可以</w:t>
+      </w:r>
+      <w:r>
+        <w:rPr>
+          <w:rFonts w:ascii="宋体" w:eastAsia="宋体" w:hAnsi="宋体" w:hint="eastAsia"/>
+          <w:sz w:val="24"/>
+          <w:szCs w:val="28"/>
+        </w:rPr>
+        <w:t>直接加载操作系统的引导装载程序</w:t>
+      </w:r>
+      <w:r>
+        <w:rPr>
+          <w:rFonts w:ascii="宋体" w:eastAsia="宋体" w:hAnsi="宋体" w:hint="eastAsia"/>
+          <w:sz w:val="24"/>
+          <w:szCs w:val="28"/>
+        </w:rPr>
+        <w:t>，从而显著缩短电脑开机时间。</w:t>
+      </w:r>
+      <w:r>
+        <w:rPr>
+          <w:rFonts w:ascii="宋体" w:eastAsia="宋体" w:hAnsi="宋体" w:hint="eastAsia"/>
+          <w:sz w:val="24"/>
+          <w:szCs w:val="28"/>
+        </w:rPr>
+        <w:t>UEFI配合</w:t>
+      </w:r>
+      <w:r>
+        <w:rPr>
+          <w:rFonts w:ascii="宋体" w:eastAsia="宋体" w:hAnsi="宋体" w:hint="eastAsia"/>
+          <w:sz w:val="24"/>
+          <w:szCs w:val="28"/>
+        </w:rPr>
+        <w:t>GPT(GUID Partition Table)分区表使用，支持的最大硬盘容量为9.4ZB，同时可创建128个分区。</w:t>
+      </w:r>
+      <w:r>
+        <w:rPr>
+          <w:rFonts w:ascii="宋体" w:eastAsia="宋体" w:hAnsi="宋体" w:hint="eastAsia"/>
+          <w:sz w:val="24"/>
+          <w:szCs w:val="28"/>
+        </w:rPr>
+        <w:t>此外，UEFI引入了安全启动（Secure Boot），可以</w:t>
+      </w:r>
+      <w:r>
+        <w:rPr>
+          <w:rFonts w:ascii="宋体" w:eastAsia="宋体" w:hAnsi="宋体" w:hint="eastAsia"/>
+          <w:sz w:val="24"/>
+          <w:szCs w:val="28"/>
+        </w:rPr>
+        <w:t>通过数字签名验证引导程序，防止病毒或未经授权的代码在系统启动前运行</w:t>
       </w:r>
       <w:r>
         <w:rPr>
@@ -3153,7 +4041,7 @@
                     </pic:cNvPicPr>
                   </pic:nvPicPr>
                   <pic:blipFill rotWithShape="1">
-                    <a:blip r:embed="rId10">
+                    <a:blip r:embed="rId13">
                       <a:extLst>
                         <a:ext uri="{28A0092B-C50C-407E-A947-70E740481C1C}">
                           <a14:useLocalDpi xmlns:a14="http://schemas.microsoft.com/office/drawing/2010/main" val="0"/>
@@ -3481,25 +4369,7 @@
           <w:sz w:val="24"/>
           <w:szCs w:val="28"/>
         </w:rPr>
-        <w:t>在字符串和内存块移动操作中，指向</w:t>
-      </w:r>
-      <w:proofErr w:type="gramStart"/>
-      <w:r>
-        <w:rPr>
-          <w:rFonts w:ascii="宋体" w:eastAsia="宋体" w:hAnsi="宋体" w:hint="eastAsia"/>
-          <w:sz w:val="24"/>
-          <w:szCs w:val="28"/>
-        </w:rPr>
-        <w:t>源数据</w:t>
-      </w:r>
-      <w:proofErr w:type="gramEnd"/>
-      <w:r>
-        <w:rPr>
-          <w:rFonts w:ascii="宋体" w:eastAsia="宋体" w:hAnsi="宋体" w:hint="eastAsia"/>
-          <w:sz w:val="24"/>
-          <w:szCs w:val="28"/>
-        </w:rPr>
-        <w:t>的地址</w:t>
+        <w:t>在字符串和内存块移动操作中，指向源数据的地址</w:t>
       </w:r>
       <w:r>
         <w:rPr>
@@ -3567,25 +4437,7 @@
           <w:sz w:val="24"/>
           <w:szCs w:val="28"/>
         </w:rPr>
-        <w:t>指向当前函数</w:t>
-      </w:r>
-      <w:proofErr w:type="gramStart"/>
-      <w:r>
-        <w:rPr>
-          <w:rFonts w:ascii="宋体" w:eastAsia="宋体" w:hAnsi="宋体" w:hint="eastAsia"/>
-          <w:sz w:val="24"/>
-          <w:szCs w:val="28"/>
-        </w:rPr>
-        <w:t>栈</w:t>
-      </w:r>
-      <w:proofErr w:type="gramEnd"/>
-      <w:r>
-        <w:rPr>
-          <w:rFonts w:ascii="宋体" w:eastAsia="宋体" w:hAnsi="宋体" w:hint="eastAsia"/>
-          <w:sz w:val="24"/>
-          <w:szCs w:val="28"/>
-        </w:rPr>
-        <w:t>帧的底部</w:t>
+        <w:t>指向当前函数栈帧的底部</w:t>
       </w:r>
       <w:r>
         <w:rPr>
@@ -3619,43 +4471,7 @@
           <w:sz w:val="24"/>
           <w:szCs w:val="28"/>
         </w:rPr>
-        <w:t>指向当前调用</w:t>
-      </w:r>
-      <w:proofErr w:type="gramStart"/>
-      <w:r>
-        <w:rPr>
-          <w:rFonts w:ascii="宋体" w:eastAsia="宋体" w:hAnsi="宋体" w:hint="eastAsia"/>
-          <w:sz w:val="24"/>
-          <w:szCs w:val="28"/>
-        </w:rPr>
-        <w:t>栈</w:t>
-      </w:r>
-      <w:proofErr w:type="gramEnd"/>
-      <w:r>
-        <w:rPr>
-          <w:rFonts w:ascii="宋体" w:eastAsia="宋体" w:hAnsi="宋体" w:hint="eastAsia"/>
-          <w:sz w:val="24"/>
-          <w:szCs w:val="28"/>
-        </w:rPr>
-        <w:t>的</w:t>
-      </w:r>
-      <w:proofErr w:type="gramStart"/>
-      <w:r>
-        <w:rPr>
-          <w:rFonts w:ascii="宋体" w:eastAsia="宋体" w:hAnsi="宋体" w:hint="eastAsia"/>
-          <w:sz w:val="24"/>
-          <w:szCs w:val="28"/>
-        </w:rPr>
-        <w:t>栈</w:t>
-      </w:r>
-      <w:proofErr w:type="gramEnd"/>
-      <w:r>
-        <w:rPr>
-          <w:rFonts w:ascii="宋体" w:eastAsia="宋体" w:hAnsi="宋体" w:hint="eastAsia"/>
-          <w:sz w:val="24"/>
-          <w:szCs w:val="28"/>
-        </w:rPr>
-        <w:t>顶</w:t>
+        <w:t>指向当前调用栈的栈顶</w:t>
       </w:r>
       <w:r>
         <w:rPr>
@@ -3701,25 +4517,7 @@
           <w:sz w:val="24"/>
           <w:szCs w:val="28"/>
         </w:rPr>
-        <w:t>结合偏移</w:t>
-      </w:r>
-      <w:proofErr w:type="gramStart"/>
-      <w:r>
-        <w:rPr>
-          <w:rFonts w:ascii="宋体" w:eastAsia="宋体" w:hAnsi="宋体" w:hint="eastAsia"/>
-          <w:sz w:val="24"/>
-          <w:szCs w:val="28"/>
-        </w:rPr>
-        <w:t>量用于</w:t>
-      </w:r>
-      <w:proofErr w:type="gramEnd"/>
-      <w:r>
-        <w:rPr>
-          <w:rFonts w:ascii="宋体" w:eastAsia="宋体" w:hAnsi="宋体" w:hint="eastAsia"/>
-          <w:sz w:val="24"/>
-          <w:szCs w:val="28"/>
-        </w:rPr>
-        <w:t>计算物理地址</w:t>
+        <w:t>结合偏移量用于计算物理地址</w:t>
       </w:r>
       <w:r>
         <w:rPr>
@@ -3813,25 +4611,7 @@
           <w:sz w:val="24"/>
           <w:szCs w:val="28"/>
         </w:rPr>
-        <w:t>（</w:t>
-      </w:r>
-      <w:proofErr w:type="gramStart"/>
-      <w:r>
-        <w:rPr>
-          <w:rFonts w:ascii="宋体" w:eastAsia="宋体" w:hAnsi="宋体" w:hint="eastAsia"/>
-          <w:sz w:val="24"/>
-          <w:szCs w:val="28"/>
-        </w:rPr>
-        <w:t>栈</w:t>
-      </w:r>
-      <w:proofErr w:type="gramEnd"/>
-      <w:r>
-        <w:rPr>
-          <w:rFonts w:ascii="宋体" w:eastAsia="宋体" w:hAnsi="宋体" w:hint="eastAsia"/>
-          <w:sz w:val="24"/>
-          <w:szCs w:val="28"/>
-        </w:rPr>
-        <w:t>段，与EBP、ESP配合使用），</w:t>
+        <w:t>（栈段，与EBP、ESP配合使用），</w:t>
       </w:r>
       <w:r>
         <w:rPr>
@@ -4026,7 +4806,7 @@
         <w:ind w:left="880" w:firstLine="380"/>
         <w:jc w:val="both"/>
         <w:rPr>
-          <w:rFonts w:ascii="宋体" w:eastAsia="宋体" w:hAnsi="宋体"/>
+          <w:rFonts w:ascii="宋体" w:eastAsia="宋体" w:hAnsi="宋体" w:hint="eastAsia"/>
           <w:sz w:val="24"/>
           <w:szCs w:val="28"/>
         </w:rPr>
@@ -4067,7 +4847,7 @@
         </w:numPr>
         <w:jc w:val="both"/>
         <w:rPr>
-          <w:rFonts w:ascii="宋体" w:eastAsia="宋体" w:hAnsi="宋体"/>
+          <w:rFonts w:ascii="宋体" w:eastAsia="宋体" w:hAnsi="宋体" w:hint="eastAsia"/>
           <w:sz w:val="24"/>
           <w:szCs w:val="28"/>
         </w:rPr>
@@ -4105,7 +4885,7 @@
                     </pic:cNvPicPr>
                   </pic:nvPicPr>
                   <pic:blipFill>
-                    <a:blip r:embed="rId11" cstate="print">
+                    <a:blip r:embed="rId14" cstate="print">
                       <a:extLst>
                         <a:ext uri="{28A0092B-C50C-407E-A947-70E740481C1C}">
                           <a14:useLocalDpi xmlns:a14="http://schemas.microsoft.com/office/drawing/2010/main" val="0"/>
@@ -4166,7 +4946,15 @@
           <w:sz w:val="24"/>
           <w:szCs w:val="28"/>
         </w:rPr>
-        <w:t>架构CPU有哪些寄存器？</w:t>
+        <w:t xml:space="preserve"> </w:t>
+      </w:r>
+      <w:r>
+        <w:rPr>
+          <w:rFonts w:ascii="宋体" w:eastAsia="宋体" w:hAnsi="宋体" w:hint="eastAsia"/>
+          <w:sz w:val="24"/>
+          <w:szCs w:val="28"/>
+        </w:rPr>
+        <w:t>CPU有哪些寄存器？</w:t>
       </w:r>
     </w:p>
     <w:p>
@@ -4175,18 +4963,18 @@
         <w:ind w:left="880" w:firstLine="380"/>
         <w:jc w:val="both"/>
         <w:rPr>
-          <w:rFonts w:ascii="宋体" w:eastAsia="宋体" w:hAnsi="宋体"/>
-          <w:sz w:val="24"/>
-          <w:szCs w:val="28"/>
-        </w:rPr>
-      </w:pPr>
-      <w:r>
-        <w:rPr>
-          <w:rFonts w:ascii="宋体" w:eastAsia="宋体" w:hAnsi="宋体" w:hint="eastAsia"/>
-          <w:sz w:val="24"/>
-          <w:szCs w:val="28"/>
-        </w:rPr>
-        <w:t>AArch32架构有15个通用寄存器</w:t>
+          <w:rFonts w:ascii="宋体" w:eastAsia="宋体" w:hAnsi="宋体" w:hint="eastAsia"/>
+          <w:sz w:val="24"/>
+          <w:szCs w:val="28"/>
+        </w:rPr>
+      </w:pPr>
+      <w:r>
+        <w:rPr>
+          <w:rFonts w:ascii="宋体" w:eastAsia="宋体" w:hAnsi="宋体" w:hint="eastAsia"/>
+          <w:sz w:val="24"/>
+          <w:szCs w:val="28"/>
+        </w:rPr>
+        <w:t>AArch32有15个通用寄存器</w:t>
       </w:r>
       <w:r>
         <w:rPr>
@@ -4295,7 +5083,7 @@
                     </pic:cNvPicPr>
                   </pic:nvPicPr>
                   <pic:blipFill>
-                    <a:blip r:embed="rId12" cstate="print">
+                    <a:blip r:embed="rId15" cstate="print">
                       <a:extLst>
                         <a:ext uri="{28A0092B-C50C-407E-A947-70E740481C1C}">
                           <a14:useLocalDpi xmlns:a14="http://schemas.microsoft.com/office/drawing/2010/main" val="0"/>
@@ -4385,18 +5173,18 @@
         <w:ind w:left="880" w:firstLine="380"/>
         <w:jc w:val="both"/>
         <w:rPr>
-          <w:rFonts w:ascii="宋体" w:eastAsia="宋体" w:hAnsi="宋体"/>
-          <w:sz w:val="24"/>
-          <w:szCs w:val="28"/>
-        </w:rPr>
-      </w:pPr>
-      <w:r>
-        <w:rPr>
-          <w:rFonts w:ascii="宋体" w:eastAsia="宋体" w:hAnsi="宋体" w:hint="eastAsia"/>
-          <w:sz w:val="24"/>
-          <w:szCs w:val="28"/>
-        </w:rPr>
-        <w:t>AArch64架构有31个通用寄存器</w:t>
+          <w:rFonts w:ascii="宋体" w:eastAsia="宋体" w:hAnsi="宋体" w:hint="eastAsia"/>
+          <w:sz w:val="24"/>
+          <w:szCs w:val="28"/>
+        </w:rPr>
+      </w:pPr>
+      <w:r>
+        <w:rPr>
+          <w:rFonts w:ascii="宋体" w:eastAsia="宋体" w:hAnsi="宋体" w:hint="eastAsia"/>
+          <w:sz w:val="24"/>
+          <w:szCs w:val="28"/>
+        </w:rPr>
+        <w:t>AArch64有31个通用寄存器</w:t>
       </w:r>
       <w:r>
         <w:rPr>
@@ -4414,25 +5202,7 @@
           <w:sz w:val="24"/>
           <w:szCs w:val="28"/>
         </w:rPr>
-        <w:t>，其中X0-X7通常用于传递函数参数和返回值，X29作为</w:t>
-      </w:r>
-      <w:proofErr w:type="gramStart"/>
-      <w:r>
-        <w:rPr>
-          <w:rFonts w:ascii="宋体" w:eastAsia="宋体" w:hAnsi="宋体" w:hint="eastAsia"/>
-          <w:sz w:val="24"/>
-          <w:szCs w:val="28"/>
-        </w:rPr>
-        <w:t>帧</w:t>
-      </w:r>
-      <w:proofErr w:type="gramEnd"/>
-      <w:r>
-        <w:rPr>
-          <w:rFonts w:ascii="宋体" w:eastAsia="宋体" w:hAnsi="宋体" w:hint="eastAsia"/>
-          <w:sz w:val="24"/>
-          <w:szCs w:val="28"/>
-        </w:rPr>
-        <w:t>指针</w:t>
+        <w:t>，其中X0-X7通常用于传递函数参数和返回值，X29作为帧指针</w:t>
       </w:r>
       <w:r>
         <w:rPr>
@@ -4448,25 +5218,7 @@
           <w:sz w:val="24"/>
           <w:szCs w:val="28"/>
         </w:rPr>
-        <w:t>追踪</w:t>
-      </w:r>
-      <w:proofErr w:type="gramStart"/>
-      <w:r>
-        <w:rPr>
-          <w:rFonts w:ascii="宋体" w:eastAsia="宋体" w:hAnsi="宋体" w:hint="eastAsia"/>
-          <w:sz w:val="24"/>
-          <w:szCs w:val="28"/>
-        </w:rPr>
-        <w:t>栈</w:t>
-      </w:r>
-      <w:proofErr w:type="gramEnd"/>
-      <w:r>
-        <w:rPr>
-          <w:rFonts w:ascii="宋体" w:eastAsia="宋体" w:hAnsi="宋体" w:hint="eastAsia"/>
-          <w:sz w:val="24"/>
-          <w:szCs w:val="28"/>
-        </w:rPr>
-        <w:t>帧</w:t>
+        <w:t>追踪栈帧</w:t>
       </w:r>
       <w:r>
         <w:rPr>
@@ -4673,7 +5425,7 @@
         <w:ind w:left="880" w:firstLine="380"/>
         <w:jc w:val="both"/>
         <w:rPr>
-          <w:rFonts w:ascii="宋体" w:eastAsia="宋体" w:hAnsi="宋体"/>
+          <w:rFonts w:ascii="宋体" w:eastAsia="宋体" w:hAnsi="宋体" w:hint="eastAsia"/>
           <w:sz w:val="24"/>
           <w:szCs w:val="28"/>
         </w:rPr>
@@ -4684,7 +5436,7 @@
           <w:noProof/>
         </w:rPr>
         <w:drawing>
-          <wp:anchor distT="0" distB="0" distL="114300" distR="114300" simplePos="0" relativeHeight="251665408" behindDoc="0" locked="0" layoutInCell="1" allowOverlap="1" wp14:anchorId="772638C3" wp14:editId="33CEACAA">
+          <wp:anchor distT="0" distB="0" distL="114300" distR="114300" simplePos="0" relativeHeight="251665408" behindDoc="0" locked="0" layoutInCell="1" allowOverlap="1" wp14:anchorId="772638C3" wp14:editId="4D1832CD">
             <wp:simplePos x="0" y="0"/>
             <wp:positionH relativeFrom="margin">
               <wp:align>right</wp:align>
@@ -4709,7 +5461,7 @@
                     </pic:cNvPicPr>
                   </pic:nvPicPr>
                   <pic:blipFill>
-                    <a:blip r:embed="rId13" cstate="print">
+                    <a:blip r:embed="rId16" cstate="print">
                       <a:extLst>
                         <a:ext uri="{28A0092B-C50C-407E-A947-70E740481C1C}">
                           <a14:useLocalDpi xmlns:a14="http://schemas.microsoft.com/office/drawing/2010/main" val="0"/>
@@ -4778,115 +5530,7 @@
           <w:sz w:val="24"/>
           <w:szCs w:val="28"/>
         </w:rPr>
-        <w:t>x0(zero)作为零寄存器，x1(</w:t>
-      </w:r>
-      <w:proofErr w:type="spellStart"/>
-      <w:r>
-        <w:rPr>
-          <w:rFonts w:ascii="宋体" w:eastAsia="宋体" w:hAnsi="宋体" w:hint="eastAsia"/>
-          <w:sz w:val="24"/>
-          <w:szCs w:val="28"/>
-        </w:rPr>
-        <w:t>ra</w:t>
-      </w:r>
-      <w:proofErr w:type="spellEnd"/>
-      <w:r>
-        <w:rPr>
-          <w:rFonts w:ascii="宋体" w:eastAsia="宋体" w:hAnsi="宋体" w:hint="eastAsia"/>
-          <w:sz w:val="24"/>
-          <w:szCs w:val="28"/>
-        </w:rPr>
-        <w:t>)存储子程序返回地址，x2(</w:t>
-      </w:r>
-      <w:proofErr w:type="spellStart"/>
-      <w:r>
-        <w:rPr>
-          <w:rFonts w:ascii="宋体" w:eastAsia="宋体" w:hAnsi="宋体" w:hint="eastAsia"/>
-          <w:sz w:val="24"/>
-          <w:szCs w:val="28"/>
-        </w:rPr>
-        <w:t>sp</w:t>
-      </w:r>
-      <w:proofErr w:type="spellEnd"/>
-      <w:r>
-        <w:rPr>
-          <w:rFonts w:ascii="宋体" w:eastAsia="宋体" w:hAnsi="宋体" w:hint="eastAsia"/>
-          <w:sz w:val="24"/>
-          <w:szCs w:val="28"/>
-        </w:rPr>
-        <w:t>)存放栈指针（指向当前</w:t>
-      </w:r>
-      <w:proofErr w:type="gramStart"/>
-      <w:r>
-        <w:rPr>
-          <w:rFonts w:ascii="宋体" w:eastAsia="宋体" w:hAnsi="宋体" w:hint="eastAsia"/>
-          <w:sz w:val="24"/>
-          <w:szCs w:val="28"/>
-        </w:rPr>
-        <w:t>栈</w:t>
-      </w:r>
-      <w:proofErr w:type="gramEnd"/>
-      <w:r>
-        <w:rPr>
-          <w:rFonts w:ascii="宋体" w:eastAsia="宋体" w:hAnsi="宋体" w:hint="eastAsia"/>
-          <w:sz w:val="24"/>
-          <w:szCs w:val="28"/>
-        </w:rPr>
-        <w:t>顶），x3(</w:t>
-      </w:r>
-      <w:proofErr w:type="spellStart"/>
-      <w:r>
-        <w:rPr>
-          <w:rFonts w:ascii="宋体" w:eastAsia="宋体" w:hAnsi="宋体" w:hint="eastAsia"/>
-          <w:sz w:val="24"/>
-          <w:szCs w:val="28"/>
-        </w:rPr>
-        <w:t>gp</w:t>
-      </w:r>
-      <w:proofErr w:type="spellEnd"/>
-      <w:r>
-        <w:rPr>
-          <w:rFonts w:ascii="宋体" w:eastAsia="宋体" w:hAnsi="宋体" w:hint="eastAsia"/>
-          <w:sz w:val="24"/>
-          <w:szCs w:val="28"/>
-        </w:rPr>
-        <w:t>)作为全局指针指向静态数据区，x4(</w:t>
-      </w:r>
-      <w:proofErr w:type="spellStart"/>
-      <w:r>
-        <w:rPr>
-          <w:rFonts w:ascii="宋体" w:eastAsia="宋体" w:hAnsi="宋体" w:hint="eastAsia"/>
-          <w:sz w:val="24"/>
-          <w:szCs w:val="28"/>
-        </w:rPr>
-        <w:t>tp</w:t>
-      </w:r>
-      <w:proofErr w:type="spellEnd"/>
-      <w:r>
-        <w:rPr>
-          <w:rFonts w:ascii="宋体" w:eastAsia="宋体" w:hAnsi="宋体" w:hint="eastAsia"/>
-          <w:sz w:val="24"/>
-          <w:szCs w:val="28"/>
-        </w:rPr>
-        <w:t>)作为线程指针指向线程本地存储，x5-x7(t0-t2)、x28-x31(t3-t6)作为临时寄存器，x8(s0/</w:t>
-      </w:r>
-      <w:proofErr w:type="spellStart"/>
-      <w:r>
-        <w:rPr>
-          <w:rFonts w:ascii="宋体" w:eastAsia="宋体" w:hAnsi="宋体" w:hint="eastAsia"/>
-          <w:sz w:val="24"/>
-          <w:szCs w:val="28"/>
-        </w:rPr>
-        <w:t>fp</w:t>
-      </w:r>
-      <w:proofErr w:type="spellEnd"/>
-      <w:r>
-        <w:rPr>
-          <w:rFonts w:ascii="宋体" w:eastAsia="宋体" w:hAnsi="宋体" w:hint="eastAsia"/>
-          <w:sz w:val="24"/>
-          <w:szCs w:val="28"/>
-        </w:rPr>
-        <w:t>)保存寄存器或帧指针，x9(s1)保存寄存器，x10-x11(a0-a1)存储函数参数或返回值，x12-x17(a2-a7)存储函数参数，x18-x27(s2-s11)保存寄存器</w:t>
+        <w:t>x0(zero)作为零寄存器，x1(ra)存储子程序返回地址，x2(sp)存放栈指针（指向当前栈顶），x3(gp)作为全局指针指向静态数据区，x4(tp)作为线程指针指向线程本地存储，x5-x7(t0-t2)、x28-x31(t3-t6)作为临时寄存器，x8(s0/fp)保存寄存器或帧指针，x9(s1)保存寄存器，x10-x11(a0-a1)存储函数参数或返回值，x12-x17(a2-a7)存储函数参数，x18-x27(s2-s11)保存寄存器</w:t>
       </w:r>
       <w:r>
         <w:rPr>
@@ -4903,7 +5547,7 @@
         <w:ind w:left="880" w:firstLine="380"/>
         <w:jc w:val="both"/>
         <w:rPr>
-          <w:rFonts w:ascii="宋体" w:eastAsia="宋体" w:hAnsi="宋体"/>
+          <w:rFonts w:ascii="宋体" w:eastAsia="宋体" w:hAnsi="宋体" w:hint="eastAsia"/>
           <w:sz w:val="24"/>
           <w:szCs w:val="28"/>
         </w:rPr>
@@ -5002,15 +5646,7 @@
           <w:sz w:val="24"/>
           <w:szCs w:val="28"/>
         </w:rPr>
-        <w:t>如果该CPU支持浮点运算，则还有额外的</w:t>
-      </w:r>
-      <w:r>
-        <w:rPr>
-          <w:rFonts w:ascii="宋体" w:eastAsia="宋体" w:hAnsi="宋体" w:hint="eastAsia"/>
-          <w:sz w:val="24"/>
-          <w:szCs w:val="28"/>
-        </w:rPr>
-        <w:t>32个浮点寄存器（</w:t>
+        <w:t>如果该CPU支持浮点运算，则还有额外的32个浮点寄存器（</w:t>
       </w:r>
       <w:r>
         <w:rPr>
@@ -5028,17 +5664,8 @@
           <w:sz w:val="24"/>
           <w:szCs w:val="28"/>
         </w:rPr>
-        <w:t>）</w:t>
-      </w:r>
-      <w:r>
-        <w:rPr>
-          <w:rFonts w:ascii="宋体" w:eastAsia="宋体" w:hAnsi="宋体" w:hint="eastAsia"/>
-          <w:sz w:val="24"/>
-          <w:szCs w:val="28"/>
-        </w:rPr>
-        <w:t>以及</w:t>
-      </w:r>
-      <w:proofErr w:type="spellStart"/>
+        <w:t>）以及</w:t>
+      </w:r>
       <w:r>
         <w:rPr>
           <w:rFonts w:ascii="宋体" w:eastAsia="宋体" w:hAnsi="宋体" w:hint="eastAsia"/>
@@ -5049,7 +5676,6 @@
         </w:rPr>
         <w:t>fcsr</w:t>
       </w:r>
-      <w:proofErr w:type="spellEnd"/>
       <w:r>
         <w:rPr>
           <w:rFonts w:ascii="宋体" w:eastAsia="宋体" w:hAnsi="宋体" w:hint="eastAsia"/>
@@ -5127,7 +5753,7 @@
                     </pic:cNvPicPr>
                   </pic:nvPicPr>
                   <pic:blipFill>
-                    <a:blip r:embed="rId14">
+                    <a:blip r:embed="rId17">
                       <a:extLst>
                         <a:ext uri="{28A0092B-C50C-407E-A947-70E740481C1C}">
                           <a14:useLocalDpi xmlns:a14="http://schemas.microsoft.com/office/drawing/2010/main" val="0"/>
@@ -5173,7 +5799,7 @@
         <w:ind w:left="880" w:firstLine="380"/>
         <w:jc w:val="both"/>
         <w:rPr>
-          <w:rFonts w:ascii="宋体" w:eastAsia="宋体" w:hAnsi="宋体" w:hint="eastAsia"/>
+          <w:rFonts w:ascii="宋体" w:eastAsia="宋体" w:hAnsi="宋体"/>
           <w:sz w:val="24"/>
           <w:szCs w:val="28"/>
         </w:rPr>
@@ -5274,25 +5900,7 @@
           <w:sz w:val="24"/>
           <w:szCs w:val="28"/>
         </w:rPr>
-        <w:t>数据选通信号DQS的延迟，使其与时钟信号CK在每一颗DRAM颗粒的接收</w:t>
-      </w:r>
-      <w:proofErr w:type="gramStart"/>
-      <w:r>
-        <w:rPr>
-          <w:rFonts w:ascii="宋体" w:eastAsia="宋体" w:hAnsi="宋体" w:hint="eastAsia"/>
-          <w:sz w:val="24"/>
-          <w:szCs w:val="28"/>
-        </w:rPr>
-        <w:t>端严格</w:t>
-      </w:r>
-      <w:proofErr w:type="gramEnd"/>
-      <w:r>
-        <w:rPr>
-          <w:rFonts w:ascii="宋体" w:eastAsia="宋体" w:hAnsi="宋体" w:hint="eastAsia"/>
-          <w:sz w:val="24"/>
-          <w:szCs w:val="28"/>
-        </w:rPr>
-        <w:t>对齐</w:t>
+        <w:t>数据选通信号DQS的延迟，使其与时钟信号CK在每一颗DRAM颗粒的接收端严格对齐</w:t>
       </w:r>
       <w:r>
         <w:rPr>
@@ -5310,7 +5918,6 @@
         </w:rPr>
         <w:t>、</w:t>
       </w:r>
-      <w:proofErr w:type="spellStart"/>
       <w:r>
         <w:rPr>
           <w:rFonts w:ascii="宋体" w:eastAsia="宋体" w:hAnsi="宋体" w:hint="eastAsia"/>
@@ -5319,9 +5926,24 @@
           <w:sz w:val="24"/>
           <w:szCs w:val="28"/>
         </w:rPr>
-        <w:t>VrefDQ</w:t>
-      </w:r>
-      <w:proofErr w:type="spellEnd"/>
+        <w:t>VrefDQ校准</w:t>
+      </w:r>
+      <w:r>
+        <w:rPr>
+          <w:rFonts w:ascii="宋体" w:eastAsia="宋体" w:hAnsi="宋体" w:hint="eastAsia"/>
+          <w:sz w:val="24"/>
+          <w:szCs w:val="28"/>
+        </w:rPr>
+        <w:t>（调整数据引脚内部参考电压，以在眼图中找到区分0和1的最佳电平）</w:t>
+      </w:r>
+      <w:r>
+        <w:rPr>
+          <w:rFonts w:ascii="宋体" w:eastAsia="宋体" w:hAnsi="宋体" w:hint="eastAsia"/>
+          <w:sz w:val="24"/>
+          <w:szCs w:val="28"/>
+        </w:rPr>
+        <w:t>、</w:t>
+      </w:r>
       <w:r>
         <w:rPr>
           <w:rFonts w:ascii="宋体" w:eastAsia="宋体" w:hAnsi="宋体" w:hint="eastAsia"/>
@@ -5330,24 +5952,89 @@
           <w:sz w:val="24"/>
           <w:szCs w:val="28"/>
         </w:rPr>
-        <w:t>校准</w:t>
-      </w:r>
-      <w:r>
-        <w:rPr>
-          <w:rFonts w:ascii="宋体" w:eastAsia="宋体" w:hAnsi="宋体" w:hint="eastAsia"/>
-          <w:sz w:val="24"/>
-          <w:szCs w:val="28"/>
-        </w:rPr>
-        <w:t>（调整数据引脚内部参考电压，以在眼图中找到区分0和1的最佳电平）</w:t>
-      </w:r>
-      <w:r>
-        <w:rPr>
-          <w:rFonts w:ascii="宋体" w:eastAsia="宋体" w:hAnsi="宋体" w:hint="eastAsia"/>
-          <w:sz w:val="24"/>
-          <w:szCs w:val="28"/>
-        </w:rPr>
-        <w:t>、</w:t>
-      </w:r>
+        <w:t>读写居中</w:t>
+      </w:r>
+      <w:r>
+        <w:rPr>
+          <w:rFonts w:ascii="宋体" w:eastAsia="宋体" w:hAnsi="宋体" w:hint="eastAsia"/>
+          <w:sz w:val="24"/>
+          <w:szCs w:val="28"/>
+        </w:rPr>
+        <w:t>（通过发送特定的测试码，</w:t>
+      </w:r>
+      <w:r>
+        <w:rPr>
+          <w:rFonts w:ascii="宋体" w:eastAsia="宋体" w:hAnsi="宋体" w:hint="eastAsia"/>
+          <w:sz w:val="24"/>
+          <w:szCs w:val="28"/>
+        </w:rPr>
+        <w:t>不断微调信号的采样延迟，将采样点精确放置在数据眼图张开最大的中心位置，确保信号最稳定</w:t>
+      </w:r>
+      <w:r>
+        <w:rPr>
+          <w:rFonts w:ascii="宋体" w:eastAsia="宋体" w:hAnsi="宋体" w:hint="eastAsia"/>
+          <w:sz w:val="24"/>
+          <w:szCs w:val="28"/>
+        </w:rPr>
+        <w:t>）</w:t>
+      </w:r>
+      <w:r>
+        <w:rPr>
+          <w:rFonts w:ascii="宋体" w:eastAsia="宋体" w:hAnsi="宋体" w:hint="eastAsia"/>
+          <w:sz w:val="24"/>
+          <w:szCs w:val="28"/>
+        </w:rPr>
+        <w:t>。</w:t>
+      </w:r>
+    </w:p>
+    <w:p>
+      <w:pPr>
+        <w:pStyle w:val="a9"/>
+        <w:numPr>
+          <w:ilvl w:val="1"/>
+          <w:numId w:val="1"/>
+        </w:numPr>
+        <w:rPr>
+          <w:rFonts w:ascii="宋体" w:eastAsia="宋体" w:hAnsi="宋体"/>
+          <w:sz w:val="24"/>
+          <w:szCs w:val="28"/>
+        </w:rPr>
+      </w:pPr>
+      <w:r>
+        <w:rPr>
+          <w:rFonts w:ascii="宋体" w:eastAsia="宋体" w:hAnsi="宋体" w:hint="eastAsia"/>
+          <w:sz w:val="24"/>
+          <w:szCs w:val="28"/>
+        </w:rPr>
+        <w:t>ARMv7和</w:t>
+      </w:r>
+      <w:r>
+        <w:rPr>
+          <w:rFonts w:ascii="宋体" w:eastAsia="宋体" w:hAnsi="宋体" w:hint="eastAsia"/>
+          <w:sz w:val="24"/>
+          <w:szCs w:val="28"/>
+        </w:rPr>
+        <w:t>ARMv8</w:t>
+      </w:r>
+      <w:r>
+        <w:rPr>
+          <w:rFonts w:ascii="宋体" w:eastAsia="宋体" w:hAnsi="宋体" w:hint="eastAsia"/>
+          <w:sz w:val="24"/>
+          <w:szCs w:val="28"/>
+        </w:rPr>
+        <w:t>有什么区别？</w:t>
+      </w:r>
+    </w:p>
+    <w:p>
+      <w:pPr>
+        <w:pStyle w:val="a9"/>
+        <w:ind w:left="880" w:firstLine="380"/>
+        <w:rPr>
+          <w:rFonts w:ascii="宋体" w:eastAsia="宋体" w:hAnsi="宋体" w:hint="eastAsia"/>
+          <w:sz w:val="24"/>
+          <w:szCs w:val="28"/>
+        </w:rPr>
+      </w:pPr>
       <w:r>
         <w:rPr>
           <w:rFonts w:ascii="宋体" w:eastAsia="宋体" w:hAnsi="宋体" w:hint="eastAsia"/>
@@ -5356,31 +6043,145 @@
           <w:sz w:val="24"/>
           <w:szCs w:val="28"/>
         </w:rPr>
-        <w:t>读写居中</w:t>
-      </w:r>
-      <w:r>
-        <w:rPr>
-          <w:rFonts w:ascii="宋体" w:eastAsia="宋体" w:hAnsi="宋体" w:hint="eastAsia"/>
-          <w:sz w:val="24"/>
-          <w:szCs w:val="28"/>
-        </w:rPr>
-        <w:t>（通过发送特定的测试码，</w:t>
-      </w:r>
-      <w:r>
-        <w:rPr>
-          <w:rFonts w:ascii="宋体" w:eastAsia="宋体" w:hAnsi="宋体" w:hint="eastAsia"/>
-          <w:sz w:val="24"/>
-          <w:szCs w:val="28"/>
-        </w:rPr>
-        <w:t>不断微调信号的采样延迟，将采样点精确放置在数据眼图张开最大的中心位置，确保信号最稳定</w:t>
-      </w:r>
-      <w:r>
-        <w:rPr>
-          <w:rFonts w:ascii="宋体" w:eastAsia="宋体" w:hAnsi="宋体" w:hint="eastAsia"/>
-          <w:sz w:val="24"/>
-          <w:szCs w:val="28"/>
-        </w:rPr>
-        <w:t>）</w:t>
+        <w:t>ARMv7</w:t>
+      </w:r>
+      <w:r>
+        <w:rPr>
+          <w:rFonts w:ascii="宋体" w:eastAsia="宋体" w:hAnsi="宋体" w:hint="eastAsia"/>
+          <w:sz w:val="24"/>
+          <w:szCs w:val="28"/>
+        </w:rPr>
+        <w:t>基于增强型哈佛结构，所有通用寄存器、指令集和地址空间都限制在32位</w:t>
+      </w:r>
+      <w:r>
+        <w:rPr>
+          <w:rFonts w:ascii="宋体" w:eastAsia="宋体" w:hAnsi="宋体" w:hint="eastAsia"/>
+          <w:sz w:val="24"/>
+          <w:szCs w:val="28"/>
+        </w:rPr>
+        <w:t>；</w:t>
+      </w:r>
+      <w:r>
+        <w:rPr>
+          <w:rFonts w:ascii="宋体" w:eastAsia="宋体" w:hAnsi="宋体" w:hint="eastAsia"/>
+          <w:b/>
+          <w:bCs/>
+          <w:sz w:val="24"/>
+          <w:szCs w:val="28"/>
+        </w:rPr>
+        <w:t>ARMv8</w:t>
+      </w:r>
+      <w:r>
+        <w:rPr>
+          <w:rFonts w:ascii="宋体" w:eastAsia="宋体" w:hAnsi="宋体" w:hint="eastAsia"/>
+          <w:sz w:val="24"/>
+          <w:szCs w:val="28"/>
+        </w:rPr>
+        <w:t>引入</w:t>
+      </w:r>
+      <w:r>
+        <w:rPr>
+          <w:rFonts w:ascii="宋体" w:eastAsia="宋体" w:hAnsi="宋体" w:hint="eastAsia"/>
+          <w:sz w:val="24"/>
+          <w:szCs w:val="28"/>
+        </w:rPr>
+        <w:t>了</w:t>
+      </w:r>
+      <w:r>
+        <w:rPr>
+          <w:rFonts w:ascii="宋体" w:eastAsia="宋体" w:hAnsi="宋体" w:hint="eastAsia"/>
+          <w:sz w:val="24"/>
+          <w:szCs w:val="28"/>
+        </w:rPr>
+        <w:t>64位执行状态</w:t>
+      </w:r>
+      <w:r>
+        <w:rPr>
+          <w:rFonts w:ascii="宋体" w:eastAsia="宋体" w:hAnsi="宋体" w:hint="eastAsia"/>
+          <w:sz w:val="24"/>
+          <w:szCs w:val="28"/>
+        </w:rPr>
+        <w:t>AArch64</w:t>
+      </w:r>
+      <w:r>
+        <w:rPr>
+          <w:rFonts w:ascii="宋体" w:eastAsia="宋体" w:hAnsi="宋体" w:hint="eastAsia"/>
+          <w:sz w:val="24"/>
+          <w:szCs w:val="28"/>
+        </w:rPr>
+        <w:t>，</w:t>
+      </w:r>
+      <w:r>
+        <w:rPr>
+          <w:rFonts w:ascii="宋体" w:eastAsia="宋体" w:hAnsi="宋体" w:hint="eastAsia"/>
+          <w:sz w:val="24"/>
+          <w:szCs w:val="28"/>
+        </w:rPr>
+        <w:t>引入了A64</w:t>
+      </w:r>
+      <w:r>
+        <w:rPr>
+          <w:rFonts w:ascii="宋体" w:eastAsia="宋体" w:hAnsi="宋体" w:hint="eastAsia"/>
+          <w:sz w:val="24"/>
+          <w:szCs w:val="28"/>
+        </w:rPr>
+        <w:t>指令集，并</w:t>
+      </w:r>
+      <w:r>
+        <w:rPr>
+          <w:rFonts w:ascii="宋体" w:eastAsia="宋体" w:hAnsi="宋体" w:hint="eastAsia"/>
+          <w:sz w:val="24"/>
+          <w:szCs w:val="28"/>
+        </w:rPr>
+        <w:t>支持64位虚拟地址和6</w:t>
+      </w:r>
+      <w:r>
+        <w:rPr>
+          <w:rFonts w:ascii="宋体" w:eastAsia="宋体" w:hAnsi="宋体" w:hint="eastAsia"/>
+          <w:sz w:val="24"/>
+          <w:szCs w:val="28"/>
+        </w:rPr>
+        <w:t>4</w:t>
+      </w:r>
+      <w:r>
+        <w:rPr>
+          <w:rFonts w:ascii="宋体" w:eastAsia="宋体" w:hAnsi="宋体" w:hint="eastAsia"/>
+          <w:sz w:val="24"/>
+          <w:szCs w:val="28"/>
+        </w:rPr>
+        <w:t>位算术运算。</w:t>
+      </w:r>
+      <w:r>
+        <w:rPr>
+          <w:rFonts w:ascii="宋体" w:eastAsia="宋体" w:hAnsi="宋体" w:hint="eastAsia"/>
+          <w:sz w:val="24"/>
+          <w:szCs w:val="28"/>
+        </w:rPr>
+        <w:t>ARMv8</w:t>
+      </w:r>
+      <w:r>
+        <w:rPr>
+          <w:rFonts w:ascii="宋体" w:eastAsia="宋体" w:hAnsi="宋体" w:hint="eastAsia"/>
+          <w:sz w:val="24"/>
+          <w:szCs w:val="28"/>
+        </w:rPr>
+        <w:t>相比ARMv7，移除了绝大部分指令的条件执行后缀支持（避免在现代的深度流水线CPU中带来严重的预测压力），仅保留少数专用条件指令；引入了清晰的异常级别模型，将异常级别分为EL0（用户应用程序）、EL1（操作系统内核）、EL2（虚拟化监控程序）、EL3（安全监视器）</w:t>
+      </w:r>
+      <w:r>
+        <w:rPr>
+          <w:rFonts w:ascii="宋体" w:eastAsia="宋体" w:hAnsi="宋体" w:hint="eastAsia"/>
+          <w:sz w:val="24"/>
+          <w:szCs w:val="28"/>
+        </w:rPr>
+        <w:t>，让整个系统的</w:t>
+      </w:r>
+      <w:r>
+        <w:rPr>
+          <w:rFonts w:ascii="宋体" w:eastAsia="宋体" w:hAnsi="宋体" w:hint="eastAsia"/>
+          <w:sz w:val="24"/>
+          <w:szCs w:val="28"/>
+        </w:rPr>
+        <w:t>权限管理和安全隔离更加严密</w:t>
       </w:r>
       <w:r>
         <w:rPr>
@@ -5560,18 +6361,8 @@
           <w:sz w:val="24"/>
           <w:szCs w:val="28"/>
         </w:rPr>
-        <w:t>高度依赖</w:t>
-      </w:r>
-      <w:proofErr w:type="spellStart"/>
-      <w:r>
-        <w:rPr>
-          <w:rFonts w:ascii="宋体" w:eastAsia="宋体" w:hAnsi="宋体" w:hint="eastAsia"/>
-          <w:sz w:val="24"/>
-          <w:szCs w:val="28"/>
-        </w:rPr>
-        <w:t>BootROM</w:t>
-      </w:r>
-      <w:proofErr w:type="spellEnd"/>
+        <w:t>高度依赖BootROM</w:t>
+      </w:r>
       <w:r>
         <w:rPr>
           <w:rFonts w:ascii="宋体" w:eastAsia="宋体" w:hAnsi="宋体" w:hint="eastAsia"/>
@@ -5653,25 +6444,7 @@
           <w:sz w:val="18"/>
           <w:szCs w:val="20"/>
         </w:rPr>
-        <w:t>[1]袁茜茜.探究计算机的启动过程[J].微型机与应用,2016,35(03):</w:t>
-      </w:r>
-      <w:proofErr w:type="gramStart"/>
-      <w:r>
-        <w:rPr>
-          <w:rFonts w:ascii="宋体" w:eastAsia="宋体" w:hAnsi="宋体" w:hint="eastAsia"/>
-          <w:sz w:val="18"/>
-          <w:szCs w:val="20"/>
-        </w:rPr>
-        <w:t>38-40.DOI:10.19358/j.issn</w:t>
-      </w:r>
-      <w:proofErr w:type="gramEnd"/>
-      <w:r>
-        <w:rPr>
-          <w:rFonts w:ascii="宋体" w:eastAsia="宋体" w:hAnsi="宋体" w:hint="eastAsia"/>
-          <w:sz w:val="18"/>
-          <w:szCs w:val="20"/>
-        </w:rPr>
-        <w:t>.1674-7720.2016.03.013.</w:t>
+        <w:t>[1]袁茜茜.探究计算机的启动过程[J].微型机与应用,2016,35(03):38-40.DOI:10.19358/j.issn.1674-7720.2016.03.013.</w:t>
       </w:r>
     </w:p>
     <w:p>
@@ -5696,7 +6469,7 @@
         </w:rPr>
         <w:t xml:space="preserve"> </w:t>
       </w:r>
-      <w:hyperlink r:id="rId15" w:history="1">
+      <w:hyperlink r:id="rId18" w:history="1">
         <w:r>
           <w:rPr>
             <w:rStyle w:val="af2"/>
@@ -5777,7 +6550,7 @@
         </w:rPr>
         <w:t xml:space="preserve"> </w:t>
       </w:r>
-      <w:hyperlink r:id="rId16" w:history="1">
+      <w:hyperlink r:id="rId19" w:history="1">
         <w:r>
           <w:rPr>
             <w:rStyle w:val="af2"/>
@@ -5827,7 +6600,7 @@
         </w:rPr>
         <w:t xml:space="preserve"> </w:t>
       </w:r>
-      <w:hyperlink r:id="rId17" w:history="1">
+      <w:hyperlink r:id="rId20" w:history="1">
         <w:r>
           <w:rPr>
             <w:rStyle w:val="af2"/>
@@ -5855,7 +6628,6 @@
         </w:rPr>
         <w:t>[</w:t>
       </w:r>
-      <w:proofErr w:type="gramStart"/>
       <w:r>
         <w:rPr>
           <w:rFonts w:ascii="宋体" w:eastAsia="宋体" w:hAnsi="宋体" w:hint="eastAsia"/>
@@ -5870,16 +6642,7 @@
           <w:sz w:val="18"/>
           <w:szCs w:val="20"/>
         </w:rPr>
-        <w:t>]Trusted</w:t>
-      </w:r>
-      <w:proofErr w:type="gramEnd"/>
-      <w:r>
-        <w:rPr>
-          <w:rFonts w:ascii="宋体" w:eastAsia="宋体" w:hAnsi="宋体" w:hint="eastAsia"/>
-          <w:sz w:val="18"/>
-          <w:szCs w:val="20"/>
-        </w:rPr>
-        <w:t xml:space="preserve"> Firmware-A Documentation:</w:t>
+        <w:t>]Trusted Firmware-A Documentation:</w:t>
       </w:r>
       <w:r>
         <w:rPr>
@@ -5887,7 +6650,7 @@
         </w:rPr>
         <w:t xml:space="preserve"> </w:t>
       </w:r>
-      <w:hyperlink r:id="rId18" w:history="1">
+      <w:hyperlink r:id="rId21" w:history="1">
         <w:r>
           <w:rPr>
             <w:rStyle w:val="af2"/>
@@ -5937,7 +6700,7 @@
         </w:rPr>
         <w:t xml:space="preserve"> </w:t>
       </w:r>
-      <w:hyperlink r:id="rId19" w:history="1">
+      <w:hyperlink r:id="rId22" w:history="1">
         <w:r>
           <w:rPr>
             <w:rStyle w:val="af2"/>
@@ -5945,7 +6708,43 @@
             <w:sz w:val="18"/>
             <w:szCs w:val="20"/>
           </w:rPr>
-          <w:t>https://blog.csdn.net/uoscn/article/details/147169514</w:t>
+          <w:t>https://bl</w:t>
+        </w:r>
+        <w:r>
+          <w:rPr>
+            <w:rStyle w:val="af2"/>
+            <w:rFonts w:ascii="宋体" w:eastAsia="宋体" w:hAnsi="宋体" w:hint="eastAsia"/>
+            <w:sz w:val="18"/>
+            <w:szCs w:val="20"/>
+          </w:rPr>
+          <w:t>o</w:t>
+        </w:r>
+        <w:r>
+          <w:rPr>
+            <w:rStyle w:val="af2"/>
+            <w:rFonts w:ascii="宋体" w:eastAsia="宋体" w:hAnsi="宋体" w:hint="eastAsia"/>
+            <w:sz w:val="18"/>
+            <w:szCs w:val="20"/>
+          </w:rPr>
+          <w:t>g.csdn.net/uoscn/articl</w:t>
+        </w:r>
+        <w:r>
+          <w:rPr>
+            <w:rStyle w:val="af2"/>
+            <w:rFonts w:ascii="宋体" w:eastAsia="宋体" w:hAnsi="宋体" w:hint="eastAsia"/>
+            <w:sz w:val="18"/>
+            <w:szCs w:val="20"/>
+          </w:rPr>
+          <w:t>e</w:t>
+        </w:r>
+        <w:r>
+          <w:rPr>
+            <w:rStyle w:val="af2"/>
+            <w:rFonts w:ascii="宋体" w:eastAsia="宋体" w:hAnsi="宋体" w:hint="eastAsia"/>
+            <w:sz w:val="18"/>
+            <w:szCs w:val="20"/>
+          </w:rPr>
+          <w:t>/details/147169514</w:t>
         </w:r>
       </w:hyperlink>
     </w:p>
@@ -5979,25 +6778,7 @@
           <w:sz w:val="18"/>
           <w:szCs w:val="20"/>
         </w:rPr>
-        <w:t>]RISC-V CPU加</w:t>
-      </w:r>
-      <w:proofErr w:type="gramStart"/>
-      <w:r>
-        <w:rPr>
-          <w:rFonts w:ascii="宋体" w:eastAsia="宋体" w:hAnsi="宋体" w:hint="eastAsia"/>
-          <w:sz w:val="18"/>
-          <w:szCs w:val="20"/>
-        </w:rPr>
-        <w:t>电执行</w:t>
-      </w:r>
-      <w:proofErr w:type="gramEnd"/>
-      <w:r>
-        <w:rPr>
-          <w:rFonts w:ascii="宋体" w:eastAsia="宋体" w:hAnsi="宋体" w:hint="eastAsia"/>
-          <w:sz w:val="18"/>
-          <w:szCs w:val="20"/>
-        </w:rPr>
-        <w:t>流程:</w:t>
+        <w:t>]RISC-V CPU加电执行流程:</w:t>
       </w:r>
       <w:r>
         <w:rPr>
@@ -6007,7 +6788,7 @@
         </w:rPr>
         <w:t xml:space="preserve"> </w:t>
       </w:r>
-      <w:hyperlink r:id="rId20" w:history="1">
+      <w:hyperlink r:id="rId23" w:history="1">
         <w:r>
           <w:rPr>
             <w:rStyle w:val="af2"/>
@@ -6049,25 +6830,7 @@
           <w:sz w:val="18"/>
           <w:szCs w:val="20"/>
         </w:rPr>
-        <w:t>]</w:t>
-      </w:r>
-      <w:proofErr w:type="spellStart"/>
-      <w:r>
-        <w:rPr>
-          <w:rFonts w:ascii="宋体" w:eastAsia="宋体" w:hAnsi="宋体" w:hint="eastAsia"/>
-          <w:sz w:val="18"/>
-          <w:szCs w:val="20"/>
-        </w:rPr>
-        <w:t>OpenSBI</w:t>
-      </w:r>
-      <w:proofErr w:type="spellEnd"/>
-      <w:r>
-        <w:rPr>
-          <w:rFonts w:ascii="宋体" w:eastAsia="宋体" w:hAnsi="宋体" w:hint="eastAsia"/>
-          <w:sz w:val="18"/>
-          <w:szCs w:val="20"/>
-        </w:rPr>
-        <w:t>背景介绍/编译/启动，及其和Linux交互:</w:t>
+        <w:t>]OpenSBI背景介绍/编译/启动，及其和Linux交互:</w:t>
       </w:r>
       <w:r>
         <w:rPr>
@@ -6075,7 +6838,7 @@
         </w:rPr>
         <w:t xml:space="preserve"> </w:t>
       </w:r>
-      <w:hyperlink r:id="rId21" w:history="1">
+      <w:hyperlink r:id="rId24" w:history="1">
         <w:r>
           <w:rPr>
             <w:rStyle w:val="af2"/>
@@ -6125,7 +6888,7 @@
         </w:rPr>
         <w:t xml:space="preserve"> </w:t>
       </w:r>
-      <w:hyperlink r:id="rId22" w:history="1">
+      <w:hyperlink r:id="rId25" w:history="1">
         <w:r>
           <w:rPr>
             <w:rStyle w:val="af2"/>
@@ -6175,7 +6938,7 @@
         </w:rPr>
         <w:t xml:space="preserve"> </w:t>
       </w:r>
-      <w:hyperlink r:id="rId23" w:history="1">
+      <w:hyperlink r:id="rId26" w:history="1">
         <w:r>
           <w:rPr>
             <w:rStyle w:val="af2"/>
@@ -6241,7 +7004,7 @@
         </w:rPr>
         <w:t xml:space="preserve"> </w:t>
       </w:r>
-      <w:hyperlink r:id="rId24" w:history="1">
+      <w:hyperlink r:id="rId27" w:history="1">
         <w:r>
           <w:rPr>
             <w:rStyle w:val="af2"/>
@@ -6256,7 +7019,7 @@
     <w:p>
       <w:pPr>
         <w:rPr>
-          <w:rFonts w:ascii="宋体" w:eastAsia="宋体" w:hAnsi="宋体"/>
+          <w:rFonts w:ascii="宋体" w:eastAsia="宋体" w:hAnsi="宋体" w:hint="eastAsia"/>
           <w:sz w:val="18"/>
           <w:szCs w:val="20"/>
         </w:rPr>
@@ -6291,7 +7054,7 @@
         </w:rPr>
         <w:t xml:space="preserve"> </w:t>
       </w:r>
-      <w:hyperlink r:id="rId25" w:history="1">
+      <w:hyperlink r:id="rId28" w:history="1">
         <w:r>
           <w:rPr>
             <w:rStyle w:val="af2"/>
@@ -6299,23 +7062,14 @@
             <w:sz w:val="18"/>
             <w:szCs w:val="20"/>
           </w:rPr>
-          <w:t>https://zhuanlan.zhihu.com/p/28863606</w:t>
-        </w:r>
-        <w:r>
-          <w:rPr>
-            <w:rStyle w:val="af2"/>
-            <w:rFonts w:ascii="宋体" w:eastAsia="宋体" w:hAnsi="宋体" w:hint="eastAsia"/>
-            <w:sz w:val="18"/>
-            <w:szCs w:val="20"/>
-          </w:rPr>
-          <w:t>4</w:t>
+          <w:t>https://zhuanlan.zhihu.com/p/288636064</w:t>
         </w:r>
       </w:hyperlink>
     </w:p>
     <w:p>
       <w:pPr>
         <w:rPr>
-          <w:rFonts w:ascii="宋体" w:eastAsia="宋体" w:hAnsi="宋体"/>
+          <w:rFonts w:ascii="宋体" w:eastAsia="宋体" w:hAnsi="宋体" w:hint="eastAsia"/>
           <w:sz w:val="18"/>
           <w:szCs w:val="20"/>
         </w:rPr>
@@ -6334,7 +7088,7 @@
         </w:rPr>
         <w:t xml:space="preserve"> </w:t>
       </w:r>
-      <w:hyperlink r:id="rId26" w:history="1">
+      <w:hyperlink r:id="rId29" w:history="1">
         <w:r>
           <w:rPr>
             <w:rStyle w:val="af2"/>
@@ -6349,7 +7103,7 @@
     <w:p>
       <w:pPr>
         <w:rPr>
-          <w:rFonts w:ascii="宋体" w:eastAsia="宋体" w:hAnsi="宋体"/>
+          <w:rFonts w:ascii="宋体" w:eastAsia="宋体" w:hAnsi="宋体" w:hint="eastAsia"/>
           <w:sz w:val="18"/>
           <w:szCs w:val="20"/>
         </w:rPr>
@@ -6410,7 +7164,7 @@
         </w:rPr>
         <w:t xml:space="preserve"> </w:t>
       </w:r>
-      <w:hyperlink r:id="rId27" w:history="1">
+      <w:hyperlink r:id="rId30" w:history="1">
         <w:r>
           <w:rPr>
             <w:rStyle w:val="af2"/>
@@ -6425,7 +7179,7 @@
     <w:p>
       <w:pPr>
         <w:rPr>
-          <w:rFonts w:ascii="宋体" w:eastAsia="宋体" w:hAnsi="宋体"/>
+          <w:rFonts w:ascii="宋体" w:eastAsia="宋体" w:hAnsi="宋体" w:hint="eastAsia"/>
           <w:sz w:val="18"/>
           <w:szCs w:val="20"/>
         </w:rPr>
@@ -6476,7 +7230,7 @@
         </w:rPr>
         <w:t xml:space="preserve"> </w:t>
       </w:r>
-      <w:hyperlink r:id="rId28" w:history="1">
+      <w:hyperlink r:id="rId31" w:history="1">
         <w:r>
           <w:rPr>
             <w:rStyle w:val="af2"/>
@@ -6491,7 +7245,7 @@
     <w:p>
       <w:pPr>
         <w:rPr>
-          <w:rFonts w:ascii="宋体" w:eastAsia="宋体" w:hAnsi="宋体"/>
+          <w:rFonts w:ascii="宋体" w:eastAsia="宋体" w:hAnsi="宋体" w:hint="eastAsia"/>
           <w:sz w:val="18"/>
           <w:szCs w:val="20"/>
         </w:rPr>
@@ -6526,7 +7280,7 @@
         </w:rPr>
         <w:t xml:space="preserve"> </w:t>
       </w:r>
-      <w:hyperlink r:id="rId29" w:history="1">
+      <w:hyperlink r:id="rId32" w:history="1">
         <w:r>
           <w:rPr>
             <w:rStyle w:val="af2"/>
@@ -6541,7 +7295,7 @@
     <w:p>
       <w:pPr>
         <w:rPr>
-          <w:rFonts w:ascii="宋体" w:eastAsia="宋体" w:hAnsi="宋体" w:hint="eastAsia"/>
+          <w:rFonts w:ascii="宋体" w:eastAsia="宋体" w:hAnsi="宋体"/>
           <w:sz w:val="18"/>
           <w:szCs w:val="20"/>
         </w:rPr>
@@ -6584,7 +7338,7 @@
         </w:rPr>
         <w:t xml:space="preserve"> </w:t>
       </w:r>
-      <w:hyperlink r:id="rId30" w:history="1">
+      <w:hyperlink r:id="rId33" w:history="1">
         <w:r>
           <w:rPr>
             <w:rStyle w:val="af2"/>
@@ -6599,6 +7353,56 @@
     <w:p>
       <w:pPr>
         <w:rPr>
+          <w:rFonts w:ascii="宋体" w:eastAsia="宋体" w:hAnsi="宋体"/>
+          <w:sz w:val="18"/>
+          <w:szCs w:val="20"/>
+        </w:rPr>
+      </w:pPr>
+      <w:r>
+        <w:rPr>
+          <w:rFonts w:ascii="宋体" w:eastAsia="宋体" w:hAnsi="宋体" w:hint="eastAsia"/>
+          <w:sz w:val="18"/>
+          <w:szCs w:val="20"/>
+        </w:rPr>
+        <w:t>[19]</w:t>
+      </w:r>
+      <w:r>
+        <w:rPr>
+          <w:rFonts w:ascii="宋体" w:eastAsia="宋体" w:hAnsi="宋体" w:hint="eastAsia"/>
+          <w:sz w:val="18"/>
+          <w:szCs w:val="20"/>
+        </w:rPr>
+        <w:t>存储器Flash页、扇区、块的区别</w:t>
+      </w:r>
+      <w:r>
+        <w:rPr>
+          <w:rFonts w:ascii="宋体" w:eastAsia="宋体" w:hAnsi="宋体" w:hint="eastAsia"/>
+          <w:sz w:val="18"/>
+          <w:szCs w:val="20"/>
+        </w:rPr>
+        <w:t>:</w:t>
+      </w:r>
+      <w:r>
+        <w:rPr>
+          <w:rFonts w:hint="eastAsia"/>
+        </w:rPr>
+        <w:t xml:space="preserve"> </w:t>
+      </w:r>
+      <w:hyperlink r:id="rId34" w:history="1">
+        <w:r>
+          <w:rPr>
+            <w:rStyle w:val="af2"/>
+            <w:rFonts w:ascii="宋体" w:eastAsia="宋体" w:hAnsi="宋体" w:hint="eastAsia"/>
+            <w:sz w:val="18"/>
+            <w:szCs w:val="20"/>
+          </w:rPr>
+          <w:t>https://blog.csdn.net/ybhuangfugui/article/details/121463317</w:t>
+        </w:r>
+      </w:hyperlink>
+    </w:p>
+    <w:p>
+      <w:pPr>
+        <w:rPr>
           <w:rFonts w:ascii="宋体" w:eastAsia="宋体" w:hAnsi="宋体" w:hint="eastAsia"/>
           <w:sz w:val="18"/>
           <w:szCs w:val="20"/>
@@ -6618,15 +7422,7 @@
           <w:sz w:val="18"/>
           <w:szCs w:val="20"/>
         </w:rPr>
-        <w:t>1</w:t>
-      </w:r>
-      <w:r>
-        <w:rPr>
-          <w:rFonts w:ascii="宋体" w:eastAsia="宋体" w:hAnsi="宋体" w:hint="eastAsia"/>
-          <w:sz w:val="18"/>
-          <w:szCs w:val="20"/>
-        </w:rPr>
-        <w:t>9</w:t>
+        <w:t>20</w:t>
       </w:r>
       <w:r>
         <w:rPr>
@@ -6650,7 +7446,7 @@
         </w:rPr>
         <w:t xml:space="preserve"> </w:t>
       </w:r>
-      <w:hyperlink r:id="rId31" w:history="1">
+      <w:hyperlink r:id="rId35" w:history="1">
         <w:r>
           <w:rPr>
             <w:rStyle w:val="af2"/>
@@ -6684,7 +7480,15 @@
           <w:sz w:val="18"/>
           <w:szCs w:val="20"/>
         </w:rPr>
-        <w:t>20</w:t>
+        <w:t>2</w:t>
+      </w:r>
+      <w:r>
+        <w:rPr>
+          <w:rFonts w:ascii="宋体" w:eastAsia="宋体" w:hAnsi="宋体" w:hint="eastAsia"/>
+          <w:sz w:val="18"/>
+          <w:szCs w:val="20"/>
+        </w:rPr>
+        <w:t>1</w:t>
       </w:r>
       <w:r>
         <w:rPr>
@@ -6700,7 +7504,7 @@
         </w:rPr>
         <w:t xml:space="preserve"> </w:t>
       </w:r>
-      <w:hyperlink r:id="rId32" w:history="1">
+      <w:hyperlink r:id="rId36" w:history="1">
         <w:r>
           <w:rPr>
             <w:rStyle w:val="af2"/>
@@ -6734,33 +7538,23 @@
           <w:sz w:val="18"/>
           <w:szCs w:val="20"/>
         </w:rPr>
-        <w:t>21</w:t>
-      </w:r>
-      <w:r>
-        <w:rPr>
-          <w:rFonts w:ascii="宋体" w:eastAsia="宋体" w:hAnsi="宋体" w:hint="eastAsia"/>
-          <w:sz w:val="18"/>
-          <w:szCs w:val="20"/>
-        </w:rPr>
-        <w:t>]</w:t>
-      </w:r>
-      <w:proofErr w:type="spellStart"/>
-      <w:r>
-        <w:rPr>
-          <w:rFonts w:ascii="宋体" w:eastAsia="宋体" w:hAnsi="宋体" w:hint="eastAsia"/>
-          <w:sz w:val="18"/>
-          <w:szCs w:val="20"/>
-        </w:rPr>
-        <w:t>ddr</w:t>
-      </w:r>
-      <w:proofErr w:type="spellEnd"/>
-      <w:r>
-        <w:rPr>
-          <w:rFonts w:ascii="宋体" w:eastAsia="宋体" w:hAnsi="宋体" w:hint="eastAsia"/>
-          <w:sz w:val="18"/>
-          <w:szCs w:val="20"/>
-        </w:rPr>
-        <w:t>模式寄存器配置:</w:t>
+        <w:t>2</w:t>
+      </w:r>
+      <w:r>
+        <w:rPr>
+          <w:rFonts w:ascii="宋体" w:eastAsia="宋体" w:hAnsi="宋体" w:hint="eastAsia"/>
+          <w:sz w:val="18"/>
+          <w:szCs w:val="20"/>
+        </w:rPr>
+        <w:t>2</w:t>
+      </w:r>
+      <w:r>
+        <w:rPr>
+          <w:rFonts w:ascii="宋体" w:eastAsia="宋体" w:hAnsi="宋体" w:hint="eastAsia"/>
+          <w:sz w:val="18"/>
+          <w:szCs w:val="20"/>
+        </w:rPr>
+        <w:t>]ddr模式寄存器配置:</w:t>
       </w:r>
       <w:r>
         <w:rPr>
@@ -6768,7 +7562,7 @@
         </w:rPr>
         <w:t xml:space="preserve"> </w:t>
       </w:r>
-      <w:hyperlink r:id="rId33" w:history="1">
+      <w:hyperlink r:id="rId37" w:history="1">
         <w:r>
           <w:rPr>
             <w:rStyle w:val="af2"/>
@@ -6783,7 +7577,7 @@
     <w:p>
       <w:pPr>
         <w:rPr>
-          <w:rFonts w:ascii="宋体" w:eastAsia="宋体" w:hAnsi="宋体" w:hint="eastAsia"/>
+          <w:rFonts w:ascii="宋体" w:eastAsia="宋体" w:hAnsi="宋体"/>
           <w:sz w:val="18"/>
           <w:szCs w:val="20"/>
         </w:rPr>
@@ -6810,7 +7604,7 @@
           <w:sz w:val="18"/>
           <w:szCs w:val="20"/>
         </w:rPr>
-        <w:t>2</w:t>
+        <w:t>3</w:t>
       </w:r>
       <w:r>
         <w:rPr>
@@ -6826,7 +7620,7 @@
         </w:rPr>
         <w:t xml:space="preserve"> </w:t>
       </w:r>
-      <w:hyperlink r:id="rId34" w:history="1">
+      <w:hyperlink r:id="rId38" w:history="1">
         <w:r>
           <w:rPr>
             <w:rStyle w:val="af2"/>
@@ -6841,6 +7635,56 @@
     <w:p>
       <w:pPr>
         <w:rPr>
+          <w:rFonts w:ascii="宋体" w:eastAsia="宋体" w:hAnsi="宋体"/>
+          <w:sz w:val="18"/>
+          <w:szCs w:val="20"/>
+        </w:rPr>
+      </w:pPr>
+      <w:r>
+        <w:rPr>
+          <w:rFonts w:ascii="宋体" w:eastAsia="宋体" w:hAnsi="宋体" w:hint="eastAsia"/>
+          <w:sz w:val="18"/>
+          <w:szCs w:val="20"/>
+        </w:rPr>
+        <w:t>[24]</w:t>
+      </w:r>
+      <w:r>
+        <w:rPr>
+          <w:rFonts w:ascii="宋体" w:eastAsia="宋体" w:hAnsi="宋体" w:hint="eastAsia"/>
+          <w:sz w:val="18"/>
+          <w:szCs w:val="20"/>
+        </w:rPr>
+        <w:t>详解：什么是眼图、眼图怎么看？</w:t>
+      </w:r>
+      <w:r>
+        <w:rPr>
+          <w:rFonts w:ascii="宋体" w:eastAsia="宋体" w:hAnsi="宋体" w:hint="eastAsia"/>
+          <w:sz w:val="18"/>
+          <w:szCs w:val="20"/>
+        </w:rPr>
+        <w:t>:</w:t>
+      </w:r>
+      <w:r>
+        <w:rPr>
+          <w:rFonts w:hint="eastAsia"/>
+        </w:rPr>
+        <w:t xml:space="preserve"> </w:t>
+      </w:r>
+      <w:hyperlink r:id="rId39" w:history="1">
+        <w:r>
+          <w:rPr>
+            <w:rStyle w:val="af2"/>
+            <w:rFonts w:ascii="宋体" w:eastAsia="宋体" w:hAnsi="宋体" w:hint="eastAsia"/>
+            <w:sz w:val="18"/>
+            <w:szCs w:val="20"/>
+          </w:rPr>
+          <w:t>https://blog.csdn.net/chenhuanqiangnihao/article/details/110931461</w:t>
+        </w:r>
+      </w:hyperlink>
+    </w:p>
+    <w:p>
+      <w:pPr>
+        <w:rPr>
           <w:rFonts w:ascii="宋体" w:eastAsia="宋体" w:hAnsi="宋体" w:hint="eastAsia"/>
           <w:sz w:val="18"/>
           <w:szCs w:val="20"/>
@@ -6868,7 +7712,7 @@
           <w:sz w:val="18"/>
           <w:szCs w:val="20"/>
         </w:rPr>
-        <w:t>3</w:t>
+        <w:t>5</w:t>
       </w:r>
       <w:r>
         <w:rPr>
@@ -6884,25 +7728,7 @@
           <w:sz w:val="18"/>
           <w:szCs w:val="20"/>
         </w:rPr>
-        <w:t>20231106-【锁相环PLL学习总结】原理/</w:t>
-      </w:r>
-      <w:proofErr w:type="spellStart"/>
-      <w:r>
-        <w:rPr>
-          <w:rFonts w:ascii="宋体" w:eastAsia="宋体" w:hAnsi="宋体" w:hint="eastAsia"/>
-          <w:sz w:val="18"/>
-          <w:szCs w:val="20"/>
-        </w:rPr>
-        <w:t>simulink</w:t>
-      </w:r>
-      <w:proofErr w:type="spellEnd"/>
-      <w:r>
-        <w:rPr>
-          <w:rFonts w:ascii="宋体" w:eastAsia="宋体" w:hAnsi="宋体" w:hint="eastAsia"/>
-          <w:sz w:val="18"/>
-          <w:szCs w:val="20"/>
-        </w:rPr>
-        <w:t>仿真/电荷泵锁相环/任意频率锁定跟踪</w:t>
+        <w:t>20231106-【锁相环PLL学习总结】原理/simulink仿真/电荷泵锁相环/任意频率锁定跟踪</w:t>
       </w:r>
       <w:r>
         <w:rPr>
@@ -6918,7 +7744,7 @@
         </w:rPr>
         <w:t xml:space="preserve"> </w:t>
       </w:r>
-      <w:hyperlink r:id="rId35" w:history="1">
+      <w:hyperlink r:id="rId40" w:history="1">
         <w:r>
           <w:rPr>
             <w:rStyle w:val="af2"/>
@@ -6927,6 +7753,328 @@
             <w:szCs w:val="20"/>
           </w:rPr>
           <w:t>https://zhuanlan.zhihu.com/p/665365512</w:t>
+        </w:r>
+      </w:hyperlink>
+    </w:p>
+    <w:p>
+      <w:pPr>
+        <w:rPr>
+          <w:rFonts w:ascii="宋体" w:eastAsia="宋体" w:hAnsi="宋体"/>
+          <w:sz w:val="18"/>
+          <w:szCs w:val="20"/>
+        </w:rPr>
+      </w:pPr>
+      <w:r>
+        <w:rPr>
+          <w:rFonts w:ascii="宋体" w:eastAsia="宋体" w:hAnsi="宋体" w:hint="eastAsia"/>
+          <w:sz w:val="18"/>
+          <w:szCs w:val="20"/>
+        </w:rPr>
+        <w:t>[</w:t>
+      </w:r>
+      <w:r>
+        <w:rPr>
+          <w:rFonts w:ascii="宋体" w:eastAsia="宋体" w:hAnsi="宋体" w:hint="eastAsia"/>
+          <w:sz w:val="18"/>
+          <w:szCs w:val="20"/>
+        </w:rPr>
+        <w:t>2</w:t>
+      </w:r>
+      <w:r>
+        <w:rPr>
+          <w:rFonts w:ascii="宋体" w:eastAsia="宋体" w:hAnsi="宋体" w:hint="eastAsia"/>
+          <w:sz w:val="18"/>
+          <w:szCs w:val="20"/>
+        </w:rPr>
+        <w:t>6</w:t>
+      </w:r>
+      <w:r>
+        <w:rPr>
+          <w:rFonts w:ascii="宋体" w:eastAsia="宋体" w:hAnsi="宋体" w:hint="eastAsia"/>
+          <w:sz w:val="18"/>
+          <w:szCs w:val="20"/>
+        </w:rPr>
+        <w:t>]</w:t>
+      </w:r>
+      <w:r>
+        <w:rPr>
+          <w:rFonts w:ascii="宋体" w:eastAsia="宋体" w:hAnsi="宋体" w:hint="eastAsia"/>
+          <w:sz w:val="18"/>
+          <w:szCs w:val="20"/>
+        </w:rPr>
+        <w:t>ARMv7和ARMv8架构比较</w:t>
+      </w:r>
+      <w:r>
+        <w:rPr>
+          <w:rFonts w:ascii="宋体" w:eastAsia="宋体" w:hAnsi="宋体" w:hint="eastAsia"/>
+          <w:sz w:val="18"/>
+          <w:szCs w:val="20"/>
+        </w:rPr>
+        <w:t>:</w:t>
+      </w:r>
+      <w:r>
+        <w:rPr>
+          <w:rFonts w:hint="eastAsia"/>
+        </w:rPr>
+        <w:t xml:space="preserve"> </w:t>
+      </w:r>
+      <w:hyperlink r:id="rId41" w:history="1">
+        <w:r>
+          <w:rPr>
+            <w:rStyle w:val="af2"/>
+            <w:rFonts w:ascii="宋体" w:eastAsia="宋体" w:hAnsi="宋体" w:hint="eastAsia"/>
+            <w:sz w:val="18"/>
+            <w:szCs w:val="20"/>
+          </w:rPr>
+          <w:t>https://blog.csdn.net/tilblackout/article/details/115179162</w:t>
+        </w:r>
+      </w:hyperlink>
+    </w:p>
+    <w:p>
+      <w:pPr>
+        <w:rPr>
+          <w:rFonts w:ascii="宋体" w:eastAsia="宋体" w:hAnsi="宋体"/>
+          <w:sz w:val="18"/>
+          <w:szCs w:val="20"/>
+        </w:rPr>
+      </w:pPr>
+      <w:r>
+        <w:rPr>
+          <w:rFonts w:ascii="宋体" w:eastAsia="宋体" w:hAnsi="宋体" w:hint="eastAsia"/>
+          <w:sz w:val="18"/>
+          <w:szCs w:val="20"/>
+        </w:rPr>
+        <w:t>[2</w:t>
+      </w:r>
+      <w:r>
+        <w:rPr>
+          <w:rFonts w:ascii="宋体" w:eastAsia="宋体" w:hAnsi="宋体" w:hint="eastAsia"/>
+          <w:sz w:val="18"/>
+          <w:szCs w:val="20"/>
+        </w:rPr>
+        <w:t>7</w:t>
+      </w:r>
+      <w:r>
+        <w:rPr>
+          <w:rFonts w:ascii="宋体" w:eastAsia="宋体" w:hAnsi="宋体" w:hint="eastAsia"/>
+          <w:sz w:val="18"/>
+          <w:szCs w:val="20"/>
+        </w:rPr>
+        <w:t>]</w:t>
+      </w:r>
+      <w:r>
+        <w:rPr>
+          <w:rFonts w:ascii="宋体" w:eastAsia="宋体" w:hAnsi="宋体" w:hint="eastAsia"/>
+          <w:sz w:val="18"/>
+          <w:szCs w:val="20"/>
+        </w:rPr>
+        <w:t>简述ARM TrustZone</w:t>
+      </w:r>
+      <w:r>
+        <w:rPr>
+          <w:rFonts w:ascii="宋体" w:eastAsia="宋体" w:hAnsi="宋体" w:hint="eastAsia"/>
+          <w:sz w:val="18"/>
+          <w:szCs w:val="20"/>
+        </w:rPr>
+        <w:t>:</w:t>
+      </w:r>
+      <w:r>
+        <w:rPr>
+          <w:rFonts w:hint="eastAsia"/>
+        </w:rPr>
+        <w:t xml:space="preserve"> </w:t>
+      </w:r>
+      <w:hyperlink r:id="rId42" w:history="1">
+        <w:r>
+          <w:rPr>
+            <w:rStyle w:val="af2"/>
+            <w:rFonts w:ascii="宋体" w:eastAsia="宋体" w:hAnsi="宋体" w:hint="eastAsia"/>
+            <w:sz w:val="18"/>
+            <w:szCs w:val="20"/>
+          </w:rPr>
+          <w:t>https://zhuanlan.zhihu.com/p/101486119</w:t>
+        </w:r>
+      </w:hyperlink>
+    </w:p>
+    <w:p>
+      <w:pPr>
+        <w:rPr>
+          <w:rFonts w:ascii="宋体" w:eastAsia="宋体" w:hAnsi="宋体"/>
+          <w:sz w:val="18"/>
+          <w:szCs w:val="20"/>
+        </w:rPr>
+      </w:pPr>
+      <w:r>
+        <w:rPr>
+          <w:rFonts w:ascii="宋体" w:eastAsia="宋体" w:hAnsi="宋体" w:hint="eastAsia"/>
+          <w:sz w:val="18"/>
+          <w:szCs w:val="20"/>
+        </w:rPr>
+        <w:t>[2</w:t>
+      </w:r>
+      <w:r>
+        <w:rPr>
+          <w:rFonts w:ascii="宋体" w:eastAsia="宋体" w:hAnsi="宋体" w:hint="eastAsia"/>
+          <w:sz w:val="18"/>
+          <w:szCs w:val="20"/>
+        </w:rPr>
+        <w:t>8</w:t>
+      </w:r>
+      <w:r>
+        <w:rPr>
+          <w:rFonts w:ascii="宋体" w:eastAsia="宋体" w:hAnsi="宋体" w:hint="eastAsia"/>
+          <w:sz w:val="18"/>
+          <w:szCs w:val="20"/>
+        </w:rPr>
+        <w:t>]</w:t>
+      </w:r>
+      <w:r>
+        <w:rPr>
+          <w:rFonts w:ascii="宋体" w:eastAsia="宋体" w:hAnsi="宋体" w:hint="eastAsia"/>
+          <w:sz w:val="18"/>
+          <w:szCs w:val="20"/>
+        </w:rPr>
+        <w:t>rk3588 安全世界和非安全世界</w:t>
+      </w:r>
+      <w:r>
+        <w:rPr>
+          <w:rFonts w:ascii="宋体" w:eastAsia="宋体" w:hAnsi="宋体" w:hint="eastAsia"/>
+          <w:sz w:val="18"/>
+          <w:szCs w:val="20"/>
+        </w:rPr>
+        <w:t>:</w:t>
+      </w:r>
+      <w:r>
+        <w:rPr>
+          <w:rFonts w:hint="eastAsia"/>
+        </w:rPr>
+        <w:t xml:space="preserve"> </w:t>
+      </w:r>
+      <w:hyperlink r:id="rId43" w:history="1">
+        <w:r>
+          <w:rPr>
+            <w:rStyle w:val="af2"/>
+            <w:rFonts w:ascii="宋体" w:eastAsia="宋体" w:hAnsi="宋体" w:hint="eastAsia"/>
+            <w:sz w:val="18"/>
+            <w:szCs w:val="20"/>
+          </w:rPr>
+          <w:t>https://blog.csdn.net/qq_34565422/article/details/153179451</w:t>
+        </w:r>
+      </w:hyperlink>
+    </w:p>
+    <w:p>
+      <w:pPr>
+        <w:rPr>
+          <w:rFonts w:ascii="宋体" w:eastAsia="宋体" w:hAnsi="宋体"/>
+          <w:sz w:val="18"/>
+          <w:szCs w:val="20"/>
+        </w:rPr>
+      </w:pPr>
+      <w:r>
+        <w:rPr>
+          <w:rFonts w:ascii="宋体" w:eastAsia="宋体" w:hAnsi="宋体" w:hint="eastAsia"/>
+          <w:sz w:val="18"/>
+          <w:szCs w:val="20"/>
+        </w:rPr>
+        <w:t>[2</w:t>
+      </w:r>
+      <w:r>
+        <w:rPr>
+          <w:rFonts w:ascii="宋体" w:eastAsia="宋体" w:hAnsi="宋体" w:hint="eastAsia"/>
+          <w:sz w:val="18"/>
+          <w:szCs w:val="20"/>
+        </w:rPr>
+        <w:t>9</w:t>
+      </w:r>
+      <w:r>
+        <w:rPr>
+          <w:rFonts w:ascii="宋体" w:eastAsia="宋体" w:hAnsi="宋体" w:hint="eastAsia"/>
+          <w:sz w:val="18"/>
+          <w:szCs w:val="20"/>
+        </w:rPr>
+        <w:t>]</w:t>
+      </w:r>
+      <w:r>
+        <w:rPr>
+          <w:rFonts w:ascii="宋体" w:eastAsia="宋体" w:hAnsi="宋体" w:hint="eastAsia"/>
+          <w:sz w:val="18"/>
+          <w:szCs w:val="20"/>
+        </w:rPr>
+        <w:t>UEFI和BIOS的区别</w:t>
+      </w:r>
+      <w:r>
+        <w:rPr>
+          <w:rFonts w:ascii="宋体" w:eastAsia="宋体" w:hAnsi="宋体" w:hint="eastAsia"/>
+          <w:sz w:val="18"/>
+          <w:szCs w:val="20"/>
+        </w:rPr>
+        <w:t>:</w:t>
+      </w:r>
+      <w:r>
+        <w:rPr>
+          <w:rFonts w:hint="eastAsia"/>
+        </w:rPr>
+        <w:t xml:space="preserve"> </w:t>
+      </w:r>
+      <w:hyperlink r:id="rId44" w:history="1">
+        <w:r>
+          <w:rPr>
+            <w:rStyle w:val="af2"/>
+            <w:rFonts w:ascii="宋体" w:eastAsia="宋体" w:hAnsi="宋体" w:hint="eastAsia"/>
+            <w:sz w:val="18"/>
+            <w:szCs w:val="20"/>
+          </w:rPr>
+          <w:t>https://geek-docs.com/linux/linux-ask-answer/uefi-and-bios-differences.html</w:t>
+        </w:r>
+      </w:hyperlink>
+    </w:p>
+    <w:p>
+      <w:pPr>
+        <w:rPr>
+          <w:rFonts w:ascii="宋体" w:eastAsia="宋体" w:hAnsi="宋体"/>
+          <w:sz w:val="18"/>
+          <w:szCs w:val="20"/>
+        </w:rPr>
+      </w:pPr>
+      <w:r>
+        <w:rPr>
+          <w:rFonts w:ascii="宋体" w:eastAsia="宋体" w:hAnsi="宋体" w:hint="eastAsia"/>
+          <w:sz w:val="18"/>
+          <w:szCs w:val="20"/>
+        </w:rPr>
+        <w:t>[</w:t>
+      </w:r>
+      <w:r>
+        <w:rPr>
+          <w:rFonts w:ascii="宋体" w:eastAsia="宋体" w:hAnsi="宋体" w:hint="eastAsia"/>
+          <w:sz w:val="18"/>
+          <w:szCs w:val="20"/>
+        </w:rPr>
+        <w:t>30</w:t>
+      </w:r>
+      <w:r>
+        <w:rPr>
+          <w:rFonts w:ascii="宋体" w:eastAsia="宋体" w:hAnsi="宋体" w:hint="eastAsia"/>
+          <w:sz w:val="18"/>
+          <w:szCs w:val="20"/>
+        </w:rPr>
+        <w:t>]一文搞懂UEFI:</w:t>
+      </w:r>
+      <w:r>
+        <w:rPr>
+          <w:rFonts w:hint="eastAsia"/>
+        </w:rPr>
+        <w:t xml:space="preserve"> </w:t>
+      </w:r>
+      <w:hyperlink r:id="rId45" w:history="1">
+        <w:r>
+          <w:rPr>
+            <w:rStyle w:val="af2"/>
+            <w:rFonts w:ascii="宋体" w:eastAsia="宋体" w:hAnsi="宋体" w:hint="eastAsia"/>
+            <w:sz w:val="18"/>
+            <w:szCs w:val="20"/>
+          </w:rPr>
+          <w:t>https://www.cnblogs.com/ToTigerMountain/articles/18669860</w:t>
         </w:r>
       </w:hyperlink>
     </w:p>

--- a/Homework/research-report.docx
+++ b/Homework/research-report.docx
@@ -511,7 +511,25 @@
           <w:sz w:val="24"/>
           <w:szCs w:val="28"/>
         </w:rPr>
-        <w:t>是计算机系统最基础也是最重要的操作之一，直接影响系统的可靠性、安全性和启动速度。随着计算机技术的发展，不同架构的计算机在开机过程中形成了各自的特点</w:t>
+        <w:t>是计算机系统</w:t>
+      </w:r>
+      <w:proofErr w:type="gramStart"/>
+      <w:r>
+        <w:rPr>
+          <w:rFonts w:ascii="宋体" w:eastAsia="宋体" w:hAnsi="宋体" w:hint="eastAsia"/>
+          <w:sz w:val="24"/>
+          <w:szCs w:val="28"/>
+        </w:rPr>
+        <w:t>最</w:t>
+      </w:r>
+      <w:proofErr w:type="gramEnd"/>
+      <w:r>
+        <w:rPr>
+          <w:rFonts w:ascii="宋体" w:eastAsia="宋体" w:hAnsi="宋体" w:hint="eastAsia"/>
+          <w:sz w:val="24"/>
+          <w:szCs w:val="28"/>
+        </w:rPr>
+        <w:t>基础也是最重要的操作之一，直接影响系统的可靠性、安全性和启动速度。随着计算机技术的发展，不同架构的计算机在开机过程中形成了各自的特点</w:t>
       </w:r>
       <w:r>
         <w:rPr>
@@ -634,6 +652,14 @@
         </w:rPr>
         <w:t>x86架构</w:t>
       </w:r>
+      <w:r>
+        <w:rPr>
+          <w:rFonts w:ascii="宋体" w:eastAsia="宋体" w:hAnsi="宋体" w:hint="eastAsia"/>
+          <w:sz w:val="24"/>
+          <w:szCs w:val="28"/>
+        </w:rPr>
+        <w:t>（x86-32）</w:t>
+      </w:r>
     </w:p>
     <w:p>
       <w:pPr>
@@ -678,18 +704,18 @@
         </w:rPr>
         <w:lastRenderedPageBreak/>
         <w:drawing>
-          <wp:anchor distT="0" distB="0" distL="114300" distR="114300" simplePos="0" relativeHeight="251668480" behindDoc="0" locked="0" layoutInCell="1" allowOverlap="1" wp14:anchorId="55ADD66D" wp14:editId="0E744128">
+          <wp:anchor distT="0" distB="0" distL="114300" distR="114300" simplePos="0" relativeHeight="251674624" behindDoc="0" locked="0" layoutInCell="1" allowOverlap="1" wp14:anchorId="4D34EC6C" wp14:editId="2755A6E2">
             <wp:simplePos x="0" y="0"/>
             <wp:positionH relativeFrom="margin">
-              <wp:align>right</wp:align>
+              <wp:posOffset>2823210</wp:posOffset>
             </wp:positionH>
             <wp:positionV relativeFrom="paragraph">
-              <wp:posOffset>511</wp:posOffset>
+              <wp:posOffset>0</wp:posOffset>
             </wp:positionV>
-            <wp:extent cx="1998345" cy="8863330"/>
-            <wp:effectExtent l="0" t="0" r="1905" b="0"/>
+            <wp:extent cx="2449830" cy="6577965"/>
+            <wp:effectExtent l="0" t="0" r="7620" b="0"/>
             <wp:wrapSquare wrapText="bothSides"/>
-            <wp:docPr id="1843941046" name="图片 1"/>
+            <wp:docPr id="2112091275" name="图片 1"/>
             <wp:cNvGraphicFramePr>
               <a:graphicFrameLocks xmlns:a="http://schemas.openxmlformats.org/drawingml/2006/main" noChangeAspect="1"/>
             </wp:cNvGraphicFramePr>
@@ -697,7 +723,7 @@
               <a:graphicData uri="http://schemas.openxmlformats.org/drawingml/2006/picture">
                 <pic:pic xmlns:pic="http://schemas.openxmlformats.org/drawingml/2006/picture">
                   <pic:nvPicPr>
-                    <pic:cNvPr id="1843941046" name=""/>
+                    <pic:cNvPr id="2112091275" name=""/>
                     <pic:cNvPicPr/>
                   </pic:nvPicPr>
                   <pic:blipFill>
@@ -709,642 +735,7 @@
                   <pic:spPr>
                     <a:xfrm>
                       <a:off x="0" y="0"/>
-                      <a:ext cx="1998345" cy="8863330"/>
-                    </a:xfrm>
-                    <a:prstGeom prst="rect">
-                      <a:avLst/>
-                    </a:prstGeom>
-                  </pic:spPr>
-                </pic:pic>
-              </a:graphicData>
-            </a:graphic>
-          </wp:anchor>
-        </w:drawing>
-      </w:r>
-      <w:r>
-        <w:rPr>
-          <w:rFonts w:ascii="宋体" w:eastAsia="宋体" w:hAnsi="宋体" w:hint="eastAsia"/>
-          <w:sz w:val="24"/>
-          <w:szCs w:val="28"/>
-        </w:rPr>
-        <w:t>应器的各路输出电压稳定后，向主板发送Power</w:t>
-      </w:r>
-      <w:r>
-        <w:rPr>
-          <w:rFonts w:ascii="宋体" w:eastAsia="宋体" w:hAnsi="宋体" w:hint="eastAsia"/>
-          <w:sz w:val="24"/>
-          <w:szCs w:val="28"/>
-        </w:rPr>
-        <w:t xml:space="preserve"> </w:t>
-      </w:r>
-      <w:r>
-        <w:rPr>
-          <w:rFonts w:ascii="宋体" w:eastAsia="宋体" w:hAnsi="宋体" w:hint="eastAsia"/>
-          <w:sz w:val="24"/>
-          <w:szCs w:val="28"/>
-        </w:rPr>
-        <w:t>Good信号，主板时钟发生器开始工作，同时撤去对CPU的</w:t>
-      </w:r>
-      <w:r>
-        <w:rPr>
-          <w:rFonts w:ascii="宋体" w:eastAsia="宋体" w:hAnsi="宋体" w:hint="eastAsia"/>
-          <w:sz w:val="24"/>
-          <w:szCs w:val="28"/>
-        </w:rPr>
-        <w:t>RESET信号</w:t>
-      </w:r>
-      <w:r>
-        <w:rPr>
-          <w:rFonts w:ascii="宋体" w:eastAsia="宋体" w:hAnsi="宋体" w:hint="eastAsia"/>
-          <w:sz w:val="24"/>
-          <w:szCs w:val="28"/>
-        </w:rPr>
-        <w:t>。</w:t>
-      </w:r>
-      <w:r>
-        <w:rPr>
-          <w:rFonts w:ascii="宋体" w:eastAsia="宋体" w:hAnsi="宋体" w:hint="eastAsia"/>
-          <w:sz w:val="24"/>
-          <w:szCs w:val="28"/>
-        </w:rPr>
-        <w:t>之后，CPU被唤醒并</w:t>
-      </w:r>
-      <w:r>
-        <w:rPr>
-          <w:rFonts w:ascii="宋体" w:eastAsia="宋体" w:hAnsi="宋体" w:hint="eastAsia"/>
-          <w:sz w:val="24"/>
-          <w:szCs w:val="28"/>
-        </w:rPr>
-        <w:t>进入实模式</w:t>
-      </w:r>
-      <w:r>
-        <w:rPr>
-          <w:rFonts w:ascii="宋体" w:eastAsia="宋体" w:hAnsi="宋体" w:hint="eastAsia"/>
-          <w:sz w:val="24"/>
-          <w:szCs w:val="28"/>
-        </w:rPr>
-        <w:t>，CS寄存器值置为0xF</w:t>
-      </w:r>
-      <w:r>
-        <w:rPr>
-          <w:rFonts w:ascii="宋体" w:eastAsia="宋体" w:hAnsi="宋体" w:hint="eastAsia"/>
-          <w:sz w:val="24"/>
-          <w:szCs w:val="28"/>
-        </w:rPr>
-        <w:t>000</w:t>
-      </w:r>
-      <w:r>
-        <w:rPr>
-          <w:rFonts w:ascii="宋体" w:eastAsia="宋体" w:hAnsi="宋体" w:hint="eastAsia"/>
-          <w:sz w:val="24"/>
-          <w:szCs w:val="28"/>
-        </w:rPr>
-        <w:t>，IP寄存器的值置为0x</w:t>
-      </w:r>
-      <w:r>
-        <w:rPr>
-          <w:rFonts w:ascii="宋体" w:eastAsia="宋体" w:hAnsi="宋体" w:hint="eastAsia"/>
-          <w:sz w:val="24"/>
-          <w:szCs w:val="28"/>
-        </w:rPr>
-        <w:t>FFF</w:t>
-      </w:r>
-      <w:r>
-        <w:rPr>
-          <w:rFonts w:ascii="宋体" w:eastAsia="宋体" w:hAnsi="宋体" w:hint="eastAsia"/>
-          <w:sz w:val="24"/>
-          <w:szCs w:val="28"/>
-        </w:rPr>
-        <w:t>0</w:t>
-      </w:r>
-      <w:r>
-        <w:rPr>
-          <w:rFonts w:ascii="宋体" w:eastAsia="宋体" w:hAnsi="宋体" w:hint="eastAsia"/>
-          <w:sz w:val="24"/>
-          <w:szCs w:val="28"/>
-        </w:rPr>
-        <w:t>，因此CPU</w:t>
-      </w:r>
-      <w:r>
-        <w:rPr>
-          <w:rFonts w:ascii="宋体" w:eastAsia="宋体" w:hAnsi="宋体" w:hint="eastAsia"/>
-          <w:sz w:val="24"/>
-          <w:szCs w:val="28"/>
-        </w:rPr>
-        <w:t>从内存0xFFFF</w:t>
-      </w:r>
-      <w:r>
-        <w:rPr>
-          <w:rFonts w:ascii="宋体" w:eastAsia="宋体" w:hAnsi="宋体" w:hint="eastAsia"/>
-          <w:sz w:val="24"/>
-          <w:szCs w:val="28"/>
-        </w:rPr>
-        <w:t>0</w:t>
-      </w:r>
-      <w:r>
-        <w:rPr>
-          <w:rFonts w:ascii="宋体" w:eastAsia="宋体" w:hAnsi="宋体" w:hint="eastAsia"/>
-          <w:sz w:val="24"/>
-          <w:szCs w:val="28"/>
-        </w:rPr>
-        <w:t>地址处</w:t>
-      </w:r>
-      <w:r>
-        <w:rPr>
-          <w:rFonts w:ascii="宋体" w:eastAsia="宋体" w:hAnsi="宋体" w:hint="eastAsia"/>
-          <w:sz w:val="24"/>
-          <w:szCs w:val="28"/>
-        </w:rPr>
-        <w:t>开始</w:t>
-      </w:r>
-      <w:r>
-        <w:rPr>
-          <w:rFonts w:ascii="宋体" w:eastAsia="宋体" w:hAnsi="宋体" w:hint="eastAsia"/>
-          <w:sz w:val="24"/>
-          <w:szCs w:val="28"/>
-        </w:rPr>
-        <w:t>执行指令（实际上是一个跳转指令，指向系统BIOS的</w:t>
-      </w:r>
-      <w:r>
-        <w:rPr>
-          <w:rFonts w:ascii="宋体" w:eastAsia="宋体" w:hAnsi="宋体" w:hint="eastAsia"/>
-          <w:sz w:val="24"/>
-          <w:szCs w:val="28"/>
-        </w:rPr>
-        <w:t>主程序入口位置</w:t>
-      </w:r>
-      <w:r>
-        <w:rPr>
-          <w:rFonts w:ascii="宋体" w:eastAsia="宋体" w:hAnsi="宋体" w:hint="eastAsia"/>
-          <w:sz w:val="24"/>
-          <w:szCs w:val="28"/>
-        </w:rPr>
-        <w:t>）</w:t>
-      </w:r>
-      <w:r>
-        <w:rPr>
-          <w:rFonts w:ascii="宋体" w:eastAsia="宋体" w:hAnsi="宋体" w:hint="eastAsia"/>
-          <w:sz w:val="24"/>
-          <w:szCs w:val="28"/>
-        </w:rPr>
-        <w:t>。</w:t>
-      </w:r>
-    </w:p>
-    <w:p>
-      <w:pPr>
-        <w:pStyle w:val="a9"/>
-        <w:ind w:left="0" w:firstLine="420"/>
-        <w:jc w:val="both"/>
-        <w:rPr>
-          <w:rFonts w:ascii="宋体" w:eastAsia="宋体" w:hAnsi="宋体" w:hint="eastAsia"/>
-          <w:sz w:val="24"/>
-          <w:szCs w:val="28"/>
-        </w:rPr>
-      </w:pPr>
-      <w:r>
-        <w:rPr>
-          <w:rFonts w:ascii="宋体" w:eastAsia="宋体" w:hAnsi="宋体" w:hint="eastAsia"/>
-          <w:sz w:val="24"/>
-          <w:szCs w:val="28"/>
-        </w:rPr>
-        <w:t>系统BIOS首先执行POST自检（Power-On Self Test）</w:t>
-      </w:r>
-      <w:r>
-        <w:rPr>
-          <w:rFonts w:ascii="宋体" w:eastAsia="宋体" w:hAnsi="宋体" w:hint="eastAsia"/>
-          <w:sz w:val="24"/>
-          <w:szCs w:val="28"/>
-        </w:rPr>
-        <w:t>，</w:t>
-      </w:r>
-      <w:r>
-        <w:rPr>
-          <w:rFonts w:ascii="宋体" w:eastAsia="宋体" w:hAnsi="宋体" w:hint="eastAsia"/>
-          <w:sz w:val="24"/>
-          <w:szCs w:val="28"/>
-        </w:rPr>
-        <w:t>检测系统中关键设备</w:t>
-      </w:r>
-      <w:r>
-        <w:rPr>
-          <w:rFonts w:ascii="宋体" w:eastAsia="宋体" w:hAnsi="宋体" w:hint="eastAsia"/>
-          <w:sz w:val="24"/>
-          <w:szCs w:val="28"/>
-        </w:rPr>
-        <w:t>（内存、CPU、显卡、磁盘、键盘、显示器）</w:t>
-      </w:r>
-      <w:r>
-        <w:rPr>
-          <w:rFonts w:ascii="宋体" w:eastAsia="宋体" w:hAnsi="宋体" w:hint="eastAsia"/>
-          <w:sz w:val="24"/>
-          <w:szCs w:val="28"/>
-        </w:rPr>
-        <w:t>是否存在</w:t>
-      </w:r>
-      <w:r>
-        <w:rPr>
-          <w:rFonts w:ascii="宋体" w:eastAsia="宋体" w:hAnsi="宋体" w:hint="eastAsia"/>
-          <w:sz w:val="24"/>
-          <w:szCs w:val="28"/>
-        </w:rPr>
-        <w:t>、</w:t>
-      </w:r>
-      <w:r>
-        <w:rPr>
-          <w:rFonts w:ascii="宋体" w:eastAsia="宋体" w:hAnsi="宋体" w:hint="eastAsia"/>
-          <w:sz w:val="24"/>
-          <w:szCs w:val="28"/>
-        </w:rPr>
-        <w:t>能否正常工作</w:t>
-      </w:r>
-      <w:r>
-        <w:rPr>
-          <w:rFonts w:ascii="宋体" w:eastAsia="宋体" w:hAnsi="宋体" w:hint="eastAsia"/>
-          <w:sz w:val="24"/>
-          <w:szCs w:val="28"/>
-        </w:rPr>
-        <w:t>。</w:t>
-      </w:r>
-      <w:r>
-        <w:rPr>
-          <w:rFonts w:ascii="宋体" w:eastAsia="宋体" w:hAnsi="宋体" w:hint="eastAsia"/>
-          <w:sz w:val="24"/>
-          <w:szCs w:val="28"/>
-        </w:rPr>
-        <w:t>如果自检过程中检测到错误，系统BIOS将错误代码写入EAX寄存器，并通过</w:t>
-      </w:r>
-      <w:r>
-        <w:rPr>
-          <w:rFonts w:ascii="宋体" w:eastAsia="宋体" w:hAnsi="宋体" w:hint="eastAsia"/>
-          <w:sz w:val="24"/>
-          <w:szCs w:val="28"/>
-        </w:rPr>
-        <w:t>蜂鸣器或显示器</w:t>
-      </w:r>
-      <w:r>
-        <w:rPr>
-          <w:rFonts w:ascii="宋体" w:eastAsia="宋体" w:hAnsi="宋体" w:hint="eastAsia"/>
-          <w:sz w:val="24"/>
-          <w:szCs w:val="28"/>
-        </w:rPr>
-        <w:t>提示用户。</w:t>
-      </w:r>
-    </w:p>
-    <w:p>
-      <w:pPr>
-        <w:pStyle w:val="a9"/>
-        <w:ind w:left="0" w:firstLine="420"/>
-        <w:jc w:val="both"/>
-        <w:rPr>
-          <w:rFonts w:ascii="宋体" w:eastAsia="宋体" w:hAnsi="宋体" w:hint="eastAsia"/>
-          <w:sz w:val="24"/>
-          <w:szCs w:val="28"/>
-        </w:rPr>
-      </w:pPr>
-      <w:r>
-        <w:rPr>
-          <w:rFonts w:ascii="宋体" w:eastAsia="宋体" w:hAnsi="宋体" w:hint="eastAsia"/>
-          <w:sz w:val="24"/>
-          <w:szCs w:val="28"/>
-        </w:rPr>
-        <w:t>在POST完成后，系统BIOS按用户预先指定的启动顺序</w:t>
-      </w:r>
-      <w:r>
-        <w:rPr>
-          <w:rFonts w:ascii="宋体" w:eastAsia="宋体" w:hAnsi="宋体" w:hint="eastAsia"/>
-          <w:sz w:val="24"/>
-          <w:szCs w:val="28"/>
-        </w:rPr>
-        <w:t>扫描</w:t>
-      </w:r>
-      <w:r>
-        <w:rPr>
-          <w:rFonts w:ascii="宋体" w:eastAsia="宋体" w:hAnsi="宋体" w:hint="eastAsia"/>
-          <w:sz w:val="24"/>
-          <w:szCs w:val="28"/>
-        </w:rPr>
-        <w:t>软盘、硬盘或光驱</w:t>
-      </w:r>
-      <w:r>
-        <w:rPr>
-          <w:rFonts w:ascii="宋体" w:eastAsia="宋体" w:hAnsi="宋体" w:hint="eastAsia"/>
-          <w:sz w:val="24"/>
-          <w:szCs w:val="28"/>
-        </w:rPr>
-        <w:t>，</w:t>
-      </w:r>
-      <w:r>
-        <w:rPr>
-          <w:rFonts w:ascii="宋体" w:eastAsia="宋体" w:hAnsi="宋体" w:hint="eastAsia"/>
-          <w:sz w:val="24"/>
-          <w:szCs w:val="28"/>
-        </w:rPr>
-        <w:t>确定包含可以启动操作系统代码的第一个</w:t>
-      </w:r>
-      <w:r>
-        <w:rPr>
-          <w:rFonts w:ascii="宋体" w:eastAsia="宋体" w:hAnsi="宋体" w:hint="eastAsia"/>
-          <w:sz w:val="24"/>
-          <w:szCs w:val="28"/>
-        </w:rPr>
-        <w:t>可引导设备</w:t>
-      </w:r>
-      <w:r>
-        <w:rPr>
-          <w:rFonts w:ascii="宋体" w:eastAsia="宋体" w:hAnsi="宋体" w:hint="eastAsia"/>
-          <w:sz w:val="24"/>
-          <w:szCs w:val="28"/>
-        </w:rPr>
-        <w:t>。</w:t>
-      </w:r>
-      <w:r>
-        <w:rPr>
-          <w:rFonts w:ascii="宋体" w:eastAsia="宋体" w:hAnsi="宋体" w:hint="eastAsia"/>
-          <w:sz w:val="24"/>
-          <w:szCs w:val="28"/>
-        </w:rPr>
-        <w:t>之后系统BIOS读取该设备的第一个扇区（引导扇区，大小为512B）</w:t>
-      </w:r>
-      <w:r>
-        <w:rPr>
-          <w:rFonts w:ascii="宋体" w:eastAsia="宋体" w:hAnsi="宋体" w:hint="eastAsia"/>
-          <w:sz w:val="24"/>
-          <w:szCs w:val="28"/>
-        </w:rPr>
-        <w:t>，将其加载到内存地址0x7c00处</w:t>
-      </w:r>
-      <w:r>
-        <w:rPr>
-          <w:rFonts w:ascii="宋体" w:eastAsia="宋体" w:hAnsi="宋体" w:hint="eastAsia"/>
-          <w:sz w:val="24"/>
-          <w:szCs w:val="28"/>
-        </w:rPr>
-        <w:t>。</w:t>
-      </w:r>
-      <w:r>
-        <w:rPr>
-          <w:rFonts w:ascii="宋体" w:eastAsia="宋体" w:hAnsi="宋体" w:hint="eastAsia"/>
-          <w:sz w:val="24"/>
-          <w:szCs w:val="28"/>
-        </w:rPr>
-        <w:t>随后</w:t>
-      </w:r>
-      <w:r>
-        <w:rPr>
-          <w:rFonts w:ascii="宋体" w:eastAsia="宋体" w:hAnsi="宋体" w:hint="eastAsia"/>
-          <w:sz w:val="24"/>
-          <w:szCs w:val="28"/>
-        </w:rPr>
-        <w:t>，CPU</w:t>
-      </w:r>
-      <w:r>
-        <w:rPr>
-          <w:rFonts w:ascii="宋体" w:eastAsia="宋体" w:hAnsi="宋体" w:hint="eastAsia"/>
-          <w:sz w:val="24"/>
-          <w:szCs w:val="28"/>
-        </w:rPr>
-        <w:t>的指令执行控制权跳转并移交给这段内存空间中的代码，由</w:t>
-      </w:r>
-      <w:r>
-        <w:rPr>
-          <w:rFonts w:ascii="宋体" w:eastAsia="宋体" w:hAnsi="宋体" w:hint="eastAsia"/>
-          <w:sz w:val="24"/>
-          <w:szCs w:val="28"/>
-        </w:rPr>
-        <w:t>代码中的引导程序</w:t>
-      </w:r>
-      <w:r>
-        <w:rPr>
-          <w:rFonts w:ascii="宋体" w:eastAsia="宋体" w:hAnsi="宋体" w:hint="eastAsia"/>
-          <w:sz w:val="24"/>
-          <w:szCs w:val="28"/>
-        </w:rPr>
-        <w:t>继续完成</w:t>
-      </w:r>
-      <w:r>
-        <w:rPr>
-          <w:rFonts w:ascii="宋体" w:eastAsia="宋体" w:hAnsi="宋体" w:hint="eastAsia"/>
-          <w:sz w:val="24"/>
-          <w:szCs w:val="28"/>
-        </w:rPr>
-        <w:t>操作</w:t>
-      </w:r>
-      <w:r>
-        <w:rPr>
-          <w:rFonts w:ascii="宋体" w:eastAsia="宋体" w:hAnsi="宋体" w:hint="eastAsia"/>
-          <w:sz w:val="24"/>
-          <w:szCs w:val="28"/>
-        </w:rPr>
-        <w:t>系统加载</w:t>
-      </w:r>
-      <w:r>
-        <w:rPr>
-          <w:rFonts w:ascii="宋体" w:eastAsia="宋体" w:hAnsi="宋体" w:hint="eastAsia"/>
-          <w:sz w:val="24"/>
-          <w:szCs w:val="28"/>
-        </w:rPr>
-        <w:t>。</w:t>
-      </w:r>
-    </w:p>
-    <w:p>
-      <w:pPr>
-        <w:pStyle w:val="a9"/>
-        <w:ind w:left="0" w:firstLine="420"/>
-        <w:jc w:val="both"/>
-        <w:rPr>
-          <w:rFonts w:ascii="宋体" w:eastAsia="宋体" w:hAnsi="宋体" w:hint="eastAsia"/>
-          <w:sz w:val="24"/>
-          <w:szCs w:val="28"/>
-        </w:rPr>
-      </w:pPr>
-      <w:r>
-        <w:rPr>
-          <w:rFonts w:ascii="宋体" w:eastAsia="宋体" w:hAnsi="宋体" w:hint="eastAsia"/>
-          <w:sz w:val="24"/>
-          <w:szCs w:val="28"/>
-        </w:rPr>
-        <w:t>引导程序读取配置文件，</w:t>
-      </w:r>
-      <w:r>
-        <w:rPr>
-          <w:rFonts w:ascii="宋体" w:eastAsia="宋体" w:hAnsi="宋体" w:hint="eastAsia"/>
-          <w:sz w:val="24"/>
-          <w:szCs w:val="28"/>
-        </w:rPr>
-        <w:t>定位存储介质中的内核映像文件</w:t>
-      </w:r>
-      <w:r>
-        <w:rPr>
-          <w:rFonts w:ascii="宋体" w:eastAsia="宋体" w:hAnsi="宋体" w:hint="eastAsia"/>
-          <w:sz w:val="24"/>
-          <w:szCs w:val="28"/>
-        </w:rPr>
-        <w:t>以及</w:t>
-      </w:r>
-      <w:r>
-        <w:rPr>
-          <w:rFonts w:ascii="宋体" w:eastAsia="宋体" w:hAnsi="宋体" w:hint="eastAsia"/>
-          <w:sz w:val="24"/>
-          <w:szCs w:val="28"/>
-        </w:rPr>
-        <w:t>初始内存盘</w:t>
-      </w:r>
-      <w:r>
-        <w:rPr>
-          <w:rFonts w:ascii="宋体" w:eastAsia="宋体" w:hAnsi="宋体" w:hint="eastAsia"/>
-          <w:sz w:val="24"/>
-          <w:szCs w:val="28"/>
-        </w:rPr>
-        <w:t>；</w:t>
-      </w:r>
-      <w:r>
-        <w:rPr>
-          <w:rFonts w:ascii="宋体" w:eastAsia="宋体" w:hAnsi="宋体" w:hint="eastAsia"/>
-          <w:sz w:val="24"/>
-          <w:szCs w:val="28"/>
-        </w:rPr>
-        <w:t>收集当前系统的内存映射图、视频模式等硬件信息，并将这些信息的内存指针按照特定协议准备好</w:t>
-      </w:r>
-      <w:r>
-        <w:rPr>
-          <w:rFonts w:ascii="宋体" w:eastAsia="宋体" w:hAnsi="宋体" w:hint="eastAsia"/>
-          <w:sz w:val="24"/>
-          <w:szCs w:val="28"/>
-        </w:rPr>
-        <w:t>。</w:t>
-      </w:r>
-      <w:r>
-        <w:rPr>
-          <w:rFonts w:ascii="宋体" w:eastAsia="宋体" w:hAnsi="宋体" w:hint="eastAsia"/>
-          <w:sz w:val="24"/>
-          <w:szCs w:val="28"/>
-        </w:rPr>
-        <w:t>完成加载后，引导程序</w:t>
-      </w:r>
-      <w:r>
-        <w:rPr>
-          <w:rFonts w:ascii="宋体" w:eastAsia="宋体" w:hAnsi="宋体" w:hint="eastAsia"/>
-          <w:sz w:val="24"/>
-          <w:szCs w:val="28"/>
-        </w:rPr>
-        <w:t>执行</w:t>
-      </w:r>
-      <w:r>
-        <w:rPr>
-          <w:rFonts w:ascii="宋体" w:eastAsia="宋体" w:hAnsi="宋体" w:hint="eastAsia"/>
-          <w:sz w:val="24"/>
-          <w:szCs w:val="28"/>
-        </w:rPr>
-        <w:t>一条跳转指令，将程序计数器指向内核映像的解压代码入口，同时将之前收集到的硬件数据结构的基地址作为参数传递给内核，完成从固件层到操作系统内核的最终信息和控制权交接。</w:t>
-      </w:r>
-    </w:p>
-    <w:p>
-      <w:pPr>
-        <w:pStyle w:val="a9"/>
-        <w:numPr>
-          <w:ilvl w:val="0"/>
-          <w:numId w:val="1"/>
-        </w:numPr>
-        <w:jc w:val="both"/>
-        <w:rPr>
-          <w:rFonts w:ascii="宋体" w:eastAsia="宋体" w:hAnsi="宋体" w:hint="eastAsia"/>
-          <w:sz w:val="24"/>
-          <w:szCs w:val="28"/>
-        </w:rPr>
-      </w:pPr>
-      <w:r>
-        <w:rPr>
-          <w:rFonts w:ascii="宋体" w:eastAsia="宋体" w:hAnsi="宋体" w:hint="eastAsia"/>
-          <w:sz w:val="24"/>
-          <w:szCs w:val="28"/>
-        </w:rPr>
-        <w:t>ARM架构</w:t>
-      </w:r>
-      <w:r>
-        <w:rPr>
-          <w:rFonts w:ascii="宋体" w:eastAsia="宋体" w:hAnsi="宋体" w:hint="eastAsia"/>
-          <w:sz w:val="24"/>
-          <w:szCs w:val="28"/>
-        </w:rPr>
-        <w:t>（ARMv7）</w:t>
-      </w:r>
-    </w:p>
-    <w:p>
-      <w:pPr>
-        <w:ind w:firstLine="420"/>
-        <w:jc w:val="both"/>
-        <w:rPr>
-          <w:rFonts w:ascii="宋体" w:eastAsia="宋体" w:hAnsi="宋体" w:hint="eastAsia"/>
-          <w:sz w:val="24"/>
-          <w:szCs w:val="28"/>
-        </w:rPr>
-      </w:pPr>
-      <w:r>
-        <w:rPr>
-          <w:rFonts w:ascii="宋体" w:eastAsia="宋体" w:hAnsi="宋体" w:hint="eastAsia"/>
-          <w:sz w:val="24"/>
-          <w:szCs w:val="28"/>
-        </w:rPr>
-        <w:t>芯片上电后，程序计数器缺省指向芯片内部的BootROM，CPU直接从其中抓取指令</w:t>
-      </w:r>
-      <w:r>
-        <w:rPr>
-          <w:rFonts w:ascii="宋体" w:eastAsia="宋体" w:hAnsi="宋体" w:hint="eastAsia"/>
-          <w:sz w:val="24"/>
-          <w:szCs w:val="28"/>
-        </w:rPr>
-        <w:t>，初始化芯片内部的SRAM和时钟总线。之后，BootROM将存储在外部的非易失性介质中的第一阶段引导程序（FSBL/SPL）读取并复制到芯片内部SRAM中。</w:t>
-      </w:r>
-    </w:p>
-    <w:p>
-      <w:pPr>
-        <w:ind w:firstLine="420"/>
-        <w:jc w:val="both"/>
-        <w:rPr>
-          <w:rFonts w:ascii="宋体" w:eastAsia="宋体" w:hAnsi="宋体" w:hint="eastAsia"/>
-          <w:sz w:val="24"/>
-          <w:szCs w:val="28"/>
-        </w:rPr>
-      </w:pPr>
-      <w:r>
-        <w:rPr>
-          <w:rFonts w:ascii="宋体" w:eastAsia="宋体" w:hAnsi="宋体"/>
-          <w:sz w:val="24"/>
-          <w:szCs w:val="28"/>
-        </w:rPr>
-        <w:drawing>
-          <wp:anchor distT="0" distB="0" distL="114300" distR="114300" simplePos="0" relativeHeight="251669504" behindDoc="0" locked="0" layoutInCell="1" allowOverlap="1" wp14:anchorId="575F2B76" wp14:editId="5ADB3855">
-            <wp:simplePos x="0" y="0"/>
-            <wp:positionH relativeFrom="margin">
-              <wp:posOffset>2484755</wp:posOffset>
-            </wp:positionH>
-            <wp:positionV relativeFrom="paragraph">
-              <wp:posOffset>23495</wp:posOffset>
-            </wp:positionV>
-            <wp:extent cx="2778125" cy="3639185"/>
-            <wp:effectExtent l="0" t="0" r="3175" b="0"/>
-            <wp:wrapSquare wrapText="bothSides"/>
-            <wp:docPr id="1215961628" name="图片 1"/>
-            <wp:cNvGraphicFramePr>
-              <a:graphicFrameLocks xmlns:a="http://schemas.openxmlformats.org/drawingml/2006/main" noChangeAspect="1"/>
-            </wp:cNvGraphicFramePr>
-            <a:graphic xmlns:a="http://schemas.openxmlformats.org/drawingml/2006/main">
-              <a:graphicData uri="http://schemas.openxmlformats.org/drawingml/2006/picture">
-                <pic:pic xmlns:pic="http://schemas.openxmlformats.org/drawingml/2006/picture">
-                  <pic:nvPicPr>
-                    <pic:cNvPr id="1215961628" name=""/>
-                    <pic:cNvPicPr/>
-                  </pic:nvPicPr>
-                  <pic:blipFill>
-                    <a:blip r:embed="rId8"/>
-                    <a:stretch>
-                      <a:fillRect/>
-                    </a:stretch>
-                  </pic:blipFill>
-                  <pic:spPr>
-                    <a:xfrm>
-                      <a:off x="0" y="0"/>
-                      <a:ext cx="2778125" cy="3639185"/>
+                      <a:ext cx="2449830" cy="6577965"/>
                     </a:xfrm>
                     <a:prstGeom prst="rect">
                       <a:avLst/>
@@ -1362,42 +753,249 @@
           </wp:anchor>
         </w:drawing>
       </w:r>
-      <w:r>
-        <w:rPr>
-          <w:rFonts w:ascii="宋体" w:eastAsia="宋体" w:hAnsi="宋体" w:hint="eastAsia"/>
-          <w:sz w:val="24"/>
-          <w:szCs w:val="28"/>
-        </w:rPr>
-        <w:t>第一阶段引导程序配置内存控制器，并向DRAM发送时序信号以使其完成初始化。之后，第一阶段引导程序将第二阶段引导加载程序</w:t>
-      </w:r>
-      <w:r>
-        <w:rPr>
-          <w:rFonts w:ascii="宋体" w:eastAsia="宋体" w:hAnsi="宋体" w:hint="eastAsia"/>
-          <w:sz w:val="24"/>
-          <w:szCs w:val="28"/>
-        </w:rPr>
-        <w:t>从外部存储介质</w:t>
-      </w:r>
-      <w:r>
-        <w:rPr>
-          <w:rFonts w:ascii="宋体" w:eastAsia="宋体" w:hAnsi="宋体" w:hint="eastAsia"/>
-          <w:sz w:val="24"/>
-          <w:szCs w:val="28"/>
-        </w:rPr>
-        <w:t>加载</w:t>
-      </w:r>
-      <w:r>
-        <w:rPr>
-          <w:rFonts w:ascii="宋体" w:eastAsia="宋体" w:hAnsi="宋体" w:hint="eastAsia"/>
-          <w:sz w:val="24"/>
-          <w:szCs w:val="28"/>
-        </w:rPr>
-        <w:t>到DRAM，CPU的控制流跳转到DRAM的物理地址。</w:t>
+      <w:proofErr w:type="gramStart"/>
+      <w:r>
+        <w:rPr>
+          <w:rFonts w:ascii="宋体" w:eastAsia="宋体" w:hAnsi="宋体" w:hint="eastAsia"/>
+          <w:sz w:val="24"/>
+          <w:szCs w:val="28"/>
+        </w:rPr>
+        <w:t>应器的</w:t>
+      </w:r>
+      <w:proofErr w:type="gramEnd"/>
+      <w:r>
+        <w:rPr>
+          <w:rFonts w:ascii="宋体" w:eastAsia="宋体" w:hAnsi="宋体" w:hint="eastAsia"/>
+          <w:sz w:val="24"/>
+          <w:szCs w:val="28"/>
+        </w:rPr>
+        <w:t>各路输出电压稳定后，向主板发送Power</w:t>
+      </w:r>
+      <w:r>
+        <w:rPr>
+          <w:rFonts w:ascii="宋体" w:eastAsia="宋体" w:hAnsi="宋体" w:hint="eastAsia"/>
+          <w:sz w:val="24"/>
+          <w:szCs w:val="28"/>
+        </w:rPr>
+        <w:t xml:space="preserve"> </w:t>
+      </w:r>
+      <w:r>
+        <w:rPr>
+          <w:rFonts w:ascii="宋体" w:eastAsia="宋体" w:hAnsi="宋体" w:hint="eastAsia"/>
+          <w:sz w:val="24"/>
+          <w:szCs w:val="28"/>
+        </w:rPr>
+        <w:t>Good信号，主板时钟发生器开始工作，同时撤去对CPU的</w:t>
+      </w:r>
+      <w:r>
+        <w:rPr>
+          <w:rFonts w:ascii="宋体" w:eastAsia="宋体" w:hAnsi="宋体" w:hint="eastAsia"/>
+          <w:sz w:val="24"/>
+          <w:szCs w:val="28"/>
+        </w:rPr>
+        <w:t>RESET信号</w:t>
+      </w:r>
+      <w:r>
+        <w:rPr>
+          <w:rFonts w:ascii="宋体" w:eastAsia="宋体" w:hAnsi="宋体" w:hint="eastAsia"/>
+          <w:sz w:val="24"/>
+          <w:szCs w:val="28"/>
+        </w:rPr>
+        <w:t>。</w:t>
+      </w:r>
+      <w:r>
+        <w:rPr>
+          <w:rFonts w:ascii="宋体" w:eastAsia="宋体" w:hAnsi="宋体" w:hint="eastAsia"/>
+          <w:sz w:val="24"/>
+          <w:szCs w:val="28"/>
+        </w:rPr>
+        <w:t>之后，CPU被唤醒并</w:t>
+      </w:r>
+      <w:r>
+        <w:rPr>
+          <w:rFonts w:ascii="宋体" w:eastAsia="宋体" w:hAnsi="宋体" w:hint="eastAsia"/>
+          <w:sz w:val="24"/>
+          <w:szCs w:val="28"/>
+        </w:rPr>
+        <w:t>进入实模式</w:t>
+      </w:r>
+      <w:r>
+        <w:rPr>
+          <w:rFonts w:ascii="宋体" w:eastAsia="宋体" w:hAnsi="宋体" w:hint="eastAsia"/>
+          <w:sz w:val="24"/>
+          <w:szCs w:val="28"/>
+        </w:rPr>
+        <w:t>，CS</w:t>
+      </w:r>
+      <w:proofErr w:type="gramStart"/>
+      <w:r>
+        <w:rPr>
+          <w:rFonts w:ascii="宋体" w:eastAsia="宋体" w:hAnsi="宋体" w:hint="eastAsia"/>
+          <w:sz w:val="24"/>
+          <w:szCs w:val="28"/>
+        </w:rPr>
+        <w:t>寄存器值置为</w:t>
+      </w:r>
+      <w:proofErr w:type="gramEnd"/>
+      <w:r>
+        <w:rPr>
+          <w:rFonts w:ascii="宋体" w:eastAsia="宋体" w:hAnsi="宋体" w:hint="eastAsia"/>
+          <w:sz w:val="24"/>
+          <w:szCs w:val="28"/>
+        </w:rPr>
+        <w:t>0xF</w:t>
+      </w:r>
+      <w:r>
+        <w:rPr>
+          <w:rFonts w:ascii="宋体" w:eastAsia="宋体" w:hAnsi="宋体" w:hint="eastAsia"/>
+          <w:sz w:val="24"/>
+          <w:szCs w:val="28"/>
+        </w:rPr>
+        <w:t>000</w:t>
+      </w:r>
+      <w:r>
+        <w:rPr>
+          <w:rFonts w:ascii="宋体" w:eastAsia="宋体" w:hAnsi="宋体" w:hint="eastAsia"/>
+          <w:sz w:val="24"/>
+          <w:szCs w:val="28"/>
+        </w:rPr>
+        <w:t>，</w:t>
+      </w:r>
+      <w:r>
+        <w:rPr>
+          <w:rFonts w:ascii="宋体" w:eastAsia="宋体" w:hAnsi="宋体" w:hint="eastAsia"/>
+          <w:sz w:val="24"/>
+          <w:szCs w:val="28"/>
+        </w:rPr>
+        <w:t>同时</w:t>
+      </w:r>
+      <w:r>
+        <w:rPr>
+          <w:rFonts w:ascii="宋体" w:eastAsia="宋体" w:hAnsi="宋体" w:hint="eastAsia"/>
+          <w:sz w:val="24"/>
+          <w:szCs w:val="28"/>
+        </w:rPr>
+        <w:t>内部不可见的基地址（Base Address）被硬件强制初始化为0xFFFF0000</w:t>
+      </w:r>
+      <w:r>
+        <w:rPr>
+          <w:rFonts w:ascii="宋体" w:eastAsia="宋体" w:hAnsi="宋体" w:hint="eastAsia"/>
+          <w:sz w:val="24"/>
+          <w:szCs w:val="28"/>
+        </w:rPr>
+        <w:t>，IP寄存器</w:t>
+      </w:r>
+      <w:proofErr w:type="gramStart"/>
+      <w:r>
+        <w:rPr>
+          <w:rFonts w:ascii="宋体" w:eastAsia="宋体" w:hAnsi="宋体" w:hint="eastAsia"/>
+          <w:sz w:val="24"/>
+          <w:szCs w:val="28"/>
+        </w:rPr>
+        <w:t>的值置为</w:t>
+      </w:r>
+      <w:proofErr w:type="gramEnd"/>
+      <w:r>
+        <w:rPr>
+          <w:rFonts w:ascii="宋体" w:eastAsia="宋体" w:hAnsi="宋体" w:hint="eastAsia"/>
+          <w:sz w:val="24"/>
+          <w:szCs w:val="28"/>
+        </w:rPr>
+        <w:t>0x</w:t>
+      </w:r>
+      <w:r>
+        <w:rPr>
+          <w:rFonts w:ascii="宋体" w:eastAsia="宋体" w:hAnsi="宋体" w:hint="eastAsia"/>
+          <w:sz w:val="24"/>
+          <w:szCs w:val="28"/>
+        </w:rPr>
+        <w:t>FFF</w:t>
+      </w:r>
+      <w:r>
+        <w:rPr>
+          <w:rFonts w:ascii="宋体" w:eastAsia="宋体" w:hAnsi="宋体" w:hint="eastAsia"/>
+          <w:sz w:val="24"/>
+          <w:szCs w:val="28"/>
+        </w:rPr>
+        <w:t>0</w:t>
+      </w:r>
+      <w:r>
+        <w:rPr>
+          <w:rFonts w:ascii="宋体" w:eastAsia="宋体" w:hAnsi="宋体" w:hint="eastAsia"/>
+          <w:sz w:val="24"/>
+          <w:szCs w:val="28"/>
+        </w:rPr>
+        <w:t>，因此CPU</w:t>
+      </w:r>
+      <w:r>
+        <w:rPr>
+          <w:rFonts w:ascii="宋体" w:eastAsia="宋体" w:hAnsi="宋体" w:hint="eastAsia"/>
+          <w:sz w:val="24"/>
+          <w:szCs w:val="28"/>
+        </w:rPr>
+        <w:t>从内存</w:t>
+      </w:r>
+      <w:r>
+        <w:rPr>
+          <w:rFonts w:ascii="宋体" w:eastAsia="宋体" w:hAnsi="宋体" w:hint="eastAsia"/>
+          <w:sz w:val="24"/>
+          <w:szCs w:val="28"/>
+        </w:rPr>
+        <w:t>0xFFFFFFF0</w:t>
+      </w:r>
+      <w:r>
+        <w:rPr>
+          <w:rFonts w:ascii="宋体" w:eastAsia="宋体" w:hAnsi="宋体" w:hint="eastAsia"/>
+          <w:sz w:val="24"/>
+          <w:szCs w:val="28"/>
+        </w:rPr>
+        <w:t>地址处</w:t>
+      </w:r>
+      <w:r>
+        <w:rPr>
+          <w:rFonts w:ascii="宋体" w:eastAsia="宋体" w:hAnsi="宋体" w:hint="eastAsia"/>
+          <w:sz w:val="24"/>
+          <w:szCs w:val="28"/>
+        </w:rPr>
+        <w:t>开始</w:t>
+      </w:r>
+      <w:r>
+        <w:rPr>
+          <w:rFonts w:ascii="宋体" w:eastAsia="宋体" w:hAnsi="宋体" w:hint="eastAsia"/>
+          <w:sz w:val="24"/>
+          <w:szCs w:val="28"/>
+        </w:rPr>
+        <w:t>执行指令（</w:t>
+      </w:r>
+      <w:r>
+        <w:rPr>
+          <w:rFonts w:ascii="宋体" w:eastAsia="宋体" w:hAnsi="宋体" w:hint="eastAsia"/>
+          <w:sz w:val="24"/>
+          <w:szCs w:val="28"/>
+        </w:rPr>
+        <w:t>通常存放着一条远跳转指令，直接跳向主板BIOS或UEFI的初始化代码</w:t>
+      </w:r>
+      <w:r>
+        <w:rPr>
+          <w:rFonts w:ascii="宋体" w:eastAsia="宋体" w:hAnsi="宋体" w:hint="eastAsia"/>
+          <w:sz w:val="24"/>
+          <w:szCs w:val="28"/>
+        </w:rPr>
+        <w:t>）</w:t>
+      </w:r>
+      <w:r>
+        <w:rPr>
+          <w:rFonts w:ascii="宋体" w:eastAsia="宋体" w:hAnsi="宋体" w:hint="eastAsia"/>
+          <w:sz w:val="24"/>
+          <w:szCs w:val="28"/>
+        </w:rPr>
+        <w:t>。</w:t>
       </w:r>
     </w:p>
     <w:p>
       <w:pPr>
-        <w:ind w:firstLine="420"/>
+        <w:pStyle w:val="a9"/>
+        <w:ind w:left="0" w:firstLine="420"/>
         <w:jc w:val="both"/>
         <w:rPr>
           <w:rFonts w:ascii="宋体" w:eastAsia="宋体" w:hAnsi="宋体" w:hint="eastAsia"/>
@@ -1411,47 +1009,73 @@
           <w:sz w:val="24"/>
           <w:szCs w:val="28"/>
         </w:rPr>
-        <w:t>第二阶段引导程序进一步初始化各种复杂外设（网络接口、显示器等），并读取环境变量决定启动策略。之后，第二阶段引导程序</w:t>
-      </w:r>
-      <w:r>
-        <w:rPr>
-          <w:rFonts w:ascii="宋体" w:eastAsia="宋体" w:hAnsi="宋体" w:hint="eastAsia"/>
-          <w:sz w:val="24"/>
-          <w:szCs w:val="28"/>
-        </w:rPr>
-        <w:t>将操作系统内核映像</w:t>
-      </w:r>
-      <w:r>
-        <w:rPr>
-          <w:rFonts w:ascii="宋体" w:eastAsia="宋体" w:hAnsi="宋体" w:hint="eastAsia"/>
-          <w:sz w:val="24"/>
-          <w:szCs w:val="28"/>
-        </w:rPr>
-        <w:t>和</w:t>
-      </w:r>
-      <w:r>
-        <w:rPr>
-          <w:rFonts w:ascii="宋体" w:eastAsia="宋体" w:hAnsi="宋体" w:hint="eastAsia"/>
-          <w:sz w:val="24"/>
-          <w:szCs w:val="28"/>
-        </w:rPr>
-        <w:t>设备树二进制文件（DTB）从外部存储介质分别读取到DRAM的不同物理地址段中</w:t>
-      </w:r>
-      <w:r>
-        <w:rPr>
-          <w:rFonts w:ascii="宋体" w:eastAsia="宋体" w:hAnsi="宋体" w:hint="eastAsia"/>
-          <w:sz w:val="24"/>
-          <w:szCs w:val="28"/>
-        </w:rPr>
-        <w:t>。在向内核移交控制权之前，第二阶段引导程序会先按照ARM架构的启动协议将R0寄存器清零，使用R1寄存器存储机器码，使用R2寄存器存储DTB在DRAM中的物理首地址。</w:t>
-      </w:r>
-      <w:r>
-        <w:rPr>
-          <w:rFonts w:ascii="宋体" w:eastAsia="宋体" w:hAnsi="宋体" w:hint="eastAsia"/>
-          <w:sz w:val="24"/>
-          <w:szCs w:val="28"/>
-        </w:rPr>
-        <w:t>之后，内核启动，解析R2寄存器指向的内存空间，完成硬件拓扑识别</w:t>
+        <w:t xml:space="preserve">系统BIOS首先执行POST自检（Power-On </w:t>
+      </w:r>
+      <w:proofErr w:type="spellStart"/>
+      <w:r>
+        <w:rPr>
+          <w:rFonts w:ascii="宋体" w:eastAsia="宋体" w:hAnsi="宋体" w:hint="eastAsia"/>
+          <w:sz w:val="24"/>
+          <w:szCs w:val="28"/>
+        </w:rPr>
+        <w:t>Self Test</w:t>
+      </w:r>
+      <w:proofErr w:type="spellEnd"/>
+      <w:r>
+        <w:rPr>
+          <w:rFonts w:ascii="宋体" w:eastAsia="宋体" w:hAnsi="宋体" w:hint="eastAsia"/>
+          <w:sz w:val="24"/>
+          <w:szCs w:val="28"/>
+        </w:rPr>
+        <w:t>）</w:t>
+      </w:r>
+      <w:r>
+        <w:rPr>
+          <w:rFonts w:ascii="宋体" w:eastAsia="宋体" w:hAnsi="宋体" w:hint="eastAsia"/>
+          <w:sz w:val="24"/>
+          <w:szCs w:val="28"/>
+        </w:rPr>
+        <w:t>，</w:t>
+      </w:r>
+      <w:r>
+        <w:rPr>
+          <w:rFonts w:ascii="宋体" w:eastAsia="宋体" w:hAnsi="宋体" w:hint="eastAsia"/>
+          <w:sz w:val="24"/>
+          <w:szCs w:val="28"/>
+        </w:rPr>
+        <w:t>检测系统中关键设备</w:t>
+      </w:r>
+      <w:r>
+        <w:rPr>
+          <w:rFonts w:ascii="宋体" w:eastAsia="宋体" w:hAnsi="宋体" w:hint="eastAsia"/>
+          <w:sz w:val="24"/>
+          <w:szCs w:val="28"/>
+        </w:rPr>
+        <w:t>（内存、CPU、显卡、磁盘、键盘、显示器）</w:t>
+      </w:r>
+      <w:r>
+        <w:rPr>
+          <w:rFonts w:ascii="宋体" w:eastAsia="宋体" w:hAnsi="宋体" w:hint="eastAsia"/>
+          <w:sz w:val="24"/>
+          <w:szCs w:val="28"/>
+        </w:rPr>
+        <w:t>是否存在</w:t>
+      </w:r>
+      <w:r>
+        <w:rPr>
+          <w:rFonts w:ascii="宋体" w:eastAsia="宋体" w:hAnsi="宋体" w:hint="eastAsia"/>
+          <w:sz w:val="24"/>
+          <w:szCs w:val="28"/>
+        </w:rPr>
+        <w:t>、</w:t>
+      </w:r>
+      <w:r>
+        <w:rPr>
+          <w:rFonts w:ascii="宋体" w:eastAsia="宋体" w:hAnsi="宋体" w:hint="eastAsia"/>
+          <w:sz w:val="24"/>
+          <w:szCs w:val="28"/>
+        </w:rPr>
+        <w:t>能否正常工作</w:t>
       </w:r>
       <w:r>
         <w:rPr>
@@ -1460,6 +1084,380 @@
           <w:szCs w:val="28"/>
         </w:rPr>
         <w:t>。</w:t>
+      </w:r>
+      <w:r>
+        <w:rPr>
+          <w:rFonts w:ascii="宋体" w:eastAsia="宋体" w:hAnsi="宋体" w:hint="eastAsia"/>
+          <w:sz w:val="24"/>
+          <w:szCs w:val="28"/>
+        </w:rPr>
+        <w:t>如果自</w:t>
+      </w:r>
+      <w:proofErr w:type="gramStart"/>
+      <w:r>
+        <w:rPr>
+          <w:rFonts w:ascii="宋体" w:eastAsia="宋体" w:hAnsi="宋体" w:hint="eastAsia"/>
+          <w:sz w:val="24"/>
+          <w:szCs w:val="28"/>
+        </w:rPr>
+        <w:t>检过程</w:t>
+      </w:r>
+      <w:proofErr w:type="gramEnd"/>
+      <w:r>
+        <w:rPr>
+          <w:rFonts w:ascii="宋体" w:eastAsia="宋体" w:hAnsi="宋体" w:hint="eastAsia"/>
+          <w:sz w:val="24"/>
+          <w:szCs w:val="28"/>
+        </w:rPr>
+        <w:t>中检测到错误，系统BIOS将错误代码写入EAX寄存器，并通过</w:t>
+      </w:r>
+      <w:r>
+        <w:rPr>
+          <w:rFonts w:ascii="宋体" w:eastAsia="宋体" w:hAnsi="宋体" w:hint="eastAsia"/>
+          <w:sz w:val="24"/>
+          <w:szCs w:val="28"/>
+        </w:rPr>
+        <w:t>蜂鸣器或显示器</w:t>
+      </w:r>
+      <w:r>
+        <w:rPr>
+          <w:rFonts w:ascii="宋体" w:eastAsia="宋体" w:hAnsi="宋体" w:hint="eastAsia"/>
+          <w:sz w:val="24"/>
+          <w:szCs w:val="28"/>
+        </w:rPr>
+        <w:t>提示用户。</w:t>
+      </w:r>
+    </w:p>
+    <w:p>
+      <w:pPr>
+        <w:pStyle w:val="a9"/>
+        <w:ind w:left="0" w:firstLine="420"/>
+        <w:jc w:val="both"/>
+        <w:rPr>
+          <w:rFonts w:ascii="宋体" w:eastAsia="宋体" w:hAnsi="宋体" w:hint="eastAsia"/>
+          <w:sz w:val="24"/>
+          <w:szCs w:val="28"/>
+        </w:rPr>
+      </w:pPr>
+      <w:r>
+        <w:rPr>
+          <w:rFonts w:ascii="宋体" w:eastAsia="宋体" w:hAnsi="宋体" w:hint="eastAsia"/>
+          <w:sz w:val="24"/>
+          <w:szCs w:val="28"/>
+        </w:rPr>
+        <w:t>在POST完成后，系统BIOS按用户预先指定的启动顺序</w:t>
+      </w:r>
+      <w:r>
+        <w:rPr>
+          <w:rFonts w:ascii="宋体" w:eastAsia="宋体" w:hAnsi="宋体" w:hint="eastAsia"/>
+          <w:sz w:val="24"/>
+          <w:szCs w:val="28"/>
+        </w:rPr>
+        <w:t>扫描</w:t>
+      </w:r>
+      <w:r>
+        <w:rPr>
+          <w:rFonts w:ascii="宋体" w:eastAsia="宋体" w:hAnsi="宋体" w:hint="eastAsia"/>
+          <w:sz w:val="24"/>
+          <w:szCs w:val="28"/>
+        </w:rPr>
+        <w:t>软盘、硬盘或光驱</w:t>
+      </w:r>
+      <w:r>
+        <w:rPr>
+          <w:rFonts w:ascii="宋体" w:eastAsia="宋体" w:hAnsi="宋体" w:hint="eastAsia"/>
+          <w:sz w:val="24"/>
+          <w:szCs w:val="28"/>
+        </w:rPr>
+        <w:t>，</w:t>
+      </w:r>
+      <w:r>
+        <w:rPr>
+          <w:rFonts w:ascii="宋体" w:eastAsia="宋体" w:hAnsi="宋体" w:hint="eastAsia"/>
+          <w:sz w:val="24"/>
+          <w:szCs w:val="28"/>
+        </w:rPr>
+        <w:t>确定包含可以启动操作系统代码的第一个</w:t>
+      </w:r>
+      <w:r>
+        <w:rPr>
+          <w:rFonts w:ascii="宋体" w:eastAsia="宋体" w:hAnsi="宋体" w:hint="eastAsia"/>
+          <w:sz w:val="24"/>
+          <w:szCs w:val="28"/>
+        </w:rPr>
+        <w:t>可引导设备</w:t>
+      </w:r>
+      <w:r>
+        <w:rPr>
+          <w:rFonts w:ascii="宋体" w:eastAsia="宋体" w:hAnsi="宋体" w:hint="eastAsia"/>
+          <w:sz w:val="24"/>
+          <w:szCs w:val="28"/>
+        </w:rPr>
+        <w:t>。</w:t>
+      </w:r>
+      <w:r>
+        <w:rPr>
+          <w:rFonts w:ascii="宋体" w:eastAsia="宋体" w:hAnsi="宋体" w:hint="eastAsia"/>
+          <w:sz w:val="24"/>
+          <w:szCs w:val="28"/>
+        </w:rPr>
+        <w:t>之后系统BIOS读取该设备的第一个扇区（引导扇区，大小为512B）</w:t>
+      </w:r>
+      <w:r>
+        <w:rPr>
+          <w:rFonts w:ascii="宋体" w:eastAsia="宋体" w:hAnsi="宋体" w:hint="eastAsia"/>
+          <w:sz w:val="24"/>
+          <w:szCs w:val="28"/>
+        </w:rPr>
+        <w:t>，将其加载到内存地址0x7</w:t>
+      </w:r>
+      <w:r>
+        <w:rPr>
+          <w:rFonts w:ascii="宋体" w:eastAsia="宋体" w:hAnsi="宋体" w:hint="eastAsia"/>
+          <w:sz w:val="24"/>
+          <w:szCs w:val="28"/>
+        </w:rPr>
+        <w:t>C</w:t>
+      </w:r>
+      <w:r>
+        <w:rPr>
+          <w:rFonts w:ascii="宋体" w:eastAsia="宋体" w:hAnsi="宋体" w:hint="eastAsia"/>
+          <w:sz w:val="24"/>
+          <w:szCs w:val="28"/>
+        </w:rPr>
+        <w:t>00处</w:t>
+      </w:r>
+      <w:r>
+        <w:rPr>
+          <w:rFonts w:ascii="宋体" w:eastAsia="宋体" w:hAnsi="宋体" w:hint="eastAsia"/>
+          <w:sz w:val="24"/>
+          <w:szCs w:val="28"/>
+        </w:rPr>
+        <w:t>。</w:t>
+      </w:r>
+      <w:r>
+        <w:rPr>
+          <w:rFonts w:ascii="宋体" w:eastAsia="宋体" w:hAnsi="宋体" w:hint="eastAsia"/>
+          <w:sz w:val="24"/>
+          <w:szCs w:val="28"/>
+        </w:rPr>
+        <w:t>随后</w:t>
+      </w:r>
+      <w:r>
+        <w:rPr>
+          <w:rFonts w:ascii="宋体" w:eastAsia="宋体" w:hAnsi="宋体" w:hint="eastAsia"/>
+          <w:sz w:val="24"/>
+          <w:szCs w:val="28"/>
+        </w:rPr>
+        <w:t>，CPU</w:t>
+      </w:r>
+      <w:r>
+        <w:rPr>
+          <w:rFonts w:ascii="宋体" w:eastAsia="宋体" w:hAnsi="宋体" w:hint="eastAsia"/>
+          <w:sz w:val="24"/>
+          <w:szCs w:val="28"/>
+        </w:rPr>
+        <w:t>的指令执行控制权跳转并移交给这段内存空间中的代码，由</w:t>
+      </w:r>
+      <w:r>
+        <w:rPr>
+          <w:rFonts w:ascii="宋体" w:eastAsia="宋体" w:hAnsi="宋体" w:hint="eastAsia"/>
+          <w:sz w:val="24"/>
+          <w:szCs w:val="28"/>
+        </w:rPr>
+        <w:t>代码中的引导程序</w:t>
+      </w:r>
+      <w:r>
+        <w:rPr>
+          <w:rFonts w:ascii="宋体" w:eastAsia="宋体" w:hAnsi="宋体" w:hint="eastAsia"/>
+          <w:sz w:val="24"/>
+          <w:szCs w:val="28"/>
+        </w:rPr>
+        <w:t>继续完成</w:t>
+      </w:r>
+      <w:r>
+        <w:rPr>
+          <w:rFonts w:ascii="宋体" w:eastAsia="宋体" w:hAnsi="宋体" w:hint="eastAsia"/>
+          <w:sz w:val="24"/>
+          <w:szCs w:val="28"/>
+        </w:rPr>
+        <w:t>操作</w:t>
+      </w:r>
+      <w:r>
+        <w:rPr>
+          <w:rFonts w:ascii="宋体" w:eastAsia="宋体" w:hAnsi="宋体" w:hint="eastAsia"/>
+          <w:sz w:val="24"/>
+          <w:szCs w:val="28"/>
+        </w:rPr>
+        <w:t>系统加载</w:t>
+      </w:r>
+      <w:r>
+        <w:rPr>
+          <w:rFonts w:ascii="宋体" w:eastAsia="宋体" w:hAnsi="宋体" w:hint="eastAsia"/>
+          <w:sz w:val="24"/>
+          <w:szCs w:val="28"/>
+        </w:rPr>
+        <w:t>。</w:t>
+      </w:r>
+    </w:p>
+    <w:p>
+      <w:pPr>
+        <w:pStyle w:val="a9"/>
+        <w:ind w:left="0" w:firstLine="420"/>
+        <w:jc w:val="both"/>
+        <w:rPr>
+          <w:rFonts w:ascii="宋体" w:eastAsia="宋体" w:hAnsi="宋体"/>
+          <w:sz w:val="24"/>
+          <w:szCs w:val="28"/>
+        </w:rPr>
+      </w:pPr>
+      <w:r>
+        <w:rPr>
+          <w:rFonts w:ascii="宋体" w:eastAsia="宋体" w:hAnsi="宋体" w:hint="eastAsia"/>
+          <w:sz w:val="24"/>
+          <w:szCs w:val="28"/>
+        </w:rPr>
+        <w:t>引导程序读取配置文件，</w:t>
+      </w:r>
+      <w:r>
+        <w:rPr>
+          <w:rFonts w:ascii="宋体" w:eastAsia="宋体" w:hAnsi="宋体" w:hint="eastAsia"/>
+          <w:sz w:val="24"/>
+          <w:szCs w:val="28"/>
+        </w:rPr>
+        <w:t>定位存储介质中的内核映像文件</w:t>
+      </w:r>
+      <w:r>
+        <w:rPr>
+          <w:rFonts w:ascii="宋体" w:eastAsia="宋体" w:hAnsi="宋体" w:hint="eastAsia"/>
+          <w:sz w:val="24"/>
+          <w:szCs w:val="28"/>
+        </w:rPr>
+        <w:t>以及</w:t>
+      </w:r>
+      <w:r>
+        <w:rPr>
+          <w:rFonts w:ascii="宋体" w:eastAsia="宋体" w:hAnsi="宋体" w:hint="eastAsia"/>
+          <w:sz w:val="24"/>
+          <w:szCs w:val="28"/>
+        </w:rPr>
+        <w:t>初始内存盘</w:t>
+      </w:r>
+      <w:r>
+        <w:rPr>
+          <w:rFonts w:ascii="宋体" w:eastAsia="宋体" w:hAnsi="宋体" w:hint="eastAsia"/>
+          <w:sz w:val="24"/>
+          <w:szCs w:val="28"/>
+        </w:rPr>
+        <w:t>；</w:t>
+      </w:r>
+      <w:r>
+        <w:rPr>
+          <w:rFonts w:ascii="宋体" w:eastAsia="宋体" w:hAnsi="宋体" w:hint="eastAsia"/>
+          <w:sz w:val="24"/>
+          <w:szCs w:val="28"/>
+        </w:rPr>
+        <w:t>收集当前系统的内存映射图、视频模式等硬件信息，并将这些信息的内存指针按照特定协议准备好</w:t>
+      </w:r>
+      <w:r>
+        <w:rPr>
+          <w:rFonts w:ascii="宋体" w:eastAsia="宋体" w:hAnsi="宋体" w:hint="eastAsia"/>
+          <w:sz w:val="24"/>
+          <w:szCs w:val="28"/>
+        </w:rPr>
+        <w:t>。</w:t>
+      </w:r>
+      <w:r>
+        <w:rPr>
+          <w:rFonts w:ascii="宋体" w:eastAsia="宋体" w:hAnsi="宋体" w:hint="eastAsia"/>
+          <w:sz w:val="24"/>
+          <w:szCs w:val="28"/>
+        </w:rPr>
+        <w:t>完成加载后，引导程序</w:t>
+      </w:r>
+      <w:r>
+        <w:rPr>
+          <w:rFonts w:ascii="宋体" w:eastAsia="宋体" w:hAnsi="宋体" w:hint="eastAsia"/>
+          <w:sz w:val="24"/>
+          <w:szCs w:val="28"/>
+        </w:rPr>
+        <w:t>执行</w:t>
+      </w:r>
+      <w:r>
+        <w:rPr>
+          <w:rFonts w:ascii="宋体" w:eastAsia="宋体" w:hAnsi="宋体" w:hint="eastAsia"/>
+          <w:sz w:val="24"/>
+          <w:szCs w:val="28"/>
+        </w:rPr>
+        <w:t>一条跳转指令，将程序计数器指向内核映像的解压代码入口，同时将之前收集到的硬件数据结构的基地址作为参数传递给内核，完成从固件层到操作系统内核的最终信息和控制权交接。</w:t>
+      </w:r>
+    </w:p>
+    <w:p>
+      <w:pPr>
+        <w:pStyle w:val="a9"/>
+        <w:ind w:left="0" w:firstLine="420"/>
+        <w:jc w:val="both"/>
+        <w:rPr>
+          <w:rFonts w:ascii="宋体" w:eastAsia="宋体" w:hAnsi="宋体" w:hint="eastAsia"/>
+          <w:sz w:val="24"/>
+          <w:szCs w:val="28"/>
+        </w:rPr>
+      </w:pPr>
+      <w:r>
+        <w:rPr>
+          <w:rFonts w:ascii="宋体" w:eastAsia="宋体" w:hAnsi="宋体" w:hint="eastAsia"/>
+          <w:sz w:val="24"/>
+          <w:szCs w:val="28"/>
+        </w:rPr>
+        <w:t>x86-64（64位）处理器加电后同样处于实模式以维持兼容性。但为了运行64位操作系统，</w:t>
+      </w:r>
+      <w:r>
+        <w:rPr>
+          <w:rFonts w:ascii="宋体" w:eastAsia="宋体" w:hAnsi="宋体" w:hint="eastAsia"/>
+          <w:sz w:val="24"/>
+          <w:szCs w:val="28"/>
+        </w:rPr>
+        <w:t>x86-64处理器</w:t>
+      </w:r>
+      <w:r>
+        <w:rPr>
+          <w:rFonts w:ascii="宋体" w:eastAsia="宋体" w:hAnsi="宋体" w:hint="eastAsia"/>
+          <w:sz w:val="24"/>
+          <w:szCs w:val="28"/>
+        </w:rPr>
+        <w:t>需要经历一系列模式转换（实模式</w:t>
+      </w:r>
+      <w:r>
+        <w:rPr>
+          <w:rFonts w:ascii="宋体" w:eastAsia="宋体" w:hAnsi="宋体" w:hint="eastAsia"/>
+          <w:sz w:val="24"/>
+          <w:szCs w:val="28"/>
+        </w:rPr>
+        <w:t>-&gt;</w:t>
+      </w:r>
+      <w:r>
+        <w:rPr>
+          <w:rFonts w:ascii="宋体" w:eastAsia="宋体" w:hAnsi="宋体" w:hint="eastAsia"/>
+          <w:sz w:val="24"/>
+          <w:szCs w:val="28"/>
+        </w:rPr>
+        <w:t>保护模式</w:t>
+      </w:r>
+      <w:r>
+        <w:rPr>
+          <w:rFonts w:ascii="宋体" w:eastAsia="宋体" w:hAnsi="宋体" w:hint="eastAsia"/>
+          <w:sz w:val="24"/>
+          <w:szCs w:val="28"/>
+        </w:rPr>
+        <w:t>-&gt;</w:t>
+      </w:r>
+      <w:r>
+        <w:rPr>
+          <w:rFonts w:ascii="宋体" w:eastAsia="宋体" w:hAnsi="宋体" w:hint="eastAsia"/>
+          <w:sz w:val="24"/>
+          <w:szCs w:val="28"/>
+        </w:rPr>
+        <w:t>长模式）</w:t>
       </w:r>
     </w:p>
     <w:p>
@@ -1471,30 +1469,125 @@
         </w:numPr>
         <w:jc w:val="both"/>
         <w:rPr>
+          <w:rFonts w:ascii="宋体" w:eastAsia="宋体" w:hAnsi="宋体" w:hint="eastAsia"/>
+          <w:sz w:val="24"/>
+          <w:szCs w:val="28"/>
+        </w:rPr>
+      </w:pPr>
+      <w:r>
+        <w:rPr>
+          <w:rFonts w:ascii="宋体" w:eastAsia="宋体" w:hAnsi="宋体" w:hint="eastAsia"/>
+          <w:sz w:val="24"/>
+          <w:szCs w:val="28"/>
+        </w:rPr>
+        <w:t>ARM架构</w:t>
+      </w:r>
+      <w:r>
+        <w:rPr>
+          <w:rFonts w:ascii="宋体" w:eastAsia="宋体" w:hAnsi="宋体" w:hint="eastAsia"/>
+          <w:sz w:val="24"/>
+          <w:szCs w:val="28"/>
+        </w:rPr>
+        <w:t>（ARMv7）</w:t>
+      </w:r>
+    </w:p>
+    <w:p>
+      <w:pPr>
+        <w:ind w:firstLine="420"/>
+        <w:jc w:val="both"/>
+        <w:rPr>
+          <w:rFonts w:ascii="宋体" w:eastAsia="宋体" w:hAnsi="宋体" w:hint="eastAsia"/>
+          <w:sz w:val="24"/>
+          <w:szCs w:val="28"/>
+        </w:rPr>
+      </w:pPr>
+      <w:r>
+        <w:rPr>
+          <w:rFonts w:ascii="宋体" w:eastAsia="宋体" w:hAnsi="宋体" w:hint="eastAsia"/>
+          <w:sz w:val="24"/>
+          <w:szCs w:val="28"/>
+        </w:rPr>
+        <w:t>芯片上电</w:t>
+      </w:r>
+      <w:r>
+        <w:rPr>
+          <w:rFonts w:ascii="宋体" w:eastAsia="宋体" w:hAnsi="宋体" w:hint="eastAsia"/>
+          <w:sz w:val="24"/>
+          <w:szCs w:val="28"/>
+        </w:rPr>
+        <w:t>，</w:t>
+      </w:r>
+      <w:r>
+        <w:rPr>
+          <w:rFonts w:ascii="宋体" w:eastAsia="宋体" w:hAnsi="宋体" w:hint="eastAsia"/>
+          <w:sz w:val="24"/>
+          <w:szCs w:val="28"/>
+        </w:rPr>
+        <w:t>ARM内核复位后程序计数器跳转到复位向量地址（通常为0x00000000，高向量模式下为0xFFFF0000），通过地址映射指向</w:t>
+      </w:r>
+      <w:proofErr w:type="spellStart"/>
+      <w:r>
+        <w:rPr>
+          <w:rFonts w:ascii="宋体" w:eastAsia="宋体" w:hAnsi="宋体" w:hint="eastAsia"/>
+          <w:sz w:val="24"/>
+          <w:szCs w:val="28"/>
+        </w:rPr>
+        <w:t>BootROM</w:t>
+      </w:r>
+      <w:proofErr w:type="spellEnd"/>
+      <w:r>
+        <w:rPr>
+          <w:rFonts w:ascii="宋体" w:eastAsia="宋体" w:hAnsi="宋体" w:hint="eastAsia"/>
+          <w:sz w:val="24"/>
+          <w:szCs w:val="28"/>
+        </w:rPr>
+        <w:t>，CPU直接从其中抓取指令</w:t>
+      </w:r>
+      <w:r>
+        <w:rPr>
+          <w:rFonts w:ascii="宋体" w:eastAsia="宋体" w:hAnsi="宋体" w:hint="eastAsia"/>
+          <w:sz w:val="24"/>
+          <w:szCs w:val="28"/>
+        </w:rPr>
+        <w:t>，初始化芯片内部的SRAM和时钟总线。之后，</w:t>
+      </w:r>
+      <w:proofErr w:type="spellStart"/>
+      <w:r>
+        <w:rPr>
+          <w:rFonts w:ascii="宋体" w:eastAsia="宋体" w:hAnsi="宋体" w:hint="eastAsia"/>
+          <w:sz w:val="24"/>
+          <w:szCs w:val="28"/>
+        </w:rPr>
+        <w:t>BootROM</w:t>
+      </w:r>
+      <w:proofErr w:type="spellEnd"/>
+      <w:r>
+        <w:rPr>
+          <w:rFonts w:ascii="宋体" w:eastAsia="宋体" w:hAnsi="宋体" w:hint="eastAsia"/>
+          <w:sz w:val="24"/>
+          <w:szCs w:val="28"/>
+        </w:rPr>
+        <w:t>将存储在外部的非易失性介质中的第一阶段引导程序（FSBL/SPL）读取并复制到芯片</w:t>
+      </w:r>
+      <w:r>
+        <w:rPr>
           <w:rFonts w:ascii="宋体" w:eastAsia="宋体" w:hAnsi="宋体"/>
           <w:sz w:val="24"/>
           <w:szCs w:val="28"/>
         </w:rPr>
-      </w:pPr>
-      <w:r>
-        <w:rPr>
-          <w:rFonts w:ascii="宋体" w:eastAsia="宋体" w:hAnsi="宋体"/>
-          <w:sz w:val="24"/>
-          <w:szCs w:val="28"/>
-        </w:rPr>
         <w:drawing>
-          <wp:anchor distT="0" distB="0" distL="114300" distR="114300" simplePos="0" relativeHeight="251671552" behindDoc="0" locked="0" layoutInCell="1" allowOverlap="1" wp14:anchorId="525405B3" wp14:editId="4221A20C">
+          <wp:anchor distT="0" distB="0" distL="114300" distR="114300" simplePos="0" relativeHeight="251675648" behindDoc="0" locked="0" layoutInCell="1" allowOverlap="1" wp14:anchorId="0EE89B07" wp14:editId="5063ED75">
             <wp:simplePos x="0" y="0"/>
             <wp:positionH relativeFrom="margin">
-              <wp:align>center</wp:align>
+              <wp:align>right</wp:align>
             </wp:positionH>
             <wp:positionV relativeFrom="paragraph">
-              <wp:posOffset>353695</wp:posOffset>
+              <wp:posOffset>701040</wp:posOffset>
             </wp:positionV>
-            <wp:extent cx="6025515" cy="1159510"/>
-            <wp:effectExtent l="0" t="0" r="0" b="2540"/>
+            <wp:extent cx="3071495" cy="2396490"/>
+            <wp:effectExtent l="0" t="0" r="0" b="3810"/>
             <wp:wrapSquare wrapText="bothSides"/>
-            <wp:docPr id="694333876" name="图片 1"/>
+            <wp:docPr id="1907992434" name="图片 1"/>
             <wp:cNvGraphicFramePr>
               <a:graphicFrameLocks xmlns:a="http://schemas.openxmlformats.org/drawingml/2006/main" noChangeAspect="1"/>
             </wp:cNvGraphicFramePr>
@@ -1502,11 +1595,11 @@
               <a:graphicData uri="http://schemas.openxmlformats.org/drawingml/2006/picture">
                 <pic:pic xmlns:pic="http://schemas.openxmlformats.org/drawingml/2006/picture">
                   <pic:nvPicPr>
-                    <pic:cNvPr id="694333876" name=""/>
+                    <pic:cNvPr id="1907992434" name=""/>
                     <pic:cNvPicPr/>
                   </pic:nvPicPr>
                   <pic:blipFill>
-                    <a:blip r:embed="rId9"/>
+                    <a:blip r:embed="rId8"/>
                     <a:stretch>
                       <a:fillRect/>
                     </a:stretch>
@@ -1514,7 +1607,7 @@
                   <pic:spPr>
                     <a:xfrm>
                       <a:off x="0" y="0"/>
-                      <a:ext cx="6025515" cy="1159510"/>
+                      <a:ext cx="3071495" cy="2396490"/>
                     </a:xfrm>
                     <a:prstGeom prst="rect">
                       <a:avLst/>
@@ -1538,23 +1631,7 @@
           <w:sz w:val="24"/>
           <w:szCs w:val="28"/>
         </w:rPr>
-        <w:t>ARM架构（A</w:t>
-      </w:r>
-      <w:r>
-        <w:rPr>
-          <w:rFonts w:ascii="宋体" w:eastAsia="宋体" w:hAnsi="宋体" w:hint="eastAsia"/>
-          <w:sz w:val="24"/>
-          <w:szCs w:val="28"/>
-        </w:rPr>
-        <w:t>RMv8</w:t>
-      </w:r>
-      <w:r>
-        <w:rPr>
-          <w:rFonts w:ascii="宋体" w:eastAsia="宋体" w:hAnsi="宋体" w:hint="eastAsia"/>
-          <w:sz w:val="24"/>
-          <w:szCs w:val="28"/>
-        </w:rPr>
-        <w:t>）</w:t>
+        <w:t>内部SRAM中。</w:t>
       </w:r>
     </w:p>
     <w:p>
@@ -1562,106 +1639,42 @@
         <w:ind w:firstLine="420"/>
         <w:jc w:val="both"/>
         <w:rPr>
-          <w:rFonts w:ascii="宋体" w:eastAsia="宋体" w:hAnsi="宋体"/>
-          <w:sz w:val="24"/>
-          <w:szCs w:val="28"/>
-        </w:rPr>
-      </w:pPr>
-      <w:r>
-        <w:rPr>
-          <w:rFonts w:ascii="宋体" w:eastAsia="宋体" w:hAnsi="宋体" w:hint="eastAsia"/>
-          <w:sz w:val="24"/>
-          <w:szCs w:val="28"/>
-        </w:rPr>
-        <w:t>CPU上电复位后，首先进入EL3异常级别（</w:t>
-      </w:r>
-      <w:r>
-        <w:rPr>
-          <w:rFonts w:ascii="宋体" w:eastAsia="宋体" w:hAnsi="宋体" w:hint="eastAsia"/>
-          <w:sz w:val="24"/>
-          <w:szCs w:val="28"/>
-        </w:rPr>
-        <w:t>安全世界，具有</w:t>
-      </w:r>
-      <w:r>
-        <w:rPr>
-          <w:rFonts w:ascii="宋体" w:eastAsia="宋体" w:hAnsi="宋体" w:hint="eastAsia"/>
-          <w:sz w:val="24"/>
-          <w:szCs w:val="28"/>
-        </w:rPr>
-        <w:t>最高权限），执行固化在芯片ROM中的</w:t>
-      </w:r>
-      <w:r>
-        <w:rPr>
-          <w:rFonts w:ascii="宋体" w:eastAsia="宋体" w:hAnsi="宋体" w:hint="eastAsia"/>
-          <w:sz w:val="24"/>
-          <w:szCs w:val="28"/>
-        </w:rPr>
-        <w:t>BL1阶段</w:t>
-      </w:r>
-      <w:r>
-        <w:rPr>
-          <w:rFonts w:ascii="宋体" w:eastAsia="宋体" w:hAnsi="宋体" w:hint="eastAsia"/>
-          <w:sz w:val="24"/>
-          <w:szCs w:val="28"/>
-        </w:rPr>
-        <w:t>代码</w:t>
-      </w:r>
-      <w:r>
-        <w:rPr>
-          <w:rFonts w:ascii="宋体" w:eastAsia="宋体" w:hAnsi="宋体" w:hint="eastAsia"/>
-          <w:sz w:val="24"/>
-          <w:szCs w:val="28"/>
-        </w:rPr>
-        <w:t>，初始化SRAM并将BL2阶段代码</w:t>
-      </w:r>
-      <w:r>
-        <w:rPr>
-          <w:rFonts w:ascii="宋体" w:eastAsia="宋体" w:hAnsi="宋体" w:hint="eastAsia"/>
-          <w:sz w:val="24"/>
-          <w:szCs w:val="28"/>
-        </w:rPr>
-        <w:t>经</w:t>
-      </w:r>
-      <w:r>
-        <w:rPr>
-          <w:rFonts w:ascii="宋体" w:eastAsia="宋体" w:hAnsi="宋体" w:hint="eastAsia"/>
-          <w:sz w:val="24"/>
-          <w:szCs w:val="28"/>
-        </w:rPr>
-        <w:t>RSA或ECDSA等算法对流入的数据流进行加密签名校验</w:t>
-      </w:r>
-      <w:r>
-        <w:rPr>
-          <w:rFonts w:ascii="宋体" w:eastAsia="宋体" w:hAnsi="宋体" w:hint="eastAsia"/>
-          <w:sz w:val="24"/>
-          <w:szCs w:val="28"/>
-        </w:rPr>
-        <w:t>后，</w:t>
-      </w:r>
-      <w:r>
-        <w:rPr>
-          <w:rFonts w:ascii="宋体" w:eastAsia="宋体" w:hAnsi="宋体" w:hint="eastAsia"/>
-          <w:sz w:val="24"/>
-          <w:szCs w:val="28"/>
-        </w:rPr>
-        <w:t>加载到SRAM中，</w:t>
-      </w:r>
-      <w:r>
-        <w:rPr>
-          <w:rFonts w:ascii="宋体" w:eastAsia="宋体" w:hAnsi="宋体" w:hint="eastAsia"/>
-          <w:sz w:val="24"/>
-          <w:szCs w:val="28"/>
-        </w:rPr>
-        <w:t>再</w:t>
-      </w:r>
-      <w:r>
-        <w:rPr>
-          <w:rFonts w:ascii="宋体" w:eastAsia="宋体" w:hAnsi="宋体" w:hint="eastAsia"/>
-          <w:sz w:val="24"/>
-          <w:szCs w:val="28"/>
-        </w:rPr>
-        <w:t>将控制权移交给BL2阶段。</w:t>
+          <w:rFonts w:ascii="宋体" w:eastAsia="宋体" w:hAnsi="宋体" w:hint="eastAsia"/>
+          <w:sz w:val="24"/>
+          <w:szCs w:val="28"/>
+        </w:rPr>
+      </w:pPr>
+      <w:r>
+        <w:rPr>
+          <w:rFonts w:ascii="宋体" w:eastAsia="宋体" w:hAnsi="宋体" w:hint="eastAsia"/>
+          <w:sz w:val="24"/>
+          <w:szCs w:val="28"/>
+        </w:rPr>
+        <w:t>第一阶段引导程序配置内存控制器，并向DRAM发送时序信号以使其完成初始化。之后，第一阶段引导程序将第二阶段引导加载程序</w:t>
+      </w:r>
+      <w:r>
+        <w:rPr>
+          <w:rFonts w:ascii="宋体" w:eastAsia="宋体" w:hAnsi="宋体" w:hint="eastAsia"/>
+          <w:sz w:val="24"/>
+          <w:szCs w:val="28"/>
+        </w:rPr>
+        <w:t>从外部存储介质</w:t>
+      </w:r>
+      <w:r>
+        <w:rPr>
+          <w:rFonts w:ascii="宋体" w:eastAsia="宋体" w:hAnsi="宋体" w:hint="eastAsia"/>
+          <w:sz w:val="24"/>
+          <w:szCs w:val="28"/>
+        </w:rPr>
+        <w:t>加载</w:t>
+      </w:r>
+      <w:r>
+        <w:rPr>
+          <w:rFonts w:ascii="宋体" w:eastAsia="宋体" w:hAnsi="宋体" w:hint="eastAsia"/>
+          <w:sz w:val="24"/>
+          <w:szCs w:val="28"/>
+        </w:rPr>
+        <w:t>到DRAM，CPU的控制流跳转到DRAM的物理地址。</w:t>
       </w:r>
     </w:p>
     <w:p>
@@ -1669,122 +1682,74 @@
         <w:ind w:firstLine="420"/>
         <w:jc w:val="both"/>
         <w:rPr>
-          <w:rFonts w:ascii="宋体" w:eastAsia="宋体" w:hAnsi="宋体"/>
-          <w:sz w:val="24"/>
-          <w:szCs w:val="28"/>
-        </w:rPr>
-      </w:pPr>
-      <w:r>
-        <w:rPr>
-          <w:rFonts w:ascii="宋体" w:eastAsia="宋体" w:hAnsi="宋体" w:hint="eastAsia"/>
-          <w:sz w:val="24"/>
-          <w:szCs w:val="28"/>
-        </w:rPr>
-        <w:t>BL2阶段初始化DRAM，并将BL31</w:t>
-      </w:r>
-      <w:r>
-        <w:rPr>
-          <w:rFonts w:ascii="宋体" w:eastAsia="宋体" w:hAnsi="宋体" w:hint="eastAsia"/>
-          <w:sz w:val="24"/>
-          <w:szCs w:val="28"/>
-        </w:rPr>
-        <w:t>（</w:t>
-      </w:r>
-      <w:r>
-        <w:rPr>
-          <w:rFonts w:ascii="宋体" w:eastAsia="宋体" w:hAnsi="宋体" w:hint="eastAsia"/>
-          <w:sz w:val="24"/>
-          <w:szCs w:val="28"/>
-        </w:rPr>
-        <w:t>EL3运行时安全固件</w:t>
-      </w:r>
-      <w:r>
-        <w:rPr>
-          <w:rFonts w:ascii="宋体" w:eastAsia="宋体" w:hAnsi="宋体" w:hint="eastAsia"/>
-          <w:sz w:val="24"/>
-          <w:szCs w:val="28"/>
-        </w:rPr>
-        <w:t>）</w:t>
-      </w:r>
-      <w:r>
-        <w:rPr>
-          <w:rFonts w:ascii="宋体" w:eastAsia="宋体" w:hAnsi="宋体" w:hint="eastAsia"/>
-          <w:sz w:val="24"/>
-          <w:szCs w:val="28"/>
-        </w:rPr>
-        <w:t>、BL</w:t>
-      </w:r>
-      <w:r>
-        <w:rPr>
-          <w:rFonts w:ascii="宋体" w:eastAsia="宋体" w:hAnsi="宋体" w:hint="eastAsia"/>
-          <w:sz w:val="24"/>
-          <w:szCs w:val="28"/>
-        </w:rPr>
-        <w:t>32</w:t>
-      </w:r>
-      <w:r>
-        <w:rPr>
-          <w:rFonts w:ascii="宋体" w:eastAsia="宋体" w:hAnsi="宋体" w:hint="eastAsia"/>
-          <w:sz w:val="24"/>
-          <w:szCs w:val="28"/>
-        </w:rPr>
-        <w:t>（安全操作系统）、BL</w:t>
-      </w:r>
-      <w:r>
-        <w:rPr>
-          <w:rFonts w:ascii="宋体" w:eastAsia="宋体" w:hAnsi="宋体" w:hint="eastAsia"/>
-          <w:sz w:val="24"/>
-          <w:szCs w:val="28"/>
-        </w:rPr>
-        <w:t>33</w:t>
-      </w:r>
-      <w:r>
-        <w:rPr>
-          <w:rFonts w:ascii="宋体" w:eastAsia="宋体" w:hAnsi="宋体" w:hint="eastAsia"/>
-          <w:sz w:val="24"/>
-          <w:szCs w:val="28"/>
-        </w:rPr>
-        <w:t>（非安全世界的通用引导程序）</w:t>
-      </w:r>
-      <w:r>
-        <w:rPr>
-          <w:rFonts w:ascii="宋体" w:eastAsia="宋体" w:hAnsi="宋体" w:hint="eastAsia"/>
-          <w:sz w:val="24"/>
-          <w:szCs w:val="28"/>
-        </w:rPr>
-        <w:t>阶段代码</w:t>
-      </w:r>
-      <w:r>
-        <w:rPr>
-          <w:rFonts w:ascii="宋体" w:eastAsia="宋体" w:hAnsi="宋体" w:hint="eastAsia"/>
-          <w:sz w:val="24"/>
-          <w:szCs w:val="28"/>
-        </w:rPr>
-        <w:t>从外部存储介质</w:t>
-      </w:r>
-      <w:r>
-        <w:rPr>
-          <w:rFonts w:ascii="宋体" w:eastAsia="宋体" w:hAnsi="宋体" w:hint="eastAsia"/>
-          <w:sz w:val="24"/>
-          <w:szCs w:val="28"/>
-        </w:rPr>
-        <w:t>分别</w:t>
-      </w:r>
-      <w:r>
-        <w:rPr>
-          <w:rFonts w:ascii="宋体" w:eastAsia="宋体" w:hAnsi="宋体" w:hint="eastAsia"/>
-          <w:sz w:val="24"/>
-          <w:szCs w:val="28"/>
-        </w:rPr>
-        <w:t>加载到DRAM中</w:t>
-      </w:r>
-      <w:r>
-        <w:rPr>
-          <w:rFonts w:ascii="宋体" w:eastAsia="宋体" w:hAnsi="宋体" w:hint="eastAsia"/>
-          <w:sz w:val="24"/>
-          <w:szCs w:val="28"/>
-        </w:rPr>
-        <w:t>严格划分的安全与非安全物理内存区域中，之后将控制权移交给BL31阶段</w:t>
+          <w:rFonts w:ascii="宋体" w:eastAsia="宋体" w:hAnsi="宋体" w:hint="eastAsia"/>
+          <w:sz w:val="24"/>
+          <w:szCs w:val="28"/>
+        </w:rPr>
+      </w:pPr>
+      <w:r>
+        <w:rPr>
+          <w:rFonts w:ascii="宋体" w:eastAsia="宋体" w:hAnsi="宋体" w:hint="eastAsia"/>
+          <w:sz w:val="24"/>
+          <w:szCs w:val="28"/>
+        </w:rPr>
+        <w:t>第二阶段引导程序进一步初始化各种复杂外设（网络接口、显示器等），并读取环境变量决定启动策略。之后，第二阶段引导程序</w:t>
+      </w:r>
+      <w:r>
+        <w:rPr>
+          <w:rFonts w:ascii="宋体" w:eastAsia="宋体" w:hAnsi="宋体" w:hint="eastAsia"/>
+          <w:sz w:val="24"/>
+          <w:szCs w:val="28"/>
+        </w:rPr>
+        <w:t>将操作系统内核映像</w:t>
+      </w:r>
+      <w:r>
+        <w:rPr>
+          <w:rFonts w:ascii="宋体" w:eastAsia="宋体" w:hAnsi="宋体" w:hint="eastAsia"/>
+          <w:sz w:val="24"/>
+          <w:szCs w:val="28"/>
+        </w:rPr>
+        <w:t>和</w:t>
+      </w:r>
+      <w:r>
+        <w:rPr>
+          <w:rFonts w:ascii="宋体" w:eastAsia="宋体" w:hAnsi="宋体" w:hint="eastAsia"/>
+          <w:sz w:val="24"/>
+          <w:szCs w:val="28"/>
+        </w:rPr>
+        <w:t>设备树二进制文件（DTB）从外部存储介质分别读取到DRAM的不同物理地址段中</w:t>
+      </w:r>
+      <w:r>
+        <w:rPr>
+          <w:rFonts w:ascii="宋体" w:eastAsia="宋体" w:hAnsi="宋体" w:hint="eastAsia"/>
+          <w:sz w:val="24"/>
+          <w:szCs w:val="28"/>
+        </w:rPr>
+        <w:t>。在向内核移交控制权之前，第二阶段引导程序会先按照ARM架构的启动协议将R0寄存器清零，使用R1寄存器存储</w:t>
+      </w:r>
+      <w:r>
+        <w:rPr>
+          <w:rFonts w:ascii="宋体" w:eastAsia="宋体" w:hAnsi="宋体" w:hint="eastAsia"/>
+          <w:sz w:val="24"/>
+          <w:szCs w:val="28"/>
+        </w:rPr>
+        <w:t>机器类型编号</w:t>
+      </w:r>
+      <w:r>
+        <w:rPr>
+          <w:rFonts w:ascii="宋体" w:eastAsia="宋体" w:hAnsi="宋体" w:hint="eastAsia"/>
+          <w:sz w:val="24"/>
+          <w:szCs w:val="28"/>
+        </w:rPr>
+        <w:t>，使用R2寄存器存储DTB在DRAM中的物理首地址。</w:t>
+      </w:r>
+      <w:r>
+        <w:rPr>
+          <w:rFonts w:ascii="宋体" w:eastAsia="宋体" w:hAnsi="宋体" w:hint="eastAsia"/>
+          <w:sz w:val="24"/>
+          <w:szCs w:val="28"/>
+        </w:rPr>
+        <w:t>之后，内核启动，解析R2寄存器指向的内存空间，完成硬件拓扑识别</w:t>
       </w:r>
       <w:r>
         <w:rPr>
@@ -1797,116 +1762,72 @@
     </w:p>
     <w:p>
       <w:pPr>
+        <w:pStyle w:val="a9"/>
+        <w:numPr>
+          <w:ilvl w:val="0"/>
+          <w:numId w:val="1"/>
+        </w:numPr>
+        <w:jc w:val="both"/>
+        <w:rPr>
+          <w:rFonts w:ascii="宋体" w:eastAsia="宋体" w:hAnsi="宋体" w:hint="eastAsia"/>
+          <w:sz w:val="24"/>
+          <w:szCs w:val="28"/>
+        </w:rPr>
+      </w:pPr>
+      <w:r>
+        <w:rPr>
+          <w:rFonts w:ascii="宋体" w:eastAsia="宋体" w:hAnsi="宋体" w:hint="eastAsia"/>
+          <w:sz w:val="24"/>
+          <w:szCs w:val="28"/>
+        </w:rPr>
+        <w:t>ARM架构（A</w:t>
+      </w:r>
+      <w:r>
+        <w:rPr>
+          <w:rFonts w:ascii="宋体" w:eastAsia="宋体" w:hAnsi="宋体" w:hint="eastAsia"/>
+          <w:sz w:val="24"/>
+          <w:szCs w:val="28"/>
+        </w:rPr>
+        <w:t>RMv8</w:t>
+      </w:r>
+      <w:r>
+        <w:rPr>
+          <w:rFonts w:ascii="宋体" w:eastAsia="宋体" w:hAnsi="宋体" w:hint="eastAsia"/>
+          <w:sz w:val="24"/>
+          <w:szCs w:val="28"/>
+        </w:rPr>
+        <w:t>）</w:t>
+      </w:r>
+    </w:p>
+    <w:p>
+      <w:pPr>
         <w:ind w:firstLine="420"/>
         <w:jc w:val="both"/>
         <w:rPr>
+          <w:rFonts w:ascii="宋体" w:eastAsia="宋体" w:hAnsi="宋体" w:hint="eastAsia"/>
+          <w:sz w:val="24"/>
+          <w:szCs w:val="28"/>
+        </w:rPr>
+      </w:pPr>
+      <w:r>
+        <w:rPr>
           <w:rFonts w:ascii="宋体" w:eastAsia="宋体" w:hAnsi="宋体"/>
           <w:sz w:val="24"/>
           <w:szCs w:val="28"/>
         </w:rPr>
-      </w:pPr>
-      <w:r>
-        <w:rPr>
-          <w:rFonts w:ascii="宋体" w:eastAsia="宋体" w:hAnsi="宋体" w:hint="eastAsia"/>
-          <w:sz w:val="24"/>
-          <w:szCs w:val="28"/>
-        </w:rPr>
-        <w:t>BL31阶段</w:t>
-      </w:r>
-      <w:r>
-        <w:rPr>
-          <w:rFonts w:ascii="宋体" w:eastAsia="宋体" w:hAnsi="宋体" w:hint="eastAsia"/>
-          <w:sz w:val="24"/>
-          <w:szCs w:val="28"/>
-        </w:rPr>
-        <w:t>初始化电源控制（PSCI）和安全监视器调用（SMC）的服务入口</w:t>
-      </w:r>
-      <w:r>
-        <w:rPr>
-          <w:rFonts w:ascii="宋体" w:eastAsia="宋体" w:hAnsi="宋体" w:hint="eastAsia"/>
-          <w:sz w:val="24"/>
-          <w:szCs w:val="28"/>
-        </w:rPr>
-        <w:t>。设定好安全环境后，BL31阶段执行异常返回（ERET）指令，CPU执行模式由EL3降级至非安全世界的EL2</w:t>
-      </w:r>
-      <w:r>
-        <w:rPr>
-          <w:rFonts w:ascii="宋体" w:eastAsia="宋体" w:hAnsi="宋体" w:hint="eastAsia"/>
-          <w:sz w:val="24"/>
-          <w:szCs w:val="28"/>
-        </w:rPr>
-        <w:t>（虚拟化启用时）</w:t>
-      </w:r>
-      <w:r>
-        <w:rPr>
-          <w:rFonts w:ascii="宋体" w:eastAsia="宋体" w:hAnsi="宋体" w:hint="eastAsia"/>
-          <w:sz w:val="24"/>
-          <w:szCs w:val="28"/>
-        </w:rPr>
-        <w:t>或EL1，</w:t>
-      </w:r>
-      <w:r>
-        <w:rPr>
-          <w:rFonts w:ascii="宋体" w:eastAsia="宋体" w:hAnsi="宋体" w:hint="eastAsia"/>
-          <w:sz w:val="24"/>
-          <w:szCs w:val="28"/>
-        </w:rPr>
-        <w:t>同时将程序计数器指向预先加载在非安全DRAM区域的BL33（如U-Boot）</w:t>
-      </w:r>
-      <w:r>
-        <w:rPr>
-          <w:rFonts w:ascii="宋体" w:eastAsia="宋体" w:hAnsi="宋体" w:hint="eastAsia"/>
-          <w:sz w:val="24"/>
-          <w:szCs w:val="28"/>
-        </w:rPr>
-        <w:t>阶段代码</w:t>
-      </w:r>
-      <w:r>
-        <w:rPr>
-          <w:rFonts w:ascii="宋体" w:eastAsia="宋体" w:hAnsi="宋体" w:hint="eastAsia"/>
-          <w:sz w:val="24"/>
-          <w:szCs w:val="28"/>
-        </w:rPr>
-        <w:t>首地址</w:t>
-      </w:r>
-      <w:r>
-        <w:rPr>
-          <w:rFonts w:ascii="宋体" w:eastAsia="宋体" w:hAnsi="宋体" w:hint="eastAsia"/>
-          <w:sz w:val="24"/>
-          <w:szCs w:val="28"/>
-        </w:rPr>
-        <w:t>。</w:t>
-      </w:r>
-    </w:p>
-    <w:p>
-      <w:pPr>
-        <w:ind w:firstLine="420"/>
-        <w:jc w:val="both"/>
-        <w:rPr>
-          <w:rFonts w:ascii="宋体" w:eastAsia="宋体" w:hAnsi="宋体"/>
-          <w:sz w:val="24"/>
-          <w:szCs w:val="28"/>
-        </w:rPr>
-      </w:pPr>
-      <w:r>
-        <w:rPr>
-          <w:rFonts w:ascii="宋体" w:eastAsia="宋体" w:hAnsi="宋体"/>
-          <w:sz w:val="24"/>
-          <w:szCs w:val="28"/>
-        </w:rPr>
         <w:drawing>
-          <wp:anchor distT="0" distB="0" distL="114300" distR="114300" simplePos="0" relativeHeight="251670528" behindDoc="0" locked="0" layoutInCell="1" allowOverlap="1" wp14:anchorId="3062A4B1" wp14:editId="365365EF">
+          <wp:anchor distT="0" distB="0" distL="114300" distR="114300" simplePos="0" relativeHeight="251676672" behindDoc="0" locked="0" layoutInCell="1" allowOverlap="1" wp14:anchorId="04A7422D" wp14:editId="7248E7EE">
             <wp:simplePos x="0" y="0"/>
             <wp:positionH relativeFrom="margin">
               <wp:align>right</wp:align>
             </wp:positionH>
             <wp:positionV relativeFrom="paragraph">
-              <wp:posOffset>360</wp:posOffset>
+              <wp:posOffset>21590</wp:posOffset>
             </wp:positionV>
-            <wp:extent cx="1210945" cy="8863330"/>
-            <wp:effectExtent l="0" t="0" r="8255" b="0"/>
+            <wp:extent cx="3206750" cy="3124200"/>
+            <wp:effectExtent l="0" t="0" r="0" b="0"/>
             <wp:wrapSquare wrapText="bothSides"/>
-            <wp:docPr id="831821565" name="图片 1"/>
+            <wp:docPr id="239808668" name="图片 1"/>
             <wp:cNvGraphicFramePr>
               <a:graphicFrameLocks xmlns:a="http://schemas.openxmlformats.org/drawingml/2006/main" noChangeAspect="1"/>
             </wp:cNvGraphicFramePr>
@@ -1914,7 +1835,865 @@
               <a:graphicData uri="http://schemas.openxmlformats.org/drawingml/2006/picture">
                 <pic:pic xmlns:pic="http://schemas.openxmlformats.org/drawingml/2006/picture">
                   <pic:nvPicPr>
-                    <pic:cNvPr id="831821565" name=""/>
+                    <pic:cNvPr id="239808668" name=""/>
+                    <pic:cNvPicPr/>
+                  </pic:nvPicPr>
+                  <pic:blipFill>
+                    <a:blip r:embed="rId9"/>
+                    <a:stretch>
+                      <a:fillRect/>
+                    </a:stretch>
+                  </pic:blipFill>
+                  <pic:spPr>
+                    <a:xfrm>
+                      <a:off x="0" y="0"/>
+                      <a:ext cx="3206750" cy="3124200"/>
+                    </a:xfrm>
+                    <a:prstGeom prst="rect">
+                      <a:avLst/>
+                    </a:prstGeom>
+                  </pic:spPr>
+                </pic:pic>
+              </a:graphicData>
+            </a:graphic>
+            <wp14:sizeRelH relativeFrom="margin">
+              <wp14:pctWidth>0</wp14:pctWidth>
+            </wp14:sizeRelH>
+            <wp14:sizeRelV relativeFrom="margin">
+              <wp14:pctHeight>0</wp14:pctHeight>
+            </wp14:sizeRelV>
+          </wp:anchor>
+        </w:drawing>
+      </w:r>
+      <w:r>
+        <w:rPr>
+          <w:rFonts w:ascii="宋体" w:eastAsia="宋体" w:hAnsi="宋体" w:hint="eastAsia"/>
+          <w:sz w:val="24"/>
+          <w:szCs w:val="28"/>
+        </w:rPr>
+        <w:t>在典型采用TF-A的ARMv8-A安全启动平台上</w:t>
+      </w:r>
+      <w:r>
+        <w:rPr>
+          <w:rFonts w:ascii="宋体" w:eastAsia="宋体" w:hAnsi="宋体" w:hint="eastAsia"/>
+          <w:sz w:val="24"/>
+          <w:szCs w:val="28"/>
+        </w:rPr>
+        <w:t>，</w:t>
+      </w:r>
+      <w:r>
+        <w:rPr>
+          <w:rFonts w:ascii="宋体" w:eastAsia="宋体" w:hAnsi="宋体" w:hint="eastAsia"/>
+          <w:sz w:val="24"/>
+          <w:szCs w:val="28"/>
+        </w:rPr>
+        <w:t>CPU上电复位后，首先进入EL3异常级别（</w:t>
+      </w:r>
+      <w:r>
+        <w:rPr>
+          <w:rFonts w:ascii="宋体" w:eastAsia="宋体" w:hAnsi="宋体" w:hint="eastAsia"/>
+          <w:sz w:val="24"/>
+          <w:szCs w:val="28"/>
+        </w:rPr>
+        <w:t>安全世界，具有</w:t>
+      </w:r>
+      <w:r>
+        <w:rPr>
+          <w:rFonts w:ascii="宋体" w:eastAsia="宋体" w:hAnsi="宋体" w:hint="eastAsia"/>
+          <w:sz w:val="24"/>
+          <w:szCs w:val="28"/>
+        </w:rPr>
+        <w:t>最高权限），执行固化在</w:t>
+      </w:r>
+      <w:r>
+        <w:rPr>
+          <w:rFonts w:ascii="宋体" w:eastAsia="宋体" w:hAnsi="宋体" w:hint="eastAsia"/>
+          <w:sz w:val="24"/>
+          <w:szCs w:val="28"/>
+        </w:rPr>
+        <w:t>片上</w:t>
+      </w:r>
+      <w:proofErr w:type="spellStart"/>
+      <w:r>
+        <w:rPr>
+          <w:rFonts w:ascii="宋体" w:eastAsia="宋体" w:hAnsi="宋体" w:hint="eastAsia"/>
+          <w:sz w:val="24"/>
+          <w:szCs w:val="28"/>
+        </w:rPr>
+        <w:t>BootROM</w:t>
+      </w:r>
+      <w:proofErr w:type="spellEnd"/>
+      <w:r>
+        <w:rPr>
+          <w:rFonts w:ascii="宋体" w:eastAsia="宋体" w:hAnsi="宋体" w:hint="eastAsia"/>
+          <w:sz w:val="24"/>
+          <w:szCs w:val="28"/>
+        </w:rPr>
+        <w:t>中的</w:t>
+      </w:r>
+      <w:r>
+        <w:rPr>
+          <w:rFonts w:ascii="宋体" w:eastAsia="宋体" w:hAnsi="宋体" w:hint="eastAsia"/>
+          <w:sz w:val="24"/>
+          <w:szCs w:val="28"/>
+        </w:rPr>
+        <w:t>初始引导代码（BL1阶段）</w:t>
+      </w:r>
+      <w:r>
+        <w:rPr>
+          <w:rFonts w:ascii="宋体" w:eastAsia="宋体" w:hAnsi="宋体" w:hint="eastAsia"/>
+          <w:sz w:val="24"/>
+          <w:szCs w:val="28"/>
+        </w:rPr>
+        <w:t>，初始化SRAM</w:t>
+      </w:r>
+      <w:r>
+        <w:rPr>
+          <w:rFonts w:ascii="宋体" w:eastAsia="宋体" w:hAnsi="宋体" w:hint="eastAsia"/>
+          <w:sz w:val="24"/>
+          <w:szCs w:val="28"/>
+        </w:rPr>
+        <w:t>，利用RSA或ECDSA等算法对BL2阶段代码进行完整的数字签名校验后，将其</w:t>
+      </w:r>
+      <w:r>
+        <w:rPr>
+          <w:rFonts w:ascii="宋体" w:eastAsia="宋体" w:hAnsi="宋体" w:hint="eastAsia"/>
+          <w:sz w:val="24"/>
+          <w:szCs w:val="28"/>
+        </w:rPr>
+        <w:t>加载到SRAM中，</w:t>
+      </w:r>
+      <w:r>
+        <w:rPr>
+          <w:rFonts w:ascii="宋体" w:eastAsia="宋体" w:hAnsi="宋体" w:hint="eastAsia"/>
+          <w:sz w:val="24"/>
+          <w:szCs w:val="28"/>
+        </w:rPr>
+        <w:t>再</w:t>
+      </w:r>
+      <w:r>
+        <w:rPr>
+          <w:rFonts w:ascii="宋体" w:eastAsia="宋体" w:hAnsi="宋体" w:hint="eastAsia"/>
+          <w:sz w:val="24"/>
+          <w:szCs w:val="28"/>
+        </w:rPr>
+        <w:t>将控制权移交给BL2阶段。</w:t>
+      </w:r>
+    </w:p>
+    <w:p>
+      <w:pPr>
+        <w:ind w:firstLine="420"/>
+        <w:jc w:val="both"/>
+        <w:rPr>
+          <w:rFonts w:ascii="宋体" w:eastAsia="宋体" w:hAnsi="宋体" w:hint="eastAsia"/>
+          <w:sz w:val="24"/>
+          <w:szCs w:val="28"/>
+        </w:rPr>
+      </w:pPr>
+      <w:r>
+        <w:rPr>
+          <w:rFonts w:ascii="宋体" w:eastAsia="宋体" w:hAnsi="宋体" w:hint="eastAsia"/>
+          <w:sz w:val="24"/>
+          <w:szCs w:val="28"/>
+        </w:rPr>
+        <w:t>BL2阶段初始化DRAM，并将BL31</w:t>
+      </w:r>
+      <w:r>
+        <w:rPr>
+          <w:rFonts w:ascii="宋体" w:eastAsia="宋体" w:hAnsi="宋体" w:hint="eastAsia"/>
+          <w:sz w:val="24"/>
+          <w:szCs w:val="28"/>
+        </w:rPr>
+        <w:t>（</w:t>
+      </w:r>
+      <w:r>
+        <w:rPr>
+          <w:rFonts w:ascii="宋体" w:eastAsia="宋体" w:hAnsi="宋体" w:hint="eastAsia"/>
+          <w:sz w:val="24"/>
+          <w:szCs w:val="28"/>
+        </w:rPr>
+        <w:t>EL3运行时安全固件</w:t>
+      </w:r>
+      <w:r>
+        <w:rPr>
+          <w:rFonts w:ascii="宋体" w:eastAsia="宋体" w:hAnsi="宋体" w:hint="eastAsia"/>
+          <w:sz w:val="24"/>
+          <w:szCs w:val="28"/>
+        </w:rPr>
+        <w:t>）</w:t>
+      </w:r>
+      <w:r>
+        <w:rPr>
+          <w:rFonts w:ascii="宋体" w:eastAsia="宋体" w:hAnsi="宋体" w:hint="eastAsia"/>
+          <w:sz w:val="24"/>
+          <w:szCs w:val="28"/>
+        </w:rPr>
+        <w:t>、BL</w:t>
+      </w:r>
+      <w:r>
+        <w:rPr>
+          <w:rFonts w:ascii="宋体" w:eastAsia="宋体" w:hAnsi="宋体" w:hint="eastAsia"/>
+          <w:sz w:val="24"/>
+          <w:szCs w:val="28"/>
+        </w:rPr>
+        <w:t>32</w:t>
+      </w:r>
+      <w:r>
+        <w:rPr>
+          <w:rFonts w:ascii="宋体" w:eastAsia="宋体" w:hAnsi="宋体" w:hint="eastAsia"/>
+          <w:sz w:val="24"/>
+          <w:szCs w:val="28"/>
+        </w:rPr>
+        <w:t>（安全操作系统</w:t>
+      </w:r>
+      <w:r>
+        <w:rPr>
+          <w:rFonts w:ascii="宋体" w:eastAsia="宋体" w:hAnsi="宋体" w:hint="eastAsia"/>
+          <w:sz w:val="24"/>
+          <w:szCs w:val="28"/>
+        </w:rPr>
+        <w:t>，</w:t>
+      </w:r>
+      <w:r>
+        <w:rPr>
+          <w:rFonts w:ascii="宋体" w:eastAsia="宋体" w:hAnsi="宋体" w:hint="eastAsia"/>
+          <w:sz w:val="24"/>
+          <w:szCs w:val="28"/>
+        </w:rPr>
+        <w:t>是否加载</w:t>
+      </w:r>
+      <w:r>
+        <w:rPr>
+          <w:rFonts w:ascii="宋体" w:eastAsia="宋体" w:hAnsi="宋体" w:hint="eastAsia"/>
+          <w:sz w:val="24"/>
+          <w:szCs w:val="28"/>
+        </w:rPr>
+        <w:t>取决于平台是否配置</w:t>
+      </w:r>
+      <w:r>
+        <w:rPr>
+          <w:rFonts w:ascii="宋体" w:eastAsia="宋体" w:hAnsi="宋体" w:hint="eastAsia"/>
+          <w:sz w:val="24"/>
+          <w:szCs w:val="28"/>
+        </w:rPr>
+        <w:t>）、BL</w:t>
+      </w:r>
+      <w:r>
+        <w:rPr>
+          <w:rFonts w:ascii="宋体" w:eastAsia="宋体" w:hAnsi="宋体" w:hint="eastAsia"/>
+          <w:sz w:val="24"/>
+          <w:szCs w:val="28"/>
+        </w:rPr>
+        <w:t>33</w:t>
+      </w:r>
+      <w:r>
+        <w:rPr>
+          <w:rFonts w:ascii="宋体" w:eastAsia="宋体" w:hAnsi="宋体" w:hint="eastAsia"/>
+          <w:sz w:val="24"/>
+          <w:szCs w:val="28"/>
+        </w:rPr>
+        <w:t>（</w:t>
+      </w:r>
+      <w:proofErr w:type="gramStart"/>
+      <w:r>
+        <w:rPr>
+          <w:rFonts w:ascii="宋体" w:eastAsia="宋体" w:hAnsi="宋体" w:hint="eastAsia"/>
+          <w:sz w:val="24"/>
+          <w:szCs w:val="28"/>
+        </w:rPr>
+        <w:t>非安全世界</w:t>
+      </w:r>
+      <w:proofErr w:type="gramEnd"/>
+      <w:r>
+        <w:rPr>
+          <w:rFonts w:ascii="宋体" w:eastAsia="宋体" w:hAnsi="宋体" w:hint="eastAsia"/>
+          <w:sz w:val="24"/>
+          <w:szCs w:val="28"/>
+        </w:rPr>
+        <w:t>的通用引导程序）</w:t>
+      </w:r>
+      <w:r>
+        <w:rPr>
+          <w:rFonts w:ascii="宋体" w:eastAsia="宋体" w:hAnsi="宋体" w:hint="eastAsia"/>
+          <w:sz w:val="24"/>
+          <w:szCs w:val="28"/>
+        </w:rPr>
+        <w:t>等镜像</w:t>
+      </w:r>
+      <w:r>
+        <w:rPr>
+          <w:rFonts w:ascii="宋体" w:eastAsia="宋体" w:hAnsi="宋体" w:hint="eastAsia"/>
+          <w:sz w:val="24"/>
+          <w:szCs w:val="28"/>
+        </w:rPr>
+        <w:t>从外部存储介质</w:t>
+      </w:r>
+      <w:r>
+        <w:rPr>
+          <w:rFonts w:ascii="宋体" w:eastAsia="宋体" w:hAnsi="宋体" w:hint="eastAsia"/>
+          <w:sz w:val="24"/>
+          <w:szCs w:val="28"/>
+        </w:rPr>
+        <w:t>分别</w:t>
+      </w:r>
+      <w:r>
+        <w:rPr>
+          <w:rFonts w:ascii="宋体" w:eastAsia="宋体" w:hAnsi="宋体" w:hint="eastAsia"/>
+          <w:sz w:val="24"/>
+          <w:szCs w:val="28"/>
+        </w:rPr>
+        <w:t>加载到DRAM中</w:t>
+      </w:r>
+      <w:r>
+        <w:rPr>
+          <w:rFonts w:ascii="宋体" w:eastAsia="宋体" w:hAnsi="宋体" w:hint="eastAsia"/>
+          <w:sz w:val="24"/>
+          <w:szCs w:val="28"/>
+        </w:rPr>
+        <w:t>。</w:t>
+      </w:r>
+      <w:r>
+        <w:rPr>
+          <w:rFonts w:ascii="宋体" w:eastAsia="宋体" w:hAnsi="宋体" w:hint="eastAsia"/>
+          <w:sz w:val="24"/>
+          <w:szCs w:val="28"/>
+        </w:rPr>
+        <w:t>在加载过程中，在启用了Trusted Board Boot的平台上，BL2会</w:t>
+      </w:r>
+      <w:proofErr w:type="gramStart"/>
+      <w:r>
+        <w:rPr>
+          <w:rFonts w:ascii="宋体" w:eastAsia="宋体" w:hAnsi="宋体" w:hint="eastAsia"/>
+          <w:sz w:val="24"/>
+          <w:szCs w:val="28"/>
+        </w:rPr>
+        <w:t>基于受</w:t>
+      </w:r>
+      <w:proofErr w:type="gramEnd"/>
+      <w:r>
+        <w:rPr>
+          <w:rFonts w:ascii="宋体" w:eastAsia="宋体" w:hAnsi="宋体" w:hint="eastAsia"/>
+          <w:sz w:val="24"/>
+          <w:szCs w:val="28"/>
+        </w:rPr>
+        <w:t>信任的密钥对镜像逐一进行签名校验，以维持信任链。校验通过后，这些镜像被放置于平台安全策略划分好的</w:t>
+      </w:r>
+      <w:r>
+        <w:rPr>
+          <w:rFonts w:ascii="宋体" w:eastAsia="宋体" w:hAnsi="宋体" w:hint="eastAsia"/>
+          <w:sz w:val="24"/>
+          <w:szCs w:val="28"/>
+        </w:rPr>
+        <w:t>DRAM</w:t>
+      </w:r>
+      <w:r>
+        <w:rPr>
+          <w:rFonts w:ascii="宋体" w:eastAsia="宋体" w:hAnsi="宋体" w:hint="eastAsia"/>
+          <w:sz w:val="24"/>
+          <w:szCs w:val="28"/>
+        </w:rPr>
+        <w:t>内存区域中，随后BL2将控制权移交给BL31阶段。</w:t>
+      </w:r>
+    </w:p>
+    <w:p>
+      <w:pPr>
+        <w:ind w:firstLine="420"/>
+        <w:jc w:val="both"/>
+        <w:rPr>
+          <w:rFonts w:ascii="宋体" w:eastAsia="宋体" w:hAnsi="宋体" w:hint="eastAsia"/>
+          <w:sz w:val="24"/>
+          <w:szCs w:val="28"/>
+        </w:rPr>
+      </w:pPr>
+      <w:r>
+        <w:rPr>
+          <w:rFonts w:ascii="宋体" w:eastAsia="宋体" w:hAnsi="宋体" w:hint="eastAsia"/>
+          <w:sz w:val="24"/>
+          <w:szCs w:val="28"/>
+        </w:rPr>
+        <w:t>BL31阶段</w:t>
+      </w:r>
+      <w:r>
+        <w:rPr>
+          <w:rFonts w:ascii="宋体" w:eastAsia="宋体" w:hAnsi="宋体" w:hint="eastAsia"/>
+          <w:sz w:val="24"/>
+          <w:szCs w:val="28"/>
+        </w:rPr>
+        <w:t>初始化电源控制（PSCI）和安全监视器调用（SMC）的服务入口</w:t>
+      </w:r>
+      <w:r>
+        <w:rPr>
+          <w:rFonts w:ascii="宋体" w:eastAsia="宋体" w:hAnsi="宋体" w:hint="eastAsia"/>
+          <w:sz w:val="24"/>
+          <w:szCs w:val="28"/>
+        </w:rPr>
+        <w:t>。设定好安全环境后，</w:t>
+      </w:r>
+      <w:r>
+        <w:rPr>
+          <w:rFonts w:ascii="宋体" w:eastAsia="宋体" w:hAnsi="宋体" w:hint="eastAsia"/>
+          <w:sz w:val="24"/>
+          <w:szCs w:val="28"/>
+        </w:rPr>
+        <w:t>如果系统中存在BL32，BL31会先跳转至BL32完成安全操作系统的初始化，随后BL32交回控制权。</w:t>
+      </w:r>
+      <w:r>
+        <w:rPr>
+          <w:rFonts w:ascii="宋体" w:eastAsia="宋体" w:hAnsi="宋体" w:hint="eastAsia"/>
+          <w:sz w:val="24"/>
+          <w:szCs w:val="28"/>
+        </w:rPr>
+        <w:t>最后，</w:t>
+      </w:r>
+      <w:r>
+        <w:rPr>
+          <w:rFonts w:ascii="宋体" w:eastAsia="宋体" w:hAnsi="宋体" w:hint="eastAsia"/>
+          <w:sz w:val="24"/>
+          <w:szCs w:val="28"/>
+        </w:rPr>
+        <w:t>BL31阶段执行异常返回（ERET）指令，CPU执行模式由EL3降级至</w:t>
+      </w:r>
+      <w:proofErr w:type="gramStart"/>
+      <w:r>
+        <w:rPr>
+          <w:rFonts w:ascii="宋体" w:eastAsia="宋体" w:hAnsi="宋体" w:hint="eastAsia"/>
+          <w:sz w:val="24"/>
+          <w:szCs w:val="28"/>
+        </w:rPr>
+        <w:t>非安全世界</w:t>
+      </w:r>
+      <w:proofErr w:type="gramEnd"/>
+      <w:r>
+        <w:rPr>
+          <w:rFonts w:ascii="宋体" w:eastAsia="宋体" w:hAnsi="宋体" w:hint="eastAsia"/>
+          <w:sz w:val="24"/>
+          <w:szCs w:val="28"/>
+        </w:rPr>
+        <w:t>的EL2</w:t>
+      </w:r>
+      <w:r>
+        <w:rPr>
+          <w:rFonts w:ascii="宋体" w:eastAsia="宋体" w:hAnsi="宋体" w:hint="eastAsia"/>
+          <w:sz w:val="24"/>
+          <w:szCs w:val="28"/>
+        </w:rPr>
+        <w:t>（虚拟化启用时）</w:t>
+      </w:r>
+      <w:r>
+        <w:rPr>
+          <w:rFonts w:ascii="宋体" w:eastAsia="宋体" w:hAnsi="宋体" w:hint="eastAsia"/>
+          <w:sz w:val="24"/>
+          <w:szCs w:val="28"/>
+        </w:rPr>
+        <w:t>或EL1，</w:t>
+      </w:r>
+      <w:r>
+        <w:rPr>
+          <w:rFonts w:ascii="宋体" w:eastAsia="宋体" w:hAnsi="宋体" w:hint="eastAsia"/>
+          <w:sz w:val="24"/>
+          <w:szCs w:val="28"/>
+        </w:rPr>
+        <w:t>同时将</w:t>
+      </w:r>
+      <w:r>
+        <w:rPr>
+          <w:rFonts w:ascii="宋体" w:eastAsia="宋体" w:hAnsi="宋体" w:hint="eastAsia"/>
+          <w:sz w:val="24"/>
+          <w:szCs w:val="28"/>
+        </w:rPr>
+        <w:t>控制权移交给BL33</w:t>
+      </w:r>
+      <w:r>
+        <w:rPr>
+          <w:rFonts w:ascii="宋体" w:eastAsia="宋体" w:hAnsi="宋体" w:hint="eastAsia"/>
+          <w:sz w:val="24"/>
+          <w:szCs w:val="28"/>
+        </w:rPr>
+        <w:t>。</w:t>
+      </w:r>
+    </w:p>
+    <w:p>
+      <w:pPr>
+        <w:ind w:firstLine="420"/>
+        <w:jc w:val="both"/>
+        <w:rPr>
+          <w:rFonts w:ascii="宋体" w:eastAsia="宋体" w:hAnsi="宋体" w:hint="eastAsia"/>
+          <w:sz w:val="24"/>
+          <w:szCs w:val="28"/>
+        </w:rPr>
+      </w:pPr>
+      <w:r>
+        <w:rPr>
+          <w:rFonts w:ascii="宋体" w:eastAsia="宋体" w:hAnsi="宋体" w:hint="eastAsia"/>
+          <w:sz w:val="24"/>
+          <w:szCs w:val="28"/>
+        </w:rPr>
+        <w:t>BL33阶段</w:t>
+      </w:r>
+      <w:r>
+        <w:rPr>
+          <w:rFonts w:ascii="宋体" w:eastAsia="宋体" w:hAnsi="宋体" w:hint="eastAsia"/>
+          <w:sz w:val="24"/>
+          <w:szCs w:val="28"/>
+        </w:rPr>
+        <w:t>通过相关存储驱动将内核映像文件和DTB从外部存储介质加载到DRAM预先规划好的物理地址中</w:t>
+      </w:r>
+      <w:r>
+        <w:rPr>
+          <w:rFonts w:ascii="宋体" w:eastAsia="宋体" w:hAnsi="宋体" w:hint="eastAsia"/>
+          <w:sz w:val="24"/>
+          <w:szCs w:val="28"/>
+        </w:rPr>
+        <w:t>；</w:t>
+      </w:r>
+      <w:r>
+        <w:rPr>
+          <w:rFonts w:ascii="宋体" w:eastAsia="宋体" w:hAnsi="宋体" w:hint="eastAsia"/>
+          <w:sz w:val="24"/>
+          <w:szCs w:val="28"/>
+        </w:rPr>
+        <w:t>按AArch64启动协议，通用寄存器x0被</w:t>
+      </w:r>
+      <w:r>
+        <w:rPr>
+          <w:rFonts w:ascii="宋体" w:eastAsia="宋体" w:hAnsi="宋体" w:hint="eastAsia"/>
+          <w:sz w:val="24"/>
+          <w:szCs w:val="28"/>
+        </w:rPr>
+        <w:t>赋值为DTB在DRAM中的物理基址</w:t>
+      </w:r>
+      <w:r>
+        <w:rPr>
+          <w:rFonts w:ascii="宋体" w:eastAsia="宋体" w:hAnsi="宋体" w:hint="eastAsia"/>
+          <w:sz w:val="24"/>
+          <w:szCs w:val="28"/>
+        </w:rPr>
+        <w:t>，寄存器x1-x3严格清零</w:t>
+      </w:r>
+      <w:r>
+        <w:rPr>
+          <w:rFonts w:ascii="宋体" w:eastAsia="宋体" w:hAnsi="宋体" w:hint="eastAsia"/>
+          <w:sz w:val="24"/>
+          <w:szCs w:val="28"/>
+        </w:rPr>
+        <w:t>，之后执行一条跳转指令</w:t>
+      </w:r>
+      <w:r>
+        <w:rPr>
+          <w:rFonts w:ascii="宋体" w:eastAsia="宋体" w:hAnsi="宋体" w:hint="eastAsia"/>
+          <w:sz w:val="24"/>
+          <w:szCs w:val="28"/>
+        </w:rPr>
+        <w:t>，准备执行</w:t>
+      </w:r>
+      <w:r>
+        <w:rPr>
+          <w:rFonts w:ascii="宋体" w:eastAsia="宋体" w:hAnsi="宋体" w:hint="eastAsia"/>
+          <w:sz w:val="24"/>
+          <w:szCs w:val="28"/>
+        </w:rPr>
+        <w:t>内核入口</w:t>
+      </w:r>
+      <w:r>
+        <w:rPr>
+          <w:rFonts w:ascii="宋体" w:eastAsia="宋体" w:hAnsi="宋体" w:hint="eastAsia"/>
+          <w:sz w:val="24"/>
+          <w:szCs w:val="28"/>
+        </w:rPr>
+        <w:t>代码</w:t>
+      </w:r>
+      <w:r>
+        <w:rPr>
+          <w:rFonts w:ascii="宋体" w:eastAsia="宋体" w:hAnsi="宋体" w:hint="eastAsia"/>
+          <w:sz w:val="24"/>
+          <w:szCs w:val="28"/>
+        </w:rPr>
+        <w:t>。</w:t>
+      </w:r>
+    </w:p>
+    <w:p>
+      <w:pPr>
+        <w:ind w:firstLine="420"/>
+        <w:jc w:val="both"/>
+        <w:rPr>
+          <w:rFonts w:ascii="宋体" w:eastAsia="宋体" w:hAnsi="宋体" w:hint="eastAsia"/>
+          <w:sz w:val="24"/>
+          <w:szCs w:val="28"/>
+        </w:rPr>
+      </w:pPr>
+      <w:r>
+        <w:rPr>
+          <w:rFonts w:ascii="宋体" w:eastAsia="宋体" w:hAnsi="宋体" w:hint="eastAsia"/>
+          <w:sz w:val="24"/>
+          <w:szCs w:val="28"/>
+        </w:rPr>
+        <w:t>若</w:t>
+      </w:r>
+      <w:r>
+        <w:rPr>
+          <w:rFonts w:ascii="宋体" w:eastAsia="宋体" w:hAnsi="宋体" w:hint="eastAsia"/>
+          <w:sz w:val="24"/>
+          <w:szCs w:val="28"/>
+        </w:rPr>
+        <w:t>操作系统内核在EL2</w:t>
+      </w:r>
+      <w:r>
+        <w:rPr>
+          <w:rFonts w:ascii="宋体" w:eastAsia="宋体" w:hAnsi="宋体" w:hint="eastAsia"/>
+          <w:sz w:val="24"/>
+          <w:szCs w:val="28"/>
+        </w:rPr>
+        <w:t>级别开始执行，则会先在早期阶段配置相关寄存器并降级到EL1级别</w:t>
+      </w:r>
+      <w:r>
+        <w:rPr>
+          <w:rFonts w:ascii="宋体" w:eastAsia="宋体" w:hAnsi="宋体" w:hint="eastAsia"/>
+          <w:sz w:val="24"/>
+          <w:szCs w:val="28"/>
+        </w:rPr>
+        <w:t>；内核在EL1级别开始执行后，</w:t>
+      </w:r>
+      <w:r>
+        <w:rPr>
+          <w:rFonts w:ascii="宋体" w:eastAsia="宋体" w:hAnsi="宋体" w:hint="eastAsia"/>
+          <w:sz w:val="24"/>
+          <w:szCs w:val="28"/>
+        </w:rPr>
+        <w:t>首先读取x0的值，通过解析其指向内存区域的信息来了解</w:t>
+      </w:r>
+      <w:r>
+        <w:rPr>
+          <w:rFonts w:ascii="宋体" w:eastAsia="宋体" w:hAnsi="宋体" w:hint="eastAsia"/>
+          <w:sz w:val="24"/>
+          <w:szCs w:val="28"/>
+        </w:rPr>
+        <w:t>内存大小、中断控制器（GIC）位置以及定时器频率等关键参数</w:t>
+      </w:r>
+      <w:r>
+        <w:rPr>
+          <w:rFonts w:ascii="宋体" w:eastAsia="宋体" w:hAnsi="宋体" w:hint="eastAsia"/>
+          <w:sz w:val="24"/>
+          <w:szCs w:val="28"/>
+        </w:rPr>
+        <w:t>；之后，</w:t>
+      </w:r>
+      <w:r>
+        <w:rPr>
+          <w:rFonts w:ascii="宋体" w:eastAsia="宋体" w:hAnsi="宋体" w:hint="eastAsia"/>
+          <w:sz w:val="24"/>
+          <w:szCs w:val="28"/>
+        </w:rPr>
+        <w:t>内核利用这些信息在DRAM中建立初始的页表结构，开启内存管理单元（MMU），从而让系统的寻址方式</w:t>
+      </w:r>
+      <w:r>
+        <w:rPr>
+          <w:rFonts w:ascii="宋体" w:eastAsia="宋体" w:hAnsi="宋体" w:hint="eastAsia"/>
+          <w:sz w:val="24"/>
+          <w:szCs w:val="28"/>
+        </w:rPr>
+        <w:t>从物理</w:t>
+      </w:r>
+      <w:r>
+        <w:rPr>
+          <w:rFonts w:ascii="宋体" w:eastAsia="宋体" w:hAnsi="宋体" w:hint="eastAsia"/>
+          <w:sz w:val="24"/>
+          <w:szCs w:val="28"/>
+        </w:rPr>
+        <w:t>地址</w:t>
+      </w:r>
+      <w:r>
+        <w:rPr>
+          <w:rFonts w:ascii="宋体" w:eastAsia="宋体" w:hAnsi="宋体" w:hint="eastAsia"/>
+          <w:sz w:val="24"/>
+          <w:szCs w:val="28"/>
+        </w:rPr>
+        <w:t>变为</w:t>
+      </w:r>
+      <w:r>
+        <w:rPr>
+          <w:rFonts w:ascii="宋体" w:eastAsia="宋体" w:hAnsi="宋体" w:hint="eastAsia"/>
+          <w:sz w:val="24"/>
+          <w:szCs w:val="28"/>
+        </w:rPr>
+        <w:t>虚拟地址</w:t>
+      </w:r>
+      <w:r>
+        <w:rPr>
+          <w:rFonts w:ascii="宋体" w:eastAsia="宋体" w:hAnsi="宋体" w:hint="eastAsia"/>
+          <w:sz w:val="24"/>
+          <w:szCs w:val="28"/>
+        </w:rPr>
+        <w:t>。</w:t>
+      </w:r>
+      <w:r>
+        <w:rPr>
+          <w:rFonts w:ascii="宋体" w:eastAsia="宋体" w:hAnsi="宋体" w:hint="eastAsia"/>
+          <w:sz w:val="24"/>
+          <w:szCs w:val="28"/>
+        </w:rPr>
+        <w:t>最终，内核</w:t>
+      </w:r>
+      <w:r>
+        <w:rPr>
+          <w:rFonts w:ascii="宋体" w:eastAsia="宋体" w:hAnsi="宋体" w:hint="eastAsia"/>
+          <w:sz w:val="24"/>
+          <w:szCs w:val="28"/>
+        </w:rPr>
+        <w:t>完成从早期引导到</w:t>
+      </w:r>
+      <w:proofErr w:type="gramStart"/>
+      <w:r>
+        <w:rPr>
+          <w:rFonts w:ascii="宋体" w:eastAsia="宋体" w:hAnsi="宋体" w:hint="eastAsia"/>
+          <w:sz w:val="24"/>
+          <w:szCs w:val="28"/>
+        </w:rPr>
+        <w:t>调度器</w:t>
+      </w:r>
+      <w:proofErr w:type="gramEnd"/>
+      <w:r>
+        <w:rPr>
+          <w:rFonts w:ascii="宋体" w:eastAsia="宋体" w:hAnsi="宋体" w:hint="eastAsia"/>
+          <w:sz w:val="24"/>
+          <w:szCs w:val="28"/>
+        </w:rPr>
+        <w:t>初始化的过渡</w:t>
+      </w:r>
+      <w:r>
+        <w:rPr>
+          <w:rFonts w:ascii="宋体" w:eastAsia="宋体" w:hAnsi="宋体" w:hint="eastAsia"/>
+          <w:sz w:val="24"/>
+          <w:szCs w:val="28"/>
+        </w:rPr>
+        <w:t>，</w:t>
+      </w:r>
+      <w:r>
+        <w:rPr>
+          <w:rFonts w:ascii="宋体" w:eastAsia="宋体" w:hAnsi="宋体" w:hint="eastAsia"/>
+          <w:sz w:val="24"/>
+          <w:szCs w:val="28"/>
+        </w:rPr>
+        <w:t>将异常级别降为EL0</w:t>
+      </w:r>
+      <w:r>
+        <w:rPr>
+          <w:rFonts w:ascii="宋体" w:eastAsia="宋体" w:hAnsi="宋体" w:hint="eastAsia"/>
+          <w:sz w:val="24"/>
+          <w:szCs w:val="28"/>
+        </w:rPr>
+        <w:t>，</w:t>
+      </w:r>
+      <w:r>
+        <w:rPr>
+          <w:rFonts w:ascii="宋体" w:eastAsia="宋体" w:hAnsi="宋体" w:hint="eastAsia"/>
+          <w:sz w:val="24"/>
+          <w:szCs w:val="28"/>
+        </w:rPr>
+        <w:t>创建并切换到首个用户空间进程</w:t>
+      </w:r>
+      <w:proofErr w:type="spellStart"/>
+      <w:r>
+        <w:rPr>
+          <w:rFonts w:ascii="宋体" w:eastAsia="宋体" w:hAnsi="宋体" w:hint="eastAsia"/>
+          <w:sz w:val="24"/>
+          <w:szCs w:val="28"/>
+        </w:rPr>
+        <w:t>init</w:t>
+      </w:r>
+      <w:proofErr w:type="spellEnd"/>
+      <w:r>
+        <w:rPr>
+          <w:rFonts w:ascii="宋体" w:eastAsia="宋体" w:hAnsi="宋体" w:hint="eastAsia"/>
+          <w:sz w:val="24"/>
+          <w:szCs w:val="28"/>
+        </w:rPr>
+        <w:t>，</w:t>
+      </w:r>
+      <w:r>
+        <w:rPr>
+          <w:rFonts w:ascii="宋体" w:eastAsia="宋体" w:hAnsi="宋体" w:hint="eastAsia"/>
+          <w:sz w:val="24"/>
+          <w:szCs w:val="28"/>
+        </w:rPr>
+        <w:t>完成启动</w:t>
+      </w:r>
+      <w:r>
+        <w:rPr>
+          <w:rFonts w:ascii="宋体" w:eastAsia="宋体" w:hAnsi="宋体" w:hint="eastAsia"/>
+          <w:sz w:val="24"/>
+          <w:szCs w:val="28"/>
+        </w:rPr>
+        <w:t>过程</w:t>
+      </w:r>
+      <w:r>
+        <w:rPr>
+          <w:rFonts w:ascii="宋体" w:eastAsia="宋体" w:hAnsi="宋体" w:hint="eastAsia"/>
+          <w:sz w:val="24"/>
+          <w:szCs w:val="28"/>
+        </w:rPr>
+        <w:t>。</w:t>
+      </w:r>
+    </w:p>
+    <w:p>
+      <w:pPr>
+        <w:pStyle w:val="a9"/>
+        <w:numPr>
+          <w:ilvl w:val="0"/>
+          <w:numId w:val="1"/>
+        </w:numPr>
+        <w:jc w:val="both"/>
+        <w:rPr>
+          <w:rFonts w:ascii="宋体" w:eastAsia="宋体" w:hAnsi="宋体" w:hint="eastAsia"/>
+          <w:sz w:val="24"/>
+          <w:szCs w:val="28"/>
+        </w:rPr>
+      </w:pPr>
+      <w:r>
+        <w:rPr>
+          <w:rFonts w:ascii="宋体" w:eastAsia="宋体" w:hAnsi="宋体" w:hint="eastAsia"/>
+          <w:sz w:val="24"/>
+          <w:szCs w:val="28"/>
+        </w:rPr>
+        <w:t>RISC-V架构</w:t>
+      </w:r>
+    </w:p>
+    <w:p>
+      <w:pPr>
+        <w:ind w:firstLine="420"/>
+        <w:jc w:val="both"/>
+        <w:rPr>
+          <w:rFonts w:ascii="宋体" w:eastAsia="宋体" w:hAnsi="宋体"/>
+          <w:sz w:val="24"/>
+          <w:szCs w:val="28"/>
+        </w:rPr>
+      </w:pPr>
+      <w:r>
+        <w:rPr>
+          <w:rFonts w:ascii="宋体" w:eastAsia="宋体" w:hAnsi="宋体"/>
+          <w:sz w:val="24"/>
+          <w:szCs w:val="28"/>
+        </w:rPr>
+        <w:drawing>
+          <wp:anchor distT="0" distB="0" distL="114300" distR="114300" simplePos="0" relativeHeight="251677696" behindDoc="0" locked="0" layoutInCell="1" allowOverlap="1" wp14:anchorId="25495EE8" wp14:editId="4802C397">
+            <wp:simplePos x="0" y="0"/>
+            <wp:positionH relativeFrom="margin">
+              <wp:posOffset>1988185</wp:posOffset>
+            </wp:positionH>
+            <wp:positionV relativeFrom="paragraph">
+              <wp:posOffset>20955</wp:posOffset>
+            </wp:positionV>
+            <wp:extent cx="3280410" cy="2960370"/>
+            <wp:effectExtent l="0" t="0" r="0" b="0"/>
+            <wp:wrapSquare wrapText="bothSides"/>
+            <wp:docPr id="11888258" name="图片 1"/>
+            <wp:cNvGraphicFramePr>
+              <a:graphicFrameLocks xmlns:a="http://schemas.openxmlformats.org/drawingml/2006/main" noChangeAspect="1"/>
+            </wp:cNvGraphicFramePr>
+            <a:graphic xmlns:a="http://schemas.openxmlformats.org/drawingml/2006/main">
+              <a:graphicData uri="http://schemas.openxmlformats.org/drawingml/2006/picture">
+                <pic:pic xmlns:pic="http://schemas.openxmlformats.org/drawingml/2006/picture">
+                  <pic:nvPicPr>
+                    <pic:cNvPr id="11888258" name=""/>
                     <pic:cNvPicPr/>
                   </pic:nvPicPr>
                   <pic:blipFill>
@@ -1926,7 +2705,7 @@
                   <pic:spPr>
                     <a:xfrm>
                       <a:off x="0" y="0"/>
-                      <a:ext cx="1210945" cy="8863330"/>
+                      <a:ext cx="3280410" cy="2960370"/>
                     </a:xfrm>
                     <a:prstGeom prst="rect">
                       <a:avLst/>
@@ -1935,6 +2714,12 @@
                 </pic:pic>
               </a:graphicData>
             </a:graphic>
+            <wp14:sizeRelH relativeFrom="margin">
+              <wp14:pctWidth>0</wp14:pctWidth>
+            </wp14:sizeRelH>
+            <wp14:sizeRelV relativeFrom="margin">
+              <wp14:pctHeight>0</wp14:pctHeight>
+            </wp14:sizeRelV>
           </wp:anchor>
         </w:drawing>
       </w:r>
@@ -1944,135 +2729,143 @@
           <w:sz w:val="24"/>
           <w:szCs w:val="28"/>
         </w:rPr>
-        <w:t>BL33阶段</w:t>
-      </w:r>
-      <w:r>
-        <w:rPr>
-          <w:rFonts w:ascii="宋体" w:eastAsia="宋体" w:hAnsi="宋体" w:hint="eastAsia"/>
-          <w:sz w:val="24"/>
-          <w:szCs w:val="28"/>
-        </w:rPr>
-        <w:t>将</w:t>
-      </w:r>
-      <w:r>
-        <w:rPr>
-          <w:rFonts w:ascii="宋体" w:eastAsia="宋体" w:hAnsi="宋体" w:hint="eastAsia"/>
-          <w:sz w:val="24"/>
-          <w:szCs w:val="28"/>
-        </w:rPr>
-        <w:t>内核映像文件和</w:t>
-      </w:r>
-      <w:r>
-        <w:rPr>
-          <w:rFonts w:ascii="宋体" w:eastAsia="宋体" w:hAnsi="宋体" w:hint="eastAsia"/>
-          <w:sz w:val="24"/>
-          <w:szCs w:val="28"/>
-        </w:rPr>
-        <w:t>DTB</w:t>
-      </w:r>
-      <w:r>
-        <w:rPr>
-          <w:rFonts w:ascii="宋体" w:eastAsia="宋体" w:hAnsi="宋体" w:hint="eastAsia"/>
-          <w:sz w:val="24"/>
-          <w:szCs w:val="28"/>
-        </w:rPr>
-        <w:t>以直接内存访问（DMA）的方式，从外部</w:t>
-      </w:r>
-      <w:r>
-        <w:rPr>
-          <w:rFonts w:ascii="宋体" w:eastAsia="宋体" w:hAnsi="宋体" w:hint="eastAsia"/>
-          <w:sz w:val="24"/>
-          <w:szCs w:val="28"/>
-        </w:rPr>
-        <w:t>存储</w:t>
-      </w:r>
-      <w:r>
-        <w:rPr>
-          <w:rFonts w:ascii="宋体" w:eastAsia="宋体" w:hAnsi="宋体" w:hint="eastAsia"/>
-          <w:sz w:val="24"/>
-          <w:szCs w:val="28"/>
-        </w:rPr>
-        <w:t>介质</w:t>
-      </w:r>
-      <w:r>
-        <w:rPr>
-          <w:rFonts w:ascii="宋体" w:eastAsia="宋体" w:hAnsi="宋体" w:hint="eastAsia"/>
-          <w:sz w:val="24"/>
-          <w:szCs w:val="28"/>
-        </w:rPr>
-        <w:t>加载到</w:t>
-      </w:r>
-      <w:r>
-        <w:rPr>
-          <w:rFonts w:ascii="宋体" w:eastAsia="宋体" w:hAnsi="宋体" w:hint="eastAsia"/>
-          <w:sz w:val="24"/>
-          <w:szCs w:val="28"/>
-        </w:rPr>
-        <w:t>DRAM的高端地址空间</w:t>
-      </w:r>
-      <w:r>
-        <w:rPr>
-          <w:rFonts w:ascii="宋体" w:eastAsia="宋体" w:hAnsi="宋体" w:hint="eastAsia"/>
-          <w:sz w:val="24"/>
-          <w:szCs w:val="28"/>
-        </w:rPr>
-        <w:t>；</w:t>
-      </w:r>
-      <w:r>
-        <w:rPr>
-          <w:rFonts w:ascii="宋体" w:eastAsia="宋体" w:hAnsi="宋体" w:hint="eastAsia"/>
-          <w:sz w:val="24"/>
-          <w:szCs w:val="28"/>
-        </w:rPr>
-        <w:t>按AArch64启动协议，通用寄存器x0被</w:t>
-      </w:r>
-      <w:r>
-        <w:rPr>
-          <w:rFonts w:ascii="宋体" w:eastAsia="宋体" w:hAnsi="宋体" w:hint="eastAsia"/>
-          <w:sz w:val="24"/>
-          <w:szCs w:val="28"/>
-        </w:rPr>
-        <w:t>赋值为DTB在DRAM中的物理基址</w:t>
-      </w:r>
-      <w:r>
-        <w:rPr>
-          <w:rFonts w:ascii="宋体" w:eastAsia="宋体" w:hAnsi="宋体" w:hint="eastAsia"/>
-          <w:sz w:val="24"/>
-          <w:szCs w:val="28"/>
-        </w:rPr>
-        <w:t>，寄存器x1-x3严格清零</w:t>
-      </w:r>
-      <w:r>
-        <w:rPr>
-          <w:rFonts w:ascii="宋体" w:eastAsia="宋体" w:hAnsi="宋体" w:hint="eastAsia"/>
-          <w:sz w:val="24"/>
-          <w:szCs w:val="28"/>
-        </w:rPr>
-        <w:t>，之后执行一条跳转指令</w:t>
-      </w:r>
-      <w:r>
-        <w:rPr>
-          <w:rFonts w:ascii="宋体" w:eastAsia="宋体" w:hAnsi="宋体" w:hint="eastAsia"/>
-          <w:sz w:val="24"/>
-          <w:szCs w:val="28"/>
-        </w:rPr>
-        <w:t>，准备执行</w:t>
-      </w:r>
-      <w:r>
-        <w:rPr>
-          <w:rFonts w:ascii="宋体" w:eastAsia="宋体" w:hAnsi="宋体" w:hint="eastAsia"/>
-          <w:sz w:val="24"/>
-          <w:szCs w:val="28"/>
-        </w:rPr>
-        <w:t>内核入口</w:t>
-      </w:r>
-      <w:r>
-        <w:rPr>
-          <w:rFonts w:ascii="宋体" w:eastAsia="宋体" w:hAnsi="宋体" w:hint="eastAsia"/>
-          <w:sz w:val="24"/>
-          <w:szCs w:val="28"/>
-        </w:rPr>
-        <w:t>代码</w:t>
+        <w:t>系统上电后</w:t>
+      </w:r>
+      <w:r>
+        <w:rPr>
+          <w:rFonts w:ascii="宋体" w:eastAsia="宋体" w:hAnsi="宋体" w:hint="eastAsia"/>
+          <w:sz w:val="24"/>
+          <w:szCs w:val="28"/>
+        </w:rPr>
+        <w:t>，</w:t>
+      </w:r>
+      <w:r>
+        <w:rPr>
+          <w:rFonts w:ascii="宋体" w:eastAsia="宋体" w:hAnsi="宋体" w:hint="eastAsia"/>
+          <w:sz w:val="24"/>
+          <w:szCs w:val="28"/>
+        </w:rPr>
+        <w:t>CPU进入具有最高权限的机器模式（M-mode）</w:t>
+      </w:r>
+      <w:r>
+        <w:rPr>
+          <w:rFonts w:ascii="宋体" w:eastAsia="宋体" w:hAnsi="宋体" w:hint="eastAsia"/>
+          <w:sz w:val="24"/>
+          <w:szCs w:val="28"/>
+        </w:rPr>
+        <w:t>。</w:t>
+      </w:r>
+      <w:r>
+        <w:rPr>
+          <w:rFonts w:ascii="宋体" w:eastAsia="宋体" w:hAnsi="宋体" w:hint="eastAsia"/>
+          <w:sz w:val="24"/>
+          <w:szCs w:val="28"/>
+        </w:rPr>
+        <w:t>平台</w:t>
+      </w:r>
+      <w:r>
+        <w:rPr>
+          <w:rFonts w:ascii="宋体" w:eastAsia="宋体" w:hAnsi="宋体" w:hint="eastAsia"/>
+          <w:sz w:val="24"/>
+          <w:szCs w:val="28"/>
+        </w:rPr>
+        <w:t>通常先启动一个主硬件线程（Hart）执行早期启动流程</w:t>
+      </w:r>
+      <w:r>
+        <w:rPr>
+          <w:rFonts w:ascii="宋体" w:eastAsia="宋体" w:hAnsi="宋体" w:hint="eastAsia"/>
+          <w:sz w:val="24"/>
+          <w:szCs w:val="28"/>
+        </w:rPr>
+        <w:t>，</w:t>
+      </w:r>
+      <w:r>
+        <w:rPr>
+          <w:rFonts w:ascii="宋体" w:eastAsia="宋体" w:hAnsi="宋体" w:hint="eastAsia"/>
+          <w:sz w:val="24"/>
+          <w:szCs w:val="28"/>
+        </w:rPr>
+        <w:t>其余Hart</w:t>
+      </w:r>
+      <w:r>
+        <w:rPr>
+          <w:rFonts w:ascii="宋体" w:eastAsia="宋体" w:hAnsi="宋体" w:hint="eastAsia"/>
+          <w:sz w:val="24"/>
+          <w:szCs w:val="28"/>
+        </w:rPr>
+        <w:t>则</w:t>
+      </w:r>
+      <w:r>
+        <w:rPr>
+          <w:rFonts w:ascii="宋体" w:eastAsia="宋体" w:hAnsi="宋体" w:hint="eastAsia"/>
+          <w:sz w:val="24"/>
+          <w:szCs w:val="28"/>
+        </w:rPr>
+        <w:t>由固件保持</w:t>
+      </w:r>
+      <w:r>
+        <w:rPr>
+          <w:rFonts w:ascii="宋体" w:eastAsia="宋体" w:hAnsi="宋体" w:hint="eastAsia"/>
+          <w:sz w:val="24"/>
+          <w:szCs w:val="28"/>
+        </w:rPr>
+        <w:t>其</w:t>
+      </w:r>
+      <w:r>
+        <w:rPr>
+          <w:rFonts w:ascii="宋体" w:eastAsia="宋体" w:hAnsi="宋体" w:hint="eastAsia"/>
+          <w:sz w:val="24"/>
+          <w:szCs w:val="28"/>
+        </w:rPr>
+        <w:t>等待状态</w:t>
+      </w:r>
+      <w:r>
+        <w:rPr>
+          <w:rFonts w:ascii="宋体" w:eastAsia="宋体" w:hAnsi="宋体" w:hint="eastAsia"/>
+          <w:sz w:val="24"/>
+          <w:szCs w:val="28"/>
+        </w:rPr>
+        <w:t>，</w:t>
+      </w:r>
+      <w:r>
+        <w:rPr>
+          <w:rFonts w:ascii="宋体" w:eastAsia="宋体" w:hAnsi="宋体" w:hint="eastAsia"/>
+          <w:sz w:val="24"/>
+          <w:szCs w:val="28"/>
+        </w:rPr>
+        <w:t>或在后续阶段再被释放</w:t>
+      </w:r>
+      <w:r>
+        <w:rPr>
+          <w:rFonts w:ascii="宋体" w:eastAsia="宋体" w:hAnsi="宋体" w:hint="eastAsia"/>
+          <w:sz w:val="24"/>
+          <w:szCs w:val="28"/>
+        </w:rPr>
+        <w:t>。</w:t>
+      </w:r>
+      <w:r>
+        <w:rPr>
+          <w:rFonts w:ascii="宋体" w:eastAsia="宋体" w:hAnsi="宋体" w:hint="eastAsia"/>
+          <w:sz w:val="24"/>
+          <w:szCs w:val="28"/>
+        </w:rPr>
+        <w:t>Hart复位后，程序计数器被硬件置为平台定义的复位地址，CPU以M-mode开始执行该地址处固化在片上ROM中的初始引导代码</w:t>
+      </w:r>
+      <w:r>
+        <w:rPr>
+          <w:rFonts w:ascii="宋体" w:eastAsia="宋体" w:hAnsi="宋体" w:hint="eastAsia"/>
+          <w:sz w:val="24"/>
+          <w:szCs w:val="28"/>
+        </w:rPr>
+        <w:t>，</w:t>
+      </w:r>
+      <w:r>
+        <w:rPr>
+          <w:rFonts w:ascii="宋体" w:eastAsia="宋体" w:hAnsi="宋体" w:hint="eastAsia"/>
+          <w:sz w:val="24"/>
+          <w:szCs w:val="28"/>
+        </w:rPr>
+        <w:t>将第一阶段引导程序（FSBL）从外部存储介质加载到可执行的片内存储区域（如片内SRAM）中，并跳转执行</w:t>
       </w:r>
       <w:r>
         <w:rPr>
@@ -2099,63 +2892,392 @@
           <w:sz w:val="24"/>
           <w:szCs w:val="28"/>
         </w:rPr>
-        <w:t>操作系统内核在EL2或EL1级别被唤醒后，首先读取x0的值，通过解析其指向内存区域的信息来了解</w:t>
-      </w:r>
-      <w:r>
-        <w:rPr>
-          <w:rFonts w:ascii="宋体" w:eastAsia="宋体" w:hAnsi="宋体" w:hint="eastAsia"/>
-          <w:sz w:val="24"/>
-          <w:szCs w:val="28"/>
-        </w:rPr>
-        <w:t>内存大小、中断控制器（GIC）位置以及定时器频率等关键参数</w:t>
-      </w:r>
-      <w:r>
-        <w:rPr>
-          <w:rFonts w:ascii="宋体" w:eastAsia="宋体" w:hAnsi="宋体" w:hint="eastAsia"/>
-          <w:sz w:val="24"/>
-          <w:szCs w:val="28"/>
-        </w:rPr>
-        <w:t>；之后，</w:t>
-      </w:r>
-      <w:r>
-        <w:rPr>
-          <w:rFonts w:ascii="宋体" w:eastAsia="宋体" w:hAnsi="宋体" w:hint="eastAsia"/>
-          <w:sz w:val="24"/>
-          <w:szCs w:val="28"/>
-        </w:rPr>
-        <w:t>内核利用这些信息在DRAM中建立初始的页表结构，开启内存管理单元（MMU），从而让系统的寻址方式</w:t>
-      </w:r>
-      <w:r>
-        <w:rPr>
-          <w:rFonts w:ascii="宋体" w:eastAsia="宋体" w:hAnsi="宋体" w:hint="eastAsia"/>
-          <w:sz w:val="24"/>
-          <w:szCs w:val="28"/>
-        </w:rPr>
-        <w:t>从物理</w:t>
-      </w:r>
-      <w:r>
-        <w:rPr>
-          <w:rFonts w:ascii="宋体" w:eastAsia="宋体" w:hAnsi="宋体" w:hint="eastAsia"/>
-          <w:sz w:val="24"/>
-          <w:szCs w:val="28"/>
-        </w:rPr>
-        <w:t>地址</w:t>
-      </w:r>
-      <w:r>
-        <w:rPr>
-          <w:rFonts w:ascii="宋体" w:eastAsia="宋体" w:hAnsi="宋体" w:hint="eastAsia"/>
-          <w:sz w:val="24"/>
-          <w:szCs w:val="28"/>
-        </w:rPr>
-        <w:t>变为</w:t>
-      </w:r>
-      <w:r>
-        <w:rPr>
-          <w:rFonts w:ascii="宋体" w:eastAsia="宋体" w:hAnsi="宋体" w:hint="eastAsia"/>
-          <w:sz w:val="24"/>
-          <w:szCs w:val="28"/>
-        </w:rPr>
-        <w:t>虚拟地址</w:t>
+        <w:t>第一阶段引导程序初始化DRAM</w:t>
+      </w:r>
+      <w:r>
+        <w:rPr>
+          <w:rFonts w:ascii="宋体" w:eastAsia="宋体" w:hAnsi="宋体" w:hint="eastAsia"/>
+          <w:sz w:val="24"/>
+          <w:szCs w:val="28"/>
+        </w:rPr>
+        <w:t>等基础硬件资源</w:t>
+      </w:r>
+      <w:r>
+        <w:rPr>
+          <w:rFonts w:ascii="宋体" w:eastAsia="宋体" w:hAnsi="宋体" w:hint="eastAsia"/>
+          <w:sz w:val="24"/>
+          <w:szCs w:val="28"/>
+        </w:rPr>
+        <w:t>，</w:t>
+      </w:r>
+      <w:r>
+        <w:rPr>
+          <w:rFonts w:ascii="宋体" w:eastAsia="宋体" w:hAnsi="宋体" w:hint="eastAsia"/>
+          <w:sz w:val="24"/>
+          <w:szCs w:val="28"/>
+        </w:rPr>
+        <w:t>随后</w:t>
+      </w:r>
+      <w:r>
+        <w:rPr>
+          <w:rFonts w:ascii="宋体" w:eastAsia="宋体" w:hAnsi="宋体" w:hint="eastAsia"/>
+          <w:sz w:val="24"/>
+          <w:szCs w:val="28"/>
+        </w:rPr>
+        <w:t>将RISC-V底层运行环境</w:t>
+      </w:r>
+      <w:proofErr w:type="spellStart"/>
+      <w:r>
+        <w:rPr>
+          <w:rFonts w:ascii="宋体" w:eastAsia="宋体" w:hAnsi="宋体" w:hint="eastAsia"/>
+          <w:sz w:val="24"/>
+          <w:szCs w:val="28"/>
+        </w:rPr>
+        <w:t>OpenSB</w:t>
+      </w:r>
+      <w:r>
+        <w:rPr>
+          <w:rFonts w:ascii="宋体" w:eastAsia="宋体" w:hAnsi="宋体" w:hint="eastAsia"/>
+          <w:sz w:val="24"/>
+          <w:szCs w:val="28"/>
+        </w:rPr>
+        <w:t>I</w:t>
+      </w:r>
+      <w:proofErr w:type="spellEnd"/>
+      <w:r>
+        <w:rPr>
+          <w:rFonts w:ascii="宋体" w:eastAsia="宋体" w:hAnsi="宋体" w:hint="eastAsia"/>
+          <w:sz w:val="24"/>
+          <w:szCs w:val="28"/>
+        </w:rPr>
+        <w:t>和下一级引导程序</w:t>
+      </w:r>
+      <w:r>
+        <w:rPr>
+          <w:rFonts w:ascii="宋体" w:eastAsia="宋体" w:hAnsi="宋体" w:hint="eastAsia"/>
+          <w:sz w:val="24"/>
+          <w:szCs w:val="28"/>
+        </w:rPr>
+        <w:t>（如U-Boot）</w:t>
+      </w:r>
+      <w:r>
+        <w:rPr>
+          <w:rFonts w:ascii="宋体" w:eastAsia="宋体" w:hAnsi="宋体" w:hint="eastAsia"/>
+          <w:sz w:val="24"/>
+          <w:szCs w:val="28"/>
+        </w:rPr>
+        <w:t>从外部存储介质加载到DRAM</w:t>
+      </w:r>
+      <w:r>
+        <w:rPr>
+          <w:rFonts w:ascii="宋体" w:eastAsia="宋体" w:hAnsi="宋体" w:hint="eastAsia"/>
+          <w:sz w:val="24"/>
+          <w:szCs w:val="28"/>
+        </w:rPr>
+        <w:t>，再将控制权移交给</w:t>
+      </w:r>
+      <w:proofErr w:type="spellStart"/>
+      <w:r>
+        <w:rPr>
+          <w:rFonts w:ascii="宋体" w:eastAsia="宋体" w:hAnsi="宋体" w:hint="eastAsia"/>
+          <w:sz w:val="24"/>
+          <w:szCs w:val="28"/>
+        </w:rPr>
+        <w:t>OpenSBI</w:t>
+      </w:r>
+      <w:proofErr w:type="spellEnd"/>
+      <w:r>
+        <w:rPr>
+          <w:rFonts w:ascii="宋体" w:eastAsia="宋体" w:hAnsi="宋体" w:hint="eastAsia"/>
+          <w:sz w:val="24"/>
+          <w:szCs w:val="28"/>
+        </w:rPr>
+        <w:t>；此时CPU仍处于M-mode。</w:t>
+      </w:r>
+      <w:proofErr w:type="spellStart"/>
+      <w:r>
+        <w:rPr>
+          <w:rFonts w:ascii="宋体" w:eastAsia="宋体" w:hAnsi="宋体" w:hint="eastAsia"/>
+          <w:sz w:val="24"/>
+          <w:szCs w:val="28"/>
+        </w:rPr>
+        <w:t>OpenSBI</w:t>
+      </w:r>
+      <w:proofErr w:type="spellEnd"/>
+      <w:r>
+        <w:rPr>
+          <w:rFonts w:ascii="宋体" w:eastAsia="宋体" w:hAnsi="宋体" w:hint="eastAsia"/>
+          <w:sz w:val="24"/>
+          <w:szCs w:val="28"/>
+        </w:rPr>
+        <w:t>提供</w:t>
+      </w:r>
+      <w:r>
+        <w:rPr>
+          <w:rFonts w:ascii="宋体" w:eastAsia="宋体" w:hAnsi="宋体" w:hint="eastAsia"/>
+          <w:sz w:val="24"/>
+          <w:szCs w:val="28"/>
+        </w:rPr>
+        <w:t>SBI（Supervisor Binary Interface）运行时服务</w:t>
+      </w:r>
+      <w:r>
+        <w:rPr>
+          <w:rFonts w:ascii="宋体" w:eastAsia="宋体" w:hAnsi="宋体" w:hint="eastAsia"/>
+          <w:sz w:val="24"/>
+          <w:szCs w:val="28"/>
+        </w:rPr>
+        <w:t>，</w:t>
+      </w:r>
+      <w:r>
+        <w:rPr>
+          <w:rFonts w:ascii="宋体" w:eastAsia="宋体" w:hAnsi="宋体" w:hint="eastAsia"/>
+          <w:sz w:val="24"/>
+          <w:szCs w:val="28"/>
+        </w:rPr>
+        <w:t>并</w:t>
+      </w:r>
+      <w:r>
+        <w:rPr>
+          <w:rFonts w:ascii="宋体" w:eastAsia="宋体" w:hAnsi="宋体" w:hint="eastAsia"/>
+          <w:sz w:val="24"/>
+          <w:szCs w:val="28"/>
+        </w:rPr>
+        <w:t>根据平台安全策略配置物理内存保护（PMP）等底层机制</w:t>
+      </w:r>
+      <w:r>
+        <w:rPr>
+          <w:rFonts w:ascii="宋体" w:eastAsia="宋体" w:hAnsi="宋体" w:hint="eastAsia"/>
+          <w:sz w:val="24"/>
+          <w:szCs w:val="28"/>
+        </w:rPr>
+        <w:t>。完成</w:t>
+      </w:r>
+      <w:r>
+        <w:rPr>
+          <w:rFonts w:ascii="宋体" w:eastAsia="宋体" w:hAnsi="宋体" w:hint="eastAsia"/>
+          <w:sz w:val="24"/>
+          <w:szCs w:val="28"/>
+        </w:rPr>
+        <w:t>运行环境准备后</w:t>
+      </w:r>
+      <w:r>
+        <w:rPr>
+          <w:rFonts w:ascii="宋体" w:eastAsia="宋体" w:hAnsi="宋体" w:hint="eastAsia"/>
+          <w:sz w:val="24"/>
+          <w:szCs w:val="28"/>
+        </w:rPr>
+        <w:t>，</w:t>
+      </w:r>
+      <w:proofErr w:type="spellStart"/>
+      <w:r>
+        <w:rPr>
+          <w:rFonts w:ascii="宋体" w:eastAsia="宋体" w:hAnsi="宋体" w:hint="eastAsia"/>
+          <w:sz w:val="24"/>
+          <w:szCs w:val="28"/>
+        </w:rPr>
+        <w:t>OpenSBI</w:t>
+      </w:r>
+      <w:proofErr w:type="spellEnd"/>
+      <w:r>
+        <w:rPr>
+          <w:rFonts w:ascii="宋体" w:eastAsia="宋体" w:hAnsi="宋体" w:hint="eastAsia"/>
+          <w:sz w:val="24"/>
+          <w:szCs w:val="28"/>
+        </w:rPr>
+        <w:t>执行</w:t>
+      </w:r>
+      <w:proofErr w:type="gramStart"/>
+      <w:r>
+        <w:rPr>
+          <w:rFonts w:ascii="宋体" w:eastAsia="宋体" w:hAnsi="宋体" w:hint="eastAsia"/>
+          <w:sz w:val="24"/>
+          <w:szCs w:val="28"/>
+        </w:rPr>
+        <w:t>特权级</w:t>
+      </w:r>
+      <w:proofErr w:type="gramEnd"/>
+      <w:r>
+        <w:rPr>
+          <w:rFonts w:ascii="宋体" w:eastAsia="宋体" w:hAnsi="宋体" w:hint="eastAsia"/>
+          <w:sz w:val="24"/>
+          <w:szCs w:val="28"/>
+        </w:rPr>
+        <w:t>切换指令</w:t>
+      </w:r>
+      <w:r>
+        <w:rPr>
+          <w:rFonts w:ascii="宋体" w:eastAsia="宋体" w:hAnsi="宋体" w:hint="eastAsia"/>
+          <w:sz w:val="24"/>
+          <w:szCs w:val="28"/>
+        </w:rPr>
+        <w:t>（</w:t>
+      </w:r>
+      <w:proofErr w:type="spellStart"/>
+      <w:r>
+        <w:rPr>
+          <w:rFonts w:ascii="宋体" w:eastAsia="宋体" w:hAnsi="宋体" w:hint="eastAsia"/>
+          <w:sz w:val="24"/>
+          <w:szCs w:val="28"/>
+        </w:rPr>
+        <w:t>mret</w:t>
+      </w:r>
+      <w:proofErr w:type="spellEnd"/>
+      <w:r>
+        <w:rPr>
+          <w:rFonts w:ascii="宋体" w:eastAsia="宋体" w:hAnsi="宋体" w:hint="eastAsia"/>
+          <w:sz w:val="24"/>
+          <w:szCs w:val="28"/>
+        </w:rPr>
+        <w:t>）</w:t>
+      </w:r>
+      <w:r>
+        <w:rPr>
+          <w:rFonts w:ascii="宋体" w:eastAsia="宋体" w:hAnsi="宋体" w:hint="eastAsia"/>
+          <w:sz w:val="24"/>
+          <w:szCs w:val="28"/>
+        </w:rPr>
+        <w:t>，将CPU从机器模式降级为监督模式（S-mode），并将程序计数器指向下一级引导程序所在的DRAM地址。</w:t>
+      </w:r>
+    </w:p>
+    <w:p>
+      <w:pPr>
+        <w:ind w:firstLine="420"/>
+        <w:jc w:val="both"/>
+        <w:rPr>
+          <w:rFonts w:ascii="宋体" w:eastAsia="宋体" w:hAnsi="宋体"/>
+          <w:sz w:val="24"/>
+          <w:szCs w:val="28"/>
+        </w:rPr>
+      </w:pPr>
+      <w:r>
+        <w:rPr>
+          <w:rFonts w:ascii="宋体" w:eastAsia="宋体" w:hAnsi="宋体" w:hint="eastAsia"/>
+          <w:sz w:val="24"/>
+          <w:szCs w:val="28"/>
+        </w:rPr>
+        <w:t>下一级引导程序从外部存储介质中</w:t>
+      </w:r>
+      <w:r>
+        <w:rPr>
+          <w:rFonts w:ascii="宋体" w:eastAsia="宋体" w:hAnsi="宋体" w:hint="eastAsia"/>
+          <w:sz w:val="24"/>
+          <w:szCs w:val="28"/>
+        </w:rPr>
+        <w:t>读取操作系统内核映像和设备树</w:t>
+      </w:r>
+      <w:r>
+        <w:rPr>
+          <w:rFonts w:ascii="宋体" w:eastAsia="宋体" w:hAnsi="宋体" w:hint="eastAsia"/>
+          <w:sz w:val="24"/>
+          <w:szCs w:val="28"/>
+        </w:rPr>
+        <w:t>二进制</w:t>
+      </w:r>
+      <w:r>
+        <w:rPr>
+          <w:rFonts w:ascii="宋体" w:eastAsia="宋体" w:hAnsi="宋体" w:hint="eastAsia"/>
+          <w:sz w:val="24"/>
+          <w:szCs w:val="28"/>
+        </w:rPr>
+        <w:t>文件（DTB）</w:t>
+      </w:r>
+      <w:r>
+        <w:rPr>
+          <w:rFonts w:ascii="宋体" w:eastAsia="宋体" w:hAnsi="宋体" w:hint="eastAsia"/>
+          <w:sz w:val="24"/>
+          <w:szCs w:val="28"/>
+        </w:rPr>
+        <w:t>，将它们加载到DRAM</w:t>
+      </w:r>
+      <w:r>
+        <w:rPr>
+          <w:rFonts w:ascii="宋体" w:eastAsia="宋体" w:hAnsi="宋体" w:hint="eastAsia"/>
+          <w:sz w:val="24"/>
+          <w:szCs w:val="28"/>
+        </w:rPr>
+        <w:t>的</w:t>
+      </w:r>
+      <w:r>
+        <w:rPr>
+          <w:rFonts w:ascii="宋体" w:eastAsia="宋体" w:hAnsi="宋体" w:hint="eastAsia"/>
+          <w:sz w:val="24"/>
+          <w:szCs w:val="28"/>
+        </w:rPr>
+        <w:t>预先规划且互不重叠的物理内存区域</w:t>
+      </w:r>
+      <w:r>
+        <w:rPr>
+          <w:rFonts w:ascii="宋体" w:eastAsia="宋体" w:hAnsi="宋体" w:hint="eastAsia"/>
+          <w:sz w:val="24"/>
+          <w:szCs w:val="28"/>
+        </w:rPr>
+        <w:t>中</w:t>
+      </w:r>
+      <w:r>
+        <w:rPr>
+          <w:rFonts w:ascii="宋体" w:eastAsia="宋体" w:hAnsi="宋体" w:hint="eastAsia"/>
+          <w:sz w:val="24"/>
+          <w:szCs w:val="28"/>
+        </w:rPr>
+        <w:t>，之后将控制权移交给RISC-V操作系统内核。内核在S-mode下被唤醒后，</w:t>
+      </w:r>
+      <w:r>
+        <w:rPr>
+          <w:rFonts w:ascii="宋体" w:eastAsia="宋体" w:hAnsi="宋体" w:hint="eastAsia"/>
+          <w:sz w:val="24"/>
+          <w:szCs w:val="28"/>
+        </w:rPr>
+        <w:t>按照RISC-V启动约定首先读取a0寄存器获取当前Hart ID，并读取a1寄存器获取DTB的物理基址</w:t>
+      </w:r>
+      <w:r>
+        <w:rPr>
+          <w:rFonts w:ascii="宋体" w:eastAsia="宋体" w:hAnsi="宋体" w:hint="eastAsia"/>
+          <w:sz w:val="24"/>
+          <w:szCs w:val="28"/>
+        </w:rPr>
+        <w:t>；</w:t>
+      </w:r>
+      <w:r>
+        <w:rPr>
+          <w:rFonts w:ascii="宋体" w:eastAsia="宋体" w:hAnsi="宋体" w:hint="eastAsia"/>
+          <w:sz w:val="24"/>
+          <w:szCs w:val="28"/>
+        </w:rPr>
+        <w:t>随后</w:t>
+      </w:r>
+      <w:r>
+        <w:rPr>
+          <w:rFonts w:ascii="宋体" w:eastAsia="宋体" w:hAnsi="宋体" w:hint="eastAsia"/>
+          <w:sz w:val="24"/>
+          <w:szCs w:val="28"/>
+        </w:rPr>
+        <w:t>，内核</w:t>
+      </w:r>
+      <w:r>
+        <w:rPr>
+          <w:rFonts w:ascii="宋体" w:eastAsia="宋体" w:hAnsi="宋体" w:hint="eastAsia"/>
+          <w:sz w:val="24"/>
+          <w:szCs w:val="28"/>
+        </w:rPr>
+        <w:t>通过解析设备</w:t>
+      </w:r>
+      <w:proofErr w:type="gramStart"/>
+      <w:r>
+        <w:rPr>
+          <w:rFonts w:ascii="宋体" w:eastAsia="宋体" w:hAnsi="宋体" w:hint="eastAsia"/>
+          <w:sz w:val="24"/>
+          <w:szCs w:val="28"/>
+        </w:rPr>
+        <w:t>树信息</w:t>
+      </w:r>
+      <w:proofErr w:type="gramEnd"/>
+      <w:r>
+        <w:rPr>
+          <w:rFonts w:ascii="宋体" w:eastAsia="宋体" w:hAnsi="宋体" w:hint="eastAsia"/>
+          <w:sz w:val="24"/>
+          <w:szCs w:val="28"/>
+        </w:rPr>
+        <w:t>建立对内存布局及关键硬件设备的认知，并据此完成早期页表初始化</w:t>
       </w:r>
       <w:r>
         <w:rPr>
@@ -2171,23 +3293,83 @@
           <w:sz w:val="24"/>
           <w:szCs w:val="28"/>
         </w:rPr>
-        <w:t>最终，内核将异常级别降为EL0，拉起首个用户空间进程（init），完成启动</w:t>
-      </w:r>
-      <w:r>
-        <w:rPr>
-          <w:rFonts w:ascii="宋体" w:eastAsia="宋体" w:hAnsi="宋体" w:hint="eastAsia"/>
-          <w:sz w:val="24"/>
-          <w:szCs w:val="28"/>
-        </w:rPr>
-        <w:t>过程</w:t>
-      </w:r>
-      <w:r>
-        <w:rPr>
-          <w:rFonts w:ascii="宋体" w:eastAsia="宋体" w:hAnsi="宋体" w:hint="eastAsia"/>
-          <w:sz w:val="24"/>
-          <w:szCs w:val="28"/>
-        </w:rPr>
-        <w:t>。</w:t>
+        <w:t>之后，内核通过配置</w:t>
+      </w:r>
+      <w:proofErr w:type="spellStart"/>
+      <w:r>
+        <w:rPr>
+          <w:rFonts w:ascii="宋体" w:eastAsia="宋体" w:hAnsi="宋体" w:hint="eastAsia"/>
+          <w:sz w:val="24"/>
+          <w:szCs w:val="28"/>
+        </w:rPr>
+        <w:t>satp</w:t>
+      </w:r>
+      <w:proofErr w:type="spellEnd"/>
+      <w:r>
+        <w:rPr>
+          <w:rFonts w:ascii="宋体" w:eastAsia="宋体" w:hAnsi="宋体" w:hint="eastAsia"/>
+          <w:sz w:val="24"/>
+          <w:szCs w:val="28"/>
+        </w:rPr>
+        <w:t>等机制启用地址转换与内存保护，完成从物理地址空间到虚拟地址空间的切换。内核完成</w:t>
+      </w:r>
+      <w:proofErr w:type="gramStart"/>
+      <w:r>
+        <w:rPr>
+          <w:rFonts w:ascii="宋体" w:eastAsia="宋体" w:hAnsi="宋体" w:hint="eastAsia"/>
+          <w:sz w:val="24"/>
+          <w:szCs w:val="28"/>
+        </w:rPr>
+        <w:t>调度器</w:t>
+      </w:r>
+      <w:proofErr w:type="gramEnd"/>
+      <w:r>
+        <w:rPr>
+          <w:rFonts w:ascii="宋体" w:eastAsia="宋体" w:hAnsi="宋体" w:hint="eastAsia"/>
+          <w:sz w:val="24"/>
+          <w:szCs w:val="28"/>
+        </w:rPr>
+        <w:t>等核心子系统初始化</w:t>
+      </w:r>
+      <w:r>
+        <w:rPr>
+          <w:rFonts w:ascii="宋体" w:eastAsia="宋体" w:hAnsi="宋体" w:hint="eastAsia"/>
+          <w:sz w:val="24"/>
+          <w:szCs w:val="28"/>
+        </w:rPr>
+        <w:t>之后，</w:t>
+      </w:r>
+      <w:r>
+        <w:rPr>
+          <w:rFonts w:ascii="宋体" w:eastAsia="宋体" w:hAnsi="宋体" w:hint="eastAsia"/>
+          <w:sz w:val="24"/>
+          <w:szCs w:val="28"/>
+        </w:rPr>
+        <w:t>将</w:t>
+      </w:r>
+      <w:r>
+        <w:rPr>
+          <w:rFonts w:ascii="宋体" w:eastAsia="宋体" w:hAnsi="宋体" w:hint="eastAsia"/>
+          <w:sz w:val="24"/>
+          <w:szCs w:val="28"/>
+        </w:rPr>
+        <w:t>CPU降级到用户模式</w:t>
+      </w:r>
+      <w:r>
+        <w:rPr>
+          <w:rFonts w:ascii="宋体" w:eastAsia="宋体" w:hAnsi="宋体" w:hint="eastAsia"/>
+          <w:sz w:val="24"/>
+          <w:szCs w:val="28"/>
+        </w:rPr>
+        <w:t>（U-mode）</w:t>
+      </w:r>
+      <w:r>
+        <w:rPr>
+          <w:rFonts w:ascii="宋体" w:eastAsia="宋体" w:hAnsi="宋体" w:hint="eastAsia"/>
+          <w:sz w:val="24"/>
+          <w:szCs w:val="28"/>
+        </w:rPr>
+        <w:t>，创建并切换到首个用户空间进程，从而完成整个系统的启动。</w:t>
       </w:r>
     </w:p>
     <w:p>
@@ -2210,7 +3392,7 @@
           <w:sz w:val="24"/>
           <w:szCs w:val="28"/>
         </w:rPr>
-        <w:t>RISC-V架构</w:t>
+        <w:t>名词解释</w:t>
       </w:r>
     </w:p>
     <w:p>
@@ -2229,87 +3411,251 @@
           <w:sz w:val="24"/>
           <w:szCs w:val="28"/>
         </w:rPr>
-        <w:t>系统上电后唤醒所有硬件线程（Hart），CPU进入具有最高权限的机器模式（M-mode）。系统通过仲裁选出一个主Hart执行启动流程，其余Hart进入等待中断状态（WFI）。之后</w:t>
-      </w:r>
-      <w:r>
-        <w:rPr>
-          <w:rFonts w:ascii="宋体" w:eastAsia="宋体" w:hAnsi="宋体" w:hint="eastAsia"/>
-          <w:sz w:val="24"/>
-          <w:szCs w:val="28"/>
-        </w:rPr>
-        <w:t>主Hart的程序计数器跳入复位地址，开始执行芯片ROM中的</w:t>
-      </w:r>
-      <w:r>
-        <w:rPr>
-          <w:rFonts w:ascii="宋体" w:eastAsia="宋体" w:hAnsi="宋体" w:hint="eastAsia"/>
-          <w:sz w:val="24"/>
-          <w:szCs w:val="28"/>
-        </w:rPr>
-        <w:t>BootROM</w:t>
-      </w:r>
-      <w:r>
-        <w:rPr>
-          <w:rFonts w:ascii="宋体" w:eastAsia="宋体" w:hAnsi="宋体" w:hint="eastAsia"/>
-          <w:sz w:val="24"/>
-          <w:szCs w:val="28"/>
-        </w:rPr>
-        <w:t>代码</w:t>
-      </w:r>
-      <w:r>
-        <w:rPr>
-          <w:rFonts w:ascii="宋体" w:eastAsia="宋体" w:hAnsi="宋体" w:hint="eastAsia"/>
-          <w:sz w:val="24"/>
-          <w:szCs w:val="28"/>
-        </w:rPr>
-        <w:t>，将</w:t>
-      </w:r>
-      <w:r>
-        <w:rPr>
-          <w:rFonts w:ascii="宋体" w:eastAsia="宋体" w:hAnsi="宋体" w:hint="eastAsia"/>
-          <w:sz w:val="24"/>
-          <w:szCs w:val="28"/>
-        </w:rPr>
-        <w:t>零级引导加载程序（ZSBL）从外部固件介质</w:t>
-      </w:r>
-      <w:r>
-        <w:rPr>
-          <w:rFonts w:ascii="宋体" w:eastAsia="宋体" w:hAnsi="宋体" w:hint="eastAsia"/>
-          <w:sz w:val="24"/>
-          <w:szCs w:val="28"/>
-        </w:rPr>
-        <w:t>加载</w:t>
-      </w:r>
-      <w:r>
-        <w:rPr>
-          <w:rFonts w:ascii="宋体" w:eastAsia="宋体" w:hAnsi="宋体" w:hint="eastAsia"/>
-          <w:sz w:val="24"/>
-          <w:szCs w:val="28"/>
-        </w:rPr>
-        <w:t>到L2缓存或片内SRAM中，</w:t>
-      </w:r>
-      <w:r>
-        <w:rPr>
-          <w:rFonts w:ascii="宋体" w:eastAsia="宋体" w:hAnsi="宋体" w:hint="eastAsia"/>
-          <w:sz w:val="24"/>
-          <w:szCs w:val="28"/>
-        </w:rPr>
-        <w:t>并</w:t>
-      </w:r>
-      <w:r>
-        <w:rPr>
-          <w:rFonts w:ascii="宋体" w:eastAsia="宋体" w:hAnsi="宋体" w:hint="eastAsia"/>
-          <w:sz w:val="24"/>
-          <w:szCs w:val="28"/>
-        </w:rPr>
-        <w:t>跳转执行</w:t>
-      </w:r>
-      <w:r>
-        <w:rPr>
-          <w:rFonts w:ascii="宋体" w:eastAsia="宋体" w:hAnsi="宋体" w:hint="eastAsia"/>
-          <w:sz w:val="24"/>
-          <w:szCs w:val="28"/>
-        </w:rPr>
-        <w:t>；零级引导加载程序加载第一阶段引导程序（FSBL）。</w:t>
+        <w:t>【</w:t>
+      </w:r>
+      <w:r>
+        <w:rPr>
+          <w:rFonts w:ascii="宋体" w:eastAsia="宋体" w:hAnsi="宋体" w:hint="eastAsia"/>
+          <w:sz w:val="24"/>
+          <w:szCs w:val="28"/>
+        </w:rPr>
+        <w:t>实模式</w:t>
+      </w:r>
+      <w:r>
+        <w:rPr>
+          <w:rFonts w:ascii="宋体" w:eastAsia="宋体" w:hAnsi="宋体" w:hint="eastAsia"/>
+          <w:sz w:val="24"/>
+          <w:szCs w:val="28"/>
+        </w:rPr>
+        <w:t>】</w:t>
+      </w:r>
+      <w:r>
+        <w:rPr>
+          <w:rFonts w:ascii="宋体" w:eastAsia="宋体" w:hAnsi="宋体" w:hint="eastAsia"/>
+          <w:b/>
+          <w:bCs/>
+          <w:sz w:val="24"/>
+          <w:szCs w:val="28"/>
+        </w:rPr>
+        <w:t>实地址模式</w:t>
+      </w:r>
+      <w:r>
+        <w:rPr>
+          <w:rFonts w:ascii="宋体" w:eastAsia="宋体" w:hAnsi="宋体" w:hint="eastAsia"/>
+          <w:sz w:val="24"/>
+          <w:szCs w:val="28"/>
+        </w:rPr>
+        <w:t>（简称</w:t>
+      </w:r>
+      <w:r>
+        <w:rPr>
+          <w:rFonts w:ascii="宋体" w:eastAsia="宋体" w:hAnsi="宋体" w:hint="eastAsia"/>
+          <w:b/>
+          <w:bCs/>
+          <w:sz w:val="24"/>
+          <w:szCs w:val="28"/>
+        </w:rPr>
+        <w:t>实模式</w:t>
+      </w:r>
+      <w:r>
+        <w:rPr>
+          <w:rFonts w:ascii="宋体" w:eastAsia="宋体" w:hAnsi="宋体" w:hint="eastAsia"/>
+          <w:sz w:val="24"/>
+          <w:szCs w:val="28"/>
+        </w:rPr>
+        <w:t>）</w:t>
+      </w:r>
+      <w:r>
+        <w:rPr>
+          <w:rFonts w:ascii="宋体" w:eastAsia="宋体" w:hAnsi="宋体" w:hint="eastAsia"/>
+          <w:sz w:val="24"/>
+          <w:szCs w:val="28"/>
+        </w:rPr>
+        <w:t>是几乎所有x86架构处理器的默认启动模式。在实模式下，</w:t>
+      </w:r>
+      <w:r>
+        <w:rPr>
+          <w:rFonts w:ascii="宋体" w:eastAsia="宋体" w:hAnsi="宋体" w:hint="eastAsia"/>
+          <w:sz w:val="24"/>
+          <w:szCs w:val="28"/>
+        </w:rPr>
+        <w:t>CPU只能寻址1MB的物理内存空间</w:t>
+      </w:r>
+      <w:r>
+        <w:rPr>
+          <w:rFonts w:ascii="宋体" w:eastAsia="宋体" w:hAnsi="宋体" w:hint="eastAsia"/>
+          <w:sz w:val="24"/>
+          <w:szCs w:val="28"/>
+        </w:rPr>
+        <w:t>，软件可以直接访问BIOS例程、物理内存和外围硬件，过程中没有任何安全保障机制。实模式的产生，源头上是Intel为了</w:t>
+      </w:r>
+      <w:r>
+        <w:rPr>
+          <w:rFonts w:ascii="宋体" w:eastAsia="宋体" w:hAnsi="宋体" w:hint="eastAsia"/>
+          <w:sz w:val="24"/>
+          <w:szCs w:val="28"/>
+        </w:rPr>
+        <w:t>让新推出的处理器能兼容基于8086处理器编写的软件</w:t>
+      </w:r>
+      <w:r>
+        <w:rPr>
+          <w:rFonts w:ascii="宋体" w:eastAsia="宋体" w:hAnsi="宋体" w:hint="eastAsia"/>
+          <w:sz w:val="24"/>
+          <w:szCs w:val="28"/>
+        </w:rPr>
+        <w:t>而</w:t>
+      </w:r>
+      <w:proofErr w:type="gramStart"/>
+      <w:r>
+        <w:rPr>
+          <w:rFonts w:ascii="宋体" w:eastAsia="宋体" w:hAnsi="宋体" w:hint="eastAsia"/>
+          <w:sz w:val="24"/>
+          <w:szCs w:val="28"/>
+        </w:rPr>
+        <w:t>作出</w:t>
+      </w:r>
+      <w:proofErr w:type="gramEnd"/>
+      <w:r>
+        <w:rPr>
+          <w:rFonts w:ascii="宋体" w:eastAsia="宋体" w:hAnsi="宋体" w:hint="eastAsia"/>
+          <w:sz w:val="24"/>
+          <w:szCs w:val="28"/>
+        </w:rPr>
+        <w:t>的</w:t>
+      </w:r>
+      <w:r>
+        <w:rPr>
+          <w:rFonts w:ascii="宋体" w:eastAsia="宋体" w:hAnsi="宋体" w:hint="eastAsia"/>
+          <w:sz w:val="24"/>
+          <w:szCs w:val="28"/>
+        </w:rPr>
+        <w:t>妥协</w:t>
+      </w:r>
+      <w:r>
+        <w:rPr>
+          <w:rFonts w:ascii="宋体" w:eastAsia="宋体" w:hAnsi="宋体" w:hint="eastAsia"/>
+          <w:sz w:val="24"/>
+          <w:szCs w:val="28"/>
+        </w:rPr>
+        <w:t>措施</w:t>
+      </w:r>
+      <w:r>
+        <w:rPr>
+          <w:rFonts w:ascii="宋体" w:eastAsia="宋体" w:hAnsi="宋体" w:hint="eastAsia"/>
+          <w:sz w:val="24"/>
+          <w:szCs w:val="28"/>
+        </w:rPr>
+        <w:t>。</w:t>
+      </w:r>
+      <w:r>
+        <w:rPr>
+          <w:rFonts w:ascii="宋体" w:eastAsia="宋体" w:hAnsi="宋体" w:hint="eastAsia"/>
+          <w:sz w:val="24"/>
+          <w:szCs w:val="28"/>
+        </w:rPr>
+        <w:t>在16位的8086处理器上采用的是</w:t>
+      </w:r>
+      <w:r>
+        <w:rPr>
+          <w:rFonts w:ascii="宋体" w:eastAsia="宋体" w:hAnsi="宋体" w:hint="eastAsia"/>
+          <w:b/>
+          <w:bCs/>
+          <w:sz w:val="24"/>
+          <w:szCs w:val="28"/>
+        </w:rPr>
+        <w:t>分段内存寻址</w:t>
+      </w:r>
+      <w:r>
+        <w:rPr>
+          <w:rFonts w:ascii="宋体" w:eastAsia="宋体" w:hAnsi="宋体" w:hint="eastAsia"/>
+          <w:sz w:val="24"/>
+          <w:szCs w:val="28"/>
+        </w:rPr>
+        <w:t>（</w:t>
+      </w:r>
+      <w:proofErr w:type="spellStart"/>
+      <w:r>
+        <w:rPr>
+          <w:rFonts w:ascii="宋体" w:eastAsia="宋体" w:hAnsi="宋体" w:hint="eastAsia"/>
+          <w:sz w:val="24"/>
+          <w:szCs w:val="28"/>
+        </w:rPr>
+        <w:t>Segment:Offset</w:t>
+      </w:r>
+      <w:proofErr w:type="spellEnd"/>
+      <w:r>
+        <w:rPr>
+          <w:rFonts w:ascii="宋体" w:eastAsia="宋体" w:hAnsi="宋体" w:hint="eastAsia"/>
+          <w:sz w:val="24"/>
+          <w:szCs w:val="28"/>
+        </w:rPr>
+        <w:t>，真实地址=Segment&lt;&lt;4+Offset）</w:t>
+      </w:r>
+      <w:r>
+        <w:rPr>
+          <w:rFonts w:ascii="宋体" w:eastAsia="宋体" w:hAnsi="宋体" w:hint="eastAsia"/>
+          <w:sz w:val="24"/>
+          <w:szCs w:val="28"/>
+        </w:rPr>
+        <w:t>，系统没有保护措施；而在从80286开始的处理器上引入了</w:t>
+      </w:r>
+      <w:r>
+        <w:rPr>
+          <w:rFonts w:ascii="宋体" w:eastAsia="宋体" w:hAnsi="宋体" w:hint="eastAsia"/>
+          <w:b/>
+          <w:bCs/>
+          <w:sz w:val="24"/>
+          <w:szCs w:val="28"/>
+        </w:rPr>
+        <w:t>保护模式</w:t>
+      </w:r>
+      <w:r>
+        <w:rPr>
+          <w:rFonts w:ascii="宋体" w:eastAsia="宋体" w:hAnsi="宋体" w:hint="eastAsia"/>
+          <w:sz w:val="24"/>
+          <w:szCs w:val="28"/>
+        </w:rPr>
+        <w:t>，内存容量得到扩大</w:t>
+      </w:r>
+      <w:r>
+        <w:rPr>
+          <w:rFonts w:ascii="宋体" w:eastAsia="宋体" w:hAnsi="宋体" w:hint="eastAsia"/>
+          <w:sz w:val="24"/>
+          <w:szCs w:val="28"/>
+        </w:rPr>
+        <w:t>，采用了虚拟地址通过</w:t>
+      </w:r>
+      <w:r>
+        <w:rPr>
+          <w:rFonts w:ascii="宋体" w:eastAsia="宋体" w:hAnsi="宋体" w:hint="eastAsia"/>
+          <w:sz w:val="24"/>
+          <w:szCs w:val="28"/>
+        </w:rPr>
+        <w:t>全局描述符表（GDT）和分页机制（Paging）映射到物理内存</w:t>
+      </w:r>
+      <w:r>
+        <w:rPr>
+          <w:rFonts w:ascii="宋体" w:eastAsia="宋体" w:hAnsi="宋体" w:hint="eastAsia"/>
+          <w:sz w:val="24"/>
+          <w:szCs w:val="28"/>
+        </w:rPr>
+        <w:t>的寻址方法</w:t>
+      </w:r>
+      <w:r>
+        <w:rPr>
+          <w:rFonts w:ascii="宋体" w:eastAsia="宋体" w:hAnsi="宋体" w:hint="eastAsia"/>
+          <w:sz w:val="24"/>
+          <w:szCs w:val="28"/>
+        </w:rPr>
+        <w:t>。</w:t>
+      </w:r>
+      <w:r>
+        <w:rPr>
+          <w:rFonts w:ascii="宋体" w:eastAsia="宋体" w:hAnsi="宋体" w:hint="eastAsia"/>
+          <w:sz w:val="24"/>
+          <w:szCs w:val="28"/>
+        </w:rPr>
+        <w:t>由于80286发布时，市面上尚有大量基于8086处理器编写的软件，为让这些软件能在新处理器上正常运行，Intel令80286处理器在刚通电时的表现与8086处理器完全相同，并沿用至今。</w:t>
       </w:r>
     </w:p>
     <w:p>
@@ -2328,15 +3674,141 @@
           <w:sz w:val="24"/>
           <w:szCs w:val="28"/>
         </w:rPr>
-        <w:t>第一阶段引导程序初始化DRAM，之后将RISC-V底层运行环境OpenSBI和下一级引导程序从外部存储介质加载到DRAM</w:t>
-      </w:r>
-      <w:r>
-        <w:rPr>
-          <w:rFonts w:ascii="宋体" w:eastAsia="宋体" w:hAnsi="宋体" w:hint="eastAsia"/>
-          <w:sz w:val="24"/>
-          <w:szCs w:val="28"/>
-        </w:rPr>
-        <w:t>，再将控制权移交给OpenSBI；此时CPU仍处于M-mode。OpenSBI设置物理内存保护（PMP）并提供底层SBI系统调用。完成底层环境搭建后，OpenSBI执行特权级切换指令（mret），将CPU从机器模式降级为监督模式（S-mode），并将程序计数器指向下一级引导程序所在的DRAM地址。</w:t>
+        <w:t>【</w:t>
+      </w:r>
+      <w:r>
+        <w:rPr>
+          <w:rFonts w:ascii="宋体" w:eastAsia="宋体" w:hAnsi="宋体" w:hint="eastAsia"/>
+          <w:sz w:val="24"/>
+          <w:szCs w:val="28"/>
+        </w:rPr>
+        <w:t>全局描述符表（GDT）</w:t>
+      </w:r>
+      <w:r>
+        <w:rPr>
+          <w:rFonts w:ascii="宋体" w:eastAsia="宋体" w:hAnsi="宋体" w:hint="eastAsia"/>
+          <w:sz w:val="24"/>
+          <w:szCs w:val="28"/>
+        </w:rPr>
+        <w:t>】</w:t>
+      </w:r>
+      <w:r>
+        <w:rPr>
+          <w:rFonts w:ascii="宋体" w:eastAsia="宋体" w:hAnsi="宋体" w:hint="eastAsia"/>
+          <w:b/>
+          <w:bCs/>
+          <w:sz w:val="24"/>
+          <w:szCs w:val="28"/>
+        </w:rPr>
+        <w:t>GDT</w:t>
+      </w:r>
+      <w:r>
+        <w:rPr>
+          <w:rFonts w:ascii="宋体" w:eastAsia="宋体" w:hAnsi="宋体" w:hint="eastAsia"/>
+          <w:sz w:val="24"/>
+          <w:szCs w:val="28"/>
+        </w:rPr>
+        <w:t>是</w:t>
+      </w:r>
+      <w:r>
+        <w:rPr>
+          <w:rFonts w:ascii="宋体" w:eastAsia="宋体" w:hAnsi="宋体" w:hint="eastAsia"/>
+          <w:sz w:val="24"/>
+          <w:szCs w:val="28"/>
+        </w:rPr>
+        <w:t>x86架构</w:t>
+      </w:r>
+      <w:r>
+        <w:rPr>
+          <w:rFonts w:ascii="宋体" w:eastAsia="宋体" w:hAnsi="宋体" w:hint="eastAsia"/>
+          <w:sz w:val="24"/>
+          <w:szCs w:val="28"/>
+        </w:rPr>
+        <w:t>CPU在保护模式下的核心数据结构，由多个</w:t>
+      </w:r>
+      <w:r>
+        <w:rPr>
+          <w:rFonts w:ascii="宋体" w:eastAsia="宋体" w:hAnsi="宋体" w:hint="eastAsia"/>
+          <w:b/>
+          <w:bCs/>
+          <w:sz w:val="24"/>
+          <w:szCs w:val="28"/>
+        </w:rPr>
+        <w:t>段描述符</w:t>
+      </w:r>
+      <w:r>
+        <w:rPr>
+          <w:rFonts w:ascii="宋体" w:eastAsia="宋体" w:hAnsi="宋体" w:hint="eastAsia"/>
+          <w:sz w:val="24"/>
+          <w:szCs w:val="28"/>
+        </w:rPr>
+        <w:t>组成，用于定义内存段的基址、大小及访问权限。</w:t>
+      </w:r>
+      <w:r>
+        <w:rPr>
+          <w:rFonts w:ascii="宋体" w:eastAsia="宋体" w:hAnsi="宋体" w:hint="eastAsia"/>
+          <w:sz w:val="24"/>
+          <w:szCs w:val="28"/>
+        </w:rPr>
+        <w:t>早期CPU中，GDT结合段寄存器将</w:t>
+      </w:r>
+      <w:r>
+        <w:rPr>
+          <w:rFonts w:ascii="宋体" w:eastAsia="宋体" w:hAnsi="宋体" w:hint="eastAsia"/>
+          <w:sz w:val="24"/>
+          <w:szCs w:val="28"/>
+        </w:rPr>
+        <w:t>程序的逻辑地址转换为线性地址。在现代操作系统中，GDT</w:t>
+      </w:r>
+      <w:r>
+        <w:rPr>
+          <w:rFonts w:ascii="宋体" w:eastAsia="宋体" w:hAnsi="宋体" w:hint="eastAsia"/>
+          <w:sz w:val="24"/>
+          <w:szCs w:val="28"/>
+        </w:rPr>
+        <w:t>的</w:t>
+      </w:r>
+      <w:r>
+        <w:rPr>
+          <w:rFonts w:ascii="宋体" w:eastAsia="宋体" w:hAnsi="宋体" w:hint="eastAsia"/>
+          <w:sz w:val="24"/>
+          <w:szCs w:val="28"/>
+        </w:rPr>
+        <w:t>核心职责</w:t>
+      </w:r>
+      <w:r>
+        <w:rPr>
+          <w:rFonts w:ascii="宋体" w:eastAsia="宋体" w:hAnsi="宋体" w:hint="eastAsia"/>
+          <w:sz w:val="24"/>
+          <w:szCs w:val="28"/>
+        </w:rPr>
+        <w:t>变为</w:t>
+      </w:r>
+      <w:r>
+        <w:rPr>
+          <w:rFonts w:ascii="宋体" w:eastAsia="宋体" w:hAnsi="宋体" w:hint="eastAsia"/>
+          <w:sz w:val="24"/>
+          <w:szCs w:val="28"/>
+        </w:rPr>
+        <w:t>提供硬件级的</w:t>
+      </w:r>
+      <w:proofErr w:type="gramStart"/>
+      <w:r>
+        <w:rPr>
+          <w:rFonts w:ascii="宋体" w:eastAsia="宋体" w:hAnsi="宋体" w:hint="eastAsia"/>
+          <w:sz w:val="24"/>
+          <w:szCs w:val="28"/>
+        </w:rPr>
+        <w:t>特权级控制</w:t>
+      </w:r>
+      <w:proofErr w:type="gramEnd"/>
+      <w:r>
+        <w:rPr>
+          <w:rFonts w:ascii="宋体" w:eastAsia="宋体" w:hAnsi="宋体" w:hint="eastAsia"/>
+          <w:sz w:val="24"/>
+          <w:szCs w:val="28"/>
+        </w:rPr>
+        <w:t>（如区分内核态Ring 0与用户态Ring 3），在底层保障操作系统的安全，防止越权访问。</w:t>
       </w:r>
     </w:p>
     <w:p>
@@ -2355,136 +3827,6 @@
           <w:sz w:val="24"/>
           <w:szCs w:val="28"/>
         </w:rPr>
-        <w:t>下一级引导程序从外部存储介质中</w:t>
-      </w:r>
-      <w:r>
-        <w:rPr>
-          <w:rFonts w:ascii="宋体" w:eastAsia="宋体" w:hAnsi="宋体" w:hint="eastAsia"/>
-          <w:sz w:val="24"/>
-          <w:szCs w:val="28"/>
-        </w:rPr>
-        <w:t>读取操作系统的内核映像和RISC-V格式的设备树文件（DTB）</w:t>
-      </w:r>
-      <w:r>
-        <w:rPr>
-          <w:rFonts w:ascii="宋体" w:eastAsia="宋体" w:hAnsi="宋体" w:hint="eastAsia"/>
-          <w:sz w:val="24"/>
-          <w:szCs w:val="28"/>
-        </w:rPr>
-        <w:t>，将它们加载到DRAM的相互隔离的内存页中</w:t>
-      </w:r>
-      <w:r>
-        <w:rPr>
-          <w:rFonts w:ascii="宋体" w:eastAsia="宋体" w:hAnsi="宋体" w:hint="eastAsia"/>
-          <w:sz w:val="24"/>
-          <w:szCs w:val="28"/>
-        </w:rPr>
-        <w:t>，之后将控制权移交给RISC-V操作系统内核。内核在S-mode下被唤醒后，</w:t>
-      </w:r>
-      <w:r>
-        <w:rPr>
-          <w:rFonts w:ascii="宋体" w:eastAsia="宋体" w:hAnsi="宋体" w:hint="eastAsia"/>
-          <w:sz w:val="24"/>
-          <w:szCs w:val="28"/>
-        </w:rPr>
-        <w:t>通过</w:t>
-      </w:r>
-      <w:r>
-        <w:rPr>
-          <w:rFonts w:ascii="宋体" w:eastAsia="宋体" w:hAnsi="宋体" w:hint="eastAsia"/>
-          <w:sz w:val="24"/>
-          <w:szCs w:val="28"/>
-        </w:rPr>
-        <w:t>读取a1寄存器获取DTB在物理内存中的起始地址</w:t>
-      </w:r>
-      <w:r>
-        <w:rPr>
-          <w:rFonts w:ascii="宋体" w:eastAsia="宋体" w:hAnsi="宋体" w:hint="eastAsia"/>
-          <w:sz w:val="24"/>
-          <w:szCs w:val="28"/>
-        </w:rPr>
-        <w:t>来构建硬件设备模型，完成自身内存分页管理的初始化</w:t>
-      </w:r>
-      <w:r>
-        <w:rPr>
-          <w:rFonts w:ascii="宋体" w:eastAsia="宋体" w:hAnsi="宋体" w:hint="eastAsia"/>
-          <w:sz w:val="24"/>
-          <w:szCs w:val="28"/>
-        </w:rPr>
-        <w:t>。之后，CPU</w:t>
-      </w:r>
-      <w:r>
-        <w:rPr>
-          <w:rFonts w:ascii="宋体" w:eastAsia="宋体" w:hAnsi="宋体" w:hint="eastAsia"/>
-          <w:sz w:val="24"/>
-          <w:szCs w:val="28"/>
-        </w:rPr>
-        <w:t>降级到用户模式（U-mode）</w:t>
-      </w:r>
-      <w:r>
-        <w:rPr>
-          <w:rFonts w:ascii="宋体" w:eastAsia="宋体" w:hAnsi="宋体" w:hint="eastAsia"/>
-          <w:sz w:val="24"/>
-          <w:szCs w:val="28"/>
-        </w:rPr>
-        <w:t>，并</w:t>
-      </w:r>
-      <w:r>
-        <w:rPr>
-          <w:rFonts w:ascii="宋体" w:eastAsia="宋体" w:hAnsi="宋体" w:hint="eastAsia"/>
-          <w:sz w:val="24"/>
-          <w:szCs w:val="28"/>
-        </w:rPr>
-        <w:t>启动系统的首个用户进程</w:t>
-      </w:r>
-      <w:r>
-        <w:rPr>
-          <w:rFonts w:ascii="宋体" w:eastAsia="宋体" w:hAnsi="宋体" w:hint="eastAsia"/>
-          <w:sz w:val="24"/>
-          <w:szCs w:val="28"/>
-        </w:rPr>
-        <w:t>。</w:t>
-      </w:r>
-    </w:p>
-    <w:p>
-      <w:pPr>
-        <w:pStyle w:val="a9"/>
-        <w:numPr>
-          <w:ilvl w:val="0"/>
-          <w:numId w:val="1"/>
-        </w:numPr>
-        <w:jc w:val="both"/>
-        <w:rPr>
-          <w:rFonts w:ascii="宋体" w:eastAsia="宋体" w:hAnsi="宋体" w:hint="eastAsia"/>
-          <w:sz w:val="24"/>
-          <w:szCs w:val="28"/>
-        </w:rPr>
-      </w:pPr>
-      <w:r>
-        <w:rPr>
-          <w:rFonts w:ascii="宋体" w:eastAsia="宋体" w:hAnsi="宋体" w:hint="eastAsia"/>
-          <w:sz w:val="24"/>
-          <w:szCs w:val="28"/>
-        </w:rPr>
-        <w:t>名词解释</w:t>
-      </w:r>
-    </w:p>
-    <w:p>
-      <w:pPr>
-        <w:ind w:firstLine="420"/>
-        <w:jc w:val="both"/>
-        <w:rPr>
-          <w:rFonts w:ascii="宋体" w:eastAsia="宋体" w:hAnsi="宋体" w:hint="eastAsia"/>
-          <w:sz w:val="24"/>
-          <w:szCs w:val="28"/>
-        </w:rPr>
-      </w:pPr>
-      <w:r>
-        <w:rPr>
-          <w:rFonts w:ascii="宋体" w:eastAsia="宋体" w:hAnsi="宋体" w:hint="eastAsia"/>
-          <w:sz w:val="24"/>
-          <w:szCs w:val="28"/>
-        </w:rPr>
         <w:t>【</w:t>
       </w:r>
       <w:r>
@@ -2493,7 +3835,7 @@
           <w:sz w:val="24"/>
           <w:szCs w:val="28"/>
         </w:rPr>
-        <w:t>实模式</w:t>
+        <w:t>分页机制（Paging）</w:t>
       </w:r>
       <w:r>
         <w:rPr>
@@ -2511,16 +3853,9 @@
           <w:sz w:val="24"/>
           <w:szCs w:val="28"/>
         </w:rPr>
-        <w:t>实地址模式</w:t>
-      </w:r>
-      <w:r>
-        <w:rPr>
-          <w:rFonts w:ascii="宋体" w:eastAsia="宋体" w:hAnsi="宋体" w:hint="eastAsia"/>
-          <w:sz w:val="24"/>
-          <w:szCs w:val="28"/>
-        </w:rPr>
-        <w:t>（简称</w:t>
-      </w:r>
+        <w:t>分</w:t>
+      </w:r>
+      <w:proofErr w:type="gramStart"/>
       <w:r>
         <w:rPr>
           <w:rFonts w:ascii="宋体" w:eastAsia="宋体" w:hAnsi="宋体" w:hint="eastAsia"/>
@@ -2529,360 +3864,9 @@
           <w:sz w:val="24"/>
           <w:szCs w:val="28"/>
         </w:rPr>
-        <w:t>实模式</w:t>
-      </w:r>
-      <w:r>
-        <w:rPr>
-          <w:rFonts w:ascii="宋体" w:eastAsia="宋体" w:hAnsi="宋体" w:hint="eastAsia"/>
-          <w:sz w:val="24"/>
-          <w:szCs w:val="28"/>
-        </w:rPr>
-        <w:t>）</w:t>
-      </w:r>
-      <w:r>
-        <w:rPr>
-          <w:rFonts w:ascii="宋体" w:eastAsia="宋体" w:hAnsi="宋体" w:hint="eastAsia"/>
-          <w:sz w:val="24"/>
-          <w:szCs w:val="28"/>
-        </w:rPr>
-        <w:t>是几乎所有x86架构处理器的默认启动模式。在实模式下，</w:t>
-      </w:r>
-      <w:r>
-        <w:rPr>
-          <w:rFonts w:ascii="宋体" w:eastAsia="宋体" w:hAnsi="宋体" w:hint="eastAsia"/>
-          <w:sz w:val="24"/>
-          <w:szCs w:val="28"/>
-        </w:rPr>
-        <w:t>CPU只能寻址1MB的物理内存空间</w:t>
-      </w:r>
-      <w:r>
-        <w:rPr>
-          <w:rFonts w:ascii="宋体" w:eastAsia="宋体" w:hAnsi="宋体" w:hint="eastAsia"/>
-          <w:sz w:val="24"/>
-          <w:szCs w:val="28"/>
-        </w:rPr>
-        <w:t>，软件可以直接访问BIOS例程、物理内存和外围硬件，过程中没有任何安全保障机制。实模式的产生，源头上是Intel为了</w:t>
-      </w:r>
-      <w:r>
-        <w:rPr>
-          <w:rFonts w:ascii="宋体" w:eastAsia="宋体" w:hAnsi="宋体" w:hint="eastAsia"/>
-          <w:sz w:val="24"/>
-          <w:szCs w:val="28"/>
-        </w:rPr>
-        <w:t>让新推出的处理器能兼容基于8086处理器编写的软件</w:t>
-      </w:r>
-      <w:r>
-        <w:rPr>
-          <w:rFonts w:ascii="宋体" w:eastAsia="宋体" w:hAnsi="宋体" w:hint="eastAsia"/>
-          <w:sz w:val="24"/>
-          <w:szCs w:val="28"/>
-        </w:rPr>
-        <w:t>而</w:t>
-      </w:r>
-      <w:r>
-        <w:rPr>
-          <w:rFonts w:ascii="宋体" w:eastAsia="宋体" w:hAnsi="宋体" w:hint="eastAsia"/>
-          <w:sz w:val="24"/>
-          <w:szCs w:val="28"/>
-        </w:rPr>
-        <w:t>作出的</w:t>
-      </w:r>
-      <w:r>
-        <w:rPr>
-          <w:rFonts w:ascii="宋体" w:eastAsia="宋体" w:hAnsi="宋体" w:hint="eastAsia"/>
-          <w:sz w:val="24"/>
-          <w:szCs w:val="28"/>
-        </w:rPr>
-        <w:t>妥协</w:t>
-      </w:r>
-      <w:r>
-        <w:rPr>
-          <w:rFonts w:ascii="宋体" w:eastAsia="宋体" w:hAnsi="宋体" w:hint="eastAsia"/>
-          <w:sz w:val="24"/>
-          <w:szCs w:val="28"/>
-        </w:rPr>
-        <w:t>措施</w:t>
-      </w:r>
-      <w:r>
-        <w:rPr>
-          <w:rFonts w:ascii="宋体" w:eastAsia="宋体" w:hAnsi="宋体" w:hint="eastAsia"/>
-          <w:sz w:val="24"/>
-          <w:szCs w:val="28"/>
-        </w:rPr>
-        <w:t>。</w:t>
-      </w:r>
-      <w:r>
-        <w:rPr>
-          <w:rFonts w:ascii="宋体" w:eastAsia="宋体" w:hAnsi="宋体" w:hint="eastAsia"/>
-          <w:sz w:val="24"/>
-          <w:szCs w:val="28"/>
-        </w:rPr>
-        <w:t>在16位的8086处理器上采用的是</w:t>
-      </w:r>
-      <w:r>
-        <w:rPr>
-          <w:rFonts w:ascii="宋体" w:eastAsia="宋体" w:hAnsi="宋体" w:hint="eastAsia"/>
-          <w:b/>
-          <w:bCs/>
-          <w:sz w:val="24"/>
-          <w:szCs w:val="28"/>
-        </w:rPr>
-        <w:t>分段内存寻址</w:t>
-      </w:r>
-      <w:r>
-        <w:rPr>
-          <w:rFonts w:ascii="宋体" w:eastAsia="宋体" w:hAnsi="宋体" w:hint="eastAsia"/>
-          <w:sz w:val="24"/>
-          <w:szCs w:val="28"/>
-        </w:rPr>
-        <w:t>（Segment:Offset，真实地址=Segment&lt;&lt;4+Offset）</w:t>
-      </w:r>
-      <w:r>
-        <w:rPr>
-          <w:rFonts w:ascii="宋体" w:eastAsia="宋体" w:hAnsi="宋体" w:hint="eastAsia"/>
-          <w:sz w:val="24"/>
-          <w:szCs w:val="28"/>
-        </w:rPr>
-        <w:t>，系统没有保护措施；而在从80286开始的处理器上引入了</w:t>
-      </w:r>
-      <w:r>
-        <w:rPr>
-          <w:rFonts w:ascii="宋体" w:eastAsia="宋体" w:hAnsi="宋体" w:hint="eastAsia"/>
-          <w:b/>
-          <w:bCs/>
-          <w:sz w:val="24"/>
-          <w:szCs w:val="28"/>
-        </w:rPr>
-        <w:t>保护模式</w:t>
-      </w:r>
-      <w:r>
-        <w:rPr>
-          <w:rFonts w:ascii="宋体" w:eastAsia="宋体" w:hAnsi="宋体" w:hint="eastAsia"/>
-          <w:sz w:val="24"/>
-          <w:szCs w:val="28"/>
-        </w:rPr>
-        <w:t>，内存容量得到扩大</w:t>
-      </w:r>
-      <w:r>
-        <w:rPr>
-          <w:rFonts w:ascii="宋体" w:eastAsia="宋体" w:hAnsi="宋体" w:hint="eastAsia"/>
-          <w:sz w:val="24"/>
-          <w:szCs w:val="28"/>
-        </w:rPr>
-        <w:t>，采用了虚拟地址通过</w:t>
-      </w:r>
-      <w:r>
-        <w:rPr>
-          <w:rFonts w:ascii="宋体" w:eastAsia="宋体" w:hAnsi="宋体" w:hint="eastAsia"/>
-          <w:sz w:val="24"/>
-          <w:szCs w:val="28"/>
-        </w:rPr>
-        <w:t>全局描述符表（GDT）和分页机制（Paging）映射到物理内存</w:t>
-      </w:r>
-      <w:r>
-        <w:rPr>
-          <w:rFonts w:ascii="宋体" w:eastAsia="宋体" w:hAnsi="宋体" w:hint="eastAsia"/>
-          <w:sz w:val="24"/>
-          <w:szCs w:val="28"/>
-        </w:rPr>
-        <w:t>的寻址方法</w:t>
-      </w:r>
-      <w:r>
-        <w:rPr>
-          <w:rFonts w:ascii="宋体" w:eastAsia="宋体" w:hAnsi="宋体" w:hint="eastAsia"/>
-          <w:sz w:val="24"/>
-          <w:szCs w:val="28"/>
-        </w:rPr>
-        <w:t>。</w:t>
-      </w:r>
-      <w:r>
-        <w:rPr>
-          <w:rFonts w:ascii="宋体" w:eastAsia="宋体" w:hAnsi="宋体" w:hint="eastAsia"/>
-          <w:sz w:val="24"/>
-          <w:szCs w:val="28"/>
-        </w:rPr>
-        <w:t>由于80286发布时，市面上尚有大量基于8086处理器编写的软件，为让这些软件能在新处理器上正常运行，Intel令80286处理器在刚通电时的表现与8086处理器完全相同，并沿用至今。</w:t>
-      </w:r>
-    </w:p>
-    <w:p>
-      <w:pPr>
-        <w:ind w:firstLine="420"/>
-        <w:jc w:val="both"/>
-        <w:rPr>
-          <w:rFonts w:ascii="宋体" w:eastAsia="宋体" w:hAnsi="宋体" w:hint="eastAsia"/>
-          <w:sz w:val="24"/>
-          <w:szCs w:val="28"/>
-        </w:rPr>
-      </w:pPr>
-      <w:r>
-        <w:rPr>
-          <w:rFonts w:ascii="宋体" w:eastAsia="宋体" w:hAnsi="宋体" w:hint="eastAsia"/>
-          <w:sz w:val="24"/>
-          <w:szCs w:val="28"/>
-        </w:rPr>
-        <w:t>【</w:t>
-      </w:r>
-      <w:r>
-        <w:rPr>
-          <w:rFonts w:ascii="宋体" w:eastAsia="宋体" w:hAnsi="宋体" w:hint="eastAsia"/>
-          <w:sz w:val="24"/>
-          <w:szCs w:val="28"/>
-        </w:rPr>
-        <w:t>全局描述符表（GDT）</w:t>
-      </w:r>
-      <w:r>
-        <w:rPr>
-          <w:rFonts w:ascii="宋体" w:eastAsia="宋体" w:hAnsi="宋体" w:hint="eastAsia"/>
-          <w:sz w:val="24"/>
-          <w:szCs w:val="28"/>
-        </w:rPr>
-        <w:t>】</w:t>
-      </w:r>
-      <w:r>
-        <w:rPr>
-          <w:rFonts w:ascii="宋体" w:eastAsia="宋体" w:hAnsi="宋体" w:hint="eastAsia"/>
-          <w:b/>
-          <w:bCs/>
-          <w:sz w:val="24"/>
-          <w:szCs w:val="28"/>
-        </w:rPr>
-        <w:t>GDT</w:t>
-      </w:r>
-      <w:r>
-        <w:rPr>
-          <w:rFonts w:ascii="宋体" w:eastAsia="宋体" w:hAnsi="宋体" w:hint="eastAsia"/>
-          <w:sz w:val="24"/>
-          <w:szCs w:val="28"/>
-        </w:rPr>
-        <w:t>是</w:t>
-      </w:r>
-      <w:r>
-        <w:rPr>
-          <w:rFonts w:ascii="宋体" w:eastAsia="宋体" w:hAnsi="宋体" w:hint="eastAsia"/>
-          <w:sz w:val="24"/>
-          <w:szCs w:val="28"/>
-        </w:rPr>
-        <w:t>x86架构</w:t>
-      </w:r>
-      <w:r>
-        <w:rPr>
-          <w:rFonts w:ascii="宋体" w:eastAsia="宋体" w:hAnsi="宋体" w:hint="eastAsia"/>
-          <w:sz w:val="24"/>
-          <w:szCs w:val="28"/>
-        </w:rPr>
-        <w:t>CPU在保护模式下的核心数据结构，由多个</w:t>
-      </w:r>
-      <w:r>
-        <w:rPr>
-          <w:rFonts w:ascii="宋体" w:eastAsia="宋体" w:hAnsi="宋体" w:hint="eastAsia"/>
-          <w:b/>
-          <w:bCs/>
-          <w:sz w:val="24"/>
-          <w:szCs w:val="28"/>
-        </w:rPr>
-        <w:t>段描述符</w:t>
-      </w:r>
-      <w:r>
-        <w:rPr>
-          <w:rFonts w:ascii="宋体" w:eastAsia="宋体" w:hAnsi="宋体" w:hint="eastAsia"/>
-          <w:sz w:val="24"/>
-          <w:szCs w:val="28"/>
-        </w:rPr>
-        <w:t>组成，用于定义内存段的基址、大小及访问权限。</w:t>
-      </w:r>
-      <w:r>
-        <w:rPr>
-          <w:rFonts w:ascii="宋体" w:eastAsia="宋体" w:hAnsi="宋体" w:hint="eastAsia"/>
-          <w:sz w:val="24"/>
-          <w:szCs w:val="28"/>
-        </w:rPr>
-        <w:t>早期CPU中，GDT结合段寄存器将</w:t>
-      </w:r>
-      <w:r>
-        <w:rPr>
-          <w:rFonts w:ascii="宋体" w:eastAsia="宋体" w:hAnsi="宋体" w:hint="eastAsia"/>
-          <w:sz w:val="24"/>
-          <w:szCs w:val="28"/>
-        </w:rPr>
-        <w:t>程序的逻辑地址转换为线性地址。在现代操作系统中，GDT</w:t>
-      </w:r>
-      <w:r>
-        <w:rPr>
-          <w:rFonts w:ascii="宋体" w:eastAsia="宋体" w:hAnsi="宋体" w:hint="eastAsia"/>
-          <w:sz w:val="24"/>
-          <w:szCs w:val="28"/>
-        </w:rPr>
-        <w:t>的</w:t>
-      </w:r>
-      <w:r>
-        <w:rPr>
-          <w:rFonts w:ascii="宋体" w:eastAsia="宋体" w:hAnsi="宋体" w:hint="eastAsia"/>
-          <w:sz w:val="24"/>
-          <w:szCs w:val="28"/>
-        </w:rPr>
-        <w:t>核心职责</w:t>
-      </w:r>
-      <w:r>
-        <w:rPr>
-          <w:rFonts w:ascii="宋体" w:eastAsia="宋体" w:hAnsi="宋体" w:hint="eastAsia"/>
-          <w:sz w:val="24"/>
-          <w:szCs w:val="28"/>
-        </w:rPr>
-        <w:t>变为</w:t>
-      </w:r>
-      <w:r>
-        <w:rPr>
-          <w:rFonts w:ascii="宋体" w:eastAsia="宋体" w:hAnsi="宋体" w:hint="eastAsia"/>
-          <w:sz w:val="24"/>
-          <w:szCs w:val="28"/>
-        </w:rPr>
-        <w:t>提供硬件级的特权级控制（如区分内核态Ring 0与用户态Ring 3），在底层保障操作系统的安全，防止越权访问。</w:t>
-      </w:r>
-    </w:p>
-    <w:p>
-      <w:pPr>
-        <w:ind w:firstLine="420"/>
-        <w:jc w:val="both"/>
-        <w:rPr>
-          <w:rFonts w:ascii="宋体" w:eastAsia="宋体" w:hAnsi="宋体" w:hint="eastAsia"/>
-          <w:sz w:val="24"/>
-          <w:szCs w:val="28"/>
-        </w:rPr>
-      </w:pPr>
-      <w:r>
-        <w:rPr>
-          <w:rFonts w:ascii="宋体" w:eastAsia="宋体" w:hAnsi="宋体" w:hint="eastAsia"/>
-          <w:sz w:val="24"/>
-          <w:szCs w:val="28"/>
-        </w:rPr>
-        <w:t>【</w:t>
-      </w:r>
-      <w:r>
-        <w:rPr>
-          <w:rFonts w:ascii="宋体" w:eastAsia="宋体" w:hAnsi="宋体" w:hint="eastAsia"/>
-          <w:sz w:val="24"/>
-          <w:szCs w:val="28"/>
-        </w:rPr>
-        <w:t>分页机制（Paging）</w:t>
-      </w:r>
-      <w:r>
-        <w:rPr>
-          <w:rFonts w:ascii="宋体" w:eastAsia="宋体" w:hAnsi="宋体" w:hint="eastAsia"/>
-          <w:sz w:val="24"/>
-          <w:szCs w:val="28"/>
-        </w:rPr>
-        <w:t>】</w:t>
-      </w:r>
-      <w:r>
-        <w:rPr>
-          <w:rFonts w:ascii="宋体" w:eastAsia="宋体" w:hAnsi="宋体" w:hint="eastAsia"/>
-          <w:b/>
-          <w:bCs/>
-          <w:sz w:val="24"/>
-          <w:szCs w:val="28"/>
-        </w:rPr>
-        <w:t>分页机制</w:t>
-      </w:r>
+        <w:t>页机制</w:t>
+      </w:r>
+      <w:proofErr w:type="gramEnd"/>
       <w:r>
         <w:rPr>
           <w:rFonts w:ascii="宋体" w:eastAsia="宋体" w:hAnsi="宋体" w:hint="eastAsia"/>
@@ -2913,8 +3897,18 @@
           <w:sz w:val="24"/>
           <w:szCs w:val="28"/>
         </w:rPr>
-        <w:t>分页机制</w:t>
-      </w:r>
+        <w:t>分</w:t>
+      </w:r>
+      <w:proofErr w:type="gramStart"/>
+      <w:r>
+        <w:rPr>
+          <w:rFonts w:ascii="宋体" w:eastAsia="宋体" w:hAnsi="宋体" w:hint="eastAsia"/>
+          <w:sz w:val="24"/>
+          <w:szCs w:val="28"/>
+        </w:rPr>
+        <w:t>页机制</w:t>
+      </w:r>
+      <w:proofErr w:type="gramEnd"/>
       <w:r>
         <w:rPr>
           <w:rFonts w:ascii="宋体" w:eastAsia="宋体" w:hAnsi="宋体" w:hint="eastAsia"/>
@@ -2937,7 +3931,25 @@
           <w:sz w:val="24"/>
           <w:szCs w:val="28"/>
         </w:rPr>
-        <w:t>通过映射不同的物理页框确保了进程间的严格隔离，有效防止了内存数据的相互篡改，并支持</w:t>
+        <w:t>通过映射不同的物理页</w:t>
+      </w:r>
+      <w:proofErr w:type="gramStart"/>
+      <w:r>
+        <w:rPr>
+          <w:rFonts w:ascii="宋体" w:eastAsia="宋体" w:hAnsi="宋体" w:hint="eastAsia"/>
+          <w:sz w:val="24"/>
+          <w:szCs w:val="28"/>
+        </w:rPr>
+        <w:t>框确保</w:t>
+      </w:r>
+      <w:proofErr w:type="gramEnd"/>
+      <w:r>
+        <w:rPr>
+          <w:rFonts w:ascii="宋体" w:eastAsia="宋体" w:hAnsi="宋体" w:hint="eastAsia"/>
+          <w:sz w:val="24"/>
+          <w:szCs w:val="28"/>
+        </w:rPr>
+        <w:t>了进程间的严格隔离，有效防止了内存数据的相互篡改，并支持</w:t>
       </w:r>
       <w:r>
         <w:rPr>
@@ -3517,7 +4529,7 @@
         <w:ind w:firstLine="420"/>
         <w:jc w:val="both"/>
         <w:rPr>
-          <w:rFonts w:ascii="宋体" w:eastAsia="宋体" w:hAnsi="宋体"/>
+          <w:rFonts w:ascii="宋体" w:eastAsia="宋体" w:hAnsi="宋体" w:hint="eastAsia"/>
           <w:sz w:val="24"/>
           <w:szCs w:val="28"/>
         </w:rPr>
@@ -3611,8 +4623,54 @@
           <w:sz w:val="24"/>
           <w:szCs w:val="28"/>
         </w:rPr>
-        <w:t>ARMv8通过硬件逻辑，将CPU划分为安全世界/非安全世界这两个并行的执行环境。安全世界中运行受信任的执行环境，处理安全敏感的任务（如身份验证）；非安全世界</w:t>
-      </w:r>
+        <w:t>ARMv8通过硬件逻辑，将CPU划分为</w:t>
+      </w:r>
+      <w:proofErr w:type="gramStart"/>
+      <w:r>
+        <w:rPr>
+          <w:rFonts w:ascii="宋体" w:eastAsia="宋体" w:hAnsi="宋体" w:hint="eastAsia"/>
+          <w:sz w:val="24"/>
+          <w:szCs w:val="28"/>
+        </w:rPr>
+        <w:t>安全世界/非安全世界</w:t>
+      </w:r>
+      <w:proofErr w:type="gramEnd"/>
+      <w:r>
+        <w:rPr>
+          <w:rFonts w:ascii="宋体" w:eastAsia="宋体" w:hAnsi="宋体" w:hint="eastAsia"/>
+          <w:sz w:val="24"/>
+          <w:szCs w:val="28"/>
+        </w:rPr>
+        <w:t>这两个并行的执行环境。</w:t>
+      </w:r>
+      <w:proofErr w:type="gramStart"/>
+      <w:r>
+        <w:rPr>
+          <w:rFonts w:ascii="宋体" w:eastAsia="宋体" w:hAnsi="宋体" w:hint="eastAsia"/>
+          <w:sz w:val="24"/>
+          <w:szCs w:val="28"/>
+        </w:rPr>
+        <w:t>安全世界</w:t>
+      </w:r>
+      <w:proofErr w:type="gramEnd"/>
+      <w:r>
+        <w:rPr>
+          <w:rFonts w:ascii="宋体" w:eastAsia="宋体" w:hAnsi="宋体" w:hint="eastAsia"/>
+          <w:sz w:val="24"/>
+          <w:szCs w:val="28"/>
+        </w:rPr>
+        <w:t>中运行受信任的执行环境，处理安全敏感的任务（如身份验证）；</w:t>
+      </w:r>
+      <w:proofErr w:type="gramStart"/>
+      <w:r>
+        <w:rPr>
+          <w:rFonts w:ascii="宋体" w:eastAsia="宋体" w:hAnsi="宋体" w:hint="eastAsia"/>
+          <w:sz w:val="24"/>
+          <w:szCs w:val="28"/>
+        </w:rPr>
+        <w:t>非安全世界</w:t>
+      </w:r>
+      <w:proofErr w:type="gramEnd"/>
       <w:r>
         <w:rPr>
           <w:rFonts w:ascii="宋体" w:eastAsia="宋体" w:hAnsi="宋体" w:hint="eastAsia"/>
@@ -3635,7 +4693,25 @@
           <w:sz w:val="24"/>
           <w:szCs w:val="28"/>
         </w:rPr>
-        <w:t>及其应用程序，无法直接访问安全世界的资源。</w:t>
+        <w:t>及其应用程序，无法直接访问</w:t>
+      </w:r>
+      <w:proofErr w:type="gramStart"/>
+      <w:r>
+        <w:rPr>
+          <w:rFonts w:ascii="宋体" w:eastAsia="宋体" w:hAnsi="宋体" w:hint="eastAsia"/>
+          <w:sz w:val="24"/>
+          <w:szCs w:val="28"/>
+        </w:rPr>
+        <w:t>安全世界</w:t>
+      </w:r>
+      <w:proofErr w:type="gramEnd"/>
+      <w:r>
+        <w:rPr>
+          <w:rFonts w:ascii="宋体" w:eastAsia="宋体" w:hAnsi="宋体" w:hint="eastAsia"/>
+          <w:sz w:val="24"/>
+          <w:szCs w:val="28"/>
+        </w:rPr>
+        <w:t>的资源。</w:t>
       </w:r>
     </w:p>
     <w:p>
@@ -4369,7 +5445,25 @@
           <w:sz w:val="24"/>
           <w:szCs w:val="28"/>
         </w:rPr>
-        <w:t>在字符串和内存块移动操作中，指向源数据的地址</w:t>
+        <w:t>在字符串和内存块移动操作中，指向</w:t>
+      </w:r>
+      <w:proofErr w:type="gramStart"/>
+      <w:r>
+        <w:rPr>
+          <w:rFonts w:ascii="宋体" w:eastAsia="宋体" w:hAnsi="宋体" w:hint="eastAsia"/>
+          <w:sz w:val="24"/>
+          <w:szCs w:val="28"/>
+        </w:rPr>
+        <w:t>源数据</w:t>
+      </w:r>
+      <w:proofErr w:type="gramEnd"/>
+      <w:r>
+        <w:rPr>
+          <w:rFonts w:ascii="宋体" w:eastAsia="宋体" w:hAnsi="宋体" w:hint="eastAsia"/>
+          <w:sz w:val="24"/>
+          <w:szCs w:val="28"/>
+        </w:rPr>
+        <w:t>的地址</w:t>
       </w:r>
       <w:r>
         <w:rPr>
@@ -4437,7 +5531,25 @@
           <w:sz w:val="24"/>
           <w:szCs w:val="28"/>
         </w:rPr>
-        <w:t>指向当前函数栈帧的底部</w:t>
+        <w:t>指向当前函数</w:t>
+      </w:r>
+      <w:proofErr w:type="gramStart"/>
+      <w:r>
+        <w:rPr>
+          <w:rFonts w:ascii="宋体" w:eastAsia="宋体" w:hAnsi="宋体" w:hint="eastAsia"/>
+          <w:sz w:val="24"/>
+          <w:szCs w:val="28"/>
+        </w:rPr>
+        <w:t>栈</w:t>
+      </w:r>
+      <w:proofErr w:type="gramEnd"/>
+      <w:r>
+        <w:rPr>
+          <w:rFonts w:ascii="宋体" w:eastAsia="宋体" w:hAnsi="宋体" w:hint="eastAsia"/>
+          <w:sz w:val="24"/>
+          <w:szCs w:val="28"/>
+        </w:rPr>
+        <w:t>帧的底部</w:t>
       </w:r>
       <w:r>
         <w:rPr>
@@ -4471,7 +5583,43 @@
           <w:sz w:val="24"/>
           <w:szCs w:val="28"/>
         </w:rPr>
-        <w:t>指向当前调用栈的栈顶</w:t>
+        <w:t>指向当前调用</w:t>
+      </w:r>
+      <w:proofErr w:type="gramStart"/>
+      <w:r>
+        <w:rPr>
+          <w:rFonts w:ascii="宋体" w:eastAsia="宋体" w:hAnsi="宋体" w:hint="eastAsia"/>
+          <w:sz w:val="24"/>
+          <w:szCs w:val="28"/>
+        </w:rPr>
+        <w:t>栈</w:t>
+      </w:r>
+      <w:proofErr w:type="gramEnd"/>
+      <w:r>
+        <w:rPr>
+          <w:rFonts w:ascii="宋体" w:eastAsia="宋体" w:hAnsi="宋体" w:hint="eastAsia"/>
+          <w:sz w:val="24"/>
+          <w:szCs w:val="28"/>
+        </w:rPr>
+        <w:t>的</w:t>
+      </w:r>
+      <w:proofErr w:type="gramStart"/>
+      <w:r>
+        <w:rPr>
+          <w:rFonts w:ascii="宋体" w:eastAsia="宋体" w:hAnsi="宋体" w:hint="eastAsia"/>
+          <w:sz w:val="24"/>
+          <w:szCs w:val="28"/>
+        </w:rPr>
+        <w:t>栈</w:t>
+      </w:r>
+      <w:proofErr w:type="gramEnd"/>
+      <w:r>
+        <w:rPr>
+          <w:rFonts w:ascii="宋体" w:eastAsia="宋体" w:hAnsi="宋体" w:hint="eastAsia"/>
+          <w:sz w:val="24"/>
+          <w:szCs w:val="28"/>
+        </w:rPr>
+        <w:t>顶</w:t>
       </w:r>
       <w:r>
         <w:rPr>
@@ -4517,7 +5665,25 @@
           <w:sz w:val="24"/>
           <w:szCs w:val="28"/>
         </w:rPr>
-        <w:t>结合偏移量用于计算物理地址</w:t>
+        <w:t>结合偏移</w:t>
+      </w:r>
+      <w:proofErr w:type="gramStart"/>
+      <w:r>
+        <w:rPr>
+          <w:rFonts w:ascii="宋体" w:eastAsia="宋体" w:hAnsi="宋体" w:hint="eastAsia"/>
+          <w:sz w:val="24"/>
+          <w:szCs w:val="28"/>
+        </w:rPr>
+        <w:t>量用于</w:t>
+      </w:r>
+      <w:proofErr w:type="gramEnd"/>
+      <w:r>
+        <w:rPr>
+          <w:rFonts w:ascii="宋体" w:eastAsia="宋体" w:hAnsi="宋体" w:hint="eastAsia"/>
+          <w:sz w:val="24"/>
+          <w:szCs w:val="28"/>
+        </w:rPr>
+        <w:t>计算物理地址</w:t>
       </w:r>
       <w:r>
         <w:rPr>
@@ -4611,7 +5777,25 @@
           <w:sz w:val="24"/>
           <w:szCs w:val="28"/>
         </w:rPr>
-        <w:t>（栈段，与EBP、ESP配合使用），</w:t>
+        <w:t>（</w:t>
+      </w:r>
+      <w:proofErr w:type="gramStart"/>
+      <w:r>
+        <w:rPr>
+          <w:rFonts w:ascii="宋体" w:eastAsia="宋体" w:hAnsi="宋体" w:hint="eastAsia"/>
+          <w:sz w:val="24"/>
+          <w:szCs w:val="28"/>
+        </w:rPr>
+        <w:t>栈</w:t>
+      </w:r>
+      <w:proofErr w:type="gramEnd"/>
+      <w:r>
+        <w:rPr>
+          <w:rFonts w:ascii="宋体" w:eastAsia="宋体" w:hAnsi="宋体" w:hint="eastAsia"/>
+          <w:sz w:val="24"/>
+          <w:szCs w:val="28"/>
+        </w:rPr>
+        <w:t>段，与EBP、ESP配合使用），</w:t>
       </w:r>
       <w:r>
         <w:rPr>
@@ -5202,7 +6386,25 @@
           <w:sz w:val="24"/>
           <w:szCs w:val="28"/>
         </w:rPr>
-        <w:t>，其中X0-X7通常用于传递函数参数和返回值，X29作为帧指针</w:t>
+        <w:t>，其中X0-X7通常用于传递函数参数和返回值，X29作为</w:t>
+      </w:r>
+      <w:proofErr w:type="gramStart"/>
+      <w:r>
+        <w:rPr>
+          <w:rFonts w:ascii="宋体" w:eastAsia="宋体" w:hAnsi="宋体" w:hint="eastAsia"/>
+          <w:sz w:val="24"/>
+          <w:szCs w:val="28"/>
+        </w:rPr>
+        <w:t>帧</w:t>
+      </w:r>
+      <w:proofErr w:type="gramEnd"/>
+      <w:r>
+        <w:rPr>
+          <w:rFonts w:ascii="宋体" w:eastAsia="宋体" w:hAnsi="宋体" w:hint="eastAsia"/>
+          <w:sz w:val="24"/>
+          <w:szCs w:val="28"/>
+        </w:rPr>
+        <w:t>指针</w:t>
       </w:r>
       <w:r>
         <w:rPr>
@@ -5218,7 +6420,25 @@
           <w:sz w:val="24"/>
           <w:szCs w:val="28"/>
         </w:rPr>
-        <w:t>追踪栈帧</w:t>
+        <w:t>追踪</w:t>
+      </w:r>
+      <w:proofErr w:type="gramStart"/>
+      <w:r>
+        <w:rPr>
+          <w:rFonts w:ascii="宋体" w:eastAsia="宋体" w:hAnsi="宋体" w:hint="eastAsia"/>
+          <w:sz w:val="24"/>
+          <w:szCs w:val="28"/>
+        </w:rPr>
+        <w:t>栈</w:t>
+      </w:r>
+      <w:proofErr w:type="gramEnd"/>
+      <w:r>
+        <w:rPr>
+          <w:rFonts w:ascii="宋体" w:eastAsia="宋体" w:hAnsi="宋体" w:hint="eastAsia"/>
+          <w:sz w:val="24"/>
+          <w:szCs w:val="28"/>
+        </w:rPr>
+        <w:t>帧</w:t>
       </w:r>
       <w:r>
         <w:rPr>
@@ -5530,7 +6750,115 @@
           <w:sz w:val="24"/>
           <w:szCs w:val="28"/>
         </w:rPr>
-        <w:t>x0(zero)作为零寄存器，x1(ra)存储子程序返回地址，x2(sp)存放栈指针（指向当前栈顶），x3(gp)作为全局指针指向静态数据区，x4(tp)作为线程指针指向线程本地存储，x5-x7(t0-t2)、x28-x31(t3-t6)作为临时寄存器，x8(s0/fp)保存寄存器或帧指针，x9(s1)保存寄存器，x10-x11(a0-a1)存储函数参数或返回值，x12-x17(a2-a7)存储函数参数，x18-x27(s2-s11)保存寄存器</w:t>
+        <w:t>x0(zero)作为零寄存器，x1(</w:t>
+      </w:r>
+      <w:proofErr w:type="spellStart"/>
+      <w:r>
+        <w:rPr>
+          <w:rFonts w:ascii="宋体" w:eastAsia="宋体" w:hAnsi="宋体" w:hint="eastAsia"/>
+          <w:sz w:val="24"/>
+          <w:szCs w:val="28"/>
+        </w:rPr>
+        <w:t>ra</w:t>
+      </w:r>
+      <w:proofErr w:type="spellEnd"/>
+      <w:r>
+        <w:rPr>
+          <w:rFonts w:ascii="宋体" w:eastAsia="宋体" w:hAnsi="宋体" w:hint="eastAsia"/>
+          <w:sz w:val="24"/>
+          <w:szCs w:val="28"/>
+        </w:rPr>
+        <w:t>)存储子程序返回地址，x2(</w:t>
+      </w:r>
+      <w:proofErr w:type="spellStart"/>
+      <w:r>
+        <w:rPr>
+          <w:rFonts w:ascii="宋体" w:eastAsia="宋体" w:hAnsi="宋体" w:hint="eastAsia"/>
+          <w:sz w:val="24"/>
+          <w:szCs w:val="28"/>
+        </w:rPr>
+        <w:t>sp</w:t>
+      </w:r>
+      <w:proofErr w:type="spellEnd"/>
+      <w:r>
+        <w:rPr>
+          <w:rFonts w:ascii="宋体" w:eastAsia="宋体" w:hAnsi="宋体" w:hint="eastAsia"/>
+          <w:sz w:val="24"/>
+          <w:szCs w:val="28"/>
+        </w:rPr>
+        <w:t>)存放栈指针（指向当前</w:t>
+      </w:r>
+      <w:proofErr w:type="gramStart"/>
+      <w:r>
+        <w:rPr>
+          <w:rFonts w:ascii="宋体" w:eastAsia="宋体" w:hAnsi="宋体" w:hint="eastAsia"/>
+          <w:sz w:val="24"/>
+          <w:szCs w:val="28"/>
+        </w:rPr>
+        <w:t>栈</w:t>
+      </w:r>
+      <w:proofErr w:type="gramEnd"/>
+      <w:r>
+        <w:rPr>
+          <w:rFonts w:ascii="宋体" w:eastAsia="宋体" w:hAnsi="宋体" w:hint="eastAsia"/>
+          <w:sz w:val="24"/>
+          <w:szCs w:val="28"/>
+        </w:rPr>
+        <w:t>顶），x3(</w:t>
+      </w:r>
+      <w:proofErr w:type="spellStart"/>
+      <w:r>
+        <w:rPr>
+          <w:rFonts w:ascii="宋体" w:eastAsia="宋体" w:hAnsi="宋体" w:hint="eastAsia"/>
+          <w:sz w:val="24"/>
+          <w:szCs w:val="28"/>
+        </w:rPr>
+        <w:t>gp</w:t>
+      </w:r>
+      <w:proofErr w:type="spellEnd"/>
+      <w:r>
+        <w:rPr>
+          <w:rFonts w:ascii="宋体" w:eastAsia="宋体" w:hAnsi="宋体" w:hint="eastAsia"/>
+          <w:sz w:val="24"/>
+          <w:szCs w:val="28"/>
+        </w:rPr>
+        <w:t>)作为全局指针指向静态数据区，x4(</w:t>
+      </w:r>
+      <w:proofErr w:type="spellStart"/>
+      <w:r>
+        <w:rPr>
+          <w:rFonts w:ascii="宋体" w:eastAsia="宋体" w:hAnsi="宋体" w:hint="eastAsia"/>
+          <w:sz w:val="24"/>
+          <w:szCs w:val="28"/>
+        </w:rPr>
+        <w:t>tp</w:t>
+      </w:r>
+      <w:proofErr w:type="spellEnd"/>
+      <w:r>
+        <w:rPr>
+          <w:rFonts w:ascii="宋体" w:eastAsia="宋体" w:hAnsi="宋体" w:hint="eastAsia"/>
+          <w:sz w:val="24"/>
+          <w:szCs w:val="28"/>
+        </w:rPr>
+        <w:t>)作为线程指针指向线程本地存储，x5-x7(t0-t2)、x28-x31(t3-t6)作为临时寄存器，x8(s0/</w:t>
+      </w:r>
+      <w:proofErr w:type="spellStart"/>
+      <w:r>
+        <w:rPr>
+          <w:rFonts w:ascii="宋体" w:eastAsia="宋体" w:hAnsi="宋体" w:hint="eastAsia"/>
+          <w:sz w:val="24"/>
+          <w:szCs w:val="28"/>
+        </w:rPr>
+        <w:t>fp</w:t>
+      </w:r>
+      <w:proofErr w:type="spellEnd"/>
+      <w:r>
+        <w:rPr>
+          <w:rFonts w:ascii="宋体" w:eastAsia="宋体" w:hAnsi="宋体" w:hint="eastAsia"/>
+          <w:sz w:val="24"/>
+          <w:szCs w:val="28"/>
+        </w:rPr>
+        <w:t>)保存寄存器或帧指针，x9(s1)保存寄存器，x10-x11(a0-a1)存储函数参数或返回值，x12-x17(a2-a7)存储函数参数，x18-x27(s2-s11)保存寄存器</w:t>
       </w:r>
       <w:r>
         <w:rPr>
@@ -5666,6 +6994,7 @@
         </w:rPr>
         <w:t>）以及</w:t>
       </w:r>
+      <w:proofErr w:type="spellStart"/>
       <w:r>
         <w:rPr>
           <w:rFonts w:ascii="宋体" w:eastAsia="宋体" w:hAnsi="宋体" w:hint="eastAsia"/>
@@ -5676,6 +7005,7 @@
         </w:rPr>
         <w:t>fcsr</w:t>
       </w:r>
+      <w:proofErr w:type="spellEnd"/>
       <w:r>
         <w:rPr>
           <w:rFonts w:ascii="宋体" w:eastAsia="宋体" w:hAnsi="宋体" w:hint="eastAsia"/>
@@ -5728,16 +7058,16 @@
           <w:noProof/>
         </w:rPr>
         <w:drawing>
-          <wp:anchor distT="0" distB="0" distL="114300" distR="114300" simplePos="0" relativeHeight="251664384" behindDoc="0" locked="0" layoutInCell="1" allowOverlap="1" wp14:anchorId="3D097591" wp14:editId="286E33DE">
+          <wp:anchor distT="0" distB="0" distL="114300" distR="114300" simplePos="0" relativeHeight="251664384" behindDoc="0" locked="0" layoutInCell="1" allowOverlap="1" wp14:anchorId="3D097591" wp14:editId="2E8A408E">
             <wp:simplePos x="0" y="0"/>
             <wp:positionH relativeFrom="margin">
               <wp:align>right</wp:align>
             </wp:positionH>
             <wp:positionV relativeFrom="paragraph">
-              <wp:posOffset>13611</wp:posOffset>
+              <wp:posOffset>23191</wp:posOffset>
             </wp:positionV>
-            <wp:extent cx="3502660" cy="3517900"/>
-            <wp:effectExtent l="0" t="0" r="2540" b="6350"/>
+            <wp:extent cx="3324860" cy="3339465"/>
+            <wp:effectExtent l="0" t="0" r="8890" b="0"/>
             <wp:wrapSquare wrapText="bothSides"/>
             <wp:docPr id="1975579724" name="图片 1" descr="DDR4 Initialize PowerUP"/>
             <wp:cNvGraphicFramePr>
@@ -5768,7 +7098,7 @@
                   <pic:spPr bwMode="auto">
                     <a:xfrm>
                       <a:off x="0" y="0"/>
-                      <a:ext cx="3502660" cy="3517900"/>
+                      <a:ext cx="3324860" cy="3339465"/>
                     </a:xfrm>
                     <a:prstGeom prst="rect">
                       <a:avLst/>
@@ -5781,6 +7111,12 @@
                 </pic:pic>
               </a:graphicData>
             </a:graphic>
+            <wp14:sizeRelH relativeFrom="margin">
+              <wp14:pctWidth>0</wp14:pctWidth>
+            </wp14:sizeRelH>
+            <wp14:sizeRelV relativeFrom="margin">
+              <wp14:pctHeight>0</wp14:pctHeight>
+            </wp14:sizeRelV>
           </wp:anchor>
         </w:drawing>
       </w:r>
@@ -5799,7 +7135,7 @@
         <w:ind w:left="880" w:firstLine="380"/>
         <w:jc w:val="both"/>
         <w:rPr>
-          <w:rFonts w:ascii="宋体" w:eastAsia="宋体" w:hAnsi="宋体"/>
+          <w:rFonts w:ascii="宋体" w:eastAsia="宋体" w:hAnsi="宋体" w:hint="eastAsia"/>
           <w:sz w:val="24"/>
           <w:szCs w:val="28"/>
         </w:rPr>
@@ -5900,7 +7236,25 @@
           <w:sz w:val="24"/>
           <w:szCs w:val="28"/>
         </w:rPr>
-        <w:t>数据选通信号DQS的延迟，使其与时钟信号CK在每一颗DRAM颗粒的接收端严格对齐</w:t>
+        <w:t>数据选通信号DQS的延迟，使其与时钟信号CK在每一颗DRAM颗粒的接收</w:t>
+      </w:r>
+      <w:proofErr w:type="gramStart"/>
+      <w:r>
+        <w:rPr>
+          <w:rFonts w:ascii="宋体" w:eastAsia="宋体" w:hAnsi="宋体" w:hint="eastAsia"/>
+          <w:sz w:val="24"/>
+          <w:szCs w:val="28"/>
+        </w:rPr>
+        <w:t>端严格</w:t>
+      </w:r>
+      <w:proofErr w:type="gramEnd"/>
+      <w:r>
+        <w:rPr>
+          <w:rFonts w:ascii="宋体" w:eastAsia="宋体" w:hAnsi="宋体" w:hint="eastAsia"/>
+          <w:sz w:val="24"/>
+          <w:szCs w:val="28"/>
+        </w:rPr>
+        <w:t>对齐</w:t>
       </w:r>
       <w:r>
         <w:rPr>
@@ -5918,6 +7272,7 @@
         </w:rPr>
         <w:t>、</w:t>
       </w:r>
+      <w:proofErr w:type="spellStart"/>
       <w:r>
         <w:rPr>
           <w:rFonts w:ascii="宋体" w:eastAsia="宋体" w:hAnsi="宋体" w:hint="eastAsia"/>
@@ -5926,7 +7281,18 @@
           <w:sz w:val="24"/>
           <w:szCs w:val="28"/>
         </w:rPr>
-        <w:t>VrefDQ校准</w:t>
+        <w:t>VrefDQ</w:t>
+      </w:r>
+      <w:proofErr w:type="spellEnd"/>
+      <w:r>
+        <w:rPr>
+          <w:rFonts w:ascii="宋体" w:eastAsia="宋体" w:hAnsi="宋体" w:hint="eastAsia"/>
+          <w:b/>
+          <w:bCs/>
+          <w:sz w:val="24"/>
+          <w:szCs w:val="28"/>
+        </w:rPr>
+        <w:t>校准</w:t>
       </w:r>
       <w:r>
         <w:rPr>
@@ -5995,7 +7361,7 @@
           <w:numId w:val="1"/>
         </w:numPr>
         <w:rPr>
-          <w:rFonts w:ascii="宋体" w:eastAsia="宋体" w:hAnsi="宋体"/>
+          <w:rFonts w:ascii="宋体" w:eastAsia="宋体" w:hAnsi="宋体" w:hint="eastAsia"/>
           <w:sz w:val="24"/>
           <w:szCs w:val="28"/>
         </w:rPr>
@@ -6165,7 +7531,25 @@
           <w:sz w:val="24"/>
           <w:szCs w:val="28"/>
         </w:rPr>
-        <w:t>相比ARMv7，移除了绝大部分指令的条件执行后缀支持（避免在现代的深度流水线CPU中带来严重的预测压力），仅保留少数专用条件指令；引入了清晰的异常级别模型，将异常级别分为EL0（用户应用程序）、EL1（操作系统内核）、EL2（虚拟化监控程序）、EL3（安全监视器）</w:t>
+        <w:t>相比ARMv7，</w:t>
+      </w:r>
+      <w:proofErr w:type="gramStart"/>
+      <w:r>
+        <w:rPr>
+          <w:rFonts w:ascii="宋体" w:eastAsia="宋体" w:hAnsi="宋体" w:hint="eastAsia"/>
+          <w:sz w:val="24"/>
+          <w:szCs w:val="28"/>
+        </w:rPr>
+        <w:t>移除了</w:t>
+      </w:r>
+      <w:proofErr w:type="gramEnd"/>
+      <w:r>
+        <w:rPr>
+          <w:rFonts w:ascii="宋体" w:eastAsia="宋体" w:hAnsi="宋体" w:hint="eastAsia"/>
+          <w:sz w:val="24"/>
+          <w:szCs w:val="28"/>
+        </w:rPr>
+        <w:t>绝大部分指令的条件执行后缀支持（避免在现代的深度流水线CPU中带来严重的预测压力），仅保留少数专用条件指令；引入了清晰的异常级别模型，将异常级别分为EL0（用户应用程序）、EL1（操作系统内核）、EL2（虚拟化监控程序）、EL3（安全监视器）</w:t>
       </w:r>
       <w:r>
         <w:rPr>
@@ -6361,8 +7745,18 @@
           <w:sz w:val="24"/>
           <w:szCs w:val="28"/>
         </w:rPr>
-        <w:t>高度依赖BootROM</w:t>
-      </w:r>
+        <w:t>高度依赖</w:t>
+      </w:r>
+      <w:proofErr w:type="spellStart"/>
+      <w:r>
+        <w:rPr>
+          <w:rFonts w:ascii="宋体" w:eastAsia="宋体" w:hAnsi="宋体" w:hint="eastAsia"/>
+          <w:sz w:val="24"/>
+          <w:szCs w:val="28"/>
+        </w:rPr>
+        <w:t>BootROM</w:t>
+      </w:r>
+      <w:proofErr w:type="spellEnd"/>
       <w:r>
         <w:rPr>
           <w:rFonts w:ascii="宋体" w:eastAsia="宋体" w:hAnsi="宋体" w:hint="eastAsia"/>
@@ -6444,7 +7838,25 @@
           <w:sz w:val="18"/>
           <w:szCs w:val="20"/>
         </w:rPr>
-        <w:t>[1]袁茜茜.探究计算机的启动过程[J].微型机与应用,2016,35(03):38-40.DOI:10.19358/j.issn.1674-7720.2016.03.013.</w:t>
+        <w:t>[1]袁茜茜.探究计算机的启动过程[J].微型机与应用,2016,35(03):</w:t>
+      </w:r>
+      <w:proofErr w:type="gramStart"/>
+      <w:r>
+        <w:rPr>
+          <w:rFonts w:ascii="宋体" w:eastAsia="宋体" w:hAnsi="宋体" w:hint="eastAsia"/>
+          <w:sz w:val="18"/>
+          <w:szCs w:val="20"/>
+        </w:rPr>
+        <w:t>38-40.DOI:10.19358/j.issn</w:t>
+      </w:r>
+      <w:proofErr w:type="gramEnd"/>
+      <w:r>
+        <w:rPr>
+          <w:rFonts w:ascii="宋体" w:eastAsia="宋体" w:hAnsi="宋体" w:hint="eastAsia"/>
+          <w:sz w:val="18"/>
+          <w:szCs w:val="20"/>
+        </w:rPr>
+        <w:t>.1674-7720.2016.03.013.</w:t>
       </w:r>
     </w:p>
     <w:p>
@@ -6628,6 +8040,7 @@
         </w:rPr>
         <w:t>[</w:t>
       </w:r>
+      <w:proofErr w:type="gramStart"/>
       <w:r>
         <w:rPr>
           <w:rFonts w:ascii="宋体" w:eastAsia="宋体" w:hAnsi="宋体" w:hint="eastAsia"/>
@@ -6642,7 +8055,16 @@
           <w:sz w:val="18"/>
           <w:szCs w:val="20"/>
         </w:rPr>
-        <w:t>]Trusted Firmware-A Documentation:</w:t>
+        <w:t>]Trusted</w:t>
+      </w:r>
+      <w:proofErr w:type="gramEnd"/>
+      <w:r>
+        <w:rPr>
+          <w:rFonts w:ascii="宋体" w:eastAsia="宋体" w:hAnsi="宋体" w:hint="eastAsia"/>
+          <w:sz w:val="18"/>
+          <w:szCs w:val="20"/>
+        </w:rPr>
+        <w:t xml:space="preserve"> Firmware-A Documentation:</w:t>
       </w:r>
       <w:r>
         <w:rPr>
@@ -6708,43 +8130,7 @@
             <w:sz w:val="18"/>
             <w:szCs w:val="20"/>
           </w:rPr>
-          <w:t>https://bl</w:t>
-        </w:r>
-        <w:r>
-          <w:rPr>
-            <w:rStyle w:val="af2"/>
-            <w:rFonts w:ascii="宋体" w:eastAsia="宋体" w:hAnsi="宋体" w:hint="eastAsia"/>
-            <w:sz w:val="18"/>
-            <w:szCs w:val="20"/>
-          </w:rPr>
-          <w:t>o</w:t>
-        </w:r>
-        <w:r>
-          <w:rPr>
-            <w:rStyle w:val="af2"/>
-            <w:rFonts w:ascii="宋体" w:eastAsia="宋体" w:hAnsi="宋体" w:hint="eastAsia"/>
-            <w:sz w:val="18"/>
-            <w:szCs w:val="20"/>
-          </w:rPr>
-          <w:t>g.csdn.net/uoscn/articl</w:t>
-        </w:r>
-        <w:r>
-          <w:rPr>
-            <w:rStyle w:val="af2"/>
-            <w:rFonts w:ascii="宋体" w:eastAsia="宋体" w:hAnsi="宋体" w:hint="eastAsia"/>
-            <w:sz w:val="18"/>
-            <w:szCs w:val="20"/>
-          </w:rPr>
-          <w:t>e</w:t>
-        </w:r>
-        <w:r>
-          <w:rPr>
-            <w:rStyle w:val="af2"/>
-            <w:rFonts w:ascii="宋体" w:eastAsia="宋体" w:hAnsi="宋体" w:hint="eastAsia"/>
-            <w:sz w:val="18"/>
-            <w:szCs w:val="20"/>
-          </w:rPr>
-          <w:t>/details/147169514</w:t>
+          <w:t>https://blog.csdn.net/uoscn/article/details/147169514</w:t>
         </w:r>
       </w:hyperlink>
     </w:p>
@@ -6778,7 +8164,25 @@
           <w:sz w:val="18"/>
           <w:szCs w:val="20"/>
         </w:rPr>
-        <w:t>]RISC-V CPU加电执行流程:</w:t>
+        <w:t>]RISC-V CPU加</w:t>
+      </w:r>
+      <w:proofErr w:type="gramStart"/>
+      <w:r>
+        <w:rPr>
+          <w:rFonts w:ascii="宋体" w:eastAsia="宋体" w:hAnsi="宋体" w:hint="eastAsia"/>
+          <w:sz w:val="18"/>
+          <w:szCs w:val="20"/>
+        </w:rPr>
+        <w:t>电执行</w:t>
+      </w:r>
+      <w:proofErr w:type="gramEnd"/>
+      <w:r>
+        <w:rPr>
+          <w:rFonts w:ascii="宋体" w:eastAsia="宋体" w:hAnsi="宋体" w:hint="eastAsia"/>
+          <w:sz w:val="18"/>
+          <w:szCs w:val="20"/>
+        </w:rPr>
+        <w:t>流程:</w:t>
       </w:r>
       <w:r>
         <w:rPr>
@@ -6830,7 +8234,25 @@
           <w:sz w:val="18"/>
           <w:szCs w:val="20"/>
         </w:rPr>
-        <w:t>]OpenSBI背景介绍/编译/启动，及其和Linux交互:</w:t>
+        <w:t>]</w:t>
+      </w:r>
+      <w:proofErr w:type="spellStart"/>
+      <w:r>
+        <w:rPr>
+          <w:rFonts w:ascii="宋体" w:eastAsia="宋体" w:hAnsi="宋体" w:hint="eastAsia"/>
+          <w:sz w:val="18"/>
+          <w:szCs w:val="20"/>
+        </w:rPr>
+        <w:t>OpenSBI</w:t>
+      </w:r>
+      <w:proofErr w:type="spellEnd"/>
+      <w:r>
+        <w:rPr>
+          <w:rFonts w:ascii="宋体" w:eastAsia="宋体" w:hAnsi="宋体" w:hint="eastAsia"/>
+          <w:sz w:val="18"/>
+          <w:szCs w:val="20"/>
+        </w:rPr>
+        <w:t>背景介绍/编译/启动，及其和Linux交互:</w:t>
       </w:r>
       <w:r>
         <w:rPr>
@@ -7295,7 +8717,7 @@
     <w:p>
       <w:pPr>
         <w:rPr>
-          <w:rFonts w:ascii="宋体" w:eastAsia="宋体" w:hAnsi="宋体"/>
+          <w:rFonts w:ascii="宋体" w:eastAsia="宋体" w:hAnsi="宋体" w:hint="eastAsia"/>
           <w:sz w:val="18"/>
           <w:szCs w:val="20"/>
         </w:rPr>
@@ -7353,7 +8775,7 @@
     <w:p>
       <w:pPr>
         <w:rPr>
-          <w:rFonts w:ascii="宋体" w:eastAsia="宋体" w:hAnsi="宋体"/>
+          <w:rFonts w:ascii="宋体" w:eastAsia="宋体" w:hAnsi="宋体" w:hint="eastAsia"/>
           <w:sz w:val="18"/>
           <w:szCs w:val="20"/>
         </w:rPr>
@@ -7554,7 +8976,25 @@
           <w:sz w:val="18"/>
           <w:szCs w:val="20"/>
         </w:rPr>
-        <w:t>]ddr模式寄存器配置:</w:t>
+        <w:t>]</w:t>
+      </w:r>
+      <w:proofErr w:type="spellStart"/>
+      <w:r>
+        <w:rPr>
+          <w:rFonts w:ascii="宋体" w:eastAsia="宋体" w:hAnsi="宋体" w:hint="eastAsia"/>
+          <w:sz w:val="18"/>
+          <w:szCs w:val="20"/>
+        </w:rPr>
+        <w:t>ddr</w:t>
+      </w:r>
+      <w:proofErr w:type="spellEnd"/>
+      <w:r>
+        <w:rPr>
+          <w:rFonts w:ascii="宋体" w:eastAsia="宋体" w:hAnsi="宋体" w:hint="eastAsia"/>
+          <w:sz w:val="18"/>
+          <w:szCs w:val="20"/>
+        </w:rPr>
+        <w:t>模式寄存器配置:</w:t>
       </w:r>
       <w:r>
         <w:rPr>
@@ -7577,7 +9017,7 @@
     <w:p>
       <w:pPr>
         <w:rPr>
-          <w:rFonts w:ascii="宋体" w:eastAsia="宋体" w:hAnsi="宋体"/>
+          <w:rFonts w:ascii="宋体" w:eastAsia="宋体" w:hAnsi="宋体" w:hint="eastAsia"/>
           <w:sz w:val="18"/>
           <w:szCs w:val="20"/>
         </w:rPr>
@@ -7635,7 +9075,7 @@
     <w:p>
       <w:pPr>
         <w:rPr>
-          <w:rFonts w:ascii="宋体" w:eastAsia="宋体" w:hAnsi="宋体"/>
+          <w:rFonts w:ascii="宋体" w:eastAsia="宋体" w:hAnsi="宋体" w:hint="eastAsia"/>
           <w:sz w:val="18"/>
           <w:szCs w:val="20"/>
         </w:rPr>
@@ -7728,7 +9168,25 @@
           <w:sz w:val="18"/>
           <w:szCs w:val="20"/>
         </w:rPr>
-        <w:t>20231106-【锁相环PLL学习总结】原理/simulink仿真/电荷泵锁相环/任意频率锁定跟踪</w:t>
+        <w:t>20231106-【锁相环PLL学习总结】原理/</w:t>
+      </w:r>
+      <w:proofErr w:type="spellStart"/>
+      <w:r>
+        <w:rPr>
+          <w:rFonts w:ascii="宋体" w:eastAsia="宋体" w:hAnsi="宋体" w:hint="eastAsia"/>
+          <w:sz w:val="18"/>
+          <w:szCs w:val="20"/>
+        </w:rPr>
+        <w:t>simulink</w:t>
+      </w:r>
+      <w:proofErr w:type="spellEnd"/>
+      <w:r>
+        <w:rPr>
+          <w:rFonts w:ascii="宋体" w:eastAsia="宋体" w:hAnsi="宋体" w:hint="eastAsia"/>
+          <w:sz w:val="18"/>
+          <w:szCs w:val="20"/>
+        </w:rPr>
+        <w:t>仿真/电荷泵锁相环/任意频率锁定跟踪</w:t>
       </w:r>
       <w:r>
         <w:rPr>
@@ -7759,7 +9217,7 @@
     <w:p>
       <w:pPr>
         <w:rPr>
-          <w:rFonts w:ascii="宋体" w:eastAsia="宋体" w:hAnsi="宋体"/>
+          <w:rFonts w:ascii="宋体" w:eastAsia="宋体" w:hAnsi="宋体" w:hint="eastAsia"/>
           <w:sz w:val="18"/>
           <w:szCs w:val="20"/>
         </w:rPr>
@@ -7833,7 +9291,7 @@
     <w:p>
       <w:pPr>
         <w:rPr>
-          <w:rFonts w:ascii="宋体" w:eastAsia="宋体" w:hAnsi="宋体"/>
+          <w:rFonts w:ascii="宋体" w:eastAsia="宋体" w:hAnsi="宋体" w:hint="eastAsia"/>
           <w:sz w:val="18"/>
           <w:szCs w:val="20"/>
         </w:rPr>
@@ -7868,8 +9326,18 @@
           <w:sz w:val="18"/>
           <w:szCs w:val="20"/>
         </w:rPr>
-        <w:t>简述ARM TrustZone</w:t>
-      </w:r>
+        <w:t xml:space="preserve">简述ARM </w:t>
+      </w:r>
+      <w:proofErr w:type="spellStart"/>
+      <w:r>
+        <w:rPr>
+          <w:rFonts w:ascii="宋体" w:eastAsia="宋体" w:hAnsi="宋体" w:hint="eastAsia"/>
+          <w:sz w:val="18"/>
+          <w:szCs w:val="20"/>
+        </w:rPr>
+        <w:t>TrustZone</w:t>
+      </w:r>
+      <w:proofErr w:type="spellEnd"/>
       <w:r>
         <w:rPr>
           <w:rFonts w:ascii="宋体" w:eastAsia="宋体" w:hAnsi="宋体" w:hint="eastAsia"/>
@@ -7899,7 +9367,7 @@
     <w:p>
       <w:pPr>
         <w:rPr>
-          <w:rFonts w:ascii="宋体" w:eastAsia="宋体" w:hAnsi="宋体"/>
+          <w:rFonts w:ascii="宋体" w:eastAsia="宋体" w:hAnsi="宋体" w:hint="eastAsia"/>
           <w:sz w:val="18"/>
           <w:szCs w:val="20"/>
         </w:rPr>
@@ -7934,8 +9402,18 @@
           <w:sz w:val="18"/>
           <w:szCs w:val="20"/>
         </w:rPr>
-        <w:t>rk3588 安全世界和非安全世界</w:t>
-      </w:r>
+        <w:t xml:space="preserve">rk3588 </w:t>
+      </w:r>
+      <w:proofErr w:type="gramStart"/>
+      <w:r>
+        <w:rPr>
+          <w:rFonts w:ascii="宋体" w:eastAsia="宋体" w:hAnsi="宋体" w:hint="eastAsia"/>
+          <w:sz w:val="18"/>
+          <w:szCs w:val="20"/>
+        </w:rPr>
+        <w:t>安全世界和非安全世界</w:t>
+      </w:r>
+      <w:proofErr w:type="gramEnd"/>
       <w:r>
         <w:rPr>
           <w:rFonts w:ascii="宋体" w:eastAsia="宋体" w:hAnsi="宋体" w:hint="eastAsia"/>
@@ -7965,7 +9443,7 @@
     <w:p>
       <w:pPr>
         <w:rPr>
-          <w:rFonts w:ascii="宋体" w:eastAsia="宋体" w:hAnsi="宋体"/>
+          <w:rFonts w:ascii="宋体" w:eastAsia="宋体" w:hAnsi="宋体" w:hint="eastAsia"/>
           <w:sz w:val="18"/>
           <w:szCs w:val="20"/>
         </w:rPr>
@@ -8031,7 +9509,7 @@
     <w:p>
       <w:pPr>
         <w:rPr>
-          <w:rFonts w:ascii="宋体" w:eastAsia="宋体" w:hAnsi="宋体"/>
+          <w:rFonts w:ascii="宋体" w:eastAsia="宋体" w:hAnsi="宋体" w:hint="eastAsia"/>
           <w:sz w:val="18"/>
           <w:szCs w:val="20"/>
         </w:rPr>

--- a/Homework/research-report.docx
+++ b/Homework/research-report.docx
@@ -395,7 +395,23 @@
           <w:sz w:val="24"/>
           <w:szCs w:val="28"/>
         </w:rPr>
-        <w:t>不同架构的计算机（x86、ARM、RISC-V</w:t>
+        <w:t>不同架构（</w:t>
+      </w:r>
+      <w:r>
+        <w:rPr>
+          <w:rFonts w:ascii="宋体" w:eastAsia="宋体" w:hAnsi="宋体" w:hint="eastAsia"/>
+          <w:sz w:val="24"/>
+          <w:szCs w:val="28"/>
+        </w:rPr>
+        <w:t>如</w:t>
+      </w:r>
+      <w:r>
+        <w:rPr>
+          <w:rFonts w:ascii="宋体" w:eastAsia="宋体" w:hAnsi="宋体" w:hint="eastAsia"/>
+          <w:sz w:val="24"/>
+          <w:szCs w:val="28"/>
+        </w:rPr>
+        <w:t>x86、ARM、RISC-V</w:t>
       </w:r>
       <w:r>
         <w:rPr>
@@ -411,7 +427,31 @@
           <w:sz w:val="24"/>
           <w:szCs w:val="28"/>
         </w:rPr>
-        <w:t>）在</w:t>
+        <w:t>）</w:t>
+      </w:r>
+      <w:r>
+        <w:rPr>
+          <w:rFonts w:ascii="宋体" w:eastAsia="宋体" w:hAnsi="宋体" w:hint="eastAsia"/>
+          <w:sz w:val="24"/>
+          <w:szCs w:val="28"/>
+        </w:rPr>
+        <w:t>乃至不同版本（如x86-32/64，ARMv7/v8等）</w:t>
+      </w:r>
+      <w:r>
+        <w:rPr>
+          <w:rFonts w:ascii="宋体" w:eastAsia="宋体" w:hAnsi="宋体" w:hint="eastAsia"/>
+          <w:sz w:val="24"/>
+          <w:szCs w:val="28"/>
+        </w:rPr>
+        <w:t>的处理器</w:t>
+      </w:r>
+      <w:r>
+        <w:rPr>
+          <w:rFonts w:ascii="宋体" w:eastAsia="宋体" w:hAnsi="宋体" w:hint="eastAsia"/>
+          <w:sz w:val="24"/>
+          <w:szCs w:val="28"/>
+        </w:rPr>
+        <w:t>在</w:t>
       </w:r>
       <w:r>
         <w:rPr>
@@ -511,25 +551,7 @@
           <w:sz w:val="24"/>
           <w:szCs w:val="28"/>
         </w:rPr>
-        <w:t>是计算机系统</w:t>
-      </w:r>
-      <w:proofErr w:type="gramStart"/>
-      <w:r>
-        <w:rPr>
-          <w:rFonts w:ascii="宋体" w:eastAsia="宋体" w:hAnsi="宋体" w:hint="eastAsia"/>
-          <w:sz w:val="24"/>
-          <w:szCs w:val="28"/>
-        </w:rPr>
-        <w:t>最</w:t>
-      </w:r>
-      <w:proofErr w:type="gramEnd"/>
-      <w:r>
-        <w:rPr>
-          <w:rFonts w:ascii="宋体" w:eastAsia="宋体" w:hAnsi="宋体" w:hint="eastAsia"/>
-          <w:sz w:val="24"/>
-          <w:szCs w:val="28"/>
-        </w:rPr>
-        <w:t>基础也是最重要的操作之一，直接影响系统的可靠性、安全性和启动速度。随着计算机技术的发展，不同架构的计算机在开机过程中形成了各自的特点</w:t>
+        <w:t>是计算机系统最基础也是最重要的操作之一，直接影响系统的可靠性、安全性和启动速度。随着计算机技术的发展，不同架构的计算机在开机过程中形成了各自的特点</w:t>
       </w:r>
       <w:r>
         <w:rPr>
@@ -686,7 +708,16 @@
           <w:sz w:val="24"/>
           <w:szCs w:val="28"/>
         </w:rPr>
-        <w:t>主板上的基板管理控制器或超级I/O芯片接收到信号并启动系统电源供应器</w:t>
+        <w:t>主板上的基板管理控制器或超级I/O芯片接收到信号并启</w:t>
+      </w:r>
+      <w:r>
+        <w:rPr>
+          <w:rFonts w:ascii="宋体" w:eastAsia="宋体" w:hAnsi="宋体" w:hint="eastAsia"/>
+          <w:sz w:val="24"/>
+          <w:szCs w:val="28"/>
+        </w:rPr>
+        <w:lastRenderedPageBreak/>
+        <w:t>动系统电源供应器</w:t>
       </w:r>
       <w:r>
         <w:rPr>
@@ -699,10 +730,10 @@
       <w:r>
         <w:rPr>
           <w:rFonts w:ascii="宋体" w:eastAsia="宋体" w:hAnsi="宋体"/>
-          <w:sz w:val="24"/>
-          <w:szCs w:val="28"/>
-        </w:rPr>
-        <w:lastRenderedPageBreak/>
+          <w:noProof/>
+          <w:sz w:val="24"/>
+          <w:szCs w:val="28"/>
+        </w:rPr>
         <w:drawing>
           <wp:anchor distT="0" distB="0" distL="114300" distR="114300" simplePos="0" relativeHeight="251674624" behindDoc="0" locked="0" layoutInCell="1" allowOverlap="1" wp14:anchorId="4D34EC6C" wp14:editId="2755A6E2">
             <wp:simplePos x="0" y="0"/>
@@ -753,23 +784,13 @@
           </wp:anchor>
         </w:drawing>
       </w:r>
-      <w:proofErr w:type="gramStart"/>
-      <w:r>
-        <w:rPr>
-          <w:rFonts w:ascii="宋体" w:eastAsia="宋体" w:hAnsi="宋体" w:hint="eastAsia"/>
-          <w:sz w:val="24"/>
-          <w:szCs w:val="28"/>
-        </w:rPr>
-        <w:t>应器的</w:t>
-      </w:r>
-      <w:proofErr w:type="gramEnd"/>
-      <w:r>
-        <w:rPr>
-          <w:rFonts w:ascii="宋体" w:eastAsia="宋体" w:hAnsi="宋体" w:hint="eastAsia"/>
-          <w:sz w:val="24"/>
-          <w:szCs w:val="28"/>
-        </w:rPr>
-        <w:t>各路输出电压稳定后，向主板发送Power</w:t>
+      <w:r>
+        <w:rPr>
+          <w:rFonts w:ascii="宋体" w:eastAsia="宋体" w:hAnsi="宋体" w:hint="eastAsia"/>
+          <w:sz w:val="24"/>
+          <w:szCs w:val="28"/>
+        </w:rPr>
+        <w:t>应器的各路输出电压稳定后，向主板发送Power</w:t>
       </w:r>
       <w:r>
         <w:rPr>
@@ -825,25 +846,7 @@
           <w:sz w:val="24"/>
           <w:szCs w:val="28"/>
         </w:rPr>
-        <w:t>，CS</w:t>
-      </w:r>
-      <w:proofErr w:type="gramStart"/>
-      <w:r>
-        <w:rPr>
-          <w:rFonts w:ascii="宋体" w:eastAsia="宋体" w:hAnsi="宋体" w:hint="eastAsia"/>
-          <w:sz w:val="24"/>
-          <w:szCs w:val="28"/>
-        </w:rPr>
-        <w:t>寄存器值置为</w:t>
-      </w:r>
-      <w:proofErr w:type="gramEnd"/>
-      <w:r>
-        <w:rPr>
-          <w:rFonts w:ascii="宋体" w:eastAsia="宋体" w:hAnsi="宋体" w:hint="eastAsia"/>
-          <w:sz w:val="24"/>
-          <w:szCs w:val="28"/>
-        </w:rPr>
-        <w:t>0xF</w:t>
+        <w:t>，CS寄存器值置为0xF</w:t>
       </w:r>
       <w:r>
         <w:rPr>
@@ -883,25 +886,7 @@
           <w:sz w:val="24"/>
           <w:szCs w:val="28"/>
         </w:rPr>
-        <w:t>，IP寄存器</w:t>
-      </w:r>
-      <w:proofErr w:type="gramStart"/>
-      <w:r>
-        <w:rPr>
-          <w:rFonts w:ascii="宋体" w:eastAsia="宋体" w:hAnsi="宋体" w:hint="eastAsia"/>
-          <w:sz w:val="24"/>
-          <w:szCs w:val="28"/>
-        </w:rPr>
-        <w:t>的值置为</w:t>
-      </w:r>
-      <w:proofErr w:type="gramEnd"/>
-      <w:r>
-        <w:rPr>
-          <w:rFonts w:ascii="宋体" w:eastAsia="宋体" w:hAnsi="宋体" w:hint="eastAsia"/>
-          <w:sz w:val="24"/>
-          <w:szCs w:val="28"/>
-        </w:rPr>
-        <w:t>0x</w:t>
+        <w:t>，IP寄存器的值置为0x</w:t>
       </w:r>
       <w:r>
         <w:rPr>
@@ -1091,25 +1076,7 @@
           <w:sz w:val="24"/>
           <w:szCs w:val="28"/>
         </w:rPr>
-        <w:t>如果自</w:t>
-      </w:r>
-      <w:proofErr w:type="gramStart"/>
-      <w:r>
-        <w:rPr>
-          <w:rFonts w:ascii="宋体" w:eastAsia="宋体" w:hAnsi="宋体" w:hint="eastAsia"/>
-          <w:sz w:val="24"/>
-          <w:szCs w:val="28"/>
-        </w:rPr>
-        <w:t>检过程</w:t>
-      </w:r>
-      <w:proofErr w:type="gramEnd"/>
-      <w:r>
-        <w:rPr>
-          <w:rFonts w:ascii="宋体" w:eastAsia="宋体" w:hAnsi="宋体" w:hint="eastAsia"/>
-          <w:sz w:val="24"/>
-          <w:szCs w:val="28"/>
-        </w:rPr>
-        <w:t>中检测到错误，系统BIOS将错误代码写入EAX寄存器，并通过</w:t>
+        <w:t>如果自检过程中检测到错误，系统BIOS将错误代码写入EAX寄存器，并通过</w:t>
       </w:r>
       <w:r>
         <w:rPr>
@@ -1306,7 +1273,7 @@
         <w:ind w:left="0" w:firstLine="420"/>
         <w:jc w:val="both"/>
         <w:rPr>
-          <w:rFonts w:ascii="宋体" w:eastAsia="宋体" w:hAnsi="宋体"/>
+          <w:rFonts w:ascii="宋体" w:eastAsia="宋体" w:hAnsi="宋体" w:hint="eastAsia"/>
           <w:sz w:val="24"/>
           <w:szCs w:val="28"/>
         </w:rPr>
@@ -1572,6 +1539,7 @@
       <w:r>
         <w:rPr>
           <w:rFonts w:ascii="宋体" w:eastAsia="宋体" w:hAnsi="宋体"/>
+          <w:noProof/>
           <w:sz w:val="24"/>
           <w:szCs w:val="28"/>
         </w:rPr>
@@ -1812,6 +1780,7 @@
       <w:r>
         <w:rPr>
           <w:rFonts w:ascii="宋体" w:eastAsia="宋体" w:hAnsi="宋体"/>
+          <w:noProof/>
           <w:sz w:val="24"/>
           <w:szCs w:val="28"/>
         </w:rPr>
@@ -2092,25 +2061,7 @@
           <w:sz w:val="24"/>
           <w:szCs w:val="28"/>
         </w:rPr>
-        <w:t>（</w:t>
-      </w:r>
-      <w:proofErr w:type="gramStart"/>
-      <w:r>
-        <w:rPr>
-          <w:rFonts w:ascii="宋体" w:eastAsia="宋体" w:hAnsi="宋体" w:hint="eastAsia"/>
-          <w:sz w:val="24"/>
-          <w:szCs w:val="28"/>
-        </w:rPr>
-        <w:t>非安全世界</w:t>
-      </w:r>
-      <w:proofErr w:type="gramEnd"/>
-      <w:r>
-        <w:rPr>
-          <w:rFonts w:ascii="宋体" w:eastAsia="宋体" w:hAnsi="宋体" w:hint="eastAsia"/>
-          <w:sz w:val="24"/>
-          <w:szCs w:val="28"/>
-        </w:rPr>
-        <w:t>的通用引导程序）</w:t>
+        <w:t>（非安全世界的通用引导程序）</w:t>
       </w:r>
       <w:r>
         <w:rPr>
@@ -2158,25 +2109,7 @@
           <w:sz w:val="24"/>
           <w:szCs w:val="28"/>
         </w:rPr>
-        <w:t>在加载过程中，在启用了Trusted Board Boot的平台上，BL2会</w:t>
-      </w:r>
-      <w:proofErr w:type="gramStart"/>
-      <w:r>
-        <w:rPr>
-          <w:rFonts w:ascii="宋体" w:eastAsia="宋体" w:hAnsi="宋体" w:hint="eastAsia"/>
-          <w:sz w:val="24"/>
-          <w:szCs w:val="28"/>
-        </w:rPr>
-        <w:t>基于受</w:t>
-      </w:r>
-      <w:proofErr w:type="gramEnd"/>
-      <w:r>
-        <w:rPr>
-          <w:rFonts w:ascii="宋体" w:eastAsia="宋体" w:hAnsi="宋体" w:hint="eastAsia"/>
-          <w:sz w:val="24"/>
-          <w:szCs w:val="28"/>
-        </w:rPr>
-        <w:t>信任的密钥对镜像逐一进行签名校验，以维持信任链。校验通过后，这些镜像被放置于平台安全策略划分好的</w:t>
+        <w:t>在加载过程中，在启用了Trusted Board Boot的平台上，BL2会基于受信任的密钥对镜像逐一进行签名校验，以维持信任链。校验通过后，这些镜像被放置于平台安全策略划分好的</w:t>
       </w:r>
       <w:r>
         <w:rPr>
@@ -2251,25 +2184,7 @@
           <w:sz w:val="24"/>
           <w:szCs w:val="28"/>
         </w:rPr>
-        <w:t>BL31阶段执行异常返回（ERET）指令，CPU执行模式由EL3降级至</w:t>
-      </w:r>
-      <w:proofErr w:type="gramStart"/>
-      <w:r>
-        <w:rPr>
-          <w:rFonts w:ascii="宋体" w:eastAsia="宋体" w:hAnsi="宋体" w:hint="eastAsia"/>
-          <w:sz w:val="24"/>
-          <w:szCs w:val="28"/>
-        </w:rPr>
-        <w:t>非安全世界</w:t>
-      </w:r>
-      <w:proofErr w:type="gramEnd"/>
-      <w:r>
-        <w:rPr>
-          <w:rFonts w:ascii="宋体" w:eastAsia="宋体" w:hAnsi="宋体" w:hint="eastAsia"/>
-          <w:sz w:val="24"/>
-          <w:szCs w:val="28"/>
-        </w:rPr>
-        <w:t>的EL2</w:t>
+        <w:t>BL31阶段执行异常返回（ERET）指令，CPU执行模式由EL3降级至非安全世界的EL2</w:t>
       </w:r>
       <w:r>
         <w:rPr>
@@ -2539,25 +2454,7 @@
           <w:sz w:val="24"/>
           <w:szCs w:val="28"/>
         </w:rPr>
-        <w:t>完成从早期引导到</w:t>
-      </w:r>
-      <w:proofErr w:type="gramStart"/>
-      <w:r>
-        <w:rPr>
-          <w:rFonts w:ascii="宋体" w:eastAsia="宋体" w:hAnsi="宋体" w:hint="eastAsia"/>
-          <w:sz w:val="24"/>
-          <w:szCs w:val="28"/>
-        </w:rPr>
-        <w:t>调度器</w:t>
-      </w:r>
-      <w:proofErr w:type="gramEnd"/>
-      <w:r>
-        <w:rPr>
-          <w:rFonts w:ascii="宋体" w:eastAsia="宋体" w:hAnsi="宋体" w:hint="eastAsia"/>
-          <w:sz w:val="24"/>
-          <w:szCs w:val="28"/>
-        </w:rPr>
-        <w:t>初始化的过渡</w:t>
+        <w:t>完成从早期引导到调度器初始化的过渡</w:t>
       </w:r>
       <w:r>
         <w:rPr>
@@ -2573,15 +2470,7 @@
           <w:sz w:val="24"/>
           <w:szCs w:val="28"/>
         </w:rPr>
-        <w:t>将异常级别降为EL0</w:t>
-      </w:r>
-      <w:r>
-        <w:rPr>
-          <w:rFonts w:ascii="宋体" w:eastAsia="宋体" w:hAnsi="宋体" w:hint="eastAsia"/>
-          <w:sz w:val="24"/>
-          <w:szCs w:val="28"/>
-        </w:rPr>
-        <w:t>，</w:t>
+        <w:t>将异常级别降为EL0，</w:t>
       </w:r>
       <w:r>
         <w:rPr>
@@ -2662,14 +2551,15 @@
         <w:ind w:firstLine="420"/>
         <w:jc w:val="both"/>
         <w:rPr>
+          <w:rFonts w:ascii="宋体" w:eastAsia="宋体" w:hAnsi="宋体" w:hint="eastAsia"/>
+          <w:sz w:val="24"/>
+          <w:szCs w:val="28"/>
+        </w:rPr>
+      </w:pPr>
+      <w:r>
+        <w:rPr>
           <w:rFonts w:ascii="宋体" w:eastAsia="宋体" w:hAnsi="宋体"/>
-          <w:sz w:val="24"/>
-          <w:szCs w:val="28"/>
-        </w:rPr>
-      </w:pPr>
-      <w:r>
-        <w:rPr>
-          <w:rFonts w:ascii="宋体" w:eastAsia="宋体" w:hAnsi="宋体"/>
+          <w:noProof/>
           <w:sz w:val="24"/>
           <w:szCs w:val="28"/>
         </w:rPr>
@@ -2745,15 +2635,7 @@
           <w:sz w:val="24"/>
           <w:szCs w:val="28"/>
         </w:rPr>
-        <w:t>CPU进入具有最高权限的机器模式（M-mode）</w:t>
-      </w:r>
-      <w:r>
-        <w:rPr>
-          <w:rFonts w:ascii="宋体" w:eastAsia="宋体" w:hAnsi="宋体" w:hint="eastAsia"/>
-          <w:sz w:val="24"/>
-          <w:szCs w:val="28"/>
-        </w:rPr>
-        <w:t>。</w:t>
+        <w:t>CPU进入具有最高权限的机器模式（M-mode）。</w:t>
       </w:r>
       <w:r>
         <w:rPr>
@@ -3010,15 +2892,7 @@
           <w:sz w:val="24"/>
           <w:szCs w:val="28"/>
         </w:rPr>
-        <w:t>提供</w:t>
-      </w:r>
-      <w:r>
-        <w:rPr>
-          <w:rFonts w:ascii="宋体" w:eastAsia="宋体" w:hAnsi="宋体" w:hint="eastAsia"/>
-          <w:sz w:val="24"/>
-          <w:szCs w:val="28"/>
-        </w:rPr>
-        <w:t>SBI（Supervisor Binary Interface）运行时服务</w:t>
+        <w:t>提供SBI（Supervisor Binary Interface）运行时服务</w:t>
       </w:r>
       <w:r>
         <w:rPr>
@@ -3084,25 +2958,7 @@
           <w:sz w:val="24"/>
           <w:szCs w:val="28"/>
         </w:rPr>
-        <w:t>执行</w:t>
-      </w:r>
-      <w:proofErr w:type="gramStart"/>
-      <w:r>
-        <w:rPr>
-          <w:rFonts w:ascii="宋体" w:eastAsia="宋体" w:hAnsi="宋体" w:hint="eastAsia"/>
-          <w:sz w:val="24"/>
-          <w:szCs w:val="28"/>
-        </w:rPr>
-        <w:t>特权级</w:t>
-      </w:r>
-      <w:proofErr w:type="gramEnd"/>
-      <w:r>
-        <w:rPr>
-          <w:rFonts w:ascii="宋体" w:eastAsia="宋体" w:hAnsi="宋体" w:hint="eastAsia"/>
-          <w:sz w:val="24"/>
-          <w:szCs w:val="28"/>
-        </w:rPr>
-        <w:t>切换指令</w:t>
+        <w:t>执行特权级切换指令</w:t>
       </w:r>
       <w:r>
         <w:rPr>
@@ -3144,7 +3000,7 @@
         <w:ind w:firstLine="420"/>
         <w:jc w:val="both"/>
         <w:rPr>
-          <w:rFonts w:ascii="宋体" w:eastAsia="宋体" w:hAnsi="宋体"/>
+          <w:rFonts w:ascii="宋体" w:eastAsia="宋体" w:hAnsi="宋体" w:hint="eastAsia"/>
           <w:sz w:val="24"/>
           <w:szCs w:val="28"/>
         </w:rPr>
@@ -3259,25 +3115,7 @@
           <w:sz w:val="24"/>
           <w:szCs w:val="28"/>
         </w:rPr>
-        <w:t>通过解析设备</w:t>
-      </w:r>
-      <w:proofErr w:type="gramStart"/>
-      <w:r>
-        <w:rPr>
-          <w:rFonts w:ascii="宋体" w:eastAsia="宋体" w:hAnsi="宋体" w:hint="eastAsia"/>
-          <w:sz w:val="24"/>
-          <w:szCs w:val="28"/>
-        </w:rPr>
-        <w:t>树信息</w:t>
-      </w:r>
-      <w:proofErr w:type="gramEnd"/>
-      <w:r>
-        <w:rPr>
-          <w:rFonts w:ascii="宋体" w:eastAsia="宋体" w:hAnsi="宋体" w:hint="eastAsia"/>
-          <w:sz w:val="24"/>
-          <w:szCs w:val="28"/>
-        </w:rPr>
-        <w:t>建立对内存布局及关键硬件设备的认知，并据此完成早期页表初始化</w:t>
+        <w:t>通过解析设备树信息建立对内存布局及关键硬件设备的认知，并据此完成早期页表初始化</w:t>
       </w:r>
       <w:r>
         <w:rPr>
@@ -3311,25 +3149,7 @@
           <w:sz w:val="24"/>
           <w:szCs w:val="28"/>
         </w:rPr>
-        <w:t>等机制启用地址转换与内存保护，完成从物理地址空间到虚拟地址空间的切换。内核完成</w:t>
-      </w:r>
-      <w:proofErr w:type="gramStart"/>
-      <w:r>
-        <w:rPr>
-          <w:rFonts w:ascii="宋体" w:eastAsia="宋体" w:hAnsi="宋体" w:hint="eastAsia"/>
-          <w:sz w:val="24"/>
-          <w:szCs w:val="28"/>
-        </w:rPr>
-        <w:t>调度器</w:t>
-      </w:r>
-      <w:proofErr w:type="gramEnd"/>
-      <w:r>
-        <w:rPr>
-          <w:rFonts w:ascii="宋体" w:eastAsia="宋体" w:hAnsi="宋体" w:hint="eastAsia"/>
-          <w:sz w:val="24"/>
-          <w:szCs w:val="28"/>
-        </w:rPr>
-        <w:t>等核心子系统初始化</w:t>
+        <w:t>等机制启用地址转换与内存保护，完成从物理地址空间到虚拟地址空间的切换。内核完成调度器等核心子系统初始化</w:t>
       </w:r>
       <w:r>
         <w:rPr>
@@ -3505,23 +3325,13 @@
         </w:rPr>
         <w:t>而</w:t>
       </w:r>
-      <w:proofErr w:type="gramStart"/>
-      <w:r>
-        <w:rPr>
-          <w:rFonts w:ascii="宋体" w:eastAsia="宋体" w:hAnsi="宋体" w:hint="eastAsia"/>
-          <w:sz w:val="24"/>
-          <w:szCs w:val="28"/>
-        </w:rPr>
-        <w:t>作出</w:t>
-      </w:r>
-      <w:proofErr w:type="gramEnd"/>
-      <w:r>
-        <w:rPr>
-          <w:rFonts w:ascii="宋体" w:eastAsia="宋体" w:hAnsi="宋体" w:hint="eastAsia"/>
-          <w:sz w:val="24"/>
-          <w:szCs w:val="28"/>
-        </w:rPr>
-        <w:t>的</w:t>
+      <w:r>
+        <w:rPr>
+          <w:rFonts w:ascii="宋体" w:eastAsia="宋体" w:hAnsi="宋体" w:hint="eastAsia"/>
+          <w:sz w:val="24"/>
+          <w:szCs w:val="28"/>
+        </w:rPr>
+        <w:t>作出的</w:t>
       </w:r>
       <w:r>
         <w:rPr>
@@ -3589,7 +3399,63 @@
           <w:sz w:val="24"/>
           <w:szCs w:val="28"/>
         </w:rPr>
-        <w:t>，真实地址=Segment&lt;&lt;4+Offset）</w:t>
+        <w:t>，真实地址=</w:t>
+      </w:r>
+      <m:oMath>
+        <m:r>
+          <m:rPr>
+            <m:sty m:val="p"/>
+          </m:rPr>
+          <w:rPr>
+            <w:rFonts w:ascii="Cambria Math" w:eastAsia="宋体" w:hAnsi="Cambria Math" w:hint="eastAsia"/>
+            <w:sz w:val="24"/>
+            <w:szCs w:val="28"/>
+          </w:rPr>
+          <m:t>Segment</m:t>
+        </m:r>
+        <m:r>
+          <w:rPr>
+            <w:rFonts w:ascii="Cambria Math" w:eastAsia="宋体" w:hAnsi="Cambria Math"/>
+            <w:sz w:val="24"/>
+            <w:szCs w:val="28"/>
+          </w:rPr>
+          <m:t>×</m:t>
+        </m:r>
+        <m:r>
+          <w:rPr>
+            <w:rFonts w:ascii="Cambria Math" w:eastAsia="宋体" w:hAnsi="Cambria Math"/>
+            <w:sz w:val="24"/>
+            <w:szCs w:val="28"/>
+          </w:rPr>
+          <m:t>16</m:t>
+        </m:r>
+        <m:r>
+          <w:rPr>
+            <w:rFonts w:ascii="Cambria Math" w:eastAsia="宋体" w:hAnsi="Cambria Math" w:hint="eastAsia"/>
+            <w:sz w:val="24"/>
+            <w:szCs w:val="28"/>
+          </w:rPr>
+          <m:t>+</m:t>
+        </m:r>
+        <m:r>
+          <m:rPr>
+            <m:sty m:val="p"/>
+          </m:rPr>
+          <w:rPr>
+            <w:rFonts w:ascii="Cambria Math" w:eastAsia="宋体" w:hAnsi="Cambria Math" w:hint="eastAsia"/>
+            <w:sz w:val="24"/>
+            <w:szCs w:val="28"/>
+          </w:rPr>
+          <m:t>Offset</m:t>
+        </m:r>
+      </m:oMath>
+      <w:r>
+        <w:rPr>
+          <w:rFonts w:ascii="宋体" w:eastAsia="宋体" w:hAnsi="宋体" w:hint="eastAsia"/>
+          <w:sz w:val="24"/>
+          <w:szCs w:val="28"/>
+        </w:rPr>
+        <w:t>）</w:t>
       </w:r>
       <w:r>
         <w:rPr>
@@ -3663,7 +3529,7 @@
         <w:ind w:firstLine="420"/>
         <w:jc w:val="both"/>
         <w:rPr>
-          <w:rFonts w:ascii="宋体" w:eastAsia="宋体" w:hAnsi="宋体" w:hint="eastAsia"/>
+          <w:rFonts w:ascii="宋体" w:eastAsia="宋体" w:hAnsi="宋体"/>
           <w:sz w:val="24"/>
           <w:szCs w:val="28"/>
         </w:rPr>
@@ -3758,57 +3624,31 @@
           <w:sz w:val="24"/>
           <w:szCs w:val="28"/>
         </w:rPr>
-        <w:t>程序的逻辑地址转换为线性地址。在现代操作系统中，GDT</w:t>
-      </w:r>
-      <w:r>
-        <w:rPr>
-          <w:rFonts w:ascii="宋体" w:eastAsia="宋体" w:hAnsi="宋体" w:hint="eastAsia"/>
-          <w:sz w:val="24"/>
-          <w:szCs w:val="28"/>
-        </w:rPr>
-        <w:t>的</w:t>
-      </w:r>
-      <w:r>
-        <w:rPr>
-          <w:rFonts w:ascii="宋体" w:eastAsia="宋体" w:hAnsi="宋体" w:hint="eastAsia"/>
-          <w:sz w:val="24"/>
-          <w:szCs w:val="28"/>
-        </w:rPr>
-        <w:t>核心职责</w:t>
-      </w:r>
-      <w:r>
-        <w:rPr>
-          <w:rFonts w:ascii="宋体" w:eastAsia="宋体" w:hAnsi="宋体" w:hint="eastAsia"/>
-          <w:sz w:val="24"/>
-          <w:szCs w:val="28"/>
-        </w:rPr>
-        <w:t>变为</w:t>
-      </w:r>
-      <w:r>
-        <w:rPr>
-          <w:rFonts w:ascii="宋体" w:eastAsia="宋体" w:hAnsi="宋体" w:hint="eastAsia"/>
-          <w:sz w:val="24"/>
-          <w:szCs w:val="28"/>
-        </w:rPr>
-        <w:t>提供硬件级的</w:t>
-      </w:r>
-      <w:proofErr w:type="gramStart"/>
-      <w:r>
-        <w:rPr>
-          <w:rFonts w:ascii="宋体" w:eastAsia="宋体" w:hAnsi="宋体" w:hint="eastAsia"/>
-          <w:sz w:val="24"/>
-          <w:szCs w:val="28"/>
-        </w:rPr>
-        <w:t>特权级控制</w:t>
-      </w:r>
-      <w:proofErr w:type="gramEnd"/>
-      <w:r>
-        <w:rPr>
-          <w:rFonts w:ascii="宋体" w:eastAsia="宋体" w:hAnsi="宋体" w:hint="eastAsia"/>
-          <w:sz w:val="24"/>
-          <w:szCs w:val="28"/>
-        </w:rPr>
-        <w:t>（如区分内核态Ring 0与用户态Ring 3），在底层保障操作系统的安全，防止越权访问。</w:t>
+        <w:t>程序的逻辑地址转换为线性地址。</w:t>
+      </w:r>
+      <w:r>
+        <w:rPr>
+          <w:rFonts w:ascii="宋体" w:eastAsia="宋体" w:hAnsi="宋体" w:hint="eastAsia"/>
+          <w:sz w:val="24"/>
+          <w:szCs w:val="28"/>
+        </w:rPr>
+        <w:t>在现代x86-64的长模式（Long Mode）下，GDT的段基址和段限长基本上被硬件忽略（强制平坦模型），但仍保留其用于权限检查</w:t>
+      </w:r>
+      <w:r>
+        <w:rPr>
+          <w:rFonts w:ascii="宋体" w:eastAsia="宋体" w:hAnsi="宋体" w:hint="eastAsia"/>
+          <w:sz w:val="24"/>
+          <w:szCs w:val="28"/>
+        </w:rPr>
+        <w:t>（如区分内核态Ring 0与用户态Ring 3）</w:t>
+      </w:r>
+      <w:r>
+        <w:rPr>
+          <w:rFonts w:ascii="宋体" w:eastAsia="宋体" w:hAnsi="宋体" w:hint="eastAsia"/>
+          <w:sz w:val="24"/>
+          <w:szCs w:val="28"/>
+        </w:rPr>
+        <w:t>和加载任务状态段（TSS）的核心作用。</w:t>
       </w:r>
     </w:p>
     <w:p>
@@ -3835,7 +3675,7 @@
           <w:sz w:val="24"/>
           <w:szCs w:val="28"/>
         </w:rPr>
-        <w:t>分页机制（Paging）</w:t>
+        <w:t>平坦内存模型</w:t>
       </w:r>
       <w:r>
         <w:rPr>
@@ -3853,9 +3693,279 @@
           <w:sz w:val="24"/>
           <w:szCs w:val="28"/>
         </w:rPr>
-        <w:t>分</w:t>
-      </w:r>
-      <w:proofErr w:type="gramStart"/>
+        <w:t>平坦内存模型</w:t>
+      </w:r>
+      <w:r>
+        <w:rPr>
+          <w:rFonts w:ascii="宋体" w:eastAsia="宋体" w:hAnsi="宋体" w:hint="eastAsia"/>
+          <w:sz w:val="24"/>
+          <w:szCs w:val="28"/>
+        </w:rPr>
+        <w:t>是一种计算机架构中的内存寻址范式</w:t>
+      </w:r>
+      <w:r>
+        <w:rPr>
+          <w:rFonts w:ascii="宋体" w:eastAsia="宋体" w:hAnsi="宋体" w:hint="eastAsia"/>
+          <w:sz w:val="24"/>
+          <w:szCs w:val="28"/>
+        </w:rPr>
+        <w:t>。</w:t>
+      </w:r>
+      <w:r>
+        <w:rPr>
+          <w:rFonts w:ascii="宋体" w:eastAsia="宋体" w:hAnsi="宋体" w:hint="eastAsia"/>
+          <w:sz w:val="24"/>
+          <w:szCs w:val="28"/>
+        </w:rPr>
+        <w:t>在这种模型中，CPU将整个内存空间视为一个连续的、单一的、线性的地址空间。</w:t>
+      </w:r>
+      <w:r>
+        <w:rPr>
+          <w:rFonts w:ascii="宋体" w:eastAsia="宋体" w:hAnsi="宋体" w:hint="eastAsia"/>
+          <w:sz w:val="24"/>
+          <w:szCs w:val="28"/>
+        </w:rPr>
+        <w:t>在平坦内存模型下，内存地址从0开始连续延伸到硬件或架构允许的最大值</w:t>
+      </w:r>
+      <w:r>
+        <w:rPr>
+          <w:rFonts w:ascii="宋体" w:eastAsia="宋体" w:hAnsi="宋体" w:hint="eastAsia"/>
+          <w:sz w:val="24"/>
+          <w:szCs w:val="28"/>
+        </w:rPr>
+        <w:t>。值得注意的是，虽然现代操作系统普遍采用平坦模型，但是它们在底层逻辑上仍然结合了分页机制：从开发者的角度看，内存</w:t>
+      </w:r>
+      <w:r>
+        <w:rPr>
+          <w:rFonts w:ascii="宋体" w:eastAsia="宋体" w:hAnsi="宋体" w:hint="eastAsia"/>
+          <w:sz w:val="24"/>
+          <w:szCs w:val="28"/>
+        </w:rPr>
+        <w:t>指针是一个64位的整数，可访问整个虚拟地址空间</w:t>
+      </w:r>
+      <w:r>
+        <w:rPr>
+          <w:rFonts w:ascii="宋体" w:eastAsia="宋体" w:hAnsi="宋体" w:hint="eastAsia"/>
+          <w:sz w:val="24"/>
+          <w:szCs w:val="28"/>
+        </w:rPr>
+        <w:t>；</w:t>
+      </w:r>
+      <w:r>
+        <w:rPr>
+          <w:rFonts w:ascii="宋体" w:eastAsia="宋体" w:hAnsi="宋体" w:hint="eastAsia"/>
+          <w:sz w:val="24"/>
+          <w:szCs w:val="28"/>
+        </w:rPr>
+        <w:t>在操作系统层面上则通过</w:t>
+      </w:r>
+      <w:r>
+        <w:rPr>
+          <w:rFonts w:ascii="宋体" w:eastAsia="宋体" w:hAnsi="宋体" w:hint="eastAsia"/>
+          <w:sz w:val="24"/>
+          <w:szCs w:val="28"/>
+        </w:rPr>
+        <w:t>页表（Page Tables）将平坦的虚拟地址映射到不连续的物理内存碎片上</w:t>
+      </w:r>
+      <w:r>
+        <w:rPr>
+          <w:rFonts w:ascii="宋体" w:eastAsia="宋体" w:hAnsi="宋体" w:hint="eastAsia"/>
+          <w:sz w:val="24"/>
+          <w:szCs w:val="28"/>
+        </w:rPr>
+        <w:t>。在x86-64的长模式</w:t>
+      </w:r>
+      <w:r>
+        <w:rPr>
+          <w:rFonts w:ascii="宋体" w:eastAsia="宋体" w:hAnsi="宋体" w:hint="eastAsia"/>
+          <w:sz w:val="24"/>
+          <w:szCs w:val="28"/>
+        </w:rPr>
+        <w:t>（Long Mode）</w:t>
+      </w:r>
+      <w:r>
+        <w:rPr>
+          <w:rFonts w:ascii="宋体" w:eastAsia="宋体" w:hAnsi="宋体" w:hint="eastAsia"/>
+          <w:sz w:val="24"/>
+          <w:szCs w:val="28"/>
+        </w:rPr>
+        <w:t>下，</w:t>
+      </w:r>
+      <w:r>
+        <w:rPr>
+          <w:rFonts w:ascii="宋体" w:eastAsia="宋体" w:hAnsi="宋体" w:hint="eastAsia"/>
+          <w:sz w:val="24"/>
+          <w:szCs w:val="28"/>
+        </w:rPr>
+        <w:t>段寄存器（CS</w:t>
+      </w:r>
+      <w:r>
+        <w:rPr>
+          <w:rFonts w:ascii="宋体" w:eastAsia="宋体" w:hAnsi="宋体" w:hint="eastAsia"/>
+          <w:sz w:val="24"/>
+          <w:szCs w:val="28"/>
+        </w:rPr>
+        <w:t>，</w:t>
+      </w:r>
+      <w:r>
+        <w:rPr>
+          <w:rFonts w:ascii="宋体" w:eastAsia="宋体" w:hAnsi="宋体" w:hint="eastAsia"/>
+          <w:sz w:val="24"/>
+          <w:szCs w:val="28"/>
+        </w:rPr>
+        <w:t>DS</w:t>
+      </w:r>
+      <w:r>
+        <w:rPr>
+          <w:rFonts w:ascii="宋体" w:eastAsia="宋体" w:hAnsi="宋体" w:hint="eastAsia"/>
+          <w:sz w:val="24"/>
+          <w:szCs w:val="28"/>
+        </w:rPr>
+        <w:t>，</w:t>
+      </w:r>
+      <w:r>
+        <w:rPr>
+          <w:rFonts w:ascii="宋体" w:eastAsia="宋体" w:hAnsi="宋体" w:hint="eastAsia"/>
+          <w:sz w:val="24"/>
+          <w:szCs w:val="28"/>
+        </w:rPr>
+        <w:t>ES</w:t>
+      </w:r>
+      <w:r>
+        <w:rPr>
+          <w:rFonts w:ascii="宋体" w:eastAsia="宋体" w:hAnsi="宋体" w:hint="eastAsia"/>
+          <w:sz w:val="24"/>
+          <w:szCs w:val="28"/>
+        </w:rPr>
+        <w:t>，</w:t>
+      </w:r>
+      <w:r>
+        <w:rPr>
+          <w:rFonts w:ascii="宋体" w:eastAsia="宋体" w:hAnsi="宋体" w:hint="eastAsia"/>
+          <w:sz w:val="24"/>
+          <w:szCs w:val="28"/>
+        </w:rPr>
+        <w:t>SS）的基地址被强制设为0</w:t>
+      </w:r>
+      <w:r>
+        <w:rPr>
+          <w:rFonts w:ascii="宋体" w:eastAsia="宋体" w:hAnsi="宋体" w:hint="eastAsia"/>
+          <w:sz w:val="24"/>
+          <w:szCs w:val="28"/>
+        </w:rPr>
+        <w:t>，而FS和GS仍然可拥有非零基址，以作为专门指向</w:t>
+      </w:r>
+      <w:r>
+        <w:rPr>
+          <w:rFonts w:ascii="宋体" w:eastAsia="宋体" w:hAnsi="宋体" w:hint="eastAsia"/>
+          <w:sz w:val="24"/>
+          <w:szCs w:val="28"/>
+        </w:rPr>
+        <w:t>线程局部存储（TLS）或特定CPU核心的私有数据结构</w:t>
+      </w:r>
+      <w:r>
+        <w:rPr>
+          <w:rFonts w:ascii="宋体" w:eastAsia="宋体" w:hAnsi="宋体" w:hint="eastAsia"/>
+          <w:sz w:val="24"/>
+          <w:szCs w:val="28"/>
+        </w:rPr>
+        <w:t>的指针。</w:t>
+      </w:r>
+    </w:p>
+    <w:p>
+      <w:pPr>
+        <w:ind w:firstLine="420"/>
+        <w:jc w:val="both"/>
+        <w:rPr>
+          <w:rFonts w:ascii="宋体" w:eastAsia="宋体" w:hAnsi="宋体" w:hint="eastAsia"/>
+          <w:sz w:val="24"/>
+          <w:szCs w:val="28"/>
+        </w:rPr>
+      </w:pPr>
+      <w:r>
+        <w:rPr>
+          <w:rFonts w:hint="eastAsia"/>
+          <w:noProof/>
+        </w:rPr>
+        <w:drawing>
+          <wp:anchor distT="0" distB="0" distL="114300" distR="114300" simplePos="0" relativeHeight="251678720" behindDoc="0" locked="0" layoutInCell="1" allowOverlap="1" wp14:anchorId="635E3513" wp14:editId="0315CCB8">
+            <wp:simplePos x="0" y="0"/>
+            <wp:positionH relativeFrom="margin">
+              <wp:align>right</wp:align>
+            </wp:positionH>
+            <wp:positionV relativeFrom="paragraph">
+              <wp:posOffset>21887</wp:posOffset>
+            </wp:positionV>
+            <wp:extent cx="3011805" cy="3405505"/>
+            <wp:effectExtent l="0" t="0" r="0" b="4445"/>
+            <wp:wrapSquare wrapText="bothSides"/>
+            <wp:docPr id="593137947" name="图片 1" descr="这里写图片描述"/>
+            <wp:cNvGraphicFramePr>
+              <a:graphicFrameLocks xmlns:a="http://schemas.openxmlformats.org/drawingml/2006/main" noChangeAspect="1"/>
+            </wp:cNvGraphicFramePr>
+            <a:graphic xmlns:a="http://schemas.openxmlformats.org/drawingml/2006/main">
+              <a:graphicData uri="http://schemas.openxmlformats.org/drawingml/2006/picture">
+                <pic:pic xmlns:pic="http://schemas.openxmlformats.org/drawingml/2006/picture">
+                  <pic:nvPicPr>
+                    <pic:cNvPr id="0" name="Picture 1" descr="这里写图片描述"/>
+                    <pic:cNvPicPr>
+                      <a:picLocks noChangeAspect="1" noChangeArrowheads="1"/>
+                    </pic:cNvPicPr>
+                  </pic:nvPicPr>
+                  <pic:blipFill>
+                    <a:blip r:embed="rId11">
+                      <a:extLst>
+                        <a:ext uri="{28A0092B-C50C-407E-A947-70E740481C1C}">
+                          <a14:useLocalDpi xmlns:a14="http://schemas.microsoft.com/office/drawing/2010/main" val="0"/>
+                        </a:ext>
+                      </a:extLst>
+                    </a:blip>
+                    <a:srcRect/>
+                    <a:stretch>
+                      <a:fillRect/>
+                    </a:stretch>
+                  </pic:blipFill>
+                  <pic:spPr bwMode="auto">
+                    <a:xfrm>
+                      <a:off x="0" y="0"/>
+                      <a:ext cx="3011805" cy="3405505"/>
+                    </a:xfrm>
+                    <a:prstGeom prst="rect">
+                      <a:avLst/>
+                    </a:prstGeom>
+                    <a:noFill/>
+                    <a:ln>
+                      <a:noFill/>
+                    </a:ln>
+                  </pic:spPr>
+                </pic:pic>
+              </a:graphicData>
+            </a:graphic>
+            <wp14:sizeRelH relativeFrom="margin">
+              <wp14:pctWidth>0</wp14:pctWidth>
+            </wp14:sizeRelH>
+            <wp14:sizeRelV relativeFrom="margin">
+              <wp14:pctHeight>0</wp14:pctHeight>
+            </wp14:sizeRelV>
+          </wp:anchor>
+        </w:drawing>
+      </w:r>
+      <w:r>
+        <w:rPr>
+          <w:rFonts w:ascii="宋体" w:eastAsia="宋体" w:hAnsi="宋体" w:hint="eastAsia"/>
+          <w:sz w:val="24"/>
+          <w:szCs w:val="28"/>
+        </w:rPr>
+        <w:t>【任务状态段（TSS）】</w:t>
+      </w:r>
+      <w:r>
+        <w:rPr>
+          <w:rFonts w:ascii="宋体" w:eastAsia="宋体" w:hAnsi="宋体" w:hint="eastAsia"/>
+          <w:sz w:val="24"/>
+          <w:szCs w:val="28"/>
+        </w:rPr>
+        <w:t>在x86体系结构的保护模式下，</w:t>
+      </w:r>
       <w:r>
         <w:rPr>
           <w:rFonts w:ascii="宋体" w:eastAsia="宋体" w:hAnsi="宋体" w:hint="eastAsia"/>
@@ -3864,9 +3974,181 @@
           <w:sz w:val="24"/>
           <w:szCs w:val="28"/>
         </w:rPr>
-        <w:t>页机制</w:t>
-      </w:r>
-      <w:proofErr w:type="gramEnd"/>
+        <w:t>任务状态段</w:t>
+      </w:r>
+      <w:r>
+        <w:rPr>
+          <w:rFonts w:ascii="宋体" w:eastAsia="宋体" w:hAnsi="宋体" w:hint="eastAsia"/>
+          <w:sz w:val="24"/>
+          <w:szCs w:val="28"/>
+        </w:rPr>
+        <w:t>（Task State Segment, TSS）</w:t>
+      </w:r>
+      <w:r>
+        <w:rPr>
+          <w:rFonts w:ascii="宋体" w:eastAsia="宋体" w:hAnsi="宋体" w:hint="eastAsia"/>
+          <w:sz w:val="24"/>
+          <w:szCs w:val="28"/>
+        </w:rPr>
+        <w:t>作为一种系统数据结构，</w:t>
+      </w:r>
+      <w:r>
+        <w:rPr>
+          <w:rFonts w:ascii="宋体" w:eastAsia="宋体" w:hAnsi="宋体" w:hint="eastAsia"/>
+          <w:sz w:val="24"/>
+          <w:szCs w:val="28"/>
+        </w:rPr>
+        <w:t>主要用于存储任务（进程或线程）的硬件上下文信息，以便CPU进行</w:t>
+      </w:r>
+      <w:r>
+        <w:rPr>
+          <w:rFonts w:ascii="宋体" w:eastAsia="宋体" w:hAnsi="宋体" w:hint="eastAsia"/>
+          <w:sz w:val="24"/>
+          <w:szCs w:val="28"/>
+        </w:rPr>
+        <w:t>硬件</w:t>
+      </w:r>
+      <w:r>
+        <w:rPr>
+          <w:rFonts w:ascii="宋体" w:eastAsia="宋体" w:hAnsi="宋体" w:hint="eastAsia"/>
+          <w:sz w:val="24"/>
+          <w:szCs w:val="28"/>
+        </w:rPr>
+        <w:t>任务切换</w:t>
+      </w:r>
+      <w:r>
+        <w:rPr>
+          <w:rFonts w:ascii="宋体" w:eastAsia="宋体" w:hAnsi="宋体" w:hint="eastAsia"/>
+          <w:sz w:val="24"/>
+          <w:szCs w:val="28"/>
+        </w:rPr>
+        <w:t>、特权级切换</w:t>
+      </w:r>
+      <w:r>
+        <w:rPr>
+          <w:rFonts w:ascii="宋体" w:eastAsia="宋体" w:hAnsi="宋体" w:hint="eastAsia"/>
+          <w:sz w:val="24"/>
+          <w:szCs w:val="28"/>
+        </w:rPr>
+        <w:t>和权限管理</w:t>
+      </w:r>
+      <w:r>
+        <w:rPr>
+          <w:rFonts w:ascii="宋体" w:eastAsia="宋体" w:hAnsi="宋体" w:hint="eastAsia"/>
+          <w:sz w:val="24"/>
+          <w:szCs w:val="28"/>
+        </w:rPr>
+        <w:t>，以及作为中断任务门（在某些极端的错误情况下，操作系统切换到已知完好的TSS环境中执行处理函数，避免系统崩溃）</w:t>
+      </w:r>
+      <w:r>
+        <w:rPr>
+          <w:rFonts w:ascii="宋体" w:eastAsia="宋体" w:hAnsi="宋体" w:hint="eastAsia"/>
+          <w:sz w:val="24"/>
+          <w:szCs w:val="28"/>
+        </w:rPr>
+        <w:t>。</w:t>
+      </w:r>
+      <w:r>
+        <w:rPr>
+          <w:rFonts w:ascii="宋体" w:eastAsia="宋体" w:hAnsi="宋体" w:hint="eastAsia"/>
+          <w:sz w:val="24"/>
+          <w:szCs w:val="28"/>
+        </w:rPr>
+        <w:t>在</w:t>
+      </w:r>
+      <w:r>
+        <w:rPr>
+          <w:rFonts w:ascii="宋体" w:eastAsia="宋体" w:hAnsi="宋体" w:hint="eastAsia"/>
+          <w:sz w:val="24"/>
+          <w:szCs w:val="28"/>
+        </w:rPr>
+        <w:t>现代64位系统（x86-64）中，TSS的硬件任务切换功能已被操作系统弃用，但</w:t>
+      </w:r>
+      <w:r>
+        <w:rPr>
+          <w:rFonts w:ascii="宋体" w:eastAsia="宋体" w:hAnsi="宋体" w:hint="eastAsia"/>
+          <w:sz w:val="24"/>
+          <w:szCs w:val="28"/>
+        </w:rPr>
+        <w:t>它仍然被用于处理</w:t>
+      </w:r>
+      <w:r>
+        <w:rPr>
+          <w:rFonts w:ascii="宋体" w:eastAsia="宋体" w:hAnsi="宋体" w:hint="eastAsia"/>
+          <w:sz w:val="24"/>
+          <w:szCs w:val="28"/>
+        </w:rPr>
+        <w:t>特权</w:t>
+      </w:r>
+      <w:r>
+        <w:rPr>
+          <w:rFonts w:ascii="宋体" w:eastAsia="宋体" w:hAnsi="宋体" w:hint="eastAsia"/>
+          <w:sz w:val="24"/>
+          <w:szCs w:val="28"/>
+        </w:rPr>
+        <w:t>级切换、中断处理等</w:t>
+      </w:r>
+      <w:r>
+        <w:rPr>
+          <w:rFonts w:ascii="宋体" w:eastAsia="宋体" w:hAnsi="宋体" w:hint="eastAsia"/>
+          <w:sz w:val="24"/>
+          <w:szCs w:val="28"/>
+        </w:rPr>
+        <w:t>工作</w:t>
+      </w:r>
+      <w:r>
+        <w:rPr>
+          <w:rFonts w:ascii="宋体" w:eastAsia="宋体" w:hAnsi="宋体" w:hint="eastAsia"/>
+          <w:sz w:val="24"/>
+          <w:szCs w:val="28"/>
+        </w:rPr>
+        <w:t>。</w:t>
+      </w:r>
+    </w:p>
+    <w:p>
+      <w:pPr>
+        <w:ind w:firstLine="420"/>
+        <w:jc w:val="both"/>
+        <w:rPr>
+          <w:rFonts w:ascii="宋体" w:eastAsia="宋体" w:hAnsi="宋体" w:hint="eastAsia"/>
+          <w:sz w:val="24"/>
+          <w:szCs w:val="28"/>
+        </w:rPr>
+      </w:pPr>
+      <w:r>
+        <w:rPr>
+          <w:rFonts w:ascii="宋体" w:eastAsia="宋体" w:hAnsi="宋体" w:hint="eastAsia"/>
+          <w:sz w:val="24"/>
+          <w:szCs w:val="28"/>
+        </w:rPr>
+        <w:t>【</w:t>
+      </w:r>
+      <w:r>
+        <w:rPr>
+          <w:rFonts w:ascii="宋体" w:eastAsia="宋体" w:hAnsi="宋体" w:hint="eastAsia"/>
+          <w:sz w:val="24"/>
+          <w:szCs w:val="28"/>
+        </w:rPr>
+        <w:t>分页机制（Paging）</w:t>
+      </w:r>
+      <w:r>
+        <w:rPr>
+          <w:rFonts w:ascii="宋体" w:eastAsia="宋体" w:hAnsi="宋体" w:hint="eastAsia"/>
+          <w:sz w:val="24"/>
+          <w:szCs w:val="28"/>
+        </w:rPr>
+        <w:t>】</w:t>
+      </w:r>
+      <w:r>
+        <w:rPr>
+          <w:rFonts w:ascii="宋体" w:eastAsia="宋体" w:hAnsi="宋体" w:hint="eastAsia"/>
+          <w:b/>
+          <w:bCs/>
+          <w:sz w:val="24"/>
+          <w:szCs w:val="28"/>
+        </w:rPr>
+        <w:t>分页机制</w:t>
+      </w:r>
       <w:r>
         <w:rPr>
           <w:rFonts w:ascii="宋体" w:eastAsia="宋体" w:hAnsi="宋体" w:hint="eastAsia"/>
@@ -3897,18 +4179,8 @@
           <w:sz w:val="24"/>
           <w:szCs w:val="28"/>
         </w:rPr>
-        <w:t>分</w:t>
-      </w:r>
-      <w:proofErr w:type="gramStart"/>
-      <w:r>
-        <w:rPr>
-          <w:rFonts w:ascii="宋体" w:eastAsia="宋体" w:hAnsi="宋体" w:hint="eastAsia"/>
-          <w:sz w:val="24"/>
-          <w:szCs w:val="28"/>
-        </w:rPr>
-        <w:t>页机制</w:t>
-      </w:r>
-      <w:proofErr w:type="gramEnd"/>
+        <w:t>分页机制</w:t>
+      </w:r>
       <w:r>
         <w:rPr>
           <w:rFonts w:ascii="宋体" w:eastAsia="宋体" w:hAnsi="宋体" w:hint="eastAsia"/>
@@ -3931,25 +4203,7 @@
           <w:sz w:val="24"/>
           <w:szCs w:val="28"/>
         </w:rPr>
-        <w:t>通过映射不同的物理页</w:t>
-      </w:r>
-      <w:proofErr w:type="gramStart"/>
-      <w:r>
-        <w:rPr>
-          <w:rFonts w:ascii="宋体" w:eastAsia="宋体" w:hAnsi="宋体" w:hint="eastAsia"/>
-          <w:sz w:val="24"/>
-          <w:szCs w:val="28"/>
-        </w:rPr>
-        <w:t>框确保</w:t>
-      </w:r>
-      <w:proofErr w:type="gramEnd"/>
-      <w:r>
-        <w:rPr>
-          <w:rFonts w:ascii="宋体" w:eastAsia="宋体" w:hAnsi="宋体" w:hint="eastAsia"/>
-          <w:sz w:val="24"/>
-          <w:szCs w:val="28"/>
-        </w:rPr>
-        <w:t>了进程间的严格隔离，有效防止了内存数据的相互篡改，并支持</w:t>
+        <w:t>通过映射不同的物理页框确保了进程间的严格隔离，有效防止了内存数据的相互篡改，并支持</w:t>
       </w:r>
       <w:r>
         <w:rPr>
@@ -4009,7 +4263,7 @@
                     </pic:cNvPicPr>
                   </pic:nvPicPr>
                   <pic:blipFill rotWithShape="1">
-                    <a:blip r:embed="rId11">
+                    <a:blip r:embed="rId12">
                       <a:extLst>
                         <a:ext uri="{28A0092B-C50C-407E-A947-70E740481C1C}">
                           <a14:useLocalDpi xmlns:a14="http://schemas.microsoft.com/office/drawing/2010/main" val="0"/>
@@ -4169,6 +4423,14 @@
           <w:sz w:val="24"/>
           <w:szCs w:val="28"/>
         </w:rPr>
+        <w:t>（Advanced Format, AF）</w:t>
+      </w:r>
+      <w:r>
+        <w:rPr>
+          <w:rFonts w:ascii="宋体" w:eastAsia="宋体" w:hAnsi="宋体" w:hint="eastAsia"/>
+          <w:sz w:val="24"/>
+          <w:szCs w:val="28"/>
+        </w:rPr>
         <w:t>将物理扇区数据区大小提高为4KB</w:t>
       </w:r>
       <w:r>
@@ -4380,7 +4642,7 @@
                     </pic:cNvPicPr>
                   </pic:nvPicPr>
                   <pic:blipFill>
-                    <a:blip r:embed="rId12">
+                    <a:blip r:embed="rId13">
                       <a:extLst>
                         <a:ext uri="{28A0092B-C50C-407E-A947-70E740481C1C}">
                           <a14:useLocalDpi xmlns:a14="http://schemas.microsoft.com/office/drawing/2010/main" val="0"/>
@@ -4623,54 +4885,8 @@
           <w:sz w:val="24"/>
           <w:szCs w:val="28"/>
         </w:rPr>
-        <w:t>ARMv8通过硬件逻辑，将CPU划分为</w:t>
-      </w:r>
-      <w:proofErr w:type="gramStart"/>
-      <w:r>
-        <w:rPr>
-          <w:rFonts w:ascii="宋体" w:eastAsia="宋体" w:hAnsi="宋体" w:hint="eastAsia"/>
-          <w:sz w:val="24"/>
-          <w:szCs w:val="28"/>
-        </w:rPr>
-        <w:t>安全世界/非安全世界</w:t>
-      </w:r>
-      <w:proofErr w:type="gramEnd"/>
-      <w:r>
-        <w:rPr>
-          <w:rFonts w:ascii="宋体" w:eastAsia="宋体" w:hAnsi="宋体" w:hint="eastAsia"/>
-          <w:sz w:val="24"/>
-          <w:szCs w:val="28"/>
-        </w:rPr>
-        <w:t>这两个并行的执行环境。</w:t>
-      </w:r>
-      <w:proofErr w:type="gramStart"/>
-      <w:r>
-        <w:rPr>
-          <w:rFonts w:ascii="宋体" w:eastAsia="宋体" w:hAnsi="宋体" w:hint="eastAsia"/>
-          <w:sz w:val="24"/>
-          <w:szCs w:val="28"/>
-        </w:rPr>
-        <w:t>安全世界</w:t>
-      </w:r>
-      <w:proofErr w:type="gramEnd"/>
-      <w:r>
-        <w:rPr>
-          <w:rFonts w:ascii="宋体" w:eastAsia="宋体" w:hAnsi="宋体" w:hint="eastAsia"/>
-          <w:sz w:val="24"/>
-          <w:szCs w:val="28"/>
-        </w:rPr>
-        <w:t>中运行受信任的执行环境，处理安全敏感的任务（如身份验证）；</w:t>
-      </w:r>
-      <w:proofErr w:type="gramStart"/>
-      <w:r>
-        <w:rPr>
-          <w:rFonts w:ascii="宋体" w:eastAsia="宋体" w:hAnsi="宋体" w:hint="eastAsia"/>
-          <w:sz w:val="24"/>
-          <w:szCs w:val="28"/>
-        </w:rPr>
-        <w:t>非安全世界</w:t>
-      </w:r>
-      <w:proofErr w:type="gramEnd"/>
+        <w:t>ARMv8通过硬件逻辑，将CPU划分为安全世界/非安全世界这两个并行的执行环境。安全世界中运行受信任的执行环境，处理安全敏感的任务（如身份验证）；非安全世界</w:t>
+      </w:r>
       <w:r>
         <w:rPr>
           <w:rFonts w:ascii="宋体" w:eastAsia="宋体" w:hAnsi="宋体" w:hint="eastAsia"/>
@@ -4693,25 +4909,7 @@
           <w:sz w:val="24"/>
           <w:szCs w:val="28"/>
         </w:rPr>
-        <w:t>及其应用程序，无法直接访问</w:t>
-      </w:r>
-      <w:proofErr w:type="gramStart"/>
-      <w:r>
-        <w:rPr>
-          <w:rFonts w:ascii="宋体" w:eastAsia="宋体" w:hAnsi="宋体" w:hint="eastAsia"/>
-          <w:sz w:val="24"/>
-          <w:szCs w:val="28"/>
-        </w:rPr>
-        <w:t>安全世界</w:t>
-      </w:r>
-      <w:proofErr w:type="gramEnd"/>
-      <w:r>
-        <w:rPr>
-          <w:rFonts w:ascii="宋体" w:eastAsia="宋体" w:hAnsi="宋体" w:hint="eastAsia"/>
-          <w:sz w:val="24"/>
-          <w:szCs w:val="28"/>
-        </w:rPr>
-        <w:t>的资源。</w:t>
+        <w:t>及其应用程序，无法直接访问安全世界的资源。</w:t>
       </w:r>
     </w:p>
     <w:p>
@@ -4852,7 +5050,39 @@
           <w:sz w:val="24"/>
           <w:szCs w:val="28"/>
         </w:rPr>
-        <w:t>，MBR限制计算机系统最大支持的硬盘容量为2.2TB，同时最多只能创建4个主分区</w:t>
+        <w:t>，MBR限制计算机系统最大支持的硬盘容量为2T</w:t>
+      </w:r>
+      <w:r>
+        <w:rPr>
+          <w:rFonts w:ascii="宋体" w:eastAsia="宋体" w:hAnsi="宋体" w:hint="eastAsia"/>
+          <w:sz w:val="24"/>
+          <w:szCs w:val="28"/>
+        </w:rPr>
+        <w:t>i</w:t>
+      </w:r>
+      <w:r>
+        <w:rPr>
+          <w:rFonts w:ascii="宋体" w:eastAsia="宋体" w:hAnsi="宋体" w:hint="eastAsia"/>
+          <w:sz w:val="24"/>
+          <w:szCs w:val="28"/>
+        </w:rPr>
+        <w:t>B</w:t>
+      </w:r>
+      <w:r>
+        <w:rPr>
+          <w:rFonts w:ascii="宋体" w:eastAsia="宋体" w:hAnsi="宋体" w:hint="eastAsia"/>
+          <w:sz w:val="24"/>
+          <w:szCs w:val="28"/>
+        </w:rPr>
+        <w:t>（约2.2TB）</w:t>
+      </w:r>
+      <w:r>
+        <w:rPr>
+          <w:rFonts w:ascii="宋体" w:eastAsia="宋体" w:hAnsi="宋体" w:hint="eastAsia"/>
+          <w:sz w:val="24"/>
+          <w:szCs w:val="28"/>
+        </w:rPr>
+        <w:t>，同时最多只能创建4个主分区</w:t>
       </w:r>
       <w:r>
         <w:rPr>
@@ -5022,7 +5252,39 @@
           <w:sz w:val="24"/>
           <w:szCs w:val="28"/>
         </w:rPr>
-        <w:t>GPT(GUID Partition Table)分区表使用，支持的最大硬盘容量为9.4ZB，同时可创建128个分区。</w:t>
+        <w:t>GPT(GUID Partition Table)分区表使用，支持的最大硬盘容量为</w:t>
+      </w:r>
+      <w:r>
+        <w:rPr>
+          <w:rFonts w:ascii="宋体" w:eastAsia="宋体" w:hAnsi="宋体" w:hint="eastAsia"/>
+          <w:sz w:val="24"/>
+          <w:szCs w:val="28"/>
+        </w:rPr>
+        <w:t>8ZiB（约</w:t>
+      </w:r>
+      <w:r>
+        <w:rPr>
+          <w:rFonts w:ascii="宋体" w:eastAsia="宋体" w:hAnsi="宋体" w:hint="eastAsia"/>
+          <w:sz w:val="24"/>
+          <w:szCs w:val="28"/>
+        </w:rPr>
+        <w:t>9.4ZB</w:t>
+      </w:r>
+      <w:r>
+        <w:rPr>
+          <w:rFonts w:ascii="宋体" w:eastAsia="宋体" w:hAnsi="宋体" w:hint="eastAsia"/>
+          <w:sz w:val="24"/>
+          <w:szCs w:val="28"/>
+        </w:rPr>
+        <w:t>）</w:t>
+      </w:r>
+      <w:r>
+        <w:rPr>
+          <w:rFonts w:ascii="宋体" w:eastAsia="宋体" w:hAnsi="宋体" w:hint="eastAsia"/>
+          <w:sz w:val="24"/>
+          <w:szCs w:val="28"/>
+        </w:rPr>
+        <w:t>，同时可创建128个分区。</w:t>
       </w:r>
       <w:r>
         <w:rPr>
@@ -5117,7 +5379,7 @@
                     </pic:cNvPicPr>
                   </pic:nvPicPr>
                   <pic:blipFill rotWithShape="1">
-                    <a:blip r:embed="rId13">
+                    <a:blip r:embed="rId14">
                       <a:extLst>
                         <a:ext uri="{28A0092B-C50C-407E-A947-70E740481C1C}">
                           <a14:useLocalDpi xmlns:a14="http://schemas.microsoft.com/office/drawing/2010/main" val="0"/>
@@ -5445,25 +5707,7 @@
           <w:sz w:val="24"/>
           <w:szCs w:val="28"/>
         </w:rPr>
-        <w:t>在字符串和内存块移动操作中，指向</w:t>
-      </w:r>
-      <w:proofErr w:type="gramStart"/>
-      <w:r>
-        <w:rPr>
-          <w:rFonts w:ascii="宋体" w:eastAsia="宋体" w:hAnsi="宋体" w:hint="eastAsia"/>
-          <w:sz w:val="24"/>
-          <w:szCs w:val="28"/>
-        </w:rPr>
-        <w:t>源数据</w:t>
-      </w:r>
-      <w:proofErr w:type="gramEnd"/>
-      <w:r>
-        <w:rPr>
-          <w:rFonts w:ascii="宋体" w:eastAsia="宋体" w:hAnsi="宋体" w:hint="eastAsia"/>
-          <w:sz w:val="24"/>
-          <w:szCs w:val="28"/>
-        </w:rPr>
-        <w:t>的地址</w:t>
+        <w:t>在字符串和内存块移动操作中，指向源数据的地址</w:t>
       </w:r>
       <w:r>
         <w:rPr>
@@ -5531,25 +5775,7 @@
           <w:sz w:val="24"/>
           <w:szCs w:val="28"/>
         </w:rPr>
-        <w:t>指向当前函数</w:t>
-      </w:r>
-      <w:proofErr w:type="gramStart"/>
-      <w:r>
-        <w:rPr>
-          <w:rFonts w:ascii="宋体" w:eastAsia="宋体" w:hAnsi="宋体" w:hint="eastAsia"/>
-          <w:sz w:val="24"/>
-          <w:szCs w:val="28"/>
-        </w:rPr>
-        <w:t>栈</w:t>
-      </w:r>
-      <w:proofErr w:type="gramEnd"/>
-      <w:r>
-        <w:rPr>
-          <w:rFonts w:ascii="宋体" w:eastAsia="宋体" w:hAnsi="宋体" w:hint="eastAsia"/>
-          <w:sz w:val="24"/>
-          <w:szCs w:val="28"/>
-        </w:rPr>
-        <w:t>帧的底部</w:t>
+        <w:t>指向当前函数栈帧的底部</w:t>
       </w:r>
       <w:r>
         <w:rPr>
@@ -5583,43 +5809,7 @@
           <w:sz w:val="24"/>
           <w:szCs w:val="28"/>
         </w:rPr>
-        <w:t>指向当前调用</w:t>
-      </w:r>
-      <w:proofErr w:type="gramStart"/>
-      <w:r>
-        <w:rPr>
-          <w:rFonts w:ascii="宋体" w:eastAsia="宋体" w:hAnsi="宋体" w:hint="eastAsia"/>
-          <w:sz w:val="24"/>
-          <w:szCs w:val="28"/>
-        </w:rPr>
-        <w:t>栈</w:t>
-      </w:r>
-      <w:proofErr w:type="gramEnd"/>
-      <w:r>
-        <w:rPr>
-          <w:rFonts w:ascii="宋体" w:eastAsia="宋体" w:hAnsi="宋体" w:hint="eastAsia"/>
-          <w:sz w:val="24"/>
-          <w:szCs w:val="28"/>
-        </w:rPr>
-        <w:t>的</w:t>
-      </w:r>
-      <w:proofErr w:type="gramStart"/>
-      <w:r>
-        <w:rPr>
-          <w:rFonts w:ascii="宋体" w:eastAsia="宋体" w:hAnsi="宋体" w:hint="eastAsia"/>
-          <w:sz w:val="24"/>
-          <w:szCs w:val="28"/>
-        </w:rPr>
-        <w:t>栈</w:t>
-      </w:r>
-      <w:proofErr w:type="gramEnd"/>
-      <w:r>
-        <w:rPr>
-          <w:rFonts w:ascii="宋体" w:eastAsia="宋体" w:hAnsi="宋体" w:hint="eastAsia"/>
-          <w:sz w:val="24"/>
-          <w:szCs w:val="28"/>
-        </w:rPr>
-        <w:t>顶</w:t>
+        <w:t>指向当前调用栈的栈顶</w:t>
       </w:r>
       <w:r>
         <w:rPr>
@@ -5665,25 +5855,7 @@
           <w:sz w:val="24"/>
           <w:szCs w:val="28"/>
         </w:rPr>
-        <w:t>结合偏移</w:t>
-      </w:r>
-      <w:proofErr w:type="gramStart"/>
-      <w:r>
-        <w:rPr>
-          <w:rFonts w:ascii="宋体" w:eastAsia="宋体" w:hAnsi="宋体" w:hint="eastAsia"/>
-          <w:sz w:val="24"/>
-          <w:szCs w:val="28"/>
-        </w:rPr>
-        <w:t>量用于</w:t>
-      </w:r>
-      <w:proofErr w:type="gramEnd"/>
-      <w:r>
-        <w:rPr>
-          <w:rFonts w:ascii="宋体" w:eastAsia="宋体" w:hAnsi="宋体" w:hint="eastAsia"/>
-          <w:sz w:val="24"/>
-          <w:szCs w:val="28"/>
-        </w:rPr>
-        <w:t>计算物理地址</w:t>
+        <w:t>结合偏移量用于计算物理地址</w:t>
       </w:r>
       <w:r>
         <w:rPr>
@@ -5777,25 +5949,7 @@
           <w:sz w:val="24"/>
           <w:szCs w:val="28"/>
         </w:rPr>
-        <w:t>（</w:t>
-      </w:r>
-      <w:proofErr w:type="gramStart"/>
-      <w:r>
-        <w:rPr>
-          <w:rFonts w:ascii="宋体" w:eastAsia="宋体" w:hAnsi="宋体" w:hint="eastAsia"/>
-          <w:sz w:val="24"/>
-          <w:szCs w:val="28"/>
-        </w:rPr>
-        <w:t>栈</w:t>
-      </w:r>
-      <w:proofErr w:type="gramEnd"/>
-      <w:r>
-        <w:rPr>
-          <w:rFonts w:ascii="宋体" w:eastAsia="宋体" w:hAnsi="宋体" w:hint="eastAsia"/>
-          <w:sz w:val="24"/>
-          <w:szCs w:val="28"/>
-        </w:rPr>
-        <w:t>段，与EBP、ESP配合使用），</w:t>
+        <w:t>（栈段，与EBP、ESP配合使用），</w:t>
       </w:r>
       <w:r>
         <w:rPr>
@@ -6069,7 +6223,7 @@
                     </pic:cNvPicPr>
                   </pic:nvPicPr>
                   <pic:blipFill>
-                    <a:blip r:embed="rId14" cstate="print">
+                    <a:blip r:embed="rId15" cstate="print">
                       <a:extLst>
                         <a:ext uri="{28A0092B-C50C-407E-A947-70E740481C1C}">
                           <a14:useLocalDpi xmlns:a14="http://schemas.microsoft.com/office/drawing/2010/main" val="0"/>
@@ -6267,7 +6421,7 @@
                     </pic:cNvPicPr>
                   </pic:nvPicPr>
                   <pic:blipFill>
-                    <a:blip r:embed="rId15" cstate="print">
+                    <a:blip r:embed="rId16" cstate="print">
                       <a:extLst>
                         <a:ext uri="{28A0092B-C50C-407E-A947-70E740481C1C}">
                           <a14:useLocalDpi xmlns:a14="http://schemas.microsoft.com/office/drawing/2010/main" val="0"/>
@@ -6386,25 +6540,7 @@
           <w:sz w:val="24"/>
           <w:szCs w:val="28"/>
         </w:rPr>
-        <w:t>，其中X0-X7通常用于传递函数参数和返回值，X29作为</w:t>
-      </w:r>
-      <w:proofErr w:type="gramStart"/>
-      <w:r>
-        <w:rPr>
-          <w:rFonts w:ascii="宋体" w:eastAsia="宋体" w:hAnsi="宋体" w:hint="eastAsia"/>
-          <w:sz w:val="24"/>
-          <w:szCs w:val="28"/>
-        </w:rPr>
-        <w:t>帧</w:t>
-      </w:r>
-      <w:proofErr w:type="gramEnd"/>
-      <w:r>
-        <w:rPr>
-          <w:rFonts w:ascii="宋体" w:eastAsia="宋体" w:hAnsi="宋体" w:hint="eastAsia"/>
-          <w:sz w:val="24"/>
-          <w:szCs w:val="28"/>
-        </w:rPr>
-        <w:t>指针</w:t>
+        <w:t>，其中X0-X7通常用于传递函数参数和返回值，X29作为帧指针</w:t>
       </w:r>
       <w:r>
         <w:rPr>
@@ -6420,25 +6556,7 @@
           <w:sz w:val="24"/>
           <w:szCs w:val="28"/>
         </w:rPr>
-        <w:t>追踪</w:t>
-      </w:r>
-      <w:proofErr w:type="gramStart"/>
-      <w:r>
-        <w:rPr>
-          <w:rFonts w:ascii="宋体" w:eastAsia="宋体" w:hAnsi="宋体" w:hint="eastAsia"/>
-          <w:sz w:val="24"/>
-          <w:szCs w:val="28"/>
-        </w:rPr>
-        <w:t>栈</w:t>
-      </w:r>
-      <w:proofErr w:type="gramEnd"/>
-      <w:r>
-        <w:rPr>
-          <w:rFonts w:ascii="宋体" w:eastAsia="宋体" w:hAnsi="宋体" w:hint="eastAsia"/>
-          <w:sz w:val="24"/>
-          <w:szCs w:val="28"/>
-        </w:rPr>
-        <w:t>帧</w:t>
+        <w:t>追踪栈帧</w:t>
       </w:r>
       <w:r>
         <w:rPr>
@@ -6681,7 +6799,7 @@
                     </pic:cNvPicPr>
                   </pic:nvPicPr>
                   <pic:blipFill>
-                    <a:blip r:embed="rId16" cstate="print">
+                    <a:blip r:embed="rId17" cstate="print">
                       <a:extLst>
                         <a:ext uri="{28A0092B-C50C-407E-A947-70E740481C1C}">
                           <a14:useLocalDpi xmlns:a14="http://schemas.microsoft.com/office/drawing/2010/main" val="0"/>
@@ -6786,25 +6904,7 @@
           <w:sz w:val="24"/>
           <w:szCs w:val="28"/>
         </w:rPr>
-        <w:t>)存放栈指针（指向当前</w:t>
-      </w:r>
-      <w:proofErr w:type="gramStart"/>
-      <w:r>
-        <w:rPr>
-          <w:rFonts w:ascii="宋体" w:eastAsia="宋体" w:hAnsi="宋体" w:hint="eastAsia"/>
-          <w:sz w:val="24"/>
-          <w:szCs w:val="28"/>
-        </w:rPr>
-        <w:t>栈</w:t>
-      </w:r>
-      <w:proofErr w:type="gramEnd"/>
-      <w:r>
-        <w:rPr>
-          <w:rFonts w:ascii="宋体" w:eastAsia="宋体" w:hAnsi="宋体" w:hint="eastAsia"/>
-          <w:sz w:val="24"/>
-          <w:szCs w:val="28"/>
-        </w:rPr>
-        <w:t>顶），x3(</w:t>
+        <w:t>)存放栈指针（指向当前栈顶），x3(</w:t>
       </w:r>
       <w:proofErr w:type="spellStart"/>
       <w:r>
@@ -7083,7 +7183,7 @@
                     </pic:cNvPicPr>
                   </pic:nvPicPr>
                   <pic:blipFill>
-                    <a:blip r:embed="rId17">
+                    <a:blip r:embed="rId18">
                       <a:extLst>
                         <a:ext uri="{28A0092B-C50C-407E-A947-70E740481C1C}">
                           <a14:useLocalDpi xmlns:a14="http://schemas.microsoft.com/office/drawing/2010/main" val="0"/>
@@ -7236,25 +7336,7 @@
           <w:sz w:val="24"/>
           <w:szCs w:val="28"/>
         </w:rPr>
-        <w:t>数据选通信号DQS的延迟，使其与时钟信号CK在每一颗DRAM颗粒的接收</w:t>
-      </w:r>
-      <w:proofErr w:type="gramStart"/>
-      <w:r>
-        <w:rPr>
-          <w:rFonts w:ascii="宋体" w:eastAsia="宋体" w:hAnsi="宋体" w:hint="eastAsia"/>
-          <w:sz w:val="24"/>
-          <w:szCs w:val="28"/>
-        </w:rPr>
-        <w:t>端严格</w:t>
-      </w:r>
-      <w:proofErr w:type="gramEnd"/>
-      <w:r>
-        <w:rPr>
-          <w:rFonts w:ascii="宋体" w:eastAsia="宋体" w:hAnsi="宋体" w:hint="eastAsia"/>
-          <w:sz w:val="24"/>
-          <w:szCs w:val="28"/>
-        </w:rPr>
-        <w:t>对齐</w:t>
+        <w:t>数据选通信号DQS的延迟，使其与时钟信号CK在每一颗DRAM颗粒的接收端严格对齐</w:t>
       </w:r>
       <w:r>
         <w:rPr>
@@ -7533,23 +7615,21 @@
         </w:rPr>
         <w:t>相比ARMv7，</w:t>
       </w:r>
-      <w:proofErr w:type="gramStart"/>
-      <w:r>
-        <w:rPr>
-          <w:rFonts w:ascii="宋体" w:eastAsia="宋体" w:hAnsi="宋体" w:hint="eastAsia"/>
-          <w:sz w:val="24"/>
-          <w:szCs w:val="28"/>
-        </w:rPr>
-        <w:t>移除了</w:t>
-      </w:r>
-      <w:proofErr w:type="gramEnd"/>
-      <w:r>
-        <w:rPr>
-          <w:rFonts w:ascii="宋体" w:eastAsia="宋体" w:hAnsi="宋体" w:hint="eastAsia"/>
-          <w:sz w:val="24"/>
-          <w:szCs w:val="28"/>
-        </w:rPr>
-        <w:t>绝大部分指令的条件执行后缀支持（避免在现代的深度流水线CPU中带来严重的预测压力），仅保留少数专用条件指令；引入了清晰的异常级别模型，将异常级别分为EL0（用户应用程序）、EL1（操作系统内核）、EL2（虚拟化监控程序）、EL3（安全监视器）</w:t>
+      <w:r>
+        <w:rPr>
+          <w:rFonts w:ascii="宋体" w:eastAsia="宋体" w:hAnsi="宋体" w:hint="eastAsia"/>
+          <w:sz w:val="24"/>
+          <w:szCs w:val="28"/>
+        </w:rPr>
+        <w:t>在其64位执行状态（AArch64）下引入的A64指令集中</w:t>
+      </w:r>
+      <w:r>
+        <w:rPr>
+          <w:rFonts w:ascii="宋体" w:eastAsia="宋体" w:hAnsi="宋体" w:hint="eastAsia"/>
+          <w:sz w:val="24"/>
+          <w:szCs w:val="28"/>
+        </w:rPr>
+        <w:t>移除了绝大部分指令的条件执行后缀支持（避免在现代的深度流水线CPU中带来严重的预测压力），仅保留少数专用条件指令；引入了清晰的异常级别模型，将异常级别分为EL0（用户应用程序）、EL1（操作系统内核）、EL2（虚拟化监控程序）、EL3（安全监视器）</w:t>
       </w:r>
       <w:r>
         <w:rPr>
@@ -7838,25 +7918,7 @@
           <w:sz w:val="18"/>
           <w:szCs w:val="20"/>
         </w:rPr>
-        <w:t>[1]袁茜茜.探究计算机的启动过程[J].微型机与应用,2016,35(03):</w:t>
-      </w:r>
-      <w:proofErr w:type="gramStart"/>
-      <w:r>
-        <w:rPr>
-          <w:rFonts w:ascii="宋体" w:eastAsia="宋体" w:hAnsi="宋体" w:hint="eastAsia"/>
-          <w:sz w:val="18"/>
-          <w:szCs w:val="20"/>
-        </w:rPr>
-        <w:t>38-40.DOI:10.19358/j.issn</w:t>
-      </w:r>
-      <w:proofErr w:type="gramEnd"/>
-      <w:r>
-        <w:rPr>
-          <w:rFonts w:ascii="宋体" w:eastAsia="宋体" w:hAnsi="宋体" w:hint="eastAsia"/>
-          <w:sz w:val="18"/>
-          <w:szCs w:val="20"/>
-        </w:rPr>
-        <w:t>.1674-7720.2016.03.013.</w:t>
+        <w:t>[1]袁茜茜.探究计算机的启动过程[J].微型机与应用,2016,35(03):38-40.DOI:10.19358/j.issn.1674-7720.2016.03.013.</w:t>
       </w:r>
     </w:p>
     <w:p>
@@ -7881,7 +7943,7 @@
         </w:rPr>
         <w:t xml:space="preserve"> </w:t>
       </w:r>
-      <w:hyperlink r:id="rId18" w:history="1">
+      <w:hyperlink r:id="rId19" w:history="1">
         <w:r>
           <w:rPr>
             <w:rStyle w:val="af2"/>
@@ -7962,7 +8024,7 @@
         </w:rPr>
         <w:t xml:space="preserve"> </w:t>
       </w:r>
-      <w:hyperlink r:id="rId19" w:history="1">
+      <w:hyperlink r:id="rId20" w:history="1">
         <w:r>
           <w:rPr>
             <w:rStyle w:val="af2"/>
@@ -8012,7 +8074,7 @@
         </w:rPr>
         <w:t xml:space="preserve"> </w:t>
       </w:r>
-      <w:hyperlink r:id="rId20" w:history="1">
+      <w:hyperlink r:id="rId21" w:history="1">
         <w:r>
           <w:rPr>
             <w:rStyle w:val="af2"/>
@@ -8040,7 +8102,6 @@
         </w:rPr>
         <w:t>[</w:t>
       </w:r>
-      <w:proofErr w:type="gramStart"/>
       <w:r>
         <w:rPr>
           <w:rFonts w:ascii="宋体" w:eastAsia="宋体" w:hAnsi="宋体" w:hint="eastAsia"/>
@@ -8055,16 +8116,7 @@
           <w:sz w:val="18"/>
           <w:szCs w:val="20"/>
         </w:rPr>
-        <w:t>]Trusted</w:t>
-      </w:r>
-      <w:proofErr w:type="gramEnd"/>
-      <w:r>
-        <w:rPr>
-          <w:rFonts w:ascii="宋体" w:eastAsia="宋体" w:hAnsi="宋体" w:hint="eastAsia"/>
-          <w:sz w:val="18"/>
-          <w:szCs w:val="20"/>
-        </w:rPr>
-        <w:t xml:space="preserve"> Firmware-A Documentation:</w:t>
+        <w:t>]Trusted Firmware-A Documentation:</w:t>
       </w:r>
       <w:r>
         <w:rPr>
@@ -8072,7 +8124,7 @@
         </w:rPr>
         <w:t xml:space="preserve"> </w:t>
       </w:r>
-      <w:hyperlink r:id="rId21" w:history="1">
+      <w:hyperlink r:id="rId22" w:history="1">
         <w:r>
           <w:rPr>
             <w:rStyle w:val="af2"/>
@@ -8122,7 +8174,7 @@
         </w:rPr>
         <w:t xml:space="preserve"> </w:t>
       </w:r>
-      <w:hyperlink r:id="rId22" w:history="1">
+      <w:hyperlink r:id="rId23" w:history="1">
         <w:r>
           <w:rPr>
             <w:rStyle w:val="af2"/>
@@ -8164,25 +8216,7 @@
           <w:sz w:val="18"/>
           <w:szCs w:val="20"/>
         </w:rPr>
-        <w:t>]RISC-V CPU加</w:t>
-      </w:r>
-      <w:proofErr w:type="gramStart"/>
-      <w:r>
-        <w:rPr>
-          <w:rFonts w:ascii="宋体" w:eastAsia="宋体" w:hAnsi="宋体" w:hint="eastAsia"/>
-          <w:sz w:val="18"/>
-          <w:szCs w:val="20"/>
-        </w:rPr>
-        <w:t>电执行</w:t>
-      </w:r>
-      <w:proofErr w:type="gramEnd"/>
-      <w:r>
-        <w:rPr>
-          <w:rFonts w:ascii="宋体" w:eastAsia="宋体" w:hAnsi="宋体" w:hint="eastAsia"/>
-          <w:sz w:val="18"/>
-          <w:szCs w:val="20"/>
-        </w:rPr>
-        <w:t>流程:</w:t>
+        <w:t>]RISC-V CPU加电执行流程:</w:t>
       </w:r>
       <w:r>
         <w:rPr>
@@ -8192,7 +8226,7 @@
         </w:rPr>
         <w:t xml:space="preserve"> </w:t>
       </w:r>
-      <w:hyperlink r:id="rId23" w:history="1">
+      <w:hyperlink r:id="rId24" w:history="1">
         <w:r>
           <w:rPr>
             <w:rStyle w:val="af2"/>
@@ -8260,7 +8294,7 @@
         </w:rPr>
         <w:t xml:space="preserve"> </w:t>
       </w:r>
-      <w:hyperlink r:id="rId24" w:history="1">
+      <w:hyperlink r:id="rId25" w:history="1">
         <w:r>
           <w:rPr>
             <w:rStyle w:val="af2"/>
@@ -8310,7 +8344,7 @@
         </w:rPr>
         <w:t xml:space="preserve"> </w:t>
       </w:r>
-      <w:hyperlink r:id="rId25" w:history="1">
+      <w:hyperlink r:id="rId26" w:history="1">
         <w:r>
           <w:rPr>
             <w:rStyle w:val="af2"/>
@@ -8360,7 +8394,7 @@
         </w:rPr>
         <w:t xml:space="preserve"> </w:t>
       </w:r>
-      <w:hyperlink r:id="rId26" w:history="1">
+      <w:hyperlink r:id="rId27" w:history="1">
         <w:r>
           <w:rPr>
             <w:rStyle w:val="af2"/>
@@ -8426,7 +8460,7 @@
         </w:rPr>
         <w:t xml:space="preserve"> </w:t>
       </w:r>
-      <w:hyperlink r:id="rId27" w:history="1">
+      <w:hyperlink r:id="rId28" w:history="1">
         <w:r>
           <w:rPr>
             <w:rStyle w:val="af2"/>
@@ -8476,7 +8510,7 @@
         </w:rPr>
         <w:t xml:space="preserve"> </w:t>
       </w:r>
-      <w:hyperlink r:id="rId28" w:history="1">
+      <w:hyperlink r:id="rId29" w:history="1">
         <w:r>
           <w:rPr>
             <w:rStyle w:val="af2"/>
@@ -8510,7 +8544,7 @@
         </w:rPr>
         <w:t xml:space="preserve"> </w:t>
       </w:r>
-      <w:hyperlink r:id="rId29" w:history="1">
+      <w:hyperlink r:id="rId30" w:history="1">
         <w:r>
           <w:rPr>
             <w:rStyle w:val="af2"/>
@@ -8586,7 +8620,7 @@
         </w:rPr>
         <w:t xml:space="preserve"> </w:t>
       </w:r>
-      <w:hyperlink r:id="rId30" w:history="1">
+      <w:hyperlink r:id="rId31" w:history="1">
         <w:r>
           <w:rPr>
             <w:rStyle w:val="af2"/>
@@ -8652,7 +8686,7 @@
         </w:rPr>
         <w:t xml:space="preserve"> </w:t>
       </w:r>
-      <w:hyperlink r:id="rId31" w:history="1">
+      <w:hyperlink r:id="rId32" w:history="1">
         <w:r>
           <w:rPr>
             <w:rStyle w:val="af2"/>
@@ -8702,7 +8736,7 @@
         </w:rPr>
         <w:t xml:space="preserve"> </w:t>
       </w:r>
-      <w:hyperlink r:id="rId32" w:history="1">
+      <w:hyperlink r:id="rId33" w:history="1">
         <w:r>
           <w:rPr>
             <w:rStyle w:val="af2"/>
@@ -8760,7 +8794,7 @@
         </w:rPr>
         <w:t xml:space="preserve"> </w:t>
       </w:r>
-      <w:hyperlink r:id="rId33" w:history="1">
+      <w:hyperlink r:id="rId34" w:history="1">
         <w:r>
           <w:rPr>
             <w:rStyle w:val="af2"/>
@@ -8810,7 +8844,7 @@
         </w:rPr>
         <w:t xml:space="preserve"> </w:t>
       </w:r>
-      <w:hyperlink r:id="rId34" w:history="1">
+      <w:hyperlink r:id="rId35" w:history="1">
         <w:r>
           <w:rPr>
             <w:rStyle w:val="af2"/>
@@ -8868,7 +8902,7 @@
         </w:rPr>
         <w:t xml:space="preserve"> </w:t>
       </w:r>
-      <w:hyperlink r:id="rId35" w:history="1">
+      <w:hyperlink r:id="rId36" w:history="1">
         <w:r>
           <w:rPr>
             <w:rStyle w:val="af2"/>
@@ -8926,7 +8960,7 @@
         </w:rPr>
         <w:t xml:space="preserve"> </w:t>
       </w:r>
-      <w:hyperlink r:id="rId36" w:history="1">
+      <w:hyperlink r:id="rId37" w:history="1">
         <w:r>
           <w:rPr>
             <w:rStyle w:val="af2"/>
@@ -9002,7 +9036,7 @@
         </w:rPr>
         <w:t xml:space="preserve"> </w:t>
       </w:r>
-      <w:hyperlink r:id="rId37" w:history="1">
+      <w:hyperlink r:id="rId38" w:history="1">
         <w:r>
           <w:rPr>
             <w:rStyle w:val="af2"/>
@@ -9060,7 +9094,7 @@
         </w:rPr>
         <w:t xml:space="preserve"> </w:t>
       </w:r>
-      <w:hyperlink r:id="rId38" w:history="1">
+      <w:hyperlink r:id="rId39" w:history="1">
         <w:r>
           <w:rPr>
             <w:rStyle w:val="af2"/>
@@ -9110,7 +9144,7 @@
         </w:rPr>
         <w:t xml:space="preserve"> </w:t>
       </w:r>
-      <w:hyperlink r:id="rId39" w:history="1">
+      <w:hyperlink r:id="rId40" w:history="1">
         <w:r>
           <w:rPr>
             <w:rStyle w:val="af2"/>
@@ -9202,7 +9236,7 @@
         </w:rPr>
         <w:t xml:space="preserve"> </w:t>
       </w:r>
-      <w:hyperlink r:id="rId40" w:history="1">
+      <w:hyperlink r:id="rId41" w:history="1">
         <w:r>
           <w:rPr>
             <w:rStyle w:val="af2"/>
@@ -9276,7 +9310,7 @@
         </w:rPr>
         <w:t xml:space="preserve"> </w:t>
       </w:r>
-      <w:hyperlink r:id="rId41" w:history="1">
+      <w:hyperlink r:id="rId42" w:history="1">
         <w:r>
           <w:rPr>
             <w:rStyle w:val="af2"/>
@@ -9352,7 +9386,7 @@
         </w:rPr>
         <w:t xml:space="preserve"> </w:t>
       </w:r>
-      <w:hyperlink r:id="rId42" w:history="1">
+      <w:hyperlink r:id="rId43" w:history="1">
         <w:r>
           <w:rPr>
             <w:rStyle w:val="af2"/>
@@ -9402,18 +9436,8 @@
           <w:sz w:val="18"/>
           <w:szCs w:val="20"/>
         </w:rPr>
-        <w:t xml:space="preserve">rk3588 </w:t>
-      </w:r>
-      <w:proofErr w:type="gramStart"/>
-      <w:r>
-        <w:rPr>
-          <w:rFonts w:ascii="宋体" w:eastAsia="宋体" w:hAnsi="宋体" w:hint="eastAsia"/>
-          <w:sz w:val="18"/>
-          <w:szCs w:val="20"/>
-        </w:rPr>
-        <w:t>安全世界和非安全世界</w:t>
-      </w:r>
-      <w:proofErr w:type="gramEnd"/>
+        <w:t>rk3588 安全世界和非安全世界</w:t>
+      </w:r>
       <w:r>
         <w:rPr>
           <w:rFonts w:ascii="宋体" w:eastAsia="宋体" w:hAnsi="宋体" w:hint="eastAsia"/>
@@ -9428,7 +9452,7 @@
         </w:rPr>
         <w:t xml:space="preserve"> </w:t>
       </w:r>
-      <w:hyperlink r:id="rId43" w:history="1">
+      <w:hyperlink r:id="rId44" w:history="1">
         <w:r>
           <w:rPr>
             <w:rStyle w:val="af2"/>
@@ -9494,7 +9518,7 @@
         </w:rPr>
         <w:t xml:space="preserve"> </w:t>
       </w:r>
-      <w:hyperlink r:id="rId44" w:history="1">
+      <w:hyperlink r:id="rId45" w:history="1">
         <w:r>
           <w:rPr>
             <w:rStyle w:val="af2"/>
@@ -9544,7 +9568,7 @@
         </w:rPr>
         <w:t xml:space="preserve"> </w:t>
       </w:r>
-      <w:hyperlink r:id="rId45" w:history="1">
+      <w:hyperlink r:id="rId46" w:history="1">
         <w:r>
           <w:rPr>
             <w:rStyle w:val="af2"/>
@@ -9553,6 +9577,140 @@
             <w:szCs w:val="20"/>
           </w:rPr>
           <w:t>https://www.cnblogs.com/ToTigerMountain/articles/18669860</w:t>
+        </w:r>
+      </w:hyperlink>
+    </w:p>
+    <w:p>
+      <w:pPr>
+        <w:rPr>
+          <w:rFonts w:ascii="宋体" w:eastAsia="宋体" w:hAnsi="宋体"/>
+          <w:sz w:val="18"/>
+          <w:szCs w:val="20"/>
+        </w:rPr>
+      </w:pPr>
+      <w:r>
+        <w:rPr>
+          <w:rFonts w:ascii="宋体" w:eastAsia="宋体" w:hAnsi="宋体" w:hint="eastAsia"/>
+          <w:sz w:val="18"/>
+          <w:szCs w:val="20"/>
+        </w:rPr>
+        <w:t>[31]</w:t>
+      </w:r>
+      <w:r>
+        <w:rPr>
+          <w:rFonts w:ascii="宋体" w:eastAsia="宋体" w:hAnsi="宋体" w:hint="eastAsia"/>
+          <w:sz w:val="18"/>
+          <w:szCs w:val="20"/>
+        </w:rPr>
+        <w:t>郭健： Linux内存模型——平坦、非连续与稀疏</w:t>
+      </w:r>
+      <w:r>
+        <w:rPr>
+          <w:rFonts w:ascii="宋体" w:eastAsia="宋体" w:hAnsi="宋体" w:hint="eastAsia"/>
+          <w:sz w:val="18"/>
+          <w:szCs w:val="20"/>
+        </w:rPr>
+        <w:t>:</w:t>
+      </w:r>
+      <w:r>
+        <w:rPr>
+          <w:rFonts w:hint="eastAsia"/>
+        </w:rPr>
+        <w:t xml:space="preserve"> </w:t>
+      </w:r>
+      <w:hyperlink r:id="rId47" w:history="1">
+        <w:r>
+          <w:rPr>
+            <w:rStyle w:val="af2"/>
+            <w:rFonts w:ascii="宋体" w:eastAsia="宋体" w:hAnsi="宋体" w:hint="eastAsia"/>
+            <w:sz w:val="18"/>
+            <w:szCs w:val="20"/>
+          </w:rPr>
+          <w:t>https://cloud.tencent.com/developer/article/1518174</w:t>
+        </w:r>
+      </w:hyperlink>
+    </w:p>
+    <w:p>
+      <w:pPr>
+        <w:rPr>
+          <w:rFonts w:ascii="宋体" w:eastAsia="宋体" w:hAnsi="宋体"/>
+          <w:sz w:val="18"/>
+          <w:szCs w:val="20"/>
+        </w:rPr>
+      </w:pPr>
+      <w:r>
+        <w:rPr>
+          <w:rFonts w:ascii="宋体" w:eastAsia="宋体" w:hAnsi="宋体" w:hint="eastAsia"/>
+          <w:sz w:val="18"/>
+          <w:szCs w:val="20"/>
+        </w:rPr>
+        <w:t>[32]平坦模型:</w:t>
+      </w:r>
+      <w:r>
+        <w:rPr>
+          <w:rFonts w:hint="eastAsia"/>
+        </w:rPr>
+        <w:t xml:space="preserve"> </w:t>
+      </w:r>
+      <w:hyperlink r:id="rId48" w:history="1">
+        <w:r>
+          <w:rPr>
+            <w:rStyle w:val="af2"/>
+            <w:rFonts w:ascii="宋体" w:eastAsia="宋体" w:hAnsi="宋体" w:hint="eastAsia"/>
+            <w:sz w:val="18"/>
+            <w:szCs w:val="20"/>
+          </w:rPr>
+          <w:t>https://xiaoeeyu.github.io/2022/12/11/32-%E5%B9%B3%E5%9D%A6%E6%A8%A1%E5%9E%8B/index.html</w:t>
+        </w:r>
+      </w:hyperlink>
+    </w:p>
+    <w:p>
+      <w:pPr>
+        <w:rPr>
+          <w:rFonts w:ascii="宋体" w:eastAsia="宋体" w:hAnsi="宋体"/>
+          <w:sz w:val="18"/>
+          <w:szCs w:val="20"/>
+        </w:rPr>
+      </w:pPr>
+      <w:r>
+        <w:rPr>
+          <w:rFonts w:ascii="宋体" w:eastAsia="宋体" w:hAnsi="宋体" w:hint="eastAsia"/>
+          <w:sz w:val="18"/>
+          <w:szCs w:val="20"/>
+        </w:rPr>
+        <w:t>[33]</w:t>
+      </w:r>
+      <w:r>
+        <w:rPr>
+          <w:rFonts w:ascii="宋体" w:eastAsia="宋体" w:hAnsi="宋体" w:hint="eastAsia"/>
+          <w:sz w:val="18"/>
+          <w:szCs w:val="20"/>
+        </w:rPr>
+        <w:t>13-任务状态段（TSS）</w:t>
+      </w:r>
+      <w:r>
+        <w:rPr>
+          <w:rFonts w:ascii="宋体" w:eastAsia="宋体" w:hAnsi="宋体" w:hint="eastAsia"/>
+          <w:sz w:val="18"/>
+          <w:szCs w:val="20"/>
+        </w:rPr>
+        <w:t>:</w:t>
+      </w:r>
+      <w:r>
+        <w:rPr>
+          <w:rFonts w:hint="eastAsia"/>
+        </w:rPr>
+        <w:t xml:space="preserve"> </w:t>
+      </w:r>
+      <w:hyperlink r:id="rId49" w:history="1">
+        <w:r>
+          <w:rPr>
+            <w:rStyle w:val="af2"/>
+            <w:rFonts w:ascii="宋体" w:eastAsia="宋体" w:hAnsi="宋体" w:hint="eastAsia"/>
+            <w:sz w:val="18"/>
+            <w:szCs w:val="20"/>
+          </w:rPr>
+          <w:t>https://blog.csdn.net/q1007729991/article/details/52650822</w:t>
         </w:r>
       </w:hyperlink>
     </w:p>
